--- a/themes/appendices/appendices draft.docx
+++ b/themes/appendices/appendices draft.docx
@@ -2062,7 +2062,7 @@
               <w:jc w:val="left"/>
             </w:pPr>
             <w:r>
-              <w:t xml:space="preserve">Я контактировала с заболевшим человеком</w:t>
+              <w:t xml:space="preserve">Я контактировала с заболевшим человеком; у ребёнка в семье сыпь; в детском саду или школе вспышка инфекции</w:t>
             </w:r>
           </w:p>
         </w:tc>
@@ -2086,21 +2086,21 @@
               <w:jc w:val="left"/>
             </w:pPr>
             <w:r>
-              <w:t xml:space="preserve">Тема 9, разделы 9.9 и 9.10</w:t>
-            </w:r>
-          </w:p>
-        </w:tc>
-      </w:tr>
-      <w:tr>
-        <w:tc>
-          <w:tcPr/>
-          <w:p>
-            <w:pPr>
-              <w:pStyle w:val="Compact"/>
-              <w:jc w:val="left"/>
-            </w:pPr>
-            <w:r>
-              <w:t xml:space="preserve">У ребёнка в семье сыпь, в детском саду вспышка инфекции</w:t>
+              <w:t xml:space="preserve">Тема 9, разделы 9.2, 9.9 и 9.10</w:t>
+            </w:r>
+          </w:p>
+        </w:tc>
+      </w:tr>
+      <w:tr>
+        <w:tc>
+          <w:tcPr/>
+          <w:p>
+            <w:pPr>
+              <w:pStyle w:val="Compact"/>
+              <w:jc w:val="left"/>
+            </w:pPr>
+            <w:r>
+              <w:t xml:space="preserve">Меня укусил клещ</w:t>
             </w:r>
           </w:p>
         </w:tc>
@@ -2124,21 +2124,21 @@
               <w:jc w:val="left"/>
             </w:pPr>
             <w:r>
-              <w:t xml:space="preserve">Тема 9, разделы 9.2 и 9.10</w:t>
-            </w:r>
-          </w:p>
-        </w:tc>
-      </w:tr>
-      <w:tr>
-        <w:tc>
-          <w:tcPr/>
-          <w:p>
-            <w:pPr>
-              <w:pStyle w:val="Compact"/>
-              <w:jc w:val="left"/>
-            </w:pPr>
-            <w:r>
-              <w:t xml:space="preserve">Меня укусил клещ</w:t>
+              <w:t xml:space="preserve">Раздел 0, пункт 0.14; Тема 9, раздел 9.14</w:t>
+            </w:r>
+          </w:p>
+        </w:tc>
+      </w:tr>
+      <w:tr>
+        <w:tc>
+          <w:tcPr/>
+          <w:p>
+            <w:pPr>
+              <w:pStyle w:val="Compact"/>
+              <w:jc w:val="left"/>
+            </w:pPr>
+            <w:r>
+              <w:t xml:space="preserve">Меня укусило животное</w:t>
             </w:r>
           </w:p>
         </w:tc>
@@ -2176,7 +2176,45 @@
               <w:jc w:val="left"/>
             </w:pPr>
             <w:r>
-              <w:t xml:space="preserve">Меня укусило животное</w:t>
+              <w:t xml:space="preserve">Я упала, ударилась животом, попала в аварию</w:t>
+            </w:r>
+          </w:p>
+        </w:tc>
+        <w:tc>
+          <w:tcPr/>
+          <w:p>
+            <w:pPr>
+              <w:pStyle w:val="Compact"/>
+              <w:jc w:val="left"/>
+            </w:pPr>
+            <w:r>
+              <w:t xml:space="preserve">всегда — 0.13</w:t>
+            </w:r>
+          </w:p>
+        </w:tc>
+        <w:tc>
+          <w:tcPr/>
+          <w:p>
+            <w:pPr>
+              <w:pStyle w:val="Compact"/>
+              <w:jc w:val="left"/>
+            </w:pPr>
+            <w:r>
+              <w:t xml:space="preserve">Тема 8, раздел 8.16</w:t>
+            </w:r>
+          </w:p>
+        </w:tc>
+      </w:tr>
+      <w:tr>
+        <w:tc>
+          <w:tcPr/>
+          <w:p>
+            <w:pPr>
+              <w:pStyle w:val="Compact"/>
+              <w:jc w:val="left"/>
+            </w:pPr>
+            <w:r>
+              <w:t xml:space="preserve">Мне предстоит поездка: на машине, самолётом, в другую страну</w:t>
             </w:r>
           </w:p>
         </w:tc>
@@ -2200,121 +2238,7 @@
               <w:jc w:val="left"/>
             </w:pPr>
             <w:r>
-              <w:t xml:space="preserve">Раздел 0, пункт 0.14; Тема 9, раздел 9.14</w:t>
-            </w:r>
-          </w:p>
-        </w:tc>
-      </w:tr>
-      <w:tr>
-        <w:tc>
-          <w:tcPr/>
-          <w:p>
-            <w:pPr>
-              <w:pStyle w:val="Compact"/>
-              <w:jc w:val="left"/>
-            </w:pPr>
-            <w:r>
-              <w:t xml:space="preserve">Я упала, ударилась животом, попала в аварию</w:t>
-            </w:r>
-          </w:p>
-        </w:tc>
-        <w:tc>
-          <w:tcPr/>
-          <w:p>
-            <w:pPr>
-              <w:pStyle w:val="Compact"/>
-              <w:jc w:val="left"/>
-            </w:pPr>
-            <w:r>
-              <w:t xml:space="preserve">всегда — 0.13</w:t>
-            </w:r>
-          </w:p>
-        </w:tc>
-        <w:tc>
-          <w:tcPr/>
-          <w:p>
-            <w:pPr>
-              <w:pStyle w:val="Compact"/>
-              <w:jc w:val="left"/>
-            </w:pPr>
-            <w:r>
-              <w:t xml:space="preserve">Тема 8, раздел 8.16</w:t>
-            </w:r>
-          </w:p>
-        </w:tc>
-      </w:tr>
-      <w:tr>
-        <w:tc>
-          <w:tcPr/>
-          <w:p>
-            <w:pPr>
-              <w:pStyle w:val="Compact"/>
-              <w:jc w:val="left"/>
-            </w:pPr>
-            <w:r>
-              <w:t xml:space="preserve">Мне предстоит поездка на машине</w:t>
-            </w:r>
-          </w:p>
-        </w:tc>
-        <w:tc>
-          <w:tcPr/>
-          <w:p>
-            <w:pPr>
-              <w:pStyle w:val="Compact"/>
-              <w:jc w:val="left"/>
-            </w:pPr>
-            <w:r>
-              <w:t xml:space="preserve">—</w:t>
-            </w:r>
-          </w:p>
-        </w:tc>
-        <w:tc>
-          <w:tcPr/>
-          <w:p>
-            <w:pPr>
-              <w:pStyle w:val="Compact"/>
-              <w:jc w:val="left"/>
-            </w:pPr>
-            <w:r>
-              <w:t xml:space="preserve">Тема 8, раздел 8.13</w:t>
-            </w:r>
-          </w:p>
-        </w:tc>
-      </w:tr>
-      <w:tr>
-        <w:tc>
-          <w:tcPr/>
-          <w:p>
-            <w:pPr>
-              <w:pStyle w:val="Compact"/>
-              <w:jc w:val="left"/>
-            </w:pPr>
-            <w:r>
-              <w:t xml:space="preserve">Мне предстоит перелёт или долгая дорога</w:t>
-            </w:r>
-          </w:p>
-        </w:tc>
-        <w:tc>
-          <w:tcPr/>
-          <w:p>
-            <w:pPr>
-              <w:pStyle w:val="Compact"/>
-              <w:jc w:val="left"/>
-            </w:pPr>
-            <w:r>
-              <w:t xml:space="preserve">—</w:t>
-            </w:r>
-          </w:p>
-        </w:tc>
-        <w:tc>
-          <w:tcPr/>
-          <w:p>
-            <w:pPr>
-              <w:pStyle w:val="Compact"/>
-              <w:jc w:val="left"/>
-            </w:pPr>
-            <w:r>
-              <w:t xml:space="preserve">Тема 8, разделы 8.14 и 8.15; Тема 9, раздел 9.6</w:t>
+              <w:t xml:space="preserve">Тема 8, разделы 8.13–8.15; Тема 9, раздел 9.6</w:t>
             </w:r>
           </w:p>
         </w:tc>
@@ -2518,7 +2442,7 @@
               <w:jc w:val="left"/>
             </w:pPr>
             <w:r>
-              <w:t xml:space="preserve">Я пришла с положительным анализом на антитела (IgM, IgG)</w:t>
+              <w:t xml:space="preserve">У меня положительный анализ на антитела (IgM, IgG)</w:t>
             </w:r>
           </w:p>
         </w:tc>

--- a/themes/appendices/appendices draft.docx
+++ b/themes/appendices/appendices draft.docx
@@ -1595,19 +1595,19 @@
               <w:jc w:val="left"/>
             </w:pPr>
             <w:r>
-              <w:t xml:space="preserve">Сыпь у вас</w:t>
-            </w:r>
-          </w:p>
-        </w:tc>
-        <w:tc>
-          <w:tcPr/>
-          <w:p>
-            <w:pPr>
-              <w:pStyle w:val="Compact"/>
-              <w:jc w:val="left"/>
-            </w:pPr>
-            <w:r>
-              <w:t xml:space="preserve">после контакта с заболевшим — Тема 9, раздел 9.9; на губах или половых органах — Тема 9, раздел 9.15</w:t>
+              <w:t xml:space="preserve">Сыпь у вас — с температурой или без, после контакта или без него</w:t>
+            </w:r>
+          </w:p>
+        </w:tc>
+        <w:tc>
+          <w:tcPr/>
+          <w:p>
+            <w:pPr>
+              <w:pStyle w:val="Compact"/>
+              <w:jc w:val="left"/>
+            </w:pPr>
+            <w:r>
+              <w:t xml:space="preserve">Тема 9, раздел 9.9; на губах или половых органах — Тема 9, раздел 9.15</w:t>
             </w:r>
           </w:p>
         </w:tc>
@@ -2647,6 +2647,14 @@
       </w:pPr>
       <w:r>
         <w:t xml:space="preserve">Это короткая справочная страница. Подробно — Тема 11: какие изменения к какому уровню относятся (раздел 11.6) и как выбрать следующий шаг (раздел 11.7).</w:t>
+      </w:r>
+    </w:p>
+    <w:p>
+      <w:pPr>
+        <w:pStyle w:val="BodyText"/>
+      </w:pPr>
+      <w:r>
+        <w:t xml:space="preserve">Если изменение ожидаемое и не мешает жить, к врачу обращаться не нужно: наблюдайте и запишите, если повторяется. Если обращаться нужно — выберите один из четырёх уровней.</w:t>
       </w:r>
     </w:p>
     <w:tbl>
@@ -2724,57 +2732,7 @@
               <w:jc w:val="left"/>
             </w:pPr>
             <w:r>
-              <w:t xml:space="preserve">1. Продолжить наблюдение</w:t>
-            </w:r>
-          </w:p>
-        </w:tc>
-        <w:tc>
-          <w:tcPr/>
-          <w:p>
-            <w:pPr>
-              <w:pStyle w:val="Compact"/>
-              <w:jc w:val="left"/>
-            </w:pPr>
-            <w:r>
-              <w:t xml:space="preserve">изменение ожидаемое и не мешает</w:t>
-            </w:r>
-          </w:p>
-        </w:tc>
-        <w:tc>
-          <w:tcPr/>
-          <w:p>
-            <w:pPr>
-              <w:pStyle w:val="Compact"/>
-              <w:jc w:val="left"/>
-            </w:pPr>
-            <w:r>
-              <w:t xml:space="preserve">—</w:t>
-            </w:r>
-          </w:p>
-        </w:tc>
-        <w:tc>
-          <w:tcPr/>
-          <w:p>
-            <w:pPr>
-              <w:pStyle w:val="Compact"/>
-              <w:jc w:val="left"/>
-            </w:pPr>
-            <w:r>
-              <w:t xml:space="preserve">записать, если повторяется</w:t>
-            </w:r>
-          </w:p>
-        </w:tc>
-      </w:tr>
-      <w:tr>
-        <w:tc>
-          <w:tcPr/>
-          <w:p>
-            <w:pPr>
-              <w:pStyle w:val="Compact"/>
-              <w:jc w:val="left"/>
-            </w:pPr>
-            <w:r>
-              <w:t xml:space="preserve">2. Обсудить на плановом приёме</w:t>
+              <w:t xml:space="preserve">1. Обсудить на плановом приёме</w:t>
             </w:r>
           </w:p>
         </w:tc>
@@ -2824,7 +2782,7 @@
               <w:jc w:val="left"/>
             </w:pPr>
             <w:r>
-              <w:t xml:space="preserve">3. Связаться с врачом раньше</w:t>
+              <w:t xml:space="preserve">2. Связаться с врачом раньше</w:t>
             </w:r>
           </w:p>
         </w:tc>
@@ -2874,7 +2832,7 @@
               <w:jc w:val="left"/>
             </w:pPr>
             <w:r>
-              <w:t xml:space="preserve">4. Обратиться срочно</w:t>
+              <w:t xml:space="preserve">3. Обратиться срочно</w:t>
             </w:r>
           </w:p>
         </w:tc>
@@ -2924,7 +2882,7 @@
               <w:jc w:val="left"/>
             </w:pPr>
             <w:r>
-              <w:t xml:space="preserve">5. Вызвать скорую</w:t>
+              <w:t xml:space="preserve">4. Вызвать скорую</w:t>
             </w:r>
           </w:p>
         </w:tc>

--- a/themes/appendices/appendices draft.docx
+++ b/themes/appendices/appendices draft.docx
@@ -2505,44 +2505,6 @@
             </w:pPr>
             <w:r>
               <w:t xml:space="preserve">Тема 9, разделы 9.7 и 9.8</w:t>
-            </w:r>
-          </w:p>
-        </w:tc>
-      </w:tr>
-      <w:tr>
-        <w:tc>
-          <w:tcPr/>
-          <w:p>
-            <w:pPr>
-              <w:pStyle w:val="Compact"/>
-              <w:jc w:val="left"/>
-            </w:pPr>
-            <w:r>
-              <w:t xml:space="preserve">Я хочу продолжать или начать заниматься спортом</w:t>
-            </w:r>
-          </w:p>
-        </w:tc>
-        <w:tc>
-          <w:tcPr/>
-          <w:p>
-            <w:pPr>
-              <w:pStyle w:val="Compact"/>
-              <w:jc w:val="left"/>
-            </w:pPr>
-            <w:r>
-              <w:t xml:space="preserve">—</w:t>
-            </w:r>
-          </w:p>
-        </w:tc>
-        <w:tc>
-          <w:tcPr/>
-          <w:p>
-            <w:pPr>
-              <w:pStyle w:val="Compact"/>
-              <w:jc w:val="left"/>
-            </w:pPr>
-            <w:r>
-              <w:t xml:space="preserve">Тема 3, разделы 3.2 и 3.10</w:t>
             </w:r>
           </w:p>
         </w:tc>

--- a/themes/appendices/appendices draft.docx
+++ b/themes/appendices/appendices draft.docx
@@ -2,7 +2,7 @@
 <file path=word/document.xml><?xml version="1.0" encoding="utf-8"?>
 <w:document xmlns:w="http://schemas.openxmlformats.org/wordprocessingml/2006/main" xmlns:m="http://schemas.openxmlformats.org/officeDocument/2006/math" xmlns:r="http://schemas.openxmlformats.org/officeDocument/2006/relationships" xmlns:o="urn:schemas-microsoft-com:office:office" xmlns:v="urn:schemas-microsoft-com:vml" xmlns:w10="urn:schemas-microsoft-com:office:word" xmlns:a="http://schemas.openxmlformats.org/drawingml/2006/main" xmlns:pic="http://schemas.openxmlformats.org/drawingml/2006/picture" xmlns:wp="http://schemas.openxmlformats.org/drawingml/2006/wordprocessingDrawing">
   <w:body>
-    <w:bookmarkStart w:id="33" w:name="приложения"/>
+    <w:bookmarkStart w:id="34" w:name="приложения"/>
     <w:p>
       <w:pPr>
         <w:pStyle w:val="Heading1"/>
@@ -41,7 +41,7 @@
         <w:pStyle w:val="Compact"/>
       </w:pPr>
       <w:r>
-        <w:t xml:space="preserve">Приложение 1. Навигатор по симптомам</w:t>
+        <w:t xml:space="preserve">Приложение 1. Навигатор: что вы заметили и что случилось</w:t>
       </w:r>
     </w:p>
     <w:p>
@@ -53,7 +53,7 @@
         <w:pStyle w:val="Compact"/>
       </w:pPr>
       <w:r>
-        <w:t xml:space="preserve">Приложение 2. Навигатор по жизненным ситуациям</w:t>
+        <w:t xml:space="preserve">Приложение 2. Как определить срочность обращения</w:t>
       </w:r>
     </w:p>
     <w:p>
@@ -65,7 +65,7 @@
         <w:pStyle w:val="Compact"/>
       </w:pPr>
       <w:r>
-        <w:t xml:space="preserve">Приложение 3. Как определить срочность обращения</w:t>
+        <w:t xml:space="preserve">Приложение 3. Как подготовиться к приёму или обращению за помощью</w:t>
       </w:r>
     </w:p>
     <w:p>
@@ -77,7 +77,7 @@
         <w:pStyle w:val="Compact"/>
       </w:pPr>
       <w:r>
-        <w:t xml:space="preserve">Приложение 4. Как подготовиться к приёму или обращению за помощью</w:t>
+        <w:t xml:space="preserve">Приложение 4. Мои лекарства и добавки</w:t>
       </w:r>
     </w:p>
     <w:p>
@@ -89,7 +89,7 @@
         <w:pStyle w:val="Compact"/>
       </w:pPr>
       <w:r>
-        <w:t xml:space="preserve">Приложение 5. Мои лекарства и добавки</w:t>
+        <w:t xml:space="preserve">Приложение 5. Как понимать медицинскую информацию</w:t>
       </w:r>
     </w:p>
     <w:p>
@@ -101,7 +101,7 @@
         <w:pStyle w:val="Compact"/>
       </w:pPr>
       <w:r>
-        <w:t xml:space="preserve">Приложение 6. Как понимать медицинскую информацию</w:t>
+        <w:t xml:space="preserve">Приложение 6. Как проверять медицинскую информацию в интернете</w:t>
       </w:r>
     </w:p>
     <w:p>
@@ -113,7 +113,7 @@
         <w:pStyle w:val="Compact"/>
       </w:pPr>
       <w:r>
-        <w:t xml:space="preserve">Приложение 7. Как проверять медицинскую информацию в интернете</w:t>
+        <w:t xml:space="preserve">Приложение 7. Чек-лист вопроса о лекарстве или другом средстве</w:t>
       </w:r>
     </w:p>
     <w:p>
@@ -125,18 +125,6 @@
         <w:pStyle w:val="Compact"/>
       </w:pPr>
       <w:r>
-        <w:t xml:space="preserve">Приложение 8. Чек-лист вопроса о лекарстве или другом средстве</w:t>
-      </w:r>
-    </w:p>
-    <w:p>
-      <w:pPr>
-        <w:numPr>
-          <w:ilvl w:val="0"/>
-          <w:numId w:val="1001"/>
-        </w:numPr>
-        <w:pStyle w:val="Compact"/>
-      </w:pPr>
-      <w:r>
         <w:t xml:space="preserve">Клинические и научные источники</w:t>
       </w:r>
     </w:p>
@@ -148,13 +136,13 @@
       </w:r>
     </w:p>
     <w:bookmarkEnd w:id="20"/>
-    <w:bookmarkStart w:id="21" w:name="приложение-1.-навигатор-по-симптомам"/>
+    <w:bookmarkStart w:id="23" w:name="Xaa3afcad4fe78aec688fbc17086ce15fe74990e"/>
     <w:p>
       <w:pPr>
         <w:pStyle w:val="Heading2"/>
       </w:pPr>
       <w:r>
-        <w:t xml:space="preserve">Приложение 1. Навигатор по симптомам</w:t>
+        <w:t xml:space="preserve">Приложение 1. Навигатор: что вы заметили и что случилось</w:t>
       </w:r>
     </w:p>
     <w:p>
@@ -162,7 +150,16 @@
         <w:pStyle w:val="FirstParagraph"/>
       </w:pPr>
       <w:r>
-        <w:t xml:space="preserve">Найдите в левом столбце то, что вы заметили. В среднем столбце — где об этом подробно написано. В правом — пункт Раздела 0 «Быстрая помощь» и при каких условиях открыть его сразу, не читая тему.</w:t>
+        <w:t xml:space="preserve">Найдите то, что с вами происходит: в первой таблице — признаки, во второй — ситуации, которые уже случились или скоро предстоят. В строке указано, где об этом подробно написано и при каких условиях сразу открыть Раздел 0 «Быстрая помощь», не читая тему.</w:t>
+      </w:r>
+    </w:p>
+    <w:bookmarkStart w:id="21" w:name="что-вы-заметили"/>
+    <w:p>
+      <w:pPr>
+        <w:pStyle w:val="Heading3"/>
+      </w:pPr>
+      <w:r>
+        <w:t xml:space="preserve">Что вы заметили</w:t>
       </w:r>
     </w:p>
     <w:tbl>
@@ -1785,29 +1782,14 @@
         <w:t xml:space="preserve">Если того, что вы заметили, в таблице нет: новый сильный, нарастающий или сильно тревожащий симптом — повод связаться с врачом раньше планового приёма, а при резком ухудшении — обратиться срочно (Тема 11, разделы 11.6 и 11.7).</w:t>
       </w:r>
     </w:p>
-    <w:p>
-      <w:r>
-        <w:pict>
-          <v:rect style="width:0;height:1.5pt" o:hralign="center" o:hrstd="t" o:hr="t"/>
-        </w:pict>
-      </w:r>
-    </w:p>
     <w:bookmarkEnd w:id="21"/>
-    <w:bookmarkStart w:id="22" w:name="X2dad679a20c054cb1b0335f0710af42bffd1026"/>
-    <w:p>
-      <w:pPr>
-        <w:pStyle w:val="Heading2"/>
-      </w:pPr>
-      <w:r>
-        <w:t xml:space="preserve">Приложение 2. Навигатор по жизненным ситуациям</w:t>
-      </w:r>
-    </w:p>
-    <w:p>
-      <w:pPr>
-        <w:pStyle w:val="FirstParagraph"/>
-      </w:pPr>
-      <w:r>
-        <w:t xml:space="preserve">Здесь собраны случаи «уже случилось» и «скоро предстоит». Сначала проверьте средний столбец: если такие признаки есть, действуйте по Разделу 0.</w:t>
+    <w:bookmarkStart w:id="22" w:name="что-случилось-или-предстоит"/>
+    <w:p>
+      <w:pPr>
+        <w:pStyle w:val="Heading3"/>
+      </w:pPr>
+      <w:r>
+        <w:t xml:space="preserve">Что случилось или предстоит</w:t>
       </w:r>
     </w:p>
     <w:tbl>
@@ -1834,19 +1816,7 @@
               <w:jc w:val="left"/>
             </w:pPr>
             <w:r>
-              <w:t xml:space="preserve">Ситуация</w:t>
-            </w:r>
-          </w:p>
-        </w:tc>
-        <w:tc>
-          <w:tcPr/>
-          <w:p>
-            <w:pPr>
-              <w:pStyle w:val="Compact"/>
-              <w:jc w:val="left"/>
-            </w:pPr>
-            <w:r>
-              <w:t xml:space="preserve">Сначала Раздел 0, если…</w:t>
+              <w:t xml:space="preserve">Что случилось или предстоит</w:t>
             </w:r>
           </w:p>
         </w:tc>
@@ -1862,6 +1832,18 @@
             </w:r>
           </w:p>
         </w:tc>
+        <w:tc>
+          <w:tcPr/>
+          <w:p>
+            <w:pPr>
+              <w:pStyle w:val="Compact"/>
+              <w:jc w:val="left"/>
+            </w:pPr>
+            <w:r>
+              <w:t xml:space="preserve">Открыть Раздел 0, если…</w:t>
+            </w:r>
+          </w:p>
+        </w:tc>
       </w:tr>
       <w:tr>
         <w:tc>
@@ -1884,22 +1866,22 @@
               <w:jc w:val="left"/>
             </w:pPr>
             <w:r>
+              <w:t xml:space="preserve">Тема 7, раздел 7.16</w:t>
+            </w:r>
+          </w:p>
+        </w:tc>
+        <w:tc>
+          <w:tcPr/>
+          <w:p>
+            <w:pPr>
+              <w:pStyle w:val="Compact"/>
+              <w:jc w:val="left"/>
+            </w:pPr>
+            <w:r>
               <w:t xml:space="preserve">есть боль в животе, кровянистые выделения, резкое ухудшение — 0.2, 0.4, 0.19; приняла слишком много таблеток — 0.16</w:t>
             </w:r>
           </w:p>
         </w:tc>
-        <w:tc>
-          <w:tcPr/>
-          <w:p>
-            <w:pPr>
-              <w:pStyle w:val="Compact"/>
-              <w:jc w:val="left"/>
-            </w:pPr>
-            <w:r>
-              <w:t xml:space="preserve">Тема 7, раздел 7.16</w:t>
-            </w:r>
-          </w:p>
-        </w:tc>
       </w:tr>
       <w:tr>
         <w:tc>
@@ -1922,22 +1904,22 @@
               <w:jc w:val="left"/>
             </w:pPr>
             <w:r>
+              <w:t xml:space="preserve">Тема 7, разделы 7.1 и 7.17; Приложение 7</w:t>
+            </w:r>
+          </w:p>
+        </w:tc>
+        <w:tc>
+          <w:tcPr/>
+          <w:p>
+            <w:pPr>
+              <w:pStyle w:val="Compact"/>
+              <w:jc w:val="left"/>
+            </w:pPr>
+            <w:r>
               <w:t xml:space="preserve">—</w:t>
             </w:r>
           </w:p>
         </w:tc>
-        <w:tc>
-          <w:tcPr/>
-          <w:p>
-            <w:pPr>
-              <w:pStyle w:val="Compact"/>
-              <w:jc w:val="left"/>
-            </w:pPr>
-            <w:r>
-              <w:t xml:space="preserve">Тема 7, разделы 7.1 и 7.17; Приложение 8</w:t>
-            </w:r>
-          </w:p>
-        </w:tc>
       </w:tr>
       <w:tr>
         <w:tc>
@@ -1960,22 +1942,22 @@
               <w:jc w:val="left"/>
             </w:pPr>
             <w:r>
+              <w:t xml:space="preserve">Тема 7, раздел 7.5</w:t>
+            </w:r>
+          </w:p>
+        </w:tc>
+        <w:tc>
+          <w:tcPr/>
+          <w:p>
+            <w:pPr>
+              <w:pStyle w:val="Compact"/>
+              <w:jc w:val="left"/>
+            </w:pPr>
+            <w:r>
               <w:t xml:space="preserve">—</w:t>
             </w:r>
           </w:p>
         </w:tc>
-        <w:tc>
-          <w:tcPr/>
-          <w:p>
-            <w:pPr>
-              <w:pStyle w:val="Compact"/>
-              <w:jc w:val="left"/>
-            </w:pPr>
-            <w:r>
-              <w:t xml:space="preserve">Тема 7, раздел 7.5</w:t>
-            </w:r>
-          </w:p>
-        </w:tc>
       </w:tr>
       <w:tr>
         <w:tc>
@@ -1998,22 +1980,22 @@
               <w:jc w:val="left"/>
             </w:pPr>
             <w:r>
+              <w:t xml:space="preserve">Тема 8, раздел 8.1</w:t>
+            </w:r>
+          </w:p>
+        </w:tc>
+        <w:tc>
+          <w:tcPr/>
+          <w:p>
+            <w:pPr>
+              <w:pStyle w:val="Compact"/>
+              <w:jc w:val="left"/>
+            </w:pPr>
+            <w:r>
               <w:t xml:space="preserve">—</w:t>
             </w:r>
           </w:p>
         </w:tc>
-        <w:tc>
-          <w:tcPr/>
-          <w:p>
-            <w:pPr>
-              <w:pStyle w:val="Compact"/>
-              <w:jc w:val="left"/>
-            </w:pPr>
-            <w:r>
-              <w:t xml:space="preserve">Тема 8, раздел 8.1</w:t>
-            </w:r>
-          </w:p>
-        </w:tc>
       </w:tr>
       <w:tr>
         <w:tc>
@@ -2036,22 +2018,22 @@
               <w:jc w:val="left"/>
             </w:pPr>
             <w:r>
+              <w:t xml:space="preserve">Тема 8, разделы 8.3, 8.7 и 8.8</w:t>
+            </w:r>
+          </w:p>
+        </w:tc>
+        <w:tc>
+          <w:tcPr/>
+          <w:p>
+            <w:pPr>
+              <w:pStyle w:val="Compact"/>
+              <w:jc w:val="left"/>
+            </w:pPr>
+            <w:r>
               <w:t xml:space="preserve">головная боль, тошнота, спутанность у вас или у других рядом (возможен угарный газ) — 0.15</w:t>
             </w:r>
           </w:p>
         </w:tc>
-        <w:tc>
-          <w:tcPr/>
-          <w:p>
-            <w:pPr>
-              <w:pStyle w:val="Compact"/>
-              <w:jc w:val="left"/>
-            </w:pPr>
-            <w:r>
-              <w:t xml:space="preserve">Тема 8, разделы 8.3, 8.7 и 8.8</w:t>
-            </w:r>
-          </w:p>
-        </w:tc>
       </w:tr>
       <w:tr>
         <w:tc>
@@ -2074,22 +2056,22 @@
               <w:jc w:val="left"/>
             </w:pPr>
             <w:r>
+              <w:t xml:space="preserve">Тема 9, разделы 9.2, 9.9 и 9.10</w:t>
+            </w:r>
+          </w:p>
+        </w:tc>
+        <w:tc>
+          <w:tcPr/>
+          <w:p>
+            <w:pPr>
+              <w:pStyle w:val="Compact"/>
+              <w:jc w:val="left"/>
+            </w:pPr>
+            <w:r>
               <w:t xml:space="preserve">—</w:t>
             </w:r>
           </w:p>
         </w:tc>
-        <w:tc>
-          <w:tcPr/>
-          <w:p>
-            <w:pPr>
-              <w:pStyle w:val="Compact"/>
-              <w:jc w:val="left"/>
-            </w:pPr>
-            <w:r>
-              <w:t xml:space="preserve">Тема 9, разделы 9.2, 9.9 и 9.10</w:t>
-            </w:r>
-          </w:p>
-        </w:tc>
       </w:tr>
       <w:tr>
         <w:tc>
@@ -2112,33 +2094,311 @@
               <w:jc w:val="left"/>
             </w:pPr>
             <w:r>
+              <w:t xml:space="preserve">Тема 9, раздел 9.14</w:t>
+            </w:r>
+          </w:p>
+        </w:tc>
+        <w:tc>
+          <w:tcPr/>
+          <w:p>
+            <w:pPr>
+              <w:pStyle w:val="Compact"/>
+              <w:jc w:val="left"/>
+            </w:pPr>
+            <w:r>
+              <w:t xml:space="preserve">всегда — 0.14</w:t>
+            </w:r>
+          </w:p>
+        </w:tc>
+      </w:tr>
+      <w:tr>
+        <w:tc>
+          <w:tcPr/>
+          <w:p>
+            <w:pPr>
+              <w:pStyle w:val="Compact"/>
+              <w:jc w:val="left"/>
+            </w:pPr>
+            <w:r>
+              <w:t xml:space="preserve">Меня укусило животное</w:t>
+            </w:r>
+          </w:p>
+        </w:tc>
+        <w:tc>
+          <w:tcPr/>
+          <w:p>
+            <w:pPr>
+              <w:pStyle w:val="Compact"/>
+              <w:jc w:val="left"/>
+            </w:pPr>
+            <w:r>
+              <w:t xml:space="preserve">Тема 9, раздел 9.14</w:t>
+            </w:r>
+          </w:p>
+        </w:tc>
+        <w:tc>
+          <w:tcPr/>
+          <w:p>
+            <w:pPr>
+              <w:pStyle w:val="Compact"/>
+              <w:jc w:val="left"/>
+            </w:pPr>
+            <w:r>
+              <w:t xml:space="preserve">всегда — 0.14</w:t>
+            </w:r>
+          </w:p>
+        </w:tc>
+      </w:tr>
+      <w:tr>
+        <w:tc>
+          <w:tcPr/>
+          <w:p>
+            <w:pPr>
+              <w:pStyle w:val="Compact"/>
+              <w:jc w:val="left"/>
+            </w:pPr>
+            <w:r>
+              <w:t xml:space="preserve">Я упала, ударилась животом, попала в аварию</w:t>
+            </w:r>
+          </w:p>
+        </w:tc>
+        <w:tc>
+          <w:tcPr/>
+          <w:p>
+            <w:pPr>
+              <w:pStyle w:val="Compact"/>
+              <w:jc w:val="left"/>
+            </w:pPr>
+            <w:r>
+              <w:t xml:space="preserve">Тема 8, раздел 8.16</w:t>
+            </w:r>
+          </w:p>
+        </w:tc>
+        <w:tc>
+          <w:tcPr/>
+          <w:p>
+            <w:pPr>
+              <w:pStyle w:val="Compact"/>
+              <w:jc w:val="left"/>
+            </w:pPr>
+            <w:r>
+              <w:t xml:space="preserve">всегда — 0.13</w:t>
+            </w:r>
+          </w:p>
+        </w:tc>
+      </w:tr>
+      <w:tr>
+        <w:tc>
+          <w:tcPr/>
+          <w:p>
+            <w:pPr>
+              <w:pStyle w:val="Compact"/>
+              <w:jc w:val="left"/>
+            </w:pPr>
+            <w:r>
+              <w:t xml:space="preserve">Мне предстоит поездка: на машине, самолётом, в другую страну</w:t>
+            </w:r>
+          </w:p>
+        </w:tc>
+        <w:tc>
+          <w:tcPr/>
+          <w:p>
+            <w:pPr>
+              <w:pStyle w:val="Compact"/>
+              <w:jc w:val="left"/>
+            </w:pPr>
+            <w:r>
+              <w:t xml:space="preserve">Тема 8, разделы 8.13–8.15; Тема 9, раздел 9.6</w:t>
+            </w:r>
+          </w:p>
+        </w:tc>
+        <w:tc>
+          <w:tcPr/>
+          <w:p>
+            <w:pPr>
+              <w:pStyle w:val="Compact"/>
+              <w:jc w:val="left"/>
+            </w:pPr>
+            <w:r>
               <w:t xml:space="preserve">—</w:t>
             </w:r>
           </w:p>
         </w:tc>
-        <w:tc>
-          <w:tcPr/>
-          <w:p>
-            <w:pPr>
-              <w:pStyle w:val="Compact"/>
-              <w:jc w:val="left"/>
-            </w:pPr>
-            <w:r>
-              <w:t xml:space="preserve">Раздел 0, пункт 0.14; Тема 9, раздел 9.14</w:t>
-            </w:r>
-          </w:p>
-        </w:tc>
-      </w:tr>
-      <w:tr>
-        <w:tc>
-          <w:tcPr/>
-          <w:p>
-            <w:pPr>
-              <w:pStyle w:val="Compact"/>
-              <w:jc w:val="left"/>
-            </w:pPr>
-            <w:r>
-              <w:t xml:space="preserve">Меня укусило животное</w:t>
+      </w:tr>
+      <w:tr>
+        <w:tc>
+          <w:tcPr/>
+          <w:p>
+            <w:pPr>
+              <w:pStyle w:val="Compact"/>
+              <w:jc w:val="left"/>
+            </w:pPr>
+            <w:r>
+              <w:t xml:space="preserve">Мне нужно лечить зуб</w:t>
+            </w:r>
+          </w:p>
+        </w:tc>
+        <w:tc>
+          <w:tcPr/>
+          <w:p>
+            <w:pPr>
+              <w:pStyle w:val="Compact"/>
+              <w:jc w:val="left"/>
+            </w:pPr>
+            <w:r>
+              <w:t xml:space="preserve">Тема 6, разделы 6.5–6.7</w:t>
+            </w:r>
+          </w:p>
+        </w:tc>
+        <w:tc>
+          <w:tcPr/>
+          <w:p>
+            <w:pPr>
+              <w:pStyle w:val="Compact"/>
+              <w:jc w:val="left"/>
+            </w:pPr>
+            <w:r>
+              <w:t xml:space="preserve">сильный нарастающий отёк, затруднение дыхания или глотания — Тема 6, раздел 6.9</w:t>
+            </w:r>
+          </w:p>
+        </w:tc>
+      </w:tr>
+      <w:tr>
+        <w:tc>
+          <w:tcPr/>
+          <w:p>
+            <w:pPr>
+              <w:pStyle w:val="Compact"/>
+              <w:jc w:val="left"/>
+            </w:pPr>
+            <w:r>
+              <w:t xml:space="preserve">Я съела продукт, безопасность которого вызывает сомнения</w:t>
+            </w:r>
+          </w:p>
+        </w:tc>
+        <w:tc>
+          <w:tcPr/>
+          <w:p>
+            <w:pPr>
+              <w:pStyle w:val="Compact"/>
+              <w:jc w:val="left"/>
+            </w:pPr>
+            <w:r>
+              <w:t xml:space="preserve">Тема 1, раздел 1.5; Тема 9, разделы 9.3 и 9.13</w:t>
+            </w:r>
+          </w:p>
+        </w:tc>
+        <w:tc>
+          <w:tcPr/>
+          <w:p>
+            <w:pPr>
+              <w:pStyle w:val="Compact"/>
+              <w:jc w:val="left"/>
+            </w:pPr>
+            <w:r>
+              <w:t xml:space="preserve">не удерживается даже вода — 0.12</w:t>
+            </w:r>
+          </w:p>
+        </w:tc>
+      </w:tr>
+      <w:tr>
+        <w:tc>
+          <w:tcPr/>
+          <w:p>
+            <w:pPr>
+              <w:pStyle w:val="Compact"/>
+              <w:jc w:val="left"/>
+            </w:pPr>
+            <w:r>
+              <w:t xml:space="preserve">Я заметила, что ребёнок двигается иначе</w:t>
+            </w:r>
+          </w:p>
+        </w:tc>
+        <w:tc>
+          <w:tcPr/>
+          <w:p>
+            <w:pPr>
+              <w:pStyle w:val="Compact"/>
+              <w:jc w:val="left"/>
+            </w:pPr>
+            <w:r>
+              <w:t xml:space="preserve">Тема 11, раздел 11.2</w:t>
+            </w:r>
+          </w:p>
+        </w:tc>
+        <w:tc>
+          <w:tcPr/>
+          <w:p>
+            <w:pPr>
+              <w:pStyle w:val="Compact"/>
+              <w:jc w:val="left"/>
+            </w:pPr>
+            <w:r>
+              <w:t xml:space="preserve">всегда — 0.9</w:t>
+            </w:r>
+          </w:p>
+        </w:tc>
+      </w:tr>
+      <w:tr>
+        <w:tc>
+          <w:tcPr/>
+          <w:p>
+            <w:pPr>
+              <w:pStyle w:val="Compact"/>
+              <w:jc w:val="left"/>
+            </w:pPr>
+            <w:r>
+              <w:t xml:space="preserve">Я перегрелась: баня, жара, солнце</w:t>
+            </w:r>
+          </w:p>
+        </w:tc>
+        <w:tc>
+          <w:tcPr/>
+          <w:p>
+            <w:pPr>
+              <w:pStyle w:val="Compact"/>
+              <w:jc w:val="left"/>
+            </w:pPr>
+            <w:r>
+              <w:t xml:space="preserve">Тема 8, раздел 8.9; Тема 5, раздел 5.5</w:t>
+            </w:r>
+          </w:p>
+        </w:tc>
+        <w:tc>
+          <w:tcPr/>
+          <w:p>
+            <w:pPr>
+              <w:pStyle w:val="Compact"/>
+              <w:jc w:val="left"/>
+            </w:pPr>
+            <w:r>
+              <w:t xml:space="preserve">кожа горячая и перестаёт потеть, спутанность, обморок — 0.15</w:t>
+            </w:r>
+          </w:p>
+        </w:tc>
+      </w:tr>
+      <w:tr>
+        <w:tc>
+          <w:tcPr/>
+          <w:p>
+            <w:pPr>
+              <w:pStyle w:val="Compact"/>
+              <w:jc w:val="left"/>
+            </w:pPr>
+            <w:r>
+              <w:t xml:space="preserve">У меня положительный анализ на антитела (IgM, IgG)</w:t>
+            </w:r>
+          </w:p>
+        </w:tc>
+        <w:tc>
+          <w:tcPr/>
+          <w:p>
+            <w:pPr>
+              <w:pStyle w:val="Compact"/>
+              <w:jc w:val="left"/>
+            </w:pPr>
+            <w:r>
+              <w:t xml:space="preserve">Тема 9, раздел 9.18</w:t>
             </w:r>
           </w:p>
         </w:tc>
@@ -2154,67 +2414,29 @@
             </w:r>
           </w:p>
         </w:tc>
-        <w:tc>
-          <w:tcPr/>
-          <w:p>
-            <w:pPr>
-              <w:pStyle w:val="Compact"/>
-              <w:jc w:val="left"/>
-            </w:pPr>
-            <w:r>
-              <w:t xml:space="preserve">Раздел 0, пункт 0.14; Тема 9, раздел 9.14</w:t>
-            </w:r>
-          </w:p>
-        </w:tc>
-      </w:tr>
-      <w:tr>
-        <w:tc>
-          <w:tcPr/>
-          <w:p>
-            <w:pPr>
-              <w:pStyle w:val="Compact"/>
-              <w:jc w:val="left"/>
-            </w:pPr>
-            <w:r>
-              <w:t xml:space="preserve">Я упала, ударилась животом, попала в аварию</w:t>
-            </w:r>
-          </w:p>
-        </w:tc>
-        <w:tc>
-          <w:tcPr/>
-          <w:p>
-            <w:pPr>
-              <w:pStyle w:val="Compact"/>
-              <w:jc w:val="left"/>
-            </w:pPr>
-            <w:r>
-              <w:t xml:space="preserve">всегда — 0.13</w:t>
-            </w:r>
-          </w:p>
-        </w:tc>
-        <w:tc>
-          <w:tcPr/>
-          <w:p>
-            <w:pPr>
-              <w:pStyle w:val="Compact"/>
-              <w:jc w:val="left"/>
-            </w:pPr>
-            <w:r>
-              <w:t xml:space="preserve">Тема 8, раздел 8.16</w:t>
-            </w:r>
-          </w:p>
-        </w:tc>
-      </w:tr>
-      <w:tr>
-        <w:tc>
-          <w:tcPr/>
-          <w:p>
-            <w:pPr>
-              <w:pStyle w:val="Compact"/>
-              <w:jc w:val="left"/>
-            </w:pPr>
-            <w:r>
-              <w:t xml:space="preserve">Мне предстоит поездка: на машине, самолётом, в другую страну</w:t>
+      </w:tr>
+      <w:tr>
+        <w:tc>
+          <w:tcPr/>
+          <w:p>
+            <w:pPr>
+              <w:pStyle w:val="Compact"/>
+              <w:jc w:val="left"/>
+            </w:pPr>
+            <w:r>
+              <w:t xml:space="preserve">Мне предлагают прививку</w:t>
+            </w:r>
+          </w:p>
+        </w:tc>
+        <w:tc>
+          <w:tcPr/>
+          <w:p>
+            <w:pPr>
+              <w:pStyle w:val="Compact"/>
+              <w:jc w:val="left"/>
+            </w:pPr>
+            <w:r>
+              <w:t xml:space="preserve">Тема 9, разделы 9.7 и 9.8</w:t>
             </w:r>
           </w:p>
         </w:tc>
@@ -2230,219 +2452,29 @@
             </w:r>
           </w:p>
         </w:tc>
-        <w:tc>
-          <w:tcPr/>
-          <w:p>
-            <w:pPr>
-              <w:pStyle w:val="Compact"/>
-              <w:jc w:val="left"/>
-            </w:pPr>
-            <w:r>
-              <w:t xml:space="preserve">Тема 8, разделы 8.13–8.15; Тема 9, раздел 9.6</w:t>
-            </w:r>
-          </w:p>
-        </w:tc>
-      </w:tr>
-      <w:tr>
-        <w:tc>
-          <w:tcPr/>
-          <w:p>
-            <w:pPr>
-              <w:pStyle w:val="Compact"/>
-              <w:jc w:val="left"/>
-            </w:pPr>
-            <w:r>
-              <w:t xml:space="preserve">Мне нужно лечить зуб</w:t>
-            </w:r>
-          </w:p>
-        </w:tc>
-        <w:tc>
-          <w:tcPr/>
-          <w:p>
-            <w:pPr>
-              <w:pStyle w:val="Compact"/>
-              <w:jc w:val="left"/>
-            </w:pPr>
-            <w:r>
-              <w:t xml:space="preserve">сильный нарастающий отёк, затруднение дыхания или глотания — Тема 6, раздел 6.9</w:t>
-            </w:r>
-          </w:p>
-        </w:tc>
-        <w:tc>
-          <w:tcPr/>
-          <w:p>
-            <w:pPr>
-              <w:pStyle w:val="Compact"/>
-              <w:jc w:val="left"/>
-            </w:pPr>
-            <w:r>
-              <w:t xml:space="preserve">Тема 6, разделы 6.5–6.7</w:t>
-            </w:r>
-          </w:p>
-        </w:tc>
-      </w:tr>
-      <w:tr>
-        <w:tc>
-          <w:tcPr/>
-          <w:p>
-            <w:pPr>
-              <w:pStyle w:val="Compact"/>
-              <w:jc w:val="left"/>
-            </w:pPr>
-            <w:r>
-              <w:t xml:space="preserve">Я хочу использовать косметическое или лечебное средство для кожи</w:t>
-            </w:r>
-          </w:p>
-        </w:tc>
-        <w:tc>
-          <w:tcPr/>
-          <w:p>
-            <w:pPr>
-              <w:pStyle w:val="Compact"/>
-              <w:jc w:val="left"/>
-            </w:pPr>
-            <w:r>
-              <w:t xml:space="preserve">отекают губы, язык, горло, трудно дышать — 0.11</w:t>
-            </w:r>
-          </w:p>
-        </w:tc>
-        <w:tc>
-          <w:tcPr/>
-          <w:p>
-            <w:pPr>
-              <w:pStyle w:val="Compact"/>
-              <w:jc w:val="left"/>
-            </w:pPr>
-            <w:r>
-              <w:t xml:space="preserve">Тема 5, раздел 5.4; Тема 7, раздел 7.13</w:t>
-            </w:r>
-          </w:p>
-        </w:tc>
-      </w:tr>
-      <w:tr>
-        <w:tc>
-          <w:tcPr/>
-          <w:p>
-            <w:pPr>
-              <w:pStyle w:val="Compact"/>
-              <w:jc w:val="left"/>
-            </w:pPr>
-            <w:r>
-              <w:t xml:space="preserve">Я съела продукт, безопасность которого вызывает сомнения</w:t>
-            </w:r>
-          </w:p>
-        </w:tc>
-        <w:tc>
-          <w:tcPr/>
-          <w:p>
-            <w:pPr>
-              <w:pStyle w:val="Compact"/>
-              <w:jc w:val="left"/>
-            </w:pPr>
-            <w:r>
-              <w:t xml:space="preserve">не удерживается даже вода — 0.12</w:t>
-            </w:r>
-          </w:p>
-        </w:tc>
-        <w:tc>
-          <w:tcPr/>
-          <w:p>
-            <w:pPr>
-              <w:pStyle w:val="Compact"/>
-              <w:jc w:val="left"/>
-            </w:pPr>
-            <w:r>
-              <w:t xml:space="preserve">Тема 1, раздел 1.5; Тема 9, разделы 9.3 и 9.13</w:t>
-            </w:r>
-          </w:p>
-        </w:tc>
-      </w:tr>
-      <w:tr>
-        <w:tc>
-          <w:tcPr/>
-          <w:p>
-            <w:pPr>
-              <w:pStyle w:val="Compact"/>
-              <w:jc w:val="left"/>
-            </w:pPr>
-            <w:r>
-              <w:t xml:space="preserve">Я заметила, что ребёнок двигается иначе</w:t>
-            </w:r>
-          </w:p>
-        </w:tc>
-        <w:tc>
-          <w:tcPr/>
-          <w:p>
-            <w:pPr>
-              <w:pStyle w:val="Compact"/>
-              <w:jc w:val="left"/>
-            </w:pPr>
-            <w:r>
-              <w:t xml:space="preserve">всегда — 0.9</w:t>
-            </w:r>
-          </w:p>
-        </w:tc>
-        <w:tc>
-          <w:tcPr/>
-          <w:p>
-            <w:pPr>
-              <w:pStyle w:val="Compact"/>
-              <w:jc w:val="left"/>
-            </w:pPr>
-            <w:r>
-              <w:t xml:space="preserve">Тема 11, раздел 11.2</w:t>
-            </w:r>
-          </w:p>
-        </w:tc>
-      </w:tr>
-      <w:tr>
-        <w:tc>
-          <w:tcPr/>
-          <w:p>
-            <w:pPr>
-              <w:pStyle w:val="Compact"/>
-              <w:jc w:val="left"/>
-            </w:pPr>
-            <w:r>
-              <w:t xml:space="preserve">Я перегрелась: баня, жара, солнце</w:t>
-            </w:r>
-          </w:p>
-        </w:tc>
-        <w:tc>
-          <w:tcPr/>
-          <w:p>
-            <w:pPr>
-              <w:pStyle w:val="Compact"/>
-              <w:jc w:val="left"/>
-            </w:pPr>
-            <w:r>
-              <w:t xml:space="preserve">кожа горячая и перестаёт потеть, спутанность, обморок — 0.15</w:t>
-            </w:r>
-          </w:p>
-        </w:tc>
-        <w:tc>
-          <w:tcPr/>
-          <w:p>
-            <w:pPr>
-              <w:pStyle w:val="Compact"/>
-              <w:jc w:val="left"/>
-            </w:pPr>
-            <w:r>
-              <w:t xml:space="preserve">Тема 8, раздел 8.9; Тема 5, раздел 5.5</w:t>
-            </w:r>
-          </w:p>
-        </w:tc>
-      </w:tr>
-      <w:tr>
-        <w:tc>
-          <w:tcPr/>
-          <w:p>
-            <w:pPr>
-              <w:pStyle w:val="Compact"/>
-              <w:jc w:val="left"/>
-            </w:pPr>
-            <w:r>
-              <w:t xml:space="preserve">У меня положительный анализ на антитела (IgM, IgG)</w:t>
+      </w:tr>
+      <w:tr>
+        <w:tc>
+          <w:tcPr/>
+          <w:p>
+            <w:pPr>
+              <w:pStyle w:val="Compact"/>
+              <w:jc w:val="left"/>
+            </w:pPr>
+            <w:r>
+              <w:t xml:space="preserve">Я работаю и не знаю, что мне положено</w:t>
+            </w:r>
+          </w:p>
+        </w:tc>
+        <w:tc>
+          <w:tcPr/>
+          <w:p>
+            <w:pPr>
+              <w:pStyle w:val="Compact"/>
+              <w:jc w:val="left"/>
+            </w:pPr>
+            <w:r>
+              <w:t xml:space="preserve">Тема 8, разделы 8.10 и 8.11</w:t>
             </w:r>
           </w:p>
         </w:tc>
@@ -2458,94 +2490,6 @@
             </w:r>
           </w:p>
         </w:tc>
-        <w:tc>
-          <w:tcPr/>
-          <w:p>
-            <w:pPr>
-              <w:pStyle w:val="Compact"/>
-              <w:jc w:val="left"/>
-            </w:pPr>
-            <w:r>
-              <w:t xml:space="preserve">Тема 9, раздел 9.18</w:t>
-            </w:r>
-          </w:p>
-        </w:tc>
-      </w:tr>
-      <w:tr>
-        <w:tc>
-          <w:tcPr/>
-          <w:p>
-            <w:pPr>
-              <w:pStyle w:val="Compact"/>
-              <w:jc w:val="left"/>
-            </w:pPr>
-            <w:r>
-              <w:t xml:space="preserve">Мне предлагают прививку</w:t>
-            </w:r>
-          </w:p>
-        </w:tc>
-        <w:tc>
-          <w:tcPr/>
-          <w:p>
-            <w:pPr>
-              <w:pStyle w:val="Compact"/>
-              <w:jc w:val="left"/>
-            </w:pPr>
-            <w:r>
-              <w:t xml:space="preserve">—</w:t>
-            </w:r>
-          </w:p>
-        </w:tc>
-        <w:tc>
-          <w:tcPr/>
-          <w:p>
-            <w:pPr>
-              <w:pStyle w:val="Compact"/>
-              <w:jc w:val="left"/>
-            </w:pPr>
-            <w:r>
-              <w:t xml:space="preserve">Тема 9, разделы 9.7 и 9.8</w:t>
-            </w:r>
-          </w:p>
-        </w:tc>
-      </w:tr>
-      <w:tr>
-        <w:tc>
-          <w:tcPr/>
-          <w:p>
-            <w:pPr>
-              <w:pStyle w:val="Compact"/>
-              <w:jc w:val="left"/>
-            </w:pPr>
-            <w:r>
-              <w:t xml:space="preserve">Я работаю и не знаю, что мне положено</w:t>
-            </w:r>
-          </w:p>
-        </w:tc>
-        <w:tc>
-          <w:tcPr/>
-          <w:p>
-            <w:pPr>
-              <w:pStyle w:val="Compact"/>
-              <w:jc w:val="left"/>
-            </w:pPr>
-            <w:r>
-              <w:t xml:space="preserve">—</w:t>
-            </w:r>
-          </w:p>
-        </w:tc>
-        <w:tc>
-          <w:tcPr/>
-          <w:p>
-            <w:pPr>
-              <w:pStyle w:val="Compact"/>
-              <w:jc w:val="left"/>
-            </w:pPr>
-            <w:r>
-              <w:t xml:space="preserve">Тема 8, разделы 8.10 и 8.11</w:t>
-            </w:r>
-          </w:p>
-        </w:tc>
       </w:tr>
       <w:tr>
         <w:tc>
@@ -2568,19 +2512,19 @@
               <w:jc w:val="left"/>
             </w:pPr>
             <w:r>
+              <w:t xml:space="preserve">Тема 10, раздел 10.13</w:t>
+            </w:r>
+          </w:p>
+        </w:tc>
+        <w:tc>
+          <w:tcPr/>
+          <w:p>
+            <w:pPr>
+              <w:pStyle w:val="Compact"/>
+              <w:jc w:val="left"/>
+            </w:pPr>
+            <w:r>
               <w:t xml:space="preserve">вас бьют или угрожают прямо сейчас — 0.18</w:t>
-            </w:r>
-          </w:p>
-        </w:tc>
-        <w:tc>
-          <w:tcPr/>
-          <w:p>
-            <w:pPr>
-              <w:pStyle w:val="Compact"/>
-              <w:jc w:val="left"/>
-            </w:pPr>
-            <w:r>
-              <w:t xml:space="preserve">Тема 10, раздел 10.13</w:t>
             </w:r>
           </w:p>
         </w:tc>
@@ -2594,13 +2538,14 @@
       </w:r>
     </w:p>
     <w:bookmarkEnd w:id="22"/>
-    <w:bookmarkStart w:id="23" w:name="Xd109094ca311d6262cb0b13cedf142c5e73a7c6"/>
+    <w:bookmarkEnd w:id="23"/>
+    <w:bookmarkStart w:id="24" w:name="X272cbf067854ff5229aea0dbddb5f98d8eab4d2"/>
     <w:p>
       <w:pPr>
         <w:pStyle w:val="Heading2"/>
       </w:pPr>
       <w:r>
-        <w:t xml:space="preserve">Приложение 3. Как определить срочность обращения</w:t>
+        <w:t xml:space="preserve">Приложение 2. Как определить срочность обращения</w:t>
       </w:r>
     </w:p>
     <w:p>
@@ -3015,14 +2960,14 @@
         </w:pict>
       </w:r>
     </w:p>
-    <w:bookmarkEnd w:id="23"/>
-    <w:bookmarkStart w:id="26" w:name="X10f7c3c4eaf75b19e48d5b566818cd2d2758e43"/>
+    <w:bookmarkEnd w:id="24"/>
+    <w:bookmarkStart w:id="27" w:name="X67a765dd7332406aa77e4c905c8d44615acbbe9"/>
     <w:p>
       <w:pPr>
         <w:pStyle w:val="Heading2"/>
       </w:pPr>
       <w:r>
-        <w:t xml:space="preserve">Приложение 4. Как подготовиться к приёму или обращению за помощью</w:t>
+        <w:t xml:space="preserve">Приложение 3. Как подготовиться к приёму или обращению за помощью</w:t>
       </w:r>
     </w:p>
     <w:p>
@@ -3033,7 +2978,7 @@
         <w:t xml:space="preserve">Короткая справочная страница. Подробно о том, как описать симптом, — Тема 11, раздел 11.8; о вопросах на приём — Ориентационный раздел, раздел 8.</w:t>
       </w:r>
     </w:p>
-    <w:bookmarkStart w:id="24" w:name="плановый-приём"/>
+    <w:bookmarkStart w:id="25" w:name="плановый-приём"/>
     <w:p>
       <w:pPr>
         <w:pStyle w:val="Heading3"/>
@@ -3099,7 +3044,7 @@
         <w:pStyle w:val="Compact"/>
       </w:pPr>
       <w:r>
-        <w:t xml:space="preserve">какие лекарства, витамины и добавки вы принимаете (список — Приложение 5);</w:t>
+        <w:t xml:space="preserve">какие лекарства, витамины и добавки вы принимаете (список — Приложение 4);</w:t>
       </w:r>
     </w:p>
     <w:p>
@@ -3204,8 +3149,8 @@
         <w:t xml:space="preserve">обменную карту, результаты анализов и протоколы УЗИ, дневник, если ведёте, список вопросов.</w:t>
       </w:r>
     </w:p>
-    <w:bookmarkEnd w:id="24"/>
-    <w:bookmarkStart w:id="25" w:name="Xc2ce52971b4501a09549523946b4b53a50f00c8"/>
+    <w:bookmarkEnd w:id="25"/>
+    <w:bookmarkStart w:id="26" w:name="Xc2ce52971b4501a09549523946b4b53a50f00c8"/>
     <w:p>
       <w:pPr>
         <w:pStyle w:val="Heading3"/>
@@ -3373,15 +3318,15 @@
         </w:pict>
       </w:r>
     </w:p>
-    <w:bookmarkEnd w:id="25"/>
     <w:bookmarkEnd w:id="26"/>
-    <w:bookmarkStart w:id="27" w:name="приложение-5.-мои-лекарства-и-добавки"/>
+    <w:bookmarkEnd w:id="27"/>
+    <w:bookmarkStart w:id="28" w:name="приложение-4.-мои-лекарства-и-добавки"/>
     <w:p>
       <w:pPr>
         <w:pStyle w:val="Heading2"/>
       </w:pPr>
       <w:r>
-        <w:t xml:space="preserve">Приложение 5. Мои лекарства и добавки</w:t>
+        <w:t xml:space="preserve">Приложение 4. Мои лекарства и добавки</w:t>
       </w:r>
     </w:p>
     <w:p>
@@ -3750,14 +3695,14 @@
         </w:pict>
       </w:r>
     </w:p>
-    <w:bookmarkEnd w:id="27"/>
-    <w:bookmarkStart w:id="28" w:name="X2021bfa218fe2f4b92c7f344e913272ddee60e5"/>
+    <w:bookmarkEnd w:id="28"/>
+    <w:bookmarkStart w:id="29" w:name="Xd5520bac3401163c936459dfcdd3354be87f67b"/>
     <w:p>
       <w:pPr>
         <w:pStyle w:val="Heading2"/>
       </w:pPr>
       <w:r>
-        <w:t xml:space="preserve">Приложение 6. Как понимать медицинскую информацию</w:t>
+        <w:t xml:space="preserve">Приложение 5. Как понимать медицинскую информацию</w:t>
       </w:r>
     </w:p>
     <w:p>
@@ -3919,14 +3864,14 @@
         </w:pict>
       </w:r>
     </w:p>
-    <w:bookmarkEnd w:id="28"/>
-    <w:bookmarkStart w:id="29" w:name="X8ca28db24254ef8bee9750f21f50cf1e500c18c"/>
+    <w:bookmarkEnd w:id="29"/>
+    <w:bookmarkStart w:id="30" w:name="X88ae62b0ba3bd97c7f6fbc205441b14c5a07931"/>
     <w:p>
       <w:pPr>
         <w:pStyle w:val="Heading2"/>
       </w:pPr>
       <w:r>
-        <w:t xml:space="preserve">Приложение 7. Как проверять медицинскую информацию в интернете</w:t>
+        <w:t xml:space="preserve">Приложение 6. Как проверять медицинскую информацию в интернете</w:t>
       </w:r>
     </w:p>
     <w:p>
@@ -4132,14 +4077,14 @@
         </w:pict>
       </w:r>
     </w:p>
-    <w:bookmarkEnd w:id="29"/>
-    <w:bookmarkStart w:id="30" w:name="X3e733c41cf31333d7cc0ac8f177683e0a13ef73"/>
+    <w:bookmarkEnd w:id="30"/>
+    <w:bookmarkStart w:id="31" w:name="X8194236cebaa543a34879c54f5aa906bebba03f"/>
     <w:p>
       <w:pPr>
         <w:pStyle w:val="Heading2"/>
       </w:pPr>
       <w:r>
-        <w:t xml:space="preserve">Приложение 8. Чек-лист вопроса о лекарстве или другом средстве</w:t>
+        <w:t xml:space="preserve">Приложение 7. Чек-лист вопроса о лекарстве или другом средстве</w:t>
       </w:r>
     </w:p>
     <w:p>
@@ -4257,7 +4202,7 @@
         <w:t xml:space="preserve"> </w:t>
       </w:r>
       <w:r>
-        <w:t xml:space="preserve">— включая витамины, добавки и травяной чай (Приложение 5).</w:t>
+        <w:t xml:space="preserve">— включая витамины, добавки и травяной чай (Приложение 4).</w:t>
       </w:r>
     </w:p>
     <w:p>
@@ -4393,8 +4338,8 @@
         </w:pict>
       </w:r>
     </w:p>
-    <w:bookmarkEnd w:id="30"/>
-    <w:bookmarkStart w:id="32" w:name="клинические-и-научные-источники"/>
+    <w:bookmarkEnd w:id="31"/>
+    <w:bookmarkStart w:id="33" w:name="клинические-и-научные-источники"/>
     <w:p>
       <w:pPr>
         <w:pStyle w:val="Heading2"/>
@@ -4408,7 +4353,7 @@
         <w:pStyle w:val="FirstParagraph"/>
       </w:pPr>
       <w:r>
-        <w:t xml:space="preserve">Медицинские сведения Приложений 1–6 и 8 взяты из тем книги; источники — в списках этих тем. Ниже — источники, на которых стоит Приложение 7.</w:t>
+        <w:t xml:space="preserve">Медицинские сведения Приложений 1–5 и 7 взяты из тем книги; источники — в списках этих тем. Ниже — источники, на которых стоит Приложение 6.</w:t>
       </w:r>
     </w:p>
     <w:p>
@@ -4425,7 +4370,7 @@
       <w:r>
         <w:t xml:space="preserve"> </w:t>
       </w:r>
-      <w:hyperlink r:id="rId31">
+      <w:hyperlink r:id="rId32">
         <w:r>
           <w:rPr>
             <w:rStyle w:val="Hyperlink"/>
@@ -4434,7 +4379,7 @@
         </w:r>
       </w:hyperlink>
       <w:r>
-        <w:t xml:space="preserve">. Обновлено 26.02.2024 — кто стоит за сайтом, источники, дата, кто платит и как обозначена реклама, настораживающие обещания, социальные сети, обсуждение с врачом (Приложение 7).</w:t>
+        <w:t xml:space="preserve">. Обновлено 26.02.2024 — кто стоит за сайтом, источники, дата, кто платит и как обозначена реклама, настораживающие обещания, социальные сети, обсуждение с врачом (Приложение 6).</w:t>
       </w:r>
     </w:p>
     <w:p>
@@ -4446,7 +4391,7 @@
         <w:pStyle w:val="Compact"/>
       </w:pPr>
       <w:r>
-        <w:t xml:space="preserve">World Health Organization. WHO releases AI ethics and governance guidance for large multi-modal models. Новость ВОЗ от 18.01.2024 — у больших языковых моделей задокументирован риск ложных, неточных, предвзятых или неполных ответов, которые могут навредить людям, принимающим решения о здоровье (Приложение 7, «Ответы ИИ»).</w:t>
+        <w:t xml:space="preserve">World Health Organization. WHO releases AI ethics and governance guidance for large multi-modal models. Новость ВОЗ от 18.01.2024 — у больших языковых моделей задокументирован риск ложных, неточных, предвзятых или неполных ответов, которые могут навредить людям, принимающим решения о здоровье (Приложение 6, «Ответы ИИ»).</w:t>
       </w:r>
       <w:r>
         <w:t xml:space="preserve"> </w:t>
@@ -4459,8 +4404,8 @@
         <w:t xml:space="preserve">Сверено по перепечатке на HIFA (hifa.org/node/96853800): сайт ВОЗ закрыт для машинной проверки.</w:t>
       </w:r>
     </w:p>
-    <w:bookmarkEnd w:id="32"/>
     <w:bookmarkEnd w:id="33"/>
+    <w:bookmarkEnd w:id="34"/>
     <w:sectPr/>
   </w:body>
 </w:document>

--- a/themes/appendices/appendices draft.docx
+++ b/themes/appendices/appendices draft.docx
@@ -2,7 +2,7 @@
 <file path=word/document.xml><?xml version="1.0" encoding="utf-8"?>
 <w:document xmlns:w="http://schemas.openxmlformats.org/wordprocessingml/2006/main" xmlns:m="http://schemas.openxmlformats.org/officeDocument/2006/math" xmlns:r="http://schemas.openxmlformats.org/officeDocument/2006/relationships" xmlns:o="urn:schemas-microsoft-com:office:office" xmlns:v="urn:schemas-microsoft-com:vml" xmlns:w10="urn:schemas-microsoft-com:office:word" xmlns:a="http://schemas.openxmlformats.org/drawingml/2006/main" xmlns:pic="http://schemas.openxmlformats.org/drawingml/2006/picture" xmlns:wp="http://schemas.openxmlformats.org/drawingml/2006/wordprocessingDrawing">
   <w:body>
-    <w:bookmarkStart w:id="34" w:name="приложения"/>
+    <w:bookmarkStart w:id="56" w:name="приложения"/>
     <w:p>
       <w:pPr>
         <w:pStyle w:val="Heading1"/>
@@ -20,7 +20,7 @@
           <w:iCs/>
           <w:i/>
         </w:rPr>
-        <w:t xml:space="preserve">Первая сборка, 18.10.2026. Приложения — инструменты навигации: новых медицинских сведений в них нет, всё взято из тем книги, ссылки ведут на разделы, где вопрос разобран. Названия и номера разделов сверить, когда все темы будут утверждены. Срочность во всех приложениях подчинена Разделу 0: если признак есть в Разделе 0, действуют по Разделу 0.</w:t>
+        <w:t xml:space="preserve">Первая сборка, 18.10.2026; переработка 20.10.2026 (решения пользователя: сняты приложения о срочности и подготовке к приёму, переписаны Приложения 3–5). Приложения — инструменты навигации: новых медицинских сведений в них нет, всё взято из тем книги, ссылки ведут на разделы, где вопрос разобран. Названия и номера разделов сверить, когда все темы будут утверждены. Срочность во всех приложениях подчинена Разделу 0: если признак есть в Разделе 0, действуют по Разделу 0.</w:t>
       </w:r>
     </w:p>
     <w:bookmarkStart w:id="20" w:name="оглавление"/>
@@ -53,7 +53,7 @@
         <w:pStyle w:val="Compact"/>
       </w:pPr>
       <w:r>
-        <w:t xml:space="preserve">Приложение 2. Как определить срочность обращения</w:t>
+        <w:t xml:space="preserve">Приложение 2. Мои лекарства и добавки</w:t>
       </w:r>
     </w:p>
     <w:p>
@@ -65,7 +65,7 @@
         <w:pStyle w:val="Compact"/>
       </w:pPr>
       <w:r>
-        <w:t xml:space="preserve">Приложение 3. Как подготовиться к приёму или обращению за помощью</w:t>
+        <w:t xml:space="preserve">Приложение 3. Как понимать медицинскую информацию</w:t>
       </w:r>
     </w:p>
     <w:p>
@@ -77,7 +77,7 @@
         <w:pStyle w:val="Compact"/>
       </w:pPr>
       <w:r>
-        <w:t xml:space="preserve">Приложение 4. Мои лекарства и добавки</w:t>
+        <w:t xml:space="preserve">Приложение 4. Как проверять медицинскую информацию в интернете</w:t>
       </w:r>
     </w:p>
     <w:p>
@@ -89,31 +89,7 @@
         <w:pStyle w:val="Compact"/>
       </w:pPr>
       <w:r>
-        <w:t xml:space="preserve">Приложение 5. Как понимать медицинскую информацию</w:t>
-      </w:r>
-    </w:p>
-    <w:p>
-      <w:pPr>
-        <w:numPr>
-          <w:ilvl w:val="0"/>
-          <w:numId w:val="1001"/>
-        </w:numPr>
-        <w:pStyle w:val="Compact"/>
-      </w:pPr>
-      <w:r>
-        <w:t xml:space="preserve">Приложение 6. Как проверять медицинскую информацию в интернете</w:t>
-      </w:r>
-    </w:p>
-    <w:p>
-      <w:pPr>
-        <w:numPr>
-          <w:ilvl w:val="0"/>
-          <w:numId w:val="1001"/>
-        </w:numPr>
-        <w:pStyle w:val="Compact"/>
-      </w:pPr>
-      <w:r>
-        <w:t xml:space="preserve">Приложение 7. Чек-лист вопроса о лекарстве или другом средстве</w:t>
+        <w:t xml:space="preserve">Приложение 5. Чек-лист вопроса о лекарстве или другом средстве</w:t>
       </w:r>
     </w:p>
     <w:p>
@@ -1904,7 +1880,7 @@
               <w:jc w:val="left"/>
             </w:pPr>
             <w:r>
-              <w:t xml:space="preserve">Тема 7, разделы 7.1 и 7.17; Приложение 7</w:t>
+              <w:t xml:space="preserve">Тема 7, разделы 7.1 и 7.17; Приложение 5</w:t>
             </w:r>
           </w:p>
         </w:tc>
@@ -2539,794 +2515,13 @@
     </w:p>
     <w:bookmarkEnd w:id="22"/>
     <w:bookmarkEnd w:id="23"/>
-    <w:bookmarkStart w:id="24" w:name="X272cbf067854ff5229aea0dbddb5f98d8eab4d2"/>
+    <w:bookmarkStart w:id="24" w:name="приложение-2.-мои-лекарства-и-добавки"/>
     <w:p>
       <w:pPr>
         <w:pStyle w:val="Heading2"/>
       </w:pPr>
       <w:r>
-        <w:t xml:space="preserve">Приложение 2. Как определить срочность обращения</w:t>
-      </w:r>
-    </w:p>
-    <w:p>
-      <w:pPr>
-        <w:pStyle w:val="FirstParagraph"/>
-      </w:pPr>
-      <w:r>
-        <w:t xml:space="preserve">Это короткая справочная страница. Подробно — Тема 11: какие изменения к какому уровню относятся (раздел 11.6) и как выбрать следующий шаг (раздел 11.7).</w:t>
-      </w:r>
-    </w:p>
-    <w:p>
-      <w:pPr>
-        <w:pStyle w:val="BodyText"/>
-      </w:pPr>
-      <w:r>
-        <w:t xml:space="preserve">Если изменение ожидаемое и не мешает жить, к врачу обращаться не нужно: наблюдайте и запишите, если повторяется. Если обращаться нужно — выберите один из четырёх уровней.</w:t>
-      </w:r>
-    </w:p>
-    <w:tbl>
-      <w:tblPr>
-        <w:tblStyle w:val="Table"/>
-        <w:tblW w:type="pct" w:w="5000"/>
-        <w:tblLook w:firstRow="1" w:lastRow="0" w:firstColumn="0" w:lastColumn="0" w:noHBand="0" w:noVBand="0" w:val="0020"/>
-        <w:jc w:val="start"/>
-      </w:tblPr>
-      <w:tblGrid>
-        <w:gridCol w:w="1980"/>
-        <w:gridCol w:w="1980"/>
-        <w:gridCol w:w="1980"/>
-        <w:gridCol w:w="1980"/>
-      </w:tblGrid>
-      <w:tr>
-        <w:trPr>
-          <w:tblHeader w:val="true"/>
-        </w:trPr>
-        <w:tc>
-          <w:tcPr/>
-          <w:p>
-            <w:pPr>
-              <w:pStyle w:val="Compact"/>
-              <w:jc w:val="left"/>
-            </w:pPr>
-            <w:r>
-              <w:t xml:space="preserve">Уровень</w:t>
-            </w:r>
-          </w:p>
-        </w:tc>
-        <w:tc>
-          <w:tcPr/>
-          <w:p>
-            <w:pPr>
-              <w:pStyle w:val="Compact"/>
-              <w:jc w:val="left"/>
-            </w:pPr>
-            <w:r>
-              <w:t xml:space="preserve">Когда</w:t>
-            </w:r>
-          </w:p>
-        </w:tc>
-        <w:tc>
-          <w:tcPr/>
-          <w:p>
-            <w:pPr>
-              <w:pStyle w:val="Compact"/>
-              <w:jc w:val="left"/>
-            </w:pPr>
-            <w:r>
-              <w:t xml:space="preserve">Куда</w:t>
-            </w:r>
-          </w:p>
-        </w:tc>
-        <w:tc>
-          <w:tcPr/>
-          <w:p>
-            <w:pPr>
-              <w:pStyle w:val="Compact"/>
-              <w:jc w:val="left"/>
-            </w:pPr>
-            <w:r>
-              <w:t xml:space="preserve">Как быстро</w:t>
-            </w:r>
-          </w:p>
-        </w:tc>
-      </w:tr>
-      <w:tr>
-        <w:tc>
-          <w:tcPr/>
-          <w:p>
-            <w:pPr>
-              <w:pStyle w:val="Compact"/>
-              <w:jc w:val="left"/>
-            </w:pPr>
-            <w:r>
-              <w:t xml:space="preserve">1. Обсудить на плановом приёме</w:t>
-            </w:r>
-          </w:p>
-        </w:tc>
-        <w:tc>
-          <w:tcPr/>
-          <w:p>
-            <w:pPr>
-              <w:pStyle w:val="Compact"/>
-              <w:jc w:val="left"/>
-            </w:pPr>
-            <w:r>
-              <w:t xml:space="preserve">изменение стойкое, но не нарастает и не мешает жить</w:t>
-            </w:r>
-          </w:p>
-        </w:tc>
-        <w:tc>
-          <w:tcPr/>
-          <w:p>
-            <w:pPr>
-              <w:pStyle w:val="Compact"/>
-              <w:jc w:val="left"/>
-            </w:pPr>
-            <w:r>
-              <w:t xml:space="preserve">ваш акушер-гинеколог</w:t>
-            </w:r>
-          </w:p>
-        </w:tc>
-        <w:tc>
-          <w:tcPr/>
-          <w:p>
-            <w:pPr>
-              <w:pStyle w:val="Compact"/>
-              <w:jc w:val="left"/>
-            </w:pPr>
-            <w:r>
-              <w:t xml:space="preserve">на ближайшем визите</w:t>
-            </w:r>
-          </w:p>
-        </w:tc>
-      </w:tr>
-      <w:tr>
-        <w:tc>
-          <w:tcPr/>
-          <w:p>
-            <w:pPr>
-              <w:pStyle w:val="Compact"/>
-              <w:jc w:val="left"/>
-            </w:pPr>
-            <w:r>
-              <w:t xml:space="preserve">2. Связаться с врачом раньше</w:t>
-            </w:r>
-          </w:p>
-        </w:tc>
-        <w:tc>
-          <w:tcPr/>
-          <w:p>
-            <w:pPr>
-              <w:pStyle w:val="Compact"/>
-              <w:jc w:val="left"/>
-            </w:pPr>
-            <w:r>
-              <w:t xml:space="preserve">изменение, которое нельзя оставить до визита</w:t>
-            </w:r>
-          </w:p>
-        </w:tc>
-        <w:tc>
-          <w:tcPr/>
-          <w:p>
-            <w:pPr>
-              <w:pStyle w:val="Compact"/>
-              <w:jc w:val="left"/>
-            </w:pPr>
-            <w:r>
-              <w:t xml:space="preserve">женская консультация: звонок или внеплановый приём</w:t>
-            </w:r>
-          </w:p>
-        </w:tc>
-        <w:tc>
-          <w:tcPr/>
-          <w:p>
-            <w:pPr>
-              <w:pStyle w:val="Compact"/>
-              <w:jc w:val="left"/>
-            </w:pPr>
-            <w:r>
-              <w:t xml:space="preserve">в тот же или на следующий день</w:t>
-            </w:r>
-          </w:p>
-        </w:tc>
-      </w:tr>
-      <w:tr>
-        <w:tc>
-          <w:tcPr/>
-          <w:p>
-            <w:pPr>
-              <w:pStyle w:val="Compact"/>
-              <w:jc w:val="left"/>
-            </w:pPr>
-            <w:r>
-              <w:t xml:space="preserve">3. Обратиться срочно</w:t>
-            </w:r>
-          </w:p>
-        </w:tc>
-        <w:tc>
-          <w:tcPr/>
-          <w:p>
-            <w:pPr>
-              <w:pStyle w:val="Compact"/>
-              <w:jc w:val="left"/>
-            </w:pPr>
-            <w:r>
-              <w:t xml:space="preserve">признаки Раздела 0 без угрозы жизни прямо сейчас</w:t>
-            </w:r>
-          </w:p>
-        </w:tc>
-        <w:tc>
-          <w:tcPr/>
-          <w:p>
-            <w:pPr>
-              <w:pStyle w:val="Compact"/>
-              <w:jc w:val="left"/>
-            </w:pPr>
-            <w:r>
-              <w:t xml:space="preserve">приёмное отделение роддома</w:t>
-            </w:r>
-          </w:p>
-        </w:tc>
-        <w:tc>
-          <w:tcPr/>
-          <w:p>
-            <w:pPr>
-              <w:pStyle w:val="Compact"/>
-              <w:jc w:val="left"/>
-            </w:pPr>
-            <w:r>
-              <w:t xml:space="preserve">сразу, не дожидаясь утра</w:t>
-            </w:r>
-          </w:p>
-        </w:tc>
-      </w:tr>
-      <w:tr>
-        <w:tc>
-          <w:tcPr/>
-          <w:p>
-            <w:pPr>
-              <w:pStyle w:val="Compact"/>
-              <w:jc w:val="left"/>
-            </w:pPr>
-            <w:r>
-              <w:t xml:space="preserve">4. Вызвать скорую</w:t>
-            </w:r>
-          </w:p>
-        </w:tc>
-        <w:tc>
-          <w:tcPr/>
-          <w:p>
-            <w:pPr>
-              <w:pStyle w:val="Compact"/>
-              <w:jc w:val="left"/>
-            </w:pPr>
-            <w:r>
-              <w:t xml:space="preserve">признаки угрозы жизни из Раздела 0, пункт 0.1</w:t>
-            </w:r>
-          </w:p>
-        </w:tc>
-        <w:tc>
-          <w:tcPr/>
-          <w:p>
-            <w:pPr>
-              <w:pStyle w:val="Compact"/>
-              <w:jc w:val="left"/>
-            </w:pPr>
-            <w:r>
-              <w:t xml:space="preserve">скорая помощь: 103 или 112</w:t>
-            </w:r>
-          </w:p>
-        </w:tc>
-        <w:tc>
-          <w:tcPr/>
-          <w:p>
-            <w:pPr>
-              <w:pStyle w:val="Compact"/>
-              <w:jc w:val="left"/>
-            </w:pPr>
-            <w:r>
-              <w:t xml:space="preserve">немедленно</w:t>
-            </w:r>
-          </w:p>
-        </w:tc>
-      </w:tr>
-    </w:tbl>
-    <w:p>
-      <w:pPr>
-        <w:pStyle w:val="BodyText"/>
-      </w:pPr>
-      <w:r>
-        <w:rPr>
-          <w:bCs/>
-          <w:b/>
-        </w:rPr>
-        <w:t xml:space="preserve">Если сомневаетесь между двумя уровнями,</w:t>
-      </w:r>
-      <w:r>
-        <w:t xml:space="preserve"> </w:t>
-      </w:r>
-      <w:r>
-        <w:t xml:space="preserve">выбирайте более высокий.</w:t>
-      </w:r>
-    </w:p>
-    <w:p>
-      <w:pPr>
-        <w:pStyle w:val="BodyText"/>
-      </w:pPr>
-      <w:r>
-        <w:rPr>
-          <w:bCs/>
-          <w:b/>
-        </w:rPr>
-        <w:t xml:space="preserve">Признаки, при которых скорую вызывают обязательно,</w:t>
-      </w:r>
-      <w:r>
-        <w:t xml:space="preserve"> </w:t>
-      </w:r>
-      <w:r>
-        <w:t xml:space="preserve">перечислены в Разделе 0, пункт 0.1. Если ни одного из них нет, а пункт Раздела 0 говорит «в роддом», поезжайте в приёмное отделение сразу и не садитесь за руль.</w:t>
-      </w:r>
-    </w:p>
-    <w:p>
-      <w:pPr>
-        <w:pStyle w:val="BodyText"/>
-      </w:pPr>
-      <w:r>
-        <w:rPr>
-          <w:bCs/>
-          <w:b/>
-        </w:rPr>
-        <w:t xml:space="preserve">Мысли о том, чтобы причинить вред себе или ребёнку,</w:t>
-      </w:r>
-      <w:r>
-        <w:t xml:space="preserve"> </w:t>
-      </w:r>
-      <w:r>
-        <w:t xml:space="preserve">— отдельный маршрут: Раздел 0, пункт 0.17, и Тема 10, раздел 10.14.</w:t>
-      </w:r>
-    </w:p>
-    <w:p>
-      <w:pPr>
-        <w:pStyle w:val="BodyText"/>
-      </w:pPr>
-      <w:r>
-        <w:t xml:space="preserve">Обращение, после которого оказалось, что всё в порядке, — нормальный исход.</w:t>
-      </w:r>
-    </w:p>
-    <w:p>
-      <w:pPr>
-        <w:pStyle w:val="BodyText"/>
-      </w:pPr>
-      <w:r>
-        <w:rPr>
-          <w:bCs/>
-          <w:b/>
-        </w:rPr>
-        <w:t xml:space="preserve">Заполните заранее:</w:t>
-      </w:r>
-    </w:p>
-    <w:p>
-      <w:pPr>
-        <w:numPr>
-          <w:ilvl w:val="0"/>
-          <w:numId w:val="1002"/>
-        </w:numPr>
-        <w:pStyle w:val="Compact"/>
-      </w:pPr>
-      <w:r>
-        <w:t xml:space="preserve">роддом, куда можно поехать ночью: адрес и телефон;</w:t>
-      </w:r>
-    </w:p>
-    <w:p>
-      <w:pPr>
-        <w:numPr>
-          <w:ilvl w:val="0"/>
-          <w:numId w:val="1002"/>
-        </w:numPr>
-        <w:pStyle w:val="Compact"/>
-      </w:pPr>
-      <w:r>
-        <w:t xml:space="preserve">женская консультация: телефон, и кому звонить в нерабочее время;</w:t>
-      </w:r>
-    </w:p>
-    <w:p>
-      <w:pPr>
-        <w:numPr>
-          <w:ilvl w:val="0"/>
-          <w:numId w:val="1002"/>
-        </w:numPr>
-        <w:pStyle w:val="Compact"/>
-      </w:pPr>
-      <w:r>
-        <w:t xml:space="preserve">кто может отвезти вас в любое время: имя и телефон;</w:t>
-      </w:r>
-    </w:p>
-    <w:p>
-      <w:pPr>
-        <w:numPr>
-          <w:ilvl w:val="0"/>
-          <w:numId w:val="1002"/>
-        </w:numPr>
-        <w:pStyle w:val="Compact"/>
-      </w:pPr>
-      <w:r>
-        <w:t xml:space="preserve">где лежат обменная карта, паспорт и полис ОМС.</w:t>
-      </w:r>
-    </w:p>
-    <w:p>
-      <w:r>
-        <w:pict>
-          <v:rect style="width:0;height:1.5pt" o:hralign="center" o:hrstd="t" o:hr="t"/>
-        </w:pict>
-      </w:r>
-    </w:p>
-    <w:bookmarkEnd w:id="24"/>
-    <w:bookmarkStart w:id="27" w:name="X67a765dd7332406aa77e4c905c8d44615acbbe9"/>
-    <w:p>
-      <w:pPr>
-        <w:pStyle w:val="Heading2"/>
-      </w:pPr>
-      <w:r>
-        <w:t xml:space="preserve">Приложение 3. Как подготовиться к приёму или обращению за помощью</w:t>
-      </w:r>
-    </w:p>
-    <w:p>
-      <w:pPr>
-        <w:pStyle w:val="FirstParagraph"/>
-      </w:pPr>
-      <w:r>
-        <w:t xml:space="preserve">Короткая справочная страница. Подробно о том, как описать симптом, — Тема 11, раздел 11.8; о вопросах на приём — Ориентационный раздел, раздел 8.</w:t>
-      </w:r>
-    </w:p>
-    <w:bookmarkStart w:id="25" w:name="плановый-приём"/>
-    <w:p>
-      <w:pPr>
-        <w:pStyle w:val="Heading3"/>
-      </w:pPr>
-      <w:r>
-        <w:t xml:space="preserve">Плановый приём</w:t>
-      </w:r>
-    </w:p>
-    <w:p>
-      <w:pPr>
-        <w:pStyle w:val="FirstParagraph"/>
-      </w:pPr>
-      <w:r>
-        <w:rPr>
-          <w:bCs/>
-          <w:b/>
-        </w:rPr>
-        <w:t xml:space="preserve">Что рассказать:</w:t>
-      </w:r>
-    </w:p>
-    <w:p>
-      <w:pPr>
-        <w:numPr>
-          <w:ilvl w:val="0"/>
-          <w:numId w:val="1003"/>
-        </w:numPr>
-        <w:pStyle w:val="Compact"/>
-      </w:pPr>
-      <w:r>
-        <w:t xml:space="preserve">что изменилось с прошлого визита;</w:t>
-      </w:r>
-    </w:p>
-    <w:p>
-      <w:pPr>
-        <w:numPr>
-          <w:ilvl w:val="0"/>
-          <w:numId w:val="1003"/>
-        </w:numPr>
-        <w:pStyle w:val="Compact"/>
-      </w:pPr>
-      <w:r>
-        <w:t xml:space="preserve">новые или повторяющиеся симптомы: что, когда началось, сколько длилось, что помогло (дневник — Тема 11, раздел 11.5);</w:t>
-      </w:r>
-    </w:p>
-    <w:p>
-      <w:pPr>
-        <w:numPr>
-          <w:ilvl w:val="0"/>
-          <w:numId w:val="1003"/>
-        </w:numPr>
-        <w:pStyle w:val="Compact"/>
-      </w:pPr>
-      <w:r>
-        <w:t xml:space="preserve">результаты анализов и УЗИ, сделанных после прошлого визита;</w:t>
-      </w:r>
-    </w:p>
-    <w:p>
-      <w:pPr>
-        <w:numPr>
-          <w:ilvl w:val="0"/>
-          <w:numId w:val="1003"/>
-        </w:numPr>
-        <w:pStyle w:val="Compact"/>
-      </w:pPr>
-      <w:r>
-        <w:t xml:space="preserve">какие лекарства, витамины и добавки вы принимаете (список — Приложение 4);</w:t>
-      </w:r>
-    </w:p>
-    <w:p>
-      <w:pPr>
-        <w:numPr>
-          <w:ilvl w:val="0"/>
-          <w:numId w:val="1003"/>
-        </w:numPr>
-        <w:pStyle w:val="Compact"/>
-      </w:pPr>
-      <w:r>
-        <w:t xml:space="preserve">цифры домашних измерений, если врач их назначил: давление, шевеления.</w:t>
-      </w:r>
-    </w:p>
-    <w:p>
-      <w:pPr>
-        <w:pStyle w:val="FirstParagraph"/>
-      </w:pPr>
-      <w:r>
-        <w:rPr>
-          <w:bCs/>
-          <w:b/>
-        </w:rPr>
-        <w:t xml:space="preserve">Что спросить:</w:t>
-      </w:r>
-    </w:p>
-    <w:p>
-      <w:pPr>
-        <w:numPr>
-          <w:ilvl w:val="0"/>
-          <w:numId w:val="1004"/>
-        </w:numPr>
-        <w:pStyle w:val="Compact"/>
-      </w:pPr>
-      <w:r>
-        <w:t xml:space="preserve">что показал анализ или УЗИ, всё ли в пределах нормы для моего срока; нужно ли что-то повторить;</w:t>
-      </w:r>
-    </w:p>
-    <w:p>
-      <w:pPr>
-        <w:numPr>
-          <w:ilvl w:val="0"/>
-          <w:numId w:val="1004"/>
-        </w:numPr>
-        <w:pStyle w:val="Compact"/>
-      </w:pPr>
-      <w:r>
-        <w:t xml:space="preserve">зачем это исследование или лекарство, какое у него показание, что будет, если его не делать;</w:t>
-      </w:r>
-    </w:p>
-    <w:p>
-      <w:pPr>
-        <w:numPr>
-          <w:ilvl w:val="0"/>
-          <w:numId w:val="1004"/>
-        </w:numPr>
-        <w:pStyle w:val="Compact"/>
-      </w:pPr>
-      <w:r>
-        <w:t xml:space="preserve">когда следующий приём и что сделать до него; нужны ли консультации других специалистов;</w:t>
-      </w:r>
-    </w:p>
-    <w:p>
-      <w:pPr>
-        <w:numPr>
-          <w:ilvl w:val="0"/>
-          <w:numId w:val="1004"/>
-        </w:numPr>
-        <w:pStyle w:val="Compact"/>
-      </w:pPr>
-      <w:r>
-        <w:t xml:space="preserve">с какими признаками звонить вам, а с какими ехать в роддом; куда звонить в нерабочее время;</w:t>
-      </w:r>
-    </w:p>
-    <w:p>
-      <w:pPr>
-        <w:numPr>
-          <w:ilvl w:val="0"/>
-          <w:numId w:val="1004"/>
-        </w:numPr>
-        <w:pStyle w:val="Compact"/>
-      </w:pPr>
-      <w:r>
-        <w:t xml:space="preserve">ближе к 36–37 неделям — в каком роддоме рекомендуют рожать и можно ли выбрать другой.</w:t>
-      </w:r>
-    </w:p>
-    <w:p>
-      <w:pPr>
-        <w:pStyle w:val="FirstParagraph"/>
-      </w:pPr>
-      <w:r>
-        <w:rPr>
-          <w:bCs/>
-          <w:b/>
-        </w:rPr>
-        <w:t xml:space="preserve">Что взять:</w:t>
-      </w:r>
-      <w:r>
-        <w:t xml:space="preserve"> </w:t>
-      </w:r>
-      <w:r>
-        <w:t xml:space="preserve">обменную карту, результаты анализов и протоколы УЗИ, дневник, если ведёте, список вопросов.</w:t>
-      </w:r>
-    </w:p>
-    <w:bookmarkEnd w:id="25"/>
-    <w:bookmarkStart w:id="26" w:name="Xc2ce52971b4501a09549523946b4b53a50f00c8"/>
-    <w:p>
-      <w:pPr>
-        <w:pStyle w:val="Heading3"/>
-      </w:pPr>
-      <w:r>
-        <w:t xml:space="preserve">Незапланированное обращение: звонок врачу, вызов скорой, приёмное отделение</w:t>
-      </w:r>
-    </w:p>
-    <w:p>
-      <w:pPr>
-        <w:pStyle w:val="FirstParagraph"/>
-      </w:pPr>
-      <w:r>
-        <w:rPr>
-          <w:bCs/>
-          <w:b/>
-        </w:rPr>
-        <w:t xml:space="preserve">Первая фраза — срок и главное:</w:t>
-      </w:r>
-      <w:r>
-        <w:t xml:space="preserve"> </w:t>
-      </w:r>
-      <w:r>
-        <w:t xml:space="preserve">«Срок 34 недели. Ребёнок с утра двигается намного слабее обычного».</w:t>
-      </w:r>
-    </w:p>
-    <w:p>
-      <w:pPr>
-        <w:pStyle w:val="BodyText"/>
-      </w:pPr>
-      <w:r>
-        <w:rPr>
-          <w:bCs/>
-          <w:b/>
-        </w:rPr>
-        <w:t xml:space="preserve">Дальше — по порядку:</w:t>
-      </w:r>
-    </w:p>
-    <w:p>
-      <w:pPr>
-        <w:numPr>
-          <w:ilvl w:val="0"/>
-          <w:numId w:val="1005"/>
-        </w:numPr>
-        <w:pStyle w:val="Compact"/>
-      </w:pPr>
-      <w:r>
-        <w:t xml:space="preserve">что произошло — своими словами;</w:t>
-      </w:r>
-    </w:p>
-    <w:p>
-      <w:pPr>
-        <w:numPr>
-          <w:ilvl w:val="0"/>
-          <w:numId w:val="1005"/>
-        </w:numPr>
-        <w:pStyle w:val="Compact"/>
-      </w:pPr>
-      <w:r>
-        <w:t xml:space="preserve">когда началось, внезапно или постепенно;</w:t>
-      </w:r>
-    </w:p>
-    <w:p>
-      <w:pPr>
-        <w:numPr>
-          <w:ilvl w:val="0"/>
-          <w:numId w:val="1005"/>
-        </w:numPr>
-        <w:pStyle w:val="Compact"/>
-      </w:pPr>
-      <w:r>
-        <w:t xml:space="preserve">как меняется — усиливается, ослабевает, приходит волнами;</w:t>
-      </w:r>
-    </w:p>
-    <w:p>
-      <w:pPr>
-        <w:numPr>
-          <w:ilvl w:val="0"/>
-          <w:numId w:val="1005"/>
-        </w:numPr>
-        <w:pStyle w:val="Compact"/>
-      </w:pPr>
-      <w:r>
-        <w:t xml:space="preserve">насколько сильно — по шкале от 0 до 10, мешает ли ходить, говорить, спать;</w:t>
-      </w:r>
-    </w:p>
-    <w:p>
-      <w:pPr>
-        <w:numPr>
-          <w:ilvl w:val="0"/>
-          <w:numId w:val="1005"/>
-        </w:numPr>
-        <w:pStyle w:val="Compact"/>
-      </w:pPr>
-      <w:r>
-        <w:t xml:space="preserve">что ещё появилось: кровь или выделения, подтекание жидкости, температура, головокружение, изменение шевелений;</w:t>
-      </w:r>
-    </w:p>
-    <w:p>
-      <w:pPr>
-        <w:numPr>
-          <w:ilvl w:val="0"/>
-          <w:numId w:val="1005"/>
-        </w:numPr>
-        <w:pStyle w:val="Compact"/>
-      </w:pPr>
-      <w:r>
-        <w:t xml:space="preserve">цифры, если мерили: давление (на какой руке, сколько раз), температура, пульс, когда ребёнок последний раз двигался как обычно;</w:t>
-      </w:r>
-    </w:p>
-    <w:p>
-      <w:pPr>
-        <w:numPr>
-          <w:ilvl w:val="0"/>
-          <w:numId w:val="1005"/>
-        </w:numPr>
-        <w:pStyle w:val="Compact"/>
-      </w:pPr>
-      <w:r>
-        <w:t xml:space="preserve">что уже приняли: какое лекарство, сколько и во сколько, помогло ли;</w:t>
-      </w:r>
-    </w:p>
-    <w:p>
-      <w:pPr>
-        <w:numPr>
-          <w:ilvl w:val="0"/>
-          <w:numId w:val="1005"/>
-        </w:numPr>
-        <w:pStyle w:val="Compact"/>
-      </w:pPr>
-      <w:r>
-        <w:t xml:space="preserve">двойня, осложнения в прошлых беременностях, хронические болезни.</w:t>
-      </w:r>
-    </w:p>
-    <w:p>
-      <w:pPr>
-        <w:pStyle w:val="FirstParagraph"/>
-      </w:pPr>
-      <w:r>
-        <w:t xml:space="preserve">Диспетчеру скорой назовите адрес и как к вам пройти; трубку положите последней.</w:t>
-      </w:r>
-    </w:p>
-    <w:p>
-      <w:pPr>
-        <w:pStyle w:val="BodyText"/>
-      </w:pPr>
-      <w:r>
-        <w:rPr>
-          <w:bCs/>
-          <w:b/>
-        </w:rPr>
-        <w:t xml:space="preserve">Что взять с собой:</w:t>
-      </w:r>
-      <w:r>
-        <w:t xml:space="preserve"> </w:t>
-      </w:r>
-      <w:r>
-        <w:t xml:space="preserve">обменную карту, паспорт и полис ОМС, список лекарств или сами упаковки, дневник, если вели, телефон и зарядку. Если есть кровь или подтекание — прокладку.</w:t>
-      </w:r>
-    </w:p>
-    <w:p>
-      <w:r>
-        <w:pict>
-          <v:rect style="width:0;height:1.5pt" o:hralign="center" o:hrstd="t" o:hr="t"/>
-        </w:pict>
-      </w:r>
-    </w:p>
-    <w:bookmarkEnd w:id="26"/>
-    <w:bookmarkEnd w:id="27"/>
-    <w:bookmarkStart w:id="28" w:name="приложение-4.-мои-лекарства-и-добавки"/>
-    <w:p>
-      <w:pPr>
-        <w:pStyle w:val="Heading2"/>
-      </w:pPr>
-      <w:r>
-        <w:t xml:space="preserve">Приложение 4. Мои лекарства и добавки</w:t>
+        <w:t xml:space="preserve">Приложение 2. Мои лекарства и добавки</w:t>
       </w:r>
     </w:p>
     <w:p>
@@ -3695,14 +2890,143 @@
         </w:pict>
       </w:r>
     </w:p>
+    <w:bookmarkEnd w:id="24"/>
+    <w:bookmarkStart w:id="37" w:name="X535e591da7191f1026145d506cbc6ffc0a72f84"/>
+    <w:p>
+      <w:pPr>
+        <w:pStyle w:val="Heading2"/>
+      </w:pPr>
+      <w:r>
+        <w:t xml:space="preserve">Приложение 3. Как понимать медицинскую информацию</w:t>
+      </w:r>
+    </w:p>
+    <w:p>
+      <w:pPr>
+        <w:pStyle w:val="FirstParagraph"/>
+      </w:pPr>
+      <w:r>
+        <w:t xml:space="preserve">В бланках анализов, инструкциях к лекарствам, заключениях врачей и статьях встречаются слова, которые в медицине значат не совсем то, что в обычной речи. Ниже собраны самые частые из них: что они означают, пример из книги и что из этого следует для вас. Подробнее эти вопросы разобраны в Ориентационном разделе (разделы 3, 5 и 6) и в темах, указанных в скобках.</w:t>
+      </w:r>
+    </w:p>
+    <w:bookmarkStart w:id="25" w:name="по-показаниям"/>
+    <w:p>
+      <w:pPr>
+        <w:pStyle w:val="Heading3"/>
+      </w:pPr>
+      <w:r>
+        <w:t xml:space="preserve">«По показаниям»</w:t>
+      </w:r>
+    </w:p>
+    <w:p>
+      <w:pPr>
+        <w:pStyle w:val="FirstParagraph"/>
+      </w:pPr>
+      <w:r>
+        <w:t xml:space="preserve">Так пишут об исследовании, лекарстве или консультации, которые нужны не всем, а только при определённой причине. Причиной может быть жалоба, результат другого анализа, болезнь или срок беременности.</w:t>
+      </w:r>
+    </w:p>
+    <w:p>
+      <w:pPr>
+        <w:pStyle w:val="BodyText"/>
+      </w:pPr>
+      <w:r>
+        <w:t xml:space="preserve">Пример: повторное УЗИ делают не всем, а если скрининг показал высокий риск или в третьем триместре подозревают неправильное положение ребёнка.</w:t>
+      </w:r>
+    </w:p>
+    <w:p>
+      <w:pPr>
+        <w:pStyle w:val="BodyText"/>
+      </w:pPr>
+      <w:r>
+        <w:t xml:space="preserve">Если исследования нет в общем перечне, это не значит, что вам его не сделают: его назначат, когда появится причина. Если вам назначили то, чего не было у подруги, значит, у вас есть причина, которой не было у неё. Вы вправе спросить врача, какое показание у назначения и что изменится, если исследование что-то найдёт (Ориентационный раздел, раздел 5).</w:t>
+      </w:r>
+    </w:p>
+    <w:bookmarkEnd w:id="25"/>
+    <w:bookmarkStart w:id="26" w:name="X3484ce67b1475117e09f7a3b7028305542a2358"/>
+    <w:p>
+      <w:pPr>
+        <w:pStyle w:val="Heading3"/>
+      </w:pPr>
+      <w:r>
+        <w:t xml:space="preserve">«Противопоказано при беременности» в инструкции</w:t>
+      </w:r>
+    </w:p>
+    <w:p>
+      <w:pPr>
+        <w:pStyle w:val="FirstParagraph"/>
+      </w:pPr>
+      <w:r>
+        <w:t xml:space="preserve">Эта фраза или «применение не рекомендуется» стоит в российских инструкциях у очень многих препаратов, в том числе у тех, что врачи назначают беременным постоянно. Чаще всего причина не в доказанном вреде, а в том, что у беременных препарат не изучали.</w:t>
+      </w:r>
+    </w:p>
+    <w:p>
+      <w:pPr>
+        <w:pStyle w:val="BodyText"/>
+      </w:pPr>
+      <w:r>
+        <w:t xml:space="preserve">Если врач назначил препарат, зная о беременности, он это ограничение видел и учёл. Не отменяйте лечение сами. Спросите врача, почему препарат назначен, несмотря на запись в инструкции (Тема 7, раздел 7.1).</w:t>
+      </w:r>
+    </w:p>
+    <w:bookmarkEnd w:id="26"/>
+    <w:bookmarkStart w:id="27" w:name="нет-данных-не-то-же-что-безопасно"/>
+    <w:p>
+      <w:pPr>
+        <w:pStyle w:val="Heading3"/>
+      </w:pPr>
+      <w:r>
+        <w:t xml:space="preserve">«Нет данных» — не то же, что «безопасно»</w:t>
+      </w:r>
+    </w:p>
+    <w:p>
+      <w:pPr>
+        <w:pStyle w:val="FirstParagraph"/>
+      </w:pPr>
+      <w:r>
+        <w:t xml:space="preserve">Беременных почти не включают в исследования новых лекарств. Сведения о том, как препарат действует при беременности, накапливаются годами, из наблюдений за женщинами, которые его принимали. Поэтому «нет данных о вреде» значит, что вред не изучен или не найден, а не что доказано его отсутствие.</w:t>
+      </w:r>
+    </w:p>
+    <w:p>
+      <w:pPr>
+        <w:pStyle w:val="BodyText"/>
+      </w:pPr>
+      <w:r>
+        <w:t xml:space="preserve">Из двух препаратов с одной задачей обычно выбирают тот, о котором при беременности известно больше. Уместный вопрос врачу: есть ли средство с той же задачей, но лучше изученное при беременности (Тема 7, разделы 7.1 и 7.17).</w:t>
+      </w:r>
+    </w:p>
+    <w:bookmarkEnd w:id="27"/>
+    <w:bookmarkStart w:id="28" w:name="X6606816c291ba71adbd8d6435b354a8ddad724e"/>
+    <w:p>
+      <w:pPr>
+        <w:pStyle w:val="Heading3"/>
+      </w:pPr>
+      <w:r>
+        <w:t xml:space="preserve">Буква A, B, C, D или X рядом с названием препарата</w:t>
+      </w:r>
+    </w:p>
+    <w:p>
+      <w:pPr>
+        <w:pStyle w:val="FirstParagraph"/>
+      </w:pPr>
+      <w:r>
+        <w:t xml:space="preserve">Это американские категории безопасности лекарств при беременности. В США их отменили в 2015 году, но в справочниках и в интернете они встречаются до сих пор. Буква не говорит ни о том, откуда взяты сведения — из опытов на животных или из наблюдений за людьми, — ни о том, насколько серьёзен возможный вред.</w:t>
+      </w:r>
+    </w:p>
+    <w:p>
+      <w:pPr>
+        <w:pStyle w:val="BodyText"/>
+      </w:pPr>
+      <w:r>
+        <w:t xml:space="preserve">Букву можно не учитывать. Читайте то, что написано рядом словами: «только в случае крайней необходимости», «противопоказано», — и с этой формулировкой идите к врачу (Тема 7, раздел 7.1).</w:t>
+      </w:r>
+    </w:p>
     <w:bookmarkEnd w:id="28"/>
-    <w:bookmarkStart w:id="29" w:name="Xd5520bac3401163c936459dfcdd3354be87f67b"/>
-    <w:p>
-      <w:pPr>
-        <w:pStyle w:val="Heading2"/>
-      </w:pPr>
-      <w:r>
-        <w:t xml:space="preserve">Приложение 5. Как понимать медицинскую информацию</w:t>
+    <w:bookmarkStart w:id="29" w:name="симптом-и-диагноз"/>
+    <w:p>
+      <w:pPr>
+        <w:pStyle w:val="Heading3"/>
+      </w:pPr>
+      <w:r>
+        <w:t xml:space="preserve">Симптом и диагноз</w:t>
       </w:r>
     </w:p>
     <w:p>
@@ -3710,7 +3034,33 @@
         <w:pStyle w:val="FirstParagraph"/>
       </w:pPr>
       <w:r>
-        <w:t xml:space="preserve">Короткая справочная страница. Основное место — Ориентационный раздел, разделы 3, 5 и 6.</w:t>
+        <w:t xml:space="preserve">Симптом — то, что вы замечаете сами: боль, жжение, выделения, температура. Диагноз — причина симптома, которую устанавливает врач. Один и тот же симптом бывает при разных причинах. Жжение при мочеиспускании возможно и при инфекции, и без неё, а подтвердить инфекцию может только анализ.</w:t>
+      </w:r>
+    </w:p>
+    <w:p>
+      <w:pPr>
+        <w:pStyle w:val="BodyText"/>
+      </w:pPr>
+      <w:r>
+        <w:t xml:space="preserve">Дома вы отвечаете на вопрос «что изменилось и как быстро», а на вопрос «что это» отвечают осмотр и обследование. Как быстро обращаться к врачу, подскажут Приложение 1 и Тема 11 (разделы 11.1 и 11.6).</w:t>
+      </w:r>
+    </w:p>
+    <w:bookmarkEnd w:id="29"/>
+    <w:bookmarkStart w:id="30" w:name="скрининг-и-диагностика"/>
+    <w:p>
+      <w:pPr>
+        <w:pStyle w:val="Heading3"/>
+      </w:pPr>
+      <w:r>
+        <w:t xml:space="preserve">Скрининг и диагностика</w:t>
+      </w:r>
+    </w:p>
+    <w:p>
+      <w:pPr>
+        <w:pStyle w:val="FirstParagraph"/>
+      </w:pPr>
+      <w:r>
+        <w:t xml:space="preserve">Скрининг проводят всем беременным, чтобы выделить тех, у кого риск выше. Его результат — вероятность, а не ответ «есть» или «нет». Диагностика — более точное исследование: она отвечает, есть ли состояние на самом деле. Её предлагают, если скрининг показал высокий риск.</w:t>
       </w:r>
     </w:p>
     <w:p>
@@ -3722,13 +3072,73 @@
           <w:bCs/>
           <w:b/>
         </w:rPr>
-        <w:t xml:space="preserve">«По показаниям».</w:t>
+        <w:t xml:space="preserve">Как читать дробь в результате скрининга.</w:t>
       </w:r>
       <w:r>
         <w:t xml:space="preserve"> </w:t>
       </w:r>
       <w:r>
-        <w:t xml:space="preserve">Значит: не всем, а при определённой причине — жалобе, результате другого исследования, болезни, сроке беременности. Вы вправе спросить, какое показание у назначенного исследования (Ориентационный раздел, раздел 5).</w:t>
+        <w:t xml:space="preserve">Риск хромосомных аномалий после первого скрининга записывают дробью. 1:100 значит «один шанс из ста»: если бы у ста женщин был такой результат, ребёнок с аномалией был бы в среднем у одной из них, а у девяноста девяти — без неё. 1:5000 — один шанс из пяти тысяч. Чем больше число после двоеточия, тем риск ниже. Высоким считают риск 1:100 и выше, например 1:100 или 1:50.</w:t>
+      </w:r>
+    </w:p>
+    <w:p>
+      <w:pPr>
+        <w:pStyle w:val="BodyText"/>
+      </w:pPr>
+      <w:r>
+        <w:t xml:space="preserve">Высокий риск по скринингу не означает, что у ребёнка есть аномалия: это повод для точной проверки. Результат объясняют на консультации, и решения о дальнейшем наблюдении принимают вместе с вами (Ориентационный раздел, раздел 3).</w:t>
+      </w:r>
+    </w:p>
+    <w:bookmarkEnd w:id="30"/>
+    <w:bookmarkStart w:id="31" w:name="фактор-риска-не-прогноз"/>
+    <w:p>
+      <w:pPr>
+        <w:pStyle w:val="Heading3"/>
+      </w:pPr>
+      <w:r>
+        <w:t xml:space="preserve">Фактор риска — не прогноз</w:t>
+      </w:r>
+    </w:p>
+    <w:p>
+      <w:pPr>
+        <w:pStyle w:val="FirstParagraph"/>
+      </w:pPr>
+      <w:r>
+        <w:t xml:space="preserve">Фактор риска — обстоятельство, при котором осложнение встречается чаще. Он описывает, у кого осложнение бывает чаще, но не говорит, будет ли оно у конкретной женщины (Тема 10, раздел 10.2).</w:t>
+      </w:r>
+    </w:p>
+    <w:p>
+      <w:pPr>
+        <w:pStyle w:val="BodyText"/>
+      </w:pPr>
+      <w:r>
+        <w:t xml:space="preserve">Фактор риска нужен врачу, чтобы решить, за чем наблюдать внимательнее и нужна ли профилактика. Например, если после первого скрининга риск преэклампсии высокий, назначают препараты для её профилактики и советуют измерять давление дома (Ориентационный раздел, раздел 2).</w:t>
+      </w:r>
+    </w:p>
+    <w:bookmarkEnd w:id="31"/>
+    <w:bookmarkStart w:id="32" w:name="связано-с-и-вызывает"/>
+    <w:p>
+      <w:pPr>
+        <w:pStyle w:val="Heading3"/>
+      </w:pPr>
+      <w:r>
+        <w:t xml:space="preserve">«Связано с» и «вызывает»</w:t>
+      </w:r>
+    </w:p>
+    <w:p>
+      <w:pPr>
+        <w:pStyle w:val="FirstParagraph"/>
+      </w:pPr>
+      <w:r>
+        <w:t xml:space="preserve">Два события, совпавшие по времени, не обязательно связаны как причина и следствие. Чтобы понять, есть ли связь, нужно знать, как часто то же самое бывает и без предполагаемой причины.</w:t>
+      </w:r>
+    </w:p>
+    <w:p>
+      <w:pPr>
+        <w:pStyle w:val="BodyText"/>
+      </w:pPr>
+      <w:r>
+        <w:t xml:space="preserve">Пример: лекарство принято в начале беременности. Независимо от лекарств примерно у четырёх детей из ста бывает крупный порок развития, а около шестнадцати процентов известных беременностей заканчиваются самопроизвольным прерыванием. Без этой точки отсчёта любое совпадение по времени кажется причиной (Тема 7, раздел 7.16). Так же новые ощущения после близости легко принять за её следствие, хотя совпадение по времени причину не доказывает (Тема 4, раздел 4.8).</w:t>
       </w:r>
     </w:p>
     <w:p>
@@ -3740,200 +3150,478 @@
           <w:bCs/>
           <w:b/>
         </w:rPr>
-        <w:t xml:space="preserve">Симптом и диагноз — не одно и то же.</w:t>
+        <w:t xml:space="preserve">«Риск вырос в два раза».</w:t>
       </w:r>
       <w:r>
         <w:t xml:space="preserve"> </w:t>
       </w:r>
       <w:r>
-        <w:t xml:space="preserve">Дома можно заметить изменение, но нельзя узнать его причину: жжение при мочеиспускании бывает и при инфекции, и без неё, а подтвердить инфекцию может только анализ. Дома отвечают на вопрос «что изменилось и насколько быстро», а на вопрос «что это» — осмотр и обследование (Тема 11, раздел 11.1).</w:t>
+        <w:t xml:space="preserve">Такая фраза ничего не говорит, пока неизвестно, от какого числа он вырос. Если исходный риск один на десять тысяч, двукратный рост даёт два на десять тысяч. Если исходный риск один из ста — два из ста. Когда встречаете «в два раза», «на 50 %», ищите или спрашивайте, сколько это в случаях на сто или на тысячу женщин.</w:t>
+      </w:r>
+    </w:p>
+    <w:bookmarkEnd w:id="32"/>
+    <w:bookmarkStart w:id="33" w:name="X09d64d6c082e678cc260f26589140ae168a8a25"/>
+    <w:p>
+      <w:pPr>
+        <w:pStyle w:val="Heading3"/>
+      </w:pPr>
+      <w:r>
+        <w:t xml:space="preserve">Нормальный результат отвечает только на свой вопрос</w:t>
+      </w:r>
+    </w:p>
+    <w:p>
+      <w:pPr>
+        <w:pStyle w:val="FirstParagraph"/>
+      </w:pPr>
+      <w:r>
+        <w:t xml:space="preserve">Каждый анализ проверяет что-то одно. Нормальный гемоглобин не гарантирует, что запасов железа достаточно: их показывает ферритин (Тема 1, раздел 1.2). Один нормальный анализ глюкозы в начале беременности не отменяет теста с нагрузкой глюкозой в 24–28 недель (Ориентационный раздел, раздел 6).</w:t>
       </w:r>
     </w:p>
     <w:p>
       <w:pPr>
         <w:pStyle w:val="BodyText"/>
+      </w:pPr>
+      <w:r>
+        <w:t xml:space="preserve">Если анализ в норме, а жалоба осталась, скажите о ней врачу.</w:t>
+      </w:r>
+    </w:p>
+    <w:bookmarkEnd w:id="33"/>
+    <w:bookmarkStart w:id="34" w:name="почему-одну-цифру-не-оценивают-отдельно"/>
+    <w:p>
+      <w:pPr>
+        <w:pStyle w:val="Heading3"/>
+      </w:pPr>
+      <w:r>
+        <w:t xml:space="preserve">Почему одну цифру не оценивают отдельно</w:t>
+      </w:r>
+    </w:p>
+    <w:p>
+      <w:pPr>
+        <w:pStyle w:val="FirstParagraph"/>
+      </w:pPr>
+      <w:r>
+        <w:t xml:space="preserve">Врач читает результат вместе со сроком беременности, осмотром, жалобами и прошлыми анализами.</w:t>
+      </w:r>
+    </w:p>
+    <w:p>
+      <w:pPr>
+        <w:numPr>
+          <w:ilvl w:val="0"/>
+          <w:numId w:val="1002"/>
+        </w:numPr>
+        <w:pStyle w:val="Compact"/>
+      </w:pPr>
+      <w:r>
+        <w:t xml:space="preserve">«Положительно» в строке IgM ещё не значит «болею»: анализ повторяют через 10–14 дней и делают уточняющее исследование (Тема 9, раздел 9.18).</w:t>
+      </w:r>
+    </w:p>
+    <w:p>
+      <w:pPr>
+        <w:numPr>
+          <w:ilvl w:val="0"/>
+          <w:numId w:val="1002"/>
+        </w:numPr>
+        <w:pStyle w:val="Compact"/>
+      </w:pPr>
+      <w:r>
+        <w:t xml:space="preserve">При инфекции или воспалении ферритин может временно повышаться, и нормальная цифра не исключает скрытый дефицит железа (Тема 1, раздел 1.2).</w:t>
+      </w:r>
+    </w:p>
+    <w:p>
+      <w:pPr>
+        <w:pStyle w:val="FirstParagraph"/>
+      </w:pPr>
+      <w:r>
+        <w:t xml:space="preserve">Если результат вас встревожил, не ищите ответ в интернете по одной цифре: запишите вопрос и спросите врача, в том числе, в пределах ли нормы результат для вашего срока (Ориентационный раздел, раздел 8). Если вместе с плохим результатом появились признаки из Раздела 0, действуйте по Разделу 0.</w:t>
+      </w:r>
+    </w:p>
+    <w:bookmarkEnd w:id="34"/>
+    <w:bookmarkStart w:id="35" w:name="порог-граница-для-действия-а-не-диагноз"/>
+    <w:p>
+      <w:pPr>
+        <w:pStyle w:val="Heading3"/>
+      </w:pPr>
+      <w:r>
+        <w:t xml:space="preserve">Порог — граница для действия, а не диагноз</w:t>
+      </w:r>
+    </w:p>
+    <w:p>
+      <w:pPr>
+        <w:pStyle w:val="FirstParagraph"/>
+      </w:pPr>
+      <w:r>
+        <w:t xml:space="preserve">Порог — число, после которого меняется, что делать: позвонить врачу, поехать в роддом или вызвать скорую. Сам по себе он диагноза не ставит. Одна высокая цифра давления — повод повторить измерение через 15 минут по правилам, а не диагноз. При каких цифрах звонить врачу, а при каких нужна срочная помощь, — Тема 11, раздел 11.3, и Раздел 0, пункт 0.5.</w:t>
+      </w:r>
+    </w:p>
+    <w:bookmarkEnd w:id="35"/>
+    <w:bookmarkStart w:id="36" w:name="может-обычно-редко"/>
+    <w:p>
+      <w:pPr>
+        <w:pStyle w:val="Heading3"/>
+      </w:pPr>
+      <w:r>
+        <w:t xml:space="preserve">«Может», «обычно», «редко»</w:t>
+      </w:r>
+    </w:p>
+    <w:p>
+      <w:pPr>
+        <w:pStyle w:val="FirstParagraph"/>
+      </w:pPr>
+      <w:r>
+        <w:t xml:space="preserve">В медицинских текстах, и в этой книге тоже, эти слова выбирают точно. «Может вызывать» значит, что так бывает, но не обязательно и не у всех. «Обычно» значит, что так в большинстве случаев и исключения есть. «Редко» — что так бывает, но нечасто. Читая, не превращайте «может» в «вызывает», а «обычно» — в «всегда».</w:t>
+      </w:r>
+    </w:p>
+    <w:p>
+      <w:r>
+        <w:pict>
+          <v:rect style="width:0;height:1.5pt" o:hralign="center" o:hrstd="t" o:hr="t"/>
+        </w:pict>
+      </w:r>
+    </w:p>
+    <w:bookmarkEnd w:id="36"/>
+    <w:bookmarkEnd w:id="37"/>
+    <w:bookmarkStart w:id="42" w:name="Xf50cfb8f07d4e975983b416e4b3d4cd8a3d417b"/>
+    <w:p>
+      <w:pPr>
+        <w:pStyle w:val="Heading2"/>
+      </w:pPr>
+      <w:r>
+        <w:t xml:space="preserve">Приложение 4. Как проверять медицинскую информацию в интернете</w:t>
+      </w:r>
+    </w:p>
+    <w:p>
+      <w:pPr>
+        <w:pStyle w:val="FirstParagraph"/>
+      </w:pPr>
+      <w:r>
+        <w:t xml:space="preserve">Отказываться от поиска в интернете не нужно, но важно понимать, чему можно доверять и как проверить прочитанное. Если вас тревожит симптом, сначала найдите его в Приложении 1. Если там указан Раздел 0, действуйте по нему и не откладывайте обращение ради поиска (Тема 10, раздел 10.9).</w:t>
+      </w:r>
+    </w:p>
+    <w:bookmarkStart w:id="38" w:name="где-искать-в-первую-очередь"/>
+    <w:p>
+      <w:pPr>
+        <w:pStyle w:val="Heading3"/>
+      </w:pPr>
+      <w:r>
+        <w:t xml:space="preserve">Где искать в первую очередь</w:t>
+      </w:r>
+    </w:p>
+    <w:p>
+      <w:pPr>
+        <w:numPr>
+          <w:ilvl w:val="0"/>
+          <w:numId w:val="1003"/>
+        </w:numPr>
+        <w:pStyle w:val="Compact"/>
       </w:pPr>
       <w:r>
         <w:rPr>
           <w:bCs/>
           <w:b/>
         </w:rPr>
-        <w:t xml:space="preserve">Фактор риска и прогноз — не одно и то же.</w:t>
+        <w:t xml:space="preserve">Клинические рекомендации Минздрава России</w:t>
       </w:r>
       <w:r>
         <w:t xml:space="preserve"> </w:t>
       </w:r>
       <w:r>
-        <w:t xml:space="preserve">Факторы риска описывают, у кого осложнение встречается чаще. Что оно будет у конкретной женщины, из этого не следует (Тема 10, раздел 10.2). Высокий риск по скринингу тоже не значит, что у ребёнка есть аномалия: он значит, что нужна более точная проверка (Ориентационный раздел, раздел 3).</w:t>
-      </w:r>
-    </w:p>
-    <w:p>
-      <w:pPr>
-        <w:pStyle w:val="BodyText"/>
+        <w:t xml:space="preserve">— документы, по которым врачи ведут беременность и лечат болезни. Они собраны в рубрикаторе cr.minzdrav.gov.ru: найдите рекомендацию по названию болезни или состояния. В конце многих рекомендаций есть Приложение В «Информация для пациента» — его можно читать без медицинского образования.</w:t>
+      </w:r>
+    </w:p>
+    <w:p>
+      <w:pPr>
+        <w:numPr>
+          <w:ilvl w:val="0"/>
+          <w:numId w:val="1003"/>
+        </w:numPr>
+        <w:pStyle w:val="Compact"/>
       </w:pPr>
       <w:r>
         <w:rPr>
           <w:bCs/>
           <w:b/>
         </w:rPr>
-        <w:t xml:space="preserve">Скрининг и диагностика.</w:t>
+        <w:t xml:space="preserve">Официальная инструкция к лекарству</w:t>
       </w:r>
       <w:r>
         <w:t xml:space="preserve"> </w:t>
       </w:r>
       <w:r>
-        <w:t xml:space="preserve">Скрининг проводят всем, чтобы выделить тех, у кого риск выше; его результат — вероятность. Диагностика отвечает на вопрос, есть ли состояние на самом деле (Ориентационный раздел, раздел 3).</w:t>
-      </w:r>
-    </w:p>
-    <w:p>
-      <w:pPr>
-        <w:pStyle w:val="BodyText"/>
+        <w:t xml:space="preserve">— в Государственном реестре лекарственных средств, grls.rosminzdrav.ru. Как им пользоваться и что ещё проверить о препарате — Приложение 5.</w:t>
+      </w:r>
+    </w:p>
+    <w:p>
+      <w:pPr>
+        <w:numPr>
+          <w:ilvl w:val="0"/>
+          <w:numId w:val="1003"/>
+        </w:numPr>
+        <w:pStyle w:val="Compact"/>
       </w:pPr>
       <w:r>
         <w:rPr>
           <w:bCs/>
           <w:b/>
         </w:rPr>
-        <w:t xml:space="preserve">«Связано с» и «вызывает».</w:t>
-      </w:r>
-      <w:r>
-        <w:t xml:space="preserve"> </w:t>
-      </w:r>
-      <w:r>
-        <w:t xml:space="preserve">Два события, совпавшие по времени, не обязательно связаны как причина и следствие. Новые ощущения после близости легко принять за её следствие, хотя совпадение по времени не всегда доказывает причину (Тема 4, раздел 4.8). Если лекарство принято в начале беременности, сначала нужно знать, как часто то же самое бывает без всякого лекарства: без этой точки отсчёта любое совпадение по времени читается как причина (Тема 7, раздел 7.16).</w:t>
-      </w:r>
-    </w:p>
-    <w:p>
-      <w:pPr>
-        <w:pStyle w:val="BodyText"/>
+        <w:t xml:space="preserve">Сайты государственных органов здравоохранения, медицинских вузов, крупных профессиональных и некоммерческих медицинских организаций.</w:t>
+      </w:r>
+    </w:p>
+    <w:bookmarkEnd w:id="38"/>
+    <w:bookmarkStart w:id="39" w:name="пять-вопросов-к-любому-тексту"/>
+    <w:p>
+      <w:pPr>
+        <w:pStyle w:val="Heading3"/>
+      </w:pPr>
+      <w:r>
+        <w:t xml:space="preserve">Пять вопросов к любому тексту</w:t>
+      </w:r>
+    </w:p>
+    <w:p>
+      <w:pPr>
+        <w:numPr>
+          <w:ilvl w:val="0"/>
+          <w:numId w:val="1004"/>
+        </w:numPr>
+        <w:pStyle w:val="Compact"/>
       </w:pPr>
       <w:r>
         <w:rPr>
           <w:bCs/>
           <w:b/>
         </w:rPr>
-        <w:t xml:space="preserve">Что означает нормальный результат.</w:t>
+        <w:t xml:space="preserve">Кто автор и кто стоит за сайтом.</w:t>
       </w:r>
       <w:r>
         <w:t xml:space="preserve"> </w:t>
       </w:r>
       <w:r>
-        <w:t xml:space="preserve">Нормальный результат отвечает только на тот вопрос, который задавал анализ. Нормальный гемоглобин не гарантирует, что запасов железа достаточно: их показывает ферритин (Тема 1, раздел 1.2). Один нормальный анализ глюкозы в начале беременности не отменяет теста с нагрузкой глюкозой в 24–28 недель (Ориентационный раздел, раздел 6).</w:t>
-      </w:r>
-    </w:p>
-    <w:p>
-      <w:pPr>
-        <w:pStyle w:val="BodyText"/>
+        <w:t xml:space="preserve">Указано ли, кто написал текст, есть ли у автора медицинское образование, какая организация отвечает за сайт.</w:t>
+      </w:r>
+    </w:p>
+    <w:p>
+      <w:pPr>
+        <w:numPr>
+          <w:ilvl w:val="0"/>
+          <w:numId w:val="1004"/>
+        </w:numPr>
+        <w:pStyle w:val="Compact"/>
       </w:pPr>
       <w:r>
         <w:rPr>
           <w:bCs/>
           <w:b/>
         </w:rPr>
-        <w:t xml:space="preserve">Почему один показатель редко оценивают отдельно.</w:t>
+        <w:t xml:space="preserve">На что опирается текст.</w:t>
       </w:r>
       <w:r>
         <w:t xml:space="preserve"> </w:t>
       </w:r>
       <w:r>
-        <w:t xml:space="preserve">Цифру в бланке врач читает вместе со сроком беременности, осмотром, жалобами и прошлыми анализами. «Положительно» в строке IgM ещё не значит «болею»: анализ повторяют и делают уточняющее исследование (Тема 9, раздел 9.18).</w:t>
-      </w:r>
-    </w:p>
-    <w:p>
-      <w:pPr>
-        <w:pStyle w:val="BodyText"/>
+        <w:t xml:space="preserve">Хороший материал называет источники: клинические рекомендации, исследования, официальные документы. Текст без источников проверить нельзя.</w:t>
+      </w:r>
+    </w:p>
+    <w:p>
+      <w:pPr>
+        <w:numPr>
+          <w:ilvl w:val="0"/>
+          <w:numId w:val="1004"/>
+        </w:numPr>
+        <w:pStyle w:val="Compact"/>
       </w:pPr>
       <w:r>
         <w:rPr>
           <w:bCs/>
           <w:b/>
         </w:rPr>
-        <w:t xml:space="preserve">Цифры, нормы и пороги.</w:t>
+        <w:t xml:space="preserve">Когда его обновляли.</w:t>
       </w:r>
       <w:r>
         <w:t xml:space="preserve"> </w:t>
       </w:r>
       <w:r>
-        <w:t xml:space="preserve">Порог — граница, после которой меняется действие: позвонить, поехать, вызвать скорую. Диагноза он не ставит. Одна высокая цифра давления — повод повторить измерение по правилам, а не диагноз (Тема 11, раздел 11.3). На приёме уместно спросить, в пределах ли нормы результат именно для вашего срока (Ориентационный раздел, раздел 8).</w:t>
-      </w:r>
-    </w:p>
-    <w:p>
-      <w:r>
-        <w:pict>
-          <v:rect style="width:0;height:1.5pt" o:hralign="center" o:hrstd="t" o:hr="t"/>
-        </w:pict>
-      </w:r>
-    </w:p>
-    <w:bookmarkEnd w:id="29"/>
-    <w:bookmarkStart w:id="30" w:name="X88ae62b0ba3bd97c7f6fbc205441b14c5a07931"/>
-    <w:p>
-      <w:pPr>
-        <w:pStyle w:val="Heading2"/>
-      </w:pPr>
-      <w:r>
-        <w:t xml:space="preserve">Приложение 6. Как проверять медицинскую информацию в интернете</w:t>
-      </w:r>
-    </w:p>
-    <w:p>
-      <w:pPr>
-        <w:pStyle w:val="FirstParagraph"/>
-      </w:pPr>
-      <w:r>
-        <w:t xml:space="preserve">Отказываться от интернета не нужно. Но прежде чем поверить прочитанному и тем более действовать, ответьте на несколько вопросов. Если тревожит симптом, сначала сверьтесь с Разделом 0 и не откладывайте обращение ради поиска (Тема 10, раздел 10.9).</w:t>
-      </w:r>
-    </w:p>
-    <w:p>
-      <w:pPr>
-        <w:pStyle w:val="BodyText"/>
+        <w:t xml:space="preserve">Ищите дату написания или последней проверки. Рекомендации меняются, и старый материал может им уже не соответствовать.</w:t>
+      </w:r>
+    </w:p>
+    <w:p>
+      <w:pPr>
+        <w:numPr>
+          <w:ilvl w:val="0"/>
+          <w:numId w:val="1004"/>
+        </w:numPr>
+        <w:pStyle w:val="Compact"/>
       </w:pPr>
       <w:r>
         <w:rPr>
           <w:bCs/>
           <w:b/>
         </w:rPr>
-        <w:t xml:space="preserve">Кто автор.</w:t>
+        <w:t xml:space="preserve">Про беременность ли это и для какой страны.</w:t>
       </w:r>
       <w:r>
         <w:t xml:space="preserve"> </w:t>
       </w:r>
       <w:r>
-        <w:t xml:space="preserve">Указано ли, кто написал текст и какая организация за ним стоит. Надёжнее материалы государственных органов здравоохранения, медицинских вузов, крупных профессиональных и некоммерческих медицинских организаций.</w:t>
-      </w:r>
-    </w:p>
-    <w:p>
-      <w:pPr>
-        <w:pStyle w:val="BodyText"/>
+        <w:t xml:space="preserve">Совет, верный для небеременных, при беременности может не подходить: меняются нормы анализов, допустимые лекарства, пороги срочности. Порядок наблюдения, названия препаратов и правила различаются по странам. Например, буквенные категории безопасности лекарств относятся к американской маркировке, и в США их уже отменили (Тема 7, раздел 7.1).</w:t>
+      </w:r>
+    </w:p>
+    <w:p>
+      <w:pPr>
+        <w:numPr>
+          <w:ilvl w:val="0"/>
+          <w:numId w:val="1004"/>
+        </w:numPr>
+        <w:pStyle w:val="Compact"/>
       </w:pPr>
       <w:r>
         <w:rPr>
           <w:bCs/>
           <w:b/>
         </w:rPr>
-        <w:t xml:space="preserve">На какие источники он ссылается.</w:t>
+        <w:t xml:space="preserve">Что это за текст.</w:t>
       </w:r>
       <w:r>
         <w:t xml:space="preserve"> </w:t>
       </w:r>
       <w:r>
-        <w:t xml:space="preserve">Хороший материал называет, откуда взяты сведения: клинические рекомендации, исследования, официальные документы. Текст без ссылок проверить нельзя.</w:t>
-      </w:r>
-    </w:p>
-    <w:p>
-      <w:pPr>
-        <w:pStyle w:val="BodyText"/>
+        <w:t xml:space="preserve">Клиническая рекомендация обобщает данные многих исследований. Одно исследование — только часть картины. Мнение и личная история показывают опыт одного человека. Реклама должна быть обозначена как реклама. Насторожить должны обещания быстрого и полного излечения, резкие формулировки и единственный «правильный» продукт.</w:t>
+      </w:r>
+    </w:p>
+    <w:p>
+      <w:pPr>
+        <w:pStyle w:val="FirstParagraph"/>
       </w:pPr>
       <w:r>
         <w:rPr>
           <w:bCs/>
           <w:b/>
         </w:rPr>
-        <w:t xml:space="preserve">Когда информация обновлялась.</w:t>
+        <w:t xml:space="preserve">Истории других женщин и соцсети.</w:t>
       </w:r>
       <w:r>
         <w:t xml:space="preserve"> </w:t>
       </w:r>
       <w:r>
-        <w:t xml:space="preserve">Ищите дату написания или последней проверки. Рекомендации меняются, и старый материал может им уже не соответствовать.</w:t>
+        <w:t xml:space="preserve">Чужой опыт может поддержать, но не годится как основание для решений о вашем здоровье: у другой женщины другой срок, другие анализы и другая история. То, что пост прислал знакомый, не делает сведения верными. Если после чтения ленты становится тревожнее, а не спокойнее, сократите её, а вопрос запишите для врача (Тема 10, раздел 10.9).</w:t>
+      </w:r>
+    </w:p>
+    <w:bookmarkEnd w:id="39"/>
+    <w:bookmarkStart w:id="40" w:name="как-спрашивать-искусственный-интеллект"/>
+    <w:p>
+      <w:pPr>
+        <w:pStyle w:val="Heading3"/>
+      </w:pPr>
+      <w:r>
+        <w:t xml:space="preserve">Как спрашивать искусственный интеллект</w:t>
+      </w:r>
+    </w:p>
+    <w:p>
+      <w:pPr>
+        <w:pStyle w:val="FirstParagraph"/>
+      </w:pPr>
+      <w:r>
+        <w:t xml:space="preserve">Чат-боты на основе искусственного интеллекта могут давать ложные, неточные или неполные ответы, причём уверенным тоном. Поэтому ответ ИИ — черновик вопроса к врачу, а не решение.</w:t>
+      </w:r>
+    </w:p>
+    <w:p>
+      <w:pPr>
+        <w:pStyle w:val="BodyText"/>
+      </w:pPr>
+      <w:r>
+        <w:t xml:space="preserve">Чтобы ответ был полезнее и его можно было проверить:</w:t>
+      </w:r>
+    </w:p>
+    <w:p>
+      <w:pPr>
+        <w:numPr>
+          <w:ilvl w:val="0"/>
+          <w:numId w:val="1005"/>
+        </w:numPr>
+        <w:pStyle w:val="Compact"/>
+      </w:pPr>
+      <w:r>
+        <w:t xml:space="preserve">задавайте вопрос с подробностями: срок беременности, что именно происходит, что вы уже принимаете;</w:t>
+      </w:r>
+    </w:p>
+    <w:p>
+      <w:pPr>
+        <w:numPr>
+          <w:ilvl w:val="0"/>
+          <w:numId w:val="1005"/>
+        </w:numPr>
+        <w:pStyle w:val="Compact"/>
+      </w:pPr>
+      <w:r>
+        <w:t xml:space="preserve">просите указать источники и ссылки, а потом откройте одну-две из них сами: существует ли документ и говорит ли он то же, что пересказал ИИ;</w:t>
+      </w:r>
+    </w:p>
+    <w:p>
+      <w:pPr>
+        <w:numPr>
+          <w:ilvl w:val="0"/>
+          <w:numId w:val="1005"/>
+        </w:numPr>
+        <w:pStyle w:val="Compact"/>
+      </w:pPr>
+      <w:r>
+        <w:t xml:space="preserve">если ИИ ссылается на зарубежный документ, помните, что порядок и названия препаратов в России могут быть другими;</w:t>
+      </w:r>
+    </w:p>
+    <w:p>
+      <w:pPr>
+        <w:numPr>
+          <w:ilvl w:val="0"/>
+          <w:numId w:val="1005"/>
+        </w:numPr>
+        <w:pStyle w:val="Compact"/>
+      </w:pPr>
+      <w:r>
+        <w:t xml:space="preserve">если ответ расходится с книгой или с тем, что сказал врач, обсудите это с врачом;</w:t>
+      </w:r>
+    </w:p>
+    <w:p>
+      <w:pPr>
+        <w:numPr>
+          <w:ilvl w:val="0"/>
+          <w:numId w:val="1005"/>
+        </w:numPr>
+        <w:pStyle w:val="Compact"/>
+      </w:pPr>
+      <w:r>
+        <w:t xml:space="preserve">не вводите фамилию, номер полиса, фотографии документов и другие сведения, по которым вас можно узнать: для ответа они не нужны.</w:t>
+      </w:r>
+    </w:p>
+    <w:p>
+      <w:pPr>
+        <w:pStyle w:val="FirstParagraph"/>
+      </w:pPr>
+      <w:r>
+        <w:t xml:space="preserve">Не спрашивайте ИИ, если признак есть в Разделе 0: звоните 103 или 112 или поезжайте в роддом. Если появились мысли причинить вред себе или ребёнку, — Раздел 0, пункт 0.17.</w:t>
+      </w:r>
+    </w:p>
+    <w:bookmarkEnd w:id="40"/>
+    <w:bookmarkStart w:id="41" w:name="готовые-запросы-для-ии"/>
+    <w:p>
+      <w:pPr>
+        <w:pStyle w:val="Heading3"/>
+      </w:pPr>
+      <w:r>
+        <w:t xml:space="preserve">Готовые запросы для ИИ</w:t>
+      </w:r>
+    </w:p>
+    <w:p>
+      <w:pPr>
+        <w:pStyle w:val="FirstParagraph"/>
+      </w:pPr>
+      <w:r>
+        <w:t xml:space="preserve">Ниже — заготовки запросов для частых вопросов. Они подходят для любого чат-бота. Выберите подходящую, впишите своё вместо пропуска и скопируйте в окно чат-бота целиком, вместе с требованиями к ответу. В электронной версии книги достаточно вписать название в поле и нажать «Скопировать».</w:t>
+      </w:r>
+    </w:p>
+    <w:p>
+      <w:pPr>
+        <w:pStyle w:val="BodyText"/>
+      </w:pPr>
+      <w:r>
+        <w:t xml:space="preserve">Каждый запрос начинается с одной из фраз: «Я беременна, срок ___ недель.» или «Я планирую беременность.»</w:t>
       </w:r>
     </w:p>
     <w:p>
@@ -3945,129 +3633,237 @@
           <w:bCs/>
           <w:b/>
         </w:rPr>
-        <w:t xml:space="preserve">Относится ли она именно к беременности.</w:t>
-      </w:r>
-      <w:r>
-        <w:t xml:space="preserve"> </w:t>
-      </w:r>
-      <w:r>
-        <w:t xml:space="preserve">Совет, верный для небеременных, при беременности может не подходить: меняются нормы анализов, допустимые лекарства, пороги срочности.</w:t>
-      </w:r>
-    </w:p>
-    <w:p>
-      <w:pPr>
-        <w:pStyle w:val="BodyText"/>
+        <w:t xml:space="preserve">1. Лекарство или средство: можно ли</w:t>
+      </w:r>
+    </w:p>
+    <w:p>
+      <w:pPr>
+        <w:pStyle w:val="BlockText"/>
+      </w:pPr>
+      <w:r>
+        <w:t xml:space="preserve">Можно ли мне применять ___ (название препарата или средства)? Назови его действующее вещество. Перескажи, что написано о беременности в официальной российской инструкции к этому препарату. Объясни, что известно о применении при беременности из клинических рекомендаций и исследований и есть ли средства с той же задачей, лучше изученные при беременности.</w:t>
+      </w:r>
+    </w:p>
+    <w:p>
+      <w:pPr>
+        <w:pStyle w:val="FirstParagraph"/>
       </w:pPr>
       <w:r>
         <w:rPr>
           <w:bCs/>
           <w:b/>
         </w:rPr>
-        <w:t xml:space="preserve">Для какой страны предназначена рекомендация.</w:t>
-      </w:r>
-      <w:r>
-        <w:t xml:space="preserve"> </w:t>
-      </w:r>
-      <w:r>
-        <w:t xml:space="preserve">Порядок наблюдения, названия препаратов и правила различаются по странам. Например, буквенные категории безопасности лекарств, которые до сих пор встречаются в интернете, относятся к американской маркировке, и в США их уже отменили (Тема 7, раздел 7.1).</w:t>
-      </w:r>
-    </w:p>
-    <w:p>
-      <w:pPr>
-        <w:pStyle w:val="BodyText"/>
+        <w:t xml:space="preserve">2. Уже приняла или уже случилось</w:t>
+      </w:r>
+    </w:p>
+    <w:p>
+      <w:pPr>
+        <w:pStyle w:val="BlockText"/>
+      </w:pPr>
+      <w:r>
+        <w:t xml:space="preserve">Я уже ___ (что произошло: какое лекарство приняла, сколько и когда; выпила алкоголь; сделала рентген). Что известно о таком воздействии на моём сроке? Сравни с тем, как часто такие же исходы бывают при беременности и без этого воздействия. Что мне сделать сейчас и что сообщить врачу?</w:t>
+      </w:r>
+    </w:p>
+    <w:p>
+      <w:pPr>
+        <w:pStyle w:val="FirstParagraph"/>
       </w:pPr>
       <w:r>
         <w:rPr>
           <w:bCs/>
           <w:b/>
         </w:rPr>
-        <w:t xml:space="preserve">Клиническая рекомендация, исследование, мнение или личная история.</w:t>
-      </w:r>
-      <w:r>
-        <w:t xml:space="preserve"> </w:t>
-      </w:r>
-      <w:r>
-        <w:t xml:space="preserve">Клиническая рекомендация обобщает данные многих исследований; одно исследование — только один кусок картины; мнение и личная история показывают опыт одного человека.</w:t>
-      </w:r>
-    </w:p>
-    <w:p>
-      <w:pPr>
-        <w:pStyle w:val="BodyText"/>
+        <w:t xml:space="preserve">3. Еда, напиток, витамин, добавка, трава</w:t>
+      </w:r>
+    </w:p>
+    <w:p>
+      <w:pPr>
+        <w:pStyle w:val="BlockText"/>
+      </w:pPr>
+      <w:r>
+        <w:t xml:space="preserve">Можно ли мне ___ (продукт, напиток, витамин, добавку или травяной чай)? Если есть ограничения по количеству или способу приготовления, назови их и объясни, на чём они основаны. Если это добавка или трава — что известно о её безопасности при беременности и нужна ли она без назначения врача.</w:t>
+      </w:r>
+    </w:p>
+    <w:p>
+      <w:pPr>
+        <w:pStyle w:val="FirstParagraph"/>
       </w:pPr>
       <w:r>
         <w:rPr>
           <w:bCs/>
           <w:b/>
         </w:rPr>
-        <w:t xml:space="preserve">Рекламный интерес.</w:t>
-      </w:r>
-      <w:r>
-        <w:t xml:space="preserve"> </w:t>
-      </w:r>
-      <w:r>
-        <w:t xml:space="preserve">Кто платит за сайт или публикацию. Реклама должна быть обозначена как реклама. Насторожить должны обещания быстрого и полного излечения, резкие формулировки и единственный «правильный» продукт.</w:t>
-      </w:r>
-    </w:p>
-    <w:p>
-      <w:pPr>
-        <w:pStyle w:val="BodyText"/>
+        <w:t xml:space="preserve">4. Занятие, процедура, поездка</w:t>
+      </w:r>
+    </w:p>
+    <w:p>
+      <w:pPr>
+        <w:pStyle w:val="BlockText"/>
+      </w:pPr>
+      <w:r>
+        <w:t xml:space="preserve">Можно ли мне ___ (например: окрашивание волос, баня, массаж, перелёт, бег, уборка с бытовой химией)? Чем это может быть опасно, какие меры предосторожности рекомендуют и при каких состояниях беременности это не советуют.</w:t>
+      </w:r>
+    </w:p>
+    <w:p>
+      <w:pPr>
+        <w:pStyle w:val="FirstParagraph"/>
       </w:pPr>
       <w:r>
         <w:rPr>
           <w:bCs/>
           <w:b/>
         </w:rPr>
-        <w:t xml:space="preserve">Истории других беременных.</w:t>
-      </w:r>
-      <w:r>
-        <w:t xml:space="preserve"> </w:t>
-      </w:r>
-      <w:r>
-        <w:t xml:space="preserve">Чужой опыт может поддержать, но не подходит как основание для решений о вашем здоровье: у другой женщины другой срок, другие анализы и другая история.</w:t>
-      </w:r>
-    </w:p>
-    <w:p>
-      <w:pPr>
-        <w:pStyle w:val="BodyText"/>
+        <w:t xml:space="preserve">5. Симптом</w:t>
+      </w:r>
+    </w:p>
+    <w:p>
+      <w:pPr>
+        <w:pStyle w:val="BlockText"/>
+      </w:pPr>
+      <w:r>
+        <w:t xml:space="preserve">У меня ___ (что беспокоит, когда началось, как меняется). Не ставь диагноз. Сначала перечисли признаки, при которых с этим нужно вызвать скорую или сразу ехать в роддом. Затем объясни, какие бывают причины такого симптома при беременности и как быстро мне стоит обратиться к врачу: на плановом приёме, в тот же или на следующий день или срочно.</w:t>
+      </w:r>
+    </w:p>
+    <w:p>
+      <w:pPr>
+        <w:pStyle w:val="FirstParagraph"/>
       </w:pPr>
       <w:r>
         <w:rPr>
           <w:bCs/>
           <w:b/>
         </w:rPr>
-        <w:t xml:space="preserve">Социальные сети.</w:t>
-      </w:r>
-      <w:r>
-        <w:t xml:space="preserve"> </w:t>
-      </w:r>
-      <w:r>
-        <w:t xml:space="preserve">То, что пост прислал знакомый, не делает сведения верными. Если после чтения ленты становится тревожнее, а не спокойнее, — это повод сократить её, а вопрос записать для врача (Тема 10, раздел 10.9).</w:t>
-      </w:r>
-    </w:p>
-    <w:p>
-      <w:pPr>
-        <w:pStyle w:val="BodyText"/>
+        <w:t xml:space="preserve">6. Анализ, обследование, слово из заключения</w:t>
+      </w:r>
+    </w:p>
+    <w:p>
+      <w:pPr>
+        <w:pStyle w:val="BlockText"/>
+      </w:pPr>
+      <w:r>
+        <w:t xml:space="preserve">Объясни простыми словами, что значит ___ (название показателя, его значение и единицы измерения или слово из заключения) у беременной на моём сроке. Учитывай, что нормы разных лабораторий различаются. Какие причины бывают у такого результата, что обычно делают дальше, о чём спросить врача.</w:t>
+      </w:r>
+    </w:p>
+    <w:p>
+      <w:pPr>
+        <w:pStyle w:val="FirstParagraph"/>
       </w:pPr>
       <w:r>
         <w:rPr>
           <w:bCs/>
           <w:b/>
         </w:rPr>
-        <w:t xml:space="preserve">Ответы ИИ.</w:t>
+        <w:t xml:space="preserve">7. Инфекция, контакт с заболевшим, прививка</w:t>
+      </w:r>
+    </w:p>
+    <w:p>
+      <w:pPr>
+        <w:pStyle w:val="BlockText"/>
+      </w:pPr>
+      <w:r>
+        <w:t xml:space="preserve">___ (например: у ребёнка в семье ветрянка; меня укусил клещ; мне предлагают прививку от гриппа). Что это значит при беременности, что мне сделать и в какие сроки, когда сообщить врачу.</w:t>
+      </w:r>
+    </w:p>
+    <w:p>
+      <w:pPr>
+        <w:pStyle w:val="FirstParagraph"/>
+      </w:pPr>
+      <w:r>
+        <w:rPr>
+          <w:bCs/>
+          <w:b/>
+        </w:rPr>
+        <w:t xml:space="preserve">8. Подготовка к беременности</w:t>
+      </w:r>
+    </w:p>
+    <w:p>
+      <w:pPr>
+        <w:pStyle w:val="BlockText"/>
+      </w:pPr>
+      <w:r>
+        <w:t xml:space="preserve">___ (например: принимаю такое-то лекарство; есть такое-то заболевание; хочу понять, какие анализы и прививки сделать заранее). Что рекомендуется сделать до зачатия и с каким врачом это обсудить.</w:t>
+      </w:r>
+    </w:p>
+    <w:p>
+      <w:pPr>
+        <w:pStyle w:val="FirstParagraph"/>
+      </w:pPr>
+      <w:r>
+        <w:rPr>
+          <w:bCs/>
+          <w:b/>
+        </w:rPr>
+        <w:t xml:space="preserve">9. Проверить прочитанное</w:t>
+      </w:r>
+    </w:p>
+    <w:p>
+      <w:pPr>
+        <w:pStyle w:val="BlockText"/>
+      </w:pPr>
+      <w:r>
+        <w:t xml:space="preserve">Проверь утверждение или совет: «___» (вставьте текст или ссылку). Верно ли это для беременных, верно частично, неверно или не изучено? Что говорят об этом российские клинические рекомендации, ВОЗ и профессиональные медицинские общества.</w:t>
+      </w:r>
+    </w:p>
+    <w:p>
+      <w:pPr>
+        <w:pStyle w:val="FirstParagraph"/>
+      </w:pPr>
+      <w:r>
+        <w:rPr>
+          <w:bCs/>
+          <w:b/>
+        </w:rPr>
+        <w:t xml:space="preserve">Требования к ответу — добавьте после любого запроса:</w:t>
+      </w:r>
+    </w:p>
+    <w:p>
+      <w:pPr>
+        <w:pStyle w:val="BlockText"/>
+      </w:pPr>
+      <w:r>
+        <w:t xml:space="preserve">Требования к ответу:</w:t>
       </w:r>
       <w:r>
         <w:t xml:space="preserve"> </w:t>
       </w:r>
       <w:r>
-        <w:t xml:space="preserve">Чат-боты и ассистенты на основе искусственного интеллекта могут выдавать ложные, неточные или неполные ответы, причём уверенным тоном. Используйте их ответ как черновик вопроса к врачу, а не как решение; проверяйте, на какой источник он опирается.</w:t>
-      </w:r>
-    </w:p>
-    <w:p>
-      <w:pPr>
-        <w:pStyle w:val="BodyText"/>
-      </w:pPr>
-      <w:r>
-        <w:t xml:space="preserve">Любые сведения из интернета, которые вы собираетесь применить к себе, обсудите с врачом: он скажет, подходят ли они именно вам.</w:t>
+        <w:t xml:space="preserve">1. Опирайся на клинические рекомендации Минздрава России, официальную инструкцию к препарату из Государственного реестра лекарственных средств, документы ВОЗ и профессиональных медицинских обществ. Для каждого важного утверждения укажи источник со ссылкой.</w:t>
+      </w:r>
+      <w:r>
+        <w:t xml:space="preserve"> </w:t>
+      </w:r>
+      <w:r>
+        <w:t xml:space="preserve">2. Если не можешь открыть источник или у тебя нет доступа к интернету, скажи об этом прямо. Не придумывай ссылки, названия документов и цифры.</w:t>
+      </w:r>
+      <w:r>
+        <w:t xml:space="preserve"> </w:t>
+      </w:r>
+      <w:r>
+        <w:t xml:space="preserve">3. Отдели то, что известно надёжно, от того, где данных мало или они противоречат друг другу.</w:t>
+      </w:r>
+      <w:r>
+        <w:t xml:space="preserve"> </w:t>
+      </w:r>
+      <w:r>
+        <w:t xml:space="preserve">4. Не ставь диагноз, не подбирай мне дозу, не советуй отменять лечение, назначенное врачом.</w:t>
+      </w:r>
+      <w:r>
+        <w:t xml:space="preserve"> </w:t>
+      </w:r>
+      <w:r>
+        <w:t xml:space="preserve">5. Если есть признаки, при которых нужна срочная помощь, назови их в начале ответа. Скорая в России — 103 или 112.</w:t>
+      </w:r>
+      <w:r>
+        <w:t xml:space="preserve"> </w:t>
+      </w:r>
+      <w:r>
+        <w:t xml:space="preserve">6. В конце дай 3–5 вопросов для моего врача.</w:t>
+      </w:r>
+      <w:r>
+        <w:t xml:space="preserve"> </w:t>
+      </w:r>
+      <w:r>
+        <w:t xml:space="preserve">7. Пиши простым языком и объясняй медицинские термины.</w:t>
       </w:r>
     </w:p>
     <w:p>
@@ -4077,14 +3873,15 @@
         </w:pict>
       </w:r>
     </w:p>
-    <w:bookmarkEnd w:id="30"/>
-    <w:bookmarkStart w:id="31" w:name="X8194236cebaa543a34879c54f5aa906bebba03f"/>
+    <w:bookmarkEnd w:id="41"/>
+    <w:bookmarkEnd w:id="42"/>
+    <w:bookmarkStart w:id="47" w:name="Xd4787a276acff85caf82dd05d28161b424e5027"/>
     <w:p>
       <w:pPr>
         <w:pStyle w:val="Heading2"/>
       </w:pPr>
       <w:r>
-        <w:t xml:space="preserve">Приложение 7. Чек-лист вопроса о лекарстве или другом средстве</w:t>
+        <w:t xml:space="preserve">Приложение 5. Чек-лист вопроса о лекарстве или другом средстве</w:t>
       </w:r>
     </w:p>
     <w:p>
@@ -4092,7 +3889,16 @@
         <w:pStyle w:val="FirstParagraph"/>
       </w:pPr>
       <w:r>
-        <w:t xml:space="preserve">Вопрос «а это можно при беременности?» без подробностей почти всегда получает ответ «лучше не надо». Соберите вопрос по этому списку — тогда на него можно ответить (Тема 7, раздел 7.17).</w:t>
+        <w:t xml:space="preserve">На вопрос «а это можно при беременности?» без подробностей почти всегда отвечают «лучше не надо». Чтобы получить полезный ответ, пройдите три шага: соберите сведения, проверьте препарат по официальным источникам и задайте вопрос врачу (Тема 7, раздел 7.17).</w:t>
+      </w:r>
+    </w:p>
+    <w:bookmarkStart w:id="43" w:name="шаг-1.-соберите-сведения"/>
+    <w:p>
+      <w:pPr>
+        <w:pStyle w:val="Heading3"/>
+      </w:pPr>
+      <w:r>
+        <w:t xml:space="preserve">Шаг 1. Соберите сведения</w:t>
       </w:r>
     </w:p>
     <w:p>
@@ -4104,17 +3910,23 @@
         <w:pStyle w:val="Compact"/>
       </w:pPr>
       <w:r>
+        <w:t xml:space="preserve">☐</w:t>
+      </w:r>
+      <w:r>
+        <w:t xml:space="preserve"> </w:t>
+      </w:r>
+      <w:r>
         <w:rPr>
           <w:bCs/>
           <w:b/>
         </w:rPr>
-        <w:t xml:space="preserve">Как называется действующее вещество</w:t>
+        <w:t xml:space="preserve">Действующее вещество.</w:t>
       </w:r>
       <w:r>
         <w:t xml:space="preserve"> </w:t>
       </w:r>
       <w:r>
-        <w:t xml:space="preserve">— не название на коробке, а строка мелким шрифтом под ним (Тема 7, раздел 7.3).</w:t>
+        <w:t xml:space="preserve">Это не название на коробке, а строка мелким шрифтом под ним (Тема 7, раздел 7.3).</w:t>
       </w:r>
     </w:p>
     <w:p>
@@ -4126,17 +3938,23 @@
         <w:pStyle w:val="Compact"/>
       </w:pPr>
       <w:r>
+        <w:t xml:space="preserve">☐</w:t>
+      </w:r>
+      <w:r>
+        <w:t xml:space="preserve"> </w:t>
+      </w:r>
+      <w:r>
         <w:rPr>
           <w:bCs/>
           <w:b/>
         </w:rPr>
-        <w:t xml:space="preserve">Для чего нужно средство</w:t>
+        <w:t xml:space="preserve">Для чего средство.</w:t>
       </w:r>
       <w:r>
         <w:t xml:space="preserve"> </w:t>
       </w:r>
       <w:r>
-        <w:t xml:space="preserve">— что именно происходит и как давно: «голова болит третий день» и «голова болит иногда» — разные вопросы.</w:t>
+        <w:t xml:space="preserve">Что происходит и как давно: «голова болит третий день» и «голова болит иногда» — разные вопросы.</w:t>
       </w:r>
     </w:p>
     <w:p>
@@ -4148,17 +3966,20 @@
         <w:pStyle w:val="Compact"/>
       </w:pPr>
       <w:r>
+        <w:t xml:space="preserve">☐</w:t>
+      </w:r>
+      <w:r>
+        <w:t xml:space="preserve"> </w:t>
+      </w:r>
+      <w:r>
         <w:rPr>
           <w:bCs/>
           <w:b/>
         </w:rPr>
-        <w:t xml:space="preserve">Какой срок беременности</w:t>
-      </w:r>
-      <w:r>
-        <w:t xml:space="preserve"> </w:t>
-      </w:r>
-      <w:r>
-        <w:t xml:space="preserve">— в неделях, а не в триместрах (Тема 7, раздел 7.2).</w:t>
+        <w:t xml:space="preserve">Срок беременности в неделях</w:t>
+      </w:r>
+      <w:r>
+        <w:t xml:space="preserve">, а не в триместрах (Тема 7, раздел 7.2).</w:t>
       </w:r>
     </w:p>
     <w:p>
@@ -4170,17 +3991,23 @@
         <w:pStyle w:val="Compact"/>
       </w:pPr>
       <w:r>
+        <w:t xml:space="preserve">☐</w:t>
+      </w:r>
+      <w:r>
+        <w:t xml:space="preserve"> </w:t>
+      </w:r>
+      <w:r>
         <w:rPr>
           <w:bCs/>
           <w:b/>
         </w:rPr>
-        <w:t xml:space="preserve">Какая форма и доза</w:t>
+        <w:t xml:space="preserve">Форма и доза.</w:t>
       </w:r>
       <w:r>
         <w:t xml:space="preserve"> </w:t>
       </w:r>
       <w:r>
-        <w:t xml:space="preserve">— таблетка, мазь, спрей; сколько миллиграммов, сколько раз в день, сколько дней. От формы зависит, сколько вещества попадает в кровь (Тема 7, раздел 7.4).</w:t>
+        <w:t xml:space="preserve">Таблетка, мазь, спрей; сколько миллиграммов, сколько раз в день, сколько дней. От формы зависит, сколько вещества попадает в кровь (Тема 7, раздел 7.4).</w:t>
       </w:r>
     </w:p>
     <w:p>
@@ -4192,17 +4019,20 @@
         <w:pStyle w:val="Compact"/>
       </w:pPr>
       <w:r>
+        <w:t xml:space="preserve">☐</w:t>
+      </w:r>
+      <w:r>
+        <w:t xml:space="preserve"> </w:t>
+      </w:r>
+      <w:r>
         <w:rPr>
           <w:bCs/>
           <w:b/>
         </w:rPr>
-        <w:t xml:space="preserve">Что ещё принимается</w:t>
-      </w:r>
-      <w:r>
-        <w:t xml:space="preserve"> </w:t>
-      </w:r>
-      <w:r>
-        <w:t xml:space="preserve">— включая витамины, добавки и травяной чай (Приложение 4).</w:t>
+        <w:t xml:space="preserve">Что ещё вы принимаете</w:t>
+      </w:r>
+      <w:r>
+        <w:t xml:space="preserve">, включая витамины, добавки и травяной чай. Удобно вести список в Приложении 2.</w:t>
       </w:r>
     </w:p>
     <w:p>
@@ -4214,17 +4044,23 @@
         <w:pStyle w:val="Compact"/>
       </w:pPr>
       <w:r>
+        <w:t xml:space="preserve">☐</w:t>
+      </w:r>
+      <w:r>
+        <w:t xml:space="preserve"> </w:t>
+      </w:r>
+      <w:r>
         <w:rPr>
           <w:bCs/>
           <w:b/>
         </w:rPr>
-        <w:t xml:space="preserve">Нет ли дублирования действующих веществ</w:t>
+        <w:t xml:space="preserve">Нет ли того же вещества в другом средстве.</w:t>
       </w:r>
       <w:r>
         <w:t xml:space="preserve"> </w:t>
       </w:r>
       <w:r>
-        <w:t xml:space="preserve">— например, парацетамол бывает и в таблетке от температуры, и в порошке от простуды, и дозы складываются (Тема 7, раздел 7.3).</w:t>
+        <w:t xml:space="preserve">Например, парацетамол бывает и в таблетке от температуры, и в порошке от простуды, и дозы складываются (Тема 7, раздел 7.3).</w:t>
       </w:r>
     </w:p>
     <w:p>
@@ -4236,51 +4072,381 @@
         <w:pStyle w:val="Compact"/>
       </w:pPr>
       <w:r>
+        <w:t xml:space="preserve">☐</w:t>
+      </w:r>
+      <w:r>
+        <w:t xml:space="preserve"> </w:t>
+      </w:r>
+      <w:r>
         <w:rPr>
           <w:bCs/>
           <w:b/>
         </w:rPr>
-        <w:t xml:space="preserve">Кто рекомендовал средство</w:t>
+        <w:t xml:space="preserve">Кто посоветовал средство:</w:t>
       </w:r>
       <w:r>
         <w:t xml:space="preserve"> </w:t>
       </w:r>
       <w:r>
-        <w:t xml:space="preserve">— врач, который ведёт беременность, другой врач, фармацевт, знакомые. Аптека помогает уточнить состав и форму, но решение о лечении при беременности принимает врач (Тема 7, раздел 7.17).</w:t>
-      </w:r>
-    </w:p>
-    <w:p>
-      <w:pPr>
-        <w:numPr>
-          <w:ilvl w:val="0"/>
-          <w:numId w:val="1006"/>
-        </w:numPr>
-        <w:pStyle w:val="Compact"/>
+        <w:t xml:space="preserve">врач, который ведёт беременность, другой врач, фармацевт, знакомые.</w:t>
+      </w:r>
+    </w:p>
+    <w:bookmarkEnd w:id="43"/>
+    <w:bookmarkStart w:id="44" w:name="X7d8dbaf53adeaa0399f4bcf930c3077011b61cd"/>
+    <w:p>
+      <w:pPr>
+        <w:pStyle w:val="Heading3"/>
+      </w:pPr>
+      <w:r>
+        <w:t xml:space="preserve">Шаг 2. Проверьте препарат по официальным источникам</w:t>
+      </w:r>
+    </w:p>
+    <w:p>
+      <w:pPr>
+        <w:pStyle w:val="FirstParagraph"/>
+      </w:pPr>
+      <w:r>
+        <w:t xml:space="preserve">Все ресурсы ниже бесплатные и открываются без регистрации.</w:t>
+      </w:r>
+    </w:p>
+    <w:tbl>
+      <w:tblPr>
+        <w:tblStyle w:val="Table"/>
+        <w:tblW w:type="pct" w:w="5000"/>
+        <w:tblLook w:firstRow="1" w:lastRow="0" w:firstColumn="0" w:lastColumn="0" w:noHBand="0" w:noVBand="0" w:val="0020"/>
+        <w:jc w:val="start"/>
+      </w:tblPr>
+      <w:tblGrid>
+        <w:gridCol w:w="2640"/>
+        <w:gridCol w:w="2640"/>
+        <w:gridCol w:w="2640"/>
+      </w:tblGrid>
+      <w:tr>
+        <w:trPr>
+          <w:tblHeader w:val="true"/>
+        </w:trPr>
+        <w:tc>
+          <w:tcPr/>
+          <w:p>
+            <w:pPr>
+              <w:pStyle w:val="Compact"/>
+              <w:jc w:val="left"/>
+            </w:pPr>
+            <w:r>
+              <w:t xml:space="preserve">Что проверить</w:t>
+            </w:r>
+          </w:p>
+        </w:tc>
+        <w:tc>
+          <w:tcPr/>
+          <w:p>
+            <w:pPr>
+              <w:pStyle w:val="Compact"/>
+              <w:jc w:val="left"/>
+            </w:pPr>
+            <w:r>
+              <w:t xml:space="preserve">Где</w:t>
+            </w:r>
+          </w:p>
+        </w:tc>
+        <w:tc>
+          <w:tcPr/>
+          <w:p>
+            <w:pPr>
+              <w:pStyle w:val="Compact"/>
+              <w:jc w:val="left"/>
+            </w:pPr>
+            <w:r>
+              <w:t xml:space="preserve">Как</w:t>
+            </w:r>
+          </w:p>
+        </w:tc>
+      </w:tr>
+      <w:tr>
+        <w:tc>
+          <w:tcPr/>
+          <w:p>
+            <w:pPr>
+              <w:pStyle w:val="Compact"/>
+              <w:jc w:val="left"/>
+            </w:pPr>
+            <w:r>
+              <w:t xml:space="preserve">☐ Зарегистрирован ли препарат как лекарство и какое у него действующее вещество</w:t>
+            </w:r>
+          </w:p>
+        </w:tc>
+        <w:tc>
+          <w:tcPr/>
+          <w:p>
+            <w:pPr>
+              <w:pStyle w:val="Compact"/>
+              <w:jc w:val="left"/>
+            </w:pPr>
+            <w:r>
+              <w:t xml:space="preserve">Государственный реестр лекарственных средств Минздрава — grls.rosminzdrav.ru</w:t>
+            </w:r>
+          </w:p>
+        </w:tc>
+        <w:tc>
+          <w:tcPr/>
+          <w:p>
+            <w:pPr>
+              <w:pStyle w:val="Compact"/>
+              <w:jc w:val="left"/>
+            </w:pPr>
+            <w:r>
+              <w:t xml:space="preserve">Найдите препарат по торговому названию или по действующему веществу. Если препарата в реестре нет, возможно, это биологически активная добавка, а не лекарство: спросите врача</w:t>
+            </w:r>
+          </w:p>
+        </w:tc>
+      </w:tr>
+      <w:tr>
+        <w:tc>
+          <w:tcPr/>
+          <w:p>
+            <w:pPr>
+              <w:pStyle w:val="Compact"/>
+              <w:jc w:val="left"/>
+            </w:pPr>
+            <w:r>
+              <w:t xml:space="preserve">☐ Что написано о беременности в официальной инструкции</w:t>
+            </w:r>
+          </w:p>
+        </w:tc>
+        <w:tc>
+          <w:tcPr/>
+          <w:p>
+            <w:pPr>
+              <w:pStyle w:val="Compact"/>
+              <w:jc w:val="left"/>
+            </w:pPr>
+            <w:r>
+              <w:t xml:space="preserve">Там же, в карточке препарата: кнопка «Показать инструкции»</w:t>
+            </w:r>
+          </w:p>
+        </w:tc>
+        <w:tc>
+          <w:tcPr/>
+          <w:p>
+            <w:pPr>
+              <w:pStyle w:val="Compact"/>
+              <w:jc w:val="left"/>
+            </w:pPr>
+            <w:r>
+              <w:t xml:space="preserve">Если файлов несколько, откройте последний по дате: первым часто открывается самый старый</w:t>
+            </w:r>
+          </w:p>
+        </w:tc>
+      </w:tr>
+      <w:tr>
+        <w:tc>
+          <w:tcPr/>
+          <w:p>
+            <w:pPr>
+              <w:pStyle w:val="Compact"/>
+              <w:jc w:val="left"/>
+            </w:pPr>
+            <w:r>
+              <w:t xml:space="preserve">☐ Не изъята ли из продажи ваша серия — как недоброкачественная или поддельная</w:t>
+            </w:r>
+          </w:p>
+        </w:tc>
+        <w:tc>
+          <w:tcPr/>
+          <w:p>
+            <w:pPr>
+              <w:pStyle w:val="Compact"/>
+              <w:jc w:val="left"/>
+            </w:pPr>
+            <w:r>
+              <w:t xml:space="preserve">Росздравнадзор, «Поиск изъятых из обращения лекарственных средств» — roszdravnadzor.gov.ru/services/lssearch</w:t>
+            </w:r>
+          </w:p>
+        </w:tc>
+        <w:tc>
+          <w:tcPr/>
+          <w:p>
+            <w:pPr>
+              <w:pStyle w:val="Compact"/>
+              <w:jc w:val="left"/>
+            </w:pPr>
+            <w:r>
+              <w:t xml:space="preserve">Введите название и номер серии с упаковки</w:t>
+            </w:r>
+          </w:p>
+        </w:tc>
+      </w:tr>
+      <w:tr>
+        <w:tc>
+          <w:tcPr/>
+          <w:p>
+            <w:pPr>
+              <w:pStyle w:val="Compact"/>
+              <w:jc w:val="left"/>
+            </w:pPr>
+            <w:r>
+              <w:t xml:space="preserve">☐ Легальна ли упаковка</w:t>
+            </w:r>
+          </w:p>
+        </w:tc>
+        <w:tc>
+          <w:tcPr/>
+          <w:p>
+            <w:pPr>
+              <w:pStyle w:val="Compact"/>
+              <w:jc w:val="left"/>
+            </w:pPr>
+            <w:r>
+              <w:t xml:space="preserve">Бесплатное приложение «Честный знак»</w:t>
+            </w:r>
+          </w:p>
+        </w:tc>
+        <w:tc>
+          <w:tcPr/>
+          <w:p>
+            <w:pPr>
+              <w:pStyle w:val="Compact"/>
+              <w:jc w:val="left"/>
+            </w:pPr>
+            <w:r>
+              <w:t xml:space="preserve">Отсканируйте квадратный код на упаковке. Статус «Товар проверен» значит, что товар легален в системе маркировки; состав и качество приложение не проверяет. При статусах «Сомнительный товар», «Лекарство запрещено к продаже» или «Код не найден» не принимайте препарат и покажите упаковку фармацевту</w:t>
+            </w:r>
+          </w:p>
+        </w:tc>
+      </w:tr>
+      <w:tr>
+        <w:tc>
+          <w:tcPr/>
+          <w:p>
+            <w:pPr>
+              <w:pStyle w:val="Compact"/>
+              <w:jc w:val="left"/>
+            </w:pPr>
+            <w:r>
+              <w:t xml:space="preserve">☐ Есть ли у интернет-аптеки лицензия</w:t>
+            </w:r>
+          </w:p>
+        </w:tc>
+        <w:tc>
+          <w:tcPr/>
+          <w:p>
+            <w:pPr>
+              <w:pStyle w:val="Compact"/>
+              <w:jc w:val="left"/>
+            </w:pPr>
+            <w:r>
+              <w:t xml:space="preserve">Росздравнадзор, «Единый реестр лицензий» — roszdravnadzor.gov.ru/services/licenses</w:t>
+            </w:r>
+          </w:p>
+        </w:tc>
+        <w:tc>
+          <w:tcPr/>
+          <w:p>
+            <w:pPr>
+              <w:pStyle w:val="Compact"/>
+              <w:jc w:val="left"/>
+            </w:pPr>
+            <w:r>
+              <w:t xml:space="preserve">Найдите аптеку по названию или ИНН, указанному на сайте</w:t>
+            </w:r>
+          </w:p>
+        </w:tc>
+      </w:tr>
+    </w:tbl>
+    <w:p>
+      <w:pPr>
+        <w:pStyle w:val="BodyText"/>
       </w:pPr>
       <w:r>
         <w:rPr>
           <w:bCs/>
           <w:b/>
         </w:rPr>
-        <w:t xml:space="preserve">Что делать, если средство уже использовано</w:t>
+        <w:t xml:space="preserve">Справочники РЛС, «Видаль» и похожие сайты</w:t>
       </w:r>
       <w:r>
         <w:t xml:space="preserve"> </w:t>
       </w:r>
       <w:r>
-        <w:t xml:space="preserve">— не «компенсировать» его, не бросать назначенное, записать, что, сколько, когда и на каком сроке, позвонить своему врачу; при боли в животе, кровянистых выделениях или резком ухудшении — Раздел 0 (Тема 7, раздел 7.16).</w:t>
-      </w:r>
-    </w:p>
-    <w:p>
-      <w:pPr>
-        <w:pStyle w:val="FirstParagraph"/>
+        <w:t xml:space="preserve">удобны для поиска, но это не официальная инструкция, и сами справочники предупреждают, что не предназначены для самостоятельных решений о лечении. Если сведения расходятся, верна инструкция из Государственного реестра лекарственных средств.</w:t>
+      </w:r>
+    </w:p>
+    <w:p>
+      <w:pPr>
+        <w:pStyle w:val="BodyText"/>
       </w:pPr>
       <w:r>
         <w:rPr>
           <w:bCs/>
           <w:b/>
         </w:rPr>
-        <w:t xml:space="preserve">Что спросить сверх «можно ли»:</w:t>
+        <w:t xml:space="preserve">Если после лекарства появилась нежелательная реакция,</w:t>
+      </w:r>
+      <w:r>
+        <w:t xml:space="preserve"> </w:t>
+      </w:r>
+      <w:r>
+        <w:t xml:space="preserve">скажите об этом врачу: он отправит сообщение в Росздравнадзор. Сообщить можно и самой — заполнить форму «Извещение о нежелательной реакции или отсутствии терапевтического эффекта» с сайта Росздравнадзора и отправить её по электронной почте npr@roszdravnadzor.gov.ru.</w:t>
+      </w:r>
+      <w:r>
+        <w:t xml:space="preserve"> </w:t>
+      </w:r>
+      <w:r>
+        <w:rPr>
+          <w:rStyle w:val="VerbatimChar"/>
+          <w:highlight w:val="yellow"/>
+        </w:rPr>
+        <w:t xml:space="preserve">[ПРОВЕРИТЬ: адрес почты — по пересказу приказа Росздравнадзора № 3518, п. 10; сверить с официальной публикацией]</w:t>
+      </w:r>
+      <w:r>
+        <w:t xml:space="preserve"> </w:t>
+      </w:r>
+      <w:r>
+        <w:t xml:space="preserve">Если реакция тяжёлая — отёк лица и горла, затруднённое дыхание, — сначала Раздел 0, пункт 0.11.</w:t>
+      </w:r>
+    </w:p>
+    <w:p>
+      <w:pPr>
+        <w:pStyle w:val="BodyText"/>
+      </w:pPr>
+      <w:r>
+        <w:rPr>
+          <w:bCs/>
+          <w:b/>
+        </w:rPr>
+        <w:t xml:space="preserve">Как читать раздел о беременности в инструкции.</w:t>
+      </w:r>
+      <w:r>
+        <w:t xml:space="preserve"> </w:t>
+      </w:r>
+      <w:r>
+        <w:t xml:space="preserve">Он называется «Применение при беременности и в период грудного вскармливания» или «Применение при беременности и кормлении грудью». Скорее всего, там будет «противопоказано» или «применение не рекомендуется». Чаще всего это значит, что у беременных препарат не изучали, а не что вред доказан. Если врач назначил препарат, зная о беременности, не отменяйте его сами, а спросите, почему он назначен (Тема 7, раздел 7.1; Приложение 3).</w:t>
+      </w:r>
+    </w:p>
+    <w:bookmarkEnd w:id="44"/>
+    <w:bookmarkStart w:id="45" w:name="шаг-3.-спросите-врача"/>
+    <w:p>
+      <w:pPr>
+        <w:pStyle w:val="Heading3"/>
+      </w:pPr>
+      <w:r>
+        <w:t xml:space="preserve">Шаг 3. Спросите врача</w:t>
+      </w:r>
+    </w:p>
+    <w:p>
+      <w:pPr>
+        <w:pStyle w:val="FirstParagraph"/>
+      </w:pPr>
+      <w:r>
+        <w:t xml:space="preserve">Назовите всё, что собрали на шаге 1, одним вопросом. Например: «Мне 22 недели. Третий день болит голова, парацетамол помогает, но ненадолго. Принимаю только фолиевую кислоту и витамин D. Можно ли парацетамол и в какой дозе, и стоит ли что-то ещё проверить?»</w:t>
+      </w:r>
+    </w:p>
+    <w:p>
+      <w:pPr>
+        <w:pStyle w:val="BodyText"/>
+      </w:pPr>
+      <w:r>
+        <w:t xml:space="preserve">Кроме «можно ли», спросите:</w:t>
       </w:r>
     </w:p>
     <w:p>
@@ -4292,7 +4458,7 @@
         <w:pStyle w:val="Compact"/>
       </w:pPr>
       <w:r>
-        <w:t xml:space="preserve">что будет, если не принимать;</w:t>
+        <w:t xml:space="preserve">☐ что будет, если не принимать;</w:t>
       </w:r>
     </w:p>
     <w:p>
@@ -4304,7 +4470,7 @@
         <w:pStyle w:val="Compact"/>
       </w:pPr>
       <w:r>
-        <w:t xml:space="preserve">есть ли препарат с той же задачей, но лучше изученный при беременности;</w:t>
+        <w:t xml:space="preserve">☐ есть ли препарат с той же задачей, но лучше изученный при беременности;</w:t>
       </w:r>
     </w:p>
     <w:p>
@@ -4316,7 +4482,7 @@
         <w:pStyle w:val="Compact"/>
       </w:pPr>
       <w:r>
-        <w:t xml:space="preserve">как понять, что средство не работает, и что делать тогда;</w:t>
+        <w:t xml:space="preserve">☐ как понять, что средство не помогает, и что делать тогда;</w:t>
       </w:r>
     </w:p>
     <w:p>
@@ -4328,24 +4494,7 @@
         <w:pStyle w:val="Compact"/>
       </w:pPr>
       <w:r>
-        <w:t xml:space="preserve">нужно ли что-то отслеживать, пока принимаете.</w:t>
-      </w:r>
-    </w:p>
-    <w:p>
-      <w:r>
-        <w:pict>
-          <v:rect style="width:0;height:1.5pt" o:hralign="center" o:hrstd="t" o:hr="t"/>
-        </w:pict>
-      </w:r>
-    </w:p>
-    <w:bookmarkEnd w:id="31"/>
-    <w:bookmarkStart w:id="33" w:name="клинические-и-научные-источники"/>
-    <w:p>
-      <w:pPr>
-        <w:pStyle w:val="Heading2"/>
-      </w:pPr>
-      <w:r>
-        <w:t xml:space="preserve">Клинические и научные источники</w:t>
+        <w:t xml:space="preserve">☐ нужно ли что-то отслеживать, пока принимаете: самочувствие, давление, анализы.</w:t>
       </w:r>
     </w:p>
     <w:p>
@@ -4353,7 +4502,25 @@
         <w:pStyle w:val="FirstParagraph"/>
       </w:pPr>
       <w:r>
-        <w:t xml:space="preserve">Медицинские сведения Приложений 1–5 и 7 взяты из тем книги; источники — в списках этих тем. Ниже — источники, на которых стоит Приложение 6.</w:t>
+        <w:t xml:space="preserve">Если ответ — «лучше не надо» без объяснения, переспросите: «Это запрет или осторожность из-за того, что данных мало?» От ответа зависит, что делать дальше (Тема 7, разделы 7.1 и 7.17).</w:t>
+      </w:r>
+    </w:p>
+    <w:p>
+      <w:pPr>
+        <w:pStyle w:val="BodyText"/>
+      </w:pPr>
+      <w:r>
+        <w:t xml:space="preserve">В аптеке можно уточнить состав и форму препарата, но решение о лечении при беременности принимает врач: фармацевт не знает вашего срока, диагноза и других назначений.</w:t>
+      </w:r>
+    </w:p>
+    <w:bookmarkEnd w:id="45"/>
+    <w:bookmarkStart w:id="46" w:name="если-средство-уже-использовано"/>
+    <w:p>
+      <w:pPr>
+        <w:pStyle w:val="Heading3"/>
+      </w:pPr>
+      <w:r>
+        <w:t xml:space="preserve">Если средство уже использовано</w:t>
       </w:r>
     </w:p>
     <w:p>
@@ -4365,12 +4532,130 @@
         <w:pStyle w:val="Compact"/>
       </w:pPr>
       <w:r>
+        <w:t xml:space="preserve">☐ Ничего не «компенсируйте»: не пейте много воды, не вызывайте рвоту, не принимайте сорбенты.</w:t>
+      </w:r>
+    </w:p>
+    <w:p>
+      <w:pPr>
+        <w:numPr>
+          <w:ilvl w:val="0"/>
+          <w:numId w:val="1008"/>
+        </w:numPr>
+        <w:pStyle w:val="Compact"/>
+      </w:pPr>
+      <w:r>
+        <w:t xml:space="preserve">☐ Не бросайте препарат, назначенный врачом.</w:t>
+      </w:r>
+    </w:p>
+    <w:p>
+      <w:pPr>
+        <w:numPr>
+          <w:ilvl w:val="0"/>
+          <w:numId w:val="1008"/>
+        </w:numPr>
+        <w:pStyle w:val="Compact"/>
+      </w:pPr>
+      <w:r>
+        <w:t xml:space="preserve">☐ Запишите, что приняли (действующее вещество), сколько, когда и на каком сроке.</w:t>
+      </w:r>
+    </w:p>
+    <w:p>
+      <w:pPr>
+        <w:numPr>
+          <w:ilvl w:val="0"/>
+          <w:numId w:val="1008"/>
+        </w:numPr>
+        <w:pStyle w:val="Compact"/>
+      </w:pPr>
+      <w:r>
+        <w:t xml:space="preserve">☐ Сохраните упаковку или сфотографируйте её.</w:t>
+      </w:r>
+    </w:p>
+    <w:p>
+      <w:pPr>
+        <w:numPr>
+          <w:ilvl w:val="0"/>
+          <w:numId w:val="1008"/>
+        </w:numPr>
+        <w:pStyle w:val="Compact"/>
+      </w:pPr>
+      <w:r>
+        <w:t xml:space="preserve">☐ Позвоните своему акушеру-гинекологу; обычно достаточно звонка в рабочее время ближайшего дня.</w:t>
+      </w:r>
+    </w:p>
+    <w:p>
+      <w:pPr>
+        <w:numPr>
+          <w:ilvl w:val="0"/>
+          <w:numId w:val="1008"/>
+        </w:numPr>
+        <w:pStyle w:val="Compact"/>
+      </w:pPr>
+      <w:r>
+        <w:t xml:space="preserve">☐ Если появились боль в животе, кровянистые выделения или резко ухудшилось состояние, действуйте по Разделу 0 (пункты 0.2, 0.4, 0.19). Если приняли слишком много таблеток — пункт 0.16.</w:t>
+      </w:r>
+    </w:p>
+    <w:p>
+      <w:pPr>
+        <w:pStyle w:val="FirstParagraph"/>
+      </w:pPr>
+      <w:r>
+        <w:t xml:space="preserve">Подробнее — Тема 7, раздел 7.16.</w:t>
+      </w:r>
+    </w:p>
+    <w:p>
+      <w:r>
+        <w:pict>
+          <v:rect style="width:0;height:1.5pt" o:hralign="center" o:hrstd="t" o:hr="t"/>
+        </w:pict>
+      </w:r>
+    </w:p>
+    <w:bookmarkEnd w:id="46"/>
+    <w:bookmarkEnd w:id="47"/>
+    <w:bookmarkStart w:id="55" w:name="клинические-и-научные-источники"/>
+    <w:p>
+      <w:pPr>
+        <w:pStyle w:val="Heading2"/>
+      </w:pPr>
+      <w:r>
+        <w:t xml:space="preserve">Клинические и научные источники</w:t>
+      </w:r>
+    </w:p>
+    <w:p>
+      <w:pPr>
+        <w:pStyle w:val="FirstParagraph"/>
+      </w:pPr>
+      <w:r>
+        <w:t xml:space="preserve">Медицинские сведения Приложений 1–3 и 5 взяты из тем книги; источники — в списках этих тем. Ниже — источники, на которых стоят Приложение 4 (как проверять информацию и спрашивать ИИ) и ресурсы проверки лекарств в Приложении 5. Подробный разбор ресурсов — отчёт</w:t>
+      </w:r>
+      <w:r>
+        <w:t xml:space="preserve"> </w:t>
+      </w:r>
+      <w:r>
+        <w:rPr>
+          <w:rStyle w:val="VerbatimChar"/>
+        </w:rPr>
+        <w:t xml:space="preserve">editorial/reports/resursy-proverki-lekarstv-2026-10-20.md</w:t>
+      </w:r>
+      <w:r>
+        <w:t xml:space="preserve">. Все адреса проверены 20.10.2026.</w:t>
+      </w:r>
+    </w:p>
+    <w:p>
+      <w:pPr>
+        <w:numPr>
+          <w:ilvl w:val="0"/>
+          <w:numId w:val="1009"/>
+        </w:numPr>
+        <w:pStyle w:val="Compact"/>
+      </w:pPr>
+      <w:r>
         <w:t xml:space="preserve">National Library of Medicine (США), MedlinePlus.</w:t>
       </w:r>
       <w:r>
         <w:t xml:space="preserve"> </w:t>
       </w:r>
-      <w:hyperlink r:id="rId32">
+      <w:hyperlink r:id="rId48">
         <w:r>
           <w:rPr>
             <w:rStyle w:val="Hyperlink"/>
@@ -4379,19 +4664,19 @@
         </w:r>
       </w:hyperlink>
       <w:r>
-        <w:t xml:space="preserve">. Обновлено 26.02.2024 — кто стоит за сайтом, источники, дата, кто платит и как обозначена реклама, настораживающие обещания, социальные сети, обсуждение с врачом (Приложение 6).</w:t>
+        <w:t xml:space="preserve">. Обновлено 26.02.2024 — кто стоит за сайтом, источники, дата, кто платит и как обозначена реклама, настораживающие обещания, социальные сети, обсуждение с врачом (Приложение 4, «Пять вопросов к любому тексту»).</w:t>
       </w:r>
     </w:p>
     <w:p>
       <w:pPr>
         <w:numPr>
           <w:ilvl w:val="0"/>
-          <w:numId w:val="1008"/>
+          <w:numId w:val="1009"/>
         </w:numPr>
         <w:pStyle w:val="Compact"/>
       </w:pPr>
       <w:r>
-        <w:t xml:space="preserve">World Health Organization. WHO releases AI ethics and governance guidance for large multi-modal models. Новость ВОЗ от 18.01.2024 — у больших языковых моделей задокументирован риск ложных, неточных, предвзятых или неполных ответов, которые могут навредить людям, принимающим решения о здоровье (Приложение 6, «Ответы ИИ»).</w:t>
+        <w:t xml:space="preserve">World Health Organization. WHO releases AI ethics and governance guidance for large multi-modal models. Новость ВОЗ от 18.01.2024 — у больших языковых моделей задокументирован риск ложных, неточных, предвзятых или неполных ответов, которые могут навредить людям, принимающим решения о здоровье (Приложение 4, «Как спрашивать искусственный интеллект»).</w:t>
       </w:r>
       <w:r>
         <w:t xml:space="preserve"> </w:t>
@@ -4404,8 +4689,226 @@
         <w:t xml:space="preserve">Сверено по перепечатке на HIFA (hifa.org/node/96853800): сайт ВОЗ закрыт для машинной проверки.</w:t>
       </w:r>
     </w:p>
-    <w:bookmarkEnd w:id="33"/>
-    <w:bookmarkEnd w:id="34"/>
+    <w:p>
+      <w:pPr>
+        <w:numPr>
+          <w:ilvl w:val="0"/>
+          <w:numId w:val="1009"/>
+        </w:numPr>
+        <w:pStyle w:val="Compact"/>
+      </w:pPr>
+      <w:r>
+        <w:t xml:space="preserve">Минздрав России. Приказ от 28.02.2019 № 103н «Об утверждении порядка и сроков разработки клинических рекомендаций, их пересмотра, типовой формы клинических рекомендаций и требований к их структуре…» — в типовой форме предусмотрен раздел «Приложение В. Информация для пациента» (Приложение 4, «Где искать в первую очередь»).</w:t>
+      </w:r>
+      <w:r>
+        <w:t xml:space="preserve"> </w:t>
+      </w:r>
+      <w:hyperlink r:id="rId49">
+        <w:r>
+          <w:rPr>
+            <w:rStyle w:val="Hyperlink"/>
+          </w:rPr>
+          <w:t xml:space="preserve">Рубрикатор клинических рекомендаций</w:t>
+        </w:r>
+      </w:hyperlink>
+      <w:r>
+        <w:t xml:space="preserve">.</w:t>
+      </w:r>
+      <w:r>
+        <w:t xml:space="preserve"> </w:t>
+      </w:r>
+      <w:r>
+        <w:rPr>
+          <w:iCs/>
+          <w:i/>
+        </w:rPr>
+        <w:t xml:space="preserve">Текст приказа — по пересказу rulaws.ru; открывается ли рубрикатор без входа, машинной проверкой не подтверждено.</w:t>
+      </w:r>
+    </w:p>
+    <w:p>
+      <w:pPr>
+        <w:numPr>
+          <w:ilvl w:val="0"/>
+          <w:numId w:val="1009"/>
+        </w:numPr>
+        <w:pStyle w:val="Compact"/>
+      </w:pPr>
+      <w:r>
+        <w:t xml:space="preserve">Минздрав России. Приказ от 09.02.2016 № 80н «Об утверждении Порядка ведения государственного реестра лекарственных средств для медицинского применения» (base.garant.ru/71358650), п. 13 — «Сведения, содержащиеся в Реестре, являются открытыми и общедоступными» (Приложение 5).</w:t>
+      </w:r>
+      <w:r>
+        <w:t xml:space="preserve"> </w:t>
+      </w:r>
+      <w:hyperlink r:id="rId50">
+        <w:r>
+          <w:rPr>
+            <w:rStyle w:val="Hyperlink"/>
+          </w:rPr>
+          <w:t xml:space="preserve">Государственный реестр лекарственных средств</w:t>
+        </w:r>
+      </w:hyperlink>
+      <w:r>
+        <w:t xml:space="preserve">. Т—Ж, «14 авторитетных медицинских источников», 22.04.2025 — поиск по торговому названию и действующему веществу, кнопка «Показать инструкции», первой открывается самая старая версия инструкции; отсутствие препарата в реестре — повод заподозрить БАД (Приложение 5).</w:t>
+      </w:r>
+      <w:r>
+        <w:t xml:space="preserve"> </w:t>
+      </w:r>
+      <w:r>
+        <w:rPr>
+          <w:iCs/>
+          <w:i/>
+        </w:rPr>
+        <w:t xml:space="preserve">ГРЛС закрыт для машинной проверки; порядок работы сверен по пересказу.</w:t>
+      </w:r>
+    </w:p>
+    <w:p>
+      <w:pPr>
+        <w:numPr>
+          <w:ilvl w:val="0"/>
+          <w:numId w:val="1009"/>
+        </w:numPr>
+        <w:pStyle w:val="Compact"/>
+      </w:pPr>
+      <w:r>
+        <w:t xml:space="preserve">Росздравнадзор.</w:t>
+      </w:r>
+      <w:r>
+        <w:t xml:space="preserve"> </w:t>
+      </w:r>
+      <w:hyperlink r:id="rId51">
+        <w:r>
+          <w:rPr>
+            <w:rStyle w:val="Hyperlink"/>
+          </w:rPr>
+          <w:t xml:space="preserve">Поиск изъятых из обращения лекарственных средств</w:t>
+        </w:r>
+      </w:hyperlink>
+      <w:r>
+        <w:t xml:space="preserve"> </w:t>
+      </w:r>
+      <w:r>
+        <w:t xml:space="preserve">— поиск по торговому названию, действующему веществу, производителю и серии (Приложение 5).</w:t>
+      </w:r>
+      <w:r>
+        <w:t xml:space="preserve"> </w:t>
+      </w:r>
+      <w:r>
+        <w:rPr>
+          <w:iCs/>
+          <w:i/>
+        </w:rPr>
+        <w:t xml:space="preserve">Даты обновления данных на странице нет.</w:t>
+      </w:r>
+    </w:p>
+    <w:p>
+      <w:pPr>
+        <w:numPr>
+          <w:ilvl w:val="0"/>
+          <w:numId w:val="1009"/>
+        </w:numPr>
+        <w:pStyle w:val="Compact"/>
+      </w:pPr>
+      <w:r>
+        <w:t xml:space="preserve">Росздравнадзор.</w:t>
+      </w:r>
+      <w:r>
+        <w:t xml:space="preserve"> </w:t>
+      </w:r>
+      <w:hyperlink r:id="rId52">
+        <w:r>
+          <w:rPr>
+            <w:rStyle w:val="Hyperlink"/>
+          </w:rPr>
+          <w:t xml:space="preserve">Единый реестр лицензий</w:t>
+        </w:r>
+      </w:hyperlink>
+      <w:r>
+        <w:t xml:space="preserve"> </w:t>
+      </w:r>
+      <w:r>
+        <w:t xml:space="preserve">— поиск организации по названию, ИНН, ОГРН (Приложение 5).</w:t>
+      </w:r>
+    </w:p>
+    <w:p>
+      <w:pPr>
+        <w:numPr>
+          <w:ilvl w:val="0"/>
+          <w:numId w:val="1009"/>
+        </w:numPr>
+        <w:pStyle w:val="Compact"/>
+      </w:pPr>
+      <w:r>
+        <w:t xml:space="preserve">Оператор системы маркировки «Честный знак» (ООО «Оператор-ЦРПТ»).</w:t>
+      </w:r>
+      <w:r>
+        <w:t xml:space="preserve"> </w:t>
+      </w:r>
+      <w:hyperlink r:id="rId53">
+        <w:r>
+          <w:rPr>
+            <w:rStyle w:val="Hyperlink"/>
+          </w:rPr>
+          <w:t xml:space="preserve">Вопрос — ответ</w:t>
+        </w:r>
+      </w:hyperlink>
+      <w:r>
+        <w:t xml:space="preserve"> </w:t>
+      </w:r>
+      <w:r>
+        <w:t xml:space="preserve">— потребитель может проверить легальность товара по коду; статусы «Товар проверен», «Сомнительный товар», «Лекарство запрещено к продаже», «Код не найден» (Приложение 5).</w:t>
+      </w:r>
+      <w:r>
+        <w:t xml:space="preserve"> </w:t>
+      </w:r>
+      <w:r>
+        <w:rPr>
+          <w:iCs/>
+          <w:i/>
+        </w:rPr>
+        <w:t xml:space="preserve">Главная страница и сайт оператора для машинной проверки не открылись.</w:t>
+      </w:r>
+    </w:p>
+    <w:p>
+      <w:pPr>
+        <w:numPr>
+          <w:ilvl w:val="0"/>
+          <w:numId w:val="1009"/>
+        </w:numPr>
+        <w:pStyle w:val="Compact"/>
+      </w:pPr>
+      <w:r>
+        <w:t xml:space="preserve">Росздравнадзор.</w:t>
+      </w:r>
+      <w:r>
+        <w:t xml:space="preserve"> </w:t>
+      </w:r>
+      <w:hyperlink r:id="rId54">
+        <w:r>
+          <w:rPr>
+            <w:rStyle w:val="Hyperlink"/>
+          </w:rPr>
+          <w:t xml:space="preserve">Вопросы и ответы: как и куда сообщить о нежелательной реакции на лекарственный препарат</w:t>
+        </w:r>
+      </w:hyperlink>
+      <w:r>
+        <w:t xml:space="preserve"> </w:t>
+      </w:r>
+      <w:r>
+        <w:t xml:space="preserve">— пациент может потребовать, чтобы врач заполнил и отправил извещение, «либо отправить заполненное извещение самостоятельно»; форма рассчитана на заполнение лицом с медицинским образованием (Приложение 5). Приказ Росздравнадзора от 17.06.2024 № 3518 «Об утверждении Порядка фармаконадзора лекарственных препаратов для медицинского применения», п. 10 — адрес npr@roszdravnadzor.gov.ru для сообщений вне автоматизированной системы.</w:t>
+      </w:r>
+      <w:r>
+        <w:t xml:space="preserve"> </w:t>
+      </w:r>
+      <w:r>
+        <w:rPr>
+          <w:iCs/>
+          <w:i/>
+        </w:rPr>
+        <w:t xml:space="preserve">Пункт 10 сверен по пересказу rulaws.ru; сверить с официальной публикацией (publication.pravo.gov.ru, рег. № 79394).</w:t>
+      </w:r>
+    </w:p>
+    <w:bookmarkEnd w:id="55"/>
+    <w:bookmarkEnd w:id="56"/>
     <w:sectPr/>
   </w:body>
 </w:document>
@@ -4686,12 +5189,6 @@
     <w:abstractNumId w:val="991"/>
   </w:num>
   <w:num w:numId="1004">
-    <w:abstractNumId w:val="991"/>
-  </w:num>
-  <w:num w:numId="1005">
-    <w:abstractNumId w:val="991"/>
-  </w:num>
-  <w:num w:numId="1006">
     <w:abstractNumId w:val="99411"/>
     <w:lvlOverride w:ilvl="0">
       <w:startOverride w:val="1"/>
@@ -4721,10 +5218,19 @@
       <w:startOverride w:val="1"/>
     </w:lvlOverride>
   </w:num>
+  <w:num w:numId="1005">
+    <w:abstractNumId w:val="991"/>
+  </w:num>
+  <w:num w:numId="1006">
+    <w:abstractNumId w:val="991"/>
+  </w:num>
   <w:num w:numId="1007">
     <w:abstractNumId w:val="991"/>
   </w:num>
   <w:num w:numId="1008">
+    <w:abstractNumId w:val="991"/>
+  </w:num>
+  <w:num w:numId="1009">
     <w:abstractNumId w:val="99411"/>
     <w:lvlOverride w:ilvl="0">
       <w:startOverride w:val="1"/>

--- a/themes/appendices/appendices draft.docx
+++ b/themes/appendices/appendices draft.docx
@@ -4386,23 +4386,7 @@
         <w:t xml:space="preserve"> </w:t>
       </w:r>
       <w:r>
-        <w:t xml:space="preserve">скажите об этом врачу: он отправит сообщение в Росздравнадзор. Сообщить можно и самой — заполнить форму «Извещение о нежелательной реакции или отсутствии терапевтического эффекта» с сайта Росздравнадзора и отправить её по электронной почте npr@roszdravnadzor.gov.ru.</w:t>
-      </w:r>
-      <w:r>
-        <w:t xml:space="preserve"> </w:t>
-      </w:r>
-      <w:r>
-        <w:rPr>
-          <w:rStyle w:val="VerbatimChar"/>
-          <w:highlight w:val="yellow"/>
-        </w:rPr>
-        <w:t xml:space="preserve">[ПРОВЕРИТЬ: адрес почты — по пересказу приказа Росздравнадзора № 3518, п. 10; сверить с официальной публикацией]</w:t>
-      </w:r>
-      <w:r>
-        <w:t xml:space="preserve"> </w:t>
-      </w:r>
-      <w:r>
-        <w:t xml:space="preserve">Если реакция тяжёлая — отёк лица и горла, затруднённое дыхание, — сначала Раздел 0, пункт 0.11.</w:t>
+        <w:t xml:space="preserve">скажите об этом врачу: он оценит её и сообщит в Росздравнадзор. Если реакция тяжёлая — отёк лица и горла, затруднённое дыхание, — сначала Раздел 0, пункт 0.11.</w:t>
       </w:r>
     </w:p>
     <w:p>
@@ -4894,7 +4878,7 @@
         <w:t xml:space="preserve"> </w:t>
       </w:r>
       <w:r>
-        <w:t xml:space="preserve">— пациент может потребовать, чтобы врач заполнил и отправил извещение, «либо отправить заполненное извещение самостоятельно»; форма рассчитана на заполнение лицом с медицинским образованием (Приложение 5). Приказ Росздравнадзора от 17.06.2024 № 3518 «Об утверждении Порядка фармаконадзора лекарственных препаратов для медицинского применения», п. 10 — адрес npr@roszdravnadzor.gov.ru для сообщений вне автоматизированной системы.</w:t>
+        <w:t xml:space="preserve">— пациент может потребовать, чтобы врач заполнил и отправил извещение о нежелательной реакции (Приложение 5).</w:t>
       </w:r>
       <w:r>
         <w:t xml:space="preserve"> </w:t>
@@ -4904,7 +4888,7 @@
           <w:iCs/>
           <w:i/>
         </w:rPr>
-        <w:t xml:space="preserve">Пункт 10 сверен по пересказу rulaws.ru; сверить с официальной публикацией (publication.pravo.gov.ru, рег. № 79394).</w:t>
+        <w:t xml:space="preserve">Самостоятельная отправка извещения пациентом тоже допускается, но в книгу не включена: форма рассчитана на заполнение лицом с медицинским образованием (решение пользователя 20.10.2026 — только через врача).</w:t>
       </w:r>
     </w:p>
     <w:bookmarkEnd w:id="55"/>

--- a/themes/appendices/appendices draft.docx
+++ b/themes/appendices/appendices draft.docx
@@ -2,7 +2,7 @@
 <file path=word/document.xml><?xml version="1.0" encoding="utf-8"?>
 <w:document xmlns:w="http://schemas.openxmlformats.org/wordprocessingml/2006/main" xmlns:m="http://schemas.openxmlformats.org/officeDocument/2006/math" xmlns:r="http://schemas.openxmlformats.org/officeDocument/2006/relationships" xmlns:o="urn:schemas-microsoft-com:office:office" xmlns:v="urn:schemas-microsoft-com:vml" xmlns:w10="urn:schemas-microsoft-com:office:word" xmlns:a="http://schemas.openxmlformats.org/drawingml/2006/main" xmlns:pic="http://schemas.openxmlformats.org/drawingml/2006/picture" xmlns:wp="http://schemas.openxmlformats.org/drawingml/2006/wordprocessingDrawing">
   <w:body>
-    <w:bookmarkStart w:id="56" w:name="приложения"/>
+    <w:bookmarkStart w:id="66" w:name="приложения"/>
     <w:p>
       <w:pPr>
         <w:pStyle w:val="Heading1"/>
@@ -89,7 +89,7 @@
         <w:pStyle w:val="Compact"/>
       </w:pPr>
       <w:r>
-        <w:t xml:space="preserve">Приложение 5. Чек-лист вопроса о лекарстве или другом средстве</w:t>
+        <w:t xml:space="preserve">Приложение 5. Как проверить лекарство</w:t>
       </w:r>
     </w:p>
     <w:p>
@@ -2891,7 +2891,7 @@
       </w:r>
     </w:p>
     <w:bookmarkEnd w:id="24"/>
-    <w:bookmarkStart w:id="37" w:name="X535e591da7191f1026145d506cbc6ffc0a72f84"/>
+    <w:bookmarkStart w:id="46" w:name="X535e591da7191f1026145d506cbc6ffc0a72f84"/>
     <w:p>
       <w:pPr>
         <w:pStyle w:val="Heading2"/>
@@ -2905,24 +2905,227 @@
         <w:pStyle w:val="FirstParagraph"/>
       </w:pPr>
       <w:r>
-        <w:t xml:space="preserve">В бланках анализов, инструкциях к лекарствам, заключениях врачей и статьях встречаются слова, которые в медицине значат не совсем то, что в обычной речи. Ниже собраны самые частые из них: что они означают, пример из книги и что из этого следует для вас. Подробнее эти вопросы разобраны в Ориентационном разделе (разделы 3, 5 и 6) и в темах, указанных в скобках.</w:t>
-      </w:r>
-    </w:p>
-    <w:bookmarkStart w:id="25" w:name="по-показаниям"/>
+        <w:t xml:space="preserve">Здесь объяснены слова и выражения, которые встречаются в обменной карте, заключениях врачей, бланках анализов, инструкциях к лекарствам и статьях. Для каждого — что оно значит простыми словами и что из этого следует для вас.</w:t>
+      </w:r>
+    </w:p>
+    <w:bookmarkStart w:id="35" w:name="часть-1.-слова-из-медицинских-документов"/>
     <w:p>
       <w:pPr>
         <w:pStyle w:val="Heading3"/>
       </w:pPr>
       <w:r>
+        <w:t xml:space="preserve">Часть 1. Слова из медицинских документов</w:t>
+      </w:r>
+    </w:p>
+    <w:bookmarkStart w:id="25" w:name="анамнез-что-это"/>
+    <w:p>
+      <w:pPr>
+        <w:pStyle w:val="Heading4"/>
+      </w:pPr>
+      <w:r>
+        <w:t xml:space="preserve">«Анамнез»: что это</w:t>
+      </w:r>
+    </w:p>
+    <w:p>
+      <w:pPr>
+        <w:pStyle w:val="FirstParagraph"/>
+      </w:pPr>
+      <w:r>
+        <w:t xml:space="preserve">Анамнез — всё, что известно о вашем здоровье до сегодняшнего дня: прошлые болезни, операции, травмы, аллергия, лекарства, болезни близких родственников. «Акушерский анамнез» — это ваши прошлые беременности и роды: сколько их было, как они закончились, были ли осложнения.</w:t>
+      </w:r>
+    </w:p>
+    <w:p>
+      <w:pPr>
+        <w:pStyle w:val="BodyText"/>
+      </w:pPr>
+      <w:r>
+        <w:t xml:space="preserve">Анамнез врач собирает на первом приёме, расспрашивая вас (Ориентационный раздел, раздел 1). Чтобы ничего не забыть, заранее выпишите даты операций и прошлых беременностей и возьмите выписки, если они есть.</w:t>
+      </w:r>
+    </w:p>
+    <w:bookmarkEnd w:id="25"/>
+    <w:bookmarkStart w:id="26" w:name="клинический-что-это-значит"/>
+    <w:p>
+      <w:pPr>
+        <w:pStyle w:val="Heading4"/>
+      </w:pPr>
+      <w:r>
+        <w:t xml:space="preserve">«Клинический»: что это значит</w:t>
+      </w:r>
+    </w:p>
+    <w:p>
+      <w:pPr>
+        <w:pStyle w:val="FirstParagraph"/>
+      </w:pPr>
+      <w:r>
+        <w:t xml:space="preserve">«Клинический» значит «относящийся к лечению людей»: к осмотру, обследованию и лечению пациентов. Это слово входит в несколько выражений, которые вы встретите:</w:t>
+      </w:r>
+    </w:p>
+    <w:p>
+      <w:pPr>
+        <w:numPr>
+          <w:ilvl w:val="0"/>
+          <w:numId w:val="1002"/>
+        </w:numPr>
+        <w:pStyle w:val="Compact"/>
+      </w:pPr>
+      <w:r>
+        <w:rPr>
+          <w:bCs/>
+          <w:b/>
+        </w:rPr>
+        <w:t xml:space="preserve">клинические рекомендации</w:t>
+      </w:r>
+      <w:r>
+        <w:t xml:space="preserve"> </w:t>
+      </w:r>
+      <w:r>
+        <w:t xml:space="preserve">— официальные документы о том, как обследовать и лечить определённое состояние. Их составляют медицинские профессиональные общества и одобряет Минздрав России. По ним работают врачи, на них в первую очередь опирается эта книга;</w:t>
+      </w:r>
+    </w:p>
+    <w:p>
+      <w:pPr>
+        <w:numPr>
+          <w:ilvl w:val="0"/>
+          <w:numId w:val="1002"/>
+        </w:numPr>
+        <w:pStyle w:val="Compact"/>
+      </w:pPr>
+      <w:r>
+        <w:rPr>
+          <w:bCs/>
+          <w:b/>
+        </w:rPr>
+        <w:t xml:space="preserve">клиническое исследование</w:t>
+      </w:r>
+      <w:r>
+        <w:t xml:space="preserve"> </w:t>
+      </w:r>
+      <w:r>
+        <w:t xml:space="preserve">— исследование лекарства или способа лечения с участием людей;</w:t>
+      </w:r>
+    </w:p>
+    <w:p>
+      <w:pPr>
+        <w:numPr>
+          <w:ilvl w:val="0"/>
+          <w:numId w:val="1002"/>
+        </w:numPr>
+        <w:pStyle w:val="Compact"/>
+      </w:pPr>
+      <w:r>
+        <w:rPr>
+          <w:bCs/>
+          <w:b/>
+        </w:rPr>
+        <w:t xml:space="preserve">клинический анализ крови</w:t>
+      </w:r>
+      <w:r>
+        <w:t xml:space="preserve"> </w:t>
+      </w:r>
+      <w:r>
+        <w:t xml:space="preserve">— другое название общего анализа крови;</w:t>
+      </w:r>
+    </w:p>
+    <w:p>
+      <w:pPr>
+        <w:numPr>
+          <w:ilvl w:val="0"/>
+          <w:numId w:val="1002"/>
+        </w:numPr>
+        <w:pStyle w:val="Compact"/>
+      </w:pPr>
+      <w:r>
+        <w:rPr>
+          <w:bCs/>
+          <w:b/>
+        </w:rPr>
+        <w:t xml:space="preserve">клиническая картина</w:t>
+      </w:r>
+      <w:r>
+        <w:t xml:space="preserve"> </w:t>
+      </w:r>
+      <w:r>
+        <w:t xml:space="preserve">— всё, что врач видит у конкретного человека: жалобы, симптомы, результаты осмотра.</w:t>
+      </w:r>
+    </w:p>
+    <w:bookmarkEnd w:id="26"/>
+    <w:bookmarkStart w:id="27" w:name="жалоба-симптом-диагноз-в-чём-разница"/>
+    <w:p>
+      <w:pPr>
+        <w:pStyle w:val="Heading4"/>
+      </w:pPr>
+      <w:r>
+        <w:t xml:space="preserve">«Жалоба», «симптом», «диагноз»: в чём разница</w:t>
+      </w:r>
+    </w:p>
+    <w:p>
+      <w:pPr>
+        <w:pStyle w:val="FirstParagraph"/>
+      </w:pPr>
+      <w:r>
+        <w:t xml:space="preserve">Жалоба — то, что вы рассказываете врачу: «тянет живот», «болит голова». Симптом — признак болезни, который замечаете вы или находит врач: боль, жжение, отёк, температура. Диагноз — название причины, которую устанавливает врач.</w:t>
+      </w:r>
+    </w:p>
+    <w:p>
+      <w:pPr>
+        <w:pStyle w:val="BodyText"/>
+      </w:pPr>
+      <w:r>
+        <w:t xml:space="preserve">Один и тот же симптом бывает при разных причинах. Жжение при мочеиспускании возможно и при инфекции, и без неё, а подтвердить инфекцию может только анализ. Поэтому дома вы замечаете, что изменилось и как быстро, а причину выясняют осмотр и обследование (Тема 11, раздел 11.1). Как быстро обращаться к врачу, подскажет Приложение 1.</w:t>
+      </w:r>
+    </w:p>
+    <w:bookmarkEnd w:id="27"/>
+    <w:bookmarkStart w:id="28" w:name="показания-и-противопоказания-что-это"/>
+    <w:p>
+      <w:pPr>
+        <w:pStyle w:val="Heading4"/>
+      </w:pPr>
+      <w:r>
+        <w:t xml:space="preserve">«Показания» и «противопоказания»: что это</w:t>
+      </w:r>
+    </w:p>
+    <w:p>
+      <w:pPr>
+        <w:pStyle w:val="FirstParagraph"/>
+      </w:pPr>
+      <w:r>
+        <w:t xml:space="preserve">Показание — причина назначить исследование или лекарство. Противопоказание — причина его не назначать или назначать с осторожностью.</w:t>
+      </w:r>
+    </w:p>
+    <w:p>
+      <w:pPr>
+        <w:pStyle w:val="BodyText"/>
+      </w:pPr>
+      <w:r>
+        <w:rPr>
+          <w:bCs/>
+          <w:b/>
+        </w:rPr>
         <w:t xml:space="preserve">«По показаниям»</w:t>
       </w:r>
+      <w:r>
+        <w:t xml:space="preserve"> </w:t>
+      </w:r>
+      <w:r>
+        <w:t xml:space="preserve">значит «не всем, а только когда есть причина»: жалоба, результат другого анализа, болезнь или срок беременности. Например, повторное УЗИ делают не всем, а если скрининг показал высокий риск или в конце беременности подозревают неправильное положение ребёнка. Если вам назначили то, чего не было у подруги, значит, у вас есть для этого причина. Вы можете спросить врача, какая (Ориентационный раздел, раздел 5).</w:t>
+      </w:r>
+    </w:p>
+    <w:bookmarkEnd w:id="28"/>
+    <w:bookmarkStart w:id="29" w:name="Xfdeaad927c9d44a7c1eda61357963b2cbde5f0d"/>
+    <w:p>
+      <w:pPr>
+        <w:pStyle w:val="Heading4"/>
+      </w:pPr>
+      <w:r>
+        <w:t xml:space="preserve">«Противопоказано при беременности» в инструкции к лекарству: значит ли это, что препарат вреден</w:t>
+      </w:r>
     </w:p>
     <w:p>
       <w:pPr>
         <w:pStyle w:val="FirstParagraph"/>
       </w:pPr>
       <w:r>
-        <w:t xml:space="preserve">Так пишут об исследовании, лекарстве или консультации, которые нужны не всем, а только при определённой причине. Причиной может быть жалоба, результат другого анализа, болезнь или срок беременности.</w:t>
+        <w:t xml:space="preserve">Не обязательно. Эта фраза или «применение не рекомендуется» стоит в инструкциях у очень многих лекарств, в том числе у тех, что врачи постоянно назначают беременным. Чаще всего она означает, что у беременных препарат не изучали, а не что вред доказан.</w:t>
       </w:r>
     </w:p>
     <w:p>
@@ -2930,25 +3133,17 @@
         <w:pStyle w:val="BodyText"/>
       </w:pPr>
       <w:r>
-        <w:t xml:space="preserve">Пример: повторное УЗИ делают не всем, а если скрининг показал высокий риск или в третьем триместре подозревают неправильное положение ребёнка.</w:t>
-      </w:r>
-    </w:p>
-    <w:p>
-      <w:pPr>
-        <w:pStyle w:val="BodyText"/>
-      </w:pPr>
-      <w:r>
-        <w:t xml:space="preserve">Если исследования нет в общем перечне, это не значит, что вам его не сделают: его назначат, когда появится причина. Если вам назначили то, чего не было у подруги, значит, у вас есть причина, которой не было у неё. Вы вправе спросить врача, какое показание у назначения и что изменится, если исследование что-то найдёт (Ориентационный раздел, раздел 5).</w:t>
-      </w:r>
-    </w:p>
-    <w:bookmarkEnd w:id="25"/>
-    <w:bookmarkStart w:id="26" w:name="X3484ce67b1475117e09f7a3b7028305542a2358"/>
-    <w:p>
-      <w:pPr>
-        <w:pStyle w:val="Heading3"/>
-      </w:pPr>
-      <w:r>
-        <w:t xml:space="preserve">«Противопоказано при беременности» в инструкции</w:t>
+        <w:t xml:space="preserve">Если врач назначил препарат, зная о беременности, он это предупреждение видел и учёл. Не отменяйте лечение сами — спросите врача, почему препарат назначен, несмотря на запись в инструкции (Тема 7, раздел 7.1).</w:t>
+      </w:r>
+    </w:p>
+    <w:bookmarkEnd w:id="29"/>
+    <w:bookmarkStart w:id="30" w:name="острый-и-хронический-в-чём-разница"/>
+    <w:p>
+      <w:pPr>
+        <w:pStyle w:val="Heading4"/>
+      </w:pPr>
+      <w:r>
+        <w:t xml:space="preserve">«Острый» и «хронический»: в чём разница</w:t>
       </w:r>
     </w:p>
     <w:p>
@@ -2956,25 +3151,17 @@
         <w:pStyle w:val="FirstParagraph"/>
       </w:pPr>
       <w:r>
-        <w:t xml:space="preserve">Эта фраза или «применение не рекомендуется» стоит в российских инструкциях у очень многих препаратов, в том числе у тех, что врачи назначают беременным постоянно. Чаще всего причина не в доказанном вреде, а в том, что у беременных препарат не изучали.</w:t>
-      </w:r>
-    </w:p>
-    <w:p>
-      <w:pPr>
-        <w:pStyle w:val="BodyText"/>
-      </w:pPr>
-      <w:r>
-        <w:t xml:space="preserve">Если врач назначил препарат, зная о беременности, он это ограничение видел и учёл. Не отменяйте лечение сами. Спросите врача, почему препарат назначен, несмотря на запись в инструкции (Тема 7, раздел 7.1).</w:t>
-      </w:r>
-    </w:p>
-    <w:bookmarkEnd w:id="26"/>
-    <w:bookmarkStart w:id="27" w:name="нет-данных-не-то-же-что-безопасно"/>
-    <w:p>
-      <w:pPr>
-        <w:pStyle w:val="Heading3"/>
-      </w:pPr>
-      <w:r>
-        <w:t xml:space="preserve">«Нет данных» — не то же, что «безопасно»</w:t>
+        <w:t xml:space="preserve">Острое состояние начинается внезапно или недавно. Хроническое длится долго — месяцы и годы — или время от времени возвращается. «Обострение хронического заболевания» значит, что давняя болезнь снова дала о себе знать.</w:t>
+      </w:r>
+    </w:p>
+    <w:bookmarkEnd w:id="30"/>
+    <w:bookmarkStart w:id="31" w:name="X4d59bdd4c4e7393fffc3f6c34873e482ca5b17d"/>
+    <w:p>
+      <w:pPr>
+        <w:pStyle w:val="Heading4"/>
+      </w:pPr>
+      <w:r>
+        <w:t xml:space="preserve">«Экстренная», «неотложная», «плановая» помощь: в чём разница</w:t>
       </w:r>
     </w:p>
     <w:p>
@@ -2982,25 +3169,159 @@
         <w:pStyle w:val="FirstParagraph"/>
       </w:pPr>
       <w:r>
-        <w:t xml:space="preserve">Беременных почти не включают в исследования новых лекарств. Сведения о том, как препарат действует при беременности, накапливаются годами, из наблюдений за женщинами, которые его принимали. Поэтому «нет данных о вреде» значит, что вред не изучен или не найден, а не что доказано его отсутствие.</w:t>
-      </w:r>
-    </w:p>
-    <w:p>
-      <w:pPr>
-        <w:pStyle w:val="BodyText"/>
-      </w:pPr>
-      <w:r>
-        <w:t xml:space="preserve">Из двух препаратов с одной задачей обычно выбирают тот, о котором при беременности известно больше. Уместный вопрос врачу: есть ли средство с той же задачей, но лучше изученное при беременности (Тема 7, разделы 7.1 и 7.17).</w:t>
-      </w:r>
-    </w:p>
-    <w:bookmarkEnd w:id="27"/>
-    <w:bookmarkStart w:id="28" w:name="X6606816c291ba71adbd8d6435b354a8ddad724e"/>
-    <w:p>
-      <w:pPr>
-        <w:pStyle w:val="Heading3"/>
-      </w:pPr>
-      <w:r>
-        <w:t xml:space="preserve">Буква A, B, C, D или X рядом с названием препарата</w:t>
+        <w:t xml:space="preserve">Так закон делит медицинскую помощь по срочности:</w:t>
+      </w:r>
+    </w:p>
+    <w:p>
+      <w:pPr>
+        <w:numPr>
+          <w:ilvl w:val="0"/>
+          <w:numId w:val="1003"/>
+        </w:numPr>
+        <w:pStyle w:val="Compact"/>
+      </w:pPr>
+      <w:r>
+        <w:rPr>
+          <w:bCs/>
+          <w:b/>
+        </w:rPr>
+        <w:t xml:space="preserve">экстренная</w:t>
+      </w:r>
+      <w:r>
+        <w:t xml:space="preserve"> </w:t>
+      </w:r>
+      <w:r>
+        <w:t xml:space="preserve">— когда есть угроза жизни. Её оказывают сразу; для этого вызывают скорую (103 или 112) или едут в приёмное отделение роддома (Раздел 0);</w:t>
+      </w:r>
+    </w:p>
+    <w:p>
+      <w:pPr>
+        <w:numPr>
+          <w:ilvl w:val="0"/>
+          <w:numId w:val="1003"/>
+        </w:numPr>
+        <w:pStyle w:val="Compact"/>
+      </w:pPr>
+      <w:r>
+        <w:rPr>
+          <w:bCs/>
+          <w:b/>
+        </w:rPr>
+        <w:t xml:space="preserve">неотложная</w:t>
+      </w:r>
+      <w:r>
+        <w:t xml:space="preserve"> </w:t>
+      </w:r>
+      <w:r>
+        <w:t xml:space="preserve">— при внезапном ухудшении или обострении болезни без явной угрозы жизни;</w:t>
+      </w:r>
+    </w:p>
+    <w:p>
+      <w:pPr>
+        <w:numPr>
+          <w:ilvl w:val="0"/>
+          <w:numId w:val="1003"/>
+        </w:numPr>
+        <w:pStyle w:val="Compact"/>
+      </w:pPr>
+      <w:r>
+        <w:rPr>
+          <w:bCs/>
+          <w:b/>
+        </w:rPr>
+        <w:t xml:space="preserve">плановая</w:t>
+      </w:r>
+      <w:r>
+        <w:t xml:space="preserve"> </w:t>
+      </w:r>
+      <w:r>
+        <w:t xml:space="preserve">— когда помощь можно отложить на какое-то время и от этого не станет хуже: например, обычные визиты в женскую консультацию.</w:t>
+      </w:r>
+    </w:p>
+    <w:bookmarkEnd w:id="31"/>
+    <w:bookmarkStart w:id="32" w:name="X6e9192c78dabc7cac8d13dce197362a903d06cd"/>
+    <w:p>
+      <w:pPr>
+        <w:pStyle w:val="Heading4"/>
+      </w:pPr>
+      <w:r>
+        <w:t xml:space="preserve">«Амбулаторно», «дневной стационар», «стационар»: что это</w:t>
+      </w:r>
+    </w:p>
+    <w:p>
+      <w:pPr>
+        <w:numPr>
+          <w:ilvl w:val="0"/>
+          <w:numId w:val="1004"/>
+        </w:numPr>
+        <w:pStyle w:val="Compact"/>
+      </w:pPr>
+      <w:r>
+        <w:rPr>
+          <w:bCs/>
+          <w:b/>
+        </w:rPr>
+        <w:t xml:space="preserve">Амбулаторно</w:t>
+      </w:r>
+      <w:r>
+        <w:t xml:space="preserve"> </w:t>
+      </w:r>
+      <w:r>
+        <w:t xml:space="preserve">— без госпитализации: в поликлинике, женской консультации или на дому, ночевать вы будете дома.</w:t>
+      </w:r>
+    </w:p>
+    <w:p>
+      <w:pPr>
+        <w:numPr>
+          <w:ilvl w:val="0"/>
+          <w:numId w:val="1004"/>
+        </w:numPr>
+        <w:pStyle w:val="Compact"/>
+      </w:pPr>
+      <w:r>
+        <w:rPr>
+          <w:bCs/>
+          <w:b/>
+        </w:rPr>
+        <w:t xml:space="preserve">Дневной стационар</w:t>
+      </w:r>
+      <w:r>
+        <w:t xml:space="preserve"> </w:t>
+      </w:r>
+      <w:r>
+        <w:t xml:space="preserve">— лечение и наблюдение днём, на ночь вы уходите домой.</w:t>
+      </w:r>
+    </w:p>
+    <w:p>
+      <w:pPr>
+        <w:numPr>
+          <w:ilvl w:val="0"/>
+          <w:numId w:val="1004"/>
+        </w:numPr>
+        <w:pStyle w:val="Compact"/>
+      </w:pPr>
+      <w:r>
+        <w:rPr>
+          <w:bCs/>
+          <w:b/>
+        </w:rPr>
+        <w:t xml:space="preserve">Стационар</w:t>
+      </w:r>
+      <w:r>
+        <w:t xml:space="preserve"> </w:t>
+      </w:r>
+      <w:r>
+        <w:t xml:space="preserve">— больница или роддом, где за вами наблюдают круглосуточно. «Госпитализация» значит, что вас кладут в стационар.</w:t>
+      </w:r>
+    </w:p>
+    <w:bookmarkEnd w:id="32"/>
+    <w:bookmarkStart w:id="33" w:name="скрининг-и-диагностика-в-чём-разница"/>
+    <w:p>
+      <w:pPr>
+        <w:pStyle w:val="Heading4"/>
+      </w:pPr>
+      <w:r>
+        <w:t xml:space="preserve">«Скрининг» и «диагностика»: в чём разница</w:t>
       </w:r>
     </w:p>
     <w:p>
@@ -3008,59 +3329,7 @@
         <w:pStyle w:val="FirstParagraph"/>
       </w:pPr>
       <w:r>
-        <w:t xml:space="preserve">Это американские категории безопасности лекарств при беременности. В США их отменили в 2015 году, но в справочниках и в интернете они встречаются до сих пор. Буква не говорит ни о том, откуда взяты сведения — из опытов на животных или из наблюдений за людьми, — ни о том, насколько серьёзен возможный вред.</w:t>
-      </w:r>
-    </w:p>
-    <w:p>
-      <w:pPr>
-        <w:pStyle w:val="BodyText"/>
-      </w:pPr>
-      <w:r>
-        <w:t xml:space="preserve">Букву можно не учитывать. Читайте то, что написано рядом словами: «только в случае крайней необходимости», «противопоказано», — и с этой формулировкой идите к врачу (Тема 7, раздел 7.1).</w:t>
-      </w:r>
-    </w:p>
-    <w:bookmarkEnd w:id="28"/>
-    <w:bookmarkStart w:id="29" w:name="симптом-и-диагноз"/>
-    <w:p>
-      <w:pPr>
-        <w:pStyle w:val="Heading3"/>
-      </w:pPr>
-      <w:r>
-        <w:t xml:space="preserve">Симптом и диагноз</w:t>
-      </w:r>
-    </w:p>
-    <w:p>
-      <w:pPr>
-        <w:pStyle w:val="FirstParagraph"/>
-      </w:pPr>
-      <w:r>
-        <w:t xml:space="preserve">Симптом — то, что вы замечаете сами: боль, жжение, выделения, температура. Диагноз — причина симптома, которую устанавливает врач. Один и тот же симптом бывает при разных причинах. Жжение при мочеиспускании возможно и при инфекции, и без неё, а подтвердить инфекцию может только анализ.</w:t>
-      </w:r>
-    </w:p>
-    <w:p>
-      <w:pPr>
-        <w:pStyle w:val="BodyText"/>
-      </w:pPr>
-      <w:r>
-        <w:t xml:space="preserve">Дома вы отвечаете на вопрос «что изменилось и как быстро», а на вопрос «что это» отвечают осмотр и обследование. Как быстро обращаться к врачу, подскажут Приложение 1 и Тема 11 (разделы 11.1 и 11.6).</w:t>
-      </w:r>
-    </w:p>
-    <w:bookmarkEnd w:id="29"/>
-    <w:bookmarkStart w:id="30" w:name="скрининг-и-диагностика"/>
-    <w:p>
-      <w:pPr>
-        <w:pStyle w:val="Heading3"/>
-      </w:pPr>
-      <w:r>
-        <w:t xml:space="preserve">Скрининг и диагностика</w:t>
-      </w:r>
-    </w:p>
-    <w:p>
-      <w:pPr>
-        <w:pStyle w:val="FirstParagraph"/>
-      </w:pPr>
-      <w:r>
-        <w:t xml:space="preserve">Скрининг проводят всем беременным, чтобы выделить тех, у кого риск выше. Его результат — вероятность, а не ответ «есть» или «нет». Диагностика — более точное исследование: она отвечает, есть ли состояние на самом деле. Её предлагают, если скрининг показал высокий риск.</w:t>
+        <w:t xml:space="preserve">Скрининг — проверка всех беременных подряд, чтобы найти тех, у кого риск выше. Его результат — вероятность, а не ответ «есть» или «нет». Диагностика — более точное исследование: оно отвечает, есть ли состояние на самом деле. Её предлагают, если скрининг показал высокий риск (Ориентационный раздел, раздел 3).</w:t>
       </w:r>
     </w:p>
     <w:p>
@@ -3078,7 +3347,7 @@
         <w:t xml:space="preserve"> </w:t>
       </w:r>
       <w:r>
-        <w:t xml:space="preserve">Риск хромосомных аномалий после первого скрининга записывают дробью. 1:100 значит «один шанс из ста»: если бы у ста женщин был такой результат, ребёнок с аномалией был бы в среднем у одной из них, а у девяноста девяти — без неё. 1:5000 — один шанс из пяти тысяч. Чем больше число после двоеточия, тем риск ниже. Высоким считают риск 1:100 и выше, например 1:100 или 1:50.</w:t>
+        <w:t xml:space="preserve">Риск хромосомных отклонений у ребёнка после первого скрининга записывают дробью. 1:100 значит «один шанс из ста»: если бы такой результат был у ста женщин, ребёнок с отклонением был бы в среднем у одной из них, а у девяноста девяти — без него. 1:5000 — один шанс из пяти тысяч. Чем больше число после двоеточия, тем риск меньше. Высоким считают риск 1:100 и выше, например 1:100 или 1:50.</w:t>
       </w:r>
     </w:p>
     <w:p>
@@ -3086,17 +3355,53 @@
         <w:pStyle w:val="BodyText"/>
       </w:pPr>
       <w:r>
-        <w:t xml:space="preserve">Высокий риск по скринингу не означает, что у ребёнка есть аномалия: это повод для точной проверки. Результат объясняют на консультации, и решения о дальнейшем наблюдении принимают вместе с вами (Ориентационный раздел, раздел 3).</w:t>
-      </w:r>
-    </w:p>
-    <w:bookmarkEnd w:id="30"/>
-    <w:bookmarkStart w:id="31" w:name="фактор-риска-не-прогноз"/>
+        <w:t xml:space="preserve">Высокий риск по скринингу не значит, что у ребёнка есть отклонение. Это повод для более точной проверки. Результат вам объяснят на консультации, а решения о дальнейших шагах примут вместе с вами.</w:t>
+      </w:r>
+    </w:p>
+    <w:bookmarkEnd w:id="33"/>
+    <w:bookmarkStart w:id="34" w:name="Xec27fb2bf45d62e37bd967e98bb77c1daf7c052"/>
+    <w:p>
+      <w:pPr>
+        <w:pStyle w:val="Heading4"/>
+      </w:pPr>
+      <w:r>
+        <w:t xml:space="preserve">«Норма» и «референсные значения» в бланке анализа</w:t>
+      </w:r>
+    </w:p>
+    <w:p>
+      <w:pPr>
+        <w:pStyle w:val="FirstParagraph"/>
+      </w:pPr>
+      <w:r>
+        <w:t xml:space="preserve">Рядом с вашим результатом лаборатория указывает границы нормы. Их называют референсными значениями. У разных лабораторий они могут немного отличаться, поэтому сравнивайте результат с границами в том же бланке.</w:t>
+      </w:r>
+    </w:p>
+    <w:p>
+      <w:pPr>
+        <w:pStyle w:val="BodyText"/>
+      </w:pPr>
+      <w:r>
+        <w:t xml:space="preserve">Результат за границей нормы — ещё не диагноз, а вопрос к врачу. Он сравнит цифру со сроком беременности, самочувствием и прошлыми анализами. Спросите, в пределах ли нормы результат для вашего срока (Ориентационный раздел, разделы 6 и 8).</w:t>
+      </w:r>
+    </w:p>
+    <w:bookmarkEnd w:id="34"/>
+    <w:bookmarkEnd w:id="35"/>
+    <w:bookmarkStart w:id="45" w:name="X39d1bb9f4be499656b4a462a6adedbb20f8ddf2"/>
     <w:p>
       <w:pPr>
         <w:pStyle w:val="Heading3"/>
       </w:pPr>
       <w:r>
-        <w:t xml:space="preserve">Фактор риска — не прогноз</w:t>
+        <w:t xml:space="preserve">Часть 2. Как понимать слова о пользе и риске</w:t>
+      </w:r>
+    </w:p>
+    <w:bookmarkStart w:id="36" w:name="X6d7796a2dd15a1431988af9716deab7a3e4de17"/>
+    <w:p>
+      <w:pPr>
+        <w:pStyle w:val="Heading4"/>
+      </w:pPr>
+      <w:r>
+        <w:t xml:space="preserve">«Нет данных» или «не изучено»: значит ли это, что безопасно</w:t>
       </w:r>
     </w:p>
     <w:p>
@@ -3104,7 +3409,7 @@
         <w:pStyle w:val="FirstParagraph"/>
       </w:pPr>
       <w:r>
-        <w:t xml:space="preserve">Фактор риска — обстоятельство, при котором осложнение встречается чаще. Он описывает, у кого осложнение бывает чаще, но не говорит, будет ли оно у конкретной женщины (Тема 10, раздел 10.2).</w:t>
+        <w:t xml:space="preserve">Нет. Беременных почти не берут в исследования новых лекарств. Сведения о том, как лекарство действует при беременности, собираются годами — из наблюдений за женщинами, которые его принимали. «Нет данных о вреде» значит, что вред не изучали или не нашли. Это не то же самое, что «доказано, что вреда нет».</w:t>
       </w:r>
     </w:p>
     <w:p>
@@ -3112,17 +3417,17 @@
         <w:pStyle w:val="BodyText"/>
       </w:pPr>
       <w:r>
-        <w:t xml:space="preserve">Фактор риска нужен врачу, чтобы решить, за чем наблюдать внимательнее и нужна ли профилактика. Например, если после первого скрининга риск преэклампсии высокий, назначают препараты для её профилактики и советуют измерять давление дома (Ориентационный раздел, раздел 2).</w:t>
-      </w:r>
-    </w:p>
-    <w:bookmarkEnd w:id="31"/>
-    <w:bookmarkStart w:id="32" w:name="связано-с-и-вызывает"/>
-    <w:p>
-      <w:pPr>
-        <w:pStyle w:val="Heading3"/>
-      </w:pPr>
-      <w:r>
-        <w:t xml:space="preserve">«Связано с» и «вызывает»</w:t>
+        <w:t xml:space="preserve">Поэтому из двух лекарств с одной задачей обычно выбирают то, о котором при беременности известно больше. Можно спросить врача: есть ли средство, которое лучше изучено при беременности (Тема 7, разделы 7.1 и 7.17).</w:t>
+      </w:r>
+    </w:p>
+    <w:bookmarkEnd w:id="36"/>
+    <w:bookmarkStart w:id="37" w:name="Xbc9b5ea0a131901a40282ef207be71bb3ce128a"/>
+    <w:p>
+      <w:pPr>
+        <w:pStyle w:val="Heading4"/>
+      </w:pPr>
+      <w:r>
+        <w:t xml:space="preserve">Буква A, B, C, D или X рядом с названием лекарства: что она значит</w:t>
       </w:r>
     </w:p>
     <w:p>
@@ -3130,7 +3435,7 @@
         <w:pStyle w:val="FirstParagraph"/>
       </w:pPr>
       <w:r>
-        <w:t xml:space="preserve">Два события, совпавшие по времени, не обязательно связаны как причина и следствие. Чтобы понять, есть ли связь, нужно знать, как часто то же самое бывает и без предполагаемой причины.</w:t>
+        <w:t xml:space="preserve">Это американская система оценки лекарств при беременности. В США её отменили в 2015 году. В официальной российской инструкции такой буквы может не быть вовсе, но в российских справочниках лекарств и на сайтах она встречается до сих пор. Буква не говорит, откуда взяты сведения и насколько серьёзен возможный вред.</w:t>
       </w:r>
     </w:p>
     <w:p>
@@ -3138,7 +3443,25 @@
         <w:pStyle w:val="BodyText"/>
       </w:pPr>
       <w:r>
-        <w:t xml:space="preserve">Пример: лекарство принято в начале беременности. Независимо от лекарств примерно у четырёх детей из ста бывает крупный порок развития, а около шестнадцати процентов известных беременностей заканчиваются самопроизвольным прерыванием. Без этой точки отсчёта любое совпадение по времени кажется причиной (Тема 7, раздел 7.16). Так же новые ощущения после близости легко принять за её следствие, хотя совпадение по времени причину не доказывает (Тема 4, раздел 4.8).</w:t>
+        <w:t xml:space="preserve">Букву можно не учитывать. Читайте то, что написано рядом словами — например, «только в случае крайней необходимости», — и с этим вопросом идите к врачу (Тема 7, раздел 7.1).</w:t>
+      </w:r>
+    </w:p>
+    <w:bookmarkEnd w:id="37"/>
+    <w:bookmarkStart w:id="38" w:name="X7666b021d486d6891863397c3425f88c3591cba"/>
+    <w:p>
+      <w:pPr>
+        <w:pStyle w:val="Heading4"/>
+      </w:pPr>
+      <w:r>
+        <w:t xml:space="preserve">«Фактор риска»: значит ли это, что осложнение будет</w:t>
+      </w:r>
+    </w:p>
+    <w:p>
+      <w:pPr>
+        <w:pStyle w:val="FirstParagraph"/>
+      </w:pPr>
+      <w:r>
+        <w:t xml:space="preserve">Нет. Фактор риска — то, при чём осложнение встречается чаще. Он говорит о том, у кого осложнение бывает чаще, но не о том, будет ли оно у вас (Тема 10, раздел 10.2).</w:t>
       </w:r>
     </w:p>
     <w:p>
@@ -3146,27 +3469,17 @@
         <w:pStyle w:val="BodyText"/>
       </w:pPr>
       <w:r>
-        <w:rPr>
-          <w:bCs/>
-          <w:b/>
-        </w:rPr>
-        <w:t xml:space="preserve">«Риск вырос в два раза».</w:t>
-      </w:r>
-      <w:r>
-        <w:t xml:space="preserve"> </w:t>
-      </w:r>
-      <w:r>
-        <w:t xml:space="preserve">Такая фраза ничего не говорит, пока неизвестно, от какого числа он вырос. Если исходный риск один на десять тысяч, двукратный рост даёт два на десять тысяч. Если исходный риск один из ста — два из ста. Когда встречаете «в два раза», «на 50 %», ищите или спрашивайте, сколько это в случаях на сто или на тысячу женщин.</w:t>
-      </w:r>
-    </w:p>
-    <w:bookmarkEnd w:id="32"/>
-    <w:bookmarkStart w:id="33" w:name="X09d64d6c082e678cc260f26589140ae168a8a25"/>
-    <w:p>
-      <w:pPr>
-        <w:pStyle w:val="Heading3"/>
-      </w:pPr>
-      <w:r>
-        <w:t xml:space="preserve">Нормальный результат отвечает только на свой вопрос</w:t>
+        <w:t xml:space="preserve">Врачу фактор риска помогает решить, за чем следить внимательнее и нужна ли профилактика. Например, если после первого скрининга риск преэклампсии высокий, назначают лекарство для её профилактики и советуют измерять давление дома (Ориентационный раздел, раздел 2).</w:t>
+      </w:r>
+    </w:p>
+    <w:bookmarkEnd w:id="38"/>
+    <w:bookmarkStart w:id="39" w:name="Xedda6fa5a763c70bd0f606085b4d5a63905698a"/>
+    <w:p>
+      <w:pPr>
+        <w:pStyle w:val="Heading4"/>
+      </w:pPr>
+      <w:r>
+        <w:t xml:space="preserve">«Связано с»: значит ли это, что одно вызвало другое</w:t>
       </w:r>
     </w:p>
     <w:p>
@@ -3174,7 +3487,7 @@
         <w:pStyle w:val="FirstParagraph"/>
       </w:pPr>
       <w:r>
-        <w:t xml:space="preserve">Каждый анализ проверяет что-то одно. Нормальный гемоглобин не гарантирует, что запасов железа достаточно: их показывает ферритин (Тема 1, раздел 1.2). Один нормальный анализ глюкозы в начале беременности не отменяет теста с нагрузкой глюкозой в 24–28 недель (Ориентационный раздел, раздел 6).</w:t>
+        <w:t xml:space="preserve">Не обязательно. Если два события случились одно за другим, это ещё не значит, что первое вызвало второе. Чтобы понять, есть ли связь, нужно знать, как часто то же самое бывает и без первого события.</w:t>
       </w:r>
     </w:p>
     <w:p>
@@ -3182,17 +3495,17 @@
         <w:pStyle w:val="BodyText"/>
       </w:pPr>
       <w:r>
-        <w:t xml:space="preserve">Если анализ в норме, а жалоба осталась, скажите о ней врачу.</w:t>
-      </w:r>
-    </w:p>
-    <w:bookmarkEnd w:id="33"/>
-    <w:bookmarkStart w:id="34" w:name="почему-одну-цифру-не-оценивают-отдельно"/>
-    <w:p>
-      <w:pPr>
-        <w:pStyle w:val="Heading3"/>
-      </w:pPr>
-      <w:r>
-        <w:t xml:space="preserve">Почему одну цифру не оценивают отдельно</w:t>
+        <w:t xml:space="preserve">Пример: женщина приняла лекарство в начале беременности. Даже без всяких лекарств примерно у четырёх детей из ста бывает крупный порок развития, а около шестнадцати известных беременностей из ста заканчиваются выкидышем. Если этого не знать, любое совпадение по времени кажется причиной (Тема 7, раздел 7.16).</w:t>
+      </w:r>
+    </w:p>
+    <w:bookmarkEnd w:id="39"/>
+    <w:bookmarkStart w:id="40" w:name="риск-вырос-в-два-раза-много-это-или-мало"/>
+    <w:p>
+      <w:pPr>
+        <w:pStyle w:val="Heading4"/>
+      </w:pPr>
+      <w:r>
+        <w:t xml:space="preserve">«Риск вырос в два раза»: много это или мало</w:t>
       </w:r>
     </w:p>
     <w:p>
@@ -3200,31 +3513,17 @@
         <w:pStyle w:val="FirstParagraph"/>
       </w:pPr>
       <w:r>
-        <w:t xml:space="preserve">Врач читает результат вместе со сроком беременности, осмотром, жалобами и прошлыми анализами.</w:t>
-      </w:r>
-    </w:p>
-    <w:p>
-      <w:pPr>
-        <w:numPr>
-          <w:ilvl w:val="0"/>
-          <w:numId w:val="1002"/>
-        </w:numPr>
-        <w:pStyle w:val="Compact"/>
-      </w:pPr>
-      <w:r>
-        <w:t xml:space="preserve">«Положительно» в строке IgM ещё не значит «болею»: анализ повторяют через 10–14 дней и делают уточняющее исследование (Тема 9, раздел 9.18).</w:t>
-      </w:r>
-    </w:p>
-    <w:p>
-      <w:pPr>
-        <w:numPr>
-          <w:ilvl w:val="0"/>
-          <w:numId w:val="1002"/>
-        </w:numPr>
-        <w:pStyle w:val="Compact"/>
-      </w:pPr>
-      <w:r>
-        <w:t xml:space="preserve">При инфекции или воспалении ферритин может временно повышаться, и нормальная цифра не исключает скрытый дефицит железа (Тема 1, раздел 1.2).</w:t>
+        <w:t xml:space="preserve">Это зависит от того, каким риск был сначала. Если он был один на десять тысяч, то в два раза больше — два на десять тысяч. Если он был один из ста — два из ста. Когда читаете «в два раза» или «на 50 %», ищите или спрашивайте, сколько это случаев на сто или на тысячу женщин.</w:t>
+      </w:r>
+    </w:p>
+    <w:bookmarkEnd w:id="40"/>
+    <w:bookmarkStart w:id="41" w:name="X209bff4196fdcd8d6802bad49007ce9263353e5"/>
+    <w:p>
+      <w:pPr>
+        <w:pStyle w:val="Heading4"/>
+      </w:pPr>
+      <w:r>
+        <w:t xml:space="preserve">Анализ в норме: значит ли это, что всё хорошо</w:t>
       </w:r>
     </w:p>
     <w:p>
@@ -3232,17 +3531,25 @@
         <w:pStyle w:val="FirstParagraph"/>
       </w:pPr>
       <w:r>
-        <w:t xml:space="preserve">Если результат вас встревожил, не ищите ответ в интернете по одной цифре: запишите вопрос и спросите врача, в том числе, в пределах ли нормы результат для вашего срока (Ориентационный раздел, раздел 8). Если вместе с плохим результатом появились признаки из Раздела 0, действуйте по Разделу 0.</w:t>
-      </w:r>
-    </w:p>
-    <w:bookmarkEnd w:id="34"/>
-    <w:bookmarkStart w:id="35" w:name="порог-граница-для-действия-а-не-диагноз"/>
-    <w:p>
-      <w:pPr>
-        <w:pStyle w:val="Heading3"/>
-      </w:pPr>
-      <w:r>
-        <w:t xml:space="preserve">Порог — граница для действия, а не диагноз</w:t>
+        <w:t xml:space="preserve">Анализ отвечает только на свой вопрос. Нормальный гемоглобин не значит, что запасов железа в организме хватает: их показывает другой анализ — ферритин (Тема 1, раздел 1.2). Один нормальный анализ на сахар в начале беременности не отменяет теста с глюкозой в 24–28 недель (Ориентационный раздел, раздел 6).</w:t>
+      </w:r>
+    </w:p>
+    <w:p>
+      <w:pPr>
+        <w:pStyle w:val="BodyText"/>
+      </w:pPr>
+      <w:r>
+        <w:t xml:space="preserve">Если анализ в норме, а что-то продолжает беспокоить, скажите об этом врачу.</w:t>
+      </w:r>
+    </w:p>
+    <w:bookmarkEnd w:id="41"/>
+    <w:bookmarkStart w:id="42" w:name="Xc009d6b8600bba951a13d7d0c8c29f40fb5dab1"/>
+    <w:p>
+      <w:pPr>
+        <w:pStyle w:val="Heading4"/>
+      </w:pPr>
+      <w:r>
+        <w:t xml:space="preserve">Плохая цифра в одном анализе: значит ли это болезнь</w:t>
       </w:r>
     </w:p>
     <w:p>
@@ -3250,17 +3557,25 @@
         <w:pStyle w:val="FirstParagraph"/>
       </w:pPr>
       <w:r>
-        <w:t xml:space="preserve">Порог — число, после которого меняется, что делать: позвонить врачу, поехать в роддом или вызвать скорую. Сам по себе он диагноза не ставит. Одна высокая цифра давления — повод повторить измерение через 15 минут по правилам, а не диагноз. При каких цифрах звонить врачу, а при каких нужна срочная помощь, — Тема 11, раздел 11.3, и Раздел 0, пункт 0.5.</w:t>
-      </w:r>
-    </w:p>
-    <w:bookmarkEnd w:id="35"/>
-    <w:bookmarkStart w:id="36" w:name="может-обычно-редко"/>
-    <w:p>
-      <w:pPr>
-        <w:pStyle w:val="Heading3"/>
-      </w:pPr>
-      <w:r>
-        <w:t xml:space="preserve">«Может», «обычно», «редко»</w:t>
+        <w:t xml:space="preserve">Не обязательно. Врач смотрит на результат вместе со сроком беременности, осмотром, жалобами и прошлыми анализами. Например, «положительно» в строке IgM ещё не значит «я больна»: анализ повторяют через 10–14 дней и делают уточняющее исследование (Тема 9, раздел 9.18).</w:t>
+      </w:r>
+    </w:p>
+    <w:p>
+      <w:pPr>
+        <w:pStyle w:val="BodyText"/>
+      </w:pPr>
+      <w:r>
+        <w:t xml:space="preserve">Если результат вас встревожил, не ищите ответ в интернете по одной цифре. Запишите вопрос и задайте его врачу. Если вместе с плохим результатом появились признаки из Раздела 0, действуйте по Разделу 0.</w:t>
+      </w:r>
+    </w:p>
+    <w:bookmarkEnd w:id="42"/>
+    <w:bookmarkStart w:id="43" w:name="цифра-порог-зачем-она-нужна"/>
+    <w:p>
+      <w:pPr>
+        <w:pStyle w:val="Heading4"/>
+      </w:pPr>
+      <w:r>
+        <w:t xml:space="preserve">Цифра-«порог»: зачем она нужна</w:t>
       </w:r>
     </w:p>
     <w:p>
@@ -3268,7 +3583,25 @@
         <w:pStyle w:val="FirstParagraph"/>
       </w:pPr>
       <w:r>
-        <w:t xml:space="preserve">В медицинских текстах, и в этой книге тоже, эти слова выбирают точно. «Может вызывать» значит, что так бывает, но не обязательно и не у всех. «Обычно» значит, что так в большинстве случаев и исключения есть. «Редко» — что так бывает, но нечасто. Читая, не превращайте «может» в «вызывает», а «обычно» — в «всегда».</w:t>
+        <w:t xml:space="preserve">Порог — число, после которого нужно действовать: позвонить врачу, поехать в роддом или вызвать скорую. Диагноз по нему не ставят. Например, одна высокая цифра давления — повод через 15 минут измерить ещё раз по правилам. При каких цифрах звонить врачу, а при каких нужна срочная помощь, — Тема 11, раздел 11.3, и Раздел 0, пункт 0.5.</w:t>
+      </w:r>
+    </w:p>
+    <w:bookmarkEnd w:id="43"/>
+    <w:bookmarkStart w:id="44" w:name="может-обычно-редко-как-их-читать"/>
+    <w:p>
+      <w:pPr>
+        <w:pStyle w:val="Heading4"/>
+      </w:pPr>
+      <w:r>
+        <w:t xml:space="preserve">«Может», «обычно», «редко»: как их читать</w:t>
+      </w:r>
+    </w:p>
+    <w:p>
+      <w:pPr>
+        <w:pStyle w:val="FirstParagraph"/>
+      </w:pPr>
+      <w:r>
+        <w:t xml:space="preserve">В медицинских текстах, и в этой книге тоже, эти слова выбирают точно. «Может вызывать» — так бывает, но не обязательно и не у всех. «Обычно» — так в большинстве случаев, но бывают исключения. «Редко» — бывает, но нечасто. Не читайте «может» как «обязательно будет», а «обычно» — как «всегда».</w:t>
       </w:r>
     </w:p>
     <w:p>
@@ -3278,9 +3611,10 @@
         </w:pict>
       </w:r>
     </w:p>
-    <w:bookmarkEnd w:id="36"/>
-    <w:bookmarkEnd w:id="37"/>
-    <w:bookmarkStart w:id="42" w:name="Xf50cfb8f07d4e975983b416e4b3d4cd8a3d417b"/>
+    <w:bookmarkEnd w:id="44"/>
+    <w:bookmarkEnd w:id="45"/>
+    <w:bookmarkEnd w:id="46"/>
+    <w:bookmarkStart w:id="51" w:name="Xf50cfb8f07d4e975983b416e4b3d4cd8a3d417b"/>
     <w:p>
       <w:pPr>
         <w:pStyle w:val="Heading2"/>
@@ -3294,23 +3628,23 @@
         <w:pStyle w:val="FirstParagraph"/>
       </w:pPr>
       <w:r>
-        <w:t xml:space="preserve">Отказываться от поиска в интернете не нужно, но важно понимать, чему можно доверять и как проверить прочитанное. Если вас тревожит симптом, сначала найдите его в Приложении 1. Если там указан Раздел 0, действуйте по нему и не откладывайте обращение ради поиска (Тема 10, раздел 10.9).</w:t>
-      </w:r>
-    </w:p>
-    <w:bookmarkStart w:id="38" w:name="где-искать-в-первую-очередь"/>
+        <w:t xml:space="preserve">Если вас беспокоит самочувствие, сначала найдите, что вы заметили, в Приложении 1. Если там указан Раздел 0, действуйте по нему и не тратьте время на поиск в интернете.</w:t>
+      </w:r>
+    </w:p>
+    <w:bookmarkStart w:id="47" w:name="где-искать"/>
     <w:p>
       <w:pPr>
         <w:pStyle w:val="Heading3"/>
       </w:pPr>
       <w:r>
-        <w:t xml:space="preserve">Где искать в первую очередь</w:t>
+        <w:t xml:space="preserve">Где искать</w:t>
       </w:r>
     </w:p>
     <w:p>
       <w:pPr>
         <w:numPr>
           <w:ilvl w:val="0"/>
-          <w:numId w:val="1003"/>
+          <w:numId w:val="1005"/>
         </w:numPr>
         <w:pStyle w:val="Compact"/>
       </w:pPr>
@@ -3325,209 +3659,7 @@
         <w:t xml:space="preserve"> </w:t>
       </w:r>
       <w:r>
-        <w:t xml:space="preserve">— документы, по которым врачи ведут беременность и лечат болезни. Они собраны в рубрикаторе cr.minzdrav.gov.ru: найдите рекомендацию по названию болезни или состояния. В конце многих рекомендаций есть Приложение В «Информация для пациента» — его можно читать без медицинского образования.</w:t>
-      </w:r>
-    </w:p>
-    <w:p>
-      <w:pPr>
-        <w:numPr>
-          <w:ilvl w:val="0"/>
-          <w:numId w:val="1003"/>
-        </w:numPr>
-        <w:pStyle w:val="Compact"/>
-      </w:pPr>
-      <w:r>
-        <w:rPr>
-          <w:bCs/>
-          <w:b/>
-        </w:rPr>
-        <w:t xml:space="preserve">Официальная инструкция к лекарству</w:t>
-      </w:r>
-      <w:r>
-        <w:t xml:space="preserve"> </w:t>
-      </w:r>
-      <w:r>
-        <w:t xml:space="preserve">— в Государственном реестре лекарственных средств, grls.rosminzdrav.ru. Как им пользоваться и что ещё проверить о препарате — Приложение 5.</w:t>
-      </w:r>
-    </w:p>
-    <w:p>
-      <w:pPr>
-        <w:numPr>
-          <w:ilvl w:val="0"/>
-          <w:numId w:val="1003"/>
-        </w:numPr>
-        <w:pStyle w:val="Compact"/>
-      </w:pPr>
-      <w:r>
-        <w:rPr>
-          <w:bCs/>
-          <w:b/>
-        </w:rPr>
-        <w:t xml:space="preserve">Сайты государственных органов здравоохранения, медицинских вузов, крупных профессиональных и некоммерческих медицинских организаций.</w:t>
-      </w:r>
-    </w:p>
-    <w:bookmarkEnd w:id="38"/>
-    <w:bookmarkStart w:id="39" w:name="пять-вопросов-к-любому-тексту"/>
-    <w:p>
-      <w:pPr>
-        <w:pStyle w:val="Heading3"/>
-      </w:pPr>
-      <w:r>
-        <w:t xml:space="preserve">Пять вопросов к любому тексту</w:t>
-      </w:r>
-    </w:p>
-    <w:p>
-      <w:pPr>
-        <w:numPr>
-          <w:ilvl w:val="0"/>
-          <w:numId w:val="1004"/>
-        </w:numPr>
-        <w:pStyle w:val="Compact"/>
-      </w:pPr>
-      <w:r>
-        <w:rPr>
-          <w:bCs/>
-          <w:b/>
-        </w:rPr>
-        <w:t xml:space="preserve">Кто автор и кто стоит за сайтом.</w:t>
-      </w:r>
-      <w:r>
-        <w:t xml:space="preserve"> </w:t>
-      </w:r>
-      <w:r>
-        <w:t xml:space="preserve">Указано ли, кто написал текст, есть ли у автора медицинское образование, какая организация отвечает за сайт.</w:t>
-      </w:r>
-    </w:p>
-    <w:p>
-      <w:pPr>
-        <w:numPr>
-          <w:ilvl w:val="0"/>
-          <w:numId w:val="1004"/>
-        </w:numPr>
-        <w:pStyle w:val="Compact"/>
-      </w:pPr>
-      <w:r>
-        <w:rPr>
-          <w:bCs/>
-          <w:b/>
-        </w:rPr>
-        <w:t xml:space="preserve">На что опирается текст.</w:t>
-      </w:r>
-      <w:r>
-        <w:t xml:space="preserve"> </w:t>
-      </w:r>
-      <w:r>
-        <w:t xml:space="preserve">Хороший материал называет источники: клинические рекомендации, исследования, официальные документы. Текст без источников проверить нельзя.</w:t>
-      </w:r>
-    </w:p>
-    <w:p>
-      <w:pPr>
-        <w:numPr>
-          <w:ilvl w:val="0"/>
-          <w:numId w:val="1004"/>
-        </w:numPr>
-        <w:pStyle w:val="Compact"/>
-      </w:pPr>
-      <w:r>
-        <w:rPr>
-          <w:bCs/>
-          <w:b/>
-        </w:rPr>
-        <w:t xml:space="preserve">Когда его обновляли.</w:t>
-      </w:r>
-      <w:r>
-        <w:t xml:space="preserve"> </w:t>
-      </w:r>
-      <w:r>
-        <w:t xml:space="preserve">Ищите дату написания или последней проверки. Рекомендации меняются, и старый материал может им уже не соответствовать.</w:t>
-      </w:r>
-    </w:p>
-    <w:p>
-      <w:pPr>
-        <w:numPr>
-          <w:ilvl w:val="0"/>
-          <w:numId w:val="1004"/>
-        </w:numPr>
-        <w:pStyle w:val="Compact"/>
-      </w:pPr>
-      <w:r>
-        <w:rPr>
-          <w:bCs/>
-          <w:b/>
-        </w:rPr>
-        <w:t xml:space="preserve">Про беременность ли это и для какой страны.</w:t>
-      </w:r>
-      <w:r>
-        <w:t xml:space="preserve"> </w:t>
-      </w:r>
-      <w:r>
-        <w:t xml:space="preserve">Совет, верный для небеременных, при беременности может не подходить: меняются нормы анализов, допустимые лекарства, пороги срочности. Порядок наблюдения, названия препаратов и правила различаются по странам. Например, буквенные категории безопасности лекарств относятся к американской маркировке, и в США их уже отменили (Тема 7, раздел 7.1).</w:t>
-      </w:r>
-    </w:p>
-    <w:p>
-      <w:pPr>
-        <w:numPr>
-          <w:ilvl w:val="0"/>
-          <w:numId w:val="1004"/>
-        </w:numPr>
-        <w:pStyle w:val="Compact"/>
-      </w:pPr>
-      <w:r>
-        <w:rPr>
-          <w:bCs/>
-          <w:b/>
-        </w:rPr>
-        <w:t xml:space="preserve">Что это за текст.</w:t>
-      </w:r>
-      <w:r>
-        <w:t xml:space="preserve"> </w:t>
-      </w:r>
-      <w:r>
-        <w:t xml:space="preserve">Клиническая рекомендация обобщает данные многих исследований. Одно исследование — только часть картины. Мнение и личная история показывают опыт одного человека. Реклама должна быть обозначена как реклама. Насторожить должны обещания быстрого и полного излечения, резкие формулировки и единственный «правильный» продукт.</w:t>
-      </w:r>
-    </w:p>
-    <w:p>
-      <w:pPr>
-        <w:pStyle w:val="FirstParagraph"/>
-      </w:pPr>
-      <w:r>
-        <w:rPr>
-          <w:bCs/>
-          <w:b/>
-        </w:rPr>
-        <w:t xml:space="preserve">Истории других женщин и соцсети.</w:t>
-      </w:r>
-      <w:r>
-        <w:t xml:space="preserve"> </w:t>
-      </w:r>
-      <w:r>
-        <w:t xml:space="preserve">Чужой опыт может поддержать, но не годится как основание для решений о вашем здоровье: у другой женщины другой срок, другие анализы и другая история. То, что пост прислал знакомый, не делает сведения верными. Если после чтения ленты становится тревожнее, а не спокойнее, сократите её, а вопрос запишите для врача (Тема 10, раздел 10.9).</w:t>
-      </w:r>
-    </w:p>
-    <w:bookmarkEnd w:id="39"/>
-    <w:bookmarkStart w:id="40" w:name="как-спрашивать-искусственный-интеллект"/>
-    <w:p>
-      <w:pPr>
-        <w:pStyle w:val="Heading3"/>
-      </w:pPr>
-      <w:r>
-        <w:t xml:space="preserve">Как спрашивать искусственный интеллект</w:t>
-      </w:r>
-    </w:p>
-    <w:p>
-      <w:pPr>
-        <w:pStyle w:val="FirstParagraph"/>
-      </w:pPr>
-      <w:r>
-        <w:t xml:space="preserve">Чат-боты на основе искусственного интеллекта могут давать ложные, неточные или неполные ответы, причём уверенным тоном. Поэтому ответ ИИ — черновик вопроса к врачу, а не решение.</w:t>
-      </w:r>
-    </w:p>
-    <w:p>
-      <w:pPr>
-        <w:pStyle w:val="BodyText"/>
-      </w:pPr>
-      <w:r>
-        <w:t xml:space="preserve">Чтобы ответ был полезнее и его можно было проверить:</w:t>
+        <w:t xml:space="preserve">— документы, по которым врачи обследуют и лечат (что такое клинические рекомендации — Приложение 3). Они собраны на сайте cr.minzdrav.gov.ru: найдите нужную по названию болезни или состояния. В конце многих рекомендаций есть Приложение В «Информация для пациента» — оно написано для тех, у кого нет медицинского образования.</w:t>
       </w:r>
     </w:p>
     <w:p>
@@ -3539,7 +3671,17 @@
         <w:pStyle w:val="Compact"/>
       </w:pPr>
       <w:r>
-        <w:t xml:space="preserve">задавайте вопрос с подробностями: срок беременности, что именно происходит, что вы уже принимаете;</w:t>
+        <w:rPr>
+          <w:bCs/>
+          <w:b/>
+        </w:rPr>
+        <w:t xml:space="preserve">Инструкции к лекарствам</w:t>
+      </w:r>
+      <w:r>
+        <w:t xml:space="preserve"> </w:t>
+      </w:r>
+      <w:r>
+        <w:t xml:space="preserve">— в Государственном реестре лекарственных средств, grls.rosminzdrav.ru (Приложение 5).</w:t>
       </w:r>
     </w:p>
     <w:p>
@@ -3551,189 +3693,221 @@
         <w:pStyle w:val="Compact"/>
       </w:pPr>
       <w:r>
-        <w:t xml:space="preserve">просите указать источники и ссылки, а потом откройте одну-две из них сами: существует ли документ и говорит ли он то же, что пересказал ИИ;</w:t>
-      </w:r>
-    </w:p>
-    <w:p>
-      <w:pPr>
-        <w:numPr>
-          <w:ilvl w:val="0"/>
-          <w:numId w:val="1005"/>
-        </w:numPr>
-        <w:pStyle w:val="Compact"/>
-      </w:pPr>
-      <w:r>
-        <w:t xml:space="preserve">если ИИ ссылается на зарубежный документ, помните, что порядок и названия препаратов в России могут быть другими;</w:t>
-      </w:r>
-    </w:p>
-    <w:p>
-      <w:pPr>
-        <w:numPr>
-          <w:ilvl w:val="0"/>
-          <w:numId w:val="1005"/>
-        </w:numPr>
-        <w:pStyle w:val="Compact"/>
-      </w:pPr>
-      <w:r>
-        <w:t xml:space="preserve">если ответ расходится с книгой или с тем, что сказал врач, обсудите это с врачом;</w:t>
-      </w:r>
-    </w:p>
-    <w:p>
-      <w:pPr>
-        <w:numPr>
-          <w:ilvl w:val="0"/>
-          <w:numId w:val="1005"/>
-        </w:numPr>
-        <w:pStyle w:val="Compact"/>
-      </w:pPr>
-      <w:r>
-        <w:t xml:space="preserve">не вводите фамилию, номер полиса, фотографии документов и другие сведения, по которым вас можно узнать: для ответа они не нужны.</w:t>
-      </w:r>
-    </w:p>
-    <w:p>
-      <w:pPr>
-        <w:pStyle w:val="FirstParagraph"/>
-      </w:pPr>
-      <w:r>
-        <w:t xml:space="preserve">Не спрашивайте ИИ, если признак есть в Разделе 0: звоните 103 или 112 или поезжайте в роддом. Если появились мысли причинить вред себе или ребёнку, — Раздел 0, пункт 0.17.</w:t>
-      </w:r>
-    </w:p>
-    <w:bookmarkEnd w:id="40"/>
-    <w:bookmarkStart w:id="41" w:name="готовые-запросы-для-ии"/>
-    <w:p>
-      <w:pPr>
-        <w:pStyle w:val="Heading3"/>
-      </w:pPr>
-      <w:r>
-        <w:t xml:space="preserve">Готовые запросы для ИИ</w:t>
-      </w:r>
-    </w:p>
-    <w:p>
-      <w:pPr>
-        <w:pStyle w:val="FirstParagraph"/>
-      </w:pPr>
-      <w:r>
-        <w:t xml:space="preserve">Ниже — заготовки запросов для частых вопросов. Они подходят для любого чат-бота. Выберите подходящую, впишите своё вместо пропуска и скопируйте в окно чат-бота целиком, вместе с требованиями к ответу. В электронной версии книги достаточно вписать название в поле и нажать «Скопировать».</w:t>
-      </w:r>
-    </w:p>
-    <w:p>
-      <w:pPr>
-        <w:pStyle w:val="BodyText"/>
-      </w:pPr>
-      <w:r>
-        <w:t xml:space="preserve">Каждый запрос начинается с одной из фраз: «Я беременна, срок ___ недель.» или «Я планирую беременность.»</w:t>
-      </w:r>
-    </w:p>
-    <w:p>
-      <w:pPr>
-        <w:pStyle w:val="BodyText"/>
-      </w:pPr>
-      <w:r>
         <w:rPr>
           <w:bCs/>
           <w:b/>
         </w:rPr>
-        <w:t xml:space="preserve">1. Лекарство или средство: можно ли</w:t>
-      </w:r>
-    </w:p>
-    <w:p>
-      <w:pPr>
-        <w:pStyle w:val="BlockText"/>
-      </w:pPr>
-      <w:r>
-        <w:t xml:space="preserve">Можно ли мне применять ___ (название препарата или средства)? Назови его действующее вещество. Перескажи, что написано о беременности в официальной российской инструкции к этому препарату. Объясни, что известно о применении при беременности из клинических рекомендаций и исследований и есть ли средства с той же задачей, лучше изученные при беременности.</w:t>
-      </w:r>
-    </w:p>
-    <w:p>
-      <w:pPr>
-        <w:pStyle w:val="FirstParagraph"/>
+        <w:t xml:space="preserve">Сайты Минздрава, государственных больниц и медицинских университетов.</w:t>
+      </w:r>
+    </w:p>
+    <w:bookmarkEnd w:id="47"/>
+    <w:bookmarkStart w:id="48" w:name="можно-ли-верить-тексту-четыре-вопроса"/>
+    <w:p>
+      <w:pPr>
+        <w:pStyle w:val="Heading3"/>
+      </w:pPr>
+      <w:r>
+        <w:t xml:space="preserve">Можно ли верить тексту: четыре вопроса</w:t>
+      </w:r>
+    </w:p>
+    <w:p>
+      <w:pPr>
+        <w:numPr>
+          <w:ilvl w:val="0"/>
+          <w:numId w:val="1006"/>
+        </w:numPr>
+        <w:pStyle w:val="Compact"/>
       </w:pPr>
       <w:r>
         <w:rPr>
           <w:bCs/>
           <w:b/>
         </w:rPr>
-        <w:t xml:space="preserve">2. Уже приняла или уже случилось</w:t>
-      </w:r>
-    </w:p>
-    <w:p>
-      <w:pPr>
-        <w:pStyle w:val="BlockText"/>
-      </w:pPr>
-      <w:r>
-        <w:t xml:space="preserve">Я уже ___ (что произошло: какое лекарство приняла, сколько и когда; выпила алкоголь; сделала рентген). Что известно о таком воздействии на моём сроке? Сравни с тем, как часто такие же исходы бывают при беременности и без этого воздействия. Что мне сделать сейчас и что сообщить врачу?</w:t>
-      </w:r>
-    </w:p>
-    <w:p>
-      <w:pPr>
-        <w:pStyle w:val="FirstParagraph"/>
+        <w:t xml:space="preserve">Есть ли дата?</w:t>
+      </w:r>
+      <w:r>
+        <w:t xml:space="preserve"> </w:t>
+      </w:r>
+      <w:r>
+        <w:t xml:space="preserve">Медицинские рекомендации меняются. Если даты нет или текст давний, сведения могли устареть.</w:t>
+      </w:r>
+    </w:p>
+    <w:p>
+      <w:pPr>
+        <w:numPr>
+          <w:ilvl w:val="0"/>
+          <w:numId w:val="1006"/>
+        </w:numPr>
+        <w:pStyle w:val="Compact"/>
       </w:pPr>
       <w:r>
         <w:rPr>
           <w:bCs/>
           <w:b/>
         </w:rPr>
-        <w:t xml:space="preserve">3. Еда, напиток, витамин, добавка, трава</w:t>
-      </w:r>
-    </w:p>
-    <w:p>
-      <w:pPr>
-        <w:pStyle w:val="BlockText"/>
-      </w:pPr>
-      <w:r>
-        <w:t xml:space="preserve">Можно ли мне ___ (продукт, напиток, витамин, добавку или травяной чай)? Если есть ограничения по количеству или способу приготовления, назови их и объясни, на чём они основаны. Если это добавка или трава — что известно о её безопасности при беременности и нужна ли она без назначения врача.</w:t>
-      </w:r>
-    </w:p>
-    <w:p>
-      <w:pPr>
-        <w:pStyle w:val="FirstParagraph"/>
+        <w:t xml:space="preserve">Сказано ли, откуда сведения?</w:t>
+      </w:r>
+      <w:r>
+        <w:t xml:space="preserve"> </w:t>
+      </w:r>
+      <w:r>
+        <w:t xml:space="preserve">В надёжном тексте есть ссылки на клинические рекомендации, документы ВОЗ или исследования. Текст без ссылок — это чьё-то мнение.</w:t>
+      </w:r>
+    </w:p>
+    <w:p>
+      <w:pPr>
+        <w:numPr>
+          <w:ilvl w:val="0"/>
+          <w:numId w:val="1006"/>
+        </w:numPr>
+        <w:pStyle w:val="Compact"/>
       </w:pPr>
       <w:r>
         <w:rPr>
           <w:bCs/>
           <w:b/>
         </w:rPr>
-        <w:t xml:space="preserve">4. Занятие, процедура, поездка</w:t>
-      </w:r>
-    </w:p>
-    <w:p>
-      <w:pPr>
-        <w:pStyle w:val="BlockText"/>
-      </w:pPr>
-      <w:r>
-        <w:t xml:space="preserve">Можно ли мне ___ (например: окрашивание волос, баня, массаж, перелёт, бег, уборка с бытовой химией)? Чем это может быть опасно, какие меры предосторожности рекомендуют и при каких состояниях беременности это не советуют.</w:t>
-      </w:r>
-    </w:p>
-    <w:p>
-      <w:pPr>
-        <w:pStyle w:val="FirstParagraph"/>
+        <w:t xml:space="preserve">Это про беременных?</w:t>
+      </w:r>
+      <w:r>
+        <w:t xml:space="preserve"> </w:t>
+      </w:r>
+      <w:r>
+        <w:t xml:space="preserve">Совет «для всех» при беременности может не подходить: допустимые лекарства, нормы анализов и поводы срочно обратиться к врачу у беременных другие.</w:t>
+      </w:r>
+    </w:p>
+    <w:p>
+      <w:pPr>
+        <w:numPr>
+          <w:ilvl w:val="0"/>
+          <w:numId w:val="1006"/>
+        </w:numPr>
+        <w:pStyle w:val="Compact"/>
       </w:pPr>
       <w:r>
         <w:rPr>
           <w:bCs/>
           <w:b/>
         </w:rPr>
-        <w:t xml:space="preserve">5. Симптом</w:t>
-      </w:r>
-    </w:p>
-    <w:p>
-      <w:pPr>
-        <w:pStyle w:val="BlockText"/>
-      </w:pPr>
-      <w:r>
-        <w:t xml:space="preserve">У меня ___ (что беспокоит, когда началось, как меняется). Не ставь диагноз. Сначала перечисли признаки, при которых с этим нужно вызвать скорую или сразу ехать в роддом. Затем объясни, какие бывают причины такого симптома при беременности и как быстро мне стоит обратиться к врачу: на плановом приёме, в тот же или на следующий день или срочно.</w:t>
+        <w:t xml:space="preserve">Вам что-то продают?</w:t>
+      </w:r>
+      <w:r>
+        <w:t xml:space="preserve"> </w:t>
+      </w:r>
+      <w:r>
+        <w:t xml:space="preserve">Будьте осторожны, если текст подводит к покупке, обещает быстро и полностью вылечить или пугает.</w:t>
       </w:r>
     </w:p>
     <w:p>
       <w:pPr>
         <w:pStyle w:val="FirstParagraph"/>
+      </w:pPr>
+      <w:r>
+        <w:t xml:space="preserve">Истории с форумов и из соцсетей — опыт одного человека, у которого другой срок, другие анализы и другое здоровье. Такие истории могут поддержать, но решать по ним, как поступить, нельзя. Если после чтения стало тревожнее, закройте страницу и запишите вопрос для врача (Тема 10, раздел 10.9).</w:t>
+      </w:r>
+    </w:p>
+    <w:p>
+      <w:pPr>
+        <w:pStyle w:val="BodyText"/>
+      </w:pPr>
+      <w:r>
+        <w:t xml:space="preserve">Проще всего проверить текст с помощью искусственного интеллекта — запрос 1 ниже.</w:t>
+      </w:r>
+    </w:p>
+    <w:bookmarkEnd w:id="48"/>
+    <w:bookmarkStart w:id="49" w:name="X54e1ce5fb484e8f6b2bd7dfc576df146fdb1d72"/>
+    <w:p>
+      <w:pPr>
+        <w:pStyle w:val="Heading3"/>
+      </w:pPr>
+      <w:r>
+        <w:t xml:space="preserve">Как пользоваться искусственным интеллектом</w:t>
+      </w:r>
+    </w:p>
+    <w:p>
+      <w:pPr>
+        <w:pStyle w:val="FirstParagraph"/>
+      </w:pPr>
+      <w:r>
+        <w:t xml:space="preserve">Чат-боты на основе искусственного интеллекта (ИИ) могут ошибаться, причём уверенным тоном. Поэтому ответ ИИ — подсказка, о чём спросить врача, а не готовое решение.</w:t>
+      </w:r>
+    </w:p>
+    <w:p>
+      <w:pPr>
+        <w:numPr>
+          <w:ilvl w:val="0"/>
+          <w:numId w:val="1007"/>
+        </w:numPr>
+        <w:pStyle w:val="Compact"/>
+      </w:pPr>
+      <w:r>
+        <w:t xml:space="preserve">Копируйте запрос из книги целиком и впишите своё вместо пропусков.</w:t>
+      </w:r>
+    </w:p>
+    <w:p>
+      <w:pPr>
+        <w:numPr>
+          <w:ilvl w:val="0"/>
+          <w:numId w:val="1007"/>
+        </w:numPr>
+        <w:pStyle w:val="Compact"/>
+      </w:pPr>
+      <w:r>
+        <w:t xml:space="preserve">Откройте одну-две ссылки из ответа и проверьте, есть ли такая страница и написано ли там то же самое.</w:t>
+      </w:r>
+    </w:p>
+    <w:p>
+      <w:pPr>
+        <w:numPr>
+          <w:ilvl w:val="0"/>
+          <w:numId w:val="1007"/>
+        </w:numPr>
+        <w:pStyle w:val="Compact"/>
+      </w:pPr>
+      <w:r>
+        <w:t xml:space="preserve">Не вводите фамилию, номер полиса, фотографии документов: для ответа они не нужны.</w:t>
+      </w:r>
+    </w:p>
+    <w:p>
+      <w:pPr>
+        <w:numPr>
+          <w:ilvl w:val="0"/>
+          <w:numId w:val="1007"/>
+        </w:numPr>
+        <w:pStyle w:val="Compact"/>
+      </w:pPr>
+      <w:r>
+        <w:t xml:space="preserve">Если то, что вы заметили, есть в Разделе 0, не спрашивайте ИИ: звоните 103 или 112 или поезжайте в роддом. Если появились мысли причинить вред себе или ребёнку, — Раздел 0, пункт 0.17.</w:t>
+      </w:r>
+    </w:p>
+    <w:bookmarkEnd w:id="49"/>
+    <w:bookmarkStart w:id="50" w:name="готовые-запросы-для-ии"/>
+    <w:p>
+      <w:pPr>
+        <w:pStyle w:val="Heading3"/>
+      </w:pPr>
+      <w:r>
+        <w:t xml:space="preserve">Готовые запросы для ИИ</w:t>
+      </w:r>
+    </w:p>
+    <w:p>
+      <w:pPr>
+        <w:pStyle w:val="FirstParagraph"/>
+      </w:pPr>
+      <w:r>
+        <w:t xml:space="preserve">Каждый запрос — один абзац. Скопируйте его целиком, вставьте в окно любого чат-бота и впишите своё вместо пропусков. В электронной версии книги достаточно заполнить поле и нажать «Скопировать». Запросы о лекарствах — в Приложении 5.</w:t>
+      </w:r>
+    </w:p>
+    <w:p>
+      <w:pPr>
+        <w:pStyle w:val="BodyText"/>
       </w:pPr>
       <w:r>
         <w:rPr>
           <w:bCs/>
           <w:b/>
         </w:rPr>
-        <w:t xml:space="preserve">6. Анализ, обследование, слово из заключения</w:t>
+        <w:t xml:space="preserve">1. Проверить текст или совет из интернета</w:t>
       </w:r>
     </w:p>
     <w:p>
@@ -3741,7 +3915,7 @@
         <w:pStyle w:val="BlockText"/>
       </w:pPr>
       <w:r>
-        <w:t xml:space="preserve">Объясни простыми словами, что значит ___ (название показателя, его значение и единицы измерения или слово из заключения) у беременной на моём сроке. Учитывай, что нормы разных лабораторий различаются. Какие причины бывают у такого результата, что обычно делают дальше, о чём спросить врача.</w:t>
+        <w:t xml:space="preserve">Я беременна, срок ___ недель. Проверь этот текст или совет: «___» (вставьте текст или ссылку). Скажи, верно ли это для беременных: верно, верно отчасти, неверно или не изучено. Объясни, что об этом говорят клинические рекомендации Минздрава России и ВОЗ. Отвечай по клиническим рекомендациям Минздрава России, официальной инструкции из Государственного реестра лекарственных средств и документам ВОЗ; к главным утверждениям дай ссылки. Если не можешь открыть источник или у тебя нет доступа к интернету, скажи об этом прямо и не придумывай ссылки и цифры. Отдели то, что известно точно, от того, где данных мало. Не ставь диагноз, не подбирай дозу, не советуй отменять то, что назначил врач. Если есть признаки, при которых нужна срочная помощь, назови их первыми (скорая в России — 103 или 112). В конце дай 3–5 вопросов для моего врача. Пиши просто и объясняй медицинские слова.</w:t>
       </w:r>
     </w:p>
     <w:p>
@@ -3753,7 +3927,7 @@
           <w:bCs/>
           <w:b/>
         </w:rPr>
-        <w:t xml:space="preserve">7. Инфекция, контакт с заболевшим, прививка</w:t>
+        <w:t xml:space="preserve">2. Еда, напиток, витамин, трава</w:t>
       </w:r>
     </w:p>
     <w:p>
@@ -3761,7 +3935,107 @@
         <w:pStyle w:val="BlockText"/>
       </w:pPr>
       <w:r>
-        <w:t xml:space="preserve">___ (например: у ребёнка в семье ветрянка; меня укусил клещ; мне предлагают прививку от гриппа). Что это значит при беременности, что мне сделать и в какие сроки, когда сообщить врачу.</w:t>
+        <w:t xml:space="preserve">Я беременна, срок ___ недель. Можно ли мне ___ (продукт, напиток, витамин, добавку или травяной чай)? Если есть ограничения по количеству или по тому, как это приготовлено, назови их и объясни, на чём они основаны. Если это добавка или трава — что известно о её безопасности при беременности и нужна ли она без назначения врача. Отвечай по клиническим рекомендациям Минздрава России, официальной инструкции из Государственного реестра лекарственных средств и документам ВОЗ; к главным утверждениям дай ссылки. Если не можешь открыть источник или у тебя нет доступа к интернету, скажи об этом прямо и не придумывай ссылки и цифры. Отдели то, что известно точно, от того, где данных мало. Не ставь диагноз, не подбирай дозу, не советуй отменять то, что назначил врач. Если есть признаки, при которых нужна срочная помощь, назови их первыми (скорая в России — 103 или 112). В конце дай 3–5 вопросов для моего врача. Пиши просто и объясняй медицинские слова.</w:t>
+      </w:r>
+    </w:p>
+    <w:p>
+      <w:pPr>
+        <w:pStyle w:val="FirstParagraph"/>
+      </w:pPr>
+      <w:r>
+        <w:rPr>
+          <w:bCs/>
+          <w:b/>
+        </w:rPr>
+        <w:t xml:space="preserve">3. Занятие, процедура, поездка</w:t>
+      </w:r>
+    </w:p>
+    <w:p>
+      <w:pPr>
+        <w:pStyle w:val="BlockText"/>
+      </w:pPr>
+      <w:r>
+        <w:t xml:space="preserve">Я беременна, срок ___ недель. Можно ли мне ___ (например: покрасить волосы, сходить в баню, на массаж, полететь на самолёте, бегать, убираться с бытовой химией)? Чем это может быть опасно, какие меры предосторожности советуют и при каких осложнениях беременности этого делать не стоит. Отвечай по клиническим рекомендациям Минздрава России, официальной инструкции из Государственного реестра лекарственных средств и документам ВОЗ; к главным утверждениям дай ссылки. Если не можешь открыть источник или у тебя нет доступа к интернету, скажи об этом прямо и не придумывай ссылки и цифры. Отдели то, что известно точно, от того, где данных мало. Не ставь диагноз, не подбирай дозу, не советуй отменять то, что назначил врач. Если есть признаки, при которых нужна срочная помощь, назови их первыми (скорая в России — 103 или 112). В конце дай 3–5 вопросов для моего врача. Пиши просто и объясняй медицинские слова.</w:t>
+      </w:r>
+    </w:p>
+    <w:p>
+      <w:pPr>
+        <w:pStyle w:val="FirstParagraph"/>
+      </w:pPr>
+      <w:r>
+        <w:rPr>
+          <w:bCs/>
+          <w:b/>
+        </w:rPr>
+        <w:t xml:space="preserve">4. Симптом</w:t>
+      </w:r>
+    </w:p>
+    <w:p>
+      <w:pPr>
+        <w:pStyle w:val="BlockText"/>
+      </w:pPr>
+      <w:r>
+        <w:t xml:space="preserve">Я беременна, срок ___ недель. У меня ___ (что беспокоит, когда началось, как меняется). Сначала перечисли признаки, при которых с этим нужно вызвать скорую или сразу ехать в роддом. Потом объясни, от чего такое бывает при беременности и как быстро мне обратиться к врачу: на плановом приёме, в тот же или на следующий день или срочно. Отвечай по клиническим рекомендациям Минздрава России, официальной инструкции из Государственного реестра лекарственных средств и документам ВОЗ; к главным утверждениям дай ссылки. Если не можешь открыть источник или у тебя нет доступа к интернету, скажи об этом прямо и не придумывай ссылки и цифры. Отдели то, что известно точно, от того, где данных мало. Не ставь диагноз, не подбирай дозу, не советуй отменять то, что назначил врач. Если есть признаки, при которых нужна срочная помощь, назови их первыми (скорая в России — 103 или 112). В конце дай 3–5 вопросов для моего врача. Пиши просто и объясняй медицинские слова.</w:t>
+      </w:r>
+    </w:p>
+    <w:p>
+      <w:pPr>
+        <w:pStyle w:val="FirstParagraph"/>
+      </w:pPr>
+      <w:r>
+        <w:rPr>
+          <w:bCs/>
+          <w:b/>
+        </w:rPr>
+        <w:t xml:space="preserve">5. Анализ или слово из заключения</w:t>
+      </w:r>
+    </w:p>
+    <w:p>
+      <w:pPr>
+        <w:pStyle w:val="BlockText"/>
+      </w:pPr>
+      <w:r>
+        <w:t xml:space="preserve">Я беременна, срок ___ недель. Объясни простыми словами, что значит ___ (название анализа, результат и единицы измерения или слово из заключения). Учти, что нормы разных лабораторий отличаются. От чего бывает такой результат, что обычно делают дальше. Отвечай по клиническим рекомендациям Минздрава России, официальной инструкции из Государственного реестра лекарственных средств и документам ВОЗ; к главным утверждениям дай ссылки. Если не можешь открыть источник или у тебя нет доступа к интернету, скажи об этом прямо и не придумывай ссылки и цифры. Отдели то, что известно точно, от того, где данных мало. Не ставь диагноз, не подбирай дозу, не советуй отменять то, что назначил врач. Если есть признаки, при которых нужна срочная помощь, назови их первыми (скорая в России — 103 или 112). В конце дай 3–5 вопросов для моего врача. Пиши просто и объясняй медицинские слова.</w:t>
+      </w:r>
+    </w:p>
+    <w:p>
+      <w:pPr>
+        <w:pStyle w:val="FirstParagraph"/>
+      </w:pPr>
+      <w:r>
+        <w:rPr>
+          <w:bCs/>
+          <w:b/>
+        </w:rPr>
+        <w:t xml:space="preserve">6. Инфекция, контакт с заболевшим, прививка</w:t>
+      </w:r>
+    </w:p>
+    <w:p>
+      <w:pPr>
+        <w:pStyle w:val="BlockText"/>
+      </w:pPr>
+      <w:r>
+        <w:t xml:space="preserve">Я беременна, срок ___ недель. ___ (например: у ребёнка в семье ветрянка; меня укусил клещ; мне предлагают прививку от гриппа). Что это значит при беременности, что мне сделать и в какие сроки, когда сообщить врачу. Отвечай по клиническим рекомендациям Минздрава России, официальной инструкции из Государственного реестра лекарственных средств и документам ВОЗ; к главным утверждениям дай ссылки. Если не можешь открыть источник или у тебя нет доступа к интернету, скажи об этом прямо и не придумывай ссылки и цифры. Отдели то, что известно точно, от того, где данных мало. Не ставь диагноз, не подбирай дозу, не советуй отменять то, что назначил врач. Если есть признаки, при которых нужна срочная помощь, назови их первыми (скорая в России — 103 или 112). В конце дай 3–5 вопросов для моего врача. Пиши просто и объясняй медицинские слова.</w:t>
+      </w:r>
+    </w:p>
+    <w:p>
+      <w:pPr>
+        <w:pStyle w:val="FirstParagraph"/>
+      </w:pPr>
+      <w:r>
+        <w:rPr>
+          <w:bCs/>
+          <w:b/>
+        </w:rPr>
+        <w:t xml:space="preserve">7. Уже случилось</w:t>
+      </w:r>
+    </w:p>
+    <w:p>
+      <w:pPr>
+        <w:pStyle w:val="BlockText"/>
+      </w:pPr>
+      <w:r>
+        <w:t xml:space="preserve">Я беременна, срок ___ недель. ___ (что произошло и когда: выпила алкоголь, сделала рентген, покрасила волосы). Что известно о таком воздействии на моём сроке? Сравни с тем, как часто такие же исходы бывают при беременности и без этого. Что мне сделать сейчас и что сказать врачу? Отвечай по клиническим рекомендациям Минздрава России, официальной инструкции из Государственного реестра лекарственных средств и документам ВОЗ; к главным утверждениям дай ссылки. Если не можешь открыть источник или у тебя нет доступа к интернету, скажи об этом прямо и не придумывай ссылки и цифры. Отдели то, что известно точно, от того, где данных мало. Не ставь диагноз, не подбирай дозу, не советуй отменять то, что назначил врач. Если есть признаки, при которых нужна срочная помощь, назови их первыми (скорая в России — 103 или 112). В конце дай 3–5 вопросов для моего врача. Пиши просто и объясняй медицинские слова.</w:t>
       </w:r>
     </w:p>
     <w:p>
@@ -3781,324 +4055,326 @@
         <w:pStyle w:val="BlockText"/>
       </w:pPr>
       <w:r>
-        <w:t xml:space="preserve">___ (например: принимаю такое-то лекарство; есть такое-то заболевание; хочу понять, какие анализы и прививки сделать заранее). Что рекомендуется сделать до зачатия и с каким врачом это обсудить.</w:t>
+        <w:t xml:space="preserve">Я планирую беременность. ___ (например: принимаю такое-то лекарство; есть такое-то заболевание; хочу знать, какие анализы и прививки сделать заранее). Что советуют сделать до беременности и с каким врачом это обсудить. Отвечай по клиническим рекомендациям Минздрава России, официальной инструкции из Государственного реестра лекарственных средств и документам ВОЗ; к главным утверждениям дай ссылки. Если не можешь открыть источник или у тебя нет доступа к интернету, скажи об этом прямо и не придумывай ссылки и цифры. Отдели то, что известно точно, от того, где данных мало. Не ставь диагноз, не подбирай дозу, не советуй отменять то, что назначил врач. Если есть признаки, при которых нужна срочная помощь, назови их первыми (скорая в России — 103 или 112). В конце дай 3–5 вопросов для моего врача. Пиши просто и объясняй медицинские слова.</w:t>
+      </w:r>
+    </w:p>
+    <w:p>
+      <w:r>
+        <w:pict>
+          <v:rect style="width:0;height:1.5pt" o:hralign="center" o:hrstd="t" o:hr="t"/>
+        </w:pict>
+      </w:r>
+    </w:p>
+    <w:bookmarkEnd w:id="50"/>
+    <w:bookmarkEnd w:id="51"/>
+    <w:bookmarkStart w:id="57" w:name="приложение-5.-как-проверить-лекарство"/>
+    <w:p>
+      <w:pPr>
+        <w:pStyle w:val="Heading2"/>
+      </w:pPr>
+      <w:r>
+        <w:t xml:space="preserve">Приложение 5. Как проверить лекарство</w:t>
       </w:r>
     </w:p>
     <w:p>
       <w:pPr>
         <w:pStyle w:val="FirstParagraph"/>
+      </w:pPr>
+      <w:r>
+        <w:t xml:space="preserve">Если вы сомневаетесь, можно ли вам лекарство, витамин или травяной чай, сделайте три шага.</w:t>
+      </w:r>
+    </w:p>
+    <w:bookmarkStart w:id="52" w:name="шаг-1.-посмотрите-на-упаковку"/>
+    <w:p>
+      <w:pPr>
+        <w:pStyle w:val="Heading3"/>
+      </w:pPr>
+      <w:r>
+        <w:t xml:space="preserve">Шаг 1. Посмотрите на упаковку</w:t>
+      </w:r>
+    </w:p>
+    <w:p>
+      <w:pPr>
+        <w:pStyle w:val="FirstParagraph"/>
+      </w:pPr>
+      <w:r>
+        <w:t xml:space="preserve">Найдите действующее вещество — оно написано мелким шрифтом под названием. Запомните или сфотографируйте его. По действующему веществу видно, не принимаете ли вы одно и то же в двух разных средствах: например, парацетамол бывает и в таблетках от температуры, и в порошках от простуды, и дозы складываются (Тема 7, раздел 7.3).</w:t>
+      </w:r>
+    </w:p>
+    <w:bookmarkEnd w:id="52"/>
+    <w:bookmarkStart w:id="53" w:name="шаг-2.-спросите-ии"/>
+    <w:p>
+      <w:pPr>
+        <w:pStyle w:val="Heading3"/>
+      </w:pPr>
+      <w:r>
+        <w:t xml:space="preserve">Шаг 2. Спросите ИИ</w:t>
+      </w:r>
+    </w:p>
+    <w:p>
+      <w:pPr>
+        <w:pStyle w:val="FirstParagraph"/>
+      </w:pPr>
+      <w:r>
+        <w:t xml:space="preserve">Это необязательный шаг: он поможет понять, что спросить у врача. Скопируйте запрос целиком и впишите своё вместо пропусков.</w:t>
+      </w:r>
+    </w:p>
+    <w:p>
+      <w:pPr>
+        <w:pStyle w:val="BlockText"/>
+      </w:pPr>
+      <w:r>
+        <w:t xml:space="preserve">Я беременна, срок ___ недель. Можно ли мне лекарство ___ (название с упаковки)? Кроме него я принимаю: ___ (или «ничего»). Назови действующее вещество. Перескажи, что сказано о беременности в официальной российской инструкции к этому лекарству. Проверь, нет ли того же вещества в других средствах, которые я принимаю. Объясни, насколько это лекарство изучено при беременности и есть ли лучше изученные средства для той же цели. Отвечай по клиническим рекомендациям Минздрава России, официальной инструкции из Государственного реестра лекарственных средств и документам ВОЗ; к главным утверждениям дай ссылки. Если не можешь открыть источник или у тебя нет доступа к интернету, скажи об этом прямо и не придумывай ссылки и цифры. Отдели то, что известно точно, от того, где данных мало. Не ставь диагноз, не подбирай дозу, не советуй отменять то, что назначил врач. Если есть признаки, при которых нужна срочная помощь, назови их первыми (скорая в России — 103 или 112). В конце дай 3–5 вопросов для моего врача. Пиши просто и объясняй медицинские слова.</w:t>
+      </w:r>
+    </w:p>
+    <w:bookmarkEnd w:id="53"/>
+    <w:bookmarkStart w:id="54" w:name="шаг-3.-спросите-врача"/>
+    <w:p>
+      <w:pPr>
+        <w:pStyle w:val="Heading3"/>
+      </w:pPr>
+      <w:r>
+        <w:t xml:space="preserve">Шаг 3. Спросите врача</w:t>
+      </w:r>
+    </w:p>
+    <w:p>
+      <w:pPr>
+        <w:pStyle w:val="FirstParagraph"/>
+      </w:pPr>
+      <w:r>
+        <w:t xml:space="preserve">Скажите в одном сообщении: срок, что беспокоит и как давно, какое лекарство и в какой дозе, что ещё вы принимаете. Например: «Мне 22 недели. Третий день болит голова, парацетамол помогает, но ненадолго. Принимаю только фолиевую кислоту и витамин D. Можно ли парацетамол и в какой дозе?»</w:t>
+      </w:r>
+    </w:p>
+    <w:p>
+      <w:pPr>
+        <w:pStyle w:val="BodyText"/>
+      </w:pPr>
+      <w:r>
+        <w:t xml:space="preserve">Полезно спросить ещё:</w:t>
+      </w:r>
+    </w:p>
+    <w:p>
+      <w:pPr>
+        <w:numPr>
+          <w:ilvl w:val="0"/>
+          <w:numId w:val="1008"/>
+        </w:numPr>
+        <w:pStyle w:val="Compact"/>
+      </w:pPr>
+      <w:r>
+        <w:t xml:space="preserve">что будет, если не принимать;</w:t>
+      </w:r>
+    </w:p>
+    <w:p>
+      <w:pPr>
+        <w:numPr>
+          <w:ilvl w:val="0"/>
+          <w:numId w:val="1008"/>
+        </w:numPr>
+        <w:pStyle w:val="Compact"/>
+      </w:pPr>
+      <w:r>
+        <w:t xml:space="preserve">есть ли лекарство для той же цели, которое лучше изучено при беременности.</w:t>
+      </w:r>
+    </w:p>
+    <w:p>
+      <w:pPr>
+        <w:pStyle w:val="FirstParagraph"/>
+      </w:pPr>
+      <w:r>
+        <w:t xml:space="preserve">Если вам ответили «лучше не надо» и не объяснили почему, переспросите: «Это запрет или осторожность, потому что данных мало?» (Тема 7, разделы 7.1 и 7.17).</w:t>
+      </w:r>
+    </w:p>
+    <w:p>
+      <w:pPr>
+        <w:pStyle w:val="BodyText"/>
+      </w:pPr>
+      <w:r>
+        <w:t xml:space="preserve">Если врач назначил лекарство, а в инструкции написано «противопоказано при беременности», не отменяйте его сами — спросите врача, почему оно назначено (Приложение 3).</w:t>
+      </w:r>
+    </w:p>
+    <w:bookmarkEnd w:id="54"/>
+    <w:bookmarkStart w:id="55" w:name="если-лекарство-уже-приняли"/>
+    <w:p>
+      <w:pPr>
+        <w:pStyle w:val="Heading3"/>
+      </w:pPr>
+      <w:r>
+        <w:t xml:space="preserve">Если лекарство уже приняли</w:t>
+      </w:r>
+    </w:p>
+    <w:p>
+      <w:pPr>
+        <w:numPr>
+          <w:ilvl w:val="0"/>
+          <w:numId w:val="1009"/>
+        </w:numPr>
+        <w:pStyle w:val="Compact"/>
+      </w:pPr>
+      <w:r>
+        <w:t xml:space="preserve">Ничего не «компенсируйте»: не пейте много воды, не вызывайте рвоту, не принимайте сорбенты.</w:t>
+      </w:r>
+    </w:p>
+    <w:p>
+      <w:pPr>
+        <w:numPr>
+          <w:ilvl w:val="0"/>
+          <w:numId w:val="1009"/>
+        </w:numPr>
+        <w:pStyle w:val="Compact"/>
+      </w:pPr>
+      <w:r>
+        <w:t xml:space="preserve">Не бросайте лекарство, которое назначил врач.</w:t>
+      </w:r>
+    </w:p>
+    <w:p>
+      <w:pPr>
+        <w:numPr>
+          <w:ilvl w:val="0"/>
+          <w:numId w:val="1009"/>
+        </w:numPr>
+        <w:pStyle w:val="Compact"/>
+      </w:pPr>
+      <w:r>
+        <w:t xml:space="preserve">Запишите, что приняли, сколько, когда и на каком сроке. Сохраните упаковку или сфотографируйте её.</w:t>
+      </w:r>
+    </w:p>
+    <w:p>
+      <w:pPr>
+        <w:numPr>
+          <w:ilvl w:val="0"/>
+          <w:numId w:val="1009"/>
+        </w:numPr>
+        <w:pStyle w:val="Compact"/>
+      </w:pPr>
+      <w:r>
+        <w:t xml:space="preserve">Позвоните своему акушеру-гинекологу; обычно достаточно позвонить в рабочее время ближайшего дня.</w:t>
+      </w:r>
+    </w:p>
+    <w:p>
+      <w:pPr>
+        <w:numPr>
+          <w:ilvl w:val="0"/>
+          <w:numId w:val="1009"/>
+        </w:numPr>
+        <w:pStyle w:val="Compact"/>
+      </w:pPr>
+      <w:r>
+        <w:t xml:space="preserve">Если появились боль в животе, кровянистые выделения или резко ухудшилось самочувствие, действуйте по Разделу 0 (пункты 0.2, 0.4, 0.19). Если приняли слишком много таблеток — пункт 0.16.</w:t>
+      </w:r>
+    </w:p>
+    <w:p>
+      <w:pPr>
+        <w:pStyle w:val="FirstParagraph"/>
+      </w:pPr>
+      <w:r>
+        <w:t xml:space="preserve">Подробнее — Тема 7, раздел 7.16. Запрос для ИИ:</w:t>
+      </w:r>
+    </w:p>
+    <w:p>
+      <w:pPr>
+        <w:pStyle w:val="BlockText"/>
+      </w:pPr>
+      <w:r>
+        <w:t xml:space="preserve">Я беременна, срок ___ недель. Я уже приняла ___ (название лекарства, сколько и когда). Что известно о приёме этого лекарства на моём сроке? Сравни с тем, как часто такие же исходы бывают при беременности и без лекарства. Что мне сделать сейчас и что сказать врачу? Отвечай по клиническим рекомендациям Минздрава России, официальной инструкции из Государственного реестра лекарственных средств и документам ВОЗ; к главным утверждениям дай ссылки. Если не можешь открыть источник или у тебя нет доступа к интернету, скажи об этом прямо и не придумывай ссылки и цифры. Отдели то, что известно точно, от того, где данных мало. Не ставь диагноз, не подбирай дозу, не советуй отменять то, что назначил врач. Если есть признаки, при которых нужна срочная помощь, назови их первыми (скорая в России — 103 или 112). В конце дай 3–5 вопросов для моего врача. Пиши просто и объясняй медицинские слова.</w:t>
+      </w:r>
+    </w:p>
+    <w:bookmarkEnd w:id="55"/>
+    <w:bookmarkStart w:id="56" w:name="если-хотите-проверить-сами"/>
+    <w:p>
+      <w:pPr>
+        <w:pStyle w:val="Heading3"/>
+      </w:pPr>
+      <w:r>
+        <w:t xml:space="preserve">Если хотите проверить сами</w:t>
+      </w:r>
+    </w:p>
+    <w:p>
+      <w:pPr>
+        <w:numPr>
+          <w:ilvl w:val="0"/>
+          <w:numId w:val="1010"/>
+        </w:numPr>
+        <w:pStyle w:val="Compact"/>
       </w:pPr>
       <w:r>
         <w:rPr>
           <w:bCs/>
           <w:b/>
         </w:rPr>
-        <w:t xml:space="preserve">9. Проверить прочитанное</w:t>
-      </w:r>
-    </w:p>
-    <w:p>
-      <w:pPr>
-        <w:pStyle w:val="BlockText"/>
-      </w:pPr>
-      <w:r>
-        <w:t xml:space="preserve">Проверь утверждение или совет: «___» (вставьте текст или ссылку). Верно ли это для беременных, верно частично, неверно или не изучено? Что говорят об этом российские клинические рекомендации, ВОЗ и профессиональные медицинские общества.</w:t>
-      </w:r>
-    </w:p>
-    <w:p>
-      <w:pPr>
-        <w:pStyle w:val="FirstParagraph"/>
+        <w:t xml:space="preserve">Официальная инструкция.</w:t>
+      </w:r>
+      <w:r>
+        <w:t xml:space="preserve"> </w:t>
+      </w:r>
+      <w:r>
+        <w:t xml:space="preserve">Сайт grls.rosminzdrav.ru — Государственный реестр лекарственных средств. Найдите лекарство по названию, откройте карточку и нажмите «Показать инструкции». Если файлов несколько, откройте последний по дате. Если лекарства в реестре нет, возможно, это биологически активная добавка, а не лекарство: скажите об этом врачу.</w:t>
+      </w:r>
+    </w:p>
+    <w:p>
+      <w:pPr>
+        <w:numPr>
+          <w:ilvl w:val="0"/>
+          <w:numId w:val="1010"/>
+        </w:numPr>
+        <w:pStyle w:val="Compact"/>
       </w:pPr>
       <w:r>
         <w:rPr>
           <w:bCs/>
           <w:b/>
         </w:rPr>
-        <w:t xml:space="preserve">Требования к ответу — добавьте после любого запроса:</w:t>
-      </w:r>
-    </w:p>
-    <w:p>
-      <w:pPr>
-        <w:pStyle w:val="BlockText"/>
-      </w:pPr>
-      <w:r>
-        <w:t xml:space="preserve">Требования к ответу:</w:t>
+        <w:t xml:space="preserve">Настоящая ли упаковка.</w:t>
       </w:r>
       <w:r>
         <w:t xml:space="preserve"> </w:t>
       </w:r>
       <w:r>
-        <w:t xml:space="preserve">1. Опирайся на клинические рекомендации Минздрава России, официальную инструкцию к препарату из Государственного реестра лекарственных средств, документы ВОЗ и профессиональных медицинских обществ. Для каждого важного утверждения укажи источник со ссылкой.</w:t>
-      </w:r>
-      <w:r>
-        <w:t xml:space="preserve"> </w:t>
-      </w:r>
-      <w:r>
-        <w:t xml:space="preserve">2. Если не можешь открыть источник или у тебя нет доступа к интернету, скажи об этом прямо. Не придумывай ссылки, названия документов и цифры.</w:t>
-      </w:r>
-      <w:r>
-        <w:t xml:space="preserve"> </w:t>
-      </w:r>
-      <w:r>
-        <w:t xml:space="preserve">3. Отдели то, что известно надёжно, от того, где данных мало или они противоречат друг другу.</w:t>
-      </w:r>
-      <w:r>
-        <w:t xml:space="preserve"> </w:t>
-      </w:r>
-      <w:r>
-        <w:t xml:space="preserve">4. Не ставь диагноз, не подбирай мне дозу, не советуй отменять лечение, назначенное врачом.</w:t>
-      </w:r>
-      <w:r>
-        <w:t xml:space="preserve"> </w:t>
-      </w:r>
-      <w:r>
-        <w:t xml:space="preserve">5. Если есть признаки, при которых нужна срочная помощь, назови их в начале ответа. Скорая в России — 103 или 112.</w:t>
-      </w:r>
-      <w:r>
-        <w:t xml:space="preserve"> </w:t>
-      </w:r>
-      <w:r>
-        <w:t xml:space="preserve">6. В конце дай 3–5 вопросов для моего врача.</w:t>
-      </w:r>
-      <w:r>
-        <w:t xml:space="preserve"> </w:t>
-      </w:r>
-      <w:r>
-        <w:t xml:space="preserve">7. Пиши простым языком и объясняй медицинские термины.</w:t>
-      </w:r>
-    </w:p>
-    <w:p>
-      <w:r>
-        <w:pict>
-          <v:rect style="width:0;height:1.5pt" o:hralign="center" o:hrstd="t" o:hr="t"/>
-        </w:pict>
-      </w:r>
-    </w:p>
-    <w:bookmarkEnd w:id="41"/>
-    <w:bookmarkEnd w:id="42"/>
-    <w:bookmarkStart w:id="47" w:name="Xd4787a276acff85caf82dd05d28161b424e5027"/>
-    <w:p>
-      <w:pPr>
-        <w:pStyle w:val="Heading2"/>
-      </w:pPr>
-      <w:r>
-        <w:t xml:space="preserve">Приложение 5. Чек-лист вопроса о лекарстве или другом средстве</w:t>
-      </w:r>
-    </w:p>
-    <w:p>
-      <w:pPr>
-        <w:pStyle w:val="FirstParagraph"/>
-      </w:pPr>
-      <w:r>
-        <w:t xml:space="preserve">На вопрос «а это можно при беременности?» без подробностей почти всегда отвечают «лучше не надо». Чтобы получить полезный ответ, пройдите три шага: соберите сведения, проверьте препарат по официальным источникам и задайте вопрос врачу (Тема 7, раздел 7.17).</w:t>
-      </w:r>
-    </w:p>
-    <w:bookmarkStart w:id="43" w:name="шаг-1.-соберите-сведения"/>
-    <w:p>
-      <w:pPr>
-        <w:pStyle w:val="Heading3"/>
-      </w:pPr>
-      <w:r>
-        <w:t xml:space="preserve">Шаг 1. Соберите сведения</w:t>
+        <w:t xml:space="preserve">Бесплатное приложение «Честный знак»: отсканируйте квадратный код на упаковке. «Товар проверен» значит, что упаковка легальная; состав и качество приложение не проверяет. Если приложение пишет «Сомнительный товар», «Лекарство запрещено к продаже» или «Код не найден», не принимайте лекарство и покажите упаковку фармацевту.</w:t>
       </w:r>
     </w:p>
     <w:p>
       <w:pPr>
         <w:numPr>
           <w:ilvl w:val="0"/>
-          <w:numId w:val="1006"/>
+          <w:numId w:val="1010"/>
         </w:numPr>
         <w:pStyle w:val="Compact"/>
       </w:pPr>
-      <w:r>
-        <w:t xml:space="preserve">☐</w:t>
-      </w:r>
-      <w:r>
-        <w:t xml:space="preserve"> </w:t>
-      </w:r>
       <w:r>
         <w:rPr>
           <w:bCs/>
           <w:b/>
         </w:rPr>
-        <w:t xml:space="preserve">Действующее вещество.</w:t>
+        <w:t xml:space="preserve">Не изъята ли партия из продажи.</w:t>
       </w:r>
       <w:r>
         <w:t xml:space="preserve"> </w:t>
       </w:r>
       <w:r>
-        <w:t xml:space="preserve">Это не название на коробке, а строка мелким шрифтом под ним (Тема 7, раздел 7.3).</w:t>
+        <w:t xml:space="preserve">Сайт Росздравнадзора, страница roszdravnadzor.gov.ru/services/lssearch: введите название и номер серии с упаковки.</w:t>
       </w:r>
     </w:p>
     <w:p>
       <w:pPr>
         <w:numPr>
           <w:ilvl w:val="0"/>
-          <w:numId w:val="1006"/>
+          <w:numId w:val="1010"/>
         </w:numPr>
         <w:pStyle w:val="Compact"/>
       </w:pPr>
-      <w:r>
-        <w:t xml:space="preserve">☐</w:t>
-      </w:r>
-      <w:r>
-        <w:t xml:space="preserve"> </w:t>
-      </w:r>
       <w:r>
         <w:rPr>
           <w:bCs/>
           <w:b/>
         </w:rPr>
-        <w:t xml:space="preserve">Для чего средство.</w:t>
+        <w:t xml:space="preserve">Есть ли у интернет-аптеки лицензия.</w:t>
       </w:r>
       <w:r>
         <w:t xml:space="preserve"> </w:t>
       </w:r>
       <w:r>
-        <w:t xml:space="preserve">Что происходит и как давно: «голова болит третий день» и «голова болит иногда» — разные вопросы.</w:t>
-      </w:r>
-    </w:p>
-    <w:p>
-      <w:pPr>
-        <w:numPr>
-          <w:ilvl w:val="0"/>
-          <w:numId w:val="1006"/>
-        </w:numPr>
-        <w:pStyle w:val="Compact"/>
-      </w:pPr>
-      <w:r>
-        <w:t xml:space="preserve">☐</w:t>
-      </w:r>
-      <w:r>
-        <w:t xml:space="preserve"> </w:t>
-      </w:r>
-      <w:r>
-        <w:rPr>
-          <w:bCs/>
-          <w:b/>
-        </w:rPr>
-        <w:t xml:space="preserve">Срок беременности в неделях</w:t>
-      </w:r>
-      <w:r>
-        <w:t xml:space="preserve">, а не в триместрах (Тема 7, раздел 7.2).</w:t>
-      </w:r>
-    </w:p>
-    <w:p>
-      <w:pPr>
-        <w:numPr>
-          <w:ilvl w:val="0"/>
-          <w:numId w:val="1006"/>
-        </w:numPr>
-        <w:pStyle w:val="Compact"/>
-      </w:pPr>
-      <w:r>
-        <w:t xml:space="preserve">☐</w:t>
-      </w:r>
-      <w:r>
-        <w:t xml:space="preserve"> </w:t>
-      </w:r>
-      <w:r>
-        <w:rPr>
-          <w:bCs/>
-          <w:b/>
-        </w:rPr>
-        <w:t xml:space="preserve">Форма и доза.</w:t>
-      </w:r>
-      <w:r>
-        <w:t xml:space="preserve"> </w:t>
-      </w:r>
-      <w:r>
-        <w:t xml:space="preserve">Таблетка, мазь, спрей; сколько миллиграммов, сколько раз в день, сколько дней. От формы зависит, сколько вещества попадает в кровь (Тема 7, раздел 7.4).</w:t>
-      </w:r>
-    </w:p>
-    <w:p>
-      <w:pPr>
-        <w:numPr>
-          <w:ilvl w:val="0"/>
-          <w:numId w:val="1006"/>
-        </w:numPr>
-        <w:pStyle w:val="Compact"/>
-      </w:pPr>
-      <w:r>
-        <w:t xml:space="preserve">☐</w:t>
-      </w:r>
-      <w:r>
-        <w:t xml:space="preserve"> </w:t>
-      </w:r>
-      <w:r>
-        <w:rPr>
-          <w:bCs/>
-          <w:b/>
-        </w:rPr>
-        <w:t xml:space="preserve">Что ещё вы принимаете</w:t>
-      </w:r>
-      <w:r>
-        <w:t xml:space="preserve">, включая витамины, добавки и травяной чай. Удобно вести список в Приложении 2.</w:t>
-      </w:r>
-    </w:p>
-    <w:p>
-      <w:pPr>
-        <w:numPr>
-          <w:ilvl w:val="0"/>
-          <w:numId w:val="1006"/>
-        </w:numPr>
-        <w:pStyle w:val="Compact"/>
-      </w:pPr>
-      <w:r>
-        <w:t xml:space="preserve">☐</w:t>
-      </w:r>
-      <w:r>
-        <w:t xml:space="preserve"> </w:t>
-      </w:r>
-      <w:r>
-        <w:rPr>
-          <w:bCs/>
-          <w:b/>
-        </w:rPr>
-        <w:t xml:space="preserve">Нет ли того же вещества в другом средстве.</w:t>
-      </w:r>
-      <w:r>
-        <w:t xml:space="preserve"> </w:t>
-      </w:r>
-      <w:r>
-        <w:t xml:space="preserve">Например, парацетамол бывает и в таблетке от температуры, и в порошке от простуды, и дозы складываются (Тема 7, раздел 7.3).</w:t>
-      </w:r>
-    </w:p>
-    <w:p>
-      <w:pPr>
-        <w:numPr>
-          <w:ilvl w:val="0"/>
-          <w:numId w:val="1006"/>
-        </w:numPr>
-        <w:pStyle w:val="Compact"/>
-      </w:pPr>
-      <w:r>
-        <w:t xml:space="preserve">☐</w:t>
-      </w:r>
-      <w:r>
-        <w:t xml:space="preserve"> </w:t>
-      </w:r>
-      <w:r>
-        <w:rPr>
-          <w:bCs/>
-          <w:b/>
-        </w:rPr>
-        <w:t xml:space="preserve">Кто посоветовал средство:</w:t>
-      </w:r>
-      <w:r>
-        <w:t xml:space="preserve"> </w:t>
-      </w:r>
-      <w:r>
-        <w:t xml:space="preserve">врач, который ведёт беременность, другой врач, фармацевт, знакомые.</w:t>
-      </w:r>
-    </w:p>
-    <w:bookmarkEnd w:id="43"/>
-    <w:bookmarkStart w:id="44" w:name="X7d8dbaf53adeaa0399f4bcf930c3077011b61cd"/>
-    <w:p>
-      <w:pPr>
-        <w:pStyle w:val="Heading3"/>
-      </w:pPr>
-      <w:r>
-        <w:t xml:space="preserve">Шаг 2. Проверьте препарат по официальным источникам</w:t>
+        <w:t xml:space="preserve">Сайт Росздравнадзора, страница roszdravnadzor.gov.ru/services/licenses: введите название аптеки или ИНН с её сайта.</w:t>
       </w:r>
     </w:p>
     <w:p>
@@ -4106,269 +4382,7 @@
         <w:pStyle w:val="FirstParagraph"/>
       </w:pPr>
       <w:r>
-        <w:t xml:space="preserve">Все ресурсы ниже бесплатные и открываются без регистрации.</w:t>
-      </w:r>
-    </w:p>
-    <w:tbl>
-      <w:tblPr>
-        <w:tblStyle w:val="Table"/>
-        <w:tblW w:type="pct" w:w="5000"/>
-        <w:tblLook w:firstRow="1" w:lastRow="0" w:firstColumn="0" w:lastColumn="0" w:noHBand="0" w:noVBand="0" w:val="0020"/>
-        <w:jc w:val="start"/>
-      </w:tblPr>
-      <w:tblGrid>
-        <w:gridCol w:w="2640"/>
-        <w:gridCol w:w="2640"/>
-        <w:gridCol w:w="2640"/>
-      </w:tblGrid>
-      <w:tr>
-        <w:trPr>
-          <w:tblHeader w:val="true"/>
-        </w:trPr>
-        <w:tc>
-          <w:tcPr/>
-          <w:p>
-            <w:pPr>
-              <w:pStyle w:val="Compact"/>
-              <w:jc w:val="left"/>
-            </w:pPr>
-            <w:r>
-              <w:t xml:space="preserve">Что проверить</w:t>
-            </w:r>
-          </w:p>
-        </w:tc>
-        <w:tc>
-          <w:tcPr/>
-          <w:p>
-            <w:pPr>
-              <w:pStyle w:val="Compact"/>
-              <w:jc w:val="left"/>
-            </w:pPr>
-            <w:r>
-              <w:t xml:space="preserve">Где</w:t>
-            </w:r>
-          </w:p>
-        </w:tc>
-        <w:tc>
-          <w:tcPr/>
-          <w:p>
-            <w:pPr>
-              <w:pStyle w:val="Compact"/>
-              <w:jc w:val="left"/>
-            </w:pPr>
-            <w:r>
-              <w:t xml:space="preserve">Как</w:t>
-            </w:r>
-          </w:p>
-        </w:tc>
-      </w:tr>
-      <w:tr>
-        <w:tc>
-          <w:tcPr/>
-          <w:p>
-            <w:pPr>
-              <w:pStyle w:val="Compact"/>
-              <w:jc w:val="left"/>
-            </w:pPr>
-            <w:r>
-              <w:t xml:space="preserve">☐ Зарегистрирован ли препарат как лекарство и какое у него действующее вещество</w:t>
-            </w:r>
-          </w:p>
-        </w:tc>
-        <w:tc>
-          <w:tcPr/>
-          <w:p>
-            <w:pPr>
-              <w:pStyle w:val="Compact"/>
-              <w:jc w:val="left"/>
-            </w:pPr>
-            <w:r>
-              <w:t xml:space="preserve">Государственный реестр лекарственных средств Минздрава — grls.rosminzdrav.ru</w:t>
-            </w:r>
-          </w:p>
-        </w:tc>
-        <w:tc>
-          <w:tcPr/>
-          <w:p>
-            <w:pPr>
-              <w:pStyle w:val="Compact"/>
-              <w:jc w:val="left"/>
-            </w:pPr>
-            <w:r>
-              <w:t xml:space="preserve">Найдите препарат по торговому названию или по действующему веществу. Если препарата в реестре нет, возможно, это биологически активная добавка, а не лекарство: спросите врача</w:t>
-            </w:r>
-          </w:p>
-        </w:tc>
-      </w:tr>
-      <w:tr>
-        <w:tc>
-          <w:tcPr/>
-          <w:p>
-            <w:pPr>
-              <w:pStyle w:val="Compact"/>
-              <w:jc w:val="left"/>
-            </w:pPr>
-            <w:r>
-              <w:t xml:space="preserve">☐ Что написано о беременности в официальной инструкции</w:t>
-            </w:r>
-          </w:p>
-        </w:tc>
-        <w:tc>
-          <w:tcPr/>
-          <w:p>
-            <w:pPr>
-              <w:pStyle w:val="Compact"/>
-              <w:jc w:val="left"/>
-            </w:pPr>
-            <w:r>
-              <w:t xml:space="preserve">Там же, в карточке препарата: кнопка «Показать инструкции»</w:t>
-            </w:r>
-          </w:p>
-        </w:tc>
-        <w:tc>
-          <w:tcPr/>
-          <w:p>
-            <w:pPr>
-              <w:pStyle w:val="Compact"/>
-              <w:jc w:val="left"/>
-            </w:pPr>
-            <w:r>
-              <w:t xml:space="preserve">Если файлов несколько, откройте последний по дате: первым часто открывается самый старый</w:t>
-            </w:r>
-          </w:p>
-        </w:tc>
-      </w:tr>
-      <w:tr>
-        <w:tc>
-          <w:tcPr/>
-          <w:p>
-            <w:pPr>
-              <w:pStyle w:val="Compact"/>
-              <w:jc w:val="left"/>
-            </w:pPr>
-            <w:r>
-              <w:t xml:space="preserve">☐ Не изъята ли из продажи ваша серия — как недоброкачественная или поддельная</w:t>
-            </w:r>
-          </w:p>
-        </w:tc>
-        <w:tc>
-          <w:tcPr/>
-          <w:p>
-            <w:pPr>
-              <w:pStyle w:val="Compact"/>
-              <w:jc w:val="left"/>
-            </w:pPr>
-            <w:r>
-              <w:t xml:space="preserve">Росздравнадзор, «Поиск изъятых из обращения лекарственных средств» — roszdravnadzor.gov.ru/services/lssearch</w:t>
-            </w:r>
-          </w:p>
-        </w:tc>
-        <w:tc>
-          <w:tcPr/>
-          <w:p>
-            <w:pPr>
-              <w:pStyle w:val="Compact"/>
-              <w:jc w:val="left"/>
-            </w:pPr>
-            <w:r>
-              <w:t xml:space="preserve">Введите название и номер серии с упаковки</w:t>
-            </w:r>
-          </w:p>
-        </w:tc>
-      </w:tr>
-      <w:tr>
-        <w:tc>
-          <w:tcPr/>
-          <w:p>
-            <w:pPr>
-              <w:pStyle w:val="Compact"/>
-              <w:jc w:val="left"/>
-            </w:pPr>
-            <w:r>
-              <w:t xml:space="preserve">☐ Легальна ли упаковка</w:t>
-            </w:r>
-          </w:p>
-        </w:tc>
-        <w:tc>
-          <w:tcPr/>
-          <w:p>
-            <w:pPr>
-              <w:pStyle w:val="Compact"/>
-              <w:jc w:val="left"/>
-            </w:pPr>
-            <w:r>
-              <w:t xml:space="preserve">Бесплатное приложение «Честный знак»</w:t>
-            </w:r>
-          </w:p>
-        </w:tc>
-        <w:tc>
-          <w:tcPr/>
-          <w:p>
-            <w:pPr>
-              <w:pStyle w:val="Compact"/>
-              <w:jc w:val="left"/>
-            </w:pPr>
-            <w:r>
-              <w:t xml:space="preserve">Отсканируйте квадратный код на упаковке. Статус «Товар проверен» значит, что товар легален в системе маркировки; состав и качество приложение не проверяет. При статусах «Сомнительный товар», «Лекарство запрещено к продаже» или «Код не найден» не принимайте препарат и покажите упаковку фармацевту</w:t>
-            </w:r>
-          </w:p>
-        </w:tc>
-      </w:tr>
-      <w:tr>
-        <w:tc>
-          <w:tcPr/>
-          <w:p>
-            <w:pPr>
-              <w:pStyle w:val="Compact"/>
-              <w:jc w:val="left"/>
-            </w:pPr>
-            <w:r>
-              <w:t xml:space="preserve">☐ Есть ли у интернет-аптеки лицензия</w:t>
-            </w:r>
-          </w:p>
-        </w:tc>
-        <w:tc>
-          <w:tcPr/>
-          <w:p>
-            <w:pPr>
-              <w:pStyle w:val="Compact"/>
-              <w:jc w:val="left"/>
-            </w:pPr>
-            <w:r>
-              <w:t xml:space="preserve">Росздравнадзор, «Единый реестр лицензий» — roszdravnadzor.gov.ru/services/licenses</w:t>
-            </w:r>
-          </w:p>
-        </w:tc>
-        <w:tc>
-          <w:tcPr/>
-          <w:p>
-            <w:pPr>
-              <w:pStyle w:val="Compact"/>
-              <w:jc w:val="left"/>
-            </w:pPr>
-            <w:r>
-              <w:t xml:space="preserve">Найдите аптеку по названию или ИНН, указанному на сайте</w:t>
-            </w:r>
-          </w:p>
-        </w:tc>
-      </w:tr>
-    </w:tbl>
-    <w:p>
-      <w:pPr>
-        <w:pStyle w:val="BodyText"/>
-      </w:pPr>
-      <w:r>
-        <w:rPr>
-          <w:bCs/>
-          <w:b/>
-        </w:rPr>
-        <w:t xml:space="preserve">Справочники РЛС, «Видаль» и похожие сайты</w:t>
-      </w:r>
-      <w:r>
-        <w:t xml:space="preserve"> </w:t>
-      </w:r>
-      <w:r>
-        <w:t xml:space="preserve">удобны для поиска, но это не официальная инструкция, и сами справочники предупреждают, что не предназначены для самостоятельных решений о лечении. Если сведения расходятся, верна инструкция из Государственного реестра лекарственных средств.</w:t>
+        <w:t xml:space="preserve">Справочники РЛС, «Видаль» и похожие сайты удобны, но это не официальная инструкция: если сведения расходятся, верна инструкция из реестра.</w:t>
       </w:r>
     </w:p>
     <w:p>
@@ -4390,213 +4404,15 @@
       </w:r>
     </w:p>
     <w:p>
-      <w:pPr>
-        <w:pStyle w:val="BodyText"/>
-      </w:pPr>
-      <w:r>
-        <w:rPr>
-          <w:bCs/>
-          <w:b/>
-        </w:rPr>
-        <w:t xml:space="preserve">Как читать раздел о беременности в инструкции.</w:t>
-      </w:r>
-      <w:r>
-        <w:t xml:space="preserve"> </w:t>
-      </w:r>
-      <w:r>
-        <w:t xml:space="preserve">Он называется «Применение при беременности и в период грудного вскармливания» или «Применение при беременности и кормлении грудью». Скорее всего, там будет «противопоказано» или «применение не рекомендуется». Чаще всего это значит, что у беременных препарат не изучали, а не что вред доказан. Если врач назначил препарат, зная о беременности, не отменяйте его сами, а спросите, почему он назначен (Тема 7, раздел 7.1; Приложение 3).</w:t>
-      </w:r>
-    </w:p>
-    <w:bookmarkEnd w:id="44"/>
-    <w:bookmarkStart w:id="45" w:name="шаг-3.-спросите-врача"/>
-    <w:p>
-      <w:pPr>
-        <w:pStyle w:val="Heading3"/>
-      </w:pPr>
-      <w:r>
-        <w:t xml:space="preserve">Шаг 3. Спросите врача</w:t>
-      </w:r>
-    </w:p>
-    <w:p>
-      <w:pPr>
-        <w:pStyle w:val="FirstParagraph"/>
-      </w:pPr>
-      <w:r>
-        <w:t xml:space="preserve">Назовите всё, что собрали на шаге 1, одним вопросом. Например: «Мне 22 недели. Третий день болит голова, парацетамол помогает, но ненадолго. Принимаю только фолиевую кислоту и витамин D. Можно ли парацетамол и в какой дозе, и стоит ли что-то ещё проверить?»</w:t>
-      </w:r>
-    </w:p>
-    <w:p>
-      <w:pPr>
-        <w:pStyle w:val="BodyText"/>
-      </w:pPr>
-      <w:r>
-        <w:t xml:space="preserve">Кроме «можно ли», спросите:</w:t>
-      </w:r>
-    </w:p>
-    <w:p>
-      <w:pPr>
-        <w:numPr>
-          <w:ilvl w:val="0"/>
-          <w:numId w:val="1007"/>
-        </w:numPr>
-        <w:pStyle w:val="Compact"/>
-      </w:pPr>
-      <w:r>
-        <w:t xml:space="preserve">☐ что будет, если не принимать;</w:t>
-      </w:r>
-    </w:p>
-    <w:p>
-      <w:pPr>
-        <w:numPr>
-          <w:ilvl w:val="0"/>
-          <w:numId w:val="1007"/>
-        </w:numPr>
-        <w:pStyle w:val="Compact"/>
-      </w:pPr>
-      <w:r>
-        <w:t xml:space="preserve">☐ есть ли препарат с той же задачей, но лучше изученный при беременности;</w:t>
-      </w:r>
-    </w:p>
-    <w:p>
-      <w:pPr>
-        <w:numPr>
-          <w:ilvl w:val="0"/>
-          <w:numId w:val="1007"/>
-        </w:numPr>
-        <w:pStyle w:val="Compact"/>
-      </w:pPr>
-      <w:r>
-        <w:t xml:space="preserve">☐ как понять, что средство не помогает, и что делать тогда;</w:t>
-      </w:r>
-    </w:p>
-    <w:p>
-      <w:pPr>
-        <w:numPr>
-          <w:ilvl w:val="0"/>
-          <w:numId w:val="1007"/>
-        </w:numPr>
-        <w:pStyle w:val="Compact"/>
-      </w:pPr>
-      <w:r>
-        <w:t xml:space="preserve">☐ нужно ли что-то отслеживать, пока принимаете: самочувствие, давление, анализы.</w:t>
-      </w:r>
-    </w:p>
-    <w:p>
-      <w:pPr>
-        <w:pStyle w:val="FirstParagraph"/>
-      </w:pPr>
-      <w:r>
-        <w:t xml:space="preserve">Если ответ — «лучше не надо» без объяснения, переспросите: «Это запрет или осторожность из-за того, что данных мало?» От ответа зависит, что делать дальше (Тема 7, разделы 7.1 и 7.17).</w:t>
-      </w:r>
-    </w:p>
-    <w:p>
-      <w:pPr>
-        <w:pStyle w:val="BodyText"/>
-      </w:pPr>
-      <w:r>
-        <w:t xml:space="preserve">В аптеке можно уточнить состав и форму препарата, но решение о лечении при беременности принимает врач: фармацевт не знает вашего срока, диагноза и других назначений.</w:t>
-      </w:r>
-    </w:p>
-    <w:bookmarkEnd w:id="45"/>
-    <w:bookmarkStart w:id="46" w:name="если-средство-уже-использовано"/>
-    <w:p>
-      <w:pPr>
-        <w:pStyle w:val="Heading3"/>
-      </w:pPr>
-      <w:r>
-        <w:t xml:space="preserve">Если средство уже использовано</w:t>
-      </w:r>
-    </w:p>
-    <w:p>
-      <w:pPr>
-        <w:numPr>
-          <w:ilvl w:val="0"/>
-          <w:numId w:val="1008"/>
-        </w:numPr>
-        <w:pStyle w:val="Compact"/>
-      </w:pPr>
-      <w:r>
-        <w:t xml:space="preserve">☐ Ничего не «компенсируйте»: не пейте много воды, не вызывайте рвоту, не принимайте сорбенты.</w:t>
-      </w:r>
-    </w:p>
-    <w:p>
-      <w:pPr>
-        <w:numPr>
-          <w:ilvl w:val="0"/>
-          <w:numId w:val="1008"/>
-        </w:numPr>
-        <w:pStyle w:val="Compact"/>
-      </w:pPr>
-      <w:r>
-        <w:t xml:space="preserve">☐ Не бросайте препарат, назначенный врачом.</w:t>
-      </w:r>
-    </w:p>
-    <w:p>
-      <w:pPr>
-        <w:numPr>
-          <w:ilvl w:val="0"/>
-          <w:numId w:val="1008"/>
-        </w:numPr>
-        <w:pStyle w:val="Compact"/>
-      </w:pPr>
-      <w:r>
-        <w:t xml:space="preserve">☐ Запишите, что приняли (действующее вещество), сколько, когда и на каком сроке.</w:t>
-      </w:r>
-    </w:p>
-    <w:p>
-      <w:pPr>
-        <w:numPr>
-          <w:ilvl w:val="0"/>
-          <w:numId w:val="1008"/>
-        </w:numPr>
-        <w:pStyle w:val="Compact"/>
-      </w:pPr>
-      <w:r>
-        <w:t xml:space="preserve">☐ Сохраните упаковку или сфотографируйте её.</w:t>
-      </w:r>
-    </w:p>
-    <w:p>
-      <w:pPr>
-        <w:numPr>
-          <w:ilvl w:val="0"/>
-          <w:numId w:val="1008"/>
-        </w:numPr>
-        <w:pStyle w:val="Compact"/>
-      </w:pPr>
-      <w:r>
-        <w:t xml:space="preserve">☐ Позвоните своему акушеру-гинекологу; обычно достаточно звонка в рабочее время ближайшего дня.</w:t>
-      </w:r>
-    </w:p>
-    <w:p>
-      <w:pPr>
-        <w:numPr>
-          <w:ilvl w:val="0"/>
-          <w:numId w:val="1008"/>
-        </w:numPr>
-        <w:pStyle w:val="Compact"/>
-      </w:pPr>
-      <w:r>
-        <w:t xml:space="preserve">☐ Если появились боль в животе, кровянистые выделения или резко ухудшилось состояние, действуйте по Разделу 0 (пункты 0.2, 0.4, 0.19). Если приняли слишком много таблеток — пункт 0.16.</w:t>
-      </w:r>
-    </w:p>
-    <w:p>
-      <w:pPr>
-        <w:pStyle w:val="FirstParagraph"/>
-      </w:pPr>
-      <w:r>
-        <w:t xml:space="preserve">Подробнее — Тема 7, раздел 7.16.</w:t>
-      </w:r>
-    </w:p>
-    <w:p>
       <w:r>
         <w:pict>
           <v:rect style="width:0;height:1.5pt" o:hralign="center" o:hrstd="t" o:hr="t"/>
         </w:pict>
       </w:r>
     </w:p>
-    <w:bookmarkEnd w:id="46"/>
-    <w:bookmarkEnd w:id="47"/>
-    <w:bookmarkStart w:id="55" w:name="клинические-и-научные-источники"/>
+    <w:bookmarkEnd w:id="56"/>
+    <w:bookmarkEnd w:id="57"/>
+    <w:bookmarkStart w:id="65" w:name="клинические-и-научные-источники"/>
     <w:p>
       <w:pPr>
         <w:pStyle w:val="Heading2"/>
@@ -4610,7 +4426,7 @@
         <w:pStyle w:val="FirstParagraph"/>
       </w:pPr>
       <w:r>
-        <w:t xml:space="preserve">Медицинские сведения Приложений 1–3 и 5 взяты из тем книги; источники — в списках этих тем. Ниже — источники, на которых стоят Приложение 4 (как проверять информацию и спрашивать ИИ) и ресурсы проверки лекарств в Приложении 5. Подробный разбор ресурсов — отчёт</w:t>
+        <w:t xml:space="preserve">Медицинские сведения приложений взяты из тем книги; источники — в списках этих тем. Ниже — источники того, чего в темах нет: определения форм и условий медицинской помощи (Приложение 3), как проверять информацию и спрашивать ИИ (Приложение 4), ресурсы проверки лекарств (Приложение 5). Подробный разбор ресурсов — отчёт</w:t>
       </w:r>
       <w:r>
         <w:t xml:space="preserve"> </w:t>
@@ -4629,7 +4445,7 @@
       <w:pPr>
         <w:numPr>
           <w:ilvl w:val="0"/>
-          <w:numId w:val="1009"/>
+          <w:numId w:val="1011"/>
         </w:numPr>
         <w:pStyle w:val="Compact"/>
       </w:pPr>
@@ -4639,7 +4455,7 @@
       <w:r>
         <w:t xml:space="preserve"> </w:t>
       </w:r>
-      <w:hyperlink r:id="rId48">
+      <w:hyperlink r:id="rId58">
         <w:r>
           <w:rPr>
             <w:rStyle w:val="Hyperlink"/>
@@ -4648,19 +4464,19 @@
         </w:r>
       </w:hyperlink>
       <w:r>
-        <w:t xml:space="preserve">. Обновлено 26.02.2024 — кто стоит за сайтом, источники, дата, кто платит и как обозначена реклама, настораживающие обещания, социальные сети, обсуждение с врачом (Приложение 4, «Пять вопросов к любому тексту»).</w:t>
+        <w:t xml:space="preserve">. Обновлено 26.02.2024 — кто стоит за сайтом, источники, дата, кто платит и как обозначена реклама, настораживающие обещания, социальные сети, обсуждение с врачом (Приложение 4, «Можно ли верить тексту: четыре вопроса»).</w:t>
       </w:r>
     </w:p>
     <w:p>
       <w:pPr>
         <w:numPr>
           <w:ilvl w:val="0"/>
-          <w:numId w:val="1009"/>
+          <w:numId w:val="1011"/>
         </w:numPr>
         <w:pStyle w:val="Compact"/>
       </w:pPr>
       <w:r>
-        <w:t xml:space="preserve">World Health Organization. WHO releases AI ethics and governance guidance for large multi-modal models. Новость ВОЗ от 18.01.2024 — у больших языковых моделей задокументирован риск ложных, неточных, предвзятых или неполных ответов, которые могут навредить людям, принимающим решения о здоровье (Приложение 4, «Как спрашивать искусственный интеллект»).</w:t>
+        <w:t xml:space="preserve">World Health Organization. WHO releases AI ethics and governance guidance for large multi-modal models. Новость ВОЗ от 18.01.2024 — у больших языковых моделей задокументирован риск ложных, неточных, предвзятых или неполных ответов, которые могут навредить людям, принимающим решения о здоровье (Приложение 4, «Как пользоваться искусственным интеллектом»).</w:t>
       </w:r>
       <w:r>
         <w:t xml:space="preserve"> </w:t>
@@ -4677,17 +4493,17 @@
       <w:pPr>
         <w:numPr>
           <w:ilvl w:val="0"/>
-          <w:numId w:val="1009"/>
+          <w:numId w:val="1011"/>
         </w:numPr>
         <w:pStyle w:val="Compact"/>
       </w:pPr>
       <w:r>
-        <w:t xml:space="preserve">Минздрав России. Приказ от 28.02.2019 № 103н «Об утверждении порядка и сроков разработки клинических рекомендаций, их пересмотра, типовой формы клинических рекомендаций и требований к их структуре…» — в типовой форме предусмотрен раздел «Приложение В. Информация для пациента» (Приложение 4, «Где искать в первую очередь»).</w:t>
+        <w:t xml:space="preserve">Минздрав России. Приказ от 28.02.2019 № 103н «Об утверждении порядка и сроков разработки клинических рекомендаций, их пересмотра, типовой формы клинических рекомендаций и требований к их структуре…» — в типовой форме предусмотрен раздел «Приложение В. Информация для пациента» (Приложение 4, «Где искать»).</w:t>
       </w:r>
       <w:r>
         <w:t xml:space="preserve"> </w:t>
       </w:r>
-      <w:hyperlink r:id="rId49">
+      <w:hyperlink r:id="rId59">
         <w:r>
           <w:rPr>
             <w:rStyle w:val="Hyperlink"/>
@@ -4713,7 +4529,7 @@
       <w:pPr>
         <w:numPr>
           <w:ilvl w:val="0"/>
-          <w:numId w:val="1009"/>
+          <w:numId w:val="1011"/>
         </w:numPr>
         <w:pStyle w:val="Compact"/>
       </w:pPr>
@@ -4723,7 +4539,7 @@
       <w:r>
         <w:t xml:space="preserve"> </w:t>
       </w:r>
-      <w:hyperlink r:id="rId50">
+      <w:hyperlink r:id="rId60">
         <w:r>
           <w:rPr>
             <w:rStyle w:val="Hyperlink"/>
@@ -4749,7 +4565,7 @@
       <w:pPr>
         <w:numPr>
           <w:ilvl w:val="0"/>
-          <w:numId w:val="1009"/>
+          <w:numId w:val="1011"/>
         </w:numPr>
         <w:pStyle w:val="Compact"/>
       </w:pPr>
@@ -4759,7 +4575,7 @@
       <w:r>
         <w:t xml:space="preserve"> </w:t>
       </w:r>
-      <w:hyperlink r:id="rId51">
+      <w:hyperlink r:id="rId61">
         <w:r>
           <w:rPr>
             <w:rStyle w:val="Hyperlink"/>
@@ -4788,7 +4604,7 @@
       <w:pPr>
         <w:numPr>
           <w:ilvl w:val="0"/>
-          <w:numId w:val="1009"/>
+          <w:numId w:val="1011"/>
         </w:numPr>
         <w:pStyle w:val="Compact"/>
       </w:pPr>
@@ -4798,7 +4614,7 @@
       <w:r>
         <w:t xml:space="preserve"> </w:t>
       </w:r>
-      <w:hyperlink r:id="rId52">
+      <w:hyperlink r:id="rId62">
         <w:r>
           <w:rPr>
             <w:rStyle w:val="Hyperlink"/>
@@ -4817,7 +4633,7 @@
       <w:pPr>
         <w:numPr>
           <w:ilvl w:val="0"/>
-          <w:numId w:val="1009"/>
+          <w:numId w:val="1011"/>
         </w:numPr>
         <w:pStyle w:val="Compact"/>
       </w:pPr>
@@ -4827,7 +4643,7 @@
       <w:r>
         <w:t xml:space="preserve"> </w:t>
       </w:r>
-      <w:hyperlink r:id="rId53">
+      <w:hyperlink r:id="rId63">
         <w:r>
           <w:rPr>
             <w:rStyle w:val="Hyperlink"/>
@@ -4856,7 +4672,7 @@
       <w:pPr>
         <w:numPr>
           <w:ilvl w:val="0"/>
-          <w:numId w:val="1009"/>
+          <w:numId w:val="1011"/>
         </w:numPr>
         <w:pStyle w:val="Compact"/>
       </w:pPr>
@@ -4866,7 +4682,7 @@
       <w:r>
         <w:t xml:space="preserve"> </w:t>
       </w:r>
-      <w:hyperlink r:id="rId54">
+      <w:hyperlink r:id="rId64">
         <w:r>
           <w:rPr>
             <w:rStyle w:val="Hyperlink"/>
@@ -4891,8 +4707,40 @@
         <w:t xml:space="preserve">Самостоятельная отправка извещения пациентом тоже допускается, но в книгу не включена: форма рассчитана на заполнение лицом с медицинским образованием (решение пользователя 20.10.2026 — только через врача).</w:t>
       </w:r>
     </w:p>
-    <w:bookmarkEnd w:id="55"/>
-    <w:bookmarkEnd w:id="56"/>
+    <w:p>
+      <w:pPr>
+        <w:numPr>
+          <w:ilvl w:val="0"/>
+          <w:numId w:val="1011"/>
+        </w:numPr>
+        <w:pStyle w:val="Compact"/>
+      </w:pPr>
+      <w:r>
+        <w:t xml:space="preserve">Федеральный закон от 21.11.2011 № 323-ФЗ «Об основах охраны здоровья граждан в Российской Федерации», ст. 32 — формы медицинской помощи (экстренная — при угрозе жизни; неотложная — без явных признаков угрозы жизни; плановая — отсрочка не ведёт к ухудшению) и условия её оказания (вне медицинской организации, амбулаторно, в дневном стационаре, стационарно — с круглосуточным наблюдением) (Приложение 3); ст. 37 — медицинская помощь оказывается на основе клинических рекомендаций; их разрабатывают медицинские профессиональные некоммерческие организации, одобряет научно-практический совет Минздрава России (Приложение 3, «Клинический»).</w:t>
+      </w:r>
+      <w:r>
+        <w:t xml:space="preserve"> </w:t>
+      </w:r>
+      <w:r>
+        <w:rPr>
+          <w:iCs/>
+          <w:i/>
+        </w:rPr>
+        <w:t xml:space="preserve">Статья 37 — по знанию редакции закона, не сверена 20.10.2026: сверить.</w:t>
+      </w:r>
+      <w:r>
+        <w:t xml:space="preserve"> </w:t>
+      </w:r>
+      <w:r>
+        <w:rPr>
+          <w:iCs/>
+          <w:i/>
+        </w:rPr>
+        <w:t xml:space="preserve">Статья 32 сверена по пересказу на сайте ГУЗ «ДГКБ» г. Тулы (gosweb.gosuslugi.ru), консультант.ру не открылся для машинной проверки 20.10.2026.</w:t>
+      </w:r>
+    </w:p>
+    <w:bookmarkEnd w:id="65"/>
+    <w:bookmarkEnd w:id="66"/>
     <w:sectPr/>
   </w:body>
 </w:document>
@@ -5173,6 +5021,12 @@
     <w:abstractNumId w:val="991"/>
   </w:num>
   <w:num w:numId="1004">
+    <w:abstractNumId w:val="991"/>
+  </w:num>
+  <w:num w:numId="1005">
+    <w:abstractNumId w:val="991"/>
+  </w:num>
+  <w:num w:numId="1006">
     <w:abstractNumId w:val="99411"/>
     <w:lvlOverride w:ilvl="0">
       <w:startOverride w:val="1"/>
@@ -5202,12 +5056,6 @@
       <w:startOverride w:val="1"/>
     </w:lvlOverride>
   </w:num>
-  <w:num w:numId="1005">
-    <w:abstractNumId w:val="991"/>
-  </w:num>
-  <w:num w:numId="1006">
-    <w:abstractNumId w:val="991"/>
-  </w:num>
   <w:num w:numId="1007">
     <w:abstractNumId w:val="991"/>
   </w:num>
@@ -5215,6 +5063,12 @@
     <w:abstractNumId w:val="991"/>
   </w:num>
   <w:num w:numId="1009">
+    <w:abstractNumId w:val="991"/>
+  </w:num>
+  <w:num w:numId="1010">
+    <w:abstractNumId w:val="991"/>
+  </w:num>
+  <w:num w:numId="1011">
     <w:abstractNumId w:val="99411"/>
     <w:lvlOverride w:ilvl="0">
       <w:startOverride w:val="1"/>

--- a/themes/appendices/appendices draft.docx
+++ b/themes/appendices/appendices draft.docx
@@ -2,7 +2,7 @@
 <file path=word/document.xml><?xml version="1.0" encoding="utf-8"?>
 <w:document xmlns:w="http://schemas.openxmlformats.org/wordprocessingml/2006/main" xmlns:m="http://schemas.openxmlformats.org/officeDocument/2006/math" xmlns:r="http://schemas.openxmlformats.org/officeDocument/2006/relationships" xmlns:o="urn:schemas-microsoft-com:office:office" xmlns:v="urn:schemas-microsoft-com:vml" xmlns:w10="urn:schemas-microsoft-com:office:word" xmlns:a="http://schemas.openxmlformats.org/drawingml/2006/main" xmlns:pic="http://schemas.openxmlformats.org/drawingml/2006/picture" xmlns:wp="http://schemas.openxmlformats.org/drawingml/2006/wordprocessingDrawing">
   <w:body>
-    <w:bookmarkStart w:id="66" w:name="приложения"/>
+    <w:bookmarkStart w:id="67" w:name="приложения"/>
     <w:p>
       <w:pPr>
         <w:pStyle w:val="Heading1"/>
@@ -126,7 +126,7 @@
         <w:pStyle w:val="FirstParagraph"/>
       </w:pPr>
       <w:r>
-        <w:t xml:space="preserve">Найдите то, что с вами происходит: в первой таблице — признаки, во второй — ситуации, которые уже случились или скоро предстоят. В строке указано, где об этом подробно написано и при каких условиях сразу открыть Раздел 0 «Быстрая помощь», не читая тему.</w:t>
+        <w:t xml:space="preserve">Найдите то, что с вами происходит. В строке сказано, где об этом прочитать, когда позвонить врачу раньше планового приёма и когда сразу открыть Раздел 0 «Быстрая помощь», не читая тему. Если подходит описание из последнего столбца, действуйте по Разделу 0.</w:t>
       </w:r>
     </w:p>
     <w:bookmarkStart w:id="21" w:name="что-вы-заметили"/>
@@ -136,6 +136,18 @@
       </w:pPr>
       <w:r>
         <w:t xml:space="preserve">Что вы заметили</w:t>
+      </w:r>
+    </w:p>
+    <w:p>
+      <w:pPr>
+        <w:pStyle w:val="FirstParagraph"/>
+      </w:pPr>
+      <w:r>
+        <w:rPr>
+          <w:bCs/>
+          <w:b/>
+        </w:rPr>
+        <w:t xml:space="preserve">Живот, выделения, кровь</w:t>
       </w:r>
     </w:p>
     <w:tbl>
@@ -146,9 +158,10 @@
         <w:jc w:val="start"/>
       </w:tblPr>
       <w:tblGrid>
-        <w:gridCol w:w="2640"/>
-        <w:gridCol w:w="2640"/>
-        <w:gridCol w:w="2640"/>
+        <w:gridCol w:w="1980"/>
+        <w:gridCol w:w="1980"/>
+        <w:gridCol w:w="1980"/>
+        <w:gridCol w:w="1980"/>
       </w:tblGrid>
       <w:tr>
         <w:trPr>
@@ -186,7 +199,19 @@
               <w:jc w:val="left"/>
             </w:pPr>
             <w:r>
-              <w:t xml:space="preserve">Открыть Раздел 0, если…</w:t>
+              <w:t xml:space="preserve">Позвонить врачу раньше приёма</w:t>
+            </w:r>
+          </w:p>
+        </w:tc>
+        <w:tc>
+          <w:tcPr/>
+          <w:p>
+            <w:pPr>
+              <w:pStyle w:val="Compact"/>
+              <w:jc w:val="left"/>
+            </w:pPr>
+            <w:r>
+              <w:t xml:space="preserve">Срочно — Раздел 0</w:t>
             </w:r>
           </w:p>
         </w:tc>
@@ -200,31 +225,43 @@
               <w:jc w:val="left"/>
             </w:pPr>
             <w:r>
-              <w:t xml:space="preserve">Аллергия: насморк, зуд в глазах, крапивница</w:t>
-            </w:r>
-          </w:p>
-        </w:tc>
-        <w:tc>
-          <w:tcPr/>
-          <w:p>
-            <w:pPr>
-              <w:pStyle w:val="Compact"/>
-              <w:jc w:val="left"/>
-            </w:pPr>
-            <w:r>
-              <w:t xml:space="preserve">Тема 7, раздел 7.9</w:t>
-            </w:r>
-          </w:p>
-        </w:tc>
-        <w:tc>
-          <w:tcPr/>
-          <w:p>
-            <w:pPr>
-              <w:pStyle w:val="Compact"/>
-              <w:jc w:val="left"/>
-            </w:pPr>
-            <w:r>
-              <w:t xml:space="preserve">отекают губы, язык, горло, трудно дышать — 0.11</w:t>
+              <w:t xml:space="preserve">Тянет низ живота, боль в животе, схватки до 37 недель</w:t>
+            </w:r>
+          </w:p>
+        </w:tc>
+        <w:tc>
+          <w:tcPr/>
+          <w:p>
+            <w:pPr>
+              <w:pStyle w:val="Compact"/>
+              <w:jc w:val="left"/>
+            </w:pPr>
+            <w:r>
+              <w:t xml:space="preserve">Тема 11, раздел 11.6</w:t>
+            </w:r>
+          </w:p>
+        </w:tc>
+        <w:tc>
+          <w:tcPr/>
+          <w:p>
+            <w:pPr>
+              <w:pStyle w:val="Compact"/>
+              <w:jc w:val="left"/>
+            </w:pPr>
+            <w:r>
+              <w:t xml:space="preserve">если тянет несильно и проходит в покое</w:t>
+            </w:r>
+          </w:p>
+        </w:tc>
+        <w:tc>
+          <w:tcPr/>
+          <w:p>
+            <w:pPr>
+              <w:pStyle w:val="Compact"/>
+              <w:jc w:val="left"/>
+            </w:pPr>
+            <w:r>
+              <w:t xml:space="preserve">если боль сильная, внезапная или нарастающая; схватки повторяются через равные промежутки, учащаются или усиливаются; ноющая боль в пояснице или давление внизу живота волнами — 0.4; вместе с кровью — 0.2</w:t>
             </w:r>
           </w:p>
         </w:tc>
@@ -238,31 +275,56 @@
               <w:jc w:val="left"/>
             </w:pPr>
             <w:r>
-              <w:t xml:space="preserve">Беспокойство в ногах ночью, судороги в икрах</w:t>
-            </w:r>
-          </w:p>
-        </w:tc>
-        <w:tc>
-          <w:tcPr/>
-          <w:p>
-            <w:pPr>
-              <w:pStyle w:val="Compact"/>
-              <w:jc w:val="left"/>
-            </w:pPr>
-            <w:r>
-              <w:t xml:space="preserve">Тема 2, раздел 2.2</w:t>
-            </w:r>
-          </w:p>
-        </w:tc>
-        <w:tc>
-          <w:tcPr/>
-          <w:p>
-            <w:pPr>
-              <w:pStyle w:val="Compact"/>
-              <w:jc w:val="left"/>
-            </w:pPr>
-            <w:r>
-              <w:t xml:space="preserve">отекла и болит одна нога — 0.6</w:t>
+              <w:t xml:space="preserve">Схватки после 37 недель</w:t>
+            </w:r>
+          </w:p>
+        </w:tc>
+        <w:tc>
+          <w:tcPr/>
+          <w:p>
+            <w:pPr>
+              <w:pStyle w:val="Compact"/>
+              <w:jc w:val="left"/>
+            </w:pPr>
+            <w:r>
+              <w:t xml:space="preserve">Роды в книге не разбираются. В 36–37 недель спросите врача, в какой роддом и когда ехать (Ориентационный раздел, раздел 8)</w:t>
+            </w:r>
+          </w:p>
+        </w:tc>
+        <w:tc>
+          <w:tcPr/>
+          <w:p>
+            <w:pPr>
+              <w:pStyle w:val="Compact"/>
+              <w:jc w:val="left"/>
+            </w:pPr>
+            <w:r>
+              <w:t xml:space="preserve">—</w:t>
+            </w:r>
+          </w:p>
+        </w:tc>
+        <w:tc>
+          <w:tcPr/>
+          <w:p>
+            <w:pPr>
+              <w:pStyle w:val="Compact"/>
+              <w:jc w:val="left"/>
+            </w:pPr>
+            <w:r>
+              <w:t xml:space="preserve">если схватки идут регулярно, каждые 5 минут, дольше часа — так начинаются роды: поезжайте в роддом</w:t>
+            </w:r>
+            <w:r>
+              <w:t xml:space="preserve"> </w:t>
+            </w:r>
+            <w:r>
+              <w:rPr>
+                <w:rStyle w:val="VerbatimChar"/>
+                <w:highlight w:val="yellow"/>
+              </w:rPr>
+              <w:t xml:space="preserve">[ПРОВЕРИТЬ: врачу — правило «когда ехать» выведено автором из определения начала родов в КР «Нормальные роды»]</w:t>
+            </w:r>
+            <w:r>
+              <w:t xml:space="preserve">; излились воды — 0.3; кровь — 0.2; ребёнок двигается меньше — 0.9; сильная постоянная боль, живот твёрдый — 0.4</w:t>
             </w:r>
           </w:p>
         </w:tc>
@@ -276,19 +338,19 @@
               <w:jc w:val="left"/>
             </w:pPr>
             <w:r>
-              <w:t xml:space="preserve">Бессонница, плохой сон</w:t>
-            </w:r>
-          </w:p>
-        </w:tc>
-        <w:tc>
-          <w:tcPr/>
-          <w:p>
-            <w:pPr>
-              <w:pStyle w:val="Compact"/>
-              <w:jc w:val="left"/>
-            </w:pPr>
-            <w:r>
-              <w:t xml:space="preserve">Тема 2, разделы 2.2 и 2.5</w:t>
+              <w:t xml:space="preserve">Кровь из влагалища, кровянистые выделения, в том числе после близости</w:t>
+            </w:r>
+          </w:p>
+        </w:tc>
+        <w:tc>
+          <w:tcPr/>
+          <w:p>
+            <w:pPr>
+              <w:pStyle w:val="Compact"/>
+              <w:jc w:val="left"/>
+            </w:pPr>
+            <w:r>
+              <w:t xml:space="preserve">Тема 4, раздел 4.8; Тема 11, раздел 11.6</w:t>
             </w:r>
           </w:p>
         </w:tc>
@@ -301,6 +363,18 @@
             </w:pPr>
             <w:r>
               <w:t xml:space="preserve">—</w:t>
+            </w:r>
+          </w:p>
+        </w:tc>
+        <w:tc>
+          <w:tcPr/>
+          <w:p>
+            <w:pPr>
+              <w:pStyle w:val="Compact"/>
+              <w:jc w:val="left"/>
+            </w:pPr>
+            <w:r>
+              <w:t xml:space="preserve">сразу — 0.2</w:t>
             </w:r>
           </w:p>
         </w:tc>
@@ -314,7 +388,19 @@
               <w:jc w:val="left"/>
             </w:pPr>
             <w:r>
-              <w:t xml:space="preserve">Боль в груди</w:t>
+              <w:t xml:space="preserve">Выделения жидкие, обильные, бельё намокает снова</w:t>
+            </w:r>
+          </w:p>
+        </w:tc>
+        <w:tc>
+          <w:tcPr/>
+          <w:p>
+            <w:pPr>
+              <w:pStyle w:val="Compact"/>
+              <w:jc w:val="left"/>
+            </w:pPr>
+            <w:r>
+              <w:t xml:space="preserve">Тема 11, раздел 11.1</w:t>
             </w:r>
           </w:p>
         </w:tc>
@@ -338,7 +424,7 @@
               <w:jc w:val="left"/>
             </w:pPr>
             <w:r>
-              <w:t xml:space="preserve">всегда — 0.7</w:t>
+              <w:t xml:space="preserve">сразу — 0.3</w:t>
             </w:r>
           </w:p>
         </w:tc>
@@ -352,31 +438,43 @@
               <w:jc w:val="left"/>
             </w:pPr>
             <w:r>
-              <w:t xml:space="preserve">Боль в животе, схватки до 37 недель</w:t>
-            </w:r>
-          </w:p>
-        </w:tc>
-        <w:tc>
-          <w:tcPr/>
-          <w:p>
-            <w:pPr>
-              <w:pStyle w:val="Compact"/>
-              <w:jc w:val="left"/>
-            </w:pPr>
-            <w:r>
-              <w:t xml:space="preserve">Тема 11, раздел 11.6</w:t>
-            </w:r>
-          </w:p>
-        </w:tc>
-        <w:tc>
-          <w:tcPr/>
-          <w:p>
-            <w:pPr>
-              <w:pStyle w:val="Compact"/>
-              <w:jc w:val="left"/>
-            </w:pPr>
-            <w:r>
-              <w:t xml:space="preserve">боль сильная, нарастающая, схваткообразная или регулярная — 0.4</w:t>
+              <w:t xml:space="preserve">Выделения: зуд, жжение, неприятный запах, творожистые</w:t>
+            </w:r>
+          </w:p>
+        </w:tc>
+        <w:tc>
+          <w:tcPr/>
+          <w:p>
+            <w:pPr>
+              <w:pStyle w:val="Compact"/>
+              <w:jc w:val="left"/>
+            </w:pPr>
+            <w:r>
+              <w:t xml:space="preserve">Тема 5, разделы 5.9 и 5.13</w:t>
+            </w:r>
+          </w:p>
+        </w:tc>
+        <w:tc>
+          <w:tcPr/>
+          <w:p>
+            <w:pPr>
+              <w:pStyle w:val="Compact"/>
+              <w:jc w:val="left"/>
+            </w:pPr>
+            <w:r>
+              <w:t xml:space="preserve">да</w:t>
+            </w:r>
+          </w:p>
+        </w:tc>
+        <w:tc>
+          <w:tcPr/>
+          <w:p>
+            <w:pPr>
+              <w:pStyle w:val="Compact"/>
+              <w:jc w:val="left"/>
+            </w:pPr>
+            <w:r>
+              <w:t xml:space="preserve">если вместе с температурой выше 38 °C — 0.8</w:t>
             </w:r>
           </w:p>
         </w:tc>
@@ -390,95 +488,19 @@
               <w:jc w:val="left"/>
             </w:pPr>
             <w:r>
-              <w:t xml:space="preserve">Боль в животе после удара, падения, аварии</w:t>
-            </w:r>
-          </w:p>
-        </w:tc>
-        <w:tc>
-          <w:tcPr/>
-          <w:p>
-            <w:pPr>
-              <w:pStyle w:val="Compact"/>
-              <w:jc w:val="left"/>
-            </w:pPr>
-            <w:r>
-              <w:t xml:space="preserve">Тема 8, раздел 8.16</w:t>
-            </w:r>
-          </w:p>
-        </w:tc>
-        <w:tc>
-          <w:tcPr/>
-          <w:p>
-            <w:pPr>
-              <w:pStyle w:val="Compact"/>
-              <w:jc w:val="left"/>
-            </w:pPr>
-            <w:r>
-              <w:t xml:space="preserve">всегда — 0.13</w:t>
-            </w:r>
-          </w:p>
-        </w:tc>
-      </w:tr>
-      <w:tr>
-        <w:tc>
-          <w:tcPr/>
-          <w:p>
-            <w:pPr>
-              <w:pStyle w:val="Compact"/>
-              <w:jc w:val="left"/>
-            </w:pPr>
-            <w:r>
-              <w:t xml:space="preserve">Боль в спине и тазу</w:t>
-            </w:r>
-          </w:p>
-        </w:tc>
-        <w:tc>
-          <w:tcPr/>
-          <w:p>
-            <w:pPr>
-              <w:pStyle w:val="Compact"/>
-              <w:jc w:val="left"/>
-            </w:pPr>
-            <w:r>
-              <w:t xml:space="preserve">Тема 3, раздел 3.8</w:t>
-            </w:r>
-          </w:p>
-        </w:tc>
-        <w:tc>
-          <w:tcPr/>
-          <w:p>
-            <w:pPr>
-              <w:pStyle w:val="Compact"/>
-              <w:jc w:val="left"/>
-            </w:pPr>
-            <w:r>
-              <w:t xml:space="preserve">боль в пояснице вместе с температурой и ознобом — 0.8</w:t>
-            </w:r>
-          </w:p>
-        </w:tc>
-      </w:tr>
-      <w:tr>
-        <w:tc>
-          <w:tcPr/>
-          <w:p>
-            <w:pPr>
-              <w:pStyle w:val="Compact"/>
-              <w:jc w:val="left"/>
-            </w:pPr>
-            <w:r>
-              <w:t xml:space="preserve">Боль во время близости</w:t>
-            </w:r>
-          </w:p>
-        </w:tc>
-        <w:tc>
-          <w:tcPr/>
-          <w:p>
-            <w:pPr>
-              <w:pStyle w:val="Compact"/>
-              <w:jc w:val="left"/>
-            </w:pPr>
-            <w:r>
-              <w:t xml:space="preserve">Тема 4, раздел 4.4</w:t>
+              <w:t xml:space="preserve">Боль под ложечкой или в правом подреберье во второй половине беременности</w:t>
+            </w:r>
+          </w:p>
+        </w:tc>
+        <w:tc>
+          <w:tcPr/>
+          <w:p>
+            <w:pPr>
+              <w:pStyle w:val="Compact"/>
+              <w:jc w:val="left"/>
+            </w:pPr>
+            <w:r>
+              <w:t xml:space="preserve">Тема 11, раздел 11.3</w:t>
             </w:r>
           </w:p>
         </w:tc>
@@ -494,1257 +516,15 @@
             </w:r>
           </w:p>
         </w:tc>
-      </w:tr>
-      <w:tr>
-        <w:tc>
-          <w:tcPr/>
-          <w:p>
-            <w:pPr>
-              <w:pStyle w:val="Compact"/>
-              <w:jc w:val="left"/>
-            </w:pPr>
-            <w:r>
-              <w:t xml:space="preserve">Боль под ложечкой или в правом подреберье во второй половине беременности</w:t>
-            </w:r>
-          </w:p>
-        </w:tc>
-        <w:tc>
-          <w:tcPr/>
-          <w:p>
-            <w:pPr>
-              <w:pStyle w:val="Compact"/>
-              <w:jc w:val="left"/>
-            </w:pPr>
-            <w:r>
-              <w:t xml:space="preserve">Тема 11, раздел 11.3</w:t>
-            </w:r>
-          </w:p>
-        </w:tc>
-        <w:tc>
-          <w:tcPr/>
-          <w:p>
-            <w:pPr>
-              <w:pStyle w:val="Compact"/>
-              <w:jc w:val="left"/>
-            </w:pPr>
-            <w:r>
-              <w:t xml:space="preserve">всегда — 0.5</w:t>
-            </w:r>
-          </w:p>
-        </w:tc>
-      </w:tr>
-      <w:tr>
-        <w:tc>
-          <w:tcPr/>
-          <w:p>
-            <w:pPr>
-              <w:pStyle w:val="Compact"/>
-              <w:jc w:val="left"/>
-            </w:pPr>
-            <w:r>
-              <w:t xml:space="preserve">Вес растёт быстро</w:t>
-            </w:r>
-          </w:p>
-        </w:tc>
-        <w:tc>
-          <w:tcPr/>
-          <w:p>
-            <w:pPr>
-              <w:pStyle w:val="Compact"/>
-              <w:jc w:val="left"/>
-            </w:pPr>
-            <w:r>
-              <w:t xml:space="preserve">Тема 11, раздел 11.4; Тема 1, раздел 1.1</w:t>
-            </w:r>
-          </w:p>
-        </w:tc>
-        <w:tc>
-          <w:tcPr/>
-          <w:p>
-            <w:pPr>
-              <w:pStyle w:val="Compact"/>
-              <w:jc w:val="left"/>
-            </w:pPr>
-            <w:r>
-              <w:t xml:space="preserve">вместе с головной болью, нарушением зрения, отёком лица — 0.5</w:t>
-            </w:r>
-          </w:p>
-        </w:tc>
-      </w:tr>
-      <w:tr>
-        <w:tc>
-          <w:tcPr/>
-          <w:p>
-            <w:pPr>
-              <w:pStyle w:val="Compact"/>
-              <w:jc w:val="left"/>
-            </w:pPr>
-            <w:r>
-              <w:t xml:space="preserve">Выделения из влагалища: зуд, жжение, запах, творожистые</w:t>
-            </w:r>
-          </w:p>
-        </w:tc>
-        <w:tc>
-          <w:tcPr/>
-          <w:p>
-            <w:pPr>
-              <w:pStyle w:val="Compact"/>
-              <w:jc w:val="left"/>
-            </w:pPr>
-            <w:r>
-              <w:t xml:space="preserve">Тема 5, разделы 5.9 и 5.13</w:t>
-            </w:r>
-          </w:p>
-        </w:tc>
-        <w:tc>
-          <w:tcPr/>
-          <w:p>
-            <w:pPr>
-              <w:pStyle w:val="Compact"/>
-              <w:jc w:val="left"/>
-            </w:pPr>
-            <w:r>
-              <w:t xml:space="preserve">—</w:t>
-            </w:r>
-          </w:p>
-        </w:tc>
-      </w:tr>
-      <w:tr>
-        <w:tc>
-          <w:tcPr/>
-          <w:p>
-            <w:pPr>
-              <w:pStyle w:val="Compact"/>
-              <w:jc w:val="left"/>
-            </w:pPr>
-            <w:r>
-              <w:t xml:space="preserve">Выделения жидкие, обильные, бельё намокает снова</w:t>
-            </w:r>
-          </w:p>
-        </w:tc>
-        <w:tc>
-          <w:tcPr/>
-          <w:p>
-            <w:pPr>
-              <w:pStyle w:val="Compact"/>
-              <w:jc w:val="left"/>
-            </w:pPr>
-            <w:r>
-              <w:t xml:space="preserve">Тема 11, раздел 11.1</w:t>
-            </w:r>
-          </w:p>
-        </w:tc>
-        <w:tc>
-          <w:tcPr/>
-          <w:p>
-            <w:pPr>
-              <w:pStyle w:val="Compact"/>
-              <w:jc w:val="left"/>
-            </w:pPr>
-            <w:r>
-              <w:t xml:space="preserve">всегда — 0.3</w:t>
-            </w:r>
-          </w:p>
-        </w:tc>
-      </w:tr>
-      <w:tr>
-        <w:tc>
-          <w:tcPr/>
-          <w:p>
-            <w:pPr>
-              <w:pStyle w:val="Compact"/>
-              <w:jc w:val="left"/>
-            </w:pPr>
-            <w:r>
-              <w:t xml:space="preserve">Головная боль</w:t>
-            </w:r>
-          </w:p>
-        </w:tc>
-        <w:tc>
-          <w:tcPr/>
-          <w:p>
-            <w:pPr>
-              <w:pStyle w:val="Compact"/>
-              <w:jc w:val="left"/>
-            </w:pPr>
-            <w:r>
-              <w:t xml:space="preserve">Тема 11, раздел 11.6; Тема 7, раздел 7.7</w:t>
-            </w:r>
-          </w:p>
-        </w:tc>
-        <w:tc>
-          <w:tcPr/>
-          <w:p>
-            <w:pPr>
-              <w:pStyle w:val="Compact"/>
-              <w:jc w:val="left"/>
-            </w:pPr>
-            <w:r>
-              <w:t xml:space="preserve">сильная, не проходит, с «мушками» перед глазами или давлением 140/90 и выше — 0.5</w:t>
-            </w:r>
-          </w:p>
-        </w:tc>
-      </w:tr>
-      <w:tr>
-        <w:tc>
-          <w:tcPr/>
-          <w:p>
-            <w:pPr>
-              <w:pStyle w:val="Compact"/>
-              <w:jc w:val="left"/>
-            </w:pPr>
-            <w:r>
-              <w:t xml:space="preserve">Давление 140/90 и выше</w:t>
-            </w:r>
-          </w:p>
-        </w:tc>
-        <w:tc>
-          <w:tcPr/>
-          <w:p>
-            <w:pPr>
-              <w:pStyle w:val="Compact"/>
-              <w:jc w:val="left"/>
-            </w:pPr>
-            <w:r>
-              <w:t xml:space="preserve">Тема 11, раздел 11.3</w:t>
-            </w:r>
-          </w:p>
-        </w:tc>
-        <w:tc>
-          <w:tcPr/>
-          <w:p>
-            <w:pPr>
-              <w:pStyle w:val="Compact"/>
-              <w:jc w:val="left"/>
-            </w:pPr>
-            <w:r>
-              <w:t xml:space="preserve">160/100 и выше или вместе с головной болью, нарушением зрения, болью под ложечкой — 0.5</w:t>
-            </w:r>
-          </w:p>
-        </w:tc>
-      </w:tr>
-      <w:tr>
-        <w:tc>
-          <w:tcPr/>
-          <w:p>
-            <w:pPr>
-              <w:pStyle w:val="Compact"/>
-              <w:jc w:val="left"/>
-            </w:pPr>
-            <w:r>
-              <w:t xml:space="preserve">Дёсны кровоточат</w:t>
-            </w:r>
-          </w:p>
-        </w:tc>
-        <w:tc>
-          <w:tcPr/>
-          <w:p>
-            <w:pPr>
-              <w:pStyle w:val="Compact"/>
-              <w:jc w:val="left"/>
-            </w:pPr>
-            <w:r>
-              <w:t xml:space="preserve">Тема 6, раздел 6.1</w:t>
-            </w:r>
-          </w:p>
-        </w:tc>
-        <w:tc>
-          <w:tcPr/>
-          <w:p>
-            <w:pPr>
-              <w:pStyle w:val="Compact"/>
-              <w:jc w:val="left"/>
-            </w:pPr>
-            <w:r>
-              <w:t xml:space="preserve">—</w:t>
-            </w:r>
-          </w:p>
-        </w:tc>
-      </w:tr>
-      <w:tr>
-        <w:tc>
-          <w:tcPr/>
-          <w:p>
-            <w:pPr>
-              <w:pStyle w:val="Compact"/>
-              <w:jc w:val="left"/>
-            </w:pPr>
-            <w:r>
-              <w:t xml:space="preserve">Дневная сонливость, засыпание за рулём или во время разговора</w:t>
-            </w:r>
-          </w:p>
-        </w:tc>
-        <w:tc>
-          <w:tcPr/>
-          <w:p>
-            <w:pPr>
-              <w:pStyle w:val="Compact"/>
-              <w:jc w:val="left"/>
-            </w:pPr>
-            <w:r>
-              <w:t xml:space="preserve">Тема 2, раздел 2.1</w:t>
-            </w:r>
-          </w:p>
-        </w:tc>
-        <w:tc>
-          <w:tcPr/>
-          <w:p>
-            <w:pPr>
-              <w:pStyle w:val="Compact"/>
-              <w:jc w:val="left"/>
-            </w:pPr>
-            <w:r>
-              <w:t xml:space="preserve">—</w:t>
-            </w:r>
-          </w:p>
-        </w:tc>
-      </w:tr>
-      <w:tr>
-        <w:tc>
-          <w:tcPr/>
-          <w:p>
-            <w:pPr>
-              <w:pStyle w:val="Compact"/>
-              <w:jc w:val="left"/>
-            </w:pPr>
-            <w:r>
-              <w:t xml:space="preserve">Жар и слабость после бани, на солнце, в духоте</w:t>
-            </w:r>
-          </w:p>
-        </w:tc>
-        <w:tc>
-          <w:tcPr/>
-          <w:p>
-            <w:pPr>
-              <w:pStyle w:val="Compact"/>
-              <w:jc w:val="left"/>
-            </w:pPr>
-            <w:r>
-              <w:t xml:space="preserve">Тема 8, раздел 8.9</w:t>
-            </w:r>
-          </w:p>
-        </w:tc>
-        <w:tc>
-          <w:tcPr/>
-          <w:p>
-            <w:pPr>
-              <w:pStyle w:val="Compact"/>
-              <w:jc w:val="left"/>
-            </w:pPr>
-            <w:r>
-              <w:t xml:space="preserve">кожа горячая и перестаёт потеть, спутанность, обморок — 0.15</w:t>
-            </w:r>
-          </w:p>
-        </w:tc>
-      </w:tr>
-      <w:tr>
-        <w:tc>
-          <w:tcPr/>
-          <w:p>
-            <w:pPr>
-              <w:pStyle w:val="Compact"/>
-              <w:jc w:val="left"/>
-            </w:pPr>
-            <w:r>
-              <w:t xml:space="preserve">Жжение и боль при мочеиспускании</w:t>
-            </w:r>
-          </w:p>
-        </w:tc>
-        <w:tc>
-          <w:tcPr/>
-          <w:p>
-            <w:pPr>
-              <w:pStyle w:val="Compact"/>
-              <w:jc w:val="left"/>
-            </w:pPr>
-            <w:r>
-              <w:t xml:space="preserve">Тема 9, раздел 9.15</w:t>
-            </w:r>
-          </w:p>
-        </w:tc>
-        <w:tc>
-          <w:tcPr/>
-          <w:p>
-            <w:pPr>
-              <w:pStyle w:val="Compact"/>
-              <w:jc w:val="left"/>
-            </w:pPr>
-            <w:r>
-              <w:t xml:space="preserve">вместе с температурой, ознобом, болью в пояснице — 0.8</w:t>
-            </w:r>
-          </w:p>
-        </w:tc>
-      </w:tr>
-      <w:tr>
-        <w:tc>
-          <w:tcPr/>
-          <w:p>
-            <w:pPr>
-              <w:pStyle w:val="Compact"/>
-              <w:jc w:val="left"/>
-            </w:pPr>
-            <w:r>
-              <w:t xml:space="preserve">Запор</w:t>
-            </w:r>
-          </w:p>
-        </w:tc>
-        <w:tc>
-          <w:tcPr/>
-          <w:p>
-            <w:pPr>
-              <w:pStyle w:val="Compact"/>
-              <w:jc w:val="left"/>
-            </w:pPr>
-            <w:r>
-              <w:t xml:space="preserve">Тема 1, раздел 1.4; Тема 7, раздел 7.10</w:t>
-            </w:r>
-          </w:p>
-        </w:tc>
-        <w:tc>
-          <w:tcPr/>
-          <w:p>
-            <w:pPr>
-              <w:pStyle w:val="Compact"/>
-              <w:jc w:val="left"/>
-            </w:pPr>
-            <w:r>
-              <w:t xml:space="preserve">—</w:t>
-            </w:r>
-          </w:p>
-        </w:tc>
-      </w:tr>
-      <w:tr>
-        <w:tc>
-          <w:tcPr/>
-          <w:p>
-            <w:pPr>
-              <w:pStyle w:val="Compact"/>
-              <w:jc w:val="left"/>
-            </w:pPr>
-            <w:r>
-              <w:t xml:space="preserve">Зрение: «мушки», пелена, нечёткость</w:t>
-            </w:r>
-          </w:p>
-        </w:tc>
-        <w:tc>
-          <w:tcPr/>
-          <w:p>
-            <w:pPr>
-              <w:pStyle w:val="Compact"/>
-              <w:jc w:val="left"/>
-            </w:pPr>
-            <w:r>
-              <w:t xml:space="preserve">Тема 11, раздел 11.3</w:t>
-            </w:r>
-          </w:p>
-        </w:tc>
-        <w:tc>
-          <w:tcPr/>
-          <w:p>
-            <w:pPr>
-              <w:pStyle w:val="Compact"/>
-              <w:jc w:val="left"/>
-            </w:pPr>
-            <w:r>
-              <w:t xml:space="preserve">всегда — 0.5</w:t>
-            </w:r>
-          </w:p>
-        </w:tc>
-      </w:tr>
-      <w:tr>
-        <w:tc>
-          <w:tcPr/>
-          <w:p>
-            <w:pPr>
-              <w:pStyle w:val="Compact"/>
-              <w:jc w:val="left"/>
-            </w:pPr>
-            <w:r>
-              <w:t xml:space="preserve">Зубная боль, отёк щеки или десны</w:t>
-            </w:r>
-          </w:p>
-        </w:tc>
-        <w:tc>
-          <w:tcPr/>
-          <w:p>
-            <w:pPr>
-              <w:pStyle w:val="Compact"/>
-              <w:jc w:val="left"/>
-            </w:pPr>
-            <w:r>
-              <w:t xml:space="preserve">Тема 6, раздел 6.9</w:t>
-            </w:r>
-          </w:p>
-        </w:tc>
-        <w:tc>
-          <w:tcPr/>
-          <w:p>
-            <w:pPr>
-              <w:pStyle w:val="Compact"/>
-              <w:jc w:val="left"/>
-            </w:pPr>
-            <w:r>
-              <w:t xml:space="preserve">отёк лица с затруднением дыхания или глотания — 6.9 (отделение неотложной помощи)</w:t>
-            </w:r>
-          </w:p>
-        </w:tc>
-      </w:tr>
-      <w:tr>
-        <w:tc>
-          <w:tcPr/>
-          <w:p>
-            <w:pPr>
-              <w:pStyle w:val="Compact"/>
-              <w:jc w:val="left"/>
-            </w:pPr>
-            <w:r>
-              <w:t xml:space="preserve">Зуд кожи, особенно ладоней и стоп</w:t>
-            </w:r>
-          </w:p>
-        </w:tc>
-        <w:tc>
-          <w:tcPr/>
-          <w:p>
-            <w:pPr>
-              <w:pStyle w:val="Compact"/>
-              <w:jc w:val="left"/>
-            </w:pPr>
-            <w:r>
-              <w:t xml:space="preserve">Тема 5, раздел 5.2</w:t>
-            </w:r>
-          </w:p>
-        </w:tc>
-        <w:tc>
-          <w:tcPr/>
-          <w:p>
-            <w:pPr>
-              <w:pStyle w:val="Compact"/>
-              <w:jc w:val="left"/>
-            </w:pPr>
-            <w:r>
-              <w:t xml:space="preserve">—</w:t>
-            </w:r>
-          </w:p>
-        </w:tc>
-      </w:tr>
-      <w:tr>
-        <w:tc>
-          <w:tcPr/>
-          <w:p>
-            <w:pPr>
-              <w:pStyle w:val="Compact"/>
-              <w:jc w:val="left"/>
-            </w:pPr>
-            <w:r>
-              <w:t xml:space="preserve">Изжога</w:t>
-            </w:r>
-          </w:p>
-        </w:tc>
-        <w:tc>
-          <w:tcPr/>
-          <w:p>
-            <w:pPr>
-              <w:pStyle w:val="Compact"/>
-              <w:jc w:val="left"/>
-            </w:pPr>
-            <w:r>
-              <w:t xml:space="preserve">Тема 1, раздел 1.4; Тема 7, раздел 7.10</w:t>
-            </w:r>
-          </w:p>
-        </w:tc>
-        <w:tc>
-          <w:tcPr/>
-          <w:p>
-            <w:pPr>
-              <w:pStyle w:val="Compact"/>
-              <w:jc w:val="left"/>
-            </w:pPr>
-            <w:r>
-              <w:t xml:space="preserve">—</w:t>
-            </w:r>
-          </w:p>
-        </w:tc>
-      </w:tr>
-      <w:tr>
-        <w:tc>
-          <w:tcPr/>
-          <w:p>
-            <w:pPr>
-              <w:pStyle w:val="Compact"/>
-              <w:jc w:val="left"/>
-            </w:pPr>
-            <w:r>
-              <w:t xml:space="preserve">Кашель, насморк, простуда</w:t>
-            </w:r>
-          </w:p>
-        </w:tc>
-        <w:tc>
-          <w:tcPr/>
-          <w:p>
-            <w:pPr>
-              <w:pStyle w:val="Compact"/>
-              <w:jc w:val="left"/>
-            </w:pPr>
-            <w:r>
-              <w:t xml:space="preserve">Тема 7, раздел 7.8; Тема 9, раздел 9.12</w:t>
-            </w:r>
-          </w:p>
-        </w:tc>
-        <w:tc>
-          <w:tcPr/>
-          <w:p>
-            <w:pPr>
-              <w:pStyle w:val="Compact"/>
-              <w:jc w:val="left"/>
-            </w:pPr>
-            <w:r>
-              <w:t xml:space="preserve">трудно дышать, боль в груди — 0.7</w:t>
-            </w:r>
-          </w:p>
-        </w:tc>
-      </w:tr>
-      <w:tr>
-        <w:tc>
-          <w:tcPr/>
-          <w:p>
-            <w:pPr>
-              <w:pStyle w:val="Compact"/>
-              <w:jc w:val="left"/>
-            </w:pPr>
-            <w:r>
-              <w:t xml:space="preserve">Кровь из влагалища, кровянистые выделения, в том числе после близости</w:t>
-            </w:r>
-          </w:p>
-        </w:tc>
-        <w:tc>
-          <w:tcPr/>
-          <w:p>
-            <w:pPr>
-              <w:pStyle w:val="Compact"/>
-              <w:jc w:val="left"/>
-            </w:pPr>
-            <w:r>
-              <w:t xml:space="preserve">Тема 4, раздел 4.8</w:t>
-            </w:r>
-          </w:p>
-        </w:tc>
-        <w:tc>
-          <w:tcPr/>
-          <w:p>
-            <w:pPr>
-              <w:pStyle w:val="Compact"/>
-              <w:jc w:val="left"/>
-            </w:pPr>
-            <w:r>
-              <w:t xml:space="preserve">всегда — 0.2</w:t>
-            </w:r>
-          </w:p>
-        </w:tc>
-      </w:tr>
-      <w:tr>
-        <w:tc>
-          <w:tcPr/>
-          <w:p>
-            <w:pPr>
-              <w:pStyle w:val="Compact"/>
-              <w:jc w:val="left"/>
-            </w:pPr>
-            <w:r>
-              <w:t xml:space="preserve">Мысли о самоубийстве, о вреде себе или ребёнку</w:t>
-            </w:r>
-          </w:p>
-        </w:tc>
-        <w:tc>
-          <w:tcPr/>
-          <w:p>
-            <w:pPr>
-              <w:pStyle w:val="Compact"/>
-              <w:jc w:val="left"/>
-            </w:pPr>
-            <w:r>
-              <w:t xml:space="preserve">Тема 10, раздел 10.14</w:t>
-            </w:r>
-          </w:p>
-        </w:tc>
-        <w:tc>
-          <w:tcPr/>
-          <w:p>
-            <w:pPr>
-              <w:pStyle w:val="Compact"/>
-              <w:jc w:val="left"/>
-            </w:pPr>
-            <w:r>
-              <w:t xml:space="preserve">всегда — 0.17</w:t>
-            </w:r>
-          </w:p>
-        </w:tc>
-      </w:tr>
-      <w:tr>
-        <w:tc>
-          <w:tcPr/>
-          <w:p>
-            <w:pPr>
-              <w:pStyle w:val="Compact"/>
-              <w:jc w:val="left"/>
-            </w:pPr>
-            <w:r>
-              <w:t xml:space="preserve">Настроение сниженное, ничего не радует</w:t>
-            </w:r>
-          </w:p>
-        </w:tc>
-        <w:tc>
-          <w:tcPr/>
-          <w:p>
-            <w:pPr>
-              <w:pStyle w:val="Compact"/>
-              <w:jc w:val="left"/>
-            </w:pPr>
-            <w:r>
-              <w:t xml:space="preserve">Тема 10, раздел 10.5</w:t>
-            </w:r>
-          </w:p>
-        </w:tc>
-        <w:tc>
-          <w:tcPr/>
-          <w:p>
-            <w:pPr>
-              <w:pStyle w:val="Compact"/>
-              <w:jc w:val="left"/>
-            </w:pPr>
-            <w:r>
-              <w:t xml:space="preserve">—</w:t>
-            </w:r>
-          </w:p>
-        </w:tc>
-      </w:tr>
-      <w:tr>
-        <w:tc>
-          <w:tcPr/>
-          <w:p>
-            <w:pPr>
-              <w:pStyle w:val="Compact"/>
-              <w:jc w:val="left"/>
-            </w:pPr>
-            <w:r>
-              <w:t xml:space="preserve">Новообразование на десне, подвижный зуб</w:t>
-            </w:r>
-          </w:p>
-        </w:tc>
-        <w:tc>
-          <w:tcPr/>
-          <w:p>
-            <w:pPr>
-              <w:pStyle w:val="Compact"/>
-              <w:jc w:val="left"/>
-            </w:pPr>
-            <w:r>
-              <w:t xml:space="preserve">Тема 6, раздел 6.8</w:t>
-            </w:r>
-          </w:p>
-        </w:tc>
-        <w:tc>
-          <w:tcPr/>
-          <w:p>
-            <w:pPr>
-              <w:pStyle w:val="Compact"/>
-              <w:jc w:val="left"/>
-            </w:pPr>
-            <w:r>
-              <w:t xml:space="preserve">—</w:t>
-            </w:r>
-          </w:p>
-        </w:tc>
-      </w:tr>
-      <w:tr>
-        <w:tc>
-          <w:tcPr/>
-          <w:p>
-            <w:pPr>
-              <w:pStyle w:val="Compact"/>
-              <w:jc w:val="left"/>
-            </w:pPr>
-            <w:r>
-              <w:t xml:space="preserve">Обморок, судороги, спутанность</w:t>
-            </w:r>
-          </w:p>
-        </w:tc>
-        <w:tc>
-          <w:tcPr/>
-          <w:p>
-            <w:pPr>
-              <w:pStyle w:val="Compact"/>
-              <w:jc w:val="left"/>
-            </w:pPr>
-            <w:r>
-              <w:t xml:space="preserve">—</w:t>
-            </w:r>
-          </w:p>
-        </w:tc>
-        <w:tc>
-          <w:tcPr/>
-          <w:p>
-            <w:pPr>
-              <w:pStyle w:val="Compact"/>
-              <w:jc w:val="left"/>
-            </w:pPr>
-            <w:r>
-              <w:t xml:space="preserve">всегда — 0.10</w:t>
-            </w:r>
-          </w:p>
-        </w:tc>
-      </w:tr>
-      <w:tr>
-        <w:tc>
-          <w:tcPr/>
-          <w:p>
-            <w:pPr>
-              <w:pStyle w:val="Compact"/>
-              <w:jc w:val="left"/>
-            </w:pPr>
-            <w:r>
-              <w:t xml:space="preserve">Одышка</w:t>
-            </w:r>
-          </w:p>
-        </w:tc>
-        <w:tc>
-          <w:tcPr/>
-          <w:p>
-            <w:pPr>
-              <w:pStyle w:val="Compact"/>
-              <w:jc w:val="left"/>
-            </w:pPr>
-            <w:r>
-              <w:t xml:space="preserve">Тема 11, раздел 11.6</w:t>
-            </w:r>
-          </w:p>
-        </w:tc>
-        <w:tc>
-          <w:tcPr/>
-          <w:p>
-            <w:pPr>
-              <w:pStyle w:val="Compact"/>
-              <w:jc w:val="left"/>
-            </w:pPr>
-            <w:r>
-              <w:t xml:space="preserve">внезапная, лёжа, с болью в груди, головокружением или обмороком — 0.7</w:t>
-            </w:r>
-          </w:p>
-        </w:tc>
-      </w:tr>
-      <w:tr>
-        <w:tc>
-          <w:tcPr/>
-          <w:p>
-            <w:pPr>
-              <w:pStyle w:val="Compact"/>
-              <w:jc w:val="left"/>
-            </w:pPr>
-            <w:r>
-              <w:t xml:space="preserve">Отёк и боль одной ноги</w:t>
-            </w:r>
-          </w:p>
-        </w:tc>
-        <w:tc>
-          <w:tcPr/>
-          <w:p>
-            <w:pPr>
-              <w:pStyle w:val="Compact"/>
-              <w:jc w:val="left"/>
-            </w:pPr>
-            <w:r>
-              <w:t xml:space="preserve">Тема 11, раздел 11.4</w:t>
-            </w:r>
-          </w:p>
-        </w:tc>
-        <w:tc>
-          <w:tcPr/>
-          <w:p>
-            <w:pPr>
-              <w:pStyle w:val="Compact"/>
-              <w:jc w:val="left"/>
-            </w:pPr>
-            <w:r>
-              <w:t xml:space="preserve">всегда — 0.6</w:t>
-            </w:r>
-          </w:p>
-        </w:tc>
-      </w:tr>
-      <w:tr>
-        <w:tc>
-          <w:tcPr/>
-          <w:p>
-            <w:pPr>
-              <w:pStyle w:val="Compact"/>
-              <w:jc w:val="left"/>
-            </w:pPr>
-            <w:r>
-              <w:t xml:space="preserve">Отёки ног, лица, рук</w:t>
-            </w:r>
-          </w:p>
-        </w:tc>
-        <w:tc>
-          <w:tcPr/>
-          <w:p>
-            <w:pPr>
-              <w:pStyle w:val="Compact"/>
-              <w:jc w:val="left"/>
-            </w:pPr>
-            <w:r>
-              <w:t xml:space="preserve">Тема 11, раздел 11.4</w:t>
-            </w:r>
-          </w:p>
-        </w:tc>
-        <w:tc>
-          <w:tcPr/>
-          <w:p>
-            <w:pPr>
-              <w:pStyle w:val="Compact"/>
-              <w:jc w:val="left"/>
-            </w:pPr>
-            <w:r>
-              <w:t xml:space="preserve">отёк лица с головной болью или давлением 140/90 и выше — 0.5</w:t>
-            </w:r>
-          </w:p>
-        </w:tc>
-      </w:tr>
-      <w:tr>
-        <w:tc>
-          <w:tcPr/>
-          <w:p>
-            <w:pPr>
-              <w:pStyle w:val="Compact"/>
-              <w:jc w:val="left"/>
-            </w:pPr>
-            <w:r>
-              <w:t xml:space="preserve">Подтекание мочи при кашле, смехе</w:t>
-            </w:r>
-          </w:p>
-        </w:tc>
-        <w:tc>
-          <w:tcPr/>
-          <w:p>
-            <w:pPr>
-              <w:pStyle w:val="Compact"/>
-              <w:jc w:val="left"/>
-            </w:pPr>
-            <w:r>
-              <w:t xml:space="preserve">Тема 3, раздел 3.9</w:t>
-            </w:r>
-          </w:p>
-        </w:tc>
-        <w:tc>
-          <w:tcPr/>
-          <w:p>
-            <w:pPr>
-              <w:pStyle w:val="Compact"/>
-              <w:jc w:val="left"/>
-            </w:pPr>
-            <w:r>
-              <w:t xml:space="preserve">—</w:t>
-            </w:r>
-          </w:p>
-        </w:tc>
-      </w:tr>
-      <w:tr>
-        <w:tc>
-          <w:tcPr/>
-          <w:p>
-            <w:pPr>
-              <w:pStyle w:val="Compact"/>
-              <w:jc w:val="left"/>
-            </w:pPr>
-            <w:r>
-              <w:t xml:space="preserve">Резкое ухудшение без понятной причины</w:t>
-            </w:r>
-          </w:p>
-        </w:tc>
-        <w:tc>
-          <w:tcPr/>
-          <w:p>
-            <w:pPr>
-              <w:pStyle w:val="Compact"/>
-              <w:jc w:val="left"/>
-            </w:pPr>
-            <w:r>
-              <w:t xml:space="preserve">—</w:t>
-            </w:r>
-          </w:p>
-        </w:tc>
-        <w:tc>
-          <w:tcPr/>
-          <w:p>
-            <w:pPr>
-              <w:pStyle w:val="Compact"/>
-              <w:jc w:val="left"/>
-            </w:pPr>
-            <w:r>
-              <w:t xml:space="preserve">всегда — 0.19</w:t>
-            </w:r>
-          </w:p>
-        </w:tc>
-      </w:tr>
-      <w:tr>
-        <w:tc>
-          <w:tcPr/>
-          <w:p>
-            <w:pPr>
-              <w:pStyle w:val="Compact"/>
-              <w:jc w:val="left"/>
-            </w:pPr>
-            <w:r>
-              <w:t xml:space="preserve">Рвота, тошнота</w:t>
-            </w:r>
-          </w:p>
-        </w:tc>
-        <w:tc>
-          <w:tcPr/>
-          <w:p>
-            <w:pPr>
-              <w:pStyle w:val="Compact"/>
-              <w:jc w:val="left"/>
-            </w:pPr>
-            <w:r>
-              <w:t xml:space="preserve">Тема 1, раздел 1.4</w:t>
-            </w:r>
-          </w:p>
-        </w:tc>
-        <w:tc>
-          <w:tcPr/>
-          <w:p>
-            <w:pPr>
-              <w:pStyle w:val="Compact"/>
-              <w:jc w:val="left"/>
-            </w:pPr>
-            <w:r>
-              <w:t xml:space="preserve">не удерживается даже вода, мочи мало — 0.12; рвота после 20 недель с головной болью или болью под ложечкой — 0.5</w:t>
-            </w:r>
-          </w:p>
-        </w:tc>
-      </w:tr>
-      <w:tr>
-        <w:tc>
-          <w:tcPr/>
-          <w:p>
-            <w:pPr>
-              <w:pStyle w:val="Compact"/>
-              <w:jc w:val="left"/>
-            </w:pPr>
-            <w:r>
-              <w:t xml:space="preserve">Рвота или понос после еды</w:t>
-            </w:r>
-          </w:p>
-        </w:tc>
-        <w:tc>
-          <w:tcPr/>
-          <w:p>
-            <w:pPr>
-              <w:pStyle w:val="Compact"/>
-              <w:jc w:val="left"/>
-            </w:pPr>
-            <w:r>
-              <w:t xml:space="preserve">Тема 9, раздел 9.13</w:t>
-            </w:r>
-          </w:p>
-        </w:tc>
-        <w:tc>
-          <w:tcPr/>
-          <w:p>
-            <w:pPr>
-              <w:pStyle w:val="Compact"/>
-              <w:jc w:val="left"/>
-            </w:pPr>
-            <w:r>
-              <w:t xml:space="preserve">не удерживается даже вода — 0.12</w:t>
-            </w:r>
-          </w:p>
-        </w:tc>
-      </w:tr>
-      <w:tr>
-        <w:tc>
-          <w:tcPr/>
-          <w:p>
-            <w:pPr>
-              <w:pStyle w:val="Compact"/>
-              <w:jc w:val="left"/>
-            </w:pPr>
-            <w:r>
-              <w:t xml:space="preserve">Сыпь у вас — с температурой или без, после контакта или без него</w:t>
-            </w:r>
-          </w:p>
-        </w:tc>
-        <w:tc>
-          <w:tcPr/>
-          <w:p>
-            <w:pPr>
-              <w:pStyle w:val="Compact"/>
-              <w:jc w:val="left"/>
-            </w:pPr>
-            <w:r>
-              <w:t xml:space="preserve">Тема 9, раздел 9.9; на губах или половых органах — Тема 9, раздел 9.15</w:t>
-            </w:r>
-          </w:p>
-        </w:tc>
-        <w:tc>
-          <w:tcPr/>
-          <w:p>
-            <w:pPr>
-              <w:pStyle w:val="Compact"/>
-              <w:jc w:val="left"/>
-            </w:pPr>
-            <w:r>
-              <w:t xml:space="preserve">вместе с отёком губ, языка, затруднением дыхания — 0.11</w:t>
-            </w:r>
-          </w:p>
-        </w:tc>
-      </w:tr>
-      <w:tr>
-        <w:tc>
-          <w:tcPr/>
-          <w:p>
-            <w:pPr>
-              <w:pStyle w:val="Compact"/>
-              <w:jc w:val="left"/>
-            </w:pPr>
-            <w:r>
-              <w:t xml:space="preserve">Сыпь у ребёнка или взрослого рядом с вами</w:t>
-            </w:r>
-          </w:p>
-        </w:tc>
-        <w:tc>
-          <w:tcPr/>
-          <w:p>
-            <w:pPr>
-              <w:pStyle w:val="Compact"/>
-              <w:jc w:val="left"/>
-            </w:pPr>
-            <w:r>
-              <w:t xml:space="preserve">Тема 9, разделы 9.9 и 9.10</w:t>
-            </w:r>
-          </w:p>
-        </w:tc>
-        <w:tc>
-          <w:tcPr/>
-          <w:p>
-            <w:pPr>
-              <w:pStyle w:val="Compact"/>
-              <w:jc w:val="left"/>
-            </w:pPr>
-            <w:r>
-              <w:t xml:space="preserve">—</w:t>
-            </w:r>
-          </w:p>
-        </w:tc>
-      </w:tr>
-      <w:tr>
-        <w:tc>
-          <w:tcPr/>
-          <w:p>
-            <w:pPr>
-              <w:pStyle w:val="Compact"/>
-              <w:jc w:val="left"/>
-            </w:pPr>
-            <w:r>
-              <w:t xml:space="preserve">Температура</w:t>
-            </w:r>
-          </w:p>
-        </w:tc>
-        <w:tc>
-          <w:tcPr/>
-          <w:p>
-            <w:pPr>
-              <w:pStyle w:val="Compact"/>
-              <w:jc w:val="left"/>
-            </w:pPr>
-            <w:r>
-              <w:t xml:space="preserve">Тема 11, раздел 11.4; Тема 7, раздел 7.7; Тема 9, раздел 9.12</w:t>
-            </w:r>
-          </w:p>
-        </w:tc>
-        <w:tc>
-          <w:tcPr/>
-          <w:p>
-            <w:pPr>
-              <w:pStyle w:val="Compact"/>
-              <w:jc w:val="left"/>
-            </w:pPr>
-            <w:r>
-              <w:t xml:space="preserve">выше 38 °C с ознобом и болью в пояснице; вместе с подтеканием вод, болью в животе или схватками; с одышкой, болью в груди, спутанностью — 0.8</w:t>
-            </w:r>
-          </w:p>
-        </w:tc>
-      </w:tr>
-      <w:tr>
-        <w:tc>
-          <w:tcPr/>
-          <w:p>
-            <w:pPr>
-              <w:pStyle w:val="Compact"/>
-              <w:jc w:val="left"/>
-            </w:pPr>
-            <w:r>
-              <w:t xml:space="preserve">Тревога, навязчивые мысли</w:t>
-            </w:r>
-          </w:p>
-        </w:tc>
-        <w:tc>
-          <w:tcPr/>
-          <w:p>
-            <w:pPr>
-              <w:pStyle w:val="Compact"/>
-              <w:jc w:val="left"/>
-            </w:pPr>
-            <w:r>
-              <w:t xml:space="preserve">Тема 10, раздел 10.4</w:t>
-            </w:r>
-          </w:p>
-        </w:tc>
-        <w:tc>
-          <w:tcPr/>
-          <w:p>
-            <w:pPr>
-              <w:pStyle w:val="Compact"/>
-              <w:jc w:val="left"/>
-            </w:pPr>
-            <w:r>
-              <w:t xml:space="preserve">—</w:t>
-            </w:r>
-          </w:p>
-        </w:tc>
-      </w:tr>
-      <w:tr>
-        <w:tc>
-          <w:tcPr/>
-          <w:p>
-            <w:pPr>
-              <w:pStyle w:val="Compact"/>
-              <w:jc w:val="left"/>
-            </w:pPr>
-            <w:r>
-              <w:t xml:space="preserve">Шевеления реже, слабее или не такие, как обычно</w:t>
-            </w:r>
-          </w:p>
-        </w:tc>
-        <w:tc>
-          <w:tcPr/>
-          <w:p>
-            <w:pPr>
-              <w:pStyle w:val="Compact"/>
-              <w:jc w:val="left"/>
-            </w:pPr>
-            <w:r>
-              <w:t xml:space="preserve">Тема 11, раздел 11.2</w:t>
-            </w:r>
-          </w:p>
-        </w:tc>
-        <w:tc>
-          <w:tcPr/>
-          <w:p>
-            <w:pPr>
-              <w:pStyle w:val="Compact"/>
-              <w:jc w:val="left"/>
-            </w:pPr>
-            <w:r>
-              <w:t xml:space="preserve">всегда — 0.9</w:t>
+        <w:tc>
+          <w:tcPr/>
+          <w:p>
+            <w:pPr>
+              <w:pStyle w:val="Compact"/>
+              <w:jc w:val="left"/>
+            </w:pPr>
+            <w:r>
+              <w:t xml:space="preserve">сразу — 0.5</w:t>
             </w:r>
           </w:p>
         </w:tc>
@@ -1755,17 +535,11 @@
         <w:pStyle w:val="BodyText"/>
       </w:pPr>
       <w:r>
-        <w:t xml:space="preserve">Если того, что вы заметили, в таблице нет: новый сильный, нарастающий или сильно тревожащий симптом — повод связаться с врачом раньше планового приёма, а при резком ухудшении — обратиться срочно (Тема 11, разделы 11.6 и 11.7).</w:t>
-      </w:r>
-    </w:p>
-    <w:bookmarkEnd w:id="21"/>
-    <w:bookmarkStart w:id="22" w:name="что-случилось-или-предстоит"/>
-    <w:p>
-      <w:pPr>
-        <w:pStyle w:val="Heading3"/>
-      </w:pPr>
-      <w:r>
-        <w:t xml:space="preserve">Что случилось или предстоит</w:t>
+        <w:rPr>
+          <w:bCs/>
+          <w:b/>
+        </w:rPr>
+        <w:t xml:space="preserve">Голова, зрение, давление, отёки</w:t>
       </w:r>
     </w:p>
     <w:tbl>
@@ -1776,9 +550,10 @@
         <w:jc w:val="start"/>
       </w:tblPr>
       <w:tblGrid>
-        <w:gridCol w:w="2640"/>
-        <w:gridCol w:w="2640"/>
-        <w:gridCol w:w="2640"/>
+        <w:gridCol w:w="1980"/>
+        <w:gridCol w:w="1980"/>
+        <w:gridCol w:w="1980"/>
+        <w:gridCol w:w="1980"/>
       </w:tblGrid>
       <w:tr>
         <w:trPr>
@@ -1792,7 +567,7 @@
               <w:jc w:val="left"/>
             </w:pPr>
             <w:r>
-              <w:t xml:space="preserve">Что случилось или предстоит</w:t>
+              <w:t xml:space="preserve">Что вы заметили</w:t>
             </w:r>
           </w:p>
         </w:tc>
@@ -1816,7 +591,19 @@
               <w:jc w:val="left"/>
             </w:pPr>
             <w:r>
-              <w:t xml:space="preserve">Открыть Раздел 0, если…</w:t>
+              <w:t xml:space="preserve">Позвонить врачу раньше приёма</w:t>
+            </w:r>
+          </w:p>
+        </w:tc>
+        <w:tc>
+          <w:tcPr/>
+          <w:p>
+            <w:pPr>
+              <w:pStyle w:val="Compact"/>
+              <w:jc w:val="left"/>
+            </w:pPr>
+            <w:r>
+              <w:t xml:space="preserve">Срочно — Раздел 0</w:t>
             </w:r>
           </w:p>
         </w:tc>
@@ -1830,31 +617,43 @@
               <w:jc w:val="left"/>
             </w:pPr>
             <w:r>
-              <w:t xml:space="preserve">Я приняла лекарство и не уверена, можно ли его при беременности</w:t>
-            </w:r>
-          </w:p>
-        </w:tc>
-        <w:tc>
-          <w:tcPr/>
-          <w:p>
-            <w:pPr>
-              <w:pStyle w:val="Compact"/>
-              <w:jc w:val="left"/>
-            </w:pPr>
-            <w:r>
-              <w:t xml:space="preserve">Тема 7, раздел 7.16</w:t>
-            </w:r>
-          </w:p>
-        </w:tc>
-        <w:tc>
-          <w:tcPr/>
-          <w:p>
-            <w:pPr>
-              <w:pStyle w:val="Compact"/>
-              <w:jc w:val="left"/>
-            </w:pPr>
-            <w:r>
-              <w:t xml:space="preserve">есть боль в животе, кровянистые выделения, резкое ухудшение — 0.2, 0.4, 0.19; приняла слишком много таблеток — 0.16</w:t>
+              <w:t xml:space="preserve">Головная боль</w:t>
+            </w:r>
+          </w:p>
+        </w:tc>
+        <w:tc>
+          <w:tcPr/>
+          <w:p>
+            <w:pPr>
+              <w:pStyle w:val="Compact"/>
+              <w:jc w:val="left"/>
+            </w:pPr>
+            <w:r>
+              <w:t xml:space="preserve">Тема 11, раздел 11.6; Тема 7, раздел 7.7</w:t>
+            </w:r>
+          </w:p>
+        </w:tc>
+        <w:tc>
+          <w:tcPr/>
+          <w:p>
+            <w:pPr>
+              <w:pStyle w:val="Compact"/>
+              <w:jc w:val="left"/>
+            </w:pPr>
+            <w:r>
+              <w:t xml:space="preserve">—</w:t>
+            </w:r>
+          </w:p>
+        </w:tc>
+        <w:tc>
+          <w:tcPr/>
+          <w:p>
+            <w:pPr>
+              <w:pStyle w:val="Compact"/>
+              <w:jc w:val="left"/>
+            </w:pPr>
+            <w:r>
+              <w:t xml:space="preserve">если сильная или нарастающая, не прошла после отдыха, еды, воды и обычной дозы парацетамола; вместе с «мушками» перед глазами — 0.5</w:t>
             </w:r>
           </w:p>
         </w:tc>
@@ -1868,19 +667,19 @@
               <w:jc w:val="left"/>
             </w:pPr>
             <w:r>
-              <w:t xml:space="preserve">Мне назначили новый препарат</w:t>
-            </w:r>
-          </w:p>
-        </w:tc>
-        <w:tc>
-          <w:tcPr/>
-          <w:p>
-            <w:pPr>
-              <w:pStyle w:val="Compact"/>
-              <w:jc w:val="left"/>
-            </w:pPr>
-            <w:r>
-              <w:t xml:space="preserve">Тема 7, разделы 7.1 и 7.17; Приложение 5</w:t>
+              <w:t xml:space="preserve">Зрение: «мушки», пелена, нечёткость</w:t>
+            </w:r>
+          </w:p>
+        </w:tc>
+        <w:tc>
+          <w:tcPr/>
+          <w:p>
+            <w:pPr>
+              <w:pStyle w:val="Compact"/>
+              <w:jc w:val="left"/>
+            </w:pPr>
+            <w:r>
+              <w:t xml:space="preserve">Тема 11, раздел 11.3</w:t>
             </w:r>
           </w:p>
         </w:tc>
@@ -1893,6 +692,18 @@
             </w:pPr>
             <w:r>
               <w:t xml:space="preserve">—</w:t>
+            </w:r>
+          </w:p>
+        </w:tc>
+        <w:tc>
+          <w:tcPr/>
+          <w:p>
+            <w:pPr>
+              <w:pStyle w:val="Compact"/>
+              <w:jc w:val="left"/>
+            </w:pPr>
+            <w:r>
+              <w:t xml:space="preserve">сразу — 0.5</w:t>
             </w:r>
           </w:p>
         </w:tc>
@@ -1906,31 +717,43 @@
               <w:jc w:val="left"/>
             </w:pPr>
             <w:r>
-              <w:t xml:space="preserve">Я принимаю лекарство, начатое до беременности</w:t>
-            </w:r>
-          </w:p>
-        </w:tc>
-        <w:tc>
-          <w:tcPr/>
-          <w:p>
-            <w:pPr>
-              <w:pStyle w:val="Compact"/>
-              <w:jc w:val="left"/>
-            </w:pPr>
-            <w:r>
-              <w:t xml:space="preserve">Тема 7, раздел 7.5</w:t>
-            </w:r>
-          </w:p>
-        </w:tc>
-        <w:tc>
-          <w:tcPr/>
-          <w:p>
-            <w:pPr>
-              <w:pStyle w:val="Compact"/>
-              <w:jc w:val="left"/>
-            </w:pPr>
-            <w:r>
-              <w:t xml:space="preserve">—</w:t>
+              <w:t xml:space="preserve">Давление выше обычного</w:t>
+            </w:r>
+          </w:p>
+        </w:tc>
+        <w:tc>
+          <w:tcPr/>
+          <w:p>
+            <w:pPr>
+              <w:pStyle w:val="Compact"/>
+              <w:jc w:val="left"/>
+            </w:pPr>
+            <w:r>
+              <w:t xml:space="preserve">Тема 11, раздел 11.3</w:t>
+            </w:r>
+          </w:p>
+        </w:tc>
+        <w:tc>
+          <w:tcPr/>
+          <w:p>
+            <w:pPr>
+              <w:pStyle w:val="Compact"/>
+              <w:jc w:val="left"/>
+            </w:pPr>
+            <w:r>
+              <w:t xml:space="preserve">если выше 120/80; в тот же день — если при повторном измерении 140/90 и выше, а жалоб нет</w:t>
+            </w:r>
+          </w:p>
+        </w:tc>
+        <w:tc>
+          <w:tcPr/>
+          <w:p>
+            <w:pPr>
+              <w:pStyle w:val="Compact"/>
+              <w:jc w:val="left"/>
+            </w:pPr>
+            <w:r>
+              <w:t xml:space="preserve">если 160 и выше верхнее или 100 и выше нижнее при повторном измерении; 140/90 и выше вместе с головной болью, нарушением зрения, болью под ложечкой — 0.5</w:t>
             </w:r>
           </w:p>
         </w:tc>
@@ -1944,31 +767,43 @@
               <w:jc w:val="left"/>
             </w:pPr>
             <w:r>
-              <w:t xml:space="preserve">Я выпила алкоголь до того, как узнала о беременности</w:t>
-            </w:r>
-          </w:p>
-        </w:tc>
-        <w:tc>
-          <w:tcPr/>
-          <w:p>
-            <w:pPr>
-              <w:pStyle w:val="Compact"/>
-              <w:jc w:val="left"/>
-            </w:pPr>
-            <w:r>
-              <w:t xml:space="preserve">Тема 8, раздел 8.1</w:t>
-            </w:r>
-          </w:p>
-        </w:tc>
-        <w:tc>
-          <w:tcPr/>
-          <w:p>
-            <w:pPr>
-              <w:pStyle w:val="Compact"/>
-              <w:jc w:val="left"/>
-            </w:pPr>
-            <w:r>
-              <w:t xml:space="preserve">—</w:t>
+              <w:t xml:space="preserve">Отёки ног, лица, рук</w:t>
+            </w:r>
+          </w:p>
+        </w:tc>
+        <w:tc>
+          <w:tcPr/>
+          <w:p>
+            <w:pPr>
+              <w:pStyle w:val="Compact"/>
+              <w:jc w:val="left"/>
+            </w:pPr>
+            <w:r>
+              <w:t xml:space="preserve">Тема 11, раздел 11.4</w:t>
+            </w:r>
+          </w:p>
+        </w:tc>
+        <w:tc>
+          <w:tcPr/>
+          <w:p>
+            <w:pPr>
+              <w:pStyle w:val="Compact"/>
+              <w:jc w:val="left"/>
+            </w:pPr>
+            <w:r>
+              <w:t xml:space="preserve">в тот же день — если отёки быстро нарастают</w:t>
+            </w:r>
+          </w:p>
+        </w:tc>
+        <w:tc>
+          <w:tcPr/>
+          <w:p>
+            <w:pPr>
+              <w:pStyle w:val="Compact"/>
+              <w:jc w:val="left"/>
+            </w:pPr>
+            <w:r>
+              <w:t xml:space="preserve">если внезапный отёк лица, кистей или стоп — 0.5; отекла и болит одна нога — 0.6</w:t>
             </w:r>
           </w:p>
         </w:tc>
@@ -1982,31 +817,43 @@
               <w:jc w:val="left"/>
             </w:pPr>
             <w:r>
-              <w:t xml:space="preserve">Я надышалась дымом, краской, бытовой химией</w:t>
-            </w:r>
-          </w:p>
-        </w:tc>
-        <w:tc>
-          <w:tcPr/>
-          <w:p>
-            <w:pPr>
-              <w:pStyle w:val="Compact"/>
-              <w:jc w:val="left"/>
-            </w:pPr>
-            <w:r>
-              <w:t xml:space="preserve">Тема 8, разделы 8.3, 8.7 и 8.8</w:t>
-            </w:r>
-          </w:p>
-        </w:tc>
-        <w:tc>
-          <w:tcPr/>
-          <w:p>
-            <w:pPr>
-              <w:pStyle w:val="Compact"/>
-              <w:jc w:val="left"/>
-            </w:pPr>
-            <w:r>
-              <w:t xml:space="preserve">головная боль, тошнота, спутанность у вас или у других рядом (возможен угарный газ) — 0.15</w:t>
+              <w:t xml:space="preserve">Вес растёт быстро</w:t>
+            </w:r>
+          </w:p>
+        </w:tc>
+        <w:tc>
+          <w:tcPr/>
+          <w:p>
+            <w:pPr>
+              <w:pStyle w:val="Compact"/>
+              <w:jc w:val="left"/>
+            </w:pPr>
+            <w:r>
+              <w:t xml:space="preserve">Тема 11, раздел 11.4; Тема 1, раздел 1.1</w:t>
+            </w:r>
+          </w:p>
+        </w:tc>
+        <w:tc>
+          <w:tcPr/>
+          <w:p>
+            <w:pPr>
+              <w:pStyle w:val="Compact"/>
+              <w:jc w:val="left"/>
+            </w:pPr>
+            <w:r>
+              <w:t xml:space="preserve">в тот же день — если в третьем триместре прибавка 1 кг в неделю и больше</w:t>
+            </w:r>
+          </w:p>
+        </w:tc>
+        <w:tc>
+          <w:tcPr/>
+          <w:p>
+            <w:pPr>
+              <w:pStyle w:val="Compact"/>
+              <w:jc w:val="left"/>
+            </w:pPr>
+            <w:r>
+              <w:t xml:space="preserve">если вместе с головной болью, нарушением зрения, отёком лица — 0.5</w:t>
             </w:r>
           </w:p>
         </w:tc>
@@ -2020,19 +867,19 @@
               <w:jc w:val="left"/>
             </w:pPr>
             <w:r>
-              <w:t xml:space="preserve">Я контактировала с заболевшим человеком; у ребёнка в семье сыпь; в детском саду или школе вспышка инфекции</w:t>
-            </w:r>
-          </w:p>
-        </w:tc>
-        <w:tc>
-          <w:tcPr/>
-          <w:p>
-            <w:pPr>
-              <w:pStyle w:val="Compact"/>
-              <w:jc w:val="left"/>
-            </w:pPr>
-            <w:r>
-              <w:t xml:space="preserve">Тема 9, разделы 9.2, 9.9 и 9.10</w:t>
+              <w:t xml:space="preserve">Отёк и боль одной ноги</w:t>
+            </w:r>
+          </w:p>
+        </w:tc>
+        <w:tc>
+          <w:tcPr/>
+          <w:p>
+            <w:pPr>
+              <w:pStyle w:val="Compact"/>
+              <w:jc w:val="left"/>
+            </w:pPr>
+            <w:r>
+              <w:t xml:space="preserve">Тема 11, раздел 11.4</w:t>
             </w:r>
           </w:p>
         </w:tc>
@@ -2045,6 +892,97 @@
             </w:pPr>
             <w:r>
               <w:t xml:space="preserve">—</w:t>
+            </w:r>
+          </w:p>
+        </w:tc>
+        <w:tc>
+          <w:tcPr/>
+          <w:p>
+            <w:pPr>
+              <w:pStyle w:val="Compact"/>
+              <w:jc w:val="left"/>
+            </w:pPr>
+            <w:r>
+              <w:t xml:space="preserve">сразу — 0.6</w:t>
+            </w:r>
+          </w:p>
+        </w:tc>
+      </w:tr>
+    </w:tbl>
+    <w:p>
+      <w:pPr>
+        <w:pStyle w:val="BodyText"/>
+      </w:pPr>
+      <w:r>
+        <w:rPr>
+          <w:bCs/>
+          <w:b/>
+        </w:rPr>
+        <w:t xml:space="preserve">Дыхание, грудь, температура</w:t>
+      </w:r>
+    </w:p>
+    <w:tbl>
+      <w:tblPr>
+        <w:tblStyle w:val="Table"/>
+        <w:tblW w:type="pct" w:w="5000"/>
+        <w:tblLook w:firstRow="1" w:lastRow="0" w:firstColumn="0" w:lastColumn="0" w:noHBand="0" w:noVBand="0" w:val="0020"/>
+        <w:jc w:val="start"/>
+      </w:tblPr>
+      <w:tblGrid>
+        <w:gridCol w:w="1980"/>
+        <w:gridCol w:w="1980"/>
+        <w:gridCol w:w="1980"/>
+        <w:gridCol w:w="1980"/>
+      </w:tblGrid>
+      <w:tr>
+        <w:trPr>
+          <w:tblHeader w:val="true"/>
+        </w:trPr>
+        <w:tc>
+          <w:tcPr/>
+          <w:p>
+            <w:pPr>
+              <w:pStyle w:val="Compact"/>
+              <w:jc w:val="left"/>
+            </w:pPr>
+            <w:r>
+              <w:t xml:space="preserve">Что вы заметили</w:t>
+            </w:r>
+          </w:p>
+        </w:tc>
+        <w:tc>
+          <w:tcPr/>
+          <w:p>
+            <w:pPr>
+              <w:pStyle w:val="Compact"/>
+              <w:jc w:val="left"/>
+            </w:pPr>
+            <w:r>
+              <w:t xml:space="preserve">Где читать</w:t>
+            </w:r>
+          </w:p>
+        </w:tc>
+        <w:tc>
+          <w:tcPr/>
+          <w:p>
+            <w:pPr>
+              <w:pStyle w:val="Compact"/>
+              <w:jc w:val="left"/>
+            </w:pPr>
+            <w:r>
+              <w:t xml:space="preserve">Позвонить врачу раньше приёма</w:t>
+            </w:r>
+          </w:p>
+        </w:tc>
+        <w:tc>
+          <w:tcPr/>
+          <w:p>
+            <w:pPr>
+              <w:pStyle w:val="Compact"/>
+              <w:jc w:val="left"/>
+            </w:pPr>
+            <w:r>
+              <w:t xml:space="preserve">Срочно — Раздел 0</w:t>
             </w:r>
           </w:p>
         </w:tc>
@@ -2058,31 +996,43 @@
               <w:jc w:val="left"/>
             </w:pPr>
             <w:r>
-              <w:t xml:space="preserve">Меня укусил клещ</w:t>
-            </w:r>
-          </w:p>
-        </w:tc>
-        <w:tc>
-          <w:tcPr/>
-          <w:p>
-            <w:pPr>
-              <w:pStyle w:val="Compact"/>
-              <w:jc w:val="left"/>
-            </w:pPr>
-            <w:r>
-              <w:t xml:space="preserve">Тема 9, раздел 9.14</w:t>
-            </w:r>
-          </w:p>
-        </w:tc>
-        <w:tc>
-          <w:tcPr/>
-          <w:p>
-            <w:pPr>
-              <w:pStyle w:val="Compact"/>
-              <w:jc w:val="left"/>
-            </w:pPr>
-            <w:r>
-              <w:t xml:space="preserve">всегда — 0.14</w:t>
+              <w:t xml:space="preserve">Боль в груди</w:t>
+            </w:r>
+          </w:p>
+        </w:tc>
+        <w:tc>
+          <w:tcPr/>
+          <w:p>
+            <w:pPr>
+              <w:pStyle w:val="Compact"/>
+              <w:jc w:val="left"/>
+            </w:pPr>
+            <w:r>
+              <w:t xml:space="preserve">—</w:t>
+            </w:r>
+          </w:p>
+        </w:tc>
+        <w:tc>
+          <w:tcPr/>
+          <w:p>
+            <w:pPr>
+              <w:pStyle w:val="Compact"/>
+              <w:jc w:val="left"/>
+            </w:pPr>
+            <w:r>
+              <w:t xml:space="preserve">—</w:t>
+            </w:r>
+          </w:p>
+        </w:tc>
+        <w:tc>
+          <w:tcPr/>
+          <w:p>
+            <w:pPr>
+              <w:pStyle w:val="Compact"/>
+              <w:jc w:val="left"/>
+            </w:pPr>
+            <w:r>
+              <w:t xml:space="preserve">сразу — 0.7</w:t>
             </w:r>
           </w:p>
         </w:tc>
@@ -2096,31 +1046,43 @@
               <w:jc w:val="left"/>
             </w:pPr>
             <w:r>
-              <w:t xml:space="preserve">Меня укусило животное</w:t>
-            </w:r>
-          </w:p>
-        </w:tc>
-        <w:tc>
-          <w:tcPr/>
-          <w:p>
-            <w:pPr>
-              <w:pStyle w:val="Compact"/>
-              <w:jc w:val="left"/>
-            </w:pPr>
-            <w:r>
-              <w:t xml:space="preserve">Тема 9, раздел 9.14</w:t>
-            </w:r>
-          </w:p>
-        </w:tc>
-        <w:tc>
-          <w:tcPr/>
-          <w:p>
-            <w:pPr>
-              <w:pStyle w:val="Compact"/>
-              <w:jc w:val="left"/>
-            </w:pPr>
-            <w:r>
-              <w:t xml:space="preserve">всегда — 0.14</w:t>
+              <w:t xml:space="preserve">Одышка</w:t>
+            </w:r>
+          </w:p>
+        </w:tc>
+        <w:tc>
+          <w:tcPr/>
+          <w:p>
+            <w:pPr>
+              <w:pStyle w:val="Compact"/>
+              <w:jc w:val="left"/>
+            </w:pPr>
+            <w:r>
+              <w:t xml:space="preserve">Тема 11, раздел 11.6</w:t>
+            </w:r>
+          </w:p>
+        </w:tc>
+        <w:tc>
+          <w:tcPr/>
+          <w:p>
+            <w:pPr>
+              <w:pStyle w:val="Compact"/>
+              <w:jc w:val="left"/>
+            </w:pPr>
+            <w:r>
+              <w:t xml:space="preserve">—</w:t>
+            </w:r>
+          </w:p>
+        </w:tc>
+        <w:tc>
+          <w:tcPr/>
+          <w:p>
+            <w:pPr>
+              <w:pStyle w:val="Compact"/>
+              <w:jc w:val="left"/>
+            </w:pPr>
+            <w:r>
+              <w:t xml:space="preserve">если внезапная, в покое или лёжа; вместе с болью в груди, кашлем с кровью, сердцебиением, головокружением или обмороком — 0.7</w:t>
             </w:r>
           </w:p>
         </w:tc>
@@ -2134,31 +1096,43 @@
               <w:jc w:val="left"/>
             </w:pPr>
             <w:r>
-              <w:t xml:space="preserve">Я упала, ударилась животом, попала в аварию</w:t>
-            </w:r>
-          </w:p>
-        </w:tc>
-        <w:tc>
-          <w:tcPr/>
-          <w:p>
-            <w:pPr>
-              <w:pStyle w:val="Compact"/>
-              <w:jc w:val="left"/>
-            </w:pPr>
-            <w:r>
-              <w:t xml:space="preserve">Тема 8, раздел 8.16</w:t>
-            </w:r>
-          </w:p>
-        </w:tc>
-        <w:tc>
-          <w:tcPr/>
-          <w:p>
-            <w:pPr>
-              <w:pStyle w:val="Compact"/>
-              <w:jc w:val="left"/>
-            </w:pPr>
-            <w:r>
-              <w:t xml:space="preserve">всегда — 0.13</w:t>
+              <w:t xml:space="preserve">Кашель, насморк, простуда</w:t>
+            </w:r>
+          </w:p>
+        </w:tc>
+        <w:tc>
+          <w:tcPr/>
+          <w:p>
+            <w:pPr>
+              <w:pStyle w:val="Compact"/>
+              <w:jc w:val="left"/>
+            </w:pPr>
+            <w:r>
+              <w:t xml:space="preserve">Тема 7, раздел 7.8; Тема 9, раздел 9.12</w:t>
+            </w:r>
+          </w:p>
+        </w:tc>
+        <w:tc>
+          <w:tcPr/>
+          <w:p>
+            <w:pPr>
+              <w:pStyle w:val="Compact"/>
+              <w:jc w:val="left"/>
+            </w:pPr>
+            <w:r>
+              <w:t xml:space="preserve">в тот же день — если температура выше 37,5 °C</w:t>
+            </w:r>
+          </w:p>
+        </w:tc>
+        <w:tc>
+          <w:tcPr/>
+          <w:p>
+            <w:pPr>
+              <w:pStyle w:val="Compact"/>
+              <w:jc w:val="left"/>
+            </w:pPr>
+            <w:r>
+              <w:t xml:space="preserve">если трудно дышать, боль в груди, кашель с кровью — 0.7</w:t>
             </w:r>
           </w:p>
         </w:tc>
@@ -2172,31 +1146,43 @@
               <w:jc w:val="left"/>
             </w:pPr>
             <w:r>
-              <w:t xml:space="preserve">Мне предстоит поездка: на машине, самолётом, в другую страну</w:t>
-            </w:r>
-          </w:p>
-        </w:tc>
-        <w:tc>
-          <w:tcPr/>
-          <w:p>
-            <w:pPr>
-              <w:pStyle w:val="Compact"/>
-              <w:jc w:val="left"/>
-            </w:pPr>
-            <w:r>
-              <w:t xml:space="preserve">Тема 8, разделы 8.13–8.15; Тема 9, раздел 9.6</w:t>
-            </w:r>
-          </w:p>
-        </w:tc>
-        <w:tc>
-          <w:tcPr/>
-          <w:p>
-            <w:pPr>
-              <w:pStyle w:val="Compact"/>
-              <w:jc w:val="left"/>
-            </w:pPr>
-            <w:r>
-              <w:t xml:space="preserve">—</w:t>
+              <w:t xml:space="preserve">Температура</w:t>
+            </w:r>
+          </w:p>
+        </w:tc>
+        <w:tc>
+          <w:tcPr/>
+          <w:p>
+            <w:pPr>
+              <w:pStyle w:val="Compact"/>
+              <w:jc w:val="left"/>
+            </w:pPr>
+            <w:r>
+              <w:t xml:space="preserve">Тема 11, раздел 11.4; Тема 7, раздел 7.7; Тема 9, раздел 9.12</w:t>
+            </w:r>
+          </w:p>
+        </w:tc>
+        <w:tc>
+          <w:tcPr/>
+          <w:p>
+            <w:pPr>
+              <w:pStyle w:val="Compact"/>
+              <w:jc w:val="left"/>
+            </w:pPr>
+            <w:r>
+              <w:t xml:space="preserve">в тот же день — если выше 37,5 °C</w:t>
+            </w:r>
+          </w:p>
+        </w:tc>
+        <w:tc>
+          <w:tcPr/>
+          <w:p>
+            <w:pPr>
+              <w:pStyle w:val="Compact"/>
+              <w:jc w:val="left"/>
+            </w:pPr>
+            <w:r>
+              <w:t xml:space="preserve">если выше 38 °C с ознобом и болью в пояснице, с выделениями с неприятным запахом или резким ухудшением; вместе с болью в животе, схватками или подтеканием вод; вместе с одышкой, болью в груди, спутанностью, обмороком — 0.8</w:t>
             </w:r>
           </w:p>
         </w:tc>
@@ -2210,31 +1196,122 @@
               <w:jc w:val="left"/>
             </w:pPr>
             <w:r>
-              <w:t xml:space="preserve">Мне нужно лечить зуб</w:t>
-            </w:r>
-          </w:p>
-        </w:tc>
-        <w:tc>
-          <w:tcPr/>
-          <w:p>
-            <w:pPr>
-              <w:pStyle w:val="Compact"/>
-              <w:jc w:val="left"/>
-            </w:pPr>
-            <w:r>
-              <w:t xml:space="preserve">Тема 6, разделы 6.5–6.7</w:t>
-            </w:r>
-          </w:p>
-        </w:tc>
-        <w:tc>
-          <w:tcPr/>
-          <w:p>
-            <w:pPr>
-              <w:pStyle w:val="Compact"/>
-              <w:jc w:val="left"/>
-            </w:pPr>
-            <w:r>
-              <w:t xml:space="preserve">сильный нарастающий отёк, затруднение дыхания или глотания — Тема 6, раздел 6.9</w:t>
+              <w:t xml:space="preserve">Жар и слабость после бани, на солнце, в духоте</w:t>
+            </w:r>
+          </w:p>
+        </w:tc>
+        <w:tc>
+          <w:tcPr/>
+          <w:p>
+            <w:pPr>
+              <w:pStyle w:val="Compact"/>
+              <w:jc w:val="left"/>
+            </w:pPr>
+            <w:r>
+              <w:t xml:space="preserve">Тема 8, раздел 8.9; Тема 5, раздел 5.5</w:t>
+            </w:r>
+          </w:p>
+        </w:tc>
+        <w:tc>
+          <w:tcPr/>
+          <w:p>
+            <w:pPr>
+              <w:pStyle w:val="Compact"/>
+              <w:jc w:val="left"/>
+            </w:pPr>
+            <w:r>
+              <w:t xml:space="preserve">—</w:t>
+            </w:r>
+          </w:p>
+        </w:tc>
+        <w:tc>
+          <w:tcPr/>
+          <w:p>
+            <w:pPr>
+              <w:pStyle w:val="Compact"/>
+              <w:jc w:val="left"/>
+            </w:pPr>
+            <w:r>
+              <w:t xml:space="preserve">если кожа горячая и перестаёт потеть, спутанность, обморок — 0.15</w:t>
+            </w:r>
+          </w:p>
+        </w:tc>
+      </w:tr>
+    </w:tbl>
+    <w:p>
+      <w:pPr>
+        <w:pStyle w:val="BodyText"/>
+      </w:pPr>
+      <w:r>
+        <w:rPr>
+          <w:bCs/>
+          <w:b/>
+        </w:rPr>
+        <w:t xml:space="preserve">Мочеиспускание и пищеварение</w:t>
+      </w:r>
+    </w:p>
+    <w:tbl>
+      <w:tblPr>
+        <w:tblStyle w:val="Table"/>
+        <w:tblW w:type="pct" w:w="5000"/>
+        <w:tblLook w:firstRow="1" w:lastRow="0" w:firstColumn="0" w:lastColumn="0" w:noHBand="0" w:noVBand="0" w:val="0020"/>
+        <w:jc w:val="start"/>
+      </w:tblPr>
+      <w:tblGrid>
+        <w:gridCol w:w="1980"/>
+        <w:gridCol w:w="1980"/>
+        <w:gridCol w:w="1980"/>
+        <w:gridCol w:w="1980"/>
+      </w:tblGrid>
+      <w:tr>
+        <w:trPr>
+          <w:tblHeader w:val="true"/>
+        </w:trPr>
+        <w:tc>
+          <w:tcPr/>
+          <w:p>
+            <w:pPr>
+              <w:pStyle w:val="Compact"/>
+              <w:jc w:val="left"/>
+            </w:pPr>
+            <w:r>
+              <w:t xml:space="preserve">Что вы заметили</w:t>
+            </w:r>
+          </w:p>
+        </w:tc>
+        <w:tc>
+          <w:tcPr/>
+          <w:p>
+            <w:pPr>
+              <w:pStyle w:val="Compact"/>
+              <w:jc w:val="left"/>
+            </w:pPr>
+            <w:r>
+              <w:t xml:space="preserve">Где читать</w:t>
+            </w:r>
+          </w:p>
+        </w:tc>
+        <w:tc>
+          <w:tcPr/>
+          <w:p>
+            <w:pPr>
+              <w:pStyle w:val="Compact"/>
+              <w:jc w:val="left"/>
+            </w:pPr>
+            <w:r>
+              <w:t xml:space="preserve">Позвонить врачу раньше приёма</w:t>
+            </w:r>
+          </w:p>
+        </w:tc>
+        <w:tc>
+          <w:tcPr/>
+          <w:p>
+            <w:pPr>
+              <w:pStyle w:val="Compact"/>
+              <w:jc w:val="left"/>
+            </w:pPr>
+            <w:r>
+              <w:t xml:space="preserve">Срочно — Раздел 0</w:t>
             </w:r>
           </w:p>
         </w:tc>
@@ -2248,31 +1325,43 @@
               <w:jc w:val="left"/>
             </w:pPr>
             <w:r>
-              <w:t xml:space="preserve">Я съела продукт, безопасность которого вызывает сомнения</w:t>
-            </w:r>
-          </w:p>
-        </w:tc>
-        <w:tc>
-          <w:tcPr/>
-          <w:p>
-            <w:pPr>
-              <w:pStyle w:val="Compact"/>
-              <w:jc w:val="left"/>
-            </w:pPr>
-            <w:r>
-              <w:t xml:space="preserve">Тема 1, раздел 1.5; Тема 9, разделы 9.3 и 9.13</w:t>
-            </w:r>
-          </w:p>
-        </w:tc>
-        <w:tc>
-          <w:tcPr/>
-          <w:p>
-            <w:pPr>
-              <w:pStyle w:val="Compact"/>
-              <w:jc w:val="left"/>
-            </w:pPr>
-            <w:r>
-              <w:t xml:space="preserve">не удерживается даже вода — 0.12</w:t>
+              <w:t xml:space="preserve">Жжение и боль при мочеиспускании</w:t>
+            </w:r>
+          </w:p>
+        </w:tc>
+        <w:tc>
+          <w:tcPr/>
+          <w:p>
+            <w:pPr>
+              <w:pStyle w:val="Compact"/>
+              <w:jc w:val="left"/>
+            </w:pPr>
+            <w:r>
+              <w:t xml:space="preserve">Тема 9, раздел 9.15</w:t>
+            </w:r>
+          </w:p>
+        </w:tc>
+        <w:tc>
+          <w:tcPr/>
+          <w:p>
+            <w:pPr>
+              <w:pStyle w:val="Compact"/>
+              <w:jc w:val="left"/>
+            </w:pPr>
+            <w:r>
+              <w:t xml:space="preserve">да</w:t>
+            </w:r>
+          </w:p>
+        </w:tc>
+        <w:tc>
+          <w:tcPr/>
+          <w:p>
+            <w:pPr>
+              <w:pStyle w:val="Compact"/>
+              <w:jc w:val="left"/>
+            </w:pPr>
+            <w:r>
+              <w:t xml:space="preserve">если вместе с температурой, ознобом, болью в пояснице — 0.8</w:t>
             </w:r>
           </w:p>
         </w:tc>
@@ -2286,31 +1375,43 @@
               <w:jc w:val="left"/>
             </w:pPr>
             <w:r>
-              <w:t xml:space="preserve">Я заметила, что ребёнок двигается иначе</w:t>
-            </w:r>
-          </w:p>
-        </w:tc>
-        <w:tc>
-          <w:tcPr/>
-          <w:p>
-            <w:pPr>
-              <w:pStyle w:val="Compact"/>
-              <w:jc w:val="left"/>
-            </w:pPr>
-            <w:r>
-              <w:t xml:space="preserve">Тема 11, раздел 11.2</w:t>
-            </w:r>
-          </w:p>
-        </w:tc>
-        <w:tc>
-          <w:tcPr/>
-          <w:p>
-            <w:pPr>
-              <w:pStyle w:val="Compact"/>
-              <w:jc w:val="left"/>
-            </w:pPr>
-            <w:r>
-              <w:t xml:space="preserve">всегда — 0.9</w:t>
+              <w:t xml:space="preserve">Подтекание мочи при кашле, смехе</w:t>
+            </w:r>
+          </w:p>
+        </w:tc>
+        <w:tc>
+          <w:tcPr/>
+          <w:p>
+            <w:pPr>
+              <w:pStyle w:val="Compact"/>
+              <w:jc w:val="left"/>
+            </w:pPr>
+            <w:r>
+              <w:t xml:space="preserve">Тема 3, раздел 3.9</w:t>
+            </w:r>
+          </w:p>
+        </w:tc>
+        <w:tc>
+          <w:tcPr/>
+          <w:p>
+            <w:pPr>
+              <w:pStyle w:val="Compact"/>
+              <w:jc w:val="left"/>
+            </w:pPr>
+            <w:r>
+              <w:t xml:space="preserve">—</w:t>
+            </w:r>
+          </w:p>
+        </w:tc>
+        <w:tc>
+          <w:tcPr/>
+          <w:p>
+            <w:pPr>
+              <w:pStyle w:val="Compact"/>
+              <w:jc w:val="left"/>
+            </w:pPr>
+            <w:r>
+              <w:t xml:space="preserve">—</w:t>
             </w:r>
           </w:p>
         </w:tc>
@@ -2324,31 +1425,43 @@
               <w:jc w:val="left"/>
             </w:pPr>
             <w:r>
-              <w:t xml:space="preserve">Я перегрелась: баня, жара, солнце</w:t>
-            </w:r>
-          </w:p>
-        </w:tc>
-        <w:tc>
-          <w:tcPr/>
-          <w:p>
-            <w:pPr>
-              <w:pStyle w:val="Compact"/>
-              <w:jc w:val="left"/>
-            </w:pPr>
-            <w:r>
-              <w:t xml:space="preserve">Тема 8, раздел 8.9; Тема 5, раздел 5.5</w:t>
-            </w:r>
-          </w:p>
-        </w:tc>
-        <w:tc>
-          <w:tcPr/>
-          <w:p>
-            <w:pPr>
-              <w:pStyle w:val="Compact"/>
-              <w:jc w:val="left"/>
-            </w:pPr>
-            <w:r>
-              <w:t xml:space="preserve">кожа горячая и перестаёт потеть, спутанность, обморок — 0.15</w:t>
+              <w:t xml:space="preserve">Тошнота, рвота</w:t>
+            </w:r>
+          </w:p>
+        </w:tc>
+        <w:tc>
+          <w:tcPr/>
+          <w:p>
+            <w:pPr>
+              <w:pStyle w:val="Compact"/>
+              <w:jc w:val="left"/>
+            </w:pPr>
+            <w:r>
+              <w:t xml:space="preserve">Тема 1, раздел 1.4</w:t>
+            </w:r>
+          </w:p>
+        </w:tc>
+        <w:tc>
+          <w:tcPr/>
+          <w:p>
+            <w:pPr>
+              <w:pStyle w:val="Compact"/>
+              <w:jc w:val="left"/>
+            </w:pPr>
+            <w:r>
+              <w:t xml:space="preserve">если рвота чаще 5 раз в сутки или потеря веса больше 3 кг за 1–1,5 недели</w:t>
+            </w:r>
+          </w:p>
+        </w:tc>
+        <w:tc>
+          <w:tcPr/>
+          <w:p>
+            <w:pPr>
+              <w:pStyle w:val="Compact"/>
+              <w:jc w:val="left"/>
+            </w:pPr>
+            <w:r>
+              <w:t xml:space="preserve">если не удерживается даже вода, мочи мало, она тёмная — 0.12; рвота впервые появилась или резко усилилась после 20 недель — 0.5</w:t>
             </w:r>
           </w:p>
         </w:tc>
@@ -2362,19 +1475,19 @@
               <w:jc w:val="left"/>
             </w:pPr>
             <w:r>
-              <w:t xml:space="preserve">У меня положительный анализ на антитела (IgM, IgG)</w:t>
-            </w:r>
-          </w:p>
-        </w:tc>
-        <w:tc>
-          <w:tcPr/>
-          <w:p>
-            <w:pPr>
-              <w:pStyle w:val="Compact"/>
-              <w:jc w:val="left"/>
-            </w:pPr>
-            <w:r>
-              <w:t xml:space="preserve">Тема 9, раздел 9.18</w:t>
+              <w:t xml:space="preserve">Рвота или понос после еды</w:t>
+            </w:r>
+          </w:p>
+        </w:tc>
+        <w:tc>
+          <w:tcPr/>
+          <w:p>
+            <w:pPr>
+              <w:pStyle w:val="Compact"/>
+              <w:jc w:val="left"/>
+            </w:pPr>
+            <w:r>
+              <w:t xml:space="preserve">Тема 9, раздел 9.13</w:t>
             </w:r>
           </w:p>
         </w:tc>
@@ -2387,6 +1500,18 @@
             </w:pPr>
             <w:r>
               <w:t xml:space="preserve">—</w:t>
+            </w:r>
+          </w:p>
+        </w:tc>
+        <w:tc>
+          <w:tcPr/>
+          <w:p>
+            <w:pPr>
+              <w:pStyle w:val="Compact"/>
+              <w:jc w:val="left"/>
+            </w:pPr>
+            <w:r>
+              <w:t xml:space="preserve">если не удерживается даже вода — 0.12</w:t>
             </w:r>
           </w:p>
         </w:tc>
@@ -2400,19 +1525,31 @@
               <w:jc w:val="left"/>
             </w:pPr>
             <w:r>
-              <w:t xml:space="preserve">Мне предлагают прививку</w:t>
-            </w:r>
-          </w:p>
-        </w:tc>
-        <w:tc>
-          <w:tcPr/>
-          <w:p>
-            <w:pPr>
-              <w:pStyle w:val="Compact"/>
-              <w:jc w:val="left"/>
-            </w:pPr>
-            <w:r>
-              <w:t xml:space="preserve">Тема 9, разделы 9.7 и 9.8</w:t>
+              <w:t xml:space="preserve">Изжога</w:t>
+            </w:r>
+          </w:p>
+        </w:tc>
+        <w:tc>
+          <w:tcPr/>
+          <w:p>
+            <w:pPr>
+              <w:pStyle w:val="Compact"/>
+              <w:jc w:val="left"/>
+            </w:pPr>
+            <w:r>
+              <w:t xml:space="preserve">Тема 1, раздел 1.4; Тема 7, раздел 7.10</w:t>
+            </w:r>
+          </w:p>
+        </w:tc>
+        <w:tc>
+          <w:tcPr/>
+          <w:p>
+            <w:pPr>
+              <w:pStyle w:val="Compact"/>
+              <w:jc w:val="left"/>
+            </w:pPr>
+            <w:r>
+              <w:t xml:space="preserve">—</w:t>
             </w:r>
           </w:p>
         </w:tc>
@@ -2438,19 +1575,19 @@
               <w:jc w:val="left"/>
             </w:pPr>
             <w:r>
-              <w:t xml:space="preserve">Я работаю и не знаю, что мне положено</w:t>
-            </w:r>
-          </w:p>
-        </w:tc>
-        <w:tc>
-          <w:tcPr/>
-          <w:p>
-            <w:pPr>
-              <w:pStyle w:val="Compact"/>
-              <w:jc w:val="left"/>
-            </w:pPr>
-            <w:r>
-              <w:t xml:space="preserve">Тема 8, разделы 8.10 и 8.11</w:t>
+              <w:t xml:space="preserve">Запор</w:t>
+            </w:r>
+          </w:p>
+        </w:tc>
+        <w:tc>
+          <w:tcPr/>
+          <w:p>
+            <w:pPr>
+              <w:pStyle w:val="Compact"/>
+              <w:jc w:val="left"/>
+            </w:pPr>
+            <w:r>
+              <w:t xml:space="preserve">Тема 1, раздел 1.4; Тема 7, раздел 7.10</w:t>
             </w:r>
           </w:p>
         </w:tc>
@@ -2463,6 +1600,97 @@
             </w:pPr>
             <w:r>
               <w:t xml:space="preserve">—</w:t>
+            </w:r>
+          </w:p>
+        </w:tc>
+        <w:tc>
+          <w:tcPr/>
+          <w:p>
+            <w:pPr>
+              <w:pStyle w:val="Compact"/>
+              <w:jc w:val="left"/>
+            </w:pPr>
+            <w:r>
+              <w:t xml:space="preserve">—</w:t>
+            </w:r>
+          </w:p>
+        </w:tc>
+      </w:tr>
+    </w:tbl>
+    <w:p>
+      <w:pPr>
+        <w:pStyle w:val="BodyText"/>
+      </w:pPr>
+      <w:r>
+        <w:rPr>
+          <w:bCs/>
+          <w:b/>
+        </w:rPr>
+        <w:t xml:space="preserve">Кожа и аллергия</w:t>
+      </w:r>
+    </w:p>
+    <w:tbl>
+      <w:tblPr>
+        <w:tblStyle w:val="Table"/>
+        <w:tblW w:type="pct" w:w="5000"/>
+        <w:tblLook w:firstRow="1" w:lastRow="0" w:firstColumn="0" w:lastColumn="0" w:noHBand="0" w:noVBand="0" w:val="0020"/>
+        <w:jc w:val="start"/>
+      </w:tblPr>
+      <w:tblGrid>
+        <w:gridCol w:w="1980"/>
+        <w:gridCol w:w="1980"/>
+        <w:gridCol w:w="1980"/>
+        <w:gridCol w:w="1980"/>
+      </w:tblGrid>
+      <w:tr>
+        <w:trPr>
+          <w:tblHeader w:val="true"/>
+        </w:trPr>
+        <w:tc>
+          <w:tcPr/>
+          <w:p>
+            <w:pPr>
+              <w:pStyle w:val="Compact"/>
+              <w:jc w:val="left"/>
+            </w:pPr>
+            <w:r>
+              <w:t xml:space="preserve">Что вы заметили</w:t>
+            </w:r>
+          </w:p>
+        </w:tc>
+        <w:tc>
+          <w:tcPr/>
+          <w:p>
+            <w:pPr>
+              <w:pStyle w:val="Compact"/>
+              <w:jc w:val="left"/>
+            </w:pPr>
+            <w:r>
+              <w:t xml:space="preserve">Где читать</w:t>
+            </w:r>
+          </w:p>
+        </w:tc>
+        <w:tc>
+          <w:tcPr/>
+          <w:p>
+            <w:pPr>
+              <w:pStyle w:val="Compact"/>
+              <w:jc w:val="left"/>
+            </w:pPr>
+            <w:r>
+              <w:t xml:space="preserve">Позвонить врачу раньше приёма</w:t>
+            </w:r>
+          </w:p>
+        </w:tc>
+        <w:tc>
+          <w:tcPr/>
+          <w:p>
+            <w:pPr>
+              <w:pStyle w:val="Compact"/>
+              <w:jc w:val="left"/>
+            </w:pPr>
+            <w:r>
+              <w:t xml:space="preserve">Срочно — Раздел 0</w:t>
             </w:r>
           </w:p>
         </w:tc>
@@ -2476,6 +1704,2115 @@
               <w:jc w:val="left"/>
             </w:pPr>
             <w:r>
+              <w:t xml:space="preserve">Зуд кожи, особенно ладоней и стоп</w:t>
+            </w:r>
+          </w:p>
+        </w:tc>
+        <w:tc>
+          <w:tcPr/>
+          <w:p>
+            <w:pPr>
+              <w:pStyle w:val="Compact"/>
+              <w:jc w:val="left"/>
+            </w:pPr>
+            <w:r>
+              <w:t xml:space="preserve">Тема 5, раздел 5.2</w:t>
+            </w:r>
+          </w:p>
+        </w:tc>
+        <w:tc>
+          <w:tcPr/>
+          <w:p>
+            <w:pPr>
+              <w:pStyle w:val="Compact"/>
+              <w:jc w:val="left"/>
+            </w:pPr>
+            <w:r>
+              <w:t xml:space="preserve">в тот же день — если зуд сильный или стойкий, без сыпи, особенно на ладонях и стопах</w:t>
+            </w:r>
+          </w:p>
+        </w:tc>
+        <w:tc>
+          <w:tcPr/>
+          <w:p>
+            <w:pPr>
+              <w:pStyle w:val="Compact"/>
+              <w:jc w:val="left"/>
+            </w:pPr>
+            <w:r>
+              <w:t xml:space="preserve">—</w:t>
+            </w:r>
+          </w:p>
+        </w:tc>
+      </w:tr>
+      <w:tr>
+        <w:tc>
+          <w:tcPr/>
+          <w:p>
+            <w:pPr>
+              <w:pStyle w:val="Compact"/>
+              <w:jc w:val="left"/>
+            </w:pPr>
+            <w:r>
+              <w:t xml:space="preserve">Сыпь у вас — с температурой или без, после контакта с заболевшим или без него</w:t>
+            </w:r>
+          </w:p>
+        </w:tc>
+        <w:tc>
+          <w:tcPr/>
+          <w:p>
+            <w:pPr>
+              <w:pStyle w:val="Compact"/>
+              <w:jc w:val="left"/>
+            </w:pPr>
+            <w:r>
+              <w:t xml:space="preserve">Тема 9, раздел 9.9; на губах или половых органах — Тема 9, раздел 9.15</w:t>
+            </w:r>
+          </w:p>
+        </w:tc>
+        <w:tc>
+          <w:tcPr/>
+          <w:p>
+            <w:pPr>
+              <w:pStyle w:val="Compact"/>
+              <w:jc w:val="left"/>
+            </w:pPr>
+            <w:r>
+              <w:t xml:space="preserve">да, в тот же день; в консультацию не приходите до разговора с врачом</w:t>
+            </w:r>
+          </w:p>
+        </w:tc>
+        <w:tc>
+          <w:tcPr/>
+          <w:p>
+            <w:pPr>
+              <w:pStyle w:val="Compact"/>
+              <w:jc w:val="left"/>
+            </w:pPr>
+            <w:r>
+              <w:t xml:space="preserve">если вместе с отёком губ, языка, затруднённым дыханием — 0.11</w:t>
+            </w:r>
+          </w:p>
+        </w:tc>
+      </w:tr>
+      <w:tr>
+        <w:tc>
+          <w:tcPr/>
+          <w:p>
+            <w:pPr>
+              <w:pStyle w:val="Compact"/>
+              <w:jc w:val="left"/>
+            </w:pPr>
+            <w:r>
+              <w:t xml:space="preserve">Аллергия: насморк, зуд в глазах, крапивница</w:t>
+            </w:r>
+          </w:p>
+        </w:tc>
+        <w:tc>
+          <w:tcPr/>
+          <w:p>
+            <w:pPr>
+              <w:pStyle w:val="Compact"/>
+              <w:jc w:val="left"/>
+            </w:pPr>
+            <w:r>
+              <w:t xml:space="preserve">Тема 7, раздел 7.9</w:t>
+            </w:r>
+          </w:p>
+        </w:tc>
+        <w:tc>
+          <w:tcPr/>
+          <w:p>
+            <w:pPr>
+              <w:pStyle w:val="Compact"/>
+              <w:jc w:val="left"/>
+            </w:pPr>
+            <w:r>
+              <w:t xml:space="preserve">—</w:t>
+            </w:r>
+          </w:p>
+        </w:tc>
+        <w:tc>
+          <w:tcPr/>
+          <w:p>
+            <w:pPr>
+              <w:pStyle w:val="Compact"/>
+              <w:jc w:val="left"/>
+            </w:pPr>
+            <w:r>
+              <w:t xml:space="preserve">если отекают губы, язык, горло, трудно дышать — 0.11</w:t>
+            </w:r>
+          </w:p>
+        </w:tc>
+      </w:tr>
+    </w:tbl>
+    <w:p>
+      <w:pPr>
+        <w:pStyle w:val="BodyText"/>
+      </w:pPr>
+      <w:r>
+        <w:rPr>
+          <w:bCs/>
+          <w:b/>
+        </w:rPr>
+        <w:t xml:space="preserve">Спина и ноги</w:t>
+      </w:r>
+    </w:p>
+    <w:tbl>
+      <w:tblPr>
+        <w:tblStyle w:val="Table"/>
+        <w:tblW w:type="pct" w:w="5000"/>
+        <w:tblLook w:firstRow="1" w:lastRow="0" w:firstColumn="0" w:lastColumn="0" w:noHBand="0" w:noVBand="0" w:val="0020"/>
+        <w:jc w:val="start"/>
+      </w:tblPr>
+      <w:tblGrid>
+        <w:gridCol w:w="1980"/>
+        <w:gridCol w:w="1980"/>
+        <w:gridCol w:w="1980"/>
+        <w:gridCol w:w="1980"/>
+      </w:tblGrid>
+      <w:tr>
+        <w:trPr>
+          <w:tblHeader w:val="true"/>
+        </w:trPr>
+        <w:tc>
+          <w:tcPr/>
+          <w:p>
+            <w:pPr>
+              <w:pStyle w:val="Compact"/>
+              <w:jc w:val="left"/>
+            </w:pPr>
+            <w:r>
+              <w:t xml:space="preserve">Что вы заметили</w:t>
+            </w:r>
+          </w:p>
+        </w:tc>
+        <w:tc>
+          <w:tcPr/>
+          <w:p>
+            <w:pPr>
+              <w:pStyle w:val="Compact"/>
+              <w:jc w:val="left"/>
+            </w:pPr>
+            <w:r>
+              <w:t xml:space="preserve">Где читать</w:t>
+            </w:r>
+          </w:p>
+        </w:tc>
+        <w:tc>
+          <w:tcPr/>
+          <w:p>
+            <w:pPr>
+              <w:pStyle w:val="Compact"/>
+              <w:jc w:val="left"/>
+            </w:pPr>
+            <w:r>
+              <w:t xml:space="preserve">Позвонить врачу раньше приёма</w:t>
+            </w:r>
+          </w:p>
+        </w:tc>
+        <w:tc>
+          <w:tcPr/>
+          <w:p>
+            <w:pPr>
+              <w:pStyle w:val="Compact"/>
+              <w:jc w:val="left"/>
+            </w:pPr>
+            <w:r>
+              <w:t xml:space="preserve">Срочно — Раздел 0</w:t>
+            </w:r>
+          </w:p>
+        </w:tc>
+      </w:tr>
+      <w:tr>
+        <w:tc>
+          <w:tcPr/>
+          <w:p>
+            <w:pPr>
+              <w:pStyle w:val="Compact"/>
+              <w:jc w:val="left"/>
+            </w:pPr>
+            <w:r>
+              <w:t xml:space="preserve">Боль в спине и тазу</w:t>
+            </w:r>
+          </w:p>
+        </w:tc>
+        <w:tc>
+          <w:tcPr/>
+          <w:p>
+            <w:pPr>
+              <w:pStyle w:val="Compact"/>
+              <w:jc w:val="left"/>
+            </w:pPr>
+            <w:r>
+              <w:t xml:space="preserve">Тема 3, раздел 3.8</w:t>
+            </w:r>
+          </w:p>
+        </w:tc>
+        <w:tc>
+          <w:tcPr/>
+          <w:p>
+            <w:pPr>
+              <w:pStyle w:val="Compact"/>
+              <w:jc w:val="left"/>
+            </w:pPr>
+            <w:r>
+              <w:t xml:space="preserve">—</w:t>
+            </w:r>
+          </w:p>
+        </w:tc>
+        <w:tc>
+          <w:tcPr/>
+          <w:p>
+            <w:pPr>
+              <w:pStyle w:val="Compact"/>
+              <w:jc w:val="left"/>
+            </w:pPr>
+            <w:r>
+              <w:t xml:space="preserve">если ноющая боль в пояснице, которая приходит волнами, — 0.4; вместе с температурой и ознобом — 0.8</w:t>
+            </w:r>
+          </w:p>
+        </w:tc>
+      </w:tr>
+      <w:tr>
+        <w:tc>
+          <w:tcPr/>
+          <w:p>
+            <w:pPr>
+              <w:pStyle w:val="Compact"/>
+              <w:jc w:val="left"/>
+            </w:pPr>
+            <w:r>
+              <w:t xml:space="preserve">Беспокойство в ногах ночью, судороги в икрах</w:t>
+            </w:r>
+          </w:p>
+        </w:tc>
+        <w:tc>
+          <w:tcPr/>
+          <w:p>
+            <w:pPr>
+              <w:pStyle w:val="Compact"/>
+              <w:jc w:val="left"/>
+            </w:pPr>
+            <w:r>
+              <w:t xml:space="preserve">Тема 2, раздел 2.2</w:t>
+            </w:r>
+          </w:p>
+        </w:tc>
+        <w:tc>
+          <w:tcPr/>
+          <w:p>
+            <w:pPr>
+              <w:pStyle w:val="Compact"/>
+              <w:jc w:val="left"/>
+            </w:pPr>
+            <w:r>
+              <w:t xml:space="preserve">—</w:t>
+            </w:r>
+          </w:p>
+        </w:tc>
+        <w:tc>
+          <w:tcPr/>
+          <w:p>
+            <w:pPr>
+              <w:pStyle w:val="Compact"/>
+              <w:jc w:val="left"/>
+            </w:pPr>
+            <w:r>
+              <w:t xml:space="preserve">если отекла и болит одна нога — 0.6</w:t>
+            </w:r>
+          </w:p>
+        </w:tc>
+      </w:tr>
+    </w:tbl>
+    <w:p>
+      <w:pPr>
+        <w:pStyle w:val="BodyText"/>
+      </w:pPr>
+      <w:r>
+        <w:rPr>
+          <w:bCs/>
+          <w:b/>
+        </w:rPr>
+        <w:t xml:space="preserve">Сознание и общее самочувствие</w:t>
+      </w:r>
+    </w:p>
+    <w:tbl>
+      <w:tblPr>
+        <w:tblStyle w:val="Table"/>
+        <w:tblW w:type="pct" w:w="5000"/>
+        <w:tblLook w:firstRow="1" w:lastRow="0" w:firstColumn="0" w:lastColumn="0" w:noHBand="0" w:noVBand="0" w:val="0020"/>
+        <w:jc w:val="start"/>
+      </w:tblPr>
+      <w:tblGrid>
+        <w:gridCol w:w="1980"/>
+        <w:gridCol w:w="1980"/>
+        <w:gridCol w:w="1980"/>
+        <w:gridCol w:w="1980"/>
+      </w:tblGrid>
+      <w:tr>
+        <w:trPr>
+          <w:tblHeader w:val="true"/>
+        </w:trPr>
+        <w:tc>
+          <w:tcPr/>
+          <w:p>
+            <w:pPr>
+              <w:pStyle w:val="Compact"/>
+              <w:jc w:val="left"/>
+            </w:pPr>
+            <w:r>
+              <w:t xml:space="preserve">Что вы заметили</w:t>
+            </w:r>
+          </w:p>
+        </w:tc>
+        <w:tc>
+          <w:tcPr/>
+          <w:p>
+            <w:pPr>
+              <w:pStyle w:val="Compact"/>
+              <w:jc w:val="left"/>
+            </w:pPr>
+            <w:r>
+              <w:t xml:space="preserve">Где читать</w:t>
+            </w:r>
+          </w:p>
+        </w:tc>
+        <w:tc>
+          <w:tcPr/>
+          <w:p>
+            <w:pPr>
+              <w:pStyle w:val="Compact"/>
+              <w:jc w:val="left"/>
+            </w:pPr>
+            <w:r>
+              <w:t xml:space="preserve">Позвонить врачу раньше приёма</w:t>
+            </w:r>
+          </w:p>
+        </w:tc>
+        <w:tc>
+          <w:tcPr/>
+          <w:p>
+            <w:pPr>
+              <w:pStyle w:val="Compact"/>
+              <w:jc w:val="left"/>
+            </w:pPr>
+            <w:r>
+              <w:t xml:space="preserve">Срочно — Раздел 0</w:t>
+            </w:r>
+          </w:p>
+        </w:tc>
+      </w:tr>
+      <w:tr>
+        <w:tc>
+          <w:tcPr/>
+          <w:p>
+            <w:pPr>
+              <w:pStyle w:val="Compact"/>
+              <w:jc w:val="left"/>
+            </w:pPr>
+            <w:r>
+              <w:t xml:space="preserve">Обморок, судороги, спутанность</w:t>
+            </w:r>
+          </w:p>
+        </w:tc>
+        <w:tc>
+          <w:tcPr/>
+          <w:p>
+            <w:pPr>
+              <w:pStyle w:val="Compact"/>
+              <w:jc w:val="left"/>
+            </w:pPr>
+            <w:r>
+              <w:t xml:space="preserve">—</w:t>
+            </w:r>
+          </w:p>
+        </w:tc>
+        <w:tc>
+          <w:tcPr/>
+          <w:p>
+            <w:pPr>
+              <w:pStyle w:val="Compact"/>
+              <w:jc w:val="left"/>
+            </w:pPr>
+            <w:r>
+              <w:t xml:space="preserve">—</w:t>
+            </w:r>
+          </w:p>
+        </w:tc>
+        <w:tc>
+          <w:tcPr/>
+          <w:p>
+            <w:pPr>
+              <w:pStyle w:val="Compact"/>
+              <w:jc w:val="left"/>
+            </w:pPr>
+            <w:r>
+              <w:t xml:space="preserve">сразу — 0.10</w:t>
+            </w:r>
+          </w:p>
+        </w:tc>
+      </w:tr>
+      <w:tr>
+        <w:tc>
+          <w:tcPr/>
+          <w:p>
+            <w:pPr>
+              <w:pStyle w:val="Compact"/>
+              <w:jc w:val="left"/>
+            </w:pPr>
+            <w:r>
+              <w:t xml:space="preserve">Резкое ухудшение без понятной причины</w:t>
+            </w:r>
+          </w:p>
+        </w:tc>
+        <w:tc>
+          <w:tcPr/>
+          <w:p>
+            <w:pPr>
+              <w:pStyle w:val="Compact"/>
+              <w:jc w:val="left"/>
+            </w:pPr>
+            <w:r>
+              <w:t xml:space="preserve">—</w:t>
+            </w:r>
+          </w:p>
+        </w:tc>
+        <w:tc>
+          <w:tcPr/>
+          <w:p>
+            <w:pPr>
+              <w:pStyle w:val="Compact"/>
+              <w:jc w:val="left"/>
+            </w:pPr>
+            <w:r>
+              <w:t xml:space="preserve">—</w:t>
+            </w:r>
+          </w:p>
+        </w:tc>
+        <w:tc>
+          <w:tcPr/>
+          <w:p>
+            <w:pPr>
+              <w:pStyle w:val="Compact"/>
+              <w:jc w:val="left"/>
+            </w:pPr>
+            <w:r>
+              <w:t xml:space="preserve">сразу — 0.19</w:t>
+            </w:r>
+          </w:p>
+        </w:tc>
+      </w:tr>
+    </w:tbl>
+    <w:p>
+      <w:pPr>
+        <w:pStyle w:val="BodyText"/>
+      </w:pPr>
+      <w:r>
+        <w:rPr>
+          <w:bCs/>
+          <w:b/>
+        </w:rPr>
+        <w:t xml:space="preserve">Сон и настроение</w:t>
+      </w:r>
+    </w:p>
+    <w:tbl>
+      <w:tblPr>
+        <w:tblStyle w:val="Table"/>
+        <w:tblW w:type="pct" w:w="5000"/>
+        <w:tblLook w:firstRow="1" w:lastRow="0" w:firstColumn="0" w:lastColumn="0" w:noHBand="0" w:noVBand="0" w:val="0020"/>
+        <w:jc w:val="start"/>
+      </w:tblPr>
+      <w:tblGrid>
+        <w:gridCol w:w="1980"/>
+        <w:gridCol w:w="1980"/>
+        <w:gridCol w:w="1980"/>
+        <w:gridCol w:w="1980"/>
+      </w:tblGrid>
+      <w:tr>
+        <w:trPr>
+          <w:tblHeader w:val="true"/>
+        </w:trPr>
+        <w:tc>
+          <w:tcPr/>
+          <w:p>
+            <w:pPr>
+              <w:pStyle w:val="Compact"/>
+              <w:jc w:val="left"/>
+            </w:pPr>
+            <w:r>
+              <w:t xml:space="preserve">Что вы заметили</w:t>
+            </w:r>
+          </w:p>
+        </w:tc>
+        <w:tc>
+          <w:tcPr/>
+          <w:p>
+            <w:pPr>
+              <w:pStyle w:val="Compact"/>
+              <w:jc w:val="left"/>
+            </w:pPr>
+            <w:r>
+              <w:t xml:space="preserve">Где читать</w:t>
+            </w:r>
+          </w:p>
+        </w:tc>
+        <w:tc>
+          <w:tcPr/>
+          <w:p>
+            <w:pPr>
+              <w:pStyle w:val="Compact"/>
+              <w:jc w:val="left"/>
+            </w:pPr>
+            <w:r>
+              <w:t xml:space="preserve">Позвонить врачу раньше приёма</w:t>
+            </w:r>
+          </w:p>
+        </w:tc>
+        <w:tc>
+          <w:tcPr/>
+          <w:p>
+            <w:pPr>
+              <w:pStyle w:val="Compact"/>
+              <w:jc w:val="left"/>
+            </w:pPr>
+            <w:r>
+              <w:t xml:space="preserve">Срочно — Раздел 0</w:t>
+            </w:r>
+          </w:p>
+        </w:tc>
+      </w:tr>
+      <w:tr>
+        <w:tc>
+          <w:tcPr/>
+          <w:p>
+            <w:pPr>
+              <w:pStyle w:val="Compact"/>
+              <w:jc w:val="left"/>
+            </w:pPr>
+            <w:r>
+              <w:t xml:space="preserve">Бессонница, плохой сон</w:t>
+            </w:r>
+          </w:p>
+        </w:tc>
+        <w:tc>
+          <w:tcPr/>
+          <w:p>
+            <w:pPr>
+              <w:pStyle w:val="Compact"/>
+              <w:jc w:val="left"/>
+            </w:pPr>
+            <w:r>
+              <w:t xml:space="preserve">Тема 2, разделы 2.2 и 2.5</w:t>
+            </w:r>
+          </w:p>
+        </w:tc>
+        <w:tc>
+          <w:tcPr/>
+          <w:p>
+            <w:pPr>
+              <w:pStyle w:val="Compact"/>
+              <w:jc w:val="left"/>
+            </w:pPr>
+            <w:r>
+              <w:t xml:space="preserve">—</w:t>
+            </w:r>
+          </w:p>
+        </w:tc>
+        <w:tc>
+          <w:tcPr/>
+          <w:p>
+            <w:pPr>
+              <w:pStyle w:val="Compact"/>
+              <w:jc w:val="left"/>
+            </w:pPr>
+            <w:r>
+              <w:t xml:space="preserve">—</w:t>
+            </w:r>
+          </w:p>
+        </w:tc>
+      </w:tr>
+      <w:tr>
+        <w:tc>
+          <w:tcPr/>
+          <w:p>
+            <w:pPr>
+              <w:pStyle w:val="Compact"/>
+              <w:jc w:val="left"/>
+            </w:pPr>
+            <w:r>
+              <w:t xml:space="preserve">Дневная сонливость, засыпание за рулём или во время разговора</w:t>
+            </w:r>
+          </w:p>
+        </w:tc>
+        <w:tc>
+          <w:tcPr/>
+          <w:p>
+            <w:pPr>
+              <w:pStyle w:val="Compact"/>
+              <w:jc w:val="left"/>
+            </w:pPr>
+            <w:r>
+              <w:t xml:space="preserve">Тема 2, раздел 2.1</w:t>
+            </w:r>
+          </w:p>
+        </w:tc>
+        <w:tc>
+          <w:tcPr/>
+          <w:p>
+            <w:pPr>
+              <w:pStyle w:val="Compact"/>
+              <w:jc w:val="left"/>
+            </w:pPr>
+            <w:r>
+              <w:t xml:space="preserve">—</w:t>
+            </w:r>
+          </w:p>
+        </w:tc>
+        <w:tc>
+          <w:tcPr/>
+          <w:p>
+            <w:pPr>
+              <w:pStyle w:val="Compact"/>
+              <w:jc w:val="left"/>
+            </w:pPr>
+            <w:r>
+              <w:t xml:space="preserve">—</w:t>
+            </w:r>
+          </w:p>
+        </w:tc>
+      </w:tr>
+      <w:tr>
+        <w:tc>
+          <w:tcPr/>
+          <w:p>
+            <w:pPr>
+              <w:pStyle w:val="Compact"/>
+              <w:jc w:val="left"/>
+            </w:pPr>
+            <w:r>
+              <w:t xml:space="preserve">Настроение сниженное, ничего не радует</w:t>
+            </w:r>
+          </w:p>
+        </w:tc>
+        <w:tc>
+          <w:tcPr/>
+          <w:p>
+            <w:pPr>
+              <w:pStyle w:val="Compact"/>
+              <w:jc w:val="left"/>
+            </w:pPr>
+            <w:r>
+              <w:t xml:space="preserve">Тема 10, раздел 10.5</w:t>
+            </w:r>
+          </w:p>
+        </w:tc>
+        <w:tc>
+          <w:tcPr/>
+          <w:p>
+            <w:pPr>
+              <w:pStyle w:val="Compact"/>
+              <w:jc w:val="left"/>
+            </w:pPr>
+            <w:r>
+              <w:t xml:space="preserve">—</w:t>
+            </w:r>
+          </w:p>
+        </w:tc>
+        <w:tc>
+          <w:tcPr/>
+          <w:p>
+            <w:pPr>
+              <w:pStyle w:val="Compact"/>
+              <w:jc w:val="left"/>
+            </w:pPr>
+            <w:r>
+              <w:t xml:space="preserve">—</w:t>
+            </w:r>
+          </w:p>
+        </w:tc>
+      </w:tr>
+      <w:tr>
+        <w:tc>
+          <w:tcPr/>
+          <w:p>
+            <w:pPr>
+              <w:pStyle w:val="Compact"/>
+              <w:jc w:val="left"/>
+            </w:pPr>
+            <w:r>
+              <w:t xml:space="preserve">Тревога, навязчивые мысли</w:t>
+            </w:r>
+          </w:p>
+        </w:tc>
+        <w:tc>
+          <w:tcPr/>
+          <w:p>
+            <w:pPr>
+              <w:pStyle w:val="Compact"/>
+              <w:jc w:val="left"/>
+            </w:pPr>
+            <w:r>
+              <w:t xml:space="preserve">Тема 10, раздел 10.4</w:t>
+            </w:r>
+          </w:p>
+        </w:tc>
+        <w:tc>
+          <w:tcPr/>
+          <w:p>
+            <w:pPr>
+              <w:pStyle w:val="Compact"/>
+              <w:jc w:val="left"/>
+            </w:pPr>
+            <w:r>
+              <w:t xml:space="preserve">—</w:t>
+            </w:r>
+          </w:p>
+        </w:tc>
+        <w:tc>
+          <w:tcPr/>
+          <w:p>
+            <w:pPr>
+              <w:pStyle w:val="Compact"/>
+              <w:jc w:val="left"/>
+            </w:pPr>
+            <w:r>
+              <w:t xml:space="preserve">—</w:t>
+            </w:r>
+          </w:p>
+        </w:tc>
+      </w:tr>
+      <w:tr>
+        <w:tc>
+          <w:tcPr/>
+          <w:p>
+            <w:pPr>
+              <w:pStyle w:val="Compact"/>
+              <w:jc w:val="left"/>
+            </w:pPr>
+            <w:r>
+              <w:t xml:space="preserve">Мысли о самоубийстве, о вреде себе или ребёнку</w:t>
+            </w:r>
+          </w:p>
+        </w:tc>
+        <w:tc>
+          <w:tcPr/>
+          <w:p>
+            <w:pPr>
+              <w:pStyle w:val="Compact"/>
+              <w:jc w:val="left"/>
+            </w:pPr>
+            <w:r>
+              <w:t xml:space="preserve">Тема 10, раздел 10.14</w:t>
+            </w:r>
+          </w:p>
+        </w:tc>
+        <w:tc>
+          <w:tcPr/>
+          <w:p>
+            <w:pPr>
+              <w:pStyle w:val="Compact"/>
+              <w:jc w:val="left"/>
+            </w:pPr>
+            <w:r>
+              <w:t xml:space="preserve">—</w:t>
+            </w:r>
+          </w:p>
+        </w:tc>
+        <w:tc>
+          <w:tcPr/>
+          <w:p>
+            <w:pPr>
+              <w:pStyle w:val="Compact"/>
+              <w:jc w:val="left"/>
+            </w:pPr>
+            <w:r>
+              <w:t xml:space="preserve">сразу — 0.17</w:t>
+            </w:r>
+          </w:p>
+        </w:tc>
+      </w:tr>
+    </w:tbl>
+    <w:p>
+      <w:pPr>
+        <w:pStyle w:val="BodyText"/>
+      </w:pPr>
+      <w:r>
+        <w:rPr>
+          <w:bCs/>
+          <w:b/>
+        </w:rPr>
+        <w:t xml:space="preserve">Зубы и дёсны</w:t>
+      </w:r>
+    </w:p>
+    <w:tbl>
+      <w:tblPr>
+        <w:tblStyle w:val="Table"/>
+        <w:tblW w:type="pct" w:w="5000"/>
+        <w:tblLook w:firstRow="1" w:lastRow="0" w:firstColumn="0" w:lastColumn="0" w:noHBand="0" w:noVBand="0" w:val="0020"/>
+        <w:jc w:val="start"/>
+      </w:tblPr>
+      <w:tblGrid>
+        <w:gridCol w:w="1980"/>
+        <w:gridCol w:w="1980"/>
+        <w:gridCol w:w="1980"/>
+        <w:gridCol w:w="1980"/>
+      </w:tblGrid>
+      <w:tr>
+        <w:trPr>
+          <w:tblHeader w:val="true"/>
+        </w:trPr>
+        <w:tc>
+          <w:tcPr/>
+          <w:p>
+            <w:pPr>
+              <w:pStyle w:val="Compact"/>
+              <w:jc w:val="left"/>
+            </w:pPr>
+            <w:r>
+              <w:t xml:space="preserve">Что вы заметили</w:t>
+            </w:r>
+          </w:p>
+        </w:tc>
+        <w:tc>
+          <w:tcPr/>
+          <w:p>
+            <w:pPr>
+              <w:pStyle w:val="Compact"/>
+              <w:jc w:val="left"/>
+            </w:pPr>
+            <w:r>
+              <w:t xml:space="preserve">Где читать</w:t>
+            </w:r>
+          </w:p>
+        </w:tc>
+        <w:tc>
+          <w:tcPr/>
+          <w:p>
+            <w:pPr>
+              <w:pStyle w:val="Compact"/>
+              <w:jc w:val="left"/>
+            </w:pPr>
+            <w:r>
+              <w:t xml:space="preserve">Позвонить врачу раньше приёма</w:t>
+            </w:r>
+          </w:p>
+        </w:tc>
+        <w:tc>
+          <w:tcPr/>
+          <w:p>
+            <w:pPr>
+              <w:pStyle w:val="Compact"/>
+              <w:jc w:val="left"/>
+            </w:pPr>
+            <w:r>
+              <w:t xml:space="preserve">Срочно — Раздел 0</w:t>
+            </w:r>
+          </w:p>
+        </w:tc>
+      </w:tr>
+      <w:tr>
+        <w:tc>
+          <w:tcPr/>
+          <w:p>
+            <w:pPr>
+              <w:pStyle w:val="Compact"/>
+              <w:jc w:val="left"/>
+            </w:pPr>
+            <w:r>
+              <w:t xml:space="preserve">Дёсны кровоточат</w:t>
+            </w:r>
+          </w:p>
+        </w:tc>
+        <w:tc>
+          <w:tcPr/>
+          <w:p>
+            <w:pPr>
+              <w:pStyle w:val="Compact"/>
+              <w:jc w:val="left"/>
+            </w:pPr>
+            <w:r>
+              <w:t xml:space="preserve">Тема 6, раздел 6.1</w:t>
+            </w:r>
+          </w:p>
+        </w:tc>
+        <w:tc>
+          <w:tcPr/>
+          <w:p>
+            <w:pPr>
+              <w:pStyle w:val="Compact"/>
+              <w:jc w:val="left"/>
+            </w:pPr>
+            <w:r>
+              <w:t xml:space="preserve">—</w:t>
+            </w:r>
+          </w:p>
+        </w:tc>
+        <w:tc>
+          <w:tcPr/>
+          <w:p>
+            <w:pPr>
+              <w:pStyle w:val="Compact"/>
+              <w:jc w:val="left"/>
+            </w:pPr>
+            <w:r>
+              <w:t xml:space="preserve">—</w:t>
+            </w:r>
+          </w:p>
+        </w:tc>
+      </w:tr>
+      <w:tr>
+        <w:tc>
+          <w:tcPr/>
+          <w:p>
+            <w:pPr>
+              <w:pStyle w:val="Compact"/>
+              <w:jc w:val="left"/>
+            </w:pPr>
+            <w:r>
+              <w:t xml:space="preserve">Новообразование на десне, подвижный зуб</w:t>
+            </w:r>
+          </w:p>
+        </w:tc>
+        <w:tc>
+          <w:tcPr/>
+          <w:p>
+            <w:pPr>
+              <w:pStyle w:val="Compact"/>
+              <w:jc w:val="left"/>
+            </w:pPr>
+            <w:r>
+              <w:t xml:space="preserve">Тема 6, раздел 6.8</w:t>
+            </w:r>
+          </w:p>
+        </w:tc>
+        <w:tc>
+          <w:tcPr/>
+          <w:p>
+            <w:pPr>
+              <w:pStyle w:val="Compact"/>
+              <w:jc w:val="left"/>
+            </w:pPr>
+            <w:r>
+              <w:t xml:space="preserve">—</w:t>
+            </w:r>
+          </w:p>
+        </w:tc>
+        <w:tc>
+          <w:tcPr/>
+          <w:p>
+            <w:pPr>
+              <w:pStyle w:val="Compact"/>
+              <w:jc w:val="left"/>
+            </w:pPr>
+            <w:r>
+              <w:t xml:space="preserve">—</w:t>
+            </w:r>
+          </w:p>
+        </w:tc>
+      </w:tr>
+      <w:tr>
+        <w:tc>
+          <w:tcPr/>
+          <w:p>
+            <w:pPr>
+              <w:pStyle w:val="Compact"/>
+              <w:jc w:val="left"/>
+            </w:pPr>
+            <w:r>
+              <w:t xml:space="preserve">Зубная боль, отёк щеки или десны</w:t>
+            </w:r>
+          </w:p>
+        </w:tc>
+        <w:tc>
+          <w:tcPr/>
+          <w:p>
+            <w:pPr>
+              <w:pStyle w:val="Compact"/>
+              <w:jc w:val="left"/>
+            </w:pPr>
+            <w:r>
+              <w:t xml:space="preserve">Тема 6, раздел 6.9</w:t>
+            </w:r>
+          </w:p>
+        </w:tc>
+        <w:tc>
+          <w:tcPr/>
+          <w:p>
+            <w:pPr>
+              <w:pStyle w:val="Compact"/>
+              <w:jc w:val="left"/>
+            </w:pPr>
+            <w:r>
+              <w:t xml:space="preserve">сегодня же, к дежурному стоматологу, — если трудно открыть рот, больно глотать</w:t>
+            </w:r>
+          </w:p>
+        </w:tc>
+        <w:tc>
+          <w:tcPr/>
+          <w:p>
+            <w:pPr>
+              <w:pStyle w:val="Compact"/>
+              <w:jc w:val="left"/>
+            </w:pPr>
+            <w:r>
+              <w:t xml:space="preserve">если отёк лица, трудно дышать или глотать — в отделение неотложной помощи (Тема 6, раздел 6.9)</w:t>
+            </w:r>
+          </w:p>
+        </w:tc>
+      </w:tr>
+    </w:tbl>
+    <w:p>
+      <w:pPr>
+        <w:pStyle w:val="BodyText"/>
+      </w:pPr>
+      <w:r>
+        <w:rPr>
+          <w:bCs/>
+          <w:b/>
+        </w:rPr>
+        <w:t xml:space="preserve">Ребёнок</w:t>
+      </w:r>
+    </w:p>
+    <w:tbl>
+      <w:tblPr>
+        <w:tblStyle w:val="Table"/>
+        <w:tblW w:type="pct" w:w="5000"/>
+        <w:tblLook w:firstRow="1" w:lastRow="0" w:firstColumn="0" w:lastColumn="0" w:noHBand="0" w:noVBand="0" w:val="0020"/>
+        <w:jc w:val="start"/>
+      </w:tblPr>
+      <w:tblGrid>
+        <w:gridCol w:w="1980"/>
+        <w:gridCol w:w="1980"/>
+        <w:gridCol w:w="1980"/>
+        <w:gridCol w:w="1980"/>
+      </w:tblGrid>
+      <w:tr>
+        <w:trPr>
+          <w:tblHeader w:val="true"/>
+        </w:trPr>
+        <w:tc>
+          <w:tcPr/>
+          <w:p>
+            <w:pPr>
+              <w:pStyle w:val="Compact"/>
+              <w:jc w:val="left"/>
+            </w:pPr>
+            <w:r>
+              <w:t xml:space="preserve">Что вы заметили</w:t>
+            </w:r>
+          </w:p>
+        </w:tc>
+        <w:tc>
+          <w:tcPr/>
+          <w:p>
+            <w:pPr>
+              <w:pStyle w:val="Compact"/>
+              <w:jc w:val="left"/>
+            </w:pPr>
+            <w:r>
+              <w:t xml:space="preserve">Где читать</w:t>
+            </w:r>
+          </w:p>
+        </w:tc>
+        <w:tc>
+          <w:tcPr/>
+          <w:p>
+            <w:pPr>
+              <w:pStyle w:val="Compact"/>
+              <w:jc w:val="left"/>
+            </w:pPr>
+            <w:r>
+              <w:t xml:space="preserve">Позвонить врачу раньше приёма</w:t>
+            </w:r>
+          </w:p>
+        </w:tc>
+        <w:tc>
+          <w:tcPr/>
+          <w:p>
+            <w:pPr>
+              <w:pStyle w:val="Compact"/>
+              <w:jc w:val="left"/>
+            </w:pPr>
+            <w:r>
+              <w:t xml:space="preserve">Срочно — Раздел 0</w:t>
+            </w:r>
+          </w:p>
+        </w:tc>
+      </w:tr>
+      <w:tr>
+        <w:tc>
+          <w:tcPr/>
+          <w:p>
+            <w:pPr>
+              <w:pStyle w:val="Compact"/>
+              <w:jc w:val="left"/>
+            </w:pPr>
+            <w:r>
+              <w:t xml:space="preserve">Шевеления реже, слабее или не такие, как обычно</w:t>
+            </w:r>
+          </w:p>
+        </w:tc>
+        <w:tc>
+          <w:tcPr/>
+          <w:p>
+            <w:pPr>
+              <w:pStyle w:val="Compact"/>
+              <w:jc w:val="left"/>
+            </w:pPr>
+            <w:r>
+              <w:t xml:space="preserve">Тема 11, раздел 11.2</w:t>
+            </w:r>
+          </w:p>
+        </w:tc>
+        <w:tc>
+          <w:tcPr/>
+          <w:p>
+            <w:pPr>
+              <w:pStyle w:val="Compact"/>
+              <w:jc w:val="left"/>
+            </w:pPr>
+            <w:r>
+              <w:t xml:space="preserve">в тот же день — если после проверки шевелений их 6 и больше, но ощущение, что ребёнок двигается не как обычно, не проходит</w:t>
+            </w:r>
+          </w:p>
+        </w:tc>
+        <w:tc>
+          <w:tcPr/>
+          <w:p>
+            <w:pPr>
+              <w:pStyle w:val="Compact"/>
+              <w:jc w:val="left"/>
+            </w:pPr>
+            <w:r>
+              <w:t xml:space="preserve">сразу — 0.9</w:t>
+            </w:r>
+          </w:p>
+        </w:tc>
+      </w:tr>
+    </w:tbl>
+    <w:p>
+      <w:pPr>
+        <w:pStyle w:val="BodyText"/>
+      </w:pPr>
+      <w:r>
+        <w:rPr>
+          <w:bCs/>
+          <w:b/>
+        </w:rPr>
+        <w:t xml:space="preserve">Анализы и обследования</w:t>
+      </w:r>
+    </w:p>
+    <w:tbl>
+      <w:tblPr>
+        <w:tblStyle w:val="Table"/>
+        <w:tblW w:type="pct" w:w="5000"/>
+        <w:tblLook w:firstRow="1" w:lastRow="0" w:firstColumn="0" w:lastColumn="0" w:noHBand="0" w:noVBand="0" w:val="0020"/>
+        <w:jc w:val="start"/>
+      </w:tblPr>
+      <w:tblGrid>
+        <w:gridCol w:w="1980"/>
+        <w:gridCol w:w="1980"/>
+        <w:gridCol w:w="1980"/>
+        <w:gridCol w:w="1980"/>
+      </w:tblGrid>
+      <w:tr>
+        <w:trPr>
+          <w:tblHeader w:val="true"/>
+        </w:trPr>
+        <w:tc>
+          <w:tcPr/>
+          <w:p>
+            <w:pPr>
+              <w:pStyle w:val="Compact"/>
+              <w:jc w:val="left"/>
+            </w:pPr>
+            <w:r>
+              <w:t xml:space="preserve">Что вы заметили</w:t>
+            </w:r>
+          </w:p>
+        </w:tc>
+        <w:tc>
+          <w:tcPr/>
+          <w:p>
+            <w:pPr>
+              <w:pStyle w:val="Compact"/>
+              <w:jc w:val="left"/>
+            </w:pPr>
+            <w:r>
+              <w:t xml:space="preserve">Где читать</w:t>
+            </w:r>
+          </w:p>
+        </w:tc>
+        <w:tc>
+          <w:tcPr/>
+          <w:p>
+            <w:pPr>
+              <w:pStyle w:val="Compact"/>
+              <w:jc w:val="left"/>
+            </w:pPr>
+            <w:r>
+              <w:t xml:space="preserve">Позвонить врачу раньше приёма</w:t>
+            </w:r>
+          </w:p>
+        </w:tc>
+        <w:tc>
+          <w:tcPr/>
+          <w:p>
+            <w:pPr>
+              <w:pStyle w:val="Compact"/>
+              <w:jc w:val="left"/>
+            </w:pPr>
+            <w:r>
+              <w:t xml:space="preserve">Срочно — Раздел 0</w:t>
+            </w:r>
+          </w:p>
+        </w:tc>
+      </w:tr>
+      <w:tr>
+        <w:tc>
+          <w:tcPr/>
+          <w:p>
+            <w:pPr>
+              <w:pStyle w:val="Compact"/>
+              <w:jc w:val="left"/>
+            </w:pPr>
+            <w:r>
+              <w:t xml:space="preserve">Непонятный или тревожный результат анализа или УЗИ</w:t>
+            </w:r>
+          </w:p>
+        </w:tc>
+        <w:tc>
+          <w:tcPr/>
+          <w:p>
+            <w:pPr>
+              <w:pStyle w:val="Compact"/>
+              <w:jc w:val="left"/>
+            </w:pPr>
+            <w:r>
+              <w:t xml:space="preserve">Приложение 3; Ориентационный раздел, разделы 3 и 6; положительный анализ на антитела (IgM, IgG) — Тема 9, раздел 9.18</w:t>
+            </w:r>
+          </w:p>
+        </w:tc>
+        <w:tc>
+          <w:tcPr/>
+          <w:p>
+            <w:pPr>
+              <w:pStyle w:val="Compact"/>
+              <w:jc w:val="left"/>
+            </w:pPr>
+            <w:r>
+              <w:t xml:space="preserve">—</w:t>
+            </w:r>
+          </w:p>
+        </w:tc>
+        <w:tc>
+          <w:tcPr/>
+          <w:p>
+            <w:pPr>
+              <w:pStyle w:val="Compact"/>
+              <w:jc w:val="left"/>
+            </w:pPr>
+            <w:r>
+              <w:t xml:space="preserve">если вместе с результатом появились признаки из этой таблицы со ссылкой на Раздел 0 — по Разделу 0</w:t>
+            </w:r>
+          </w:p>
+        </w:tc>
+      </w:tr>
+    </w:tbl>
+    <w:p>
+      <w:pPr>
+        <w:pStyle w:val="BodyText"/>
+      </w:pPr>
+      <w:r>
+        <w:t xml:space="preserve">Если того, что вы заметили, в таблице нет: новый сильный, нарастающий или сильно тревожащий симптом — повод связаться с врачом раньше планового приёма, а при резком ухудшении — обратиться срочно (Тема 11, разделы 11.6 и 11.7).</w:t>
+      </w:r>
+    </w:p>
+    <w:bookmarkEnd w:id="21"/>
+    <w:bookmarkStart w:id="22" w:name="что-случилось-или-предстоит"/>
+    <w:p>
+      <w:pPr>
+        <w:pStyle w:val="Heading3"/>
+      </w:pPr>
+      <w:r>
+        <w:t xml:space="preserve">Что случилось или предстоит</w:t>
+      </w:r>
+    </w:p>
+    <w:tbl>
+      <w:tblPr>
+        <w:tblStyle w:val="Table"/>
+        <w:tblW w:type="pct" w:w="5000"/>
+        <w:tblLook w:firstRow="1" w:lastRow="0" w:firstColumn="0" w:lastColumn="0" w:noHBand="0" w:noVBand="0" w:val="0020"/>
+        <w:jc w:val="start"/>
+      </w:tblPr>
+      <w:tblGrid>
+        <w:gridCol w:w="1980"/>
+        <w:gridCol w:w="1980"/>
+        <w:gridCol w:w="1980"/>
+        <w:gridCol w:w="1980"/>
+      </w:tblGrid>
+      <w:tr>
+        <w:trPr>
+          <w:tblHeader w:val="true"/>
+        </w:trPr>
+        <w:tc>
+          <w:tcPr/>
+          <w:p>
+            <w:pPr>
+              <w:pStyle w:val="Compact"/>
+              <w:jc w:val="left"/>
+            </w:pPr>
+            <w:r>
+              <w:t xml:space="preserve">Что случилось или предстоит</w:t>
+            </w:r>
+          </w:p>
+        </w:tc>
+        <w:tc>
+          <w:tcPr/>
+          <w:p>
+            <w:pPr>
+              <w:pStyle w:val="Compact"/>
+              <w:jc w:val="left"/>
+            </w:pPr>
+            <w:r>
+              <w:t xml:space="preserve">Где читать</w:t>
+            </w:r>
+          </w:p>
+        </w:tc>
+        <w:tc>
+          <w:tcPr/>
+          <w:p>
+            <w:pPr>
+              <w:pStyle w:val="Compact"/>
+              <w:jc w:val="left"/>
+            </w:pPr>
+            <w:r>
+              <w:t xml:space="preserve">Позвонить врачу раньше приёма</w:t>
+            </w:r>
+          </w:p>
+        </w:tc>
+        <w:tc>
+          <w:tcPr/>
+          <w:p>
+            <w:pPr>
+              <w:pStyle w:val="Compact"/>
+              <w:jc w:val="left"/>
+            </w:pPr>
+            <w:r>
+              <w:t xml:space="preserve">Срочно — Раздел 0</w:t>
+            </w:r>
+          </w:p>
+        </w:tc>
+      </w:tr>
+      <w:tr>
+        <w:tc>
+          <w:tcPr/>
+          <w:p>
+            <w:pPr>
+              <w:pStyle w:val="Compact"/>
+              <w:jc w:val="left"/>
+            </w:pPr>
+            <w:r>
+              <w:t xml:space="preserve">Я приняла лекарство и не уверена, можно ли его при беременности</w:t>
+            </w:r>
+          </w:p>
+        </w:tc>
+        <w:tc>
+          <w:tcPr/>
+          <w:p>
+            <w:pPr>
+              <w:pStyle w:val="Compact"/>
+              <w:jc w:val="left"/>
+            </w:pPr>
+            <w:r>
+              <w:t xml:space="preserve">Тема 7, раздел 7.16; Приложение 5</w:t>
+            </w:r>
+          </w:p>
+        </w:tc>
+        <w:tc>
+          <w:tcPr/>
+          <w:p>
+            <w:pPr>
+              <w:pStyle w:val="Compact"/>
+              <w:jc w:val="left"/>
+            </w:pPr>
+            <w:r>
+              <w:t xml:space="preserve">да, в рабочее время ближайшего дня</w:t>
+            </w:r>
+          </w:p>
+        </w:tc>
+        <w:tc>
+          <w:tcPr/>
+          <w:p>
+            <w:pPr>
+              <w:pStyle w:val="Compact"/>
+              <w:jc w:val="left"/>
+            </w:pPr>
+            <w:r>
+              <w:t xml:space="preserve">если боль в животе, кровянистые выделения, резкое ухудшение — 0.2, 0.4, 0.19; приняла слишком много таблеток — 0.16</w:t>
+            </w:r>
+          </w:p>
+        </w:tc>
+      </w:tr>
+      <w:tr>
+        <w:tc>
+          <w:tcPr/>
+          <w:p>
+            <w:pPr>
+              <w:pStyle w:val="Compact"/>
+              <w:jc w:val="left"/>
+            </w:pPr>
+            <w:r>
+              <w:t xml:space="preserve">Мне назначили новый препарат</w:t>
+            </w:r>
+          </w:p>
+        </w:tc>
+        <w:tc>
+          <w:tcPr/>
+          <w:p>
+            <w:pPr>
+              <w:pStyle w:val="Compact"/>
+              <w:jc w:val="left"/>
+            </w:pPr>
+            <w:r>
+              <w:t xml:space="preserve">Тема 7, разделы 7.1 и 7.17; Приложение 5</w:t>
+            </w:r>
+          </w:p>
+        </w:tc>
+        <w:tc>
+          <w:tcPr/>
+          <w:p>
+            <w:pPr>
+              <w:pStyle w:val="Compact"/>
+              <w:jc w:val="left"/>
+            </w:pPr>
+            <w:r>
+              <w:t xml:space="preserve">—</w:t>
+            </w:r>
+          </w:p>
+        </w:tc>
+        <w:tc>
+          <w:tcPr/>
+          <w:p>
+            <w:pPr>
+              <w:pStyle w:val="Compact"/>
+              <w:jc w:val="left"/>
+            </w:pPr>
+            <w:r>
+              <w:t xml:space="preserve">—</w:t>
+            </w:r>
+          </w:p>
+        </w:tc>
+      </w:tr>
+      <w:tr>
+        <w:tc>
+          <w:tcPr/>
+          <w:p>
+            <w:pPr>
+              <w:pStyle w:val="Compact"/>
+              <w:jc w:val="left"/>
+            </w:pPr>
+            <w:r>
+              <w:t xml:space="preserve">Я принимаю лекарство, начатое до беременности</w:t>
+            </w:r>
+          </w:p>
+        </w:tc>
+        <w:tc>
+          <w:tcPr/>
+          <w:p>
+            <w:pPr>
+              <w:pStyle w:val="Compact"/>
+              <w:jc w:val="left"/>
+            </w:pPr>
+            <w:r>
+              <w:t xml:space="preserve">Тема 7, раздел 7.5</w:t>
+            </w:r>
+          </w:p>
+        </w:tc>
+        <w:tc>
+          <w:tcPr/>
+          <w:p>
+            <w:pPr>
+              <w:pStyle w:val="Compact"/>
+              <w:jc w:val="left"/>
+            </w:pPr>
+            <w:r>
+              <w:t xml:space="preserve">—</w:t>
+            </w:r>
+          </w:p>
+        </w:tc>
+        <w:tc>
+          <w:tcPr/>
+          <w:p>
+            <w:pPr>
+              <w:pStyle w:val="Compact"/>
+              <w:jc w:val="left"/>
+            </w:pPr>
+            <w:r>
+              <w:t xml:space="preserve">—</w:t>
+            </w:r>
+          </w:p>
+        </w:tc>
+      </w:tr>
+      <w:tr>
+        <w:tc>
+          <w:tcPr/>
+          <w:p>
+            <w:pPr>
+              <w:pStyle w:val="Compact"/>
+              <w:jc w:val="left"/>
+            </w:pPr>
+            <w:r>
+              <w:t xml:space="preserve">Я выпила алкоголь до того, как узнала о беременности</w:t>
+            </w:r>
+          </w:p>
+        </w:tc>
+        <w:tc>
+          <w:tcPr/>
+          <w:p>
+            <w:pPr>
+              <w:pStyle w:val="Compact"/>
+              <w:jc w:val="left"/>
+            </w:pPr>
+            <w:r>
+              <w:t xml:space="preserve">Тема 8, раздел 8.1</w:t>
+            </w:r>
+          </w:p>
+        </w:tc>
+        <w:tc>
+          <w:tcPr/>
+          <w:p>
+            <w:pPr>
+              <w:pStyle w:val="Compact"/>
+              <w:jc w:val="left"/>
+            </w:pPr>
+            <w:r>
+              <w:t xml:space="preserve">—</w:t>
+            </w:r>
+          </w:p>
+        </w:tc>
+        <w:tc>
+          <w:tcPr/>
+          <w:p>
+            <w:pPr>
+              <w:pStyle w:val="Compact"/>
+              <w:jc w:val="left"/>
+            </w:pPr>
+            <w:r>
+              <w:t xml:space="preserve">—</w:t>
+            </w:r>
+          </w:p>
+        </w:tc>
+      </w:tr>
+      <w:tr>
+        <w:tc>
+          <w:tcPr/>
+          <w:p>
+            <w:pPr>
+              <w:pStyle w:val="Compact"/>
+              <w:jc w:val="left"/>
+            </w:pPr>
+            <w:r>
+              <w:t xml:space="preserve">Я надышалась дымом, краской, бытовой химией</w:t>
+            </w:r>
+          </w:p>
+        </w:tc>
+        <w:tc>
+          <w:tcPr/>
+          <w:p>
+            <w:pPr>
+              <w:pStyle w:val="Compact"/>
+              <w:jc w:val="left"/>
+            </w:pPr>
+            <w:r>
+              <w:t xml:space="preserve">Тема 8, разделы 8.3, 8.7 и 8.8</w:t>
+            </w:r>
+          </w:p>
+        </w:tc>
+        <w:tc>
+          <w:tcPr/>
+          <w:p>
+            <w:pPr>
+              <w:pStyle w:val="Compact"/>
+              <w:jc w:val="left"/>
+            </w:pPr>
+            <w:r>
+              <w:t xml:space="preserve">—</w:t>
+            </w:r>
+          </w:p>
+        </w:tc>
+        <w:tc>
+          <w:tcPr/>
+          <w:p>
+            <w:pPr>
+              <w:pStyle w:val="Compact"/>
+              <w:jc w:val="left"/>
+            </w:pPr>
+            <w:r>
+              <w:t xml:space="preserve">если головная боль, тошнота, спутанность у вас или у других рядом (возможен угарный газ) — 0.15</w:t>
+            </w:r>
+          </w:p>
+        </w:tc>
+      </w:tr>
+      <w:tr>
+        <w:tc>
+          <w:tcPr/>
+          <w:p>
+            <w:pPr>
+              <w:pStyle w:val="Compact"/>
+              <w:jc w:val="left"/>
+            </w:pPr>
+            <w:r>
+              <w:t xml:space="preserve">Я контактировала с заболевшим человеком; у ребёнка в семье сыпь; в детском саду или школе вспышка инфекции</w:t>
+            </w:r>
+          </w:p>
+        </w:tc>
+        <w:tc>
+          <w:tcPr/>
+          <w:p>
+            <w:pPr>
+              <w:pStyle w:val="Compact"/>
+              <w:jc w:val="left"/>
+            </w:pPr>
+            <w:r>
+              <w:t xml:space="preserve">Тема 9, разделы 9.2, 9.9 и 9.10</w:t>
+            </w:r>
+          </w:p>
+        </w:tc>
+        <w:tc>
+          <w:tcPr/>
+          <w:p>
+            <w:pPr>
+              <w:pStyle w:val="Compact"/>
+              <w:jc w:val="left"/>
+            </w:pPr>
+            <w:r>
+              <w:t xml:space="preserve">да; что сказать и как быстро — Тема 9, раздел 9.9</w:t>
+            </w:r>
+          </w:p>
+        </w:tc>
+        <w:tc>
+          <w:tcPr/>
+          <w:p>
+            <w:pPr>
+              <w:pStyle w:val="Compact"/>
+              <w:jc w:val="left"/>
+            </w:pPr>
+            <w:r>
+              <w:t xml:space="preserve">—</w:t>
+            </w:r>
+          </w:p>
+        </w:tc>
+      </w:tr>
+      <w:tr>
+        <w:tc>
+          <w:tcPr/>
+          <w:p>
+            <w:pPr>
+              <w:pStyle w:val="Compact"/>
+              <w:jc w:val="left"/>
+            </w:pPr>
+            <w:r>
+              <w:t xml:space="preserve">Меня укусил клещ</w:t>
+            </w:r>
+          </w:p>
+        </w:tc>
+        <w:tc>
+          <w:tcPr/>
+          <w:p>
+            <w:pPr>
+              <w:pStyle w:val="Compact"/>
+              <w:jc w:val="left"/>
+            </w:pPr>
+            <w:r>
+              <w:t xml:space="preserve">Тема 9, раздел 9.14</w:t>
+            </w:r>
+          </w:p>
+        </w:tc>
+        <w:tc>
+          <w:tcPr/>
+          <w:p>
+            <w:pPr>
+              <w:pStyle w:val="Compact"/>
+              <w:jc w:val="left"/>
+            </w:pPr>
+            <w:r>
+              <w:t xml:space="preserve">—</w:t>
+            </w:r>
+          </w:p>
+        </w:tc>
+        <w:tc>
+          <w:tcPr/>
+          <w:p>
+            <w:pPr>
+              <w:pStyle w:val="Compact"/>
+              <w:jc w:val="left"/>
+            </w:pPr>
+            <w:r>
+              <w:t xml:space="preserve">сразу — 0.14</w:t>
+            </w:r>
+          </w:p>
+        </w:tc>
+      </w:tr>
+      <w:tr>
+        <w:tc>
+          <w:tcPr/>
+          <w:p>
+            <w:pPr>
+              <w:pStyle w:val="Compact"/>
+              <w:jc w:val="left"/>
+            </w:pPr>
+            <w:r>
+              <w:t xml:space="preserve">Меня укусило животное</w:t>
+            </w:r>
+          </w:p>
+        </w:tc>
+        <w:tc>
+          <w:tcPr/>
+          <w:p>
+            <w:pPr>
+              <w:pStyle w:val="Compact"/>
+              <w:jc w:val="left"/>
+            </w:pPr>
+            <w:r>
+              <w:t xml:space="preserve">Тема 9, раздел 9.14</w:t>
+            </w:r>
+          </w:p>
+        </w:tc>
+        <w:tc>
+          <w:tcPr/>
+          <w:p>
+            <w:pPr>
+              <w:pStyle w:val="Compact"/>
+              <w:jc w:val="left"/>
+            </w:pPr>
+            <w:r>
+              <w:t xml:space="preserve">—</w:t>
+            </w:r>
+          </w:p>
+        </w:tc>
+        <w:tc>
+          <w:tcPr/>
+          <w:p>
+            <w:pPr>
+              <w:pStyle w:val="Compact"/>
+              <w:jc w:val="left"/>
+            </w:pPr>
+            <w:r>
+              <w:t xml:space="preserve">сразу — 0.14</w:t>
+            </w:r>
+          </w:p>
+        </w:tc>
+      </w:tr>
+      <w:tr>
+        <w:tc>
+          <w:tcPr/>
+          <w:p>
+            <w:pPr>
+              <w:pStyle w:val="Compact"/>
+              <w:jc w:val="left"/>
+            </w:pPr>
+            <w:r>
+              <w:t xml:space="preserve">Я упала, ударилась животом, попала в аварию</w:t>
+            </w:r>
+          </w:p>
+        </w:tc>
+        <w:tc>
+          <w:tcPr/>
+          <w:p>
+            <w:pPr>
+              <w:pStyle w:val="Compact"/>
+              <w:jc w:val="left"/>
+            </w:pPr>
+            <w:r>
+              <w:t xml:space="preserve">Тема 8, раздел 8.16</w:t>
+            </w:r>
+          </w:p>
+        </w:tc>
+        <w:tc>
+          <w:tcPr/>
+          <w:p>
+            <w:pPr>
+              <w:pStyle w:val="Compact"/>
+              <w:jc w:val="left"/>
+            </w:pPr>
+            <w:r>
+              <w:t xml:space="preserve">—</w:t>
+            </w:r>
+          </w:p>
+        </w:tc>
+        <w:tc>
+          <w:tcPr/>
+          <w:p>
+            <w:pPr>
+              <w:pStyle w:val="Compact"/>
+              <w:jc w:val="left"/>
+            </w:pPr>
+            <w:r>
+              <w:t xml:space="preserve">сразу — 0.13</w:t>
+            </w:r>
+          </w:p>
+        </w:tc>
+      </w:tr>
+      <w:tr>
+        <w:tc>
+          <w:tcPr/>
+          <w:p>
+            <w:pPr>
+              <w:pStyle w:val="Compact"/>
+              <w:jc w:val="left"/>
+            </w:pPr>
+            <w:r>
+              <w:t xml:space="preserve">Я съела продукт, безопасность которого вызывает сомнения</w:t>
+            </w:r>
+          </w:p>
+        </w:tc>
+        <w:tc>
+          <w:tcPr/>
+          <w:p>
+            <w:pPr>
+              <w:pStyle w:val="Compact"/>
+              <w:jc w:val="left"/>
+            </w:pPr>
+            <w:r>
+              <w:t xml:space="preserve">Тема 1, раздел 1.5; Тема 9, разделы 9.3 и 9.13</w:t>
+            </w:r>
+          </w:p>
+        </w:tc>
+        <w:tc>
+          <w:tcPr/>
+          <w:p>
+            <w:pPr>
+              <w:pStyle w:val="Compact"/>
+              <w:jc w:val="left"/>
+            </w:pPr>
+            <w:r>
+              <w:t xml:space="preserve">если появились температура, рвота, понос</w:t>
+            </w:r>
+          </w:p>
+        </w:tc>
+        <w:tc>
+          <w:tcPr/>
+          <w:p>
+            <w:pPr>
+              <w:pStyle w:val="Compact"/>
+              <w:jc w:val="left"/>
+            </w:pPr>
+            <w:r>
+              <w:t xml:space="preserve">если не удерживается даже вода — 0.12</w:t>
+            </w:r>
+          </w:p>
+        </w:tc>
+      </w:tr>
+      <w:tr>
+        <w:tc>
+          <w:tcPr/>
+          <w:p>
+            <w:pPr>
+              <w:pStyle w:val="Compact"/>
+              <w:jc w:val="left"/>
+            </w:pPr>
+            <w:r>
+              <w:t xml:space="preserve">Мне предстоит поездка: на машине, самолётом, в другую страну</w:t>
+            </w:r>
+          </w:p>
+        </w:tc>
+        <w:tc>
+          <w:tcPr/>
+          <w:p>
+            <w:pPr>
+              <w:pStyle w:val="Compact"/>
+              <w:jc w:val="left"/>
+            </w:pPr>
+            <w:r>
+              <w:t xml:space="preserve">Тема 8, разделы 8.13–8.15; Тема 9, раздел 9.6</w:t>
+            </w:r>
+          </w:p>
+        </w:tc>
+        <w:tc>
+          <w:tcPr/>
+          <w:p>
+            <w:pPr>
+              <w:pStyle w:val="Compact"/>
+              <w:jc w:val="left"/>
+            </w:pPr>
+            <w:r>
+              <w:t xml:space="preserve">—</w:t>
+            </w:r>
+          </w:p>
+        </w:tc>
+        <w:tc>
+          <w:tcPr/>
+          <w:p>
+            <w:pPr>
+              <w:pStyle w:val="Compact"/>
+              <w:jc w:val="left"/>
+            </w:pPr>
+            <w:r>
+              <w:t xml:space="preserve">—</w:t>
+            </w:r>
+          </w:p>
+        </w:tc>
+      </w:tr>
+      <w:tr>
+        <w:tc>
+          <w:tcPr/>
+          <w:p>
+            <w:pPr>
+              <w:pStyle w:val="Compact"/>
+              <w:jc w:val="left"/>
+            </w:pPr>
+            <w:r>
+              <w:t xml:space="preserve">Мне нужно лечить зуб</w:t>
+            </w:r>
+          </w:p>
+        </w:tc>
+        <w:tc>
+          <w:tcPr/>
+          <w:p>
+            <w:pPr>
+              <w:pStyle w:val="Compact"/>
+              <w:jc w:val="left"/>
+            </w:pPr>
+            <w:r>
+              <w:t xml:space="preserve">Тема 6, разделы 6.5–6.7</w:t>
+            </w:r>
+          </w:p>
+        </w:tc>
+        <w:tc>
+          <w:tcPr/>
+          <w:p>
+            <w:pPr>
+              <w:pStyle w:val="Compact"/>
+              <w:jc w:val="left"/>
+            </w:pPr>
+            <w:r>
+              <w:t xml:space="preserve">—</w:t>
+            </w:r>
+          </w:p>
+        </w:tc>
+        <w:tc>
+          <w:tcPr/>
+          <w:p>
+            <w:pPr>
+              <w:pStyle w:val="Compact"/>
+              <w:jc w:val="left"/>
+            </w:pPr>
+            <w:r>
+              <w:t xml:space="preserve">—</w:t>
+            </w:r>
+          </w:p>
+        </w:tc>
+      </w:tr>
+      <w:tr>
+        <w:tc>
+          <w:tcPr/>
+          <w:p>
+            <w:pPr>
+              <w:pStyle w:val="Compact"/>
+              <w:jc w:val="left"/>
+            </w:pPr>
+            <w:r>
+              <w:t xml:space="preserve">Мне предлагают прививку</w:t>
+            </w:r>
+          </w:p>
+        </w:tc>
+        <w:tc>
+          <w:tcPr/>
+          <w:p>
+            <w:pPr>
+              <w:pStyle w:val="Compact"/>
+              <w:jc w:val="left"/>
+            </w:pPr>
+            <w:r>
+              <w:t xml:space="preserve">Тема 9, разделы 9.7 и 9.8</w:t>
+            </w:r>
+          </w:p>
+        </w:tc>
+        <w:tc>
+          <w:tcPr/>
+          <w:p>
+            <w:pPr>
+              <w:pStyle w:val="Compact"/>
+              <w:jc w:val="left"/>
+            </w:pPr>
+            <w:r>
+              <w:t xml:space="preserve">—</w:t>
+            </w:r>
+          </w:p>
+        </w:tc>
+        <w:tc>
+          <w:tcPr/>
+          <w:p>
+            <w:pPr>
+              <w:pStyle w:val="Compact"/>
+              <w:jc w:val="left"/>
+            </w:pPr>
+            <w:r>
+              <w:t xml:space="preserve">—</w:t>
+            </w:r>
+          </w:p>
+        </w:tc>
+      </w:tr>
+      <w:tr>
+        <w:tc>
+          <w:tcPr/>
+          <w:p>
+            <w:pPr>
+              <w:pStyle w:val="Compact"/>
+              <w:jc w:val="left"/>
+            </w:pPr>
+            <w:r>
+              <w:t xml:space="preserve">Я работаю и не знаю, что мне положено</w:t>
+            </w:r>
+          </w:p>
+        </w:tc>
+        <w:tc>
+          <w:tcPr/>
+          <w:p>
+            <w:pPr>
+              <w:pStyle w:val="Compact"/>
+              <w:jc w:val="left"/>
+            </w:pPr>
+            <w:r>
+              <w:t xml:space="preserve">Тема 8, разделы 8.10 и 8.11</w:t>
+            </w:r>
+          </w:p>
+        </w:tc>
+        <w:tc>
+          <w:tcPr/>
+          <w:p>
+            <w:pPr>
+              <w:pStyle w:val="Compact"/>
+              <w:jc w:val="left"/>
+            </w:pPr>
+            <w:r>
+              <w:t xml:space="preserve">—</w:t>
+            </w:r>
+          </w:p>
+        </w:tc>
+        <w:tc>
+          <w:tcPr/>
+          <w:p>
+            <w:pPr>
+              <w:pStyle w:val="Compact"/>
+              <w:jc w:val="left"/>
+            </w:pPr>
+            <w:r>
+              <w:t xml:space="preserve">—</w:t>
+            </w:r>
+          </w:p>
+        </w:tc>
+      </w:tr>
+      <w:tr>
+        <w:tc>
+          <w:tcPr/>
+          <w:p>
+            <w:pPr>
+              <w:pStyle w:val="Compact"/>
+              <w:jc w:val="left"/>
+            </w:pPr>
+            <w:r>
               <w:t xml:space="preserve">Мне небезопасно дома</w:t>
             </w:r>
           </w:p>
@@ -2500,7 +3837,19 @@
               <w:jc w:val="left"/>
             </w:pPr>
             <w:r>
-              <w:t xml:space="preserve">вас бьют или угрожают прямо сейчас — 0.18</w:t>
+              <w:t xml:space="preserve">—</w:t>
+            </w:r>
+          </w:p>
+        </w:tc>
+        <w:tc>
+          <w:tcPr/>
+          <w:p>
+            <w:pPr>
+              <w:pStyle w:val="Compact"/>
+              <w:jc w:val="left"/>
+            </w:pPr>
+            <w:r>
+              <w:t xml:space="preserve">если вас бьют или угрожают прямо сейчас — 0.18</w:t>
             </w:r>
           </w:p>
         </w:tc>
@@ -4412,7 +5761,7 @@
     </w:p>
     <w:bookmarkEnd w:id="56"/>
     <w:bookmarkEnd w:id="57"/>
-    <w:bookmarkStart w:id="65" w:name="клинические-и-научные-источники"/>
+    <w:bookmarkStart w:id="66" w:name="клинические-и-научные-источники"/>
     <w:p>
       <w:pPr>
         <w:pStyle w:val="Heading2"/>
@@ -4426,7 +5775,7 @@
         <w:pStyle w:val="FirstParagraph"/>
       </w:pPr>
       <w:r>
-        <w:t xml:space="preserve">Медицинские сведения приложений взяты из тем книги; источники — в списках этих тем. Ниже — источники того, чего в темах нет: определения форм и условий медицинской помощи (Приложение 3), как проверять информацию и спрашивать ИИ (Приложение 4), ресурсы проверки лекарств (Приложение 5). Подробный разбор ресурсов — отчёт</w:t>
+        <w:t xml:space="preserve">Медицинские сведения приложений взяты из тем книги; источники — в списках этих тем. Ниже — источники того, чего в темах нет: когда ехать в роддом при схватках после 37 недель (Приложение 1), определения форм и условий медицинской помощи (Приложение 3), как проверять информацию и спрашивать ИИ (Приложение 4), ресурсы проверки лекарств (Приложение 5). Подробный разбор ресурсов — отчёт</w:t>
       </w:r>
       <w:r>
         <w:t xml:space="preserve"> </w:t>
@@ -4739,8 +6088,44 @@
         <w:t xml:space="preserve">Статья 32 сверена по пересказу на сайте ГУЗ «ДГКБ» г. Тулы (gosweb.gosuslugi.ru), консультант.ру не открылся для машинной проверки 20.10.2026.</w:t>
       </w:r>
     </w:p>
-    <w:bookmarkEnd w:id="65"/>
+    <w:p>
+      <w:pPr>
+        <w:numPr>
+          <w:ilvl w:val="0"/>
+          <w:numId w:val="1011"/>
+        </w:numPr>
+        <w:pStyle w:val="Compact"/>
+      </w:pPr>
+      <w:r>
+        <w:t xml:space="preserve">Минздрав России, РОАГ. Клинические рекомендации «Нормальные роды (роды одноплодные, самопроизвольное родоразрешение в затылочном предлежании)», 2024, ID 636, раздел 1.6 — начало родов устанавливают по времени, когда схватки стали регулярными, каждые 5 минут, дольше 1 часа (Приложение 1, «Схватки после 37 недель»). Текст по копии на</w:t>
+      </w:r>
+      <w:r>
+        <w:t xml:space="preserve"> </w:t>
+      </w:r>
+      <w:hyperlink r:id="rId65">
+        <w:r>
+          <w:rPr>
+            <w:rStyle w:val="Hyperlink"/>
+          </w:rPr>
+          <w:t xml:space="preserve">pravo.ppt.ru</w:t>
+        </w:r>
+      </w:hyperlink>
+      <w:r>
+        <w:t xml:space="preserve">.</w:t>
+      </w:r>
+      <w:r>
+        <w:t xml:space="preserve"> </w:t>
+      </w:r>
+      <w:r>
+        <w:rPr>
+          <w:iCs/>
+          <w:i/>
+        </w:rPr>
+        <w:t xml:space="preserve">Приложения В «Информация для пациента» в копии нет; правило «при таких схватках — в роддом» выведено автором из определения начала родов — проверить врачу.</w:t>
+      </w:r>
+    </w:p>
     <w:bookmarkEnd w:id="66"/>
+    <w:bookmarkEnd w:id="67"/>
     <w:sectPr/>
   </w:body>
 </w:document>

--- a/themes/appendices/appendices draft.docx
+++ b/themes/appendices/appendices draft.docx
@@ -1082,7 +1082,7 @@
               <w:jc w:val="left"/>
             </w:pPr>
             <w:r>
-              <w:t xml:space="preserve">если внезапная, в покое или лёжа; вместе с болью в груди, кашлем с кровью, сердцебиением, головокружением или обмороком — 0.7</w:t>
+              <w:t xml:space="preserve">если внезапная, в покое или лёжа; вместе с болью в груди, кашлем с кровью, сердцебиением, головокружением или обмороком; вместе с отёком лица или шеи — 0.7</w:t>
             </w:r>
           </w:p>
         </w:tc>
@@ -2756,7 +2756,7 @@
               <w:jc w:val="left"/>
             </w:pPr>
             <w:r>
-              <w:t xml:space="preserve">если отёк лица, трудно дышать или глотать — в отделение неотложной помощи (Тема 6, раздел 6.9)</w:t>
+              <w:t xml:space="preserve">если отёк лица, трудно дышать или глотать — 0.7</w:t>
             </w:r>
           </w:p>
         </w:tc>

--- a/themes/appendices/appendices draft.docx
+++ b/themes/appendices/appendices draft.docx
@@ -237,7 +237,7 @@
               <w:jc w:val="left"/>
             </w:pPr>
             <w:r>
-              <w:t xml:space="preserve">Тема 11, раздел 11.6</w:t>
+              <w:t xml:space="preserve">—</w:t>
             </w:r>
           </w:p>
         </w:tc>
@@ -350,7 +350,7 @@
               <w:jc w:val="left"/>
             </w:pPr>
             <w:r>
-              <w:t xml:space="preserve">Тема 4, раздел 4.8; Тема 11, раздел 11.6</w:t>
+              <w:t xml:space="preserve">Тема 4, раздел 4.8</w:t>
             </w:r>
           </w:p>
         </w:tc>
@@ -1058,7 +1058,7 @@
               <w:jc w:val="left"/>
             </w:pPr>
             <w:r>
-              <w:t xml:space="preserve">Тема 11, раздел 11.6</w:t>
+              <w:t xml:space="preserve">Раздел 0, пункт 0.7 — какая одышка при беременности бывает обычно</w:t>
             </w:r>
           </w:p>
         </w:tc>
@@ -3025,7 +3025,7 @@
         <w:pStyle w:val="BodyText"/>
       </w:pPr>
       <w:r>
-        <w:t xml:space="preserve">Если того, что вы заметили, в таблице нет: новый сильный, нарастающий или сильно тревожащий симптом — повод связаться с врачом раньше планового приёма, а при резком ухудшении — обратиться срочно (Тема 11, разделы 11.6 и 11.7).</w:t>
+        <w:t xml:space="preserve">Если того, что вы заметили, в таблице нет: новый сильный, нарастающий или сильно тревожащий симптом — повод связаться с врачом раньше планового приёма, а при резком ухудшении — обратиться срочно (Тема 11, раздел 11.7).</w:t>
       </w:r>
     </w:p>
     <w:bookmarkEnd w:id="21"/>
@@ -5775,7 +5775,7 @@
         <w:pStyle w:val="FirstParagraph"/>
       </w:pPr>
       <w:r>
-        <w:t xml:space="preserve">Медицинские сведения приложений взяты из тем книги; источники — в списках этих тем. Ниже — источники того, чего в темах нет: когда ехать в роддом при схватках после 37 недель (Приложение 1), определения форм и условий медицинской помощи (Приложение 3), как проверять информацию и спрашивать ИИ (Приложение 4), ресурсы проверки лекарств (Приложение 5). Подробный разбор ресурсов — отчёт</w:t>
+        <w:t xml:space="preserve">Медицинские сведения приложений взяты из тем книги; источники — в списках этих тем. Уровни срочности Приложения 1 перенесены из Темы 11 (бывшая таблица раздела 11.6) — их источники в списке Темы 11 с отметкой «11.6». Ниже — источники того, чего в темах нет: когда ехать в роддом при схватках после 37 недель (Приложение 1), определения форм и условий медицинской помощи (Приложение 3), как проверять информацию и спрашивать ИИ (Приложение 4), ресурсы проверки лекарств (Приложение 5). Подробный разбор ресурсов — отчёт</w:t>
       </w:r>
       <w:r>
         <w:t xml:space="preserve"> </w:t>

--- a/themes/appendices/appendices draft.docx
+++ b/themes/appendices/appendices draft.docx
@@ -3878,409 +3878,25 @@
         <w:pStyle w:val="FirstParagraph"/>
       </w:pPr>
       <w:r>
-        <w:t xml:space="preserve">Записывайте сюда всё, что принимаете, включая витамины, добавки и травяные чаи, и берите список на каждый приём. Главная графа — действующее вещество: по нему видно, не приходит ли одно и то же вещество из двух средств сразу (Тема 7, раздел 7.3).</w:t>
-      </w:r>
-    </w:p>
-    <w:tbl>
-      <w:tblPr>
-        <w:tblStyle w:val="Table"/>
-        <w:tblW w:type="pct" w:w="5000"/>
-        <w:tblLook w:firstRow="1" w:lastRow="0" w:firstColumn="0" w:lastColumn="0" w:noHBand="0" w:noVBand="0" w:val="0020"/>
-        <w:jc w:val="start"/>
-      </w:tblPr>
-      <w:tblGrid>
-        <w:gridCol w:w="1320"/>
-        <w:gridCol w:w="1320"/>
-        <w:gridCol w:w="1320"/>
-        <w:gridCol w:w="1320"/>
-        <w:gridCol w:w="1320"/>
-        <w:gridCol w:w="1320"/>
-      </w:tblGrid>
-      <w:tr>
-        <w:trPr>
-          <w:tblHeader w:val="true"/>
-        </w:trPr>
-        <w:tc>
-          <w:tcPr/>
-          <w:p>
-            <w:pPr>
-              <w:pStyle w:val="Compact"/>
-              <w:jc w:val="left"/>
-            </w:pPr>
-            <w:r>
-              <w:t xml:space="preserve">Название на упаковке</w:t>
-            </w:r>
-          </w:p>
-        </w:tc>
-        <w:tc>
-          <w:tcPr/>
-          <w:p>
-            <w:pPr>
-              <w:pStyle w:val="Compact"/>
-              <w:jc w:val="left"/>
-            </w:pPr>
-            <w:r>
-              <w:t xml:space="preserve">Действующее вещество</w:t>
-            </w:r>
-          </w:p>
-        </w:tc>
-        <w:tc>
-          <w:tcPr/>
-          <w:p>
-            <w:pPr>
-              <w:pStyle w:val="Compact"/>
-              <w:jc w:val="left"/>
-            </w:pPr>
-            <w:r>
-              <w:t xml:space="preserve">Для чего</w:t>
-            </w:r>
-          </w:p>
-        </w:tc>
-        <w:tc>
-          <w:tcPr/>
-          <w:p>
-            <w:pPr>
-              <w:pStyle w:val="Compact"/>
-              <w:jc w:val="left"/>
-            </w:pPr>
-            <w:r>
-              <w:t xml:space="preserve">Доза и как принимать</w:t>
-            </w:r>
-          </w:p>
-        </w:tc>
-        <w:tc>
-          <w:tcPr/>
-          <w:p>
-            <w:pPr>
-              <w:pStyle w:val="Compact"/>
-              <w:jc w:val="left"/>
-            </w:pPr>
-            <w:r>
-              <w:t xml:space="preserve">Кто назначил или посоветовал</w:t>
-            </w:r>
-          </w:p>
-        </w:tc>
-        <w:tc>
-          <w:tcPr/>
-          <w:p>
-            <w:pPr>
-              <w:pStyle w:val="Compact"/>
-              <w:jc w:val="left"/>
-            </w:pPr>
-            <w:r>
-              <w:t xml:space="preserve">С какого числа</w:t>
-            </w:r>
-          </w:p>
-        </w:tc>
-      </w:tr>
-      <w:tr>
-        <w:tc>
-          <w:tcPr/>
-          <w:p>
-            <w:pPr>
-              <w:pStyle w:val="Compact"/>
-            </w:pPr>
-          </w:p>
-        </w:tc>
-        <w:tc>
-          <w:tcPr/>
-          <w:p>
-            <w:pPr>
-              <w:pStyle w:val="Compact"/>
-            </w:pPr>
-          </w:p>
-        </w:tc>
-        <w:tc>
-          <w:tcPr/>
-          <w:p>
-            <w:pPr>
-              <w:pStyle w:val="Compact"/>
-            </w:pPr>
-          </w:p>
-        </w:tc>
-        <w:tc>
-          <w:tcPr/>
-          <w:p>
-            <w:pPr>
-              <w:pStyle w:val="Compact"/>
-            </w:pPr>
-          </w:p>
-        </w:tc>
-        <w:tc>
-          <w:tcPr/>
-          <w:p>
-            <w:pPr>
-              <w:pStyle w:val="Compact"/>
-            </w:pPr>
-          </w:p>
-        </w:tc>
-        <w:tc>
-          <w:tcPr/>
-          <w:p>
-            <w:pPr>
-              <w:pStyle w:val="Compact"/>
-            </w:pPr>
-          </w:p>
-        </w:tc>
-      </w:tr>
-      <w:tr>
-        <w:tc>
-          <w:tcPr/>
-          <w:p>
-            <w:pPr>
-              <w:pStyle w:val="Compact"/>
-            </w:pPr>
-          </w:p>
-        </w:tc>
-        <w:tc>
-          <w:tcPr/>
-          <w:p>
-            <w:pPr>
-              <w:pStyle w:val="Compact"/>
-            </w:pPr>
-          </w:p>
-        </w:tc>
-        <w:tc>
-          <w:tcPr/>
-          <w:p>
-            <w:pPr>
-              <w:pStyle w:val="Compact"/>
-            </w:pPr>
-          </w:p>
-        </w:tc>
-        <w:tc>
-          <w:tcPr/>
-          <w:p>
-            <w:pPr>
-              <w:pStyle w:val="Compact"/>
-            </w:pPr>
-          </w:p>
-        </w:tc>
-        <w:tc>
-          <w:tcPr/>
-          <w:p>
-            <w:pPr>
-              <w:pStyle w:val="Compact"/>
-            </w:pPr>
-          </w:p>
-        </w:tc>
-        <w:tc>
-          <w:tcPr/>
-          <w:p>
-            <w:pPr>
-              <w:pStyle w:val="Compact"/>
-            </w:pPr>
-          </w:p>
-        </w:tc>
-      </w:tr>
-      <w:tr>
-        <w:tc>
-          <w:tcPr/>
-          <w:p>
-            <w:pPr>
-              <w:pStyle w:val="Compact"/>
-            </w:pPr>
-          </w:p>
-        </w:tc>
-        <w:tc>
-          <w:tcPr/>
-          <w:p>
-            <w:pPr>
-              <w:pStyle w:val="Compact"/>
-            </w:pPr>
-          </w:p>
-        </w:tc>
-        <w:tc>
-          <w:tcPr/>
-          <w:p>
-            <w:pPr>
-              <w:pStyle w:val="Compact"/>
-            </w:pPr>
-          </w:p>
-        </w:tc>
-        <w:tc>
-          <w:tcPr/>
-          <w:p>
-            <w:pPr>
-              <w:pStyle w:val="Compact"/>
-            </w:pPr>
-          </w:p>
-        </w:tc>
-        <w:tc>
-          <w:tcPr/>
-          <w:p>
-            <w:pPr>
-              <w:pStyle w:val="Compact"/>
-            </w:pPr>
-          </w:p>
-        </w:tc>
-        <w:tc>
-          <w:tcPr/>
-          <w:p>
-            <w:pPr>
-              <w:pStyle w:val="Compact"/>
-            </w:pPr>
-          </w:p>
-        </w:tc>
-      </w:tr>
-      <w:tr>
-        <w:tc>
-          <w:tcPr/>
-          <w:p>
-            <w:pPr>
-              <w:pStyle w:val="Compact"/>
-            </w:pPr>
-          </w:p>
-        </w:tc>
-        <w:tc>
-          <w:tcPr/>
-          <w:p>
-            <w:pPr>
-              <w:pStyle w:val="Compact"/>
-            </w:pPr>
-          </w:p>
-        </w:tc>
-        <w:tc>
-          <w:tcPr/>
-          <w:p>
-            <w:pPr>
-              <w:pStyle w:val="Compact"/>
-            </w:pPr>
-          </w:p>
-        </w:tc>
-        <w:tc>
-          <w:tcPr/>
-          <w:p>
-            <w:pPr>
-              <w:pStyle w:val="Compact"/>
-            </w:pPr>
-          </w:p>
-        </w:tc>
-        <w:tc>
-          <w:tcPr/>
-          <w:p>
-            <w:pPr>
-              <w:pStyle w:val="Compact"/>
-            </w:pPr>
-          </w:p>
-        </w:tc>
-        <w:tc>
-          <w:tcPr/>
-          <w:p>
-            <w:pPr>
-              <w:pStyle w:val="Compact"/>
-            </w:pPr>
-          </w:p>
-        </w:tc>
-      </w:tr>
-      <w:tr>
-        <w:tc>
-          <w:tcPr/>
-          <w:p>
-            <w:pPr>
-              <w:pStyle w:val="Compact"/>
-            </w:pPr>
-          </w:p>
-        </w:tc>
-        <w:tc>
-          <w:tcPr/>
-          <w:p>
-            <w:pPr>
-              <w:pStyle w:val="Compact"/>
-            </w:pPr>
-          </w:p>
-        </w:tc>
-        <w:tc>
-          <w:tcPr/>
-          <w:p>
-            <w:pPr>
-              <w:pStyle w:val="Compact"/>
-            </w:pPr>
-          </w:p>
-        </w:tc>
-        <w:tc>
-          <w:tcPr/>
-          <w:p>
-            <w:pPr>
-              <w:pStyle w:val="Compact"/>
-            </w:pPr>
-          </w:p>
-        </w:tc>
-        <w:tc>
-          <w:tcPr/>
-          <w:p>
-            <w:pPr>
-              <w:pStyle w:val="Compact"/>
-            </w:pPr>
-          </w:p>
-        </w:tc>
-        <w:tc>
-          <w:tcPr/>
-          <w:p>
-            <w:pPr>
-              <w:pStyle w:val="Compact"/>
-            </w:pPr>
-          </w:p>
-        </w:tc>
-      </w:tr>
-    </w:tbl>
+        <w:t xml:space="preserve">Список всего, что вы принимаете, помогает врачу сразу увидеть полную картину и заметить, если одно и то же вещество приходит из двух средств сразу (Тема 7, раздел 7.3). Распечатайте бланк, заполните его и держите вместе с обменной картой.</w:t>
+      </w:r>
+    </w:p>
     <w:p>
       <w:pPr>
         <w:pStyle w:val="BodyText"/>
       </w:pPr>
       <w:r>
-        <w:t xml:space="preserve">Если перестали принимать, отметьте дату и причину. Назначенный препарат сами не отменяют: сначала звонят врачу, который его назначил (Тема 7, раздел 7.5).</w:t>
-      </w:r>
-    </w:p>
-    <w:p>
-      <w:r>
-        <w:pict>
-          <v:rect style="width:0;height:1.5pt" o:hralign="center" o:hrstd="t" o:hr="t"/>
-        </w:pict>
-      </w:r>
-    </w:p>
-    <w:bookmarkEnd w:id="24"/>
-    <w:bookmarkStart w:id="46" w:name="X535e591da7191f1026145d506cbc6ffc0a72f84"/>
-    <w:p>
-      <w:pPr>
-        <w:pStyle w:val="Heading2"/>
-      </w:pPr>
-      <w:r>
-        <w:t xml:space="preserve">Приложение 3. Как понимать медицинскую информацию</w:t>
-      </w:r>
-    </w:p>
-    <w:p>
-      <w:pPr>
-        <w:pStyle w:val="FirstParagraph"/>
-      </w:pPr>
-      <w:r>
-        <w:t xml:space="preserve">Здесь объяснены слова и выражения, которые встречаются в обменной карте, заключениях врачей, бланках анализов, инструкциях к лекарствам и статьях. Для каждого — что оно значит простыми словами и что из этого следует для вас.</w:t>
-      </w:r>
-    </w:p>
-    <w:bookmarkStart w:id="35" w:name="часть-1.-слова-из-медицинских-документов"/>
-    <w:p>
-      <w:pPr>
-        <w:pStyle w:val="Heading3"/>
-      </w:pPr>
-      <w:r>
-        <w:t xml:space="preserve">Часть 1. Слова из медицинских документов</w:t>
-      </w:r>
-    </w:p>
-    <w:bookmarkStart w:id="25" w:name="анамнез-что-это"/>
-    <w:p>
-      <w:pPr>
-        <w:pStyle w:val="Heading4"/>
-      </w:pPr>
-      <w:r>
-        <w:t xml:space="preserve">«Анамнез»: что это</w:t>
-      </w:r>
-    </w:p>
-    <w:p>
-      <w:pPr>
-        <w:pStyle w:val="FirstParagraph"/>
-      </w:pPr>
-      <w:r>
-        <w:t xml:space="preserve">Анамнез — всё, что известно о вашем здоровье до сегодняшнего дня: прошлые болезни, операции, травмы, аллергия, лекарства, болезни близких родственников. «Акушерский анамнез» — это ваши прошлые беременности и роды: сколько их было, как они закончились, были ли осложнения.</w:t>
+        <w:rPr>
+          <w:bCs/>
+          <w:b/>
+        </w:rPr>
+        <w:t xml:space="preserve">Что записывать.</w:t>
+      </w:r>
+      <w:r>
+        <w:t xml:space="preserve"> </w:t>
+      </w:r>
+      <w:r>
+        <w:t xml:space="preserve">Всё, что вы принимаете: лекарства по назначению врача и без рецепта, витамины, добавки, травяные чаи.</w:t>
       </w:r>
     </w:p>
     <w:p>
@@ -4288,25 +3904,11 @@
         <w:pStyle w:val="BodyText"/>
       </w:pPr>
       <w:r>
-        <w:t xml:space="preserve">Анамнез врач собирает на первом приёме, расспрашивая вас (Ориентационный раздел, раздел 1). Чтобы ничего не забыть, заранее выпишите даты операций и прошлых беременностей и возьмите выписки, если они есть.</w:t>
-      </w:r>
-    </w:p>
-    <w:bookmarkEnd w:id="25"/>
-    <w:bookmarkStart w:id="26" w:name="клинический-что-это-значит"/>
-    <w:p>
-      <w:pPr>
-        <w:pStyle w:val="Heading4"/>
-      </w:pPr>
-      <w:r>
-        <w:t xml:space="preserve">«Клинический»: что это значит</w:t>
-      </w:r>
-    </w:p>
-    <w:p>
-      <w:pPr>
-        <w:pStyle w:val="FirstParagraph"/>
-      </w:pPr>
-      <w:r>
-        <w:t xml:space="preserve">«Клинический» значит «относящийся к лечению людей»: к осмотру, обследованию и лечению пациентов. Это слово входит в несколько выражений, которые вы встретите:</w:t>
+        <w:rPr>
+          <w:bCs/>
+          <w:b/>
+        </w:rPr>
+        <w:t xml:space="preserve">Как заполнять бланк.</w:t>
       </w:r>
     </w:p>
     <w:p>
@@ -4322,13 +3924,13 @@
           <w:bCs/>
           <w:b/>
         </w:rPr>
-        <w:t xml:space="preserve">клинические рекомендации</w:t>
+        <w:t xml:space="preserve">Название на коробке</w:t>
       </w:r>
       <w:r>
         <w:t xml:space="preserve"> </w:t>
       </w:r>
       <w:r>
-        <w:t xml:space="preserve">— официальные документы о том, как обследовать и лечить определённое состояние. Их составляют медицинские профессиональные общества и одобряет Минздрав России. По ним работают врачи, на них в первую очередь опирается эта книга;</w:t>
+        <w:t xml:space="preserve">— как написано крупно.</w:t>
       </w:r>
     </w:p>
     <w:p>
@@ -4344,13 +3946,13 @@
           <w:bCs/>
           <w:b/>
         </w:rPr>
-        <w:t xml:space="preserve">клиническое исследование</w:t>
+        <w:t xml:space="preserve">Действующее вещество</w:t>
       </w:r>
       <w:r>
         <w:t xml:space="preserve"> </w:t>
       </w:r>
       <w:r>
-        <w:t xml:space="preserve">— исследование лекарства или способа лечения с участием людей;</w:t>
+        <w:t xml:space="preserve">— мелким шрифтом под названием. Если не нашли, найдите лекарство по названию в Государственном реестре лекарственных средств (ссылка ниже).</w:t>
       </w:r>
     </w:p>
     <w:p>
@@ -4366,13 +3968,13 @@
           <w:bCs/>
           <w:b/>
         </w:rPr>
-        <w:t xml:space="preserve">клинический анализ крови</w:t>
+        <w:t xml:space="preserve">От чего</w:t>
       </w:r>
       <w:r>
         <w:t xml:space="preserve"> </w:t>
       </w:r>
       <w:r>
-        <w:t xml:space="preserve">— другое название общего анализа крови;</w:t>
+        <w:t xml:space="preserve">— зачем вы это принимаете.</w:t>
       </w:r>
     </w:p>
     <w:p>
@@ -4388,6 +3990,411 @@
           <w:bCs/>
           <w:b/>
         </w:rPr>
+        <w:t xml:space="preserve">Сколько и как часто</w:t>
+      </w:r>
+      <w:r>
+        <w:t xml:space="preserve"> </w:t>
+      </w:r>
+      <w:r>
+        <w:t xml:space="preserve">— сколько миллиграммов или таблеток за раз и сколько раз в день.</w:t>
+      </w:r>
+    </w:p>
+    <w:p>
+      <w:pPr>
+        <w:numPr>
+          <w:ilvl w:val="0"/>
+          <w:numId w:val="1002"/>
+        </w:numPr>
+        <w:pStyle w:val="Compact"/>
+      </w:pPr>
+      <w:r>
+        <w:rPr>
+          <w:bCs/>
+          <w:b/>
+        </w:rPr>
+        <w:t xml:space="preserve">Кто назначил или посоветовал</w:t>
+      </w:r>
+      <w:r>
+        <w:t xml:space="preserve"> </w:t>
+      </w:r>
+      <w:r>
+        <w:t xml:space="preserve">— врач, фармацевт, сама, знакомые.</w:t>
+      </w:r>
+    </w:p>
+    <w:p>
+      <w:pPr>
+        <w:numPr>
+          <w:ilvl w:val="0"/>
+          <w:numId w:val="1002"/>
+        </w:numPr>
+        <w:pStyle w:val="Compact"/>
+      </w:pPr>
+      <w:r>
+        <w:rPr>
+          <w:bCs/>
+          <w:b/>
+        </w:rPr>
+        <w:t xml:space="preserve">С какого числа.</w:t>
+      </w:r>
+    </w:p>
+    <w:p>
+      <w:pPr>
+        <w:numPr>
+          <w:ilvl w:val="0"/>
+          <w:numId w:val="1002"/>
+        </w:numPr>
+        <w:pStyle w:val="Compact"/>
+      </w:pPr>
+      <w:r>
+        <w:rPr>
+          <w:bCs/>
+          <w:b/>
+        </w:rPr>
+        <w:t xml:space="preserve">До какого числа и почему прекратила</w:t>
+      </w:r>
+      <w:r>
+        <w:t xml:space="preserve"> </w:t>
+      </w:r>
+      <w:r>
+        <w:t xml:space="preserve">— если перестали принимать.</w:t>
+      </w:r>
+    </w:p>
+    <w:p>
+      <w:pPr>
+        <w:pStyle w:val="FirstParagraph"/>
+      </w:pPr>
+      <w:r>
+        <w:rPr>
+          <w:bCs/>
+          <w:b/>
+        </w:rPr>
+        <w:t xml:space="preserve">Когда брать с собой.</w:t>
+      </w:r>
+      <w:r>
+        <w:t xml:space="preserve"> </w:t>
+      </w:r>
+      <w:r>
+        <w:t xml:space="preserve">На каждый приём и в роддом, если придётся ехать срочно (Раздел 0).</w:t>
+      </w:r>
+    </w:p>
+    <w:p>
+      <w:pPr>
+        <w:pStyle w:val="BodyText"/>
+      </w:pPr>
+      <w:r>
+        <w:t xml:space="preserve">Назначенное врачом лекарство сами не отменяют: сначала звонят врачу, который его назначил (Тема 7, раздел 7.5).</w:t>
+      </w:r>
+    </w:p>
+    <w:p>
+      <w:pPr>
+        <w:numPr>
+          <w:ilvl w:val="0"/>
+          <w:numId w:val="1003"/>
+        </w:numPr>
+        <w:pStyle w:val="Compact"/>
+      </w:pPr>
+      <w:r>
+        <w:rPr>
+          <w:bCs/>
+          <w:b/>
+        </w:rPr>
+        <w:t xml:space="preserve">Скачать бланк для печати</w:t>
+      </w:r>
+      <w:r>
+        <w:t xml:space="preserve"> </w:t>
+      </w:r>
+      <w:r>
+        <w:t xml:space="preserve">—</w:t>
+      </w:r>
+      <w:r>
+        <w:t xml:space="preserve"> </w:t>
+      </w:r>
+      <w:r>
+        <w:rPr>
+          <w:rStyle w:val="VerbatimChar"/>
+        </w:rPr>
+        <w:t xml:space="preserve">blank-moi-lekarstva.pdf</w:t>
+      </w:r>
+      <w:r>
+        <w:t xml:space="preserve"> </w:t>
+      </w:r>
+      <w:r>
+        <w:t xml:space="preserve">(А4, горизонтально).</w:t>
+      </w:r>
+    </w:p>
+    <w:p>
+      <w:pPr>
+        <w:numPr>
+          <w:ilvl w:val="0"/>
+          <w:numId w:val="1003"/>
+        </w:numPr>
+        <w:pStyle w:val="Compact"/>
+      </w:pPr>
+      <w:r>
+        <w:rPr>
+          <w:bCs/>
+          <w:b/>
+        </w:rPr>
+        <w:t xml:space="preserve">Найти лекарство и его инструкцию</w:t>
+      </w:r>
+      <w:r>
+        <w:t xml:space="preserve"> </w:t>
+      </w:r>
+      <w:r>
+        <w:t xml:space="preserve">— Государственный реестр лекарственных средств, grls.rosminzdrav.ru.</w:t>
+      </w:r>
+    </w:p>
+    <w:p>
+      <w:pPr>
+        <w:numPr>
+          <w:ilvl w:val="0"/>
+          <w:numId w:val="1003"/>
+        </w:numPr>
+        <w:pStyle w:val="Compact"/>
+      </w:pPr>
+      <w:r>
+        <w:rPr>
+          <w:bCs/>
+          <w:b/>
+        </w:rPr>
+        <w:t xml:space="preserve">Как проверить лекарство</w:t>
+      </w:r>
+      <w:r>
+        <w:t xml:space="preserve"> </w:t>
+      </w:r>
+      <w:r>
+        <w:t xml:space="preserve">— Приложение 5.</w:t>
+      </w:r>
+    </w:p>
+    <w:p>
+      <w:pPr>
+        <w:pStyle w:val="FirstParagraph"/>
+      </w:pPr>
+      <w:r>
+        <w:rPr>
+          <w:iCs/>
+          <w:i/>
+        </w:rPr>
+        <w:t xml:space="preserve">В HTML три последних пункта — кнопки (</w:t>
+      </w:r>
+      <w:r>
+        <w:rPr>
+          <w:rStyle w:val="VerbatimChar"/>
+          <w:iCs/>
+          <w:i/>
+        </w:rPr>
+        <w:t xml:space="preserve">editorial/html-navigaciya.md</w:t>
+      </w:r>
+      <w:r>
+        <w:rPr>
+          <w:iCs/>
+          <w:i/>
+        </w:rPr>
+        <w:t xml:space="preserve">). В печатной книге вместо кнопки «Скачать» — бланк на отдельной странице.</w:t>
+      </w:r>
+    </w:p>
+    <w:p>
+      <w:pPr>
+        <w:pStyle w:val="BodyText"/>
+      </w:pPr>
+      <w:r>
+        <w:t xml:space="preserve">—|—|—|—|—|—|</w:t>
+      </w:r>
+      <w:r>
+        <w:t xml:space="preserve"> </w:t>
+      </w:r>
+      <w:r>
+        <w:t xml:space="preserve">| | | | | | |</w:t>
+      </w:r>
+      <w:r>
+        <w:t xml:space="preserve"> </w:t>
+      </w:r>
+      <w:r>
+        <w:t xml:space="preserve">| | | | | | |</w:t>
+      </w:r>
+      <w:r>
+        <w:t xml:space="preserve"> </w:t>
+      </w:r>
+      <w:r>
+        <w:t xml:space="preserve">| | | | | | |</w:t>
+      </w:r>
+      <w:r>
+        <w:t xml:space="preserve"> </w:t>
+      </w:r>
+      <w:r>
+        <w:t xml:space="preserve">| | | | | | |</w:t>
+      </w:r>
+      <w:r>
+        <w:t xml:space="preserve"> </w:t>
+      </w:r>
+      <w:r>
+        <w:t xml:space="preserve">| | | | | | |</w:t>
+      </w:r>
+    </w:p>
+    <w:p>
+      <w:pPr>
+        <w:pStyle w:val="BodyText"/>
+      </w:pPr>
+      <w:r>
+        <w:t xml:space="preserve">Если перестали принимать, отметьте дату и причину. Назначенный препарат сами не отменяют: сначала звонят врачу, который его назначил (Тема 7, раздел 7.5).</w:t>
+      </w:r>
+    </w:p>
+    <w:p>
+      <w:r>
+        <w:pict>
+          <v:rect style="width:0;height:1.5pt" o:hralign="center" o:hrstd="t" o:hr="t"/>
+        </w:pict>
+      </w:r>
+    </w:p>
+    <w:bookmarkEnd w:id="24"/>
+    <w:bookmarkStart w:id="46" w:name="X535e591da7191f1026145d506cbc6ffc0a72f84"/>
+    <w:p>
+      <w:pPr>
+        <w:pStyle w:val="Heading2"/>
+      </w:pPr>
+      <w:r>
+        <w:t xml:space="preserve">Приложение 3. Как понимать медицинскую информацию</w:t>
+      </w:r>
+    </w:p>
+    <w:p>
+      <w:pPr>
+        <w:pStyle w:val="FirstParagraph"/>
+      </w:pPr>
+      <w:r>
+        <w:t xml:space="preserve">Здесь объяснены слова и выражения, которые встречаются в обменной карте, заключениях врачей, бланках анализов, инструкциях к лекарствам и статьях. Для каждого — что оно значит простыми словами и что из этого следует для вас.</w:t>
+      </w:r>
+    </w:p>
+    <w:bookmarkStart w:id="35" w:name="часть-1.-слова-из-медицинских-документов"/>
+    <w:p>
+      <w:pPr>
+        <w:pStyle w:val="Heading3"/>
+      </w:pPr>
+      <w:r>
+        <w:t xml:space="preserve">Часть 1. Слова из медицинских документов</w:t>
+      </w:r>
+    </w:p>
+    <w:bookmarkStart w:id="25" w:name="анамнез-что-это"/>
+    <w:p>
+      <w:pPr>
+        <w:pStyle w:val="Heading4"/>
+      </w:pPr>
+      <w:r>
+        <w:t xml:space="preserve">«Анамнез»: что это</w:t>
+      </w:r>
+    </w:p>
+    <w:p>
+      <w:pPr>
+        <w:pStyle w:val="FirstParagraph"/>
+      </w:pPr>
+      <w:r>
+        <w:t xml:space="preserve">Анамнез — всё, что известно о вашем здоровье до сегодняшнего дня: прошлые болезни, операции, травмы, аллергия, лекарства, болезни близких родственников. «Акушерский анамнез» — это ваши прошлые беременности и роды: сколько их было, как они закончились, были ли осложнения.</w:t>
+      </w:r>
+    </w:p>
+    <w:p>
+      <w:pPr>
+        <w:pStyle w:val="BodyText"/>
+      </w:pPr>
+      <w:r>
+        <w:t xml:space="preserve">Анамнез врач собирает на первом приёме, расспрашивая вас (Ориентационный раздел, раздел 1). Чтобы ничего не забыть, заранее выпишите даты операций и прошлых беременностей и возьмите выписки, если они есть.</w:t>
+      </w:r>
+    </w:p>
+    <w:bookmarkEnd w:id="25"/>
+    <w:bookmarkStart w:id="26" w:name="клинический-что-это-значит"/>
+    <w:p>
+      <w:pPr>
+        <w:pStyle w:val="Heading4"/>
+      </w:pPr>
+      <w:r>
+        <w:t xml:space="preserve">«Клинический»: что это значит</w:t>
+      </w:r>
+    </w:p>
+    <w:p>
+      <w:pPr>
+        <w:pStyle w:val="FirstParagraph"/>
+      </w:pPr>
+      <w:r>
+        <w:t xml:space="preserve">«Клинический» значит «относящийся к лечению людей»: к осмотру, обследованию и лечению пациентов. Это слово входит в несколько выражений, которые вы встретите:</w:t>
+      </w:r>
+    </w:p>
+    <w:p>
+      <w:pPr>
+        <w:numPr>
+          <w:ilvl w:val="0"/>
+          <w:numId w:val="1004"/>
+        </w:numPr>
+        <w:pStyle w:val="Compact"/>
+      </w:pPr>
+      <w:r>
+        <w:rPr>
+          <w:bCs/>
+          <w:b/>
+        </w:rPr>
+        <w:t xml:space="preserve">клинические рекомендации</w:t>
+      </w:r>
+      <w:r>
+        <w:t xml:space="preserve"> </w:t>
+      </w:r>
+      <w:r>
+        <w:t xml:space="preserve">— официальные документы о том, как обследовать и лечить определённое состояние. Их составляют медицинские профессиональные общества и одобряет Минздрав России. По ним работают врачи, на них в первую очередь опирается эта книга;</w:t>
+      </w:r>
+    </w:p>
+    <w:p>
+      <w:pPr>
+        <w:numPr>
+          <w:ilvl w:val="0"/>
+          <w:numId w:val="1004"/>
+        </w:numPr>
+        <w:pStyle w:val="Compact"/>
+      </w:pPr>
+      <w:r>
+        <w:rPr>
+          <w:bCs/>
+          <w:b/>
+        </w:rPr>
+        <w:t xml:space="preserve">клиническое исследование</w:t>
+      </w:r>
+      <w:r>
+        <w:t xml:space="preserve"> </w:t>
+      </w:r>
+      <w:r>
+        <w:t xml:space="preserve">— исследование лекарства или способа лечения с участием людей;</w:t>
+      </w:r>
+    </w:p>
+    <w:p>
+      <w:pPr>
+        <w:numPr>
+          <w:ilvl w:val="0"/>
+          <w:numId w:val="1004"/>
+        </w:numPr>
+        <w:pStyle w:val="Compact"/>
+      </w:pPr>
+      <w:r>
+        <w:rPr>
+          <w:bCs/>
+          <w:b/>
+        </w:rPr>
+        <w:t xml:space="preserve">клинический анализ крови</w:t>
+      </w:r>
+      <w:r>
+        <w:t xml:space="preserve"> </w:t>
+      </w:r>
+      <w:r>
+        <w:t xml:space="preserve">— другое название общего анализа крови;</w:t>
+      </w:r>
+    </w:p>
+    <w:p>
+      <w:pPr>
+        <w:numPr>
+          <w:ilvl w:val="0"/>
+          <w:numId w:val="1004"/>
+        </w:numPr>
+        <w:pStyle w:val="Compact"/>
+      </w:pPr>
+      <w:r>
+        <w:rPr>
+          <w:bCs/>
+          <w:b/>
+        </w:rPr>
         <w:t xml:space="preserve">клиническая картина</w:t>
       </w:r>
       <w:r>
@@ -4525,7 +4532,7 @@
       <w:pPr>
         <w:numPr>
           <w:ilvl w:val="0"/>
-          <w:numId w:val="1003"/>
+          <w:numId w:val="1005"/>
         </w:numPr>
         <w:pStyle w:val="Compact"/>
       </w:pPr>
@@ -4547,7 +4554,7 @@
       <w:pPr>
         <w:numPr>
           <w:ilvl w:val="0"/>
-          <w:numId w:val="1003"/>
+          <w:numId w:val="1005"/>
         </w:numPr>
         <w:pStyle w:val="Compact"/>
       </w:pPr>
@@ -4569,7 +4576,7 @@
       <w:pPr>
         <w:numPr>
           <w:ilvl w:val="0"/>
-          <w:numId w:val="1003"/>
+          <w:numId w:val="1005"/>
         </w:numPr>
         <w:pStyle w:val="Compact"/>
       </w:pPr>
@@ -4601,7 +4608,7 @@
       <w:pPr>
         <w:numPr>
           <w:ilvl w:val="0"/>
-          <w:numId w:val="1004"/>
+          <w:numId w:val="1006"/>
         </w:numPr>
         <w:pStyle w:val="Compact"/>
       </w:pPr>
@@ -4623,7 +4630,7 @@
       <w:pPr>
         <w:numPr>
           <w:ilvl w:val="0"/>
-          <w:numId w:val="1004"/>
+          <w:numId w:val="1006"/>
         </w:numPr>
         <w:pStyle w:val="Compact"/>
       </w:pPr>
@@ -4645,7 +4652,7 @@
       <w:pPr>
         <w:numPr>
           <w:ilvl w:val="0"/>
-          <w:numId w:val="1004"/>
+          <w:numId w:val="1006"/>
         </w:numPr>
         <w:pStyle w:val="Compact"/>
       </w:pPr>
@@ -4993,7 +5000,7 @@
       <w:pPr>
         <w:numPr>
           <w:ilvl w:val="0"/>
-          <w:numId w:val="1005"/>
+          <w:numId w:val="1007"/>
         </w:numPr>
         <w:pStyle w:val="Compact"/>
       </w:pPr>
@@ -5015,7 +5022,7 @@
       <w:pPr>
         <w:numPr>
           <w:ilvl w:val="0"/>
-          <w:numId w:val="1005"/>
+          <w:numId w:val="1007"/>
         </w:numPr>
         <w:pStyle w:val="Compact"/>
       </w:pPr>
@@ -5037,7 +5044,7 @@
       <w:pPr>
         <w:numPr>
           <w:ilvl w:val="0"/>
-          <w:numId w:val="1005"/>
+          <w:numId w:val="1007"/>
         </w:numPr>
         <w:pStyle w:val="Compact"/>
       </w:pPr>
@@ -5063,7 +5070,7 @@
       <w:pPr>
         <w:numPr>
           <w:ilvl w:val="0"/>
-          <w:numId w:val="1006"/>
+          <w:numId w:val="1008"/>
         </w:numPr>
         <w:pStyle w:val="Compact"/>
       </w:pPr>
@@ -5085,7 +5092,7 @@
       <w:pPr>
         <w:numPr>
           <w:ilvl w:val="0"/>
-          <w:numId w:val="1006"/>
+          <w:numId w:val="1008"/>
         </w:numPr>
         <w:pStyle w:val="Compact"/>
       </w:pPr>
@@ -5107,7 +5114,7 @@
       <w:pPr>
         <w:numPr>
           <w:ilvl w:val="0"/>
-          <w:numId w:val="1006"/>
+          <w:numId w:val="1008"/>
         </w:numPr>
         <w:pStyle w:val="Compact"/>
       </w:pPr>
@@ -5129,7 +5136,7 @@
       <w:pPr>
         <w:numPr>
           <w:ilvl w:val="0"/>
-          <w:numId w:val="1006"/>
+          <w:numId w:val="1008"/>
         </w:numPr>
         <w:pStyle w:val="Compact"/>
       </w:pPr>
@@ -5185,7 +5192,7 @@
       <w:pPr>
         <w:numPr>
           <w:ilvl w:val="0"/>
-          <w:numId w:val="1007"/>
+          <w:numId w:val="1009"/>
         </w:numPr>
         <w:pStyle w:val="Compact"/>
       </w:pPr>
@@ -5197,7 +5204,7 @@
       <w:pPr>
         <w:numPr>
           <w:ilvl w:val="0"/>
-          <w:numId w:val="1007"/>
+          <w:numId w:val="1009"/>
         </w:numPr>
         <w:pStyle w:val="Compact"/>
       </w:pPr>
@@ -5209,7 +5216,7 @@
       <w:pPr>
         <w:numPr>
           <w:ilvl w:val="0"/>
-          <w:numId w:val="1007"/>
+          <w:numId w:val="1009"/>
         </w:numPr>
         <w:pStyle w:val="Compact"/>
       </w:pPr>
@@ -5221,7 +5228,7 @@
       <w:pPr>
         <w:numPr>
           <w:ilvl w:val="0"/>
-          <w:numId w:val="1007"/>
+          <w:numId w:val="1009"/>
         </w:numPr>
         <w:pStyle w:val="Compact"/>
       </w:pPr>
@@ -5506,136 +5513,12 @@
       <w:pPr>
         <w:numPr>
           <w:ilvl w:val="0"/>
-          <w:numId w:val="1008"/>
+          <w:numId w:val="1010"/>
         </w:numPr>
         <w:pStyle w:val="Compact"/>
       </w:pPr>
       <w:r>
         <w:t xml:space="preserve">что будет, если не принимать;</w:t>
-      </w:r>
-    </w:p>
-    <w:p>
-      <w:pPr>
-        <w:numPr>
-          <w:ilvl w:val="0"/>
-          <w:numId w:val="1008"/>
-        </w:numPr>
-        <w:pStyle w:val="Compact"/>
-      </w:pPr>
-      <w:r>
-        <w:t xml:space="preserve">есть ли лекарство для той же цели, которое лучше изучено при беременности.</w:t>
-      </w:r>
-    </w:p>
-    <w:p>
-      <w:pPr>
-        <w:pStyle w:val="FirstParagraph"/>
-      </w:pPr>
-      <w:r>
-        <w:t xml:space="preserve">Если вам ответили «лучше не надо» и не объяснили почему, переспросите: «Это запрет или осторожность, потому что данных мало?» (Тема 7, разделы 7.1 и 7.17).</w:t>
-      </w:r>
-    </w:p>
-    <w:p>
-      <w:pPr>
-        <w:pStyle w:val="BodyText"/>
-      </w:pPr>
-      <w:r>
-        <w:t xml:space="preserve">Если врач назначил лекарство, а в инструкции написано «противопоказано при беременности», не отменяйте его сами — спросите врача, почему оно назначено (Приложение 3).</w:t>
-      </w:r>
-    </w:p>
-    <w:bookmarkEnd w:id="54"/>
-    <w:bookmarkStart w:id="55" w:name="если-лекарство-уже-приняли"/>
-    <w:p>
-      <w:pPr>
-        <w:pStyle w:val="Heading3"/>
-      </w:pPr>
-      <w:r>
-        <w:t xml:space="preserve">Если лекарство уже приняли</w:t>
-      </w:r>
-    </w:p>
-    <w:p>
-      <w:pPr>
-        <w:numPr>
-          <w:ilvl w:val="0"/>
-          <w:numId w:val="1009"/>
-        </w:numPr>
-        <w:pStyle w:val="Compact"/>
-      </w:pPr>
-      <w:r>
-        <w:t xml:space="preserve">Ничего не «компенсируйте»: не пейте много воды, не вызывайте рвоту, не принимайте сорбенты.</w:t>
-      </w:r>
-    </w:p>
-    <w:p>
-      <w:pPr>
-        <w:numPr>
-          <w:ilvl w:val="0"/>
-          <w:numId w:val="1009"/>
-        </w:numPr>
-        <w:pStyle w:val="Compact"/>
-      </w:pPr>
-      <w:r>
-        <w:t xml:space="preserve">Не бросайте лекарство, которое назначил врач.</w:t>
-      </w:r>
-    </w:p>
-    <w:p>
-      <w:pPr>
-        <w:numPr>
-          <w:ilvl w:val="0"/>
-          <w:numId w:val="1009"/>
-        </w:numPr>
-        <w:pStyle w:val="Compact"/>
-      </w:pPr>
-      <w:r>
-        <w:t xml:space="preserve">Запишите, что приняли, сколько, когда и на каком сроке. Сохраните упаковку или сфотографируйте её.</w:t>
-      </w:r>
-    </w:p>
-    <w:p>
-      <w:pPr>
-        <w:numPr>
-          <w:ilvl w:val="0"/>
-          <w:numId w:val="1009"/>
-        </w:numPr>
-        <w:pStyle w:val="Compact"/>
-      </w:pPr>
-      <w:r>
-        <w:t xml:space="preserve">Позвоните своему акушеру-гинекологу; обычно достаточно позвонить в рабочее время ближайшего дня.</w:t>
-      </w:r>
-    </w:p>
-    <w:p>
-      <w:pPr>
-        <w:numPr>
-          <w:ilvl w:val="0"/>
-          <w:numId w:val="1009"/>
-        </w:numPr>
-        <w:pStyle w:val="Compact"/>
-      </w:pPr>
-      <w:r>
-        <w:t xml:space="preserve">Если появились боль в животе, кровянистые выделения или резко ухудшилось самочувствие, действуйте по Разделу 0 (пункты 0.2, 0.4, 0.19). Если приняли слишком много таблеток — пункт 0.16.</w:t>
-      </w:r>
-    </w:p>
-    <w:p>
-      <w:pPr>
-        <w:pStyle w:val="FirstParagraph"/>
-      </w:pPr>
-      <w:r>
-        <w:t xml:space="preserve">Подробнее — Тема 7, раздел 7.16. Запрос для ИИ:</w:t>
-      </w:r>
-    </w:p>
-    <w:p>
-      <w:pPr>
-        <w:pStyle w:val="BlockText"/>
-      </w:pPr>
-      <w:r>
-        <w:t xml:space="preserve">Я беременна, срок ___ недель. Я уже приняла ___ (название лекарства, сколько и когда). Что известно о приёме этого лекарства на моём сроке? Сравни с тем, как часто такие же исходы бывают при беременности и без лекарства. Что мне сделать сейчас и что сказать врачу? Отвечай по клиническим рекомендациям Минздрава России, официальной инструкции из Государственного реестра лекарственных средств и документам ВОЗ; к главным утверждениям дай ссылки. Если не можешь открыть источник или у тебя нет доступа к интернету, скажи об этом прямо и не придумывай ссылки и цифры. Отдели то, что известно точно, от того, где данных мало. Не ставь диагноз, не подбирай дозу, не советуй отменять то, что назначил врач. Если есть признаки, при которых нужна срочная помощь, назови их первыми (скорая в России — 103 или 112). В конце дай 3–5 вопросов для моего врача. Пиши просто и объясняй медицинские слова.</w:t>
-      </w:r>
-    </w:p>
-    <w:bookmarkEnd w:id="55"/>
-    <w:bookmarkStart w:id="56" w:name="если-хотите-проверить-сами"/>
-    <w:p>
-      <w:pPr>
-        <w:pStyle w:val="Heading3"/>
-      </w:pPr>
-      <w:r>
-        <w:t xml:space="preserve">Если хотите проверить сами</w:t>
       </w:r>
     </w:p>
     <w:p>
@@ -5647,6 +5530,130 @@
         <w:pStyle w:val="Compact"/>
       </w:pPr>
       <w:r>
+        <w:t xml:space="preserve">есть ли лекарство для той же цели, которое лучше изучено при беременности.</w:t>
+      </w:r>
+    </w:p>
+    <w:p>
+      <w:pPr>
+        <w:pStyle w:val="FirstParagraph"/>
+      </w:pPr>
+      <w:r>
+        <w:t xml:space="preserve">Если вам ответили «лучше не надо» и не объяснили почему, переспросите: «Это запрет или осторожность, потому что данных мало?» (Тема 7, разделы 7.1 и 7.17).</w:t>
+      </w:r>
+    </w:p>
+    <w:p>
+      <w:pPr>
+        <w:pStyle w:val="BodyText"/>
+      </w:pPr>
+      <w:r>
+        <w:t xml:space="preserve">Если врач назначил лекарство, а в инструкции написано «противопоказано при беременности», не отменяйте его сами — спросите врача, почему оно назначено (Приложение 3).</w:t>
+      </w:r>
+    </w:p>
+    <w:bookmarkEnd w:id="54"/>
+    <w:bookmarkStart w:id="55" w:name="если-лекарство-уже-приняли"/>
+    <w:p>
+      <w:pPr>
+        <w:pStyle w:val="Heading3"/>
+      </w:pPr>
+      <w:r>
+        <w:t xml:space="preserve">Если лекарство уже приняли</w:t>
+      </w:r>
+    </w:p>
+    <w:p>
+      <w:pPr>
+        <w:numPr>
+          <w:ilvl w:val="0"/>
+          <w:numId w:val="1011"/>
+        </w:numPr>
+        <w:pStyle w:val="Compact"/>
+      </w:pPr>
+      <w:r>
+        <w:t xml:space="preserve">Ничего не «компенсируйте»: не пейте много воды, не вызывайте рвоту, не принимайте сорбенты.</w:t>
+      </w:r>
+    </w:p>
+    <w:p>
+      <w:pPr>
+        <w:numPr>
+          <w:ilvl w:val="0"/>
+          <w:numId w:val="1011"/>
+        </w:numPr>
+        <w:pStyle w:val="Compact"/>
+      </w:pPr>
+      <w:r>
+        <w:t xml:space="preserve">Не бросайте лекарство, которое назначил врач.</w:t>
+      </w:r>
+    </w:p>
+    <w:p>
+      <w:pPr>
+        <w:numPr>
+          <w:ilvl w:val="0"/>
+          <w:numId w:val="1011"/>
+        </w:numPr>
+        <w:pStyle w:val="Compact"/>
+      </w:pPr>
+      <w:r>
+        <w:t xml:space="preserve">Запишите, что приняли, сколько, когда и на каком сроке. Сохраните упаковку или сфотографируйте её.</w:t>
+      </w:r>
+    </w:p>
+    <w:p>
+      <w:pPr>
+        <w:numPr>
+          <w:ilvl w:val="0"/>
+          <w:numId w:val="1011"/>
+        </w:numPr>
+        <w:pStyle w:val="Compact"/>
+      </w:pPr>
+      <w:r>
+        <w:t xml:space="preserve">Позвоните своему акушеру-гинекологу; обычно достаточно позвонить в рабочее время ближайшего дня.</w:t>
+      </w:r>
+    </w:p>
+    <w:p>
+      <w:pPr>
+        <w:numPr>
+          <w:ilvl w:val="0"/>
+          <w:numId w:val="1011"/>
+        </w:numPr>
+        <w:pStyle w:val="Compact"/>
+      </w:pPr>
+      <w:r>
+        <w:t xml:space="preserve">Если появились боль в животе, кровянистые выделения или резко ухудшилось самочувствие, действуйте по Разделу 0 (пункты 0.2, 0.4, 0.19). Если приняли слишком много таблеток — пункт 0.16.</w:t>
+      </w:r>
+    </w:p>
+    <w:p>
+      <w:pPr>
+        <w:pStyle w:val="FirstParagraph"/>
+      </w:pPr>
+      <w:r>
+        <w:t xml:space="preserve">Подробнее — Тема 7, раздел 7.16. Запрос для ИИ:</w:t>
+      </w:r>
+    </w:p>
+    <w:p>
+      <w:pPr>
+        <w:pStyle w:val="BlockText"/>
+      </w:pPr>
+      <w:r>
+        <w:t xml:space="preserve">Я беременна, срок ___ недель. Я уже приняла ___ (название лекарства, сколько и когда). Что известно о приёме этого лекарства на моём сроке? Сравни с тем, как часто такие же исходы бывают при беременности и без лекарства. Что мне сделать сейчас и что сказать врачу? Отвечай по клиническим рекомендациям Минздрава России, официальной инструкции из Государственного реестра лекарственных средств и документам ВОЗ; к главным утверждениям дай ссылки. Если не можешь открыть источник или у тебя нет доступа к интернету, скажи об этом прямо и не придумывай ссылки и цифры. Отдели то, что известно точно, от того, где данных мало. Не ставь диагноз, не подбирай дозу, не советуй отменять то, что назначил врач. Если есть признаки, при которых нужна срочная помощь, назови их первыми (скорая в России — 103 или 112). В конце дай 3–5 вопросов для моего врача. Пиши просто и объясняй медицинские слова.</w:t>
+      </w:r>
+    </w:p>
+    <w:bookmarkEnd w:id="55"/>
+    <w:bookmarkStart w:id="56" w:name="если-хотите-проверить-сами"/>
+    <w:p>
+      <w:pPr>
+        <w:pStyle w:val="Heading3"/>
+      </w:pPr>
+      <w:r>
+        <w:t xml:space="preserve">Если хотите проверить сами</w:t>
+      </w:r>
+    </w:p>
+    <w:p>
+      <w:pPr>
+        <w:numPr>
+          <w:ilvl w:val="0"/>
+          <w:numId w:val="1012"/>
+        </w:numPr>
+        <w:pStyle w:val="Compact"/>
+      </w:pPr>
+      <w:r>
         <w:rPr>
           <w:bCs/>
           <w:b/>
@@ -5664,7 +5671,7 @@
       <w:pPr>
         <w:numPr>
           <w:ilvl w:val="0"/>
-          <w:numId w:val="1010"/>
+          <w:numId w:val="1012"/>
         </w:numPr>
         <w:pStyle w:val="Compact"/>
       </w:pPr>
@@ -5686,7 +5693,7 @@
       <w:pPr>
         <w:numPr>
           <w:ilvl w:val="0"/>
-          <w:numId w:val="1010"/>
+          <w:numId w:val="1012"/>
         </w:numPr>
         <w:pStyle w:val="Compact"/>
       </w:pPr>
@@ -5708,7 +5715,7 @@
       <w:pPr>
         <w:numPr>
           <w:ilvl w:val="0"/>
-          <w:numId w:val="1010"/>
+          <w:numId w:val="1012"/>
         </w:numPr>
         <w:pStyle w:val="Compact"/>
       </w:pPr>
@@ -5794,7 +5801,7 @@
       <w:pPr>
         <w:numPr>
           <w:ilvl w:val="0"/>
-          <w:numId w:val="1011"/>
+          <w:numId w:val="1013"/>
         </w:numPr>
         <w:pStyle w:val="Compact"/>
       </w:pPr>
@@ -5820,7 +5827,7 @@
       <w:pPr>
         <w:numPr>
           <w:ilvl w:val="0"/>
-          <w:numId w:val="1011"/>
+          <w:numId w:val="1013"/>
         </w:numPr>
         <w:pStyle w:val="Compact"/>
       </w:pPr>
@@ -5842,7 +5849,7 @@
       <w:pPr>
         <w:numPr>
           <w:ilvl w:val="0"/>
-          <w:numId w:val="1011"/>
+          <w:numId w:val="1013"/>
         </w:numPr>
         <w:pStyle w:val="Compact"/>
       </w:pPr>
@@ -5878,7 +5885,7 @@
       <w:pPr>
         <w:numPr>
           <w:ilvl w:val="0"/>
-          <w:numId w:val="1011"/>
+          <w:numId w:val="1013"/>
         </w:numPr>
         <w:pStyle w:val="Compact"/>
       </w:pPr>
@@ -5914,7 +5921,7 @@
       <w:pPr>
         <w:numPr>
           <w:ilvl w:val="0"/>
-          <w:numId w:val="1011"/>
+          <w:numId w:val="1013"/>
         </w:numPr>
         <w:pStyle w:val="Compact"/>
       </w:pPr>
@@ -5953,7 +5960,7 @@
       <w:pPr>
         <w:numPr>
           <w:ilvl w:val="0"/>
-          <w:numId w:val="1011"/>
+          <w:numId w:val="1013"/>
         </w:numPr>
         <w:pStyle w:val="Compact"/>
       </w:pPr>
@@ -5982,7 +5989,7 @@
       <w:pPr>
         <w:numPr>
           <w:ilvl w:val="0"/>
-          <w:numId w:val="1011"/>
+          <w:numId w:val="1013"/>
         </w:numPr>
         <w:pStyle w:val="Compact"/>
       </w:pPr>
@@ -6021,7 +6028,7 @@
       <w:pPr>
         <w:numPr>
           <w:ilvl w:val="0"/>
-          <w:numId w:val="1011"/>
+          <w:numId w:val="1013"/>
         </w:numPr>
         <w:pStyle w:val="Compact"/>
       </w:pPr>
@@ -6060,7 +6067,7 @@
       <w:pPr>
         <w:numPr>
           <w:ilvl w:val="0"/>
-          <w:numId w:val="1011"/>
+          <w:numId w:val="1013"/>
         </w:numPr>
         <w:pStyle w:val="Compact"/>
       </w:pPr>
@@ -6092,7 +6099,7 @@
       <w:pPr>
         <w:numPr>
           <w:ilvl w:val="0"/>
-          <w:numId w:val="1011"/>
+          <w:numId w:val="1013"/>
         </w:numPr>
         <w:pStyle w:val="Compact"/>
       </w:pPr>
@@ -6412,6 +6419,12 @@
     <w:abstractNumId w:val="991"/>
   </w:num>
   <w:num w:numId="1006">
+    <w:abstractNumId w:val="991"/>
+  </w:num>
+  <w:num w:numId="1007">
+    <w:abstractNumId w:val="991"/>
+  </w:num>
+  <w:num w:numId="1008">
     <w:abstractNumId w:val="99411"/>
     <w:lvlOverride w:ilvl="0">
       <w:startOverride w:val="1"/>
@@ -6441,12 +6454,6 @@
       <w:startOverride w:val="1"/>
     </w:lvlOverride>
   </w:num>
-  <w:num w:numId="1007">
-    <w:abstractNumId w:val="991"/>
-  </w:num>
-  <w:num w:numId="1008">
-    <w:abstractNumId w:val="991"/>
-  </w:num>
   <w:num w:numId="1009">
     <w:abstractNumId w:val="991"/>
   </w:num>
@@ -6454,6 +6461,12 @@
     <w:abstractNumId w:val="991"/>
   </w:num>
   <w:num w:numId="1011">
+    <w:abstractNumId w:val="991"/>
+  </w:num>
+  <w:num w:numId="1012">
+    <w:abstractNumId w:val="991"/>
+  </w:num>
+  <w:num w:numId="1013">
     <w:abstractNumId w:val="99411"/>
     <w:lvlOverride w:ilvl="0">
       <w:startOverride w:val="1"/>

--- a/themes/appendices/appendices draft.docx
+++ b/themes/appendices/appendices draft.docx
@@ -2,7 +2,7 @@
 <file path=word/document.xml><?xml version="1.0" encoding="utf-8"?>
 <w:document xmlns:w="http://schemas.openxmlformats.org/wordprocessingml/2006/main" xmlns:m="http://schemas.openxmlformats.org/officeDocument/2006/math" xmlns:r="http://schemas.openxmlformats.org/officeDocument/2006/relationships" xmlns:o="urn:schemas-microsoft-com:office:office" xmlns:v="urn:schemas-microsoft-com:vml" xmlns:w10="urn:schemas-microsoft-com:office:word" xmlns:a="http://schemas.openxmlformats.org/drawingml/2006/main" xmlns:pic="http://schemas.openxmlformats.org/drawingml/2006/picture" xmlns:wp="http://schemas.openxmlformats.org/drawingml/2006/wordprocessingDrawing">
   <w:body>
-    <w:bookmarkStart w:id="67" w:name="приложения"/>
+    <w:bookmarkStart w:id="68" w:name="приложения"/>
     <w:p>
       <w:pPr>
         <w:pStyle w:val="Heading1"/>
@@ -3864,7 +3864,7 @@
     </w:p>
     <w:bookmarkEnd w:id="22"/>
     <w:bookmarkEnd w:id="23"/>
-    <w:bookmarkStart w:id="24" w:name="приложение-2.-мои-лекарства-и-добавки"/>
+    <w:bookmarkStart w:id="25" w:name="приложение-2.-мои-лекарства-и-добавки"/>
     <w:p>
       <w:pPr>
         <w:pStyle w:val="Heading2"/>
@@ -4087,6 +4087,48 @@
     </w:p>
     <w:p>
       <w:pPr>
+        <w:pStyle w:val="BodyText"/>
+      </w:pPr>
+      <w:r>
+        <w:rPr>
+          <w:bCs/>
+          <w:b/>
+        </w:rPr>
+        <w:t xml:space="preserve">Скачать бланк для печати</w:t>
+      </w:r>
+      <w:r>
+        <w:t xml:space="preserve"> </w:t>
+      </w:r>
+      <w:r>
+        <w:t xml:space="preserve">—</w:t>
+      </w:r>
+      <w:r>
+        <w:t xml:space="preserve"> </w:t>
+      </w:r>
+      <w:r>
+        <w:rPr>
+          <w:rStyle w:val="VerbatimChar"/>
+        </w:rPr>
+        <w:t xml:space="preserve">blank-moi-lekarstva.pdf</w:t>
+      </w:r>
+      <w:r>
+        <w:t xml:space="preserve"> </w:t>
+      </w:r>
+      <w:r>
+        <w:t xml:space="preserve">(А4, горизонтально).</w:t>
+      </w:r>
+    </w:p>
+    <w:bookmarkStart w:id="24" w:name="как-проверить-лекарство"/>
+    <w:p>
+      <w:pPr>
+        <w:pStyle w:val="Heading3"/>
+      </w:pPr>
+      <w:r>
+        <w:t xml:space="preserve">Как проверить лекарство</w:t>
+      </w:r>
+    </w:p>
+    <w:p>
+      <w:pPr>
         <w:numPr>
           <w:ilvl w:val="0"/>
           <w:numId w:val="1003"/>
@@ -4098,28 +4140,13 @@
           <w:bCs/>
           <w:b/>
         </w:rPr>
-        <w:t xml:space="preserve">Скачать бланк для печати</w:t>
+        <w:t xml:space="preserve">Официальная инструкция.</w:t>
       </w:r>
       <w:r>
         <w:t xml:space="preserve"> </w:t>
       </w:r>
       <w:r>
-        <w:t xml:space="preserve">—</w:t>
-      </w:r>
-      <w:r>
-        <w:t xml:space="preserve"> </w:t>
-      </w:r>
-      <w:r>
-        <w:rPr>
-          <w:rStyle w:val="VerbatimChar"/>
-        </w:rPr>
-        <w:t xml:space="preserve">blank-moi-lekarstva.pdf</w:t>
-      </w:r>
-      <w:r>
-        <w:t xml:space="preserve"> </w:t>
-      </w:r>
-      <w:r>
-        <w:t xml:space="preserve">(А4, горизонтально).</w:t>
+        <w:t xml:space="preserve">Сайт grls.rosminzdrav.ru — Государственный реестр лекарственных средств. Найдите лекарство по названию, откройте карточку и нажмите «Показать инструкции». Если файлов несколько, откройте последний по дате. Если лекарства в реестре нет, возможно, это биологически активная добавка, а не лекарство: скажите об этом врачу.</w:t>
       </w:r>
     </w:p>
     <w:p>
@@ -4135,13 +4162,13 @@
           <w:bCs/>
           <w:b/>
         </w:rPr>
-        <w:t xml:space="preserve">Найти лекарство и его инструкцию</w:t>
+        <w:t xml:space="preserve">Настоящая ли упаковка.</w:t>
       </w:r>
       <w:r>
         <w:t xml:space="preserve"> </w:t>
       </w:r>
       <w:r>
-        <w:t xml:space="preserve">— Государственный реестр лекарственных средств, grls.rosminzdrav.ru.</w:t>
+        <w:t xml:space="preserve">Бесплатное приложение «Честный знак»: отсканируйте квадратный код на упаковке. «Товар проверен» значит, что упаковка легальная; состав и качество приложение не проверяет. Если приложение пишет «Сомнительный товар», «Лекарство запрещено к продаже» или «Код не найден», не принимайте лекарство и покажите упаковку фармацевту.</w:t>
       </w:r>
     </w:p>
     <w:p>
@@ -4157,25 +4184,85 @@
           <w:bCs/>
           <w:b/>
         </w:rPr>
-        <w:t xml:space="preserve">Как проверить лекарство</w:t>
+        <w:t xml:space="preserve">Не изъята ли партия из продажи.</w:t>
       </w:r>
       <w:r>
         <w:t xml:space="preserve"> </w:t>
       </w:r>
       <w:r>
-        <w:t xml:space="preserve">— Приложение 5.</w:t>
+        <w:t xml:space="preserve">Сайт Росздравнадзора, страница roszdravnadzor.gov.ru/services/lssearch: введите название и номер серии с упаковки.</w:t>
+      </w:r>
+    </w:p>
+    <w:p>
+      <w:pPr>
+        <w:numPr>
+          <w:ilvl w:val="0"/>
+          <w:numId w:val="1003"/>
+        </w:numPr>
+        <w:pStyle w:val="Compact"/>
+      </w:pPr>
+      <w:r>
+        <w:rPr>
+          <w:bCs/>
+          <w:b/>
+        </w:rPr>
+        <w:t xml:space="preserve">Есть ли у интернет-аптеки лицензия.</w:t>
+      </w:r>
+      <w:r>
+        <w:t xml:space="preserve"> </w:t>
+      </w:r>
+      <w:r>
+        <w:t xml:space="preserve">Сайт Росздравнадзора, страница roszdravnadzor.gov.ru/services/licenses: введите название аптеки или ИНН с её сайта.</w:t>
       </w:r>
     </w:p>
     <w:p>
       <w:pPr>
         <w:pStyle w:val="FirstParagraph"/>
+      </w:pPr>
+      <w:r>
+        <w:t xml:space="preserve">Справочники РЛС, «Видаль» и похожие сайты удобны, но это не официальная инструкция: если сведения расходятся, верна инструкция из реестра.</w:t>
+      </w:r>
+    </w:p>
+    <w:p>
+      <w:pPr>
+        <w:pStyle w:val="BodyText"/>
+      </w:pPr>
+      <w:r>
+        <w:rPr>
+          <w:bCs/>
+          <w:b/>
+        </w:rPr>
+        <w:t xml:space="preserve">Если после лекарства появилась нежелательная реакция,</w:t>
+      </w:r>
+      <w:r>
+        <w:t xml:space="preserve"> </w:t>
+      </w:r>
+      <w:r>
+        <w:t xml:space="preserve">скажите об этом врачу: он оценит её и сообщит в Росздравнадзор. Если реакция тяжёлая — отёк лица и горла, затруднённое дыхание, — сначала Раздел 0, пункт 0.11.</w:t>
+      </w:r>
+    </w:p>
+    <w:p>
+      <w:pPr>
+        <w:pStyle w:val="BodyText"/>
+      </w:pPr>
+      <w:r>
+        <w:rPr>
+          <w:rStyle w:val="VerbatimChar"/>
+          <w:highlight w:val="yellow"/>
+        </w:rPr>
+        <w:t xml:space="preserve">[ПРОВЕРИТЬ: врачу — бланк и проверку лекарств согласовать: какие столбцы и пункты нужны беременной, какие избыточны (решение пользователя 20.10.2026). Этот блок повторяет Приложение 5, «Если хотите проверить сами».]</w:t>
+      </w:r>
+    </w:p>
+    <w:p>
+      <w:pPr>
+        <w:pStyle w:val="BodyText"/>
       </w:pPr>
       <w:r>
         <w:rPr>
           <w:iCs/>
           <w:i/>
         </w:rPr>
-        <w:t xml:space="preserve">В HTML три последних пункта — кнопки (</w:t>
+        <w:t xml:space="preserve">В HTML «Скачать бланк» и ссылки на сайты — кнопки (</w:t>
       </w:r>
       <w:r>
         <w:rPr>
@@ -4194,52 +4281,6 @@
       </w:r>
     </w:p>
     <w:p>
-      <w:pPr>
-        <w:pStyle w:val="BodyText"/>
-      </w:pPr>
-      <w:r>
-        <w:t xml:space="preserve">—|—|—|—|—|—|</w:t>
-      </w:r>
-      <w:r>
-        <w:t xml:space="preserve"> </w:t>
-      </w:r>
-      <w:r>
-        <w:t xml:space="preserve">| | | | | | |</w:t>
-      </w:r>
-      <w:r>
-        <w:t xml:space="preserve"> </w:t>
-      </w:r>
-      <w:r>
-        <w:t xml:space="preserve">| | | | | | |</w:t>
-      </w:r>
-      <w:r>
-        <w:t xml:space="preserve"> </w:t>
-      </w:r>
-      <w:r>
-        <w:t xml:space="preserve">| | | | | | |</w:t>
-      </w:r>
-      <w:r>
-        <w:t xml:space="preserve"> </w:t>
-      </w:r>
-      <w:r>
-        <w:t xml:space="preserve">| | | | | | |</w:t>
-      </w:r>
-      <w:r>
-        <w:t xml:space="preserve"> </w:t>
-      </w:r>
-      <w:r>
-        <w:t xml:space="preserve">| | | | | | |</w:t>
-      </w:r>
-    </w:p>
-    <w:p>
-      <w:pPr>
-        <w:pStyle w:val="BodyText"/>
-      </w:pPr>
-      <w:r>
-        <w:t xml:space="preserve">Если перестали принимать, отметьте дату и причину. Назначенный препарат сами не отменяют: сначала звонят врачу, который его назначил (Тема 7, раздел 7.5).</w:t>
-      </w:r>
-    </w:p>
-    <w:p>
       <w:r>
         <w:pict>
           <v:rect style="width:0;height:1.5pt" o:hralign="center" o:hrstd="t" o:hr="t"/>
@@ -4247,7 +4288,8 @@
       </w:r>
     </w:p>
     <w:bookmarkEnd w:id="24"/>
-    <w:bookmarkStart w:id="46" w:name="X535e591da7191f1026145d506cbc6ffc0a72f84"/>
+    <w:bookmarkEnd w:id="25"/>
+    <w:bookmarkStart w:id="47" w:name="X535e591da7191f1026145d506cbc6ffc0a72f84"/>
     <w:p>
       <w:pPr>
         <w:pStyle w:val="Heading2"/>
@@ -4264,7 +4306,7 @@
         <w:t xml:space="preserve">Здесь объяснены слова и выражения, которые встречаются в обменной карте, заключениях врачей, бланках анализов, инструкциях к лекарствам и статьях. Для каждого — что оно значит простыми словами и что из этого следует для вас.</w:t>
       </w:r>
     </w:p>
-    <w:bookmarkStart w:id="35" w:name="часть-1.-слова-из-медицинских-документов"/>
+    <w:bookmarkStart w:id="36" w:name="часть-1.-слова-из-медицинских-документов"/>
     <w:p>
       <w:pPr>
         <w:pStyle w:val="Heading3"/>
@@ -4273,7 +4315,7 @@
         <w:t xml:space="preserve">Часть 1. Слова из медицинских документов</w:t>
       </w:r>
     </w:p>
-    <w:bookmarkStart w:id="25" w:name="анамнез-что-это"/>
+    <w:bookmarkStart w:id="26" w:name="анамнез-что-это"/>
     <w:p>
       <w:pPr>
         <w:pStyle w:val="Heading4"/>
@@ -4298,8 +4340,8 @@
         <w:t xml:space="preserve">Анамнез врач собирает на первом приёме, расспрашивая вас (Ориентационный раздел, раздел 1). Чтобы ничего не забыть, заранее выпишите даты операций и прошлых беременностей и возьмите выписки, если они есть.</w:t>
       </w:r>
     </w:p>
-    <w:bookmarkEnd w:id="25"/>
-    <w:bookmarkStart w:id="26" w:name="клинический-что-это-значит"/>
+    <w:bookmarkEnd w:id="26"/>
+    <w:bookmarkStart w:id="27" w:name="клинический-что-это-значит"/>
     <w:p>
       <w:pPr>
         <w:pStyle w:val="Heading4"/>
@@ -4404,8 +4446,8 @@
         <w:t xml:space="preserve">— всё, что врач видит у конкретного человека: жалобы, симптомы, результаты осмотра.</w:t>
       </w:r>
     </w:p>
-    <w:bookmarkEnd w:id="26"/>
-    <w:bookmarkStart w:id="27" w:name="жалоба-симптом-диагноз-в-чём-разница"/>
+    <w:bookmarkEnd w:id="27"/>
+    <w:bookmarkStart w:id="28" w:name="жалоба-симптом-диагноз-в-чём-разница"/>
     <w:p>
       <w:pPr>
         <w:pStyle w:val="Heading4"/>
@@ -4430,8 +4472,8 @@
         <w:t xml:space="preserve">Один и тот же симптом бывает при разных причинах. Жжение при мочеиспускании возможно и при инфекции, и без неё, а подтвердить инфекцию может только анализ. Поэтому дома вы замечаете, что изменилось и как быстро, а причину выясняют осмотр и обследование (Тема 11, раздел 11.1). Как быстро обращаться к врачу, подскажет Приложение 1.</w:t>
       </w:r>
     </w:p>
-    <w:bookmarkEnd w:id="27"/>
-    <w:bookmarkStart w:id="28" w:name="показания-и-противопоказания-что-это"/>
+    <w:bookmarkEnd w:id="28"/>
+    <w:bookmarkStart w:id="29" w:name="показания-и-противопоказания-что-это"/>
     <w:p>
       <w:pPr>
         <w:pStyle w:val="Heading4"/>
@@ -4466,8 +4508,8 @@
         <w:t xml:space="preserve">значит «не всем, а только когда есть причина»: жалоба, результат другого анализа, болезнь или срок беременности. Например, повторное УЗИ делают не всем, а если скрининг показал высокий риск или в конце беременности подозревают неправильное положение ребёнка. Если вам назначили то, чего не было у подруги, значит, у вас есть для этого причина. Вы можете спросить врача, какая (Ориентационный раздел, раздел 5).</w:t>
       </w:r>
     </w:p>
-    <w:bookmarkEnd w:id="28"/>
-    <w:bookmarkStart w:id="29" w:name="Xfdeaad927c9d44a7c1eda61357963b2cbde5f0d"/>
+    <w:bookmarkEnd w:id="29"/>
+    <w:bookmarkStart w:id="30" w:name="Xfdeaad927c9d44a7c1eda61357963b2cbde5f0d"/>
     <w:p>
       <w:pPr>
         <w:pStyle w:val="Heading4"/>
@@ -4492,8 +4534,8 @@
         <w:t xml:space="preserve">Если врач назначил препарат, зная о беременности, он это предупреждение видел и учёл. Не отменяйте лечение сами — спросите врача, почему препарат назначен, несмотря на запись в инструкции (Тема 7, раздел 7.1).</w:t>
       </w:r>
     </w:p>
-    <w:bookmarkEnd w:id="29"/>
-    <w:bookmarkStart w:id="30" w:name="острый-и-хронический-в-чём-разница"/>
+    <w:bookmarkEnd w:id="30"/>
+    <w:bookmarkStart w:id="31" w:name="острый-и-хронический-в-чём-разница"/>
     <w:p>
       <w:pPr>
         <w:pStyle w:val="Heading4"/>
@@ -4510,8 +4552,8 @@
         <w:t xml:space="preserve">Острое состояние начинается внезапно или недавно. Хроническое длится долго — месяцы и годы — или время от времени возвращается. «Обострение хронического заболевания» значит, что давняя болезнь снова дала о себе знать.</w:t>
       </w:r>
     </w:p>
-    <w:bookmarkEnd w:id="30"/>
-    <w:bookmarkStart w:id="31" w:name="X4d59bdd4c4e7393fffc3f6c34873e482ca5b17d"/>
+    <w:bookmarkEnd w:id="31"/>
+    <w:bookmarkStart w:id="32" w:name="X4d59bdd4c4e7393fffc3f6c34873e482ca5b17d"/>
     <w:p>
       <w:pPr>
         <w:pStyle w:val="Heading4"/>
@@ -4594,8 +4636,8 @@
         <w:t xml:space="preserve">— когда помощь можно отложить на какое-то время и от этого не станет хуже: например, обычные визиты в женскую консультацию.</w:t>
       </w:r>
     </w:p>
-    <w:bookmarkEnd w:id="31"/>
-    <w:bookmarkStart w:id="32" w:name="X6e9192c78dabc7cac8d13dce197362a903d06cd"/>
+    <w:bookmarkEnd w:id="32"/>
+    <w:bookmarkStart w:id="33" w:name="X6e9192c78dabc7cac8d13dce197362a903d06cd"/>
     <w:p>
       <w:pPr>
         <w:pStyle w:val="Heading4"/>
@@ -4670,8 +4712,8 @@
         <w:t xml:space="preserve">— больница или роддом, где за вами наблюдают круглосуточно. «Госпитализация» значит, что вас кладут в стационар.</w:t>
       </w:r>
     </w:p>
-    <w:bookmarkEnd w:id="32"/>
-    <w:bookmarkStart w:id="33" w:name="скрининг-и-диагностика-в-чём-разница"/>
+    <w:bookmarkEnd w:id="33"/>
+    <w:bookmarkStart w:id="34" w:name="скрининг-и-диагностика-в-чём-разница"/>
     <w:p>
       <w:pPr>
         <w:pStyle w:val="Heading4"/>
@@ -4714,8 +4756,8 @@
         <w:t xml:space="preserve">Высокий риск по скринингу не значит, что у ребёнка есть отклонение. Это повод для более точной проверки. Результат вам объяснят на консультации, а решения о дальнейших шагах примут вместе с вами.</w:t>
       </w:r>
     </w:p>
-    <w:bookmarkEnd w:id="33"/>
-    <w:bookmarkStart w:id="34" w:name="Xec27fb2bf45d62e37bd967e98bb77c1daf7c052"/>
+    <w:bookmarkEnd w:id="34"/>
+    <w:bookmarkStart w:id="35" w:name="Xec27fb2bf45d62e37bd967e98bb77c1daf7c052"/>
     <w:p>
       <w:pPr>
         <w:pStyle w:val="Heading4"/>
@@ -4740,9 +4782,9 @@
         <w:t xml:space="preserve">Результат за границей нормы — ещё не диагноз, а вопрос к врачу. Он сравнит цифру со сроком беременности, самочувствием и прошлыми анализами. Спросите, в пределах ли нормы результат для вашего срока (Ориентационный раздел, разделы 6 и 8).</w:t>
       </w:r>
     </w:p>
-    <w:bookmarkEnd w:id="34"/>
     <w:bookmarkEnd w:id="35"/>
-    <w:bookmarkStart w:id="45" w:name="X39d1bb9f4be499656b4a462a6adedbb20f8ddf2"/>
+    <w:bookmarkEnd w:id="36"/>
+    <w:bookmarkStart w:id="46" w:name="X39d1bb9f4be499656b4a462a6adedbb20f8ddf2"/>
     <w:p>
       <w:pPr>
         <w:pStyle w:val="Heading3"/>
@@ -4751,7 +4793,7 @@
         <w:t xml:space="preserve">Часть 2. Как понимать слова о пользе и риске</w:t>
       </w:r>
     </w:p>
-    <w:bookmarkStart w:id="36" w:name="X6d7796a2dd15a1431988af9716deab7a3e4de17"/>
+    <w:bookmarkStart w:id="37" w:name="X6d7796a2dd15a1431988af9716deab7a3e4de17"/>
     <w:p>
       <w:pPr>
         <w:pStyle w:val="Heading4"/>
@@ -4776,8 +4818,8 @@
         <w:t xml:space="preserve">Поэтому из двух лекарств с одной задачей обычно выбирают то, о котором при беременности известно больше. Можно спросить врача: есть ли средство, которое лучше изучено при беременности (Тема 7, разделы 7.1 и 7.17).</w:t>
       </w:r>
     </w:p>
-    <w:bookmarkEnd w:id="36"/>
-    <w:bookmarkStart w:id="37" w:name="Xbc9b5ea0a131901a40282ef207be71bb3ce128a"/>
+    <w:bookmarkEnd w:id="37"/>
+    <w:bookmarkStart w:id="38" w:name="Xbc9b5ea0a131901a40282ef207be71bb3ce128a"/>
     <w:p>
       <w:pPr>
         <w:pStyle w:val="Heading4"/>
@@ -4802,8 +4844,8 @@
         <w:t xml:space="preserve">Букву можно не учитывать. Читайте то, что написано рядом словами — например, «только в случае крайней необходимости», — и с этим вопросом идите к врачу (Тема 7, раздел 7.1).</w:t>
       </w:r>
     </w:p>
-    <w:bookmarkEnd w:id="37"/>
-    <w:bookmarkStart w:id="38" w:name="X7666b021d486d6891863397c3425f88c3591cba"/>
+    <w:bookmarkEnd w:id="38"/>
+    <w:bookmarkStart w:id="39" w:name="X7666b021d486d6891863397c3425f88c3591cba"/>
     <w:p>
       <w:pPr>
         <w:pStyle w:val="Heading4"/>
@@ -4828,8 +4870,8 @@
         <w:t xml:space="preserve">Врачу фактор риска помогает решить, за чем следить внимательнее и нужна ли профилактика. Например, если после первого скрининга риск преэклампсии высокий, назначают лекарство для её профилактики и советуют измерять давление дома (Ориентационный раздел, раздел 2).</w:t>
       </w:r>
     </w:p>
-    <w:bookmarkEnd w:id="38"/>
-    <w:bookmarkStart w:id="39" w:name="Xedda6fa5a763c70bd0f606085b4d5a63905698a"/>
+    <w:bookmarkEnd w:id="39"/>
+    <w:bookmarkStart w:id="40" w:name="Xedda6fa5a763c70bd0f606085b4d5a63905698a"/>
     <w:p>
       <w:pPr>
         <w:pStyle w:val="Heading4"/>
@@ -4854,8 +4896,8 @@
         <w:t xml:space="preserve">Пример: женщина приняла лекарство в начале беременности. Даже без всяких лекарств примерно у четырёх детей из ста бывает крупный порок развития, а около шестнадцати известных беременностей из ста заканчиваются выкидышем. Если этого не знать, любое совпадение по времени кажется причиной (Тема 7, раздел 7.16).</w:t>
       </w:r>
     </w:p>
-    <w:bookmarkEnd w:id="39"/>
-    <w:bookmarkStart w:id="40" w:name="риск-вырос-в-два-раза-много-это-или-мало"/>
+    <w:bookmarkEnd w:id="40"/>
+    <w:bookmarkStart w:id="41" w:name="риск-вырос-в-два-раза-много-это-или-мало"/>
     <w:p>
       <w:pPr>
         <w:pStyle w:val="Heading4"/>
@@ -4872,8 +4914,8 @@
         <w:t xml:space="preserve">Это зависит от того, каким риск был сначала. Если он был один на десять тысяч, то в два раза больше — два на десять тысяч. Если он был один из ста — два из ста. Когда читаете «в два раза» или «на 50 %», ищите или спрашивайте, сколько это случаев на сто или на тысячу женщин.</w:t>
       </w:r>
     </w:p>
-    <w:bookmarkEnd w:id="40"/>
-    <w:bookmarkStart w:id="41" w:name="X209bff4196fdcd8d6802bad49007ce9263353e5"/>
+    <w:bookmarkEnd w:id="41"/>
+    <w:bookmarkStart w:id="42" w:name="X209bff4196fdcd8d6802bad49007ce9263353e5"/>
     <w:p>
       <w:pPr>
         <w:pStyle w:val="Heading4"/>
@@ -4898,8 +4940,8 @@
         <w:t xml:space="preserve">Если анализ в норме, а что-то продолжает беспокоить, скажите об этом врачу.</w:t>
       </w:r>
     </w:p>
-    <w:bookmarkEnd w:id="41"/>
-    <w:bookmarkStart w:id="42" w:name="Xc009d6b8600bba951a13d7d0c8c29f40fb5dab1"/>
+    <w:bookmarkEnd w:id="42"/>
+    <w:bookmarkStart w:id="43" w:name="Xc009d6b8600bba951a13d7d0c8c29f40fb5dab1"/>
     <w:p>
       <w:pPr>
         <w:pStyle w:val="Heading4"/>
@@ -4924,8 +4966,8 @@
         <w:t xml:space="preserve">Если результат вас встревожил, не ищите ответ в интернете по одной цифре. Запишите вопрос и задайте его врачу. Если вместе с плохим результатом появились признаки из Раздела 0, действуйте по Разделу 0.</w:t>
       </w:r>
     </w:p>
-    <w:bookmarkEnd w:id="42"/>
-    <w:bookmarkStart w:id="43" w:name="цифра-порог-зачем-она-нужна"/>
+    <w:bookmarkEnd w:id="43"/>
+    <w:bookmarkStart w:id="44" w:name="цифра-порог-зачем-она-нужна"/>
     <w:p>
       <w:pPr>
         <w:pStyle w:val="Heading4"/>
@@ -4942,8 +4984,8 @@
         <w:t xml:space="preserve">Порог — число, после которого нужно действовать: позвонить врачу, поехать в роддом или вызвать скорую. Диагноз по нему не ставят. Например, одна высокая цифра давления — повод через 15 минут измерить ещё раз по правилам. При каких цифрах звонить врачу, а при каких нужна срочная помощь, — Тема 11, раздел 11.3, и Раздел 0, пункт 0.5.</w:t>
       </w:r>
     </w:p>
-    <w:bookmarkEnd w:id="43"/>
-    <w:bookmarkStart w:id="44" w:name="может-обычно-редко-как-их-читать"/>
+    <w:bookmarkEnd w:id="44"/>
+    <w:bookmarkStart w:id="45" w:name="может-обычно-редко-как-их-читать"/>
     <w:p>
       <w:pPr>
         <w:pStyle w:val="Heading4"/>
@@ -4967,10 +5009,10 @@
         </w:pict>
       </w:r>
     </w:p>
-    <w:bookmarkEnd w:id="44"/>
     <w:bookmarkEnd w:id="45"/>
     <w:bookmarkEnd w:id="46"/>
-    <w:bookmarkStart w:id="51" w:name="Xf50cfb8f07d4e975983b416e4b3d4cd8a3d417b"/>
+    <w:bookmarkEnd w:id="47"/>
+    <w:bookmarkStart w:id="52" w:name="Xf50cfb8f07d4e975983b416e4b3d4cd8a3d417b"/>
     <w:p>
       <w:pPr>
         <w:pStyle w:val="Heading2"/>
@@ -4987,7 +5029,7 @@
         <w:t xml:space="preserve">Если вас беспокоит самочувствие, сначала найдите, что вы заметили, в Приложении 1. Если там указан Раздел 0, действуйте по нему и не тратьте время на поиск в интернете.</w:t>
       </w:r>
     </w:p>
-    <w:bookmarkStart w:id="47" w:name="где-искать"/>
+    <w:bookmarkStart w:id="48" w:name="где-искать"/>
     <w:p>
       <w:pPr>
         <w:pStyle w:val="Heading3"/>
@@ -5056,8 +5098,8 @@
         <w:t xml:space="preserve">Сайты Минздрава, государственных больниц и медицинских университетов.</w:t>
       </w:r>
     </w:p>
-    <w:bookmarkEnd w:id="47"/>
-    <w:bookmarkStart w:id="48" w:name="можно-ли-верить-тексту-четыре-вопроса"/>
+    <w:bookmarkEnd w:id="48"/>
+    <w:bookmarkStart w:id="49" w:name="можно-ли-верить-тексту-четыре-вопроса"/>
     <w:p>
       <w:pPr>
         <w:pStyle w:val="Heading3"/>
@@ -5170,8 +5212,8 @@
         <w:t xml:space="preserve">Проще всего проверить текст с помощью искусственного интеллекта — запрос 1 ниже.</w:t>
       </w:r>
     </w:p>
-    <w:bookmarkEnd w:id="48"/>
-    <w:bookmarkStart w:id="49" w:name="X54e1ce5fb484e8f6b2bd7dfc576df146fdb1d72"/>
+    <w:bookmarkEnd w:id="49"/>
+    <w:bookmarkStart w:id="50" w:name="X54e1ce5fb484e8f6b2bd7dfc576df146fdb1d72"/>
     <w:p>
       <w:pPr>
         <w:pStyle w:val="Heading3"/>
@@ -5236,8 +5278,8 @@
         <w:t xml:space="preserve">Если то, что вы заметили, есть в Разделе 0, не спрашивайте ИИ: звоните 103 или 112 или поезжайте в роддом. Если появились мысли причинить вред себе или ребёнку, — Раздел 0, пункт 0.17.</w:t>
       </w:r>
     </w:p>
-    <w:bookmarkEnd w:id="49"/>
-    <w:bookmarkStart w:id="50" w:name="готовые-запросы-для-ии"/>
+    <w:bookmarkEnd w:id="50"/>
+    <w:bookmarkStart w:id="51" w:name="готовые-запросы-для-ии"/>
     <w:p>
       <w:pPr>
         <w:pStyle w:val="Heading3"/>
@@ -5421,9 +5463,9 @@
         </w:pict>
       </w:r>
     </w:p>
-    <w:bookmarkEnd w:id="50"/>
     <w:bookmarkEnd w:id="51"/>
-    <w:bookmarkStart w:id="57" w:name="приложение-5.-как-проверить-лекарство"/>
+    <w:bookmarkEnd w:id="52"/>
+    <w:bookmarkStart w:id="58" w:name="приложение-5.-как-проверить-лекарство"/>
     <w:p>
       <w:pPr>
         <w:pStyle w:val="Heading2"/>
@@ -5440,7 +5482,7 @@
         <w:t xml:space="preserve">Если вы сомневаетесь, можно ли вам лекарство, витамин или травяной чай, сделайте три шага.</w:t>
       </w:r>
     </w:p>
-    <w:bookmarkStart w:id="52" w:name="шаг-1.-посмотрите-на-упаковку"/>
+    <w:bookmarkStart w:id="53" w:name="шаг-1.-посмотрите-на-упаковку"/>
     <w:p>
       <w:pPr>
         <w:pStyle w:val="Heading3"/>
@@ -5457,8 +5499,8 @@
         <w:t xml:space="preserve">Найдите действующее вещество — оно написано мелким шрифтом под названием. Запомните или сфотографируйте его. По действующему веществу видно, не принимаете ли вы одно и то же в двух разных средствах: например, парацетамол бывает и в таблетках от температуры, и в порошках от простуды, и дозы складываются (Тема 7, раздел 7.3).</w:t>
       </w:r>
     </w:p>
-    <w:bookmarkEnd w:id="52"/>
-    <w:bookmarkStart w:id="53" w:name="шаг-2.-спросите-ии"/>
+    <w:bookmarkEnd w:id="53"/>
+    <w:bookmarkStart w:id="54" w:name="шаг-2.-спросите-ии"/>
     <w:p>
       <w:pPr>
         <w:pStyle w:val="Heading3"/>
@@ -5483,8 +5525,8 @@
         <w:t xml:space="preserve">Я беременна, срок ___ недель. Можно ли мне лекарство ___ (название с упаковки)? Кроме него я принимаю: ___ (или «ничего»). Назови действующее вещество. Перескажи, что сказано о беременности в официальной российской инструкции к этому лекарству. Проверь, нет ли того же вещества в других средствах, которые я принимаю. Объясни, насколько это лекарство изучено при беременности и есть ли лучше изученные средства для той же цели. Отвечай по клиническим рекомендациям Минздрава России, официальной инструкции из Государственного реестра лекарственных средств и документам ВОЗ; к главным утверждениям дай ссылки. Если не можешь открыть источник или у тебя нет доступа к интернету, скажи об этом прямо и не придумывай ссылки и цифры. Отдели то, что известно точно, от того, где данных мало. Не ставь диагноз, не подбирай дозу, не советуй отменять то, что назначил врач. Если есть признаки, при которых нужна срочная помощь, назови их первыми (скорая в России — 103 или 112). В конце дай 3–5 вопросов для моего врача. Пиши просто и объясняй медицинские слова.</w:t>
       </w:r>
     </w:p>
-    <w:bookmarkEnd w:id="53"/>
-    <w:bookmarkStart w:id="54" w:name="шаг-3.-спросите-врача"/>
+    <w:bookmarkEnd w:id="54"/>
+    <w:bookmarkStart w:id="55" w:name="шаг-3.-спросите-врача"/>
     <w:p>
       <w:pPr>
         <w:pStyle w:val="Heading3"/>
@@ -5549,8 +5591,8 @@
         <w:t xml:space="preserve">Если врач назначил лекарство, а в инструкции написано «противопоказано при беременности», не отменяйте его сами — спросите врача, почему оно назначено (Приложение 3).</w:t>
       </w:r>
     </w:p>
-    <w:bookmarkEnd w:id="54"/>
-    <w:bookmarkStart w:id="55" w:name="если-лекарство-уже-приняли"/>
+    <w:bookmarkEnd w:id="55"/>
+    <w:bookmarkStart w:id="56" w:name="если-лекарство-уже-приняли"/>
     <w:p>
       <w:pPr>
         <w:pStyle w:val="Heading3"/>
@@ -5635,8 +5677,8 @@
         <w:t xml:space="preserve">Я беременна, срок ___ недель. Я уже приняла ___ (название лекарства, сколько и когда). Что известно о приёме этого лекарства на моём сроке? Сравни с тем, как часто такие же исходы бывают при беременности и без лекарства. Что мне сделать сейчас и что сказать врачу? Отвечай по клиническим рекомендациям Минздрава России, официальной инструкции из Государственного реестра лекарственных средств и документам ВОЗ; к главным утверждениям дай ссылки. Если не можешь открыть источник или у тебя нет доступа к интернету, скажи об этом прямо и не придумывай ссылки и цифры. Отдели то, что известно точно, от того, где данных мало. Не ставь диагноз, не подбирай дозу, не советуй отменять то, что назначил врач. Если есть признаки, при которых нужна срочная помощь, назови их первыми (скорая в России — 103 или 112). В конце дай 3–5 вопросов для моего врача. Пиши просто и объясняй медицинские слова.</w:t>
       </w:r>
     </w:p>
-    <w:bookmarkEnd w:id="55"/>
-    <w:bookmarkStart w:id="56" w:name="если-хотите-проверить-сами"/>
+    <w:bookmarkEnd w:id="56"/>
+    <w:bookmarkStart w:id="57" w:name="если-хотите-проверить-сами"/>
     <w:p>
       <w:pPr>
         <w:pStyle w:val="Heading3"/>
@@ -5766,9 +5808,9 @@
         </w:pict>
       </w:r>
     </w:p>
-    <w:bookmarkEnd w:id="56"/>
     <w:bookmarkEnd w:id="57"/>
-    <w:bookmarkStart w:id="66" w:name="клинические-и-научные-источники"/>
+    <w:bookmarkEnd w:id="58"/>
+    <w:bookmarkStart w:id="67" w:name="клинические-и-научные-источники"/>
     <w:p>
       <w:pPr>
         <w:pStyle w:val="Heading2"/>
@@ -5811,7 +5853,7 @@
       <w:r>
         <w:t xml:space="preserve"> </w:t>
       </w:r>
-      <w:hyperlink r:id="rId58">
+      <w:hyperlink r:id="rId59">
         <w:r>
           <w:rPr>
             <w:rStyle w:val="Hyperlink"/>
@@ -5859,7 +5901,7 @@
       <w:r>
         <w:t xml:space="preserve"> </w:t>
       </w:r>
-      <w:hyperlink r:id="rId59">
+      <w:hyperlink r:id="rId60">
         <w:r>
           <w:rPr>
             <w:rStyle w:val="Hyperlink"/>
@@ -5895,7 +5937,7 @@
       <w:r>
         <w:t xml:space="preserve"> </w:t>
       </w:r>
-      <w:hyperlink r:id="rId60">
+      <w:hyperlink r:id="rId61">
         <w:r>
           <w:rPr>
             <w:rStyle w:val="Hyperlink"/>
@@ -5931,7 +5973,7 @@
       <w:r>
         <w:t xml:space="preserve"> </w:t>
       </w:r>
-      <w:hyperlink r:id="rId61">
+      <w:hyperlink r:id="rId62">
         <w:r>
           <w:rPr>
             <w:rStyle w:val="Hyperlink"/>
@@ -5970,7 +6012,7 @@
       <w:r>
         <w:t xml:space="preserve"> </w:t>
       </w:r>
-      <w:hyperlink r:id="rId62">
+      <w:hyperlink r:id="rId63">
         <w:r>
           <w:rPr>
             <w:rStyle w:val="Hyperlink"/>
@@ -5999,7 +6041,7 @@
       <w:r>
         <w:t xml:space="preserve"> </w:t>
       </w:r>
-      <w:hyperlink r:id="rId63">
+      <w:hyperlink r:id="rId64">
         <w:r>
           <w:rPr>
             <w:rStyle w:val="Hyperlink"/>
@@ -6038,7 +6080,7 @@
       <w:r>
         <w:t xml:space="preserve"> </w:t>
       </w:r>
-      <w:hyperlink r:id="rId64">
+      <w:hyperlink r:id="rId65">
         <w:r>
           <w:rPr>
             <w:rStyle w:val="Hyperlink"/>
@@ -6109,7 +6151,7 @@
       <w:r>
         <w:t xml:space="preserve"> </w:t>
       </w:r>
-      <w:hyperlink r:id="rId65">
+      <w:hyperlink r:id="rId66">
         <w:r>
           <w:rPr>
             <w:rStyle w:val="Hyperlink"/>
@@ -6131,8 +6173,8 @@
         <w:t xml:space="preserve">Приложения В «Информация для пациента» в копии нет; правило «при таких схватках — в роддом» выведено автором из определения начала родов — проверить врачу.</w:t>
       </w:r>
     </w:p>
-    <w:bookmarkEnd w:id="66"/>
     <w:bookmarkEnd w:id="67"/>
+    <w:bookmarkEnd w:id="68"/>
     <w:sectPr/>
   </w:body>
 </w:document>

--- a/themes/appendices/appendices draft.docx
+++ b/themes/appendices/appendices draft.docx
@@ -4118,6 +4118,24 @@
         <w:t xml:space="preserve">(А4, горизонтально).</w:t>
       </w:r>
     </w:p>
+    <w:p>
+      <w:pPr>
+        <w:pStyle w:val="BodyText"/>
+      </w:pPr>
+      <w:r>
+        <w:rPr>
+          <w:bCs/>
+          <w:b/>
+        </w:rPr>
+        <w:t xml:space="preserve">Если после лекарства появилась нежелательная реакция,</w:t>
+      </w:r>
+      <w:r>
+        <w:t xml:space="preserve"> </w:t>
+      </w:r>
+      <w:r>
+        <w:t xml:space="preserve">скажите об этом врачу: он оценит её и сообщит в Росздравнадзор. Если реакция тяжёлая — отёк лица и горла, затруднённое дыхание, — сначала Раздел 0, пункт 0.11.</w:t>
+      </w:r>
+    </w:p>
     <w:bookmarkStart w:id="24" w:name="как-проверить-лекарство"/>
     <w:p>
       <w:pPr>
@@ -4221,24 +4239,6 @@
       </w:pPr>
       <w:r>
         <w:t xml:space="preserve">Справочники РЛС, «Видаль» и похожие сайты удобны, но это не официальная инструкция: если сведения расходятся, верна инструкция из реестра.</w:t>
-      </w:r>
-    </w:p>
-    <w:p>
-      <w:pPr>
-        <w:pStyle w:val="BodyText"/>
-      </w:pPr>
-      <w:r>
-        <w:rPr>
-          <w:bCs/>
-          <w:b/>
-        </w:rPr>
-        <w:t xml:space="preserve">Если после лекарства появилась нежелательная реакция,</w:t>
-      </w:r>
-      <w:r>
-        <w:t xml:space="preserve"> </w:t>
-      </w:r>
-      <w:r>
-        <w:t xml:space="preserve">скажите об этом врачу: он оценит её и сообщит в Росздравнадзор. Если реакция тяжёлая — отёк лица и горла, затруднённое дыхание, — сначала Раздел 0, пункт 0.11.</w:t>
       </w:r>
     </w:p>
     <w:p>

--- a/themes/appendices/appendices draft.docx
+++ b/themes/appendices/appendices draft.docx
@@ -2,7 +2,7 @@
 <file path=word/document.xml><?xml version="1.0" encoding="utf-8"?>
 <w:document xmlns:w="http://schemas.openxmlformats.org/wordprocessingml/2006/main" xmlns:m="http://schemas.openxmlformats.org/officeDocument/2006/math" xmlns:r="http://schemas.openxmlformats.org/officeDocument/2006/relationships" xmlns:o="urn:schemas-microsoft-com:office:office" xmlns:v="urn:schemas-microsoft-com:vml" xmlns:w10="urn:schemas-microsoft-com:office:word" xmlns:a="http://schemas.openxmlformats.org/drawingml/2006/main" xmlns:pic="http://schemas.openxmlformats.org/drawingml/2006/picture" xmlns:wp="http://schemas.openxmlformats.org/drawingml/2006/wordprocessingDrawing">
   <w:body>
-    <w:bookmarkStart w:id="68" w:name="приложения"/>
+    <w:bookmarkStart w:id="70" w:name="приложения"/>
     <w:p>
       <w:pPr>
         <w:pStyle w:val="Heading1"/>
@@ -4289,7 +4289,7 @@
     </w:p>
     <w:bookmarkEnd w:id="24"/>
     <w:bookmarkEnd w:id="25"/>
-    <w:bookmarkStart w:id="47" w:name="X535e591da7191f1026145d506cbc6ffc0a72f84"/>
+    <w:bookmarkStart w:id="49" w:name="X535e591da7191f1026145d506cbc6ffc0a72f84"/>
     <w:p>
       <w:pPr>
         <w:pStyle w:val="Heading2"/>
@@ -4303,24 +4303,82 @@
         <w:pStyle w:val="FirstParagraph"/>
       </w:pPr>
       <w:r>
-        <w:t xml:space="preserve">Здесь объяснены слова и выражения, которые встречаются в обменной карте, заключениях врачей, бланках анализов, инструкциях к лекарствам и статьях. Для каждого — что оно значит простыми словами и что из этого следует для вас.</w:t>
-      </w:r>
-    </w:p>
-    <w:bookmarkStart w:id="36" w:name="часть-1.-слова-из-медицинских-документов"/>
+        <w:t xml:space="preserve">Здесь объяснены слова и выражения, которые встречаются в обменной карте, бланках анализов, инструкциях к лекарствам и статьях. Найдите группу по тому, где вы встретили слово.</w:t>
+      </w:r>
+    </w:p>
+    <w:bookmarkStart w:id="33" w:name="в-обменной-карте-и-заключении-врача"/>
     <w:p>
       <w:pPr>
         <w:pStyle w:val="Heading3"/>
       </w:pPr>
       <w:r>
-        <w:t xml:space="preserve">Часть 1. Слова из медицинских документов</w:t>
-      </w:r>
-    </w:p>
-    <w:bookmarkStart w:id="26" w:name="анамнез-что-это"/>
+        <w:t xml:space="preserve">В обменной карте и заключении врача</w:t>
+      </w:r>
+    </w:p>
+    <w:bookmarkStart w:id="26" w:name="акушерский-срок-от-чего-считают-недели"/>
     <w:p>
       <w:pPr>
         <w:pStyle w:val="Heading4"/>
       </w:pPr>
       <w:r>
+        <w:t xml:space="preserve">«Акушерский срок»: от чего считают недели</w:t>
+      </w:r>
+    </w:p>
+    <w:p>
+      <w:pPr>
+        <w:pStyle w:val="FirstParagraph"/>
+      </w:pPr>
+      <w:r>
+        <w:rPr>
+          <w:bCs/>
+          <w:b/>
+        </w:rPr>
+        <w:t xml:space="preserve">Что это значит.</w:t>
+      </w:r>
+      <w:r>
+        <w:t xml:space="preserve"> </w:t>
+      </w:r>
+      <w:r>
+        <w:t xml:space="preserve">Врачи считают срок беременности в акушерских неделях — от первого дня последней менструации, а не от зачатия. Зачатие приходится примерно на две недели позже. Поэтому четыре акушерские недели — это около двух недель от зачатия.</w:t>
+      </w:r>
+    </w:p>
+    <w:p>
+      <w:pPr>
+        <w:pStyle w:val="BodyText"/>
+      </w:pPr>
+      <w:r>
+        <w:rPr>
+          <w:bCs/>
+          <w:b/>
+        </w:rPr>
+        <w:t xml:space="preserve">Что делать.</w:t>
+      </w:r>
+      <w:r>
+        <w:t xml:space="preserve"> </w:t>
+      </w:r>
+      <w:r>
+        <w:t xml:space="preserve">Называйте врачу и в аптеке срок в неделях, как он записан в обменной карте.</w:t>
+      </w:r>
+    </w:p>
+    <w:p>
+      <w:pPr>
+        <w:pStyle w:val="BodyText"/>
+      </w:pPr>
+      <w:r>
+        <w:rPr>
+          <w:iCs/>
+          <w:i/>
+        </w:rPr>
+        <w:t xml:space="preserve">Подробнее: Тема 7, раздел 7.2.</w:t>
+      </w:r>
+    </w:p>
+    <w:bookmarkEnd w:id="26"/>
+    <w:bookmarkStart w:id="27" w:name="анамнез-что-это"/>
+    <w:p>
+      <w:pPr>
+        <w:pStyle w:val="Heading4"/>
+      </w:pPr>
+      <w:r>
         <w:t xml:space="preserve">«Анамнез»: что это</w:t>
       </w:r>
     </w:p>
@@ -4329,7 +4387,17 @@
         <w:pStyle w:val="FirstParagraph"/>
       </w:pPr>
       <w:r>
-        <w:t xml:space="preserve">Анамнез — всё, что известно о вашем здоровье до сегодняшнего дня: прошлые болезни, операции, травмы, аллергия, лекарства, болезни близких родственников. «Акушерский анамнез» — это ваши прошлые беременности и роды: сколько их было, как они закончились, были ли осложнения.</w:t>
+        <w:rPr>
+          <w:bCs/>
+          <w:b/>
+        </w:rPr>
+        <w:t xml:space="preserve">Что это значит.</w:t>
+      </w:r>
+      <w:r>
+        <w:t xml:space="preserve"> </w:t>
+      </w:r>
+      <w:r>
+        <w:t xml:space="preserve">Всё, что известно о вашем здоровье до сегодняшнего дня: прошлые болезни, операции, травмы, аллергия, лекарства, болезни близких родственников. «Акушерский анамнез» — прошлые беременности и роды: сколько их было и как они закончились.</w:t>
       </w:r>
     </w:p>
     <w:p>
@@ -4337,16 +4405,650 @@
         <w:pStyle w:val="BodyText"/>
       </w:pPr>
       <w:r>
-        <w:t xml:space="preserve">Анамнез врач собирает на первом приёме, расспрашивая вас (Ориентационный раздел, раздел 1). Чтобы ничего не забыть, заранее выпишите даты операций и прошлых беременностей и возьмите выписки, если они есть.</w:t>
-      </w:r>
-    </w:p>
-    <w:bookmarkEnd w:id="26"/>
-    <w:bookmarkStart w:id="27" w:name="клинический-что-это-значит"/>
+        <w:rPr>
+          <w:bCs/>
+          <w:b/>
+        </w:rPr>
+        <w:t xml:space="preserve">Что делать.</w:t>
+      </w:r>
+      <w:r>
+        <w:t xml:space="preserve"> </w:t>
+      </w:r>
+      <w:r>
+        <w:t xml:space="preserve">Перед первым приёмом выпишите даты операций и прошлых беременностей и возьмите выписки, если они есть.</w:t>
+      </w:r>
+    </w:p>
+    <w:p>
+      <w:pPr>
+        <w:pStyle w:val="BodyText"/>
+      </w:pPr>
+      <w:r>
+        <w:rPr>
+          <w:iCs/>
+          <w:i/>
+        </w:rPr>
+        <w:t xml:space="preserve">Подробнее: Ориентационный раздел, раздел 1.</w:t>
+      </w:r>
+    </w:p>
+    <w:bookmarkEnd w:id="27"/>
+    <w:bookmarkStart w:id="28" w:name="жалоба-симптом-диагноз-в-чём-разница"/>
     <w:p>
       <w:pPr>
         <w:pStyle w:val="Heading4"/>
       </w:pPr>
       <w:r>
+        <w:t xml:space="preserve">«Жалоба», «симптом», «диагноз»: в чём разница</w:t>
+      </w:r>
+    </w:p>
+    <w:p>
+      <w:pPr>
+        <w:pStyle w:val="FirstParagraph"/>
+      </w:pPr>
+      <w:r>
+        <w:rPr>
+          <w:bCs/>
+          <w:b/>
+        </w:rPr>
+        <w:t xml:space="preserve">Что это значит.</w:t>
+      </w:r>
+      <w:r>
+        <w:t xml:space="preserve"> </w:t>
+      </w:r>
+      <w:r>
+        <w:t xml:space="preserve">Жалоба — то, что вы рассказываете врачу. Симптом — признак, который замечаете вы или находит врач. Диагноз — причина, которую устанавливает врач. Один симптом бывает при разных причинах: жжение при мочеиспускании возможно и при инфекции, и без неё, а подтвердить инфекцию может только анализ.</w:t>
+      </w:r>
+    </w:p>
+    <w:p>
+      <w:pPr>
+        <w:pStyle w:val="BodyText"/>
+      </w:pPr>
+      <w:r>
+        <w:rPr>
+          <w:bCs/>
+          <w:b/>
+        </w:rPr>
+        <w:t xml:space="preserve">Что делать.</w:t>
+      </w:r>
+      <w:r>
+        <w:t xml:space="preserve"> </w:t>
+      </w:r>
+      <w:r>
+        <w:t xml:space="preserve">Дома замечайте, что изменилось и как быстро. Причину выяснят осмотр и обследование. Насколько срочно обращаться — Раздел 0.</w:t>
+      </w:r>
+    </w:p>
+    <w:p>
+      <w:pPr>
+        <w:pStyle w:val="BodyText"/>
+      </w:pPr>
+      <w:r>
+        <w:rPr>
+          <w:iCs/>
+          <w:i/>
+        </w:rPr>
+        <w:t xml:space="preserve">Подробнее: Тема 11, раздел 11.1.</w:t>
+      </w:r>
+    </w:p>
+    <w:bookmarkEnd w:id="28"/>
+    <w:bookmarkStart w:id="29" w:name="показания-и-противопоказания-что-это"/>
+    <w:p>
+      <w:pPr>
+        <w:pStyle w:val="Heading4"/>
+      </w:pPr>
+      <w:r>
+        <w:t xml:space="preserve">«Показания» и «противопоказания»: что это</w:t>
+      </w:r>
+    </w:p>
+    <w:p>
+      <w:pPr>
+        <w:pStyle w:val="FirstParagraph"/>
+      </w:pPr>
+      <w:r>
+        <w:rPr>
+          <w:bCs/>
+          <w:b/>
+        </w:rPr>
+        <w:t xml:space="preserve">Что это значит.</w:t>
+      </w:r>
+      <w:r>
+        <w:t xml:space="preserve"> </w:t>
+      </w:r>
+      <w:r>
+        <w:t xml:space="preserve">Показание — причина назначить обследование или лекарство. Противопоказание — причина его не назначать или назначать с осторожностью. «По показаниям» — не всем, а только когда есть причина: жалоба, результат другого анализа, болезнь, срок беременности.</w:t>
+      </w:r>
+    </w:p>
+    <w:p>
+      <w:pPr>
+        <w:pStyle w:val="BodyText"/>
+      </w:pPr>
+      <w:r>
+        <w:rPr>
+          <w:bCs/>
+          <w:b/>
+        </w:rPr>
+        <w:t xml:space="preserve">Что спросить у врача.</w:t>
+      </w:r>
+      <w:r>
+        <w:t xml:space="preserve"> </w:t>
+      </w:r>
+      <w:r>
+        <w:t xml:space="preserve">Какое показание у назначения и что изменится, если обследование что-то найдёт.</w:t>
+      </w:r>
+    </w:p>
+    <w:p>
+      <w:pPr>
+        <w:pStyle w:val="BodyText"/>
+      </w:pPr>
+      <w:r>
+        <w:rPr>
+          <w:iCs/>
+          <w:i/>
+        </w:rPr>
+        <w:t xml:space="preserve">Подробнее: Ориентационный раздел, раздел 5.</w:t>
+      </w:r>
+    </w:p>
+    <w:bookmarkEnd w:id="29"/>
+    <w:bookmarkStart w:id="30" w:name="острый-и-хронический-в-чём-разница"/>
+    <w:p>
+      <w:pPr>
+        <w:pStyle w:val="Heading4"/>
+      </w:pPr>
+      <w:r>
+        <w:t xml:space="preserve">«Острый» и «хронический»: в чём разница</w:t>
+      </w:r>
+    </w:p>
+    <w:p>
+      <w:pPr>
+        <w:pStyle w:val="FirstParagraph"/>
+      </w:pPr>
+      <w:r>
+        <w:rPr>
+          <w:bCs/>
+          <w:b/>
+        </w:rPr>
+        <w:t xml:space="preserve">Что это значит.</w:t>
+      </w:r>
+      <w:r>
+        <w:t xml:space="preserve"> </w:t>
+      </w:r>
+      <w:r>
+        <w:t xml:space="preserve">Острое состояние началось внезапно или недавно. Хроническое длится месяцы и годы или время от времени возвращается. «Обострение» — давняя болезнь снова дала о себе знать.</w:t>
+      </w:r>
+    </w:p>
+    <w:bookmarkEnd w:id="30"/>
+    <w:bookmarkStart w:id="31" w:name="X4d59bdd4c4e7393fffc3f6c34873e482ca5b17d"/>
+    <w:p>
+      <w:pPr>
+        <w:pStyle w:val="Heading4"/>
+      </w:pPr>
+      <w:r>
+        <w:t xml:space="preserve">«Экстренная», «неотложная», «плановая» помощь: в чём разница</w:t>
+      </w:r>
+    </w:p>
+    <w:p>
+      <w:pPr>
+        <w:pStyle w:val="FirstParagraph"/>
+      </w:pPr>
+      <w:r>
+        <w:rPr>
+          <w:bCs/>
+          <w:b/>
+        </w:rPr>
+        <w:t xml:space="preserve">Что это значит.</w:t>
+      </w:r>
+      <w:r>
+        <w:t xml:space="preserve"> </w:t>
+      </w:r>
+      <w:r>
+        <w:t xml:space="preserve">Экстренная помощь нужна при угрозе жизни, и её оказывают сразу: для этого вызывают скорую или едут в приёмное отделение роддома. Неотложная — при внезапном ухудшении без явной угрозы жизни. Плановая — когда помощь можно отложить и от этого не станет хуже, например обычные визиты в женскую консультацию.</w:t>
+      </w:r>
+    </w:p>
+    <w:p>
+      <w:pPr>
+        <w:pStyle w:val="BodyText"/>
+      </w:pPr>
+      <w:r>
+        <w:rPr>
+          <w:iCs/>
+          <w:i/>
+        </w:rPr>
+        <w:t xml:space="preserve">Подробнее: Раздел 0.</w:t>
+      </w:r>
+    </w:p>
+    <w:bookmarkEnd w:id="31"/>
+    <w:bookmarkStart w:id="32" w:name="X6e9192c78dabc7cac8d13dce197362a903d06cd"/>
+    <w:p>
+      <w:pPr>
+        <w:pStyle w:val="Heading4"/>
+      </w:pPr>
+      <w:r>
+        <w:t xml:space="preserve">«Амбулаторно», «дневной стационар», «стационар»: что это</w:t>
+      </w:r>
+    </w:p>
+    <w:p>
+      <w:pPr>
+        <w:pStyle w:val="FirstParagraph"/>
+      </w:pPr>
+      <w:r>
+        <w:rPr>
+          <w:bCs/>
+          <w:b/>
+        </w:rPr>
+        <w:t xml:space="preserve">Что это значит.</w:t>
+      </w:r>
+      <w:r>
+        <w:t xml:space="preserve"> </w:t>
+      </w:r>
+      <w:r>
+        <w:t xml:space="preserve">Амбулаторно — без госпитализации: в поликлинике, женской консультации или на дому, ночуете вы дома. Дневной стационар — лечение днём, на ночь вы уходите домой. Стационар — больница или роддом, где наблюдают круглосуточно. Госпитализация — когда вас кладут в стационар.</w:t>
+      </w:r>
+    </w:p>
+    <w:bookmarkEnd w:id="32"/>
+    <w:bookmarkEnd w:id="33"/>
+    <w:bookmarkStart w:id="38" w:name="в-бланке-анализа-и-результате-узи"/>
+    <w:p>
+      <w:pPr>
+        <w:pStyle w:val="Heading3"/>
+      </w:pPr>
+      <w:r>
+        <w:t xml:space="preserve">В бланке анализа и результате УЗИ</w:t>
+      </w:r>
+    </w:p>
+    <w:bookmarkStart w:id="34" w:name="как-читать-бланк-анализа"/>
+    <w:p>
+      <w:pPr>
+        <w:pStyle w:val="Heading4"/>
+      </w:pPr>
+      <w:r>
+        <w:t xml:space="preserve">Как читать бланк анализа</w:t>
+      </w:r>
+    </w:p>
+    <w:p>
+      <w:pPr>
+        <w:pStyle w:val="FirstParagraph"/>
+      </w:pPr>
+      <w:r>
+        <w:rPr>
+          <w:bCs/>
+          <w:b/>
+        </w:rPr>
+        <w:t xml:space="preserve">Что это значит.</w:t>
+      </w:r>
+      <w:r>
+        <w:t xml:space="preserve"> </w:t>
+      </w:r>
+      <w:r>
+        <w:t xml:space="preserve">Рядом с результатом лаборатория пишет границы нормы — их называют референсными значениями. Сравнивайте результат с границами в том же бланке: у разных лабораторий они могут немного отличаться. Цифра за границей нормы — ещё не диагноз: врач смотрит на неё вместе со сроком беременности, самочувствием и прошлыми анализами. Например, «положительно» в строке IgM ещё не значит «больна»: анализ повторяют через 10–14 дней и делают уточняющее исследование. И наоборот, анализ в норме отвечает только на свой вопрос: нормальный гемоглобин не значит, что запасов железа хватает, — их показывает другой анализ, ферритин.</w:t>
+      </w:r>
+    </w:p>
+    <w:p>
+      <w:pPr>
+        <w:pStyle w:val="BodyText"/>
+      </w:pPr>
+      <w:r>
+        <w:rPr>
+          <w:bCs/>
+          <w:b/>
+        </w:rPr>
+        <w:t xml:space="preserve">Что делать.</w:t>
+      </w:r>
+      <w:r>
+        <w:t xml:space="preserve"> </w:t>
+      </w:r>
+      <w:r>
+        <w:t xml:space="preserve">Не ищите ответ в интернете по одной цифре. Спросите врача, в норме ли результат для вашего срока. Если вместе с плохим результатом появились признаки из Раздела 0, действуйте по Разделу 0.</w:t>
+      </w:r>
+    </w:p>
+    <w:p>
+      <w:pPr>
+        <w:pStyle w:val="BodyText"/>
+      </w:pPr>
+      <w:r>
+        <w:rPr>
+          <w:iCs/>
+          <w:i/>
+        </w:rPr>
+        <w:t xml:space="preserve">Подробнее: Ориентационный раздел, раздел 6; Тема 9, раздел 9.18; Тема 1, раздел 1.2.</w:t>
+      </w:r>
+    </w:p>
+    <w:bookmarkEnd w:id="34"/>
+    <w:bookmarkStart w:id="35" w:name="скрининг-и-диагностика-в-чём-разница"/>
+    <w:p>
+      <w:pPr>
+        <w:pStyle w:val="Heading4"/>
+      </w:pPr>
+      <w:r>
+        <w:t xml:space="preserve">«Скрининг» и «диагностика»: в чём разница</w:t>
+      </w:r>
+    </w:p>
+    <w:p>
+      <w:pPr>
+        <w:pStyle w:val="FirstParagraph"/>
+      </w:pPr>
+      <w:r>
+        <w:rPr>
+          <w:bCs/>
+          <w:b/>
+        </w:rPr>
+        <w:t xml:space="preserve">Что это значит.</w:t>
+      </w:r>
+      <w:r>
+        <w:t xml:space="preserve"> </w:t>
+      </w:r>
+      <w:r>
+        <w:t xml:space="preserve">Скрининг проводят всем беременным, чтобы найти тех, у кого риск выше. Его результат — вероятность, а не ответ «есть» или «нет». Диагностика — более точное исследование: оно отвечает, есть ли состояние на самом деле. Её предлагают, если скрининг показал высокий риск.</w:t>
+      </w:r>
+    </w:p>
+    <w:p>
+      <w:pPr>
+        <w:pStyle w:val="BodyText"/>
+      </w:pPr>
+      <w:r>
+        <w:rPr>
+          <w:iCs/>
+          <w:i/>
+        </w:rPr>
+        <w:t xml:space="preserve">Подробнее: Ориентационный раздел, раздел 3.</w:t>
+      </w:r>
+    </w:p>
+    <w:bookmarkEnd w:id="35"/>
+    <w:bookmarkStart w:id="36" w:name="Xa01037e8c9e0c1ff18f95da87cdc37778956237"/>
+    <w:p>
+      <w:pPr>
+        <w:pStyle w:val="Heading4"/>
+      </w:pPr>
+      <w:r>
+        <w:t xml:space="preserve">Риск 1:100 в результате скрининга: много это или мало</w:t>
+      </w:r>
+    </w:p>
+    <w:p>
+      <w:pPr>
+        <w:pStyle w:val="FirstParagraph"/>
+      </w:pPr>
+      <w:r>
+        <w:rPr>
+          <w:bCs/>
+          <w:b/>
+        </w:rPr>
+        <w:t xml:space="preserve">Что это значит.</w:t>
+      </w:r>
+      <w:r>
+        <w:t xml:space="preserve"> </w:t>
+      </w:r>
+      <w:r>
+        <w:t xml:space="preserve">Дробь показывает шанс. 1:100 — один шанс из ста: если бы такой результат был у ста женщин, ребёнок с хромосомным отклонением был бы в среднем у одной из них, а у девяноста девяти — без него. 1:5000 — один из пяти тысяч. Чем больше число после двоеточия, тем риск меньше. Высоким считают риск 1:100 и выше, например 1:50.</w:t>
+      </w:r>
+    </w:p>
+    <w:p>
+      <w:pPr>
+        <w:pStyle w:val="BodyText"/>
+      </w:pPr>
+      <w:r>
+        <w:rPr>
+          <w:bCs/>
+          <w:b/>
+        </w:rPr>
+        <w:t xml:space="preserve">Что делать.</w:t>
+      </w:r>
+      <w:r>
+        <w:t xml:space="preserve"> </w:t>
+      </w:r>
+      <w:r>
+        <w:t xml:space="preserve">Высокий риск — повод для более точной проверки, а не диагноз. Результат объяснят на консультации, решения о дальнейших шагах примут вместе с вами.</w:t>
+      </w:r>
+    </w:p>
+    <w:p>
+      <w:pPr>
+        <w:pStyle w:val="BodyText"/>
+      </w:pPr>
+      <w:r>
+        <w:rPr>
+          <w:iCs/>
+          <w:i/>
+        </w:rPr>
+        <w:t xml:space="preserve">Подробнее: Ориентационный раздел, раздел 3.</w:t>
+      </w:r>
+    </w:p>
+    <w:bookmarkEnd w:id="36"/>
+    <w:bookmarkStart w:id="37" w:name="цифра-порог-зачем-она-нужна"/>
+    <w:p>
+      <w:pPr>
+        <w:pStyle w:val="Heading4"/>
+      </w:pPr>
+      <w:r>
+        <w:t xml:space="preserve">Цифра-«порог»: зачем она нужна</w:t>
+      </w:r>
+    </w:p>
+    <w:p>
+      <w:pPr>
+        <w:pStyle w:val="FirstParagraph"/>
+      </w:pPr>
+      <w:r>
+        <w:rPr>
+          <w:bCs/>
+          <w:b/>
+        </w:rPr>
+        <w:t xml:space="preserve">Что это значит.</w:t>
+      </w:r>
+      <w:r>
+        <w:t xml:space="preserve"> </w:t>
+      </w:r>
+      <w:r>
+        <w:t xml:space="preserve">Порог — число, после которого нужно действовать: позвонить врачу, поехать в роддом или вызвать скорую. Диагноз по нему не ставят. Например, одна высокая цифра давления — повод через 15 минут измерить ещё раз по правилам.</w:t>
+      </w:r>
+    </w:p>
+    <w:p>
+      <w:pPr>
+        <w:pStyle w:val="BodyText"/>
+      </w:pPr>
+      <w:r>
+        <w:rPr>
+          <w:iCs/>
+          <w:i/>
+        </w:rPr>
+        <w:t xml:space="preserve">Подробнее: Тема 11, раздел 11.3; Раздел 0.</w:t>
+      </w:r>
+    </w:p>
+    <w:bookmarkEnd w:id="37"/>
+    <w:bookmarkEnd w:id="38"/>
+    <w:bookmarkStart w:id="42" w:name="в-инструкции-к-лекарству"/>
+    <w:p>
+      <w:pPr>
+        <w:pStyle w:val="Heading3"/>
+      </w:pPr>
+      <w:r>
+        <w:t xml:space="preserve">В инструкции к лекарству</w:t>
+      </w:r>
+    </w:p>
+    <w:bookmarkStart w:id="39" w:name="X106f02188066368bb9810f4fd977666666e4f8c"/>
+    <w:p>
+      <w:pPr>
+        <w:pStyle w:val="Heading4"/>
+      </w:pPr>
+      <w:r>
+        <w:t xml:space="preserve">«Противопоказано при беременности»: значит ли это, что лекарство вредно</w:t>
+      </w:r>
+    </w:p>
+    <w:p>
+      <w:pPr>
+        <w:pStyle w:val="FirstParagraph"/>
+      </w:pPr>
+      <w:r>
+        <w:rPr>
+          <w:bCs/>
+          <w:b/>
+        </w:rPr>
+        <w:t xml:space="preserve">Что это значит.</w:t>
+      </w:r>
+      <w:r>
+        <w:t xml:space="preserve"> </w:t>
+      </w:r>
+      <w:r>
+        <w:t xml:space="preserve">Не обязательно. Эта фраза или «применение не рекомендуется» стоит в инструкциях у очень многих лекарств, в том числе у тех, что врачи постоянно назначают беременным. Чаще всего она значит, что у беременных лекарство не изучали, а не что вред доказан.</w:t>
+      </w:r>
+    </w:p>
+    <w:p>
+      <w:pPr>
+        <w:pStyle w:val="BodyText"/>
+      </w:pPr>
+      <w:r>
+        <w:rPr>
+          <w:bCs/>
+          <w:b/>
+        </w:rPr>
+        <w:t xml:space="preserve">Что делать.</w:t>
+      </w:r>
+      <w:r>
+        <w:t xml:space="preserve"> </w:t>
+      </w:r>
+      <w:r>
+        <w:t xml:space="preserve">Если врач назначил лекарство, зная о беременности, не отменяйте его сами. Спросите, почему оно назначено, несмотря на запись в инструкции.</w:t>
+      </w:r>
+    </w:p>
+    <w:p>
+      <w:pPr>
+        <w:pStyle w:val="BodyText"/>
+      </w:pPr>
+      <w:r>
+        <w:rPr>
+          <w:iCs/>
+          <w:i/>
+        </w:rPr>
+        <w:t xml:space="preserve">Подробнее: Тема 7, раздел 7.1.</w:t>
+      </w:r>
+    </w:p>
+    <w:bookmarkEnd w:id="39"/>
+    <w:bookmarkStart w:id="40" w:name="X6d7796a2dd15a1431988af9716deab7a3e4de17"/>
+    <w:p>
+      <w:pPr>
+        <w:pStyle w:val="Heading4"/>
+      </w:pPr>
+      <w:r>
+        <w:t xml:space="preserve">«Нет данных» или «не изучено»: значит ли это, что безопасно</w:t>
+      </w:r>
+    </w:p>
+    <w:p>
+      <w:pPr>
+        <w:pStyle w:val="FirstParagraph"/>
+      </w:pPr>
+      <w:r>
+        <w:rPr>
+          <w:bCs/>
+          <w:b/>
+        </w:rPr>
+        <w:t xml:space="preserve">Что это значит.</w:t>
+      </w:r>
+      <w:r>
+        <w:t xml:space="preserve"> </w:t>
+      </w:r>
+      <w:r>
+        <w:t xml:space="preserve">Нет. Беременных почти не берут в исследования новых лекарств, и сведения о том, как лекарство действует при беременности, собираются годами. «Нет данных о вреде» значит, что вред не изучали или не нашли, а не что доказано, что его нет.</w:t>
+      </w:r>
+    </w:p>
+    <w:p>
+      <w:pPr>
+        <w:pStyle w:val="BodyText"/>
+      </w:pPr>
+      <w:r>
+        <w:rPr>
+          <w:bCs/>
+          <w:b/>
+        </w:rPr>
+        <w:t xml:space="preserve">Что спросить у врача.</w:t>
+      </w:r>
+      <w:r>
+        <w:t xml:space="preserve"> </w:t>
+      </w:r>
+      <w:r>
+        <w:t xml:space="preserve">Есть ли средство для той же цели, которое лучше изучено при беременности.</w:t>
+      </w:r>
+    </w:p>
+    <w:p>
+      <w:pPr>
+        <w:pStyle w:val="BodyText"/>
+      </w:pPr>
+      <w:r>
+        <w:rPr>
+          <w:iCs/>
+          <w:i/>
+        </w:rPr>
+        <w:t xml:space="preserve">Подробнее: Тема 7, разделы 7.1 и 7.17.</w:t>
+      </w:r>
+    </w:p>
+    <w:bookmarkEnd w:id="40"/>
+    <w:bookmarkStart w:id="41" w:name="X64df22c784959c9da19f3ba5339a8cff09f9842"/>
+    <w:p>
+      <w:pPr>
+        <w:pStyle w:val="Heading4"/>
+      </w:pPr>
+      <w:r>
+        <w:t xml:space="preserve">Буква A, B, C, D или X рядом с названием лекарства</w:t>
+      </w:r>
+    </w:p>
+    <w:p>
+      <w:pPr>
+        <w:pStyle w:val="FirstParagraph"/>
+      </w:pPr>
+      <w:r>
+        <w:rPr>
+          <w:bCs/>
+          <w:b/>
+        </w:rPr>
+        <w:t xml:space="preserve">Что это значит.</w:t>
+      </w:r>
+      <w:r>
+        <w:t xml:space="preserve"> </w:t>
+      </w:r>
+      <w:r>
+        <w:t xml:space="preserve">Это американская система оценки лекарств при беременности, её отменили в 2015 году. В официальной российской инструкции такой буквы может не быть, но в справочниках и на сайтах она встречается. Буква не говорит, откуда взяты сведения и насколько серьёзен возможный вред.</w:t>
+      </w:r>
+    </w:p>
+    <w:p>
+      <w:pPr>
+        <w:pStyle w:val="BodyText"/>
+      </w:pPr>
+      <w:r>
+        <w:rPr>
+          <w:bCs/>
+          <w:b/>
+        </w:rPr>
+        <w:t xml:space="preserve">Что делать.</w:t>
+      </w:r>
+      <w:r>
+        <w:t xml:space="preserve"> </w:t>
+      </w:r>
+      <w:r>
+        <w:t xml:space="preserve">Букву можно не учитывать. Читайте то, что написано рядом словами, и с этим вопросом идите к врачу.</w:t>
+      </w:r>
+    </w:p>
+    <w:p>
+      <w:pPr>
+        <w:pStyle w:val="BodyText"/>
+      </w:pPr>
+      <w:r>
+        <w:rPr>
+          <w:iCs/>
+          <w:i/>
+        </w:rPr>
+        <w:t xml:space="preserve">Подробнее: Тема 7, раздел 7.1.</w:t>
+      </w:r>
+    </w:p>
+    <w:bookmarkEnd w:id="41"/>
+    <w:bookmarkEnd w:id="42"/>
+    <w:bookmarkStart w:id="48" w:name="в-статьях-и-новостях"/>
+    <w:p>
+      <w:pPr>
+        <w:pStyle w:val="Heading3"/>
+      </w:pPr>
+      <w:r>
+        <w:t xml:space="preserve">В статьях и новостях</w:t>
+      </w:r>
+    </w:p>
+    <w:bookmarkStart w:id="43" w:name="клинический-что-это-значит"/>
+    <w:p>
+      <w:pPr>
+        <w:pStyle w:val="Heading4"/>
+      </w:pPr>
+      <w:r>
         <w:t xml:space="preserve">«Клинический»: что это значит</w:t>
       </w:r>
     </w:p>
@@ -4355,7 +5057,207 @@
         <w:pStyle w:val="FirstParagraph"/>
       </w:pPr>
       <w:r>
-        <w:t xml:space="preserve">«Клинический» значит «относящийся к лечению людей»: к осмотру, обследованию и лечению пациентов. Это слово входит в несколько выражений, которые вы встретите:</w:t>
+        <w:rPr>
+          <w:bCs/>
+          <w:b/>
+        </w:rPr>
+        <w:t xml:space="preserve">Что это значит.</w:t>
+      </w:r>
+      <w:r>
+        <w:t xml:space="preserve"> </w:t>
+      </w:r>
+      <w:r>
+        <w:t xml:space="preserve">«Клинический» — относящийся к осмотру и лечению людей. Клинические рекомендации — официальные документы о том, как обследовать и лечить определённое состояние: их составляют медицинские профессиональные общества и одобряет Минздрав России, по ним работают врачи и на них опирается эта книга. Клиническое исследование — исследование лекарства или способа лечения с участием людей. Клинический анализ крови — то же, что общий анализ крови.</w:t>
+      </w:r>
+    </w:p>
+    <w:bookmarkEnd w:id="43"/>
+    <w:bookmarkStart w:id="44" w:name="X7666b021d486d6891863397c3425f88c3591cba"/>
+    <w:p>
+      <w:pPr>
+        <w:pStyle w:val="Heading4"/>
+      </w:pPr>
+      <w:r>
+        <w:t xml:space="preserve">«Фактор риска»: значит ли это, что осложнение будет</w:t>
+      </w:r>
+    </w:p>
+    <w:p>
+      <w:pPr>
+        <w:pStyle w:val="FirstParagraph"/>
+      </w:pPr>
+      <w:r>
+        <w:rPr>
+          <w:bCs/>
+          <w:b/>
+        </w:rPr>
+        <w:t xml:space="preserve">Что это значит.</w:t>
+      </w:r>
+      <w:r>
+        <w:t xml:space="preserve"> </w:t>
+      </w:r>
+      <w:r>
+        <w:t xml:space="preserve">Нет. Фактор риска говорит, у кого осложнение встречается чаще, но не говорит, будет ли оно у вас. Врачу он помогает решить, за чем следить внимательнее и нужна ли профилактика.</w:t>
+      </w:r>
+    </w:p>
+    <w:p>
+      <w:pPr>
+        <w:pStyle w:val="BodyText"/>
+      </w:pPr>
+      <w:r>
+        <w:rPr>
+          <w:iCs/>
+          <w:i/>
+        </w:rPr>
+        <w:t xml:space="preserve">Подробнее: Тема 10, раздел 10.2; Ориентационный раздел, раздел 2.</w:t>
+      </w:r>
+    </w:p>
+    <w:bookmarkEnd w:id="44"/>
+    <w:bookmarkStart w:id="45" w:name="Xedda6fa5a763c70bd0f606085b4d5a63905698a"/>
+    <w:p>
+      <w:pPr>
+        <w:pStyle w:val="Heading4"/>
+      </w:pPr>
+      <w:r>
+        <w:t xml:space="preserve">«Связано с»: значит ли это, что одно вызвало другое</w:t>
+      </w:r>
+    </w:p>
+    <w:p>
+      <w:pPr>
+        <w:pStyle w:val="FirstParagraph"/>
+      </w:pPr>
+      <w:r>
+        <w:rPr>
+          <w:bCs/>
+          <w:b/>
+        </w:rPr>
+        <w:t xml:space="preserve">Что это значит.</w:t>
+      </w:r>
+      <w:r>
+        <w:t xml:space="preserve"> </w:t>
+      </w:r>
+      <w:r>
+        <w:t xml:space="preserve">Не обязательно. Если два события случились одно за другим, первое не обязательно вызвало второе. Нужно знать, как часто то же самое бывает и без него. Например, даже без всяких лекарств примерно у четырёх детей из ста бывает крупный порок развития, а около шестнадцати известных беременностей из ста заканчиваются выкидышем. Если этого не знать, любое совпадение по времени кажется причиной.</w:t>
+      </w:r>
+    </w:p>
+    <w:p>
+      <w:pPr>
+        <w:pStyle w:val="BodyText"/>
+      </w:pPr>
+      <w:r>
+        <w:rPr>
+          <w:iCs/>
+          <w:i/>
+        </w:rPr>
+        <w:t xml:space="preserve">Подробнее: Тема 7, раздел 7.16.</w:t>
+      </w:r>
+    </w:p>
+    <w:bookmarkEnd w:id="45"/>
+    <w:bookmarkStart w:id="46" w:name="риск-вырос-в-два-раза-много-это-или-мало"/>
+    <w:p>
+      <w:pPr>
+        <w:pStyle w:val="Heading4"/>
+      </w:pPr>
+      <w:r>
+        <w:t xml:space="preserve">«Риск вырос в два раза»: много это или мало</w:t>
+      </w:r>
+    </w:p>
+    <w:p>
+      <w:pPr>
+        <w:pStyle w:val="FirstParagraph"/>
+      </w:pPr>
+      <w:r>
+        <w:rPr>
+          <w:bCs/>
+          <w:b/>
+        </w:rPr>
+        <w:t xml:space="preserve">Что это значит.</w:t>
+      </w:r>
+      <w:r>
+        <w:t xml:space="preserve"> </w:t>
+      </w:r>
+      <w:r>
+        <w:t xml:space="preserve">Зависит от того, каким риск был сначала. Если он был один на десять тысяч, то в два раза больше — два на десять тысяч. Если он был один из ста — два из ста.</w:t>
+      </w:r>
+    </w:p>
+    <w:p>
+      <w:pPr>
+        <w:pStyle w:val="BodyText"/>
+      </w:pPr>
+      <w:r>
+        <w:rPr>
+          <w:bCs/>
+          <w:b/>
+        </w:rPr>
+        <w:t xml:space="preserve">Что делать.</w:t>
+      </w:r>
+      <w:r>
+        <w:t xml:space="preserve"> </w:t>
+      </w:r>
+      <w:r>
+        <w:t xml:space="preserve">Когда читаете «в два раза» или «на 50 %», ищите или спрашивайте, сколько это случаев на сто или на тысячу женщин.</w:t>
+      </w:r>
+    </w:p>
+    <w:bookmarkEnd w:id="46"/>
+    <w:bookmarkStart w:id="47" w:name="может-обычно-редко-как-их-читать"/>
+    <w:p>
+      <w:pPr>
+        <w:pStyle w:val="Heading4"/>
+      </w:pPr>
+      <w:r>
+        <w:t xml:space="preserve">«Может», «обычно», «редко»: как их читать</w:t>
+      </w:r>
+    </w:p>
+    <w:p>
+      <w:pPr>
+        <w:pStyle w:val="FirstParagraph"/>
+      </w:pPr>
+      <w:r>
+        <w:rPr>
+          <w:bCs/>
+          <w:b/>
+        </w:rPr>
+        <w:t xml:space="preserve">Что это значит.</w:t>
+      </w:r>
+      <w:r>
+        <w:t xml:space="preserve"> </w:t>
+      </w:r>
+      <w:r>
+        <w:t xml:space="preserve">В медицинских текстах эти слова выбирают точно. «Может вызывать» — так бывает, но не обязательно и не у всех. «Обычно» — в большинстве случаев, но бывают исключения. «Редко» — бывает, но нечасто. Не читайте «может» как «обязательно будет», а «обычно» — как «всегда».</w:t>
+      </w:r>
+    </w:p>
+    <w:p>
+      <w:r>
+        <w:pict>
+          <v:rect style="width:0;height:1.5pt" o:hralign="center" o:hrstd="t" o:hr="t"/>
+        </w:pict>
+      </w:r>
+    </w:p>
+    <w:bookmarkEnd w:id="47"/>
+    <w:bookmarkEnd w:id="48"/>
+    <w:bookmarkEnd w:id="49"/>
+    <w:bookmarkStart w:id="54" w:name="Xf50cfb8f07d4e975983b416e4b3d4cd8a3d417b"/>
+    <w:p>
+      <w:pPr>
+        <w:pStyle w:val="Heading2"/>
+      </w:pPr>
+      <w:r>
+        <w:t xml:space="preserve">Приложение 4. Как проверять медицинскую информацию в интернете</w:t>
+      </w:r>
+    </w:p>
+    <w:p>
+      <w:pPr>
+        <w:pStyle w:val="FirstParagraph"/>
+      </w:pPr>
+      <w:r>
+        <w:t xml:space="preserve">Если вас беспокоит самочувствие, сначала найдите, что вы заметили, в Приложении 1. Если там указан Раздел 0, действуйте по нему и не тратьте время на поиск в интернете.</w:t>
+      </w:r>
+    </w:p>
+    <w:bookmarkStart w:id="50" w:name="где-искать"/>
+    <w:p>
+      <w:pPr>
+        <w:pStyle w:val="Heading3"/>
+      </w:pPr>
+      <w:r>
+        <w:t xml:space="preserve">Где искать</w:t>
       </w:r>
     </w:p>
     <w:p>
@@ -4371,13 +5273,13 @@
           <w:bCs/>
           <w:b/>
         </w:rPr>
-        <w:t xml:space="preserve">клинические рекомендации</w:t>
+        <w:t xml:space="preserve">Клинические рекомендации Минздрава России</w:t>
       </w:r>
       <w:r>
         <w:t xml:space="preserve"> </w:t>
       </w:r>
       <w:r>
-        <w:t xml:space="preserve">— официальные документы о том, как обследовать и лечить определённое состояние. Их составляют медицинские профессиональные общества и одобряет Минздрав России. По ним работают врачи, на них в первую очередь опирается эта книга;</w:t>
+        <w:t xml:space="preserve">— документы, по которым врачи обследуют и лечат (что такое клинические рекомендации — Приложение 3). Они собраны на сайте cr.minzdrav.gov.ru: найдите нужную по названию болезни или состояния. В конце многих рекомендаций есть Приложение В «Информация для пациента» — оно написано для тех, у кого нет медицинского образования.</w:t>
       </w:r>
     </w:p>
     <w:p>
@@ -4393,13 +5295,13 @@
           <w:bCs/>
           <w:b/>
         </w:rPr>
-        <w:t xml:space="preserve">клиническое исследование</w:t>
+        <w:t xml:space="preserve">Инструкции к лекарствам</w:t>
       </w:r>
       <w:r>
         <w:t xml:space="preserve"> </w:t>
       </w:r>
       <w:r>
-        <w:t xml:space="preserve">— исследование лекарства или способа лечения с участием людей;</w:t>
+        <w:t xml:space="preserve">— в Государственном реестре лекарственных средств, grls.rosminzdrav.ru (Приложение 5).</w:t>
       </w:r>
     </w:p>
     <w:p>
@@ -4415,159 +5317,17 @@
           <w:bCs/>
           <w:b/>
         </w:rPr>
-        <w:t xml:space="preserve">клинический анализ крови</w:t>
-      </w:r>
-      <w:r>
-        <w:t xml:space="preserve"> </w:t>
-      </w:r>
-      <w:r>
-        <w:t xml:space="preserve">— другое название общего анализа крови;</w:t>
-      </w:r>
-    </w:p>
-    <w:p>
-      <w:pPr>
-        <w:numPr>
-          <w:ilvl w:val="0"/>
-          <w:numId w:val="1004"/>
-        </w:numPr>
-        <w:pStyle w:val="Compact"/>
-      </w:pPr>
-      <w:r>
-        <w:rPr>
-          <w:bCs/>
-          <w:b/>
-        </w:rPr>
-        <w:t xml:space="preserve">клиническая картина</w:t>
-      </w:r>
-      <w:r>
-        <w:t xml:space="preserve"> </w:t>
-      </w:r>
-      <w:r>
-        <w:t xml:space="preserve">— всё, что врач видит у конкретного человека: жалобы, симптомы, результаты осмотра.</w:t>
-      </w:r>
-    </w:p>
-    <w:bookmarkEnd w:id="27"/>
-    <w:bookmarkStart w:id="28" w:name="жалоба-симптом-диагноз-в-чём-разница"/>
-    <w:p>
-      <w:pPr>
-        <w:pStyle w:val="Heading4"/>
-      </w:pPr>
-      <w:r>
-        <w:t xml:space="preserve">«Жалоба», «симптом», «диагноз»: в чём разница</w:t>
-      </w:r>
-    </w:p>
-    <w:p>
-      <w:pPr>
-        <w:pStyle w:val="FirstParagraph"/>
-      </w:pPr>
-      <w:r>
-        <w:t xml:space="preserve">Жалоба — то, что вы рассказываете врачу: «тянет живот», «болит голова». Симптом — признак болезни, который замечаете вы или находит врач: боль, жжение, отёк, температура. Диагноз — название причины, которую устанавливает врач.</w:t>
-      </w:r>
-    </w:p>
-    <w:p>
-      <w:pPr>
-        <w:pStyle w:val="BodyText"/>
-      </w:pPr>
-      <w:r>
-        <w:t xml:space="preserve">Один и тот же симптом бывает при разных причинах. Жжение при мочеиспускании возможно и при инфекции, и без неё, а подтвердить инфекцию может только анализ. Поэтому дома вы замечаете, что изменилось и как быстро, а причину выясняют осмотр и обследование (Тема 11, раздел 11.1). Как быстро обращаться к врачу, подскажет Приложение 1.</w:t>
-      </w:r>
-    </w:p>
-    <w:bookmarkEnd w:id="28"/>
-    <w:bookmarkStart w:id="29" w:name="показания-и-противопоказания-что-это"/>
-    <w:p>
-      <w:pPr>
-        <w:pStyle w:val="Heading4"/>
-      </w:pPr>
-      <w:r>
-        <w:t xml:space="preserve">«Показания» и «противопоказания»: что это</w:t>
-      </w:r>
-    </w:p>
-    <w:p>
-      <w:pPr>
-        <w:pStyle w:val="FirstParagraph"/>
-      </w:pPr>
-      <w:r>
-        <w:t xml:space="preserve">Показание — причина назначить исследование или лекарство. Противопоказание — причина его не назначать или назначать с осторожностью.</w:t>
-      </w:r>
-    </w:p>
-    <w:p>
-      <w:pPr>
-        <w:pStyle w:val="BodyText"/>
-      </w:pPr>
-      <w:r>
-        <w:rPr>
-          <w:bCs/>
-          <w:b/>
-        </w:rPr>
-        <w:t xml:space="preserve">«По показаниям»</w:t>
-      </w:r>
-      <w:r>
-        <w:t xml:space="preserve"> </w:t>
-      </w:r>
-      <w:r>
-        <w:t xml:space="preserve">значит «не всем, а только когда есть причина»: жалоба, результат другого анализа, болезнь или срок беременности. Например, повторное УЗИ делают не всем, а если скрининг показал высокий риск или в конце беременности подозревают неправильное положение ребёнка. Если вам назначили то, чего не было у подруги, значит, у вас есть для этого причина. Вы можете спросить врача, какая (Ориентационный раздел, раздел 5).</w:t>
-      </w:r>
-    </w:p>
-    <w:bookmarkEnd w:id="29"/>
-    <w:bookmarkStart w:id="30" w:name="Xfdeaad927c9d44a7c1eda61357963b2cbde5f0d"/>
-    <w:p>
-      <w:pPr>
-        <w:pStyle w:val="Heading4"/>
-      </w:pPr>
-      <w:r>
-        <w:t xml:space="preserve">«Противопоказано при беременности» в инструкции к лекарству: значит ли это, что препарат вреден</w:t>
-      </w:r>
-    </w:p>
-    <w:p>
-      <w:pPr>
-        <w:pStyle w:val="FirstParagraph"/>
-      </w:pPr>
-      <w:r>
-        <w:t xml:space="preserve">Не обязательно. Эта фраза или «применение не рекомендуется» стоит в инструкциях у очень многих лекарств, в том числе у тех, что врачи постоянно назначают беременным. Чаще всего она означает, что у беременных препарат не изучали, а не что вред доказан.</w:t>
-      </w:r>
-    </w:p>
-    <w:p>
-      <w:pPr>
-        <w:pStyle w:val="BodyText"/>
-      </w:pPr>
-      <w:r>
-        <w:t xml:space="preserve">Если врач назначил препарат, зная о беременности, он это предупреждение видел и учёл. Не отменяйте лечение сами — спросите врача, почему препарат назначен, несмотря на запись в инструкции (Тема 7, раздел 7.1).</w:t>
-      </w:r>
-    </w:p>
-    <w:bookmarkEnd w:id="30"/>
-    <w:bookmarkStart w:id="31" w:name="острый-и-хронический-в-чём-разница"/>
-    <w:p>
-      <w:pPr>
-        <w:pStyle w:val="Heading4"/>
-      </w:pPr>
-      <w:r>
-        <w:t xml:space="preserve">«Острый» и «хронический»: в чём разница</w:t>
-      </w:r>
-    </w:p>
-    <w:p>
-      <w:pPr>
-        <w:pStyle w:val="FirstParagraph"/>
-      </w:pPr>
-      <w:r>
-        <w:t xml:space="preserve">Острое состояние начинается внезапно или недавно. Хроническое длится долго — месяцы и годы — или время от времени возвращается. «Обострение хронического заболевания» значит, что давняя болезнь снова дала о себе знать.</w:t>
-      </w:r>
-    </w:p>
-    <w:bookmarkEnd w:id="31"/>
-    <w:bookmarkStart w:id="32" w:name="X4d59bdd4c4e7393fffc3f6c34873e482ca5b17d"/>
-    <w:p>
-      <w:pPr>
-        <w:pStyle w:val="Heading4"/>
-      </w:pPr>
-      <w:r>
-        <w:t xml:space="preserve">«Экстренная», «неотложная», «плановая» помощь: в чём разница</w:t>
-      </w:r>
-    </w:p>
-    <w:p>
-      <w:pPr>
-        <w:pStyle w:val="FirstParagraph"/>
-      </w:pPr>
-      <w:r>
-        <w:t xml:space="preserve">Так закон делит медицинскую помощь по срочности:</w:t>
+        <w:t xml:space="preserve">Сайты Минздрава, государственных больниц и медицинских университетов.</w:t>
+      </w:r>
+    </w:p>
+    <w:bookmarkEnd w:id="50"/>
+    <w:bookmarkStart w:id="51" w:name="можно-ли-верить-тексту-четыре-вопроса"/>
+    <w:p>
+      <w:pPr>
+        <w:pStyle w:val="Heading3"/>
+      </w:pPr>
+      <w:r>
+        <w:t xml:space="preserve">Можно ли верить тексту: четыре вопроса</w:t>
       </w:r>
     </w:p>
     <w:p>
@@ -4583,13 +5343,13 @@
           <w:bCs/>
           <w:b/>
         </w:rPr>
-        <w:t xml:space="preserve">экстренная</w:t>
+        <w:t xml:space="preserve">Есть ли дата?</w:t>
       </w:r>
       <w:r>
         <w:t xml:space="preserve"> </w:t>
       </w:r>
       <w:r>
-        <w:t xml:space="preserve">— когда есть угроза жизни. Её оказывают сразу; для этого вызывают скорую (103 или 112) или едут в приёмное отделение роддома (Раздел 0);</w:t>
+        <w:t xml:space="preserve">Медицинские рекомендации меняются. Если даты нет или текст давний, сведения могли устареть.</w:t>
       </w:r>
     </w:p>
     <w:p>
@@ -4605,13 +5365,13 @@
           <w:bCs/>
           <w:b/>
         </w:rPr>
-        <w:t xml:space="preserve">неотложная</w:t>
+        <w:t xml:space="preserve">Сказано ли, откуда сведения?</w:t>
       </w:r>
       <w:r>
         <w:t xml:space="preserve"> </w:t>
       </w:r>
       <w:r>
-        <w:t xml:space="preserve">— при внезапном ухудшении или обострении болезни без явной угрозы жизни;</w:t>
+        <w:t xml:space="preserve">В надёжном тексте есть ссылки на клинические рекомендации, документы ВОЗ или исследования. Текст без ссылок — это чьё-то мнение.</w:t>
       </w:r>
     </w:p>
     <w:p>
@@ -4627,23 +5387,69 @@
           <w:bCs/>
           <w:b/>
         </w:rPr>
-        <w:t xml:space="preserve">плановая</w:t>
+        <w:t xml:space="preserve">Это про беременных?</w:t>
       </w:r>
       <w:r>
         <w:t xml:space="preserve"> </w:t>
       </w:r>
       <w:r>
-        <w:t xml:space="preserve">— когда помощь можно отложить на какое-то время и от этого не станет хуже: например, обычные визиты в женскую консультацию.</w:t>
-      </w:r>
-    </w:p>
-    <w:bookmarkEnd w:id="32"/>
-    <w:bookmarkStart w:id="33" w:name="X6e9192c78dabc7cac8d13dce197362a903d06cd"/>
-    <w:p>
-      <w:pPr>
-        <w:pStyle w:val="Heading4"/>
-      </w:pPr>
-      <w:r>
-        <w:t xml:space="preserve">«Амбулаторно», «дневной стационар», «стационар»: что это</w:t>
+        <w:t xml:space="preserve">Совет «для всех» при беременности может не подходить: допустимые лекарства, нормы анализов и поводы срочно обратиться к врачу у беременных другие.</w:t>
+      </w:r>
+    </w:p>
+    <w:p>
+      <w:pPr>
+        <w:numPr>
+          <w:ilvl w:val="0"/>
+          <w:numId w:val="1005"/>
+        </w:numPr>
+        <w:pStyle w:val="Compact"/>
+      </w:pPr>
+      <w:r>
+        <w:rPr>
+          <w:bCs/>
+          <w:b/>
+        </w:rPr>
+        <w:t xml:space="preserve">Вам что-то продают?</w:t>
+      </w:r>
+      <w:r>
+        <w:t xml:space="preserve"> </w:t>
+      </w:r>
+      <w:r>
+        <w:t xml:space="preserve">Будьте осторожны, если текст подводит к покупке, обещает быстро и полностью вылечить или пугает.</w:t>
+      </w:r>
+    </w:p>
+    <w:p>
+      <w:pPr>
+        <w:pStyle w:val="FirstParagraph"/>
+      </w:pPr>
+      <w:r>
+        <w:t xml:space="preserve">Истории с форумов и из соцсетей — опыт одного человека, у которого другой срок, другие анализы и другое здоровье. Такие истории могут поддержать, но решать по ним, как поступить, нельзя. Если после чтения стало тревожнее, закройте страницу и запишите вопрос для врача (Тема 10, раздел 10.9).</w:t>
+      </w:r>
+    </w:p>
+    <w:p>
+      <w:pPr>
+        <w:pStyle w:val="BodyText"/>
+      </w:pPr>
+      <w:r>
+        <w:t xml:space="preserve">Проще всего проверить текст с помощью искусственного интеллекта — запрос 1 ниже.</w:t>
+      </w:r>
+    </w:p>
+    <w:bookmarkEnd w:id="51"/>
+    <w:bookmarkStart w:id="52" w:name="X54e1ce5fb484e8f6b2bd7dfc576df146fdb1d72"/>
+    <w:p>
+      <w:pPr>
+        <w:pStyle w:val="Heading3"/>
+      </w:pPr>
+      <w:r>
+        <w:t xml:space="preserve">Как пользоваться искусственным интеллектом</w:t>
+      </w:r>
+    </w:p>
+    <w:p>
+      <w:pPr>
+        <w:pStyle w:val="FirstParagraph"/>
+      </w:pPr>
+      <w:r>
+        <w:t xml:space="preserve">Чат-боты на основе искусственного интеллекта (ИИ) могут ошибаться, причём уверенным тоном. Поэтому ответ ИИ — подсказка, о чём спросить врача, а не готовое решение.</w:t>
       </w:r>
     </w:p>
     <w:p>
@@ -4655,17 +5461,7 @@
         <w:pStyle w:val="Compact"/>
       </w:pPr>
       <w:r>
-        <w:rPr>
-          <w:bCs/>
-          <w:b/>
-        </w:rPr>
-        <w:t xml:space="preserve">Амбулаторно</w:t>
-      </w:r>
-      <w:r>
-        <w:t xml:space="preserve"> </w:t>
-      </w:r>
-      <w:r>
-        <w:t xml:space="preserve">— без госпитализации: в поликлинике, женской консультации или на дому, ночевать вы будете дома.</w:t>
+        <w:t xml:space="preserve">Копируйте запрос из книги целиком и впишите своё вместо пропусков.</w:t>
       </w:r>
     </w:p>
     <w:p>
@@ -4677,17 +5473,7 @@
         <w:pStyle w:val="Compact"/>
       </w:pPr>
       <w:r>
-        <w:rPr>
-          <w:bCs/>
-          <w:b/>
-        </w:rPr>
-        <w:t xml:space="preserve">Дневной стационар</w:t>
-      </w:r>
-      <w:r>
-        <w:t xml:space="preserve"> </w:t>
-      </w:r>
-      <w:r>
-        <w:t xml:space="preserve">— лечение и наблюдение днём, на ночь вы уходите домой.</w:t>
+        <w:t xml:space="preserve">Откройте одну-две ссылки из ответа и проверьте, есть ли такая страница и написано ли там то же самое.</w:t>
       </w:r>
     </w:p>
     <w:p>
@@ -4699,71 +5485,77 @@
         <w:pStyle w:val="Compact"/>
       </w:pPr>
       <w:r>
+        <w:t xml:space="preserve">Не вводите фамилию, номер полиса, фотографии документов: для ответа они не нужны.</w:t>
+      </w:r>
+    </w:p>
+    <w:p>
+      <w:pPr>
+        <w:numPr>
+          <w:ilvl w:val="0"/>
+          <w:numId w:val="1006"/>
+        </w:numPr>
+        <w:pStyle w:val="Compact"/>
+      </w:pPr>
+      <w:r>
+        <w:t xml:space="preserve">Если то, что вы заметили, есть в Разделе 0, не спрашивайте ИИ: звоните 103 или 112 или поезжайте в роддом. Если появились мысли причинить вред себе или ребёнку, — Раздел 0, пункт 0.17.</w:t>
+      </w:r>
+    </w:p>
+    <w:bookmarkEnd w:id="52"/>
+    <w:bookmarkStart w:id="53" w:name="готовые-запросы-для-ии"/>
+    <w:p>
+      <w:pPr>
+        <w:pStyle w:val="Heading3"/>
+      </w:pPr>
+      <w:r>
+        <w:t xml:space="preserve">Готовые запросы для ИИ</w:t>
+      </w:r>
+    </w:p>
+    <w:p>
+      <w:pPr>
+        <w:pStyle w:val="FirstParagraph"/>
+      </w:pPr>
+      <w:r>
+        <w:t xml:space="preserve">Каждый запрос — один абзац. Скопируйте его целиком, вставьте в окно любого чат-бота и впишите своё вместо пропусков. В электронной версии книги достаточно заполнить поле и нажать «Скопировать». Запросы о лекарствах — в Приложении 5.</w:t>
+      </w:r>
+    </w:p>
+    <w:p>
+      <w:pPr>
+        <w:pStyle w:val="BodyText"/>
+      </w:pPr>
+      <w:r>
         <w:rPr>
           <w:bCs/>
           <w:b/>
         </w:rPr>
-        <w:t xml:space="preserve">Стационар</w:t>
-      </w:r>
-      <w:r>
-        <w:t xml:space="preserve"> </w:t>
-      </w:r>
-      <w:r>
-        <w:t xml:space="preserve">— больница или роддом, где за вами наблюдают круглосуточно. «Госпитализация» значит, что вас кладут в стационар.</w:t>
-      </w:r>
-    </w:p>
-    <w:bookmarkEnd w:id="33"/>
-    <w:bookmarkStart w:id="34" w:name="скрининг-и-диагностика-в-чём-разница"/>
-    <w:p>
-      <w:pPr>
-        <w:pStyle w:val="Heading4"/>
-      </w:pPr>
-      <w:r>
-        <w:t xml:space="preserve">«Скрининг» и «диагностика»: в чём разница</w:t>
+        <w:t xml:space="preserve">1. Проверить текст или совет из интернета</w:t>
+      </w:r>
+    </w:p>
+    <w:p>
+      <w:pPr>
+        <w:pStyle w:val="BlockText"/>
+      </w:pPr>
+      <w:r>
+        <w:t xml:space="preserve">Я беременна, срок ___ недель. Проверь этот текст или совет: «___» (вставьте текст или ссылку). Скажи, верно ли это для беременных: верно, верно отчасти, неверно или не изучено. Объясни, что об этом говорят клинические рекомендации Минздрава России и ВОЗ. Отвечай по клиническим рекомендациям Минздрава России, официальной инструкции из Государственного реестра лекарственных средств и документам ВОЗ; к главным утверждениям дай ссылки. Если не можешь открыть источник или у тебя нет доступа к интернету, скажи об этом прямо и не придумывай ссылки и цифры. Отдели то, что известно точно, от того, где данных мало. Не ставь диагноз, не подбирай дозу, не советуй отменять то, что назначил врач. Если есть признаки, при которых нужна срочная помощь, назови их первыми (скорая в России — 103 или 112). В конце дай 3–5 вопросов для моего врача. Пиши просто и объясняй медицинские слова.</w:t>
       </w:r>
     </w:p>
     <w:p>
       <w:pPr>
         <w:pStyle w:val="FirstParagraph"/>
-      </w:pPr>
-      <w:r>
-        <w:t xml:space="preserve">Скрининг — проверка всех беременных подряд, чтобы найти тех, у кого риск выше. Его результат — вероятность, а не ответ «есть» или «нет». Диагностика — более точное исследование: оно отвечает, есть ли состояние на самом деле. Её предлагают, если скрининг показал высокий риск (Ориентационный раздел, раздел 3).</w:t>
-      </w:r>
-    </w:p>
-    <w:p>
-      <w:pPr>
-        <w:pStyle w:val="BodyText"/>
       </w:pPr>
       <w:r>
         <w:rPr>
           <w:bCs/>
           <w:b/>
         </w:rPr>
-        <w:t xml:space="preserve">Как читать дробь в результате скрининга.</w:t>
-      </w:r>
-      <w:r>
-        <w:t xml:space="preserve"> </w:t>
-      </w:r>
-      <w:r>
-        <w:t xml:space="preserve">Риск хромосомных отклонений у ребёнка после первого скрининга записывают дробью. 1:100 значит «один шанс из ста»: если бы такой результат был у ста женщин, ребёнок с отклонением был бы в среднем у одной из них, а у девяноста девяти — без него. 1:5000 — один шанс из пяти тысяч. Чем больше число после двоеточия, тем риск меньше. Высоким считают риск 1:100 и выше, например 1:100 или 1:50.</w:t>
-      </w:r>
-    </w:p>
-    <w:p>
-      <w:pPr>
-        <w:pStyle w:val="BodyText"/>
-      </w:pPr>
-      <w:r>
-        <w:t xml:space="preserve">Высокий риск по скринингу не значит, что у ребёнка есть отклонение. Это повод для более точной проверки. Результат вам объяснят на консультации, а решения о дальнейших шагах примут вместе с вами.</w:t>
-      </w:r>
-    </w:p>
-    <w:bookmarkEnd w:id="34"/>
-    <w:bookmarkStart w:id="35" w:name="Xec27fb2bf45d62e37bd967e98bb77c1daf7c052"/>
-    <w:p>
-      <w:pPr>
-        <w:pStyle w:val="Heading4"/>
-      </w:pPr>
-      <w:r>
-        <w:t xml:space="preserve">«Норма» и «референсные значения» в бланке анализа</w:t>
+        <w:t xml:space="preserve">2. Еда, напиток, витамин, трава</w:t>
+      </w:r>
+    </w:p>
+    <w:p>
+      <w:pPr>
+        <w:pStyle w:val="BlockText"/>
+      </w:pPr>
+      <w:r>
+        <w:t xml:space="preserve">Я беременна, срок ___ недель. Можно ли мне ___ (продукт, напиток, витамин, добавку или травяной чай)? Если есть ограничения по количеству или по тому, как это приготовлено, назови их и объясни, на чём они основаны. Если это добавка или трава — что известно о её безопасности при беременности и нужна ли она без назначения врача. Отвечай по клиническим рекомендациям Минздрава России, официальной инструкции из Государственного реестра лекарственных средств и документам ВОЗ; к главным утверждениям дай ссылки. Если не можешь открыть источник или у тебя нет доступа к интернету, скажи об этом прямо и не придумывай ссылки и цифры. Отдели то, что известно точно, от того, где данных мало. Не ставь диагноз, не подбирай дозу, не советуй отменять то, что назначил врач. Если есть признаки, при которых нужна срочная помощь, назови их первыми (скорая в России — 103 или 112). В конце дай 3–5 вопросов для моего врача. Пиши просто и объясняй медицинские слова.</w:t>
       </w:r>
     </w:p>
     <w:p>
@@ -4771,35 +5563,19 @@
         <w:pStyle w:val="FirstParagraph"/>
       </w:pPr>
       <w:r>
-        <w:t xml:space="preserve">Рядом с вашим результатом лаборатория указывает границы нормы. Их называют референсными значениями. У разных лабораторий они могут немного отличаться, поэтому сравнивайте результат с границами в том же бланке.</w:t>
-      </w:r>
-    </w:p>
-    <w:p>
-      <w:pPr>
-        <w:pStyle w:val="BodyText"/>
-      </w:pPr>
-      <w:r>
-        <w:t xml:space="preserve">Результат за границей нормы — ещё не диагноз, а вопрос к врачу. Он сравнит цифру со сроком беременности, самочувствием и прошлыми анализами. Спросите, в пределах ли нормы результат для вашего срока (Ориентационный раздел, разделы 6 и 8).</w:t>
-      </w:r>
-    </w:p>
-    <w:bookmarkEnd w:id="35"/>
-    <w:bookmarkEnd w:id="36"/>
-    <w:bookmarkStart w:id="46" w:name="X39d1bb9f4be499656b4a462a6adedbb20f8ddf2"/>
-    <w:p>
-      <w:pPr>
-        <w:pStyle w:val="Heading3"/>
-      </w:pPr>
-      <w:r>
-        <w:t xml:space="preserve">Часть 2. Как понимать слова о пользе и риске</w:t>
-      </w:r>
-    </w:p>
-    <w:bookmarkStart w:id="37" w:name="X6d7796a2dd15a1431988af9716deab7a3e4de17"/>
-    <w:p>
-      <w:pPr>
-        <w:pStyle w:val="Heading4"/>
-      </w:pPr>
-      <w:r>
-        <w:t xml:space="preserve">«Нет данных» или «не изучено»: значит ли это, что безопасно</w:t>
+        <w:rPr>
+          <w:bCs/>
+          <w:b/>
+        </w:rPr>
+        <w:t xml:space="preserve">3. Занятие, процедура, поездка</w:t>
+      </w:r>
+    </w:p>
+    <w:p>
+      <w:pPr>
+        <w:pStyle w:val="BlockText"/>
+      </w:pPr>
+      <w:r>
+        <w:t xml:space="preserve">Я беременна, срок ___ недель. Можно ли мне ___ (например: покрасить волосы, сходить в баню, на массаж, полететь на самолёте, бегать, убираться с бытовой химией)? Чем это может быть опасно, какие меры предосторожности советуют и при каких осложнениях беременности этого делать не стоит. Отвечай по клиническим рекомендациям Минздрава России, официальной инструкции из Государственного реестра лекарственных средств и документам ВОЗ; к главным утверждениям дай ссылки. Если не можешь открыть источник или у тебя нет доступа к интернету, скажи об этом прямо и не придумывай ссылки и цифры. Отдели то, что известно точно, от того, где данных мало. Не ставь диагноз, не подбирай дозу, не советуй отменять то, что назначил врач. Если есть признаки, при которых нужна срочная помощь, назови их первыми (скорая в России — 103 или 112). В конце дай 3–5 вопросов для моего врача. Пиши просто и объясняй медицинские слова.</w:t>
       </w:r>
     </w:p>
     <w:p>
@@ -4807,25 +5583,19 @@
         <w:pStyle w:val="FirstParagraph"/>
       </w:pPr>
       <w:r>
-        <w:t xml:space="preserve">Нет. Беременных почти не берут в исследования новых лекарств. Сведения о том, как лекарство действует при беременности, собираются годами — из наблюдений за женщинами, которые его принимали. «Нет данных о вреде» значит, что вред не изучали или не нашли. Это не то же самое, что «доказано, что вреда нет».</w:t>
-      </w:r>
-    </w:p>
-    <w:p>
-      <w:pPr>
-        <w:pStyle w:val="BodyText"/>
-      </w:pPr>
-      <w:r>
-        <w:t xml:space="preserve">Поэтому из двух лекарств с одной задачей обычно выбирают то, о котором при беременности известно больше. Можно спросить врача: есть ли средство, которое лучше изучено при беременности (Тема 7, разделы 7.1 и 7.17).</w:t>
-      </w:r>
-    </w:p>
-    <w:bookmarkEnd w:id="37"/>
-    <w:bookmarkStart w:id="38" w:name="Xbc9b5ea0a131901a40282ef207be71bb3ce128a"/>
-    <w:p>
-      <w:pPr>
-        <w:pStyle w:val="Heading4"/>
-      </w:pPr>
-      <w:r>
-        <w:t xml:space="preserve">Буква A, B, C, D или X рядом с названием лекарства: что она значит</w:t>
+        <w:rPr>
+          <w:bCs/>
+          <w:b/>
+        </w:rPr>
+        <w:t xml:space="preserve">4. Симптом</w:t>
+      </w:r>
+    </w:p>
+    <w:p>
+      <w:pPr>
+        <w:pStyle w:val="BlockText"/>
+      </w:pPr>
+      <w:r>
+        <w:t xml:space="preserve">Я беременна, срок ___ недель. У меня ___ (что беспокоит, когда началось, как меняется). Сначала перечисли признаки, при которых с этим нужно вызвать скорую или сразу ехать в роддом. Потом объясни, от чего такое бывает при беременности и как быстро мне обратиться к врачу: на плановом приёме, в тот же или на следующий день или срочно. Отвечай по клиническим рекомендациям Минздрава России, официальной инструкции из Государственного реестра лекарственных средств и документам ВОЗ; к главным утверждениям дай ссылки. Если не можешь открыть источник или у тебя нет доступа к интернету, скажи об этом прямо и не придумывай ссылки и цифры. Отдели то, что известно точно, от того, где данных мало. Не ставь диагноз, не подбирай дозу, не советуй отменять то, что назначил врач. Если есть признаки, при которых нужна срочная помощь, назови их первыми (скорая в России — 103 или 112). В конце дай 3–5 вопросов для моего врача. Пиши просто и объясняй медицинские слова.</w:t>
       </w:r>
     </w:p>
     <w:p>
@@ -4833,25 +5603,19 @@
         <w:pStyle w:val="FirstParagraph"/>
       </w:pPr>
       <w:r>
-        <w:t xml:space="preserve">Это американская система оценки лекарств при беременности. В США её отменили в 2015 году. В официальной российской инструкции такой буквы может не быть вовсе, но в российских справочниках лекарств и на сайтах она встречается до сих пор. Буква не говорит, откуда взяты сведения и насколько серьёзен возможный вред.</w:t>
-      </w:r>
-    </w:p>
-    <w:p>
-      <w:pPr>
-        <w:pStyle w:val="BodyText"/>
-      </w:pPr>
-      <w:r>
-        <w:t xml:space="preserve">Букву можно не учитывать. Читайте то, что написано рядом словами — например, «только в случае крайней необходимости», — и с этим вопросом идите к врачу (Тема 7, раздел 7.1).</w:t>
-      </w:r>
-    </w:p>
-    <w:bookmarkEnd w:id="38"/>
-    <w:bookmarkStart w:id="39" w:name="X7666b021d486d6891863397c3425f88c3591cba"/>
-    <w:p>
-      <w:pPr>
-        <w:pStyle w:val="Heading4"/>
-      </w:pPr>
-      <w:r>
-        <w:t xml:space="preserve">«Фактор риска»: значит ли это, что осложнение будет</w:t>
+        <w:rPr>
+          <w:bCs/>
+          <w:b/>
+        </w:rPr>
+        <w:t xml:space="preserve">5. Анализ или слово из заключения</w:t>
+      </w:r>
+    </w:p>
+    <w:p>
+      <w:pPr>
+        <w:pStyle w:val="BlockText"/>
+      </w:pPr>
+      <w:r>
+        <w:t xml:space="preserve">Я беременна, срок ___ недель. Объясни простыми словами, что значит ___ (название анализа, результат и единицы измерения или слово из заключения). Учти, что нормы разных лабораторий отличаются. От чего бывает такой результат, что обычно делают дальше. Отвечай по клиническим рекомендациям Минздрава России, официальной инструкции из Государственного реестра лекарственных средств и документам ВОЗ; к главным утверждениям дай ссылки. Если не можешь открыть источник или у тебя нет доступа к интернету, скажи об этом прямо и не придумывай ссылки и цифры. Отдели то, что известно точно, от того, где данных мало. Не ставь диагноз, не подбирай дозу, не советуй отменять то, что назначил врач. Если есть признаки, при которых нужна срочная помощь, назови их первыми (скорая в России — 103 или 112). В конце дай 3–5 вопросов для моего врача. Пиши просто и объясняй медицинские слова.</w:t>
       </w:r>
     </w:p>
     <w:p>
@@ -4859,25 +5623,19 @@
         <w:pStyle w:val="FirstParagraph"/>
       </w:pPr>
       <w:r>
-        <w:t xml:space="preserve">Нет. Фактор риска — то, при чём осложнение встречается чаще. Он говорит о том, у кого осложнение бывает чаще, но не о том, будет ли оно у вас (Тема 10, раздел 10.2).</w:t>
-      </w:r>
-    </w:p>
-    <w:p>
-      <w:pPr>
-        <w:pStyle w:val="BodyText"/>
-      </w:pPr>
-      <w:r>
-        <w:t xml:space="preserve">Врачу фактор риска помогает решить, за чем следить внимательнее и нужна ли профилактика. Например, если после первого скрининга риск преэклампсии высокий, назначают лекарство для её профилактики и советуют измерять давление дома (Ориентационный раздел, раздел 2).</w:t>
-      </w:r>
-    </w:p>
-    <w:bookmarkEnd w:id="39"/>
-    <w:bookmarkStart w:id="40" w:name="Xedda6fa5a763c70bd0f606085b4d5a63905698a"/>
-    <w:p>
-      <w:pPr>
-        <w:pStyle w:val="Heading4"/>
-      </w:pPr>
-      <w:r>
-        <w:t xml:space="preserve">«Связано с»: значит ли это, что одно вызвало другое</w:t>
+        <w:rPr>
+          <w:bCs/>
+          <w:b/>
+        </w:rPr>
+        <w:t xml:space="preserve">6. Инфекция, контакт с заболевшим, прививка</w:t>
+      </w:r>
+    </w:p>
+    <w:p>
+      <w:pPr>
+        <w:pStyle w:val="BlockText"/>
+      </w:pPr>
+      <w:r>
+        <w:t xml:space="preserve">Я беременна, срок ___ недель. ___ (например: у ребёнка в семье ветрянка; меня укусил клещ; мне предлагают прививку от гриппа). Что это значит при беременности, что мне сделать и в какие сроки, когда сообщить врачу. Отвечай по клиническим рекомендациям Минздрава России, официальной инструкции из Государственного реестра лекарственных средств и документам ВОЗ; к главным утверждениям дай ссылки. Если не можешь открыть источник или у тебя нет доступа к интернету, скажи об этом прямо и не придумывай ссылки и цифры. Отдели то, что известно точно, от того, где данных мало. Не ставь диагноз, не подбирай дозу, не советуй отменять то, что назначил врач. Если есть признаки, при которых нужна срочная помощь, назови их первыми (скорая в России — 103 или 112). В конце дай 3–5 вопросов для моего врача. Пиши просто и объясняй медицинские слова.</w:t>
       </w:r>
     </w:p>
     <w:p>
@@ -4885,25 +5643,19 @@
         <w:pStyle w:val="FirstParagraph"/>
       </w:pPr>
       <w:r>
-        <w:t xml:space="preserve">Не обязательно. Если два события случились одно за другим, это ещё не значит, что первое вызвало второе. Чтобы понять, есть ли связь, нужно знать, как часто то же самое бывает и без первого события.</w:t>
-      </w:r>
-    </w:p>
-    <w:p>
-      <w:pPr>
-        <w:pStyle w:val="BodyText"/>
-      </w:pPr>
-      <w:r>
-        <w:t xml:space="preserve">Пример: женщина приняла лекарство в начале беременности. Даже без всяких лекарств примерно у четырёх детей из ста бывает крупный порок развития, а около шестнадцати известных беременностей из ста заканчиваются выкидышем. Если этого не знать, любое совпадение по времени кажется причиной (Тема 7, раздел 7.16).</w:t>
-      </w:r>
-    </w:p>
-    <w:bookmarkEnd w:id="40"/>
-    <w:bookmarkStart w:id="41" w:name="риск-вырос-в-два-раза-много-это-или-мало"/>
-    <w:p>
-      <w:pPr>
-        <w:pStyle w:val="Heading4"/>
-      </w:pPr>
-      <w:r>
-        <w:t xml:space="preserve">«Риск вырос в два раза»: много это или мало</w:t>
+        <w:rPr>
+          <w:bCs/>
+          <w:b/>
+        </w:rPr>
+        <w:t xml:space="preserve">7. Уже случилось</w:t>
+      </w:r>
+    </w:p>
+    <w:p>
+      <w:pPr>
+        <w:pStyle w:val="BlockText"/>
+      </w:pPr>
+      <w:r>
+        <w:t xml:space="preserve">Я беременна, срок ___ недель. ___ (что произошло и когда: выпила алкоголь, сделала рентген, покрасила волосы). Что известно о таком воздействии на моём сроке? Сравни с тем, как часто такие же исходы бывают при беременности и без этого. Что мне сделать сейчас и что сказать врачу? Отвечай по клиническим рекомендациям Минздрава России, официальной инструкции из Государственного реестра лекарственных средств и документам ВОЗ; к главным утверждениям дай ссылки. Если не можешь открыть источник или у тебя нет доступа к интернету, скажи об этом прямо и не придумывай ссылки и цифры. Отдели то, что известно точно, от того, где данных мало. Не ставь диагноз, не подбирай дозу, не советуй отменять то, что назначил врач. Если есть признаки, при которых нужна срочная помощь, назови их первыми (скорая в России — 103 или 112). В конце дай 3–5 вопросов для моего врача. Пиши просто и объясняй медицинские слова.</w:t>
       </w:r>
     </w:p>
     <w:p>
@@ -4911,95 +5663,19 @@
         <w:pStyle w:val="FirstParagraph"/>
       </w:pPr>
       <w:r>
-        <w:t xml:space="preserve">Это зависит от того, каким риск был сначала. Если он был один на десять тысяч, то в два раза больше — два на десять тысяч. Если он был один из ста — два из ста. Когда читаете «в два раза» или «на 50 %», ищите или спрашивайте, сколько это случаев на сто или на тысячу женщин.</w:t>
-      </w:r>
-    </w:p>
-    <w:bookmarkEnd w:id="41"/>
-    <w:bookmarkStart w:id="42" w:name="X209bff4196fdcd8d6802bad49007ce9263353e5"/>
-    <w:p>
-      <w:pPr>
-        <w:pStyle w:val="Heading4"/>
-      </w:pPr>
-      <w:r>
-        <w:t xml:space="preserve">Анализ в норме: значит ли это, что всё хорошо</w:t>
-      </w:r>
-    </w:p>
-    <w:p>
-      <w:pPr>
-        <w:pStyle w:val="FirstParagraph"/>
-      </w:pPr>
-      <w:r>
-        <w:t xml:space="preserve">Анализ отвечает только на свой вопрос. Нормальный гемоглобин не значит, что запасов железа в организме хватает: их показывает другой анализ — ферритин (Тема 1, раздел 1.2). Один нормальный анализ на сахар в начале беременности не отменяет теста с глюкозой в 24–28 недель (Ориентационный раздел, раздел 6).</w:t>
-      </w:r>
-    </w:p>
-    <w:p>
-      <w:pPr>
-        <w:pStyle w:val="BodyText"/>
-      </w:pPr>
-      <w:r>
-        <w:t xml:space="preserve">Если анализ в норме, а что-то продолжает беспокоить, скажите об этом врачу.</w:t>
-      </w:r>
-    </w:p>
-    <w:bookmarkEnd w:id="42"/>
-    <w:bookmarkStart w:id="43" w:name="Xc009d6b8600bba951a13d7d0c8c29f40fb5dab1"/>
-    <w:p>
-      <w:pPr>
-        <w:pStyle w:val="Heading4"/>
-      </w:pPr>
-      <w:r>
-        <w:t xml:space="preserve">Плохая цифра в одном анализе: значит ли это болезнь</w:t>
-      </w:r>
-    </w:p>
-    <w:p>
-      <w:pPr>
-        <w:pStyle w:val="FirstParagraph"/>
-      </w:pPr>
-      <w:r>
-        <w:t xml:space="preserve">Не обязательно. Врач смотрит на результат вместе со сроком беременности, осмотром, жалобами и прошлыми анализами. Например, «положительно» в строке IgM ещё не значит «я больна»: анализ повторяют через 10–14 дней и делают уточняющее исследование (Тема 9, раздел 9.18).</w:t>
-      </w:r>
-    </w:p>
-    <w:p>
-      <w:pPr>
-        <w:pStyle w:val="BodyText"/>
-      </w:pPr>
-      <w:r>
-        <w:t xml:space="preserve">Если результат вас встревожил, не ищите ответ в интернете по одной цифре. Запишите вопрос и задайте его врачу. Если вместе с плохим результатом появились признаки из Раздела 0, действуйте по Разделу 0.</w:t>
-      </w:r>
-    </w:p>
-    <w:bookmarkEnd w:id="43"/>
-    <w:bookmarkStart w:id="44" w:name="цифра-порог-зачем-она-нужна"/>
-    <w:p>
-      <w:pPr>
-        <w:pStyle w:val="Heading4"/>
-      </w:pPr>
-      <w:r>
-        <w:t xml:space="preserve">Цифра-«порог»: зачем она нужна</w:t>
-      </w:r>
-    </w:p>
-    <w:p>
-      <w:pPr>
-        <w:pStyle w:val="FirstParagraph"/>
-      </w:pPr>
-      <w:r>
-        <w:t xml:space="preserve">Порог — число, после которого нужно действовать: позвонить врачу, поехать в роддом или вызвать скорую. Диагноз по нему не ставят. Например, одна высокая цифра давления — повод через 15 минут измерить ещё раз по правилам. При каких цифрах звонить врачу, а при каких нужна срочная помощь, — Тема 11, раздел 11.3, и Раздел 0, пункт 0.5.</w:t>
-      </w:r>
-    </w:p>
-    <w:bookmarkEnd w:id="44"/>
-    <w:bookmarkStart w:id="45" w:name="может-обычно-редко-как-их-читать"/>
-    <w:p>
-      <w:pPr>
-        <w:pStyle w:val="Heading4"/>
-      </w:pPr>
-      <w:r>
-        <w:t xml:space="preserve">«Может», «обычно», «редко»: как их читать</w:t>
-      </w:r>
-    </w:p>
-    <w:p>
-      <w:pPr>
-        <w:pStyle w:val="FirstParagraph"/>
-      </w:pPr>
-      <w:r>
-        <w:t xml:space="preserve">В медицинских текстах, и в этой книге тоже, эти слова выбирают точно. «Может вызывать» — так бывает, но не обязательно и не у всех. «Обычно» — так в большинстве случаев, но бывают исключения. «Редко» — бывает, но нечасто. Не читайте «может» как «обязательно будет», а «обычно» — как «всегда».</w:t>
+        <w:rPr>
+          <w:bCs/>
+          <w:b/>
+        </w:rPr>
+        <w:t xml:space="preserve">8. Подготовка к беременности</w:t>
+      </w:r>
+    </w:p>
+    <w:p>
+      <w:pPr>
+        <w:pStyle w:val="BlockText"/>
+      </w:pPr>
+      <w:r>
+        <w:t xml:space="preserve">Я планирую беременность. ___ (например: принимаю такое-то лекарство; есть такое-то заболевание; хочу знать, какие анализы и прививки сделать заранее). Что советуют сделать до беременности и с каким врачом это обсудить. Отвечай по клиническим рекомендациям Минздрава России, официальной инструкции из Государственного реестра лекарственных средств и документам ВОЗ; к главным утверждениям дай ссылки. Если не можешь открыть источник или у тебя нет доступа к интернету, скажи об этом прямо и не придумывай ссылки и цифры. Отдели то, что известно точно, от того, где данных мало. Не ставь диагноз, не подбирай дозу, не советуй отменять то, что назначил врач. Если есть признаки, при которых нужна срочная помощь, назови их первыми (скорая в России — 103 или 112). В конце дай 3–5 вопросов для моего врача. Пиши просто и объясняй медицинские слова.</w:t>
       </w:r>
     </w:p>
     <w:p>
@@ -5009,16 +5685,15 @@
         </w:pict>
       </w:r>
     </w:p>
-    <w:bookmarkEnd w:id="45"/>
-    <w:bookmarkEnd w:id="46"/>
-    <w:bookmarkEnd w:id="47"/>
-    <w:bookmarkStart w:id="52" w:name="Xf50cfb8f07d4e975983b416e4b3d4cd8a3d417b"/>
+    <w:bookmarkEnd w:id="53"/>
+    <w:bookmarkEnd w:id="54"/>
+    <w:bookmarkStart w:id="60" w:name="приложение-5.-как-проверить-лекарство"/>
     <w:p>
       <w:pPr>
         <w:pStyle w:val="Heading2"/>
       </w:pPr>
       <w:r>
-        <w:t xml:space="preserve">Приложение 4. Как проверять медицинскую информацию в интернете</w:t>
+        <w:t xml:space="preserve">Приложение 5. Как проверить лекарство</w:t>
       </w:r>
     </w:p>
     <w:p>
@@ -5026,16 +5701,76 @@
         <w:pStyle w:val="FirstParagraph"/>
       </w:pPr>
       <w:r>
-        <w:t xml:space="preserve">Если вас беспокоит самочувствие, сначала найдите, что вы заметили, в Приложении 1. Если там указан Раздел 0, действуйте по нему и не тратьте время на поиск в интернете.</w:t>
-      </w:r>
-    </w:p>
-    <w:bookmarkStart w:id="48" w:name="где-искать"/>
+        <w:t xml:space="preserve">Если вы сомневаетесь, можно ли вам лекарство, витамин или травяной чай, сделайте три шага.</w:t>
+      </w:r>
+    </w:p>
+    <w:bookmarkStart w:id="55" w:name="шаг-1.-посмотрите-на-упаковку"/>
     <w:p>
       <w:pPr>
         <w:pStyle w:val="Heading3"/>
       </w:pPr>
       <w:r>
-        <w:t xml:space="preserve">Где искать</w:t>
+        <w:t xml:space="preserve">Шаг 1. Посмотрите на упаковку</w:t>
+      </w:r>
+    </w:p>
+    <w:p>
+      <w:pPr>
+        <w:pStyle w:val="FirstParagraph"/>
+      </w:pPr>
+      <w:r>
+        <w:t xml:space="preserve">Найдите действующее вещество — оно написано мелким шрифтом под названием. Запомните или сфотографируйте его. По действующему веществу видно, не принимаете ли вы одно и то же в двух разных средствах: например, парацетамол бывает и в таблетках от температуры, и в порошках от простуды, и дозы складываются (Тема 7, раздел 7.3).</w:t>
+      </w:r>
+    </w:p>
+    <w:bookmarkEnd w:id="55"/>
+    <w:bookmarkStart w:id="56" w:name="шаг-2.-спросите-ии"/>
+    <w:p>
+      <w:pPr>
+        <w:pStyle w:val="Heading3"/>
+      </w:pPr>
+      <w:r>
+        <w:t xml:space="preserve">Шаг 2. Спросите ИИ</w:t>
+      </w:r>
+    </w:p>
+    <w:p>
+      <w:pPr>
+        <w:pStyle w:val="FirstParagraph"/>
+      </w:pPr>
+      <w:r>
+        <w:t xml:space="preserve">Это необязательный шаг: он поможет понять, что спросить у врача. Скопируйте запрос целиком и впишите своё вместо пропусков.</w:t>
+      </w:r>
+    </w:p>
+    <w:p>
+      <w:pPr>
+        <w:pStyle w:val="BlockText"/>
+      </w:pPr>
+      <w:r>
+        <w:t xml:space="preserve">Я беременна, срок ___ недель. Можно ли мне лекарство ___ (название с упаковки)? Кроме него я принимаю: ___ (или «ничего»). Назови действующее вещество. Перескажи, что сказано о беременности в официальной российской инструкции к этому лекарству. Проверь, нет ли того же вещества в других средствах, которые я принимаю. Объясни, насколько это лекарство изучено при беременности и есть ли лучше изученные средства для той же цели. Отвечай по клиническим рекомендациям Минздрава России, официальной инструкции из Государственного реестра лекарственных средств и документам ВОЗ; к главным утверждениям дай ссылки. Если не можешь открыть источник или у тебя нет доступа к интернету, скажи об этом прямо и не придумывай ссылки и цифры. Отдели то, что известно точно, от того, где данных мало. Не ставь диагноз, не подбирай дозу, не советуй отменять то, что назначил врач. Если есть признаки, при которых нужна срочная помощь, назови их первыми (скорая в России — 103 или 112). В конце дай 3–5 вопросов для моего врача. Пиши просто и объясняй медицинские слова.</w:t>
+      </w:r>
+    </w:p>
+    <w:bookmarkEnd w:id="56"/>
+    <w:bookmarkStart w:id="57" w:name="шаг-3.-спросите-врача"/>
+    <w:p>
+      <w:pPr>
+        <w:pStyle w:val="Heading3"/>
+      </w:pPr>
+      <w:r>
+        <w:t xml:space="preserve">Шаг 3. Спросите врача</w:t>
+      </w:r>
+    </w:p>
+    <w:p>
+      <w:pPr>
+        <w:pStyle w:val="FirstParagraph"/>
+      </w:pPr>
+      <w:r>
+        <w:t xml:space="preserve">Скажите в одном сообщении: срок, что беспокоит и как давно, какое лекарство и в какой дозе, что ещё вы принимаете. Например: «Мне 22 недели. Третий день болит голова, парацетамол помогает, но ненадолго. Принимаю только фолиевую кислоту и витамин D. Можно ли парацетамол и в какой дозе?»</w:t>
+      </w:r>
+    </w:p>
+    <w:p>
+      <w:pPr>
+        <w:pStyle w:val="BodyText"/>
+      </w:pPr>
+      <w:r>
+        <w:t xml:space="preserve">Полезно спросить ещё:</w:t>
       </w:r>
     </w:p>
     <w:p>
@@ -5047,17 +5782,7 @@
         <w:pStyle w:val="Compact"/>
       </w:pPr>
       <w:r>
-        <w:rPr>
-          <w:bCs/>
-          <w:b/>
-        </w:rPr>
-        <w:t xml:space="preserve">Клинические рекомендации Минздрава России</w:t>
-      </w:r>
-      <w:r>
-        <w:t xml:space="preserve"> </w:t>
-      </w:r>
-      <w:r>
-        <w:t xml:space="preserve">— документы, по которым врачи обследуют и лечат (что такое клинические рекомендации — Приложение 3). Они собраны на сайте cr.minzdrav.gov.ru: найдите нужную по названию болезни или состояния. В конце многих рекомендаций есть Приложение В «Информация для пациента» — оно написано для тех, у кого нет медицинского образования.</w:t>
+        <w:t xml:space="preserve">что будет, если не принимать;</w:t>
       </w:r>
     </w:p>
     <w:p>
@@ -5069,43 +5794,33 @@
         <w:pStyle w:val="Compact"/>
       </w:pPr>
       <w:r>
-        <w:rPr>
-          <w:bCs/>
-          <w:b/>
-        </w:rPr>
-        <w:t xml:space="preserve">Инструкции к лекарствам</w:t>
-      </w:r>
-      <w:r>
-        <w:t xml:space="preserve"> </w:t>
-      </w:r>
-      <w:r>
-        <w:t xml:space="preserve">— в Государственном реестре лекарственных средств, grls.rosminzdrav.ru (Приложение 5).</w:t>
-      </w:r>
-    </w:p>
-    <w:p>
-      <w:pPr>
-        <w:numPr>
-          <w:ilvl w:val="0"/>
-          <w:numId w:val="1007"/>
-        </w:numPr>
-        <w:pStyle w:val="Compact"/>
-      </w:pPr>
-      <w:r>
-        <w:rPr>
-          <w:bCs/>
-          <w:b/>
-        </w:rPr>
-        <w:t xml:space="preserve">Сайты Минздрава, государственных больниц и медицинских университетов.</w:t>
-      </w:r>
-    </w:p>
-    <w:bookmarkEnd w:id="48"/>
-    <w:bookmarkStart w:id="49" w:name="можно-ли-верить-тексту-четыре-вопроса"/>
+        <w:t xml:space="preserve">есть ли лекарство для той же цели, которое лучше изучено при беременности.</w:t>
+      </w:r>
+    </w:p>
+    <w:p>
+      <w:pPr>
+        <w:pStyle w:val="FirstParagraph"/>
+      </w:pPr>
+      <w:r>
+        <w:t xml:space="preserve">Если вам ответили «лучше не надо» и не объяснили почему, переспросите: «Это запрет или осторожность, потому что данных мало?» (Тема 7, разделы 7.1 и 7.17).</w:t>
+      </w:r>
+    </w:p>
+    <w:p>
+      <w:pPr>
+        <w:pStyle w:val="BodyText"/>
+      </w:pPr>
+      <w:r>
+        <w:t xml:space="preserve">Если врач назначил лекарство, а в инструкции написано «противопоказано при беременности», не отменяйте его сами — спросите врача, почему оно назначено (Приложение 3).</w:t>
+      </w:r>
+    </w:p>
+    <w:bookmarkEnd w:id="57"/>
+    <w:bookmarkStart w:id="58" w:name="если-лекарство-уже-приняли"/>
     <w:p>
       <w:pPr>
         <w:pStyle w:val="Heading3"/>
       </w:pPr>
       <w:r>
-        <w:t xml:space="preserve">Можно ли верить тексту: четыре вопроса</w:t>
+        <w:t xml:space="preserve">Если лекарство уже приняли</w:t>
       </w:r>
     </w:p>
     <w:p>
@@ -5117,17 +5832,7 @@
         <w:pStyle w:val="Compact"/>
       </w:pPr>
       <w:r>
-        <w:rPr>
-          <w:bCs/>
-          <w:b/>
-        </w:rPr>
-        <w:t xml:space="preserve">Есть ли дата?</w:t>
-      </w:r>
-      <w:r>
-        <w:t xml:space="preserve"> </w:t>
-      </w:r>
-      <w:r>
-        <w:t xml:space="preserve">Медицинские рекомендации меняются. Если даты нет или текст давний, сведения могли устареть.</w:t>
+        <w:t xml:space="preserve">Ничего не «компенсируйте»: не пейте много воды, не вызывайте рвоту, не принимайте сорбенты.</w:t>
       </w:r>
     </w:p>
     <w:p>
@@ -5139,17 +5844,7 @@
         <w:pStyle w:val="Compact"/>
       </w:pPr>
       <w:r>
-        <w:rPr>
-          <w:bCs/>
-          <w:b/>
-        </w:rPr>
-        <w:t xml:space="preserve">Сказано ли, откуда сведения?</w:t>
-      </w:r>
-      <w:r>
-        <w:t xml:space="preserve"> </w:t>
-      </w:r>
-      <w:r>
-        <w:t xml:space="preserve">В надёжном тексте есть ссылки на клинические рекомендации, документы ВОЗ или исследования. Текст без ссылок — это чьё-то мнение.</w:t>
+        <w:t xml:space="preserve">Не бросайте лекарство, которое назначил врач.</w:t>
       </w:r>
     </w:p>
     <w:p>
@@ -5161,17 +5856,7 @@
         <w:pStyle w:val="Compact"/>
       </w:pPr>
       <w:r>
-        <w:rPr>
-          <w:bCs/>
-          <w:b/>
-        </w:rPr>
-        <w:t xml:space="preserve">Это про беременных?</w:t>
-      </w:r>
-      <w:r>
-        <w:t xml:space="preserve"> </w:t>
-      </w:r>
-      <w:r>
-        <w:t xml:space="preserve">Совет «для всех» при беременности может не подходить: допустимые лекарства, нормы анализов и поводы срочно обратиться к врачу у беременных другие.</w:t>
+        <w:t xml:space="preserve">Запишите, что приняли, сколько, когда и на каком сроке. Сохраните упаковку или сфотографируйте её.</w:t>
       </w:r>
     </w:p>
     <w:p>
@@ -5183,17 +5868,19 @@
         <w:pStyle w:val="Compact"/>
       </w:pPr>
       <w:r>
-        <w:rPr>
-          <w:bCs/>
-          <w:b/>
-        </w:rPr>
-        <w:t xml:space="preserve">Вам что-то продают?</w:t>
-      </w:r>
-      <w:r>
-        <w:t xml:space="preserve"> </w:t>
-      </w:r>
-      <w:r>
-        <w:t xml:space="preserve">Будьте осторожны, если текст подводит к покупке, обещает быстро и полностью вылечить или пугает.</w:t>
+        <w:t xml:space="preserve">Позвоните своему акушеру-гинекологу; обычно достаточно позвонить в рабочее время ближайшего дня.</w:t>
+      </w:r>
+    </w:p>
+    <w:p>
+      <w:pPr>
+        <w:numPr>
+          <w:ilvl w:val="0"/>
+          <w:numId w:val="1008"/>
+        </w:numPr>
+        <w:pStyle w:val="Compact"/>
+      </w:pPr>
+      <w:r>
+        <w:t xml:space="preserve">Если появились боль в животе, кровянистые выделения или резко ухудшилось самочувствие, действуйте по Разделу 0 (пункты 0.2, 0.4, 0.19). Если приняли слишком много таблеток — пункт 0.16.</w:t>
       </w:r>
     </w:p>
     <w:p>
@@ -5201,33 +5888,25 @@
         <w:pStyle w:val="FirstParagraph"/>
       </w:pPr>
       <w:r>
-        <w:t xml:space="preserve">Истории с форумов и из соцсетей — опыт одного человека, у которого другой срок, другие анализы и другое здоровье. Такие истории могут поддержать, но решать по ним, как поступить, нельзя. Если после чтения стало тревожнее, закройте страницу и запишите вопрос для врача (Тема 10, раздел 10.9).</w:t>
-      </w:r>
-    </w:p>
-    <w:p>
-      <w:pPr>
-        <w:pStyle w:val="BodyText"/>
-      </w:pPr>
-      <w:r>
-        <w:t xml:space="preserve">Проще всего проверить текст с помощью искусственного интеллекта — запрос 1 ниже.</w:t>
-      </w:r>
-    </w:p>
-    <w:bookmarkEnd w:id="49"/>
-    <w:bookmarkStart w:id="50" w:name="X54e1ce5fb484e8f6b2bd7dfc576df146fdb1d72"/>
+        <w:t xml:space="preserve">Подробнее — Тема 7, раздел 7.16. Запрос для ИИ:</w:t>
+      </w:r>
+    </w:p>
+    <w:p>
+      <w:pPr>
+        <w:pStyle w:val="BlockText"/>
+      </w:pPr>
+      <w:r>
+        <w:t xml:space="preserve">Я беременна, срок ___ недель. Я уже приняла ___ (название лекарства, сколько и когда). Что известно о приёме этого лекарства на моём сроке? Сравни с тем, как часто такие же исходы бывают при беременности и без лекарства. Что мне сделать сейчас и что сказать врачу? Отвечай по клиническим рекомендациям Минздрава России, официальной инструкции из Государственного реестра лекарственных средств и документам ВОЗ; к главным утверждениям дай ссылки. Если не можешь открыть источник или у тебя нет доступа к интернету, скажи об этом прямо и не придумывай ссылки и цифры. Отдели то, что известно точно, от того, где данных мало. Не ставь диагноз, не подбирай дозу, не советуй отменять то, что назначил врач. Если есть признаки, при которых нужна срочная помощь, назови их первыми (скорая в России — 103 или 112). В конце дай 3–5 вопросов для моего врача. Пиши просто и объясняй медицинские слова.</w:t>
+      </w:r>
+    </w:p>
+    <w:bookmarkEnd w:id="58"/>
+    <w:bookmarkStart w:id="59" w:name="если-хотите-проверить-сами"/>
     <w:p>
       <w:pPr>
         <w:pStyle w:val="Heading3"/>
       </w:pPr>
       <w:r>
-        <w:t xml:space="preserve">Как пользоваться искусственным интеллектом</w:t>
-      </w:r>
-    </w:p>
-    <w:p>
-      <w:pPr>
-        <w:pStyle w:val="FirstParagraph"/>
-      </w:pPr>
-      <w:r>
-        <w:t xml:space="preserve">Чат-боты на основе искусственного интеллекта (ИИ) могут ошибаться, причём уверенным тоном. Поэтому ответ ИИ — подсказка, о чём спросить врача, а не готовое решение.</w:t>
+        <w:t xml:space="preserve">Если хотите проверить сами</w:t>
       </w:r>
     </w:p>
     <w:p>
@@ -5239,7 +5918,17 @@
         <w:pStyle w:val="Compact"/>
       </w:pPr>
       <w:r>
-        <w:t xml:space="preserve">Копируйте запрос из книги целиком и впишите своё вместо пропусков.</w:t>
+        <w:rPr>
+          <w:bCs/>
+          <w:b/>
+        </w:rPr>
+        <w:t xml:space="preserve">Официальная инструкция.</w:t>
+      </w:r>
+      <w:r>
+        <w:t xml:space="preserve"> </w:t>
+      </w:r>
+      <w:r>
+        <w:t xml:space="preserve">Сайт grls.rosminzdrav.ru — Государственный реестр лекарственных средств. Найдите лекарство по названию, откройте карточку и нажмите «Показать инструкции». Если файлов несколько, откройте последний по дате. Если лекарства в реестре нет, возможно, это биологически активная добавка, а не лекарство: скажите об этом врачу.</w:t>
       </w:r>
     </w:p>
     <w:p>
@@ -5251,7 +5940,17 @@
         <w:pStyle w:val="Compact"/>
       </w:pPr>
       <w:r>
-        <w:t xml:space="preserve">Откройте одну-две ссылки из ответа и проверьте, есть ли такая страница и написано ли там то же самое.</w:t>
+        <w:rPr>
+          <w:bCs/>
+          <w:b/>
+        </w:rPr>
+        <w:t xml:space="preserve">Настоящая ли упаковка.</w:t>
+      </w:r>
+      <w:r>
+        <w:t xml:space="preserve"> </w:t>
+      </w:r>
+      <w:r>
+        <w:t xml:space="preserve">Бесплатное приложение «Честный знак»: отсканируйте квадратный код на упаковке. «Товар проверен» значит, что упаковка легальная; состав и качество приложение не проверяет. Если приложение пишет «Сомнительный товар», «Лекарство запрещено к продаже» или «Код не найден», не принимайте лекарство и покажите упаковку фармацевту.</w:t>
       </w:r>
     </w:p>
     <w:p>
@@ -5263,7 +5962,17 @@
         <w:pStyle w:val="Compact"/>
       </w:pPr>
       <w:r>
-        <w:t xml:space="preserve">Не вводите фамилию, номер полиса, фотографии документов: для ответа они не нужны.</w:t>
+        <w:rPr>
+          <w:bCs/>
+          <w:b/>
+        </w:rPr>
+        <w:t xml:space="preserve">Не изъята ли партия из продажи.</w:t>
+      </w:r>
+      <w:r>
+        <w:t xml:space="preserve"> </w:t>
+      </w:r>
+      <w:r>
+        <w:t xml:space="preserve">Сайт Росздравнадзора, страница roszdravnadzor.gov.ru/services/lssearch: введите название и номер серии с упаковки.</w:t>
       </w:r>
     </w:p>
     <w:p>
@@ -5275,185 +5984,43 @@
         <w:pStyle w:val="Compact"/>
       </w:pPr>
       <w:r>
-        <w:t xml:space="preserve">Если то, что вы заметили, есть в Разделе 0, не спрашивайте ИИ: звоните 103 или 112 или поезжайте в роддом. Если появились мысли причинить вред себе или ребёнку, — Раздел 0, пункт 0.17.</w:t>
-      </w:r>
-    </w:p>
-    <w:bookmarkEnd w:id="50"/>
-    <w:bookmarkStart w:id="51" w:name="готовые-запросы-для-ии"/>
-    <w:p>
-      <w:pPr>
-        <w:pStyle w:val="Heading3"/>
-      </w:pPr>
-      <w:r>
-        <w:t xml:space="preserve">Готовые запросы для ИИ</w:t>
-      </w:r>
-    </w:p>
-    <w:p>
-      <w:pPr>
-        <w:pStyle w:val="FirstParagraph"/>
-      </w:pPr>
-      <w:r>
-        <w:t xml:space="preserve">Каждый запрос — один абзац. Скопируйте его целиком, вставьте в окно любого чат-бота и впишите своё вместо пропусков. В электронной версии книги достаточно заполнить поле и нажать «Скопировать». Запросы о лекарствах — в Приложении 5.</w:t>
-      </w:r>
-    </w:p>
-    <w:p>
-      <w:pPr>
-        <w:pStyle w:val="BodyText"/>
-      </w:pPr>
-      <w:r>
         <w:rPr>
           <w:bCs/>
           <w:b/>
         </w:rPr>
-        <w:t xml:space="preserve">1. Проверить текст или совет из интернета</w:t>
-      </w:r>
-    </w:p>
-    <w:p>
-      <w:pPr>
-        <w:pStyle w:val="BlockText"/>
-      </w:pPr>
-      <w:r>
-        <w:t xml:space="preserve">Я беременна, срок ___ недель. Проверь этот текст или совет: «___» (вставьте текст или ссылку). Скажи, верно ли это для беременных: верно, верно отчасти, неверно или не изучено. Объясни, что об этом говорят клинические рекомендации Минздрава России и ВОЗ. Отвечай по клиническим рекомендациям Минздрава России, официальной инструкции из Государственного реестра лекарственных средств и документам ВОЗ; к главным утверждениям дай ссылки. Если не можешь открыть источник или у тебя нет доступа к интернету, скажи об этом прямо и не придумывай ссылки и цифры. Отдели то, что известно точно, от того, где данных мало. Не ставь диагноз, не подбирай дозу, не советуй отменять то, что назначил врач. Если есть признаки, при которых нужна срочная помощь, назови их первыми (скорая в России — 103 или 112). В конце дай 3–5 вопросов для моего врача. Пиши просто и объясняй медицинские слова.</w:t>
+        <w:t xml:space="preserve">Есть ли у интернет-аптеки лицензия.</w:t>
+      </w:r>
+      <w:r>
+        <w:t xml:space="preserve"> </w:t>
+      </w:r>
+      <w:r>
+        <w:t xml:space="preserve">Сайт Росздравнадзора, страница roszdravnadzor.gov.ru/services/licenses: введите название аптеки или ИНН с её сайта.</w:t>
       </w:r>
     </w:p>
     <w:p>
       <w:pPr>
         <w:pStyle w:val="FirstParagraph"/>
+      </w:pPr>
+      <w:r>
+        <w:t xml:space="preserve">Справочники РЛС, «Видаль» и похожие сайты удобны, но это не официальная инструкция: если сведения расходятся, верна инструкция из реестра.</w:t>
+      </w:r>
+    </w:p>
+    <w:p>
+      <w:pPr>
+        <w:pStyle w:val="BodyText"/>
       </w:pPr>
       <w:r>
         <w:rPr>
           <w:bCs/>
           <w:b/>
         </w:rPr>
-        <w:t xml:space="preserve">2. Еда, напиток, витамин, трава</w:t>
-      </w:r>
-    </w:p>
-    <w:p>
-      <w:pPr>
-        <w:pStyle w:val="BlockText"/>
-      </w:pPr>
-      <w:r>
-        <w:t xml:space="preserve">Я беременна, срок ___ недель. Можно ли мне ___ (продукт, напиток, витамин, добавку или травяной чай)? Если есть ограничения по количеству или по тому, как это приготовлено, назови их и объясни, на чём они основаны. Если это добавка или трава — что известно о её безопасности при беременности и нужна ли она без назначения врача. Отвечай по клиническим рекомендациям Минздрава России, официальной инструкции из Государственного реестра лекарственных средств и документам ВОЗ; к главным утверждениям дай ссылки. Если не можешь открыть источник или у тебя нет доступа к интернету, скажи об этом прямо и не придумывай ссылки и цифры. Отдели то, что известно точно, от того, где данных мало. Не ставь диагноз, не подбирай дозу, не советуй отменять то, что назначил врач. Если есть признаки, при которых нужна срочная помощь, назови их первыми (скорая в России — 103 или 112). В конце дай 3–5 вопросов для моего врача. Пиши просто и объясняй медицинские слова.</w:t>
-      </w:r>
-    </w:p>
-    <w:p>
-      <w:pPr>
-        <w:pStyle w:val="FirstParagraph"/>
-      </w:pPr>
-      <w:r>
-        <w:rPr>
-          <w:bCs/>
-          <w:b/>
-        </w:rPr>
-        <w:t xml:space="preserve">3. Занятие, процедура, поездка</w:t>
-      </w:r>
-    </w:p>
-    <w:p>
-      <w:pPr>
-        <w:pStyle w:val="BlockText"/>
-      </w:pPr>
-      <w:r>
-        <w:t xml:space="preserve">Я беременна, срок ___ недель. Можно ли мне ___ (например: покрасить волосы, сходить в баню, на массаж, полететь на самолёте, бегать, убираться с бытовой химией)? Чем это может быть опасно, какие меры предосторожности советуют и при каких осложнениях беременности этого делать не стоит. Отвечай по клиническим рекомендациям Минздрава России, официальной инструкции из Государственного реестра лекарственных средств и документам ВОЗ; к главным утверждениям дай ссылки. Если не можешь открыть источник или у тебя нет доступа к интернету, скажи об этом прямо и не придумывай ссылки и цифры. Отдели то, что известно точно, от того, где данных мало. Не ставь диагноз, не подбирай дозу, не советуй отменять то, что назначил врач. Если есть признаки, при которых нужна срочная помощь, назови их первыми (скорая в России — 103 или 112). В конце дай 3–5 вопросов для моего врача. Пиши просто и объясняй медицинские слова.</w:t>
-      </w:r>
-    </w:p>
-    <w:p>
-      <w:pPr>
-        <w:pStyle w:val="FirstParagraph"/>
-      </w:pPr>
-      <w:r>
-        <w:rPr>
-          <w:bCs/>
-          <w:b/>
-        </w:rPr>
-        <w:t xml:space="preserve">4. Симптом</w:t>
-      </w:r>
-    </w:p>
-    <w:p>
-      <w:pPr>
-        <w:pStyle w:val="BlockText"/>
-      </w:pPr>
-      <w:r>
-        <w:t xml:space="preserve">Я беременна, срок ___ недель. У меня ___ (что беспокоит, когда началось, как меняется). Сначала перечисли признаки, при которых с этим нужно вызвать скорую или сразу ехать в роддом. Потом объясни, от чего такое бывает при беременности и как быстро мне обратиться к врачу: на плановом приёме, в тот же или на следующий день или срочно. Отвечай по клиническим рекомендациям Минздрава России, официальной инструкции из Государственного реестра лекарственных средств и документам ВОЗ; к главным утверждениям дай ссылки. Если не можешь открыть источник или у тебя нет доступа к интернету, скажи об этом прямо и не придумывай ссылки и цифры. Отдели то, что известно точно, от того, где данных мало. Не ставь диагноз, не подбирай дозу, не советуй отменять то, что назначил врач. Если есть признаки, при которых нужна срочная помощь, назови их первыми (скорая в России — 103 или 112). В конце дай 3–5 вопросов для моего врача. Пиши просто и объясняй медицинские слова.</w:t>
-      </w:r>
-    </w:p>
-    <w:p>
-      <w:pPr>
-        <w:pStyle w:val="FirstParagraph"/>
-      </w:pPr>
-      <w:r>
-        <w:rPr>
-          <w:bCs/>
-          <w:b/>
-        </w:rPr>
-        <w:t xml:space="preserve">5. Анализ или слово из заключения</w:t>
-      </w:r>
-    </w:p>
-    <w:p>
-      <w:pPr>
-        <w:pStyle w:val="BlockText"/>
-      </w:pPr>
-      <w:r>
-        <w:t xml:space="preserve">Я беременна, срок ___ недель. Объясни простыми словами, что значит ___ (название анализа, результат и единицы измерения или слово из заключения). Учти, что нормы разных лабораторий отличаются. От чего бывает такой результат, что обычно делают дальше. Отвечай по клиническим рекомендациям Минздрава России, официальной инструкции из Государственного реестра лекарственных средств и документам ВОЗ; к главным утверждениям дай ссылки. Если не можешь открыть источник или у тебя нет доступа к интернету, скажи об этом прямо и не придумывай ссылки и цифры. Отдели то, что известно точно, от того, где данных мало. Не ставь диагноз, не подбирай дозу, не советуй отменять то, что назначил врач. Если есть признаки, при которых нужна срочная помощь, назови их первыми (скорая в России — 103 или 112). В конце дай 3–5 вопросов для моего врача. Пиши просто и объясняй медицинские слова.</w:t>
-      </w:r>
-    </w:p>
-    <w:p>
-      <w:pPr>
-        <w:pStyle w:val="FirstParagraph"/>
-      </w:pPr>
-      <w:r>
-        <w:rPr>
-          <w:bCs/>
-          <w:b/>
-        </w:rPr>
-        <w:t xml:space="preserve">6. Инфекция, контакт с заболевшим, прививка</w:t>
-      </w:r>
-    </w:p>
-    <w:p>
-      <w:pPr>
-        <w:pStyle w:val="BlockText"/>
-      </w:pPr>
-      <w:r>
-        <w:t xml:space="preserve">Я беременна, срок ___ недель. ___ (например: у ребёнка в семье ветрянка; меня укусил клещ; мне предлагают прививку от гриппа). Что это значит при беременности, что мне сделать и в какие сроки, когда сообщить врачу. Отвечай по клиническим рекомендациям Минздрава России, официальной инструкции из Государственного реестра лекарственных средств и документам ВОЗ; к главным утверждениям дай ссылки. Если не можешь открыть источник или у тебя нет доступа к интернету, скажи об этом прямо и не придумывай ссылки и цифры. Отдели то, что известно точно, от того, где данных мало. Не ставь диагноз, не подбирай дозу, не советуй отменять то, что назначил врач. Если есть признаки, при которых нужна срочная помощь, назови их первыми (скорая в России — 103 или 112). В конце дай 3–5 вопросов для моего врача. Пиши просто и объясняй медицинские слова.</w:t>
-      </w:r>
-    </w:p>
-    <w:p>
-      <w:pPr>
-        <w:pStyle w:val="FirstParagraph"/>
-      </w:pPr>
-      <w:r>
-        <w:rPr>
-          <w:bCs/>
-          <w:b/>
-        </w:rPr>
-        <w:t xml:space="preserve">7. Уже случилось</w:t>
-      </w:r>
-    </w:p>
-    <w:p>
-      <w:pPr>
-        <w:pStyle w:val="BlockText"/>
-      </w:pPr>
-      <w:r>
-        <w:t xml:space="preserve">Я беременна, срок ___ недель. ___ (что произошло и когда: выпила алкоголь, сделала рентген, покрасила волосы). Что известно о таком воздействии на моём сроке? Сравни с тем, как часто такие же исходы бывают при беременности и без этого. Что мне сделать сейчас и что сказать врачу? Отвечай по клиническим рекомендациям Минздрава России, официальной инструкции из Государственного реестра лекарственных средств и документам ВОЗ; к главным утверждениям дай ссылки. Если не можешь открыть источник или у тебя нет доступа к интернету, скажи об этом прямо и не придумывай ссылки и цифры. Отдели то, что известно точно, от того, где данных мало. Не ставь диагноз, не подбирай дозу, не советуй отменять то, что назначил врач. Если есть признаки, при которых нужна срочная помощь, назови их первыми (скорая в России — 103 или 112). В конце дай 3–5 вопросов для моего врача. Пиши просто и объясняй медицинские слова.</w:t>
-      </w:r>
-    </w:p>
-    <w:p>
-      <w:pPr>
-        <w:pStyle w:val="FirstParagraph"/>
-      </w:pPr>
-      <w:r>
-        <w:rPr>
-          <w:bCs/>
-          <w:b/>
-        </w:rPr>
-        <w:t xml:space="preserve">8. Подготовка к беременности</w:t>
-      </w:r>
-    </w:p>
-    <w:p>
-      <w:pPr>
-        <w:pStyle w:val="BlockText"/>
-      </w:pPr>
-      <w:r>
-        <w:t xml:space="preserve">Я планирую беременность. ___ (например: принимаю такое-то лекарство; есть такое-то заболевание; хочу знать, какие анализы и прививки сделать заранее). Что советуют сделать до беременности и с каким врачом это обсудить. Отвечай по клиническим рекомендациям Минздрава России, официальной инструкции из Государственного реестра лекарственных средств и документам ВОЗ; к главным утверждениям дай ссылки. Если не можешь открыть источник или у тебя нет доступа к интернету, скажи об этом прямо и не придумывай ссылки и цифры. Отдели то, что известно точно, от того, где данных мало. Не ставь диагноз, не подбирай дозу, не советуй отменять то, что назначил врач. Если есть признаки, при которых нужна срочная помощь, назови их первыми (скорая в России — 103 или 112). В конце дай 3–5 вопросов для моего врача. Пиши просто и объясняй медицинские слова.</w:t>
+        <w:t xml:space="preserve">Если после лекарства появилась нежелательная реакция,</w:t>
+      </w:r>
+      <w:r>
+        <w:t xml:space="preserve"> </w:t>
+      </w:r>
+      <w:r>
+        <w:t xml:space="preserve">скажите об этом врачу: он оценит её и сообщит в Росздравнадзор. Если реакция тяжёлая — отёк лица и горла, затруднённое дыхание, — сначала Раздел 0, пункт 0.11.</w:t>
       </w:r>
     </w:p>
     <w:p>
@@ -5463,15 +6030,15 @@
         </w:pict>
       </w:r>
     </w:p>
-    <w:bookmarkEnd w:id="51"/>
-    <w:bookmarkEnd w:id="52"/>
-    <w:bookmarkStart w:id="58" w:name="приложение-5.-как-проверить-лекарство"/>
+    <w:bookmarkEnd w:id="59"/>
+    <w:bookmarkEnd w:id="60"/>
+    <w:bookmarkStart w:id="69" w:name="клинические-и-научные-источники"/>
     <w:p>
       <w:pPr>
         <w:pStyle w:val="Heading2"/>
       </w:pPr>
       <w:r>
-        <w:t xml:space="preserve">Приложение 5. Как проверить лекарство</w:t>
+        <w:t xml:space="preserve">Клинические и научные источники</w:t>
       </w:r>
     </w:p>
     <w:p>
@@ -5479,76 +6046,19 @@
         <w:pStyle w:val="FirstParagraph"/>
       </w:pPr>
       <w:r>
-        <w:t xml:space="preserve">Если вы сомневаетесь, можно ли вам лекарство, витамин или травяной чай, сделайте три шага.</w:t>
-      </w:r>
-    </w:p>
-    <w:bookmarkStart w:id="53" w:name="шаг-1.-посмотрите-на-упаковку"/>
-    <w:p>
-      <w:pPr>
-        <w:pStyle w:val="Heading3"/>
-      </w:pPr>
-      <w:r>
-        <w:t xml:space="preserve">Шаг 1. Посмотрите на упаковку</w:t>
-      </w:r>
-    </w:p>
-    <w:p>
-      <w:pPr>
-        <w:pStyle w:val="FirstParagraph"/>
-      </w:pPr>
-      <w:r>
-        <w:t xml:space="preserve">Найдите действующее вещество — оно написано мелким шрифтом под названием. Запомните или сфотографируйте его. По действующему веществу видно, не принимаете ли вы одно и то же в двух разных средствах: например, парацетамол бывает и в таблетках от температуры, и в порошках от простуды, и дозы складываются (Тема 7, раздел 7.3).</w:t>
-      </w:r>
-    </w:p>
-    <w:bookmarkEnd w:id="53"/>
-    <w:bookmarkStart w:id="54" w:name="шаг-2.-спросите-ии"/>
-    <w:p>
-      <w:pPr>
-        <w:pStyle w:val="Heading3"/>
-      </w:pPr>
-      <w:r>
-        <w:t xml:space="preserve">Шаг 2. Спросите ИИ</w:t>
-      </w:r>
-    </w:p>
-    <w:p>
-      <w:pPr>
-        <w:pStyle w:val="FirstParagraph"/>
-      </w:pPr>
-      <w:r>
-        <w:t xml:space="preserve">Это необязательный шаг: он поможет понять, что спросить у врача. Скопируйте запрос целиком и впишите своё вместо пропусков.</w:t>
-      </w:r>
-    </w:p>
-    <w:p>
-      <w:pPr>
-        <w:pStyle w:val="BlockText"/>
-      </w:pPr>
-      <w:r>
-        <w:t xml:space="preserve">Я беременна, срок ___ недель. Можно ли мне лекарство ___ (название с упаковки)? Кроме него я принимаю: ___ (или «ничего»). Назови действующее вещество. Перескажи, что сказано о беременности в официальной российской инструкции к этому лекарству. Проверь, нет ли того же вещества в других средствах, которые я принимаю. Объясни, насколько это лекарство изучено при беременности и есть ли лучше изученные средства для той же цели. Отвечай по клиническим рекомендациям Минздрава России, официальной инструкции из Государственного реестра лекарственных средств и документам ВОЗ; к главным утверждениям дай ссылки. Если не можешь открыть источник или у тебя нет доступа к интернету, скажи об этом прямо и не придумывай ссылки и цифры. Отдели то, что известно точно, от того, где данных мало. Не ставь диагноз, не подбирай дозу, не советуй отменять то, что назначил врач. Если есть признаки, при которых нужна срочная помощь, назови их первыми (скорая в России — 103 или 112). В конце дай 3–5 вопросов для моего врача. Пиши просто и объясняй медицинские слова.</w:t>
-      </w:r>
-    </w:p>
-    <w:bookmarkEnd w:id="54"/>
-    <w:bookmarkStart w:id="55" w:name="шаг-3.-спросите-врача"/>
-    <w:p>
-      <w:pPr>
-        <w:pStyle w:val="Heading3"/>
-      </w:pPr>
-      <w:r>
-        <w:t xml:space="preserve">Шаг 3. Спросите врача</w:t>
-      </w:r>
-    </w:p>
-    <w:p>
-      <w:pPr>
-        <w:pStyle w:val="FirstParagraph"/>
-      </w:pPr>
-      <w:r>
-        <w:t xml:space="preserve">Скажите в одном сообщении: срок, что беспокоит и как давно, какое лекарство и в какой дозе, что ещё вы принимаете. Например: «Мне 22 недели. Третий день болит голова, парацетамол помогает, но ненадолго. Принимаю только фолиевую кислоту и витамин D. Можно ли парацетамол и в какой дозе?»</w:t>
-      </w:r>
-    </w:p>
-    <w:p>
-      <w:pPr>
-        <w:pStyle w:val="BodyText"/>
-      </w:pPr>
-      <w:r>
-        <w:t xml:space="preserve">Полезно спросить ещё:</w:t>
+        <w:t xml:space="preserve">Медицинские сведения приложений взяты из тем книги; источники — в списках этих тем. Уровни срочности Приложения 1 перенесены из Темы 11 (бывшая таблица раздела 11.6) — их источники в списке Темы 11 с отметкой «11.6». Ниже — источники того, чего в темах нет: когда ехать в роддом при схватках после 37 недель (Приложение 1), определения форм и условий медицинской помощи (Приложение 3), как проверять информацию и спрашивать ИИ (Приложение 4), ресурсы проверки лекарств (Приложение 5). Подробный разбор ресурсов — отчёт</w:t>
+      </w:r>
+      <w:r>
+        <w:t xml:space="preserve"> </w:t>
+      </w:r>
+      <w:r>
+        <w:rPr>
+          <w:rStyle w:val="VerbatimChar"/>
+        </w:rPr>
+        <w:t xml:space="preserve">editorial/reports/resursy-proverki-lekarstv-2026-10-20.md</w:t>
+      </w:r>
+      <w:r>
+        <w:t xml:space="preserve">. Все адреса проверены 20.10.2026.</w:t>
       </w:r>
     </w:p>
     <w:p>
@@ -5560,300 +6070,12 @@
         <w:pStyle w:val="Compact"/>
       </w:pPr>
       <w:r>
-        <w:t xml:space="preserve">что будет, если не принимать;</w:t>
-      </w:r>
-    </w:p>
-    <w:p>
-      <w:pPr>
-        <w:numPr>
-          <w:ilvl w:val="0"/>
-          <w:numId w:val="1010"/>
-        </w:numPr>
-        <w:pStyle w:val="Compact"/>
-      </w:pPr>
-      <w:r>
-        <w:t xml:space="preserve">есть ли лекарство для той же цели, которое лучше изучено при беременности.</w:t>
-      </w:r>
-    </w:p>
-    <w:p>
-      <w:pPr>
-        <w:pStyle w:val="FirstParagraph"/>
-      </w:pPr>
-      <w:r>
-        <w:t xml:space="preserve">Если вам ответили «лучше не надо» и не объяснили почему, переспросите: «Это запрет или осторожность, потому что данных мало?» (Тема 7, разделы 7.1 и 7.17).</w:t>
-      </w:r>
-    </w:p>
-    <w:p>
-      <w:pPr>
-        <w:pStyle w:val="BodyText"/>
-      </w:pPr>
-      <w:r>
-        <w:t xml:space="preserve">Если врач назначил лекарство, а в инструкции написано «противопоказано при беременности», не отменяйте его сами — спросите врача, почему оно назначено (Приложение 3).</w:t>
-      </w:r>
-    </w:p>
-    <w:bookmarkEnd w:id="55"/>
-    <w:bookmarkStart w:id="56" w:name="если-лекарство-уже-приняли"/>
-    <w:p>
-      <w:pPr>
-        <w:pStyle w:val="Heading3"/>
-      </w:pPr>
-      <w:r>
-        <w:t xml:space="preserve">Если лекарство уже приняли</w:t>
-      </w:r>
-    </w:p>
-    <w:p>
-      <w:pPr>
-        <w:numPr>
-          <w:ilvl w:val="0"/>
-          <w:numId w:val="1011"/>
-        </w:numPr>
-        <w:pStyle w:val="Compact"/>
-      </w:pPr>
-      <w:r>
-        <w:t xml:space="preserve">Ничего не «компенсируйте»: не пейте много воды, не вызывайте рвоту, не принимайте сорбенты.</w:t>
-      </w:r>
-    </w:p>
-    <w:p>
-      <w:pPr>
-        <w:numPr>
-          <w:ilvl w:val="0"/>
-          <w:numId w:val="1011"/>
-        </w:numPr>
-        <w:pStyle w:val="Compact"/>
-      </w:pPr>
-      <w:r>
-        <w:t xml:space="preserve">Не бросайте лекарство, которое назначил врач.</w:t>
-      </w:r>
-    </w:p>
-    <w:p>
-      <w:pPr>
-        <w:numPr>
-          <w:ilvl w:val="0"/>
-          <w:numId w:val="1011"/>
-        </w:numPr>
-        <w:pStyle w:val="Compact"/>
-      </w:pPr>
-      <w:r>
-        <w:t xml:space="preserve">Запишите, что приняли, сколько, когда и на каком сроке. Сохраните упаковку или сфотографируйте её.</w:t>
-      </w:r>
-    </w:p>
-    <w:p>
-      <w:pPr>
-        <w:numPr>
-          <w:ilvl w:val="0"/>
-          <w:numId w:val="1011"/>
-        </w:numPr>
-        <w:pStyle w:val="Compact"/>
-      </w:pPr>
-      <w:r>
-        <w:t xml:space="preserve">Позвоните своему акушеру-гинекологу; обычно достаточно позвонить в рабочее время ближайшего дня.</w:t>
-      </w:r>
-    </w:p>
-    <w:p>
-      <w:pPr>
-        <w:numPr>
-          <w:ilvl w:val="0"/>
-          <w:numId w:val="1011"/>
-        </w:numPr>
-        <w:pStyle w:val="Compact"/>
-      </w:pPr>
-      <w:r>
-        <w:t xml:space="preserve">Если появились боль в животе, кровянистые выделения или резко ухудшилось самочувствие, действуйте по Разделу 0 (пункты 0.2, 0.4, 0.19). Если приняли слишком много таблеток — пункт 0.16.</w:t>
-      </w:r>
-    </w:p>
-    <w:p>
-      <w:pPr>
-        <w:pStyle w:val="FirstParagraph"/>
-      </w:pPr>
-      <w:r>
-        <w:t xml:space="preserve">Подробнее — Тема 7, раздел 7.16. Запрос для ИИ:</w:t>
-      </w:r>
-    </w:p>
-    <w:p>
-      <w:pPr>
-        <w:pStyle w:val="BlockText"/>
-      </w:pPr>
-      <w:r>
-        <w:t xml:space="preserve">Я беременна, срок ___ недель. Я уже приняла ___ (название лекарства, сколько и когда). Что известно о приёме этого лекарства на моём сроке? Сравни с тем, как часто такие же исходы бывают при беременности и без лекарства. Что мне сделать сейчас и что сказать врачу? Отвечай по клиническим рекомендациям Минздрава России, официальной инструкции из Государственного реестра лекарственных средств и документам ВОЗ; к главным утверждениям дай ссылки. Если не можешь открыть источник или у тебя нет доступа к интернету, скажи об этом прямо и не придумывай ссылки и цифры. Отдели то, что известно точно, от того, где данных мало. Не ставь диагноз, не подбирай дозу, не советуй отменять то, что назначил врач. Если есть признаки, при которых нужна срочная помощь, назови их первыми (скорая в России — 103 или 112). В конце дай 3–5 вопросов для моего врача. Пиши просто и объясняй медицинские слова.</w:t>
-      </w:r>
-    </w:p>
-    <w:bookmarkEnd w:id="56"/>
-    <w:bookmarkStart w:id="57" w:name="если-хотите-проверить-сами"/>
-    <w:p>
-      <w:pPr>
-        <w:pStyle w:val="Heading3"/>
-      </w:pPr>
-      <w:r>
-        <w:t xml:space="preserve">Если хотите проверить сами</w:t>
-      </w:r>
-    </w:p>
-    <w:p>
-      <w:pPr>
-        <w:numPr>
-          <w:ilvl w:val="0"/>
-          <w:numId w:val="1012"/>
-        </w:numPr>
-        <w:pStyle w:val="Compact"/>
-      </w:pPr>
-      <w:r>
-        <w:rPr>
-          <w:bCs/>
-          <w:b/>
-        </w:rPr>
-        <w:t xml:space="preserve">Официальная инструкция.</w:t>
+        <w:t xml:space="preserve">National Library of Medicine (США), MedlinePlus.</w:t>
       </w:r>
       <w:r>
         <w:t xml:space="preserve"> </w:t>
       </w:r>
-      <w:r>
-        <w:t xml:space="preserve">Сайт grls.rosminzdrav.ru — Государственный реестр лекарственных средств. Найдите лекарство по названию, откройте карточку и нажмите «Показать инструкции». Если файлов несколько, откройте последний по дате. Если лекарства в реестре нет, возможно, это биологически активная добавка, а не лекарство: скажите об этом врачу.</w:t>
-      </w:r>
-    </w:p>
-    <w:p>
-      <w:pPr>
-        <w:numPr>
-          <w:ilvl w:val="0"/>
-          <w:numId w:val="1012"/>
-        </w:numPr>
-        <w:pStyle w:val="Compact"/>
-      </w:pPr>
-      <w:r>
-        <w:rPr>
-          <w:bCs/>
-          <w:b/>
-        </w:rPr>
-        <w:t xml:space="preserve">Настоящая ли упаковка.</w:t>
-      </w:r>
-      <w:r>
-        <w:t xml:space="preserve"> </w:t>
-      </w:r>
-      <w:r>
-        <w:t xml:space="preserve">Бесплатное приложение «Честный знак»: отсканируйте квадратный код на упаковке. «Товар проверен» значит, что упаковка легальная; состав и качество приложение не проверяет. Если приложение пишет «Сомнительный товар», «Лекарство запрещено к продаже» или «Код не найден», не принимайте лекарство и покажите упаковку фармацевту.</w:t>
-      </w:r>
-    </w:p>
-    <w:p>
-      <w:pPr>
-        <w:numPr>
-          <w:ilvl w:val="0"/>
-          <w:numId w:val="1012"/>
-        </w:numPr>
-        <w:pStyle w:val="Compact"/>
-      </w:pPr>
-      <w:r>
-        <w:rPr>
-          <w:bCs/>
-          <w:b/>
-        </w:rPr>
-        <w:t xml:space="preserve">Не изъята ли партия из продажи.</w:t>
-      </w:r>
-      <w:r>
-        <w:t xml:space="preserve"> </w:t>
-      </w:r>
-      <w:r>
-        <w:t xml:space="preserve">Сайт Росздравнадзора, страница roszdravnadzor.gov.ru/services/lssearch: введите название и номер серии с упаковки.</w:t>
-      </w:r>
-    </w:p>
-    <w:p>
-      <w:pPr>
-        <w:numPr>
-          <w:ilvl w:val="0"/>
-          <w:numId w:val="1012"/>
-        </w:numPr>
-        <w:pStyle w:val="Compact"/>
-      </w:pPr>
-      <w:r>
-        <w:rPr>
-          <w:bCs/>
-          <w:b/>
-        </w:rPr>
-        <w:t xml:space="preserve">Есть ли у интернет-аптеки лицензия.</w:t>
-      </w:r>
-      <w:r>
-        <w:t xml:space="preserve"> </w:t>
-      </w:r>
-      <w:r>
-        <w:t xml:space="preserve">Сайт Росздравнадзора, страница roszdravnadzor.gov.ru/services/licenses: введите название аптеки или ИНН с её сайта.</w:t>
-      </w:r>
-    </w:p>
-    <w:p>
-      <w:pPr>
-        <w:pStyle w:val="FirstParagraph"/>
-      </w:pPr>
-      <w:r>
-        <w:t xml:space="preserve">Справочники РЛС, «Видаль» и похожие сайты удобны, но это не официальная инструкция: если сведения расходятся, верна инструкция из реестра.</w:t>
-      </w:r>
-    </w:p>
-    <w:p>
-      <w:pPr>
-        <w:pStyle w:val="BodyText"/>
-      </w:pPr>
-      <w:r>
-        <w:rPr>
-          <w:bCs/>
-          <w:b/>
-        </w:rPr>
-        <w:t xml:space="preserve">Если после лекарства появилась нежелательная реакция,</w:t>
-      </w:r>
-      <w:r>
-        <w:t xml:space="preserve"> </w:t>
-      </w:r>
-      <w:r>
-        <w:t xml:space="preserve">скажите об этом врачу: он оценит её и сообщит в Росздравнадзор. Если реакция тяжёлая — отёк лица и горла, затруднённое дыхание, — сначала Раздел 0, пункт 0.11.</w:t>
-      </w:r>
-    </w:p>
-    <w:p>
-      <w:r>
-        <w:pict>
-          <v:rect style="width:0;height:1.5pt" o:hralign="center" o:hrstd="t" o:hr="t"/>
-        </w:pict>
-      </w:r>
-    </w:p>
-    <w:bookmarkEnd w:id="57"/>
-    <w:bookmarkEnd w:id="58"/>
-    <w:bookmarkStart w:id="67" w:name="клинические-и-научные-источники"/>
-    <w:p>
-      <w:pPr>
-        <w:pStyle w:val="Heading2"/>
-      </w:pPr>
-      <w:r>
-        <w:t xml:space="preserve">Клинические и научные источники</w:t>
-      </w:r>
-    </w:p>
-    <w:p>
-      <w:pPr>
-        <w:pStyle w:val="FirstParagraph"/>
-      </w:pPr>
-      <w:r>
-        <w:t xml:space="preserve">Медицинские сведения приложений взяты из тем книги; источники — в списках этих тем. Уровни срочности Приложения 1 перенесены из Темы 11 (бывшая таблица раздела 11.6) — их источники в списке Темы 11 с отметкой «11.6». Ниже — источники того, чего в темах нет: когда ехать в роддом при схватках после 37 недель (Приложение 1), определения форм и условий медицинской помощи (Приложение 3), как проверять информацию и спрашивать ИИ (Приложение 4), ресурсы проверки лекарств (Приложение 5). Подробный разбор ресурсов — отчёт</w:t>
-      </w:r>
-      <w:r>
-        <w:t xml:space="preserve"> </w:t>
-      </w:r>
-      <w:r>
-        <w:rPr>
-          <w:rStyle w:val="VerbatimChar"/>
-        </w:rPr>
-        <w:t xml:space="preserve">editorial/reports/resursy-proverki-lekarstv-2026-10-20.md</w:t>
-      </w:r>
-      <w:r>
-        <w:t xml:space="preserve">. Все адреса проверены 20.10.2026.</w:t>
-      </w:r>
-    </w:p>
-    <w:p>
-      <w:pPr>
-        <w:numPr>
-          <w:ilvl w:val="0"/>
-          <w:numId w:val="1013"/>
-        </w:numPr>
-        <w:pStyle w:val="Compact"/>
-      </w:pPr>
-      <w:r>
-        <w:t xml:space="preserve">National Library of Medicine (США), MedlinePlus.</w:t>
-      </w:r>
-      <w:r>
-        <w:t xml:space="preserve"> </w:t>
-      </w:r>
-      <w:hyperlink r:id="rId59">
+      <w:hyperlink r:id="rId61">
         <w:r>
           <w:rPr>
             <w:rStyle w:val="Hyperlink"/>
@@ -5869,7 +6091,7 @@
       <w:pPr>
         <w:numPr>
           <w:ilvl w:val="0"/>
-          <w:numId w:val="1013"/>
+          <w:numId w:val="1010"/>
         </w:numPr>
         <w:pStyle w:val="Compact"/>
       </w:pPr>
@@ -5891,7 +6113,7 @@
       <w:pPr>
         <w:numPr>
           <w:ilvl w:val="0"/>
-          <w:numId w:val="1013"/>
+          <w:numId w:val="1010"/>
         </w:numPr>
         <w:pStyle w:val="Compact"/>
       </w:pPr>
@@ -5901,7 +6123,7 @@
       <w:r>
         <w:t xml:space="preserve"> </w:t>
       </w:r>
-      <w:hyperlink r:id="rId60">
+      <w:hyperlink r:id="rId62">
         <w:r>
           <w:rPr>
             <w:rStyle w:val="Hyperlink"/>
@@ -5927,7 +6149,7 @@
       <w:pPr>
         <w:numPr>
           <w:ilvl w:val="0"/>
-          <w:numId w:val="1013"/>
+          <w:numId w:val="1010"/>
         </w:numPr>
         <w:pStyle w:val="Compact"/>
       </w:pPr>
@@ -5937,7 +6159,7 @@
       <w:r>
         <w:t xml:space="preserve"> </w:t>
       </w:r>
-      <w:hyperlink r:id="rId61">
+      <w:hyperlink r:id="rId63">
         <w:r>
           <w:rPr>
             <w:rStyle w:val="Hyperlink"/>
@@ -5963,7 +6185,7 @@
       <w:pPr>
         <w:numPr>
           <w:ilvl w:val="0"/>
-          <w:numId w:val="1013"/>
+          <w:numId w:val="1010"/>
         </w:numPr>
         <w:pStyle w:val="Compact"/>
       </w:pPr>
@@ -5973,7 +6195,7 @@
       <w:r>
         <w:t xml:space="preserve"> </w:t>
       </w:r>
-      <w:hyperlink r:id="rId62">
+      <w:hyperlink r:id="rId64">
         <w:r>
           <w:rPr>
             <w:rStyle w:val="Hyperlink"/>
@@ -6002,7 +6224,7 @@
       <w:pPr>
         <w:numPr>
           <w:ilvl w:val="0"/>
-          <w:numId w:val="1013"/>
+          <w:numId w:val="1010"/>
         </w:numPr>
         <w:pStyle w:val="Compact"/>
       </w:pPr>
@@ -6012,7 +6234,7 @@
       <w:r>
         <w:t xml:space="preserve"> </w:t>
       </w:r>
-      <w:hyperlink r:id="rId63">
+      <w:hyperlink r:id="rId65">
         <w:r>
           <w:rPr>
             <w:rStyle w:val="Hyperlink"/>
@@ -6031,7 +6253,7 @@
       <w:pPr>
         <w:numPr>
           <w:ilvl w:val="0"/>
-          <w:numId w:val="1013"/>
+          <w:numId w:val="1010"/>
         </w:numPr>
         <w:pStyle w:val="Compact"/>
       </w:pPr>
@@ -6041,7 +6263,7 @@
       <w:r>
         <w:t xml:space="preserve"> </w:t>
       </w:r>
-      <w:hyperlink r:id="rId64">
+      <w:hyperlink r:id="rId66">
         <w:r>
           <w:rPr>
             <w:rStyle w:val="Hyperlink"/>
@@ -6070,7 +6292,7 @@
       <w:pPr>
         <w:numPr>
           <w:ilvl w:val="0"/>
-          <w:numId w:val="1013"/>
+          <w:numId w:val="1010"/>
         </w:numPr>
         <w:pStyle w:val="Compact"/>
       </w:pPr>
@@ -6080,7 +6302,7 @@
       <w:r>
         <w:t xml:space="preserve"> </w:t>
       </w:r>
-      <w:hyperlink r:id="rId65">
+      <w:hyperlink r:id="rId67">
         <w:r>
           <w:rPr>
             <w:rStyle w:val="Hyperlink"/>
@@ -6109,7 +6331,7 @@
       <w:pPr>
         <w:numPr>
           <w:ilvl w:val="0"/>
-          <w:numId w:val="1013"/>
+          <w:numId w:val="1010"/>
         </w:numPr>
         <w:pStyle w:val="Compact"/>
       </w:pPr>
@@ -6141,7 +6363,7 @@
       <w:pPr>
         <w:numPr>
           <w:ilvl w:val="0"/>
-          <w:numId w:val="1013"/>
+          <w:numId w:val="1010"/>
         </w:numPr>
         <w:pStyle w:val="Compact"/>
       </w:pPr>
@@ -6151,7 +6373,7 @@
       <w:r>
         <w:t xml:space="preserve"> </w:t>
       </w:r>
-      <w:hyperlink r:id="rId66">
+      <w:hyperlink r:id="rId68">
         <w:r>
           <w:rPr>
             <w:rStyle w:val="Hyperlink"/>
@@ -6173,8 +6395,8 @@
         <w:t xml:space="preserve">Приложения В «Информация для пациента» в копии нет; правило «при таких схватках — в роддом» выведено автором из определения начала родов — проверить врачу.</w:t>
       </w:r>
     </w:p>
-    <w:bookmarkEnd w:id="67"/>
-    <w:bookmarkEnd w:id="68"/>
+    <w:bookmarkEnd w:id="69"/>
+    <w:bookmarkEnd w:id="70"/>
     <w:sectPr/>
   </w:body>
 </w:document>
@@ -6458,15 +6680,6 @@
     <w:abstractNumId w:val="991"/>
   </w:num>
   <w:num w:numId="1005">
-    <w:abstractNumId w:val="991"/>
-  </w:num>
-  <w:num w:numId="1006">
-    <w:abstractNumId w:val="991"/>
-  </w:num>
-  <w:num w:numId="1007">
-    <w:abstractNumId w:val="991"/>
-  </w:num>
-  <w:num w:numId="1008">
     <w:abstractNumId w:val="99411"/>
     <w:lvlOverride w:ilvl="0">
       <w:startOverride w:val="1"/>
@@ -6496,19 +6709,19 @@
       <w:startOverride w:val="1"/>
     </w:lvlOverride>
   </w:num>
+  <w:num w:numId="1006">
+    <w:abstractNumId w:val="991"/>
+  </w:num>
+  <w:num w:numId="1007">
+    <w:abstractNumId w:val="991"/>
+  </w:num>
+  <w:num w:numId="1008">
+    <w:abstractNumId w:val="991"/>
+  </w:num>
   <w:num w:numId="1009">
     <w:abstractNumId w:val="991"/>
   </w:num>
   <w:num w:numId="1010">
-    <w:abstractNumId w:val="991"/>
-  </w:num>
-  <w:num w:numId="1011">
-    <w:abstractNumId w:val="991"/>
-  </w:num>
-  <w:num w:numId="1012">
-    <w:abstractNumId w:val="991"/>
-  </w:num>
-  <w:num w:numId="1013">
     <w:abstractNumId w:val="99411"/>
     <w:lvlOverride w:ilvl="0">
       <w:startOverride w:val="1"/>

--- a/themes/appendices/appendices draft.docx
+++ b/themes/appendices/appendices draft.docx
@@ -2,7 +2,7 @@
 <file path=word/document.xml><?xml version="1.0" encoding="utf-8"?>
 <w:document xmlns:w="http://schemas.openxmlformats.org/wordprocessingml/2006/main" xmlns:m="http://schemas.openxmlformats.org/officeDocument/2006/math" xmlns:r="http://schemas.openxmlformats.org/officeDocument/2006/relationships" xmlns:o="urn:schemas-microsoft-com:office:office" xmlns:v="urn:schemas-microsoft-com:vml" xmlns:w10="urn:schemas-microsoft-com:office:word" xmlns:a="http://schemas.openxmlformats.org/drawingml/2006/main" xmlns:pic="http://schemas.openxmlformats.org/drawingml/2006/picture" xmlns:wp="http://schemas.openxmlformats.org/drawingml/2006/wordprocessingDrawing">
   <w:body>
-    <w:bookmarkStart w:id="70" w:name="приложения"/>
+    <w:bookmarkStart w:id="71" w:name="приложения"/>
     <w:p>
       <w:pPr>
         <w:pStyle w:val="Heading1"/>
@@ -20,7 +20,7 @@
           <w:iCs/>
           <w:i/>
         </w:rPr>
-        <w:t xml:space="preserve">Первая сборка, 18.10.2026; переработка 20.10.2026 (решения пользователя: сняты приложения о срочности и подготовке к приёму, переписаны Приложения 3–5). Приложения — инструменты навигации: новых медицинских сведений в них нет, всё взято из тем книги, ссылки ведут на разделы, где вопрос разобран. Названия и номера разделов сверить, когда все темы будут утверждены. Срочность во всех приложениях подчинена Разделу 0: если признак есть в Разделе 0, действуют по Разделу 0.</w:t>
+        <w:t xml:space="preserve">Первая сборка, 18.10.2026; переработка 20.10.2026 (решения пользователя: сняты приложения о срочности и подготовке к приёму, переписаны Приложения 2–5). Приложения — инструменты навигации: новых медицинских сведений в них нет, всё взято из тем книги, ссылки ведут на разделы, где вопрос разобран. Названия и номера разделов сверить, когда все темы будут утверждены. Срочность во всех приложениях подчинена Разделу 0: если признак есть в Разделе 0, действуют по Разделу 0.</w:t>
       </w:r>
     </w:p>
     <w:bookmarkStart w:id="20" w:name="оглавление"/>
@@ -53,7 +53,7 @@
         <w:pStyle w:val="Compact"/>
       </w:pPr>
       <w:r>
-        <w:t xml:space="preserve">Приложение 2. Мои лекарства и добавки</w:t>
+        <w:t xml:space="preserve">Приложение 2. Как понимать медицинскую информацию</w:t>
       </w:r>
     </w:p>
     <w:p>
@@ -65,7 +65,7 @@
         <w:pStyle w:val="Compact"/>
       </w:pPr>
       <w:r>
-        <w:t xml:space="preserve">Приложение 3. Как понимать медицинскую информацию</w:t>
+        <w:t xml:space="preserve">Приложение 3. Как проверять медицинскую информацию в интернете</w:t>
       </w:r>
     </w:p>
     <w:p>
@@ -77,19 +77,7 @@
         <w:pStyle w:val="Compact"/>
       </w:pPr>
       <w:r>
-        <w:t xml:space="preserve">Приложение 4. Как проверять медицинскую информацию в интернете</w:t>
-      </w:r>
-    </w:p>
-    <w:p>
-      <w:pPr>
-        <w:numPr>
-          <w:ilvl w:val="0"/>
-          <w:numId w:val="1001"/>
-        </w:numPr>
-        <w:pStyle w:val="Compact"/>
-      </w:pPr>
-      <w:r>
-        <w:t xml:space="preserve">Приложение 5. Как проверить лекарство</w:t>
+        <w:t xml:space="preserve">Приложение 4. Как проверить лекарство</w:t>
       </w:r>
     </w:p>
     <w:p>
@@ -2990,7 +2978,7 @@
               <w:jc w:val="left"/>
             </w:pPr>
             <w:r>
-              <w:t xml:space="preserve">Приложение 3; Ориентационный раздел, разделы 3 и 6; положительный анализ на антитела (IgM, IgG) — Тема 9, раздел 9.18</w:t>
+              <w:t xml:space="preserve">Приложение 2; Ориентационный раздел, разделы 3 и 6; положительный анализ на антитела (IgM, IgG) — Тема 9, раздел 9.18</w:t>
             </w:r>
           </w:p>
         </w:tc>
@@ -3125,7 +3113,7 @@
               <w:jc w:val="left"/>
             </w:pPr>
             <w:r>
-              <w:t xml:space="preserve">Тема 7, раздел 7.16; Приложение 5</w:t>
+              <w:t xml:space="preserve">Тема 7, раздел 7.16; Приложение 4</w:t>
             </w:r>
           </w:p>
         </w:tc>
@@ -3175,7 +3163,7 @@
               <w:jc w:val="left"/>
             </w:pPr>
             <w:r>
-              <w:t xml:space="preserve">Тема 7, разделы 7.1 и 7.17; Приложение 5</w:t>
+              <w:t xml:space="preserve">Тема 7, разделы 7.1 и 7.17; Приложение 4</w:t>
             </w:r>
           </w:p>
         </w:tc>
@@ -3864,13 +3852,13 @@
     </w:p>
     <w:bookmarkEnd w:id="22"/>
     <w:bookmarkEnd w:id="23"/>
-    <w:bookmarkStart w:id="25" w:name="приложение-2.-мои-лекарства-и-добавки"/>
+    <w:bookmarkStart w:id="50" w:name="X941d5f4642def1eac37707043d74df09cf9a56a"/>
     <w:p>
       <w:pPr>
         <w:pStyle w:val="Heading2"/>
       </w:pPr>
       <w:r>
-        <w:t xml:space="preserve">Приложение 2. Мои лекарства и добавки</w:t>
+        <w:t xml:space="preserve">Приложение 2. Как понимать медицинскую информацию</w:t>
       </w:r>
     </w:p>
     <w:p>
@@ -3878,25 +3866,587 @@
         <w:pStyle w:val="FirstParagraph"/>
       </w:pPr>
       <w:r>
-        <w:t xml:space="preserve">Список всего, что вы принимаете, помогает врачу сразу увидеть полную картину и заметить, если одно и то же вещество приходит из двух средств сразу (Тема 7, раздел 7.3). Распечатайте бланк, заполните его и держите вместе с обменной картой.</w:t>
-      </w:r>
-    </w:p>
-    <w:p>
-      <w:pPr>
-        <w:pStyle w:val="BodyText"/>
+        <w:t xml:space="preserve">Здесь объяснены слова и выражения, которые встречаются в обменной карте, бланках анализов, инструкциях к лекарствам и статьях, а также собрано всё о списке ваших лекарств и о том, как проверить лекарство. Найдите группу по тому, где вы встретили слово.</w:t>
+      </w:r>
+    </w:p>
+    <w:bookmarkStart w:id="31" w:name="в-обменной-карте-и-заключении-врача"/>
+    <w:p>
+      <w:pPr>
+        <w:pStyle w:val="Heading3"/>
+      </w:pPr>
+      <w:r>
+        <w:t xml:space="preserve">В обменной карте и заключении врача</w:t>
+      </w:r>
+    </w:p>
+    <w:bookmarkStart w:id="24" w:name="акушерский-срок-от-чего-считают-недели"/>
+    <w:p>
+      <w:pPr>
+        <w:pStyle w:val="Heading4"/>
+      </w:pPr>
+      <w:r>
+        <w:t xml:space="preserve">«Акушерский срок»: от чего считают недели</w:t>
+      </w:r>
+    </w:p>
+    <w:p>
+      <w:pPr>
+        <w:pStyle w:val="FirstParagraph"/>
       </w:pPr>
       <w:r>
         <w:rPr>
           <w:bCs/>
           <w:b/>
         </w:rPr>
-        <w:t xml:space="preserve">Что записывать.</w:t>
-      </w:r>
-      <w:r>
-        <w:t xml:space="preserve"> </w:t>
-      </w:r>
-      <w:r>
-        <w:t xml:space="preserve">Всё, что вы принимаете: лекарства по назначению врача и без рецепта, витамины, добавки, травяные чаи.</w:t>
+        <w:t xml:space="preserve">Что это значит.</w:t>
+      </w:r>
+      <w:r>
+        <w:t xml:space="preserve"> </w:t>
+      </w:r>
+      <w:r>
+        <w:t xml:space="preserve">Врачи считают срок беременности в акушерских неделях — от первого дня последней менструации, а не от зачатия. Зачатие приходится примерно на две недели позже. Поэтому четыре акушерские недели — это около двух недель от зачатия.</w:t>
+      </w:r>
+    </w:p>
+    <w:p>
+      <w:pPr>
+        <w:pStyle w:val="BodyText"/>
+      </w:pPr>
+      <w:r>
+        <w:rPr>
+          <w:bCs/>
+          <w:b/>
+        </w:rPr>
+        <w:t xml:space="preserve">Что делать.</w:t>
+      </w:r>
+      <w:r>
+        <w:t xml:space="preserve"> </w:t>
+      </w:r>
+      <w:r>
+        <w:t xml:space="preserve">Называйте врачу и в аптеке срок в неделях, как он записан в обменной карте.</w:t>
+      </w:r>
+    </w:p>
+    <w:p>
+      <w:pPr>
+        <w:pStyle w:val="BodyText"/>
+      </w:pPr>
+      <w:r>
+        <w:rPr>
+          <w:iCs/>
+          <w:i/>
+        </w:rPr>
+        <w:t xml:space="preserve">Подробнее: Тема 7, раздел 7.2.</w:t>
+      </w:r>
+    </w:p>
+    <w:bookmarkEnd w:id="24"/>
+    <w:bookmarkStart w:id="25" w:name="анамнез-что-это"/>
+    <w:p>
+      <w:pPr>
+        <w:pStyle w:val="Heading4"/>
+      </w:pPr>
+      <w:r>
+        <w:t xml:space="preserve">«Анамнез»: что это</w:t>
+      </w:r>
+    </w:p>
+    <w:p>
+      <w:pPr>
+        <w:pStyle w:val="FirstParagraph"/>
+      </w:pPr>
+      <w:r>
+        <w:rPr>
+          <w:bCs/>
+          <w:b/>
+        </w:rPr>
+        <w:t xml:space="preserve">Что это значит.</w:t>
+      </w:r>
+      <w:r>
+        <w:t xml:space="preserve"> </w:t>
+      </w:r>
+      <w:r>
+        <w:t xml:space="preserve">Всё, что известно о вашем здоровье до сегодняшнего дня: прошлые болезни, операции, травмы, аллергия, лекарства, болезни близких родственников. «Акушерский анамнез» — прошлые беременности и роды: сколько их было и как они закончились.</w:t>
+      </w:r>
+    </w:p>
+    <w:p>
+      <w:pPr>
+        <w:pStyle w:val="BodyText"/>
+      </w:pPr>
+      <w:r>
+        <w:rPr>
+          <w:bCs/>
+          <w:b/>
+        </w:rPr>
+        <w:t xml:space="preserve">Что делать.</w:t>
+      </w:r>
+      <w:r>
+        <w:t xml:space="preserve"> </w:t>
+      </w:r>
+      <w:r>
+        <w:t xml:space="preserve">Перед первым приёмом выпишите даты операций и прошлых беременностей и возьмите выписки, если они есть.</w:t>
+      </w:r>
+    </w:p>
+    <w:p>
+      <w:pPr>
+        <w:pStyle w:val="BodyText"/>
+      </w:pPr>
+      <w:r>
+        <w:rPr>
+          <w:iCs/>
+          <w:i/>
+        </w:rPr>
+        <w:t xml:space="preserve">Подробнее: Ориентационный раздел, раздел 1.</w:t>
+      </w:r>
+    </w:p>
+    <w:bookmarkEnd w:id="25"/>
+    <w:bookmarkStart w:id="26" w:name="жалоба-симптом-диагноз-в-чём-разница"/>
+    <w:p>
+      <w:pPr>
+        <w:pStyle w:val="Heading4"/>
+      </w:pPr>
+      <w:r>
+        <w:t xml:space="preserve">«Жалоба», «симптом», «диагноз»: в чём разница</w:t>
+      </w:r>
+    </w:p>
+    <w:p>
+      <w:pPr>
+        <w:pStyle w:val="FirstParagraph"/>
+      </w:pPr>
+      <w:r>
+        <w:rPr>
+          <w:bCs/>
+          <w:b/>
+        </w:rPr>
+        <w:t xml:space="preserve">Что это значит.</w:t>
+      </w:r>
+      <w:r>
+        <w:t xml:space="preserve"> </w:t>
+      </w:r>
+      <w:r>
+        <w:t xml:space="preserve">Жалоба — то, что вы рассказываете врачу. Симптом — признак, который замечаете вы или находит врач. Диагноз — причина, которую устанавливает врач. Один симптом бывает при разных причинах: жжение при мочеиспускании возможно и при инфекции, и без неё, а подтвердить инфекцию может только анализ.</w:t>
+      </w:r>
+    </w:p>
+    <w:p>
+      <w:pPr>
+        <w:pStyle w:val="BodyText"/>
+      </w:pPr>
+      <w:r>
+        <w:rPr>
+          <w:bCs/>
+          <w:b/>
+        </w:rPr>
+        <w:t xml:space="preserve">Что делать.</w:t>
+      </w:r>
+      <w:r>
+        <w:t xml:space="preserve"> </w:t>
+      </w:r>
+      <w:r>
+        <w:t xml:space="preserve">Дома замечайте, что изменилось и как быстро. Причину выяснят осмотр и обследование. Насколько срочно обращаться — Раздел 0.</w:t>
+      </w:r>
+    </w:p>
+    <w:p>
+      <w:pPr>
+        <w:pStyle w:val="BodyText"/>
+      </w:pPr>
+      <w:r>
+        <w:rPr>
+          <w:iCs/>
+          <w:i/>
+        </w:rPr>
+        <w:t xml:space="preserve">Подробнее: Тема 11, раздел 11.1.</w:t>
+      </w:r>
+    </w:p>
+    <w:bookmarkEnd w:id="26"/>
+    <w:bookmarkStart w:id="27" w:name="показания-и-противопоказания-что-это"/>
+    <w:p>
+      <w:pPr>
+        <w:pStyle w:val="Heading4"/>
+      </w:pPr>
+      <w:r>
+        <w:t xml:space="preserve">«Показания» и «противопоказания»: что это</w:t>
+      </w:r>
+    </w:p>
+    <w:p>
+      <w:pPr>
+        <w:pStyle w:val="FirstParagraph"/>
+      </w:pPr>
+      <w:r>
+        <w:rPr>
+          <w:bCs/>
+          <w:b/>
+        </w:rPr>
+        <w:t xml:space="preserve">Что это значит.</w:t>
+      </w:r>
+      <w:r>
+        <w:t xml:space="preserve"> </w:t>
+      </w:r>
+      <w:r>
+        <w:t xml:space="preserve">Показание — причина назначить обследование или лекарство. Противопоказание — причина его не назначать или назначать с осторожностью. «По показаниям» — не всем, а только когда есть причина: жалоба, результат другого анализа, болезнь, срок беременности.</w:t>
+      </w:r>
+    </w:p>
+    <w:p>
+      <w:pPr>
+        <w:pStyle w:val="BodyText"/>
+      </w:pPr>
+      <w:r>
+        <w:rPr>
+          <w:bCs/>
+          <w:b/>
+        </w:rPr>
+        <w:t xml:space="preserve">Что спросить у врача.</w:t>
+      </w:r>
+      <w:r>
+        <w:t xml:space="preserve"> </w:t>
+      </w:r>
+      <w:r>
+        <w:t xml:space="preserve">Какое показание у назначения и что изменится, если обследование что-то найдёт.</w:t>
+      </w:r>
+    </w:p>
+    <w:p>
+      <w:pPr>
+        <w:pStyle w:val="BodyText"/>
+      </w:pPr>
+      <w:r>
+        <w:rPr>
+          <w:iCs/>
+          <w:i/>
+        </w:rPr>
+        <w:t xml:space="preserve">Подробнее: Ориентационный раздел, раздел 5.</w:t>
+      </w:r>
+    </w:p>
+    <w:bookmarkEnd w:id="27"/>
+    <w:bookmarkStart w:id="28" w:name="острый-и-хронический-в-чём-разница"/>
+    <w:p>
+      <w:pPr>
+        <w:pStyle w:val="Heading4"/>
+      </w:pPr>
+      <w:r>
+        <w:t xml:space="preserve">«Острый» и «хронический»: в чём разница</w:t>
+      </w:r>
+    </w:p>
+    <w:p>
+      <w:pPr>
+        <w:pStyle w:val="FirstParagraph"/>
+      </w:pPr>
+      <w:r>
+        <w:rPr>
+          <w:bCs/>
+          <w:b/>
+        </w:rPr>
+        <w:t xml:space="preserve">Что это значит.</w:t>
+      </w:r>
+      <w:r>
+        <w:t xml:space="preserve"> </w:t>
+      </w:r>
+      <w:r>
+        <w:t xml:space="preserve">Острое состояние началось внезапно или недавно. Хроническое длится месяцы и годы или время от времени возвращается. «Обострение» — давняя болезнь снова дала о себе знать.</w:t>
+      </w:r>
+    </w:p>
+    <w:bookmarkEnd w:id="28"/>
+    <w:bookmarkStart w:id="29" w:name="X4d59bdd4c4e7393fffc3f6c34873e482ca5b17d"/>
+    <w:p>
+      <w:pPr>
+        <w:pStyle w:val="Heading4"/>
+      </w:pPr>
+      <w:r>
+        <w:t xml:space="preserve">«Экстренная», «неотложная», «плановая» помощь: в чём разница</w:t>
+      </w:r>
+    </w:p>
+    <w:p>
+      <w:pPr>
+        <w:pStyle w:val="FirstParagraph"/>
+      </w:pPr>
+      <w:r>
+        <w:rPr>
+          <w:bCs/>
+          <w:b/>
+        </w:rPr>
+        <w:t xml:space="preserve">Что это значит.</w:t>
+      </w:r>
+      <w:r>
+        <w:t xml:space="preserve"> </w:t>
+      </w:r>
+      <w:r>
+        <w:t xml:space="preserve">Экстренная помощь нужна при угрозе жизни, и её оказывают сразу: для этого вызывают скорую или едут в приёмное отделение роддома. Неотложная — при внезапном ухудшении без явной угрозы жизни. Плановая — когда помощь можно отложить и от этого не станет хуже, например обычные визиты в женскую консультацию.</w:t>
+      </w:r>
+    </w:p>
+    <w:p>
+      <w:pPr>
+        <w:pStyle w:val="BodyText"/>
+      </w:pPr>
+      <w:r>
+        <w:rPr>
+          <w:iCs/>
+          <w:i/>
+        </w:rPr>
+        <w:t xml:space="preserve">Подробнее: Раздел 0.</w:t>
+      </w:r>
+    </w:p>
+    <w:bookmarkEnd w:id="29"/>
+    <w:bookmarkStart w:id="30" w:name="X6e9192c78dabc7cac8d13dce197362a903d06cd"/>
+    <w:p>
+      <w:pPr>
+        <w:pStyle w:val="Heading4"/>
+      </w:pPr>
+      <w:r>
+        <w:t xml:space="preserve">«Амбулаторно», «дневной стационар», «стационар»: что это</w:t>
+      </w:r>
+    </w:p>
+    <w:p>
+      <w:pPr>
+        <w:pStyle w:val="FirstParagraph"/>
+      </w:pPr>
+      <w:r>
+        <w:rPr>
+          <w:bCs/>
+          <w:b/>
+        </w:rPr>
+        <w:t xml:space="preserve">Что это значит.</w:t>
+      </w:r>
+      <w:r>
+        <w:t xml:space="preserve"> </w:t>
+      </w:r>
+      <w:r>
+        <w:t xml:space="preserve">Амбулаторно — без госпитализации: в поликлинике, женской консультации или на дому, ночуете вы дома. Дневной стационар — лечение днём, на ночь вы уходите домой. Стационар — больница или роддом, где наблюдают круглосуточно. Госпитализация — когда вас кладут в стационар.</w:t>
+      </w:r>
+    </w:p>
+    <w:bookmarkEnd w:id="30"/>
+    <w:bookmarkEnd w:id="31"/>
+    <w:bookmarkStart w:id="36" w:name="в-бланке-анализа-и-результате-узи"/>
+    <w:p>
+      <w:pPr>
+        <w:pStyle w:val="Heading3"/>
+      </w:pPr>
+      <w:r>
+        <w:t xml:space="preserve">В бланке анализа и результате УЗИ</w:t>
+      </w:r>
+    </w:p>
+    <w:bookmarkStart w:id="32" w:name="как-читать-бланк-анализа"/>
+    <w:p>
+      <w:pPr>
+        <w:pStyle w:val="Heading4"/>
+      </w:pPr>
+      <w:r>
+        <w:t xml:space="preserve">Как читать бланк анализа</w:t>
+      </w:r>
+    </w:p>
+    <w:p>
+      <w:pPr>
+        <w:pStyle w:val="FirstParagraph"/>
+      </w:pPr>
+      <w:r>
+        <w:rPr>
+          <w:bCs/>
+          <w:b/>
+        </w:rPr>
+        <w:t xml:space="preserve">Что это значит.</w:t>
+      </w:r>
+      <w:r>
+        <w:t xml:space="preserve"> </w:t>
+      </w:r>
+      <w:r>
+        <w:t xml:space="preserve">Рядом с результатом лаборатория пишет границы нормы — их называют референсными значениями. Сравнивайте результат с границами в том же бланке: у разных лабораторий они могут немного отличаться. Цифра за границей нормы — ещё не диагноз: врач смотрит на неё вместе со сроком беременности, самочувствием и прошлыми анализами. Например, «положительно» в строке IgM ещё не значит «больна»: анализ повторяют через 10–14 дней и делают уточняющее исследование. И наоборот, анализ в норме отвечает только на свой вопрос: нормальный гемоглобин не значит, что запасов железа хватает, — их показывает другой анализ, ферритин.</w:t>
+      </w:r>
+    </w:p>
+    <w:p>
+      <w:pPr>
+        <w:pStyle w:val="BodyText"/>
+      </w:pPr>
+      <w:r>
+        <w:rPr>
+          <w:bCs/>
+          <w:b/>
+        </w:rPr>
+        <w:t xml:space="preserve">Что делать.</w:t>
+      </w:r>
+      <w:r>
+        <w:t xml:space="preserve"> </w:t>
+      </w:r>
+      <w:r>
+        <w:t xml:space="preserve">Не ищите ответ в интернете по одной цифре. Спросите врача, в норме ли результат для вашего срока. Если вместе с плохим результатом появились признаки из Раздела 0, действуйте по Разделу 0.</w:t>
+      </w:r>
+    </w:p>
+    <w:p>
+      <w:pPr>
+        <w:pStyle w:val="BodyText"/>
+      </w:pPr>
+      <w:r>
+        <w:rPr>
+          <w:iCs/>
+          <w:i/>
+        </w:rPr>
+        <w:t xml:space="preserve">Подробнее: Ориентационный раздел, раздел 6; Тема 9, раздел 9.18; Тема 1, раздел 1.2.</w:t>
+      </w:r>
+    </w:p>
+    <w:bookmarkEnd w:id="32"/>
+    <w:bookmarkStart w:id="33" w:name="скрининг-и-диагностика-в-чём-разница"/>
+    <w:p>
+      <w:pPr>
+        <w:pStyle w:val="Heading4"/>
+      </w:pPr>
+      <w:r>
+        <w:t xml:space="preserve">«Скрининг» и «диагностика»: в чём разница</w:t>
+      </w:r>
+    </w:p>
+    <w:p>
+      <w:pPr>
+        <w:pStyle w:val="FirstParagraph"/>
+      </w:pPr>
+      <w:r>
+        <w:rPr>
+          <w:bCs/>
+          <w:b/>
+        </w:rPr>
+        <w:t xml:space="preserve">Что это значит.</w:t>
+      </w:r>
+      <w:r>
+        <w:t xml:space="preserve"> </w:t>
+      </w:r>
+      <w:r>
+        <w:t xml:space="preserve">Скрининг проводят всем беременным, чтобы найти тех, у кого риск выше. Его результат — вероятность, а не ответ «есть» или «нет». Диагностика — более точное исследование: оно отвечает, есть ли состояние на самом деле. Её предлагают, если скрининг показал высокий риск.</w:t>
+      </w:r>
+    </w:p>
+    <w:p>
+      <w:pPr>
+        <w:pStyle w:val="BodyText"/>
+      </w:pPr>
+      <w:r>
+        <w:rPr>
+          <w:iCs/>
+          <w:i/>
+        </w:rPr>
+        <w:t xml:space="preserve">Подробнее: Ориентационный раздел, раздел 3.</w:t>
+      </w:r>
+    </w:p>
+    <w:bookmarkEnd w:id="33"/>
+    <w:bookmarkStart w:id="34" w:name="Xa01037e8c9e0c1ff18f95da87cdc37778956237"/>
+    <w:p>
+      <w:pPr>
+        <w:pStyle w:val="Heading4"/>
+      </w:pPr>
+      <w:r>
+        <w:t xml:space="preserve">Риск 1:100 в результате скрининга: много это или мало</w:t>
+      </w:r>
+    </w:p>
+    <w:p>
+      <w:pPr>
+        <w:pStyle w:val="FirstParagraph"/>
+      </w:pPr>
+      <w:r>
+        <w:rPr>
+          <w:bCs/>
+          <w:b/>
+        </w:rPr>
+        <w:t xml:space="preserve">Что это значит.</w:t>
+      </w:r>
+      <w:r>
+        <w:t xml:space="preserve"> </w:t>
+      </w:r>
+      <w:r>
+        <w:t xml:space="preserve">Дробь показывает шанс. 1:100 — один шанс из ста: если бы такой результат был у ста женщин, ребёнок с хромосомным отклонением был бы в среднем у одной из них, а у девяноста девяти — без него. 1:5000 — один из пяти тысяч. Чем больше число после двоеточия, тем риск меньше. Высоким считают риск 1:100 и выше, например 1:50.</w:t>
+      </w:r>
+    </w:p>
+    <w:p>
+      <w:pPr>
+        <w:pStyle w:val="BodyText"/>
+      </w:pPr>
+      <w:r>
+        <w:rPr>
+          <w:bCs/>
+          <w:b/>
+        </w:rPr>
+        <w:t xml:space="preserve">Что делать.</w:t>
+      </w:r>
+      <w:r>
+        <w:t xml:space="preserve"> </w:t>
+      </w:r>
+      <w:r>
+        <w:t xml:space="preserve">Высокий риск — повод для более точной проверки, а не диагноз. Результат объяснят на консультации, решения о дальнейших шагах примут вместе с вами.</w:t>
+      </w:r>
+    </w:p>
+    <w:p>
+      <w:pPr>
+        <w:pStyle w:val="BodyText"/>
+      </w:pPr>
+      <w:r>
+        <w:rPr>
+          <w:iCs/>
+          <w:i/>
+        </w:rPr>
+        <w:t xml:space="preserve">Подробнее: Ориентационный раздел, раздел 3.</w:t>
+      </w:r>
+    </w:p>
+    <w:bookmarkEnd w:id="34"/>
+    <w:bookmarkStart w:id="35" w:name="цифра-порог-зачем-она-нужна"/>
+    <w:p>
+      <w:pPr>
+        <w:pStyle w:val="Heading4"/>
+      </w:pPr>
+      <w:r>
+        <w:t xml:space="preserve">Цифра-«порог»: зачем она нужна</w:t>
+      </w:r>
+    </w:p>
+    <w:p>
+      <w:pPr>
+        <w:pStyle w:val="FirstParagraph"/>
+      </w:pPr>
+      <w:r>
+        <w:rPr>
+          <w:bCs/>
+          <w:b/>
+        </w:rPr>
+        <w:t xml:space="preserve">Что это значит.</w:t>
+      </w:r>
+      <w:r>
+        <w:t xml:space="preserve"> </w:t>
+      </w:r>
+      <w:r>
+        <w:t xml:space="preserve">Порог — число, после которого нужно действовать: позвонить врачу, поехать в роддом или вызвать скорую. Диагноз по нему не ставят. Например, одна высокая цифра давления — повод через 15 минут измерить ещё раз по правилам.</w:t>
+      </w:r>
+    </w:p>
+    <w:p>
+      <w:pPr>
+        <w:pStyle w:val="BodyText"/>
+      </w:pPr>
+      <w:r>
+        <w:rPr>
+          <w:iCs/>
+          <w:i/>
+        </w:rPr>
+        <w:t xml:space="preserve">Подробнее: Тема 11, раздел 11.3; Раздел 0.</w:t>
+      </w:r>
+    </w:p>
+    <w:bookmarkEnd w:id="35"/>
+    <w:bookmarkEnd w:id="36"/>
+    <w:bookmarkStart w:id="43" w:name="лекарства-список-проверка-инструкция"/>
+    <w:p>
+      <w:pPr>
+        <w:pStyle w:val="Heading3"/>
+      </w:pPr>
+      <w:r>
+        <w:t xml:space="preserve">Лекарства: список, проверка, инструкция</w:t>
+      </w:r>
+    </w:p>
+    <w:bookmarkStart w:id="37" w:name="X8a9d32359b9d76d1f57fd9d89dec7091dc4824d"/>
+    <w:p>
+      <w:pPr>
+        <w:pStyle w:val="Heading4"/>
+      </w:pPr>
+      <w:r>
+        <w:t xml:space="preserve">«Мои лекарства и добавки»: зачем вести список</w:t>
+      </w:r>
+    </w:p>
+    <w:p>
+      <w:pPr>
+        <w:pStyle w:val="FirstParagraph"/>
+      </w:pPr>
+      <w:r>
+        <w:rPr>
+          <w:bCs/>
+          <w:b/>
+        </w:rPr>
+        <w:t xml:space="preserve">Что это значит.</w:t>
+      </w:r>
+      <w:r>
+        <w:t xml:space="preserve"> </w:t>
+      </w:r>
+      <w:r>
+        <w:t xml:space="preserve">Список всего, что вы принимаете, помогает врачу сразу увидеть полную картину и заметить, если одно и то же вещество приходит из двух средств (Тема 7, раздел 7.3). Записывайте всё: лекарства по назначению врача и без рецепта, витамины, добавки, травяные чаи.</w:t>
       </w:r>
     </w:p>
     <w:p>
@@ -4082,40 +4632,17 @@
         <w:pStyle w:val="BodyText"/>
       </w:pPr>
       <w:r>
-        <w:t xml:space="preserve">Назначенное врачом лекарство сами не отменяют: сначала звонят врачу, который его назначил (Тема 7, раздел 7.5).</w:t>
-      </w:r>
-    </w:p>
-    <w:p>
-      <w:pPr>
-        <w:pStyle w:val="BodyText"/>
-      </w:pPr>
-      <w:r>
         <w:rPr>
           <w:bCs/>
           <w:b/>
         </w:rPr>
-        <w:t xml:space="preserve">Скачать бланк для печати</w:t>
-      </w:r>
-      <w:r>
-        <w:t xml:space="preserve"> </w:t>
-      </w:r>
-      <w:r>
-        <w:t xml:space="preserve">—</w:t>
-      </w:r>
-      <w:r>
-        <w:t xml:space="preserve"> </w:t>
-      </w:r>
-      <w:r>
-        <w:rPr>
-          <w:rStyle w:val="VerbatimChar"/>
-        </w:rPr>
-        <w:t xml:space="preserve">blank-moi-lekarstva.pdf</w:t>
-      </w:r>
-      <w:r>
-        <w:t xml:space="preserve"> </w:t>
-      </w:r>
-      <w:r>
-        <w:t xml:space="preserve">(А4, горизонтально).</w:t>
+        <w:t xml:space="preserve">Что делать.</w:t>
+      </w:r>
+      <w:r>
+        <w:t xml:space="preserve"> </w:t>
+      </w:r>
+      <w:r>
+        <w:t xml:space="preserve">Распечатайте бланк, заполните его и держите вместе с обменной картой. Назначенное врачом лекарство сами не отменяют: сначала звонят врачу, который его назначил (Тема 7, раздел 7.5).</w:t>
       </w:r>
     </w:p>
     <w:p>
@@ -4127,19 +4654,63 @@
           <w:bCs/>
           <w:b/>
         </w:rPr>
-        <w:t xml:space="preserve">Если после лекарства появилась нежелательная реакция,</w:t>
-      </w:r>
-      <w:r>
-        <w:t xml:space="preserve"> </w:t>
-      </w:r>
-      <w:r>
-        <w:t xml:space="preserve">скажите об этом врачу: он оценит её и сообщит в Росздравнадзор. Если реакция тяжёлая — отёк лица и горла, затруднённое дыхание, — сначала Раздел 0, пункт 0.11.</w:t>
-      </w:r>
-    </w:p>
-    <w:bookmarkStart w:id="24" w:name="как-проверить-лекарство"/>
-    <w:p>
-      <w:pPr>
-        <w:pStyle w:val="Heading3"/>
+        <w:t xml:space="preserve">Скачать бланк для печати</w:t>
+      </w:r>
+      <w:r>
+        <w:t xml:space="preserve"> </w:t>
+      </w:r>
+      <w:r>
+        <w:t xml:space="preserve">—</w:t>
+      </w:r>
+      <w:r>
+        <w:t xml:space="preserve"> </w:t>
+      </w:r>
+      <w:r>
+        <w:rPr>
+          <w:rStyle w:val="VerbatimChar"/>
+        </w:rPr>
+        <w:t xml:space="preserve">blank-moi-lekarstva.pdf</w:t>
+      </w:r>
+      <w:r>
+        <w:t xml:space="preserve"> </w:t>
+      </w:r>
+      <w:r>
+        <w:t xml:space="preserve">(А4, горизонтально).</w:t>
+      </w:r>
+    </w:p>
+    <w:bookmarkEnd w:id="37"/>
+    <w:bookmarkStart w:id="38" w:name="X720f0221bcd5b44ddeb68521d7ec5ae1a045485"/>
+    <w:p>
+      <w:pPr>
+        <w:pStyle w:val="Heading4"/>
+      </w:pPr>
+      <w:r>
+        <w:t xml:space="preserve">После лекарства появилась нежелательная реакция</w:t>
+      </w:r>
+    </w:p>
+    <w:p>
+      <w:pPr>
+        <w:pStyle w:val="FirstParagraph"/>
+      </w:pPr>
+      <w:r>
+        <w:rPr>
+          <w:bCs/>
+          <w:b/>
+        </w:rPr>
+        <w:t xml:space="preserve">Что делать.</w:t>
+      </w:r>
+      <w:r>
+        <w:t xml:space="preserve"> </w:t>
+      </w:r>
+      <w:r>
+        <w:t xml:space="preserve">Скажите об этом врачу: он оценит её и сообщит в Росздравнадзор. Если реакция тяжёлая — отёк лица и горла, затруднённое дыхание, — сначала Раздел 0, пункт 0.11.</w:t>
+      </w:r>
+    </w:p>
+    <w:bookmarkEnd w:id="38"/>
+    <w:bookmarkStart w:id="39" w:name="как-проверить-лекарство"/>
+    <w:p>
+      <w:pPr>
+        <w:pStyle w:val="Heading4"/>
       </w:pPr>
       <w:r>
         <w:t xml:space="preserve">Как проверить лекарство</w:t>
@@ -4250,7 +4821,373 @@
           <w:rStyle w:val="VerbatimChar"/>
           <w:highlight w:val="yellow"/>
         </w:rPr>
-        <w:t xml:space="preserve">[ПРОВЕРИТЬ: врачу — бланк и проверку лекарств согласовать: какие столбцы и пункты нужны беременной, какие избыточны (решение пользователя 20.10.2026). Этот блок повторяет Приложение 5, «Если хотите проверить сами».]</w:t>
+        <w:t xml:space="preserve">[ПРОВЕРИТЬ: врачу — бланк и проверку лекарств согласовать: какие столбцы и пункты нужны беременной, какие избыточны (решение пользователя 20.10.2026). Этот блок повторяет Приложение 4, «Если хотите проверить сами».]</w:t>
+      </w:r>
+    </w:p>
+    <w:bookmarkEnd w:id="39"/>
+    <w:bookmarkStart w:id="40" w:name="X106f02188066368bb9810f4fd977666666e4f8c"/>
+    <w:p>
+      <w:pPr>
+        <w:pStyle w:val="Heading4"/>
+      </w:pPr>
+      <w:r>
+        <w:t xml:space="preserve">«Противопоказано при беременности»: значит ли это, что лекарство вредно</w:t>
+      </w:r>
+    </w:p>
+    <w:p>
+      <w:pPr>
+        <w:pStyle w:val="FirstParagraph"/>
+      </w:pPr>
+      <w:r>
+        <w:rPr>
+          <w:bCs/>
+          <w:b/>
+        </w:rPr>
+        <w:t xml:space="preserve">Что это значит.</w:t>
+      </w:r>
+      <w:r>
+        <w:t xml:space="preserve"> </w:t>
+      </w:r>
+      <w:r>
+        <w:t xml:space="preserve">Не обязательно. Эта фраза или «применение не рекомендуется» стоит в инструкциях у очень многих лекарств, в том числе у тех, что врачи постоянно назначают беременным. Чаще всего она значит, что у беременных лекарство не изучали, а не что вред доказан.</w:t>
+      </w:r>
+    </w:p>
+    <w:p>
+      <w:pPr>
+        <w:pStyle w:val="BodyText"/>
+      </w:pPr>
+      <w:r>
+        <w:rPr>
+          <w:bCs/>
+          <w:b/>
+        </w:rPr>
+        <w:t xml:space="preserve">Что делать.</w:t>
+      </w:r>
+      <w:r>
+        <w:t xml:space="preserve"> </w:t>
+      </w:r>
+      <w:r>
+        <w:t xml:space="preserve">Если врач назначил лекарство, зная о беременности, не отменяйте его сами. Спросите, почему оно назначено, несмотря на запись в инструкции.</w:t>
+      </w:r>
+    </w:p>
+    <w:p>
+      <w:pPr>
+        <w:pStyle w:val="BodyText"/>
+      </w:pPr>
+      <w:r>
+        <w:rPr>
+          <w:iCs/>
+          <w:i/>
+        </w:rPr>
+        <w:t xml:space="preserve">Подробнее: Тема 7, раздел 7.1.</w:t>
+      </w:r>
+    </w:p>
+    <w:bookmarkEnd w:id="40"/>
+    <w:bookmarkStart w:id="41" w:name="X6d7796a2dd15a1431988af9716deab7a3e4de17"/>
+    <w:p>
+      <w:pPr>
+        <w:pStyle w:val="Heading4"/>
+      </w:pPr>
+      <w:r>
+        <w:t xml:space="preserve">«Нет данных» или «не изучено»: значит ли это, что безопасно</w:t>
+      </w:r>
+    </w:p>
+    <w:p>
+      <w:pPr>
+        <w:pStyle w:val="FirstParagraph"/>
+      </w:pPr>
+      <w:r>
+        <w:rPr>
+          <w:bCs/>
+          <w:b/>
+        </w:rPr>
+        <w:t xml:space="preserve">Что это значит.</w:t>
+      </w:r>
+      <w:r>
+        <w:t xml:space="preserve"> </w:t>
+      </w:r>
+      <w:r>
+        <w:t xml:space="preserve">Нет. Беременных почти не берут в исследования новых лекарств, и сведения о том, как лекарство действует при беременности, собираются годами. «Нет данных о вреде» значит, что вред не изучали или не нашли, а не что доказано, что его нет.</w:t>
+      </w:r>
+    </w:p>
+    <w:p>
+      <w:pPr>
+        <w:pStyle w:val="BodyText"/>
+      </w:pPr>
+      <w:r>
+        <w:rPr>
+          <w:bCs/>
+          <w:b/>
+        </w:rPr>
+        <w:t xml:space="preserve">Что спросить у врача.</w:t>
+      </w:r>
+      <w:r>
+        <w:t xml:space="preserve"> </w:t>
+      </w:r>
+      <w:r>
+        <w:t xml:space="preserve">Есть ли средство для той же цели, которое лучше изучено при беременности.</w:t>
+      </w:r>
+    </w:p>
+    <w:p>
+      <w:pPr>
+        <w:pStyle w:val="BodyText"/>
+      </w:pPr>
+      <w:r>
+        <w:rPr>
+          <w:iCs/>
+          <w:i/>
+        </w:rPr>
+        <w:t xml:space="preserve">Подробнее: Тема 7, разделы 7.1 и 7.17.</w:t>
+      </w:r>
+    </w:p>
+    <w:bookmarkEnd w:id="41"/>
+    <w:bookmarkStart w:id="42" w:name="X64df22c784959c9da19f3ba5339a8cff09f9842"/>
+    <w:p>
+      <w:pPr>
+        <w:pStyle w:val="Heading4"/>
+      </w:pPr>
+      <w:r>
+        <w:t xml:space="preserve">Буква A, B, C, D или X рядом с названием лекарства</w:t>
+      </w:r>
+    </w:p>
+    <w:p>
+      <w:pPr>
+        <w:pStyle w:val="FirstParagraph"/>
+      </w:pPr>
+      <w:r>
+        <w:rPr>
+          <w:bCs/>
+          <w:b/>
+        </w:rPr>
+        <w:t xml:space="preserve">Что это значит.</w:t>
+      </w:r>
+      <w:r>
+        <w:t xml:space="preserve"> </w:t>
+      </w:r>
+      <w:r>
+        <w:t xml:space="preserve">Это американская система оценки лекарств при беременности, её отменили в 2015 году. В официальной российской инструкции такой буквы может не быть, но в справочниках и на сайтах она встречается. Буква не говорит, откуда взяты сведения и насколько серьёзен возможный вред.</w:t>
+      </w:r>
+    </w:p>
+    <w:p>
+      <w:pPr>
+        <w:pStyle w:val="BodyText"/>
+      </w:pPr>
+      <w:r>
+        <w:rPr>
+          <w:bCs/>
+          <w:b/>
+        </w:rPr>
+        <w:t xml:space="preserve">Что делать.</w:t>
+      </w:r>
+      <w:r>
+        <w:t xml:space="preserve"> </w:t>
+      </w:r>
+      <w:r>
+        <w:t xml:space="preserve">Букву можно не учитывать. Читайте то, что написано рядом словами, и с этим вопросом идите к врачу.</w:t>
+      </w:r>
+    </w:p>
+    <w:p>
+      <w:pPr>
+        <w:pStyle w:val="BodyText"/>
+      </w:pPr>
+      <w:r>
+        <w:rPr>
+          <w:iCs/>
+          <w:i/>
+        </w:rPr>
+        <w:t xml:space="preserve">Подробнее: Тема 7, раздел 7.1.</w:t>
+      </w:r>
+    </w:p>
+    <w:bookmarkEnd w:id="42"/>
+    <w:bookmarkEnd w:id="43"/>
+    <w:bookmarkStart w:id="49" w:name="в-статьях-и-новостях"/>
+    <w:p>
+      <w:pPr>
+        <w:pStyle w:val="Heading3"/>
+      </w:pPr>
+      <w:r>
+        <w:t xml:space="preserve">В статьях и новостях</w:t>
+      </w:r>
+    </w:p>
+    <w:bookmarkStart w:id="44" w:name="клинический-что-это-значит"/>
+    <w:p>
+      <w:pPr>
+        <w:pStyle w:val="Heading4"/>
+      </w:pPr>
+      <w:r>
+        <w:t xml:space="preserve">«Клинический»: что это значит</w:t>
+      </w:r>
+    </w:p>
+    <w:p>
+      <w:pPr>
+        <w:pStyle w:val="FirstParagraph"/>
+      </w:pPr>
+      <w:r>
+        <w:rPr>
+          <w:bCs/>
+          <w:b/>
+        </w:rPr>
+        <w:t xml:space="preserve">Что это значит.</w:t>
+      </w:r>
+      <w:r>
+        <w:t xml:space="preserve"> </w:t>
+      </w:r>
+      <w:r>
+        <w:t xml:space="preserve">«Клинический» — относящийся к осмотру и лечению людей. Клинические рекомендации — официальные документы о том, как обследовать и лечить определённое состояние: их составляют медицинские профессиональные общества и одобряет Минздрав России, по ним работают врачи и на них опирается эта книга. Клиническое исследование — исследование лекарства или способа лечения с участием людей. Клинический анализ крови — то же, что общий анализ крови.</w:t>
+      </w:r>
+    </w:p>
+    <w:bookmarkEnd w:id="44"/>
+    <w:bookmarkStart w:id="45" w:name="X7666b021d486d6891863397c3425f88c3591cba"/>
+    <w:p>
+      <w:pPr>
+        <w:pStyle w:val="Heading4"/>
+      </w:pPr>
+      <w:r>
+        <w:t xml:space="preserve">«Фактор риска»: значит ли это, что осложнение будет</w:t>
+      </w:r>
+    </w:p>
+    <w:p>
+      <w:pPr>
+        <w:pStyle w:val="FirstParagraph"/>
+      </w:pPr>
+      <w:r>
+        <w:rPr>
+          <w:bCs/>
+          <w:b/>
+        </w:rPr>
+        <w:t xml:space="preserve">Что это значит.</w:t>
+      </w:r>
+      <w:r>
+        <w:t xml:space="preserve"> </w:t>
+      </w:r>
+      <w:r>
+        <w:t xml:space="preserve">Нет. Фактор риска говорит, у кого осложнение встречается чаще, но не говорит, будет ли оно у вас. Врачу он помогает решить, за чем следить внимательнее и нужна ли профилактика.</w:t>
+      </w:r>
+    </w:p>
+    <w:p>
+      <w:pPr>
+        <w:pStyle w:val="BodyText"/>
+      </w:pPr>
+      <w:r>
+        <w:rPr>
+          <w:iCs/>
+          <w:i/>
+        </w:rPr>
+        <w:t xml:space="preserve">Подробнее: Тема 10, раздел 10.2; Ориентационный раздел, раздел 2.</w:t>
+      </w:r>
+    </w:p>
+    <w:bookmarkEnd w:id="45"/>
+    <w:bookmarkStart w:id="46" w:name="Xedda6fa5a763c70bd0f606085b4d5a63905698a"/>
+    <w:p>
+      <w:pPr>
+        <w:pStyle w:val="Heading4"/>
+      </w:pPr>
+      <w:r>
+        <w:t xml:space="preserve">«Связано с»: значит ли это, что одно вызвало другое</w:t>
+      </w:r>
+    </w:p>
+    <w:p>
+      <w:pPr>
+        <w:pStyle w:val="FirstParagraph"/>
+      </w:pPr>
+      <w:r>
+        <w:rPr>
+          <w:bCs/>
+          <w:b/>
+        </w:rPr>
+        <w:t xml:space="preserve">Что это значит.</w:t>
+      </w:r>
+      <w:r>
+        <w:t xml:space="preserve"> </w:t>
+      </w:r>
+      <w:r>
+        <w:t xml:space="preserve">Не обязательно. Если два события случились одно за другим, первое не обязательно вызвало второе. Нужно знать, как часто то же самое бывает и без него. Например, даже без всяких лекарств примерно у четырёх детей из ста бывает крупный порок развития, а около шестнадцати известных беременностей из ста заканчиваются выкидышем. Если этого не знать, любое совпадение по времени кажется причиной.</w:t>
+      </w:r>
+    </w:p>
+    <w:p>
+      <w:pPr>
+        <w:pStyle w:val="BodyText"/>
+      </w:pPr>
+      <w:r>
+        <w:rPr>
+          <w:iCs/>
+          <w:i/>
+        </w:rPr>
+        <w:t xml:space="preserve">Подробнее: Тема 7, раздел 7.16.</w:t>
+      </w:r>
+    </w:p>
+    <w:bookmarkEnd w:id="46"/>
+    <w:bookmarkStart w:id="47" w:name="риск-вырос-в-два-раза-много-это-или-мало"/>
+    <w:p>
+      <w:pPr>
+        <w:pStyle w:val="Heading4"/>
+      </w:pPr>
+      <w:r>
+        <w:t xml:space="preserve">«Риск вырос в два раза»: много это или мало</w:t>
+      </w:r>
+    </w:p>
+    <w:p>
+      <w:pPr>
+        <w:pStyle w:val="FirstParagraph"/>
+      </w:pPr>
+      <w:r>
+        <w:rPr>
+          <w:bCs/>
+          <w:b/>
+        </w:rPr>
+        <w:t xml:space="preserve">Что это значит.</w:t>
+      </w:r>
+      <w:r>
+        <w:t xml:space="preserve"> </w:t>
+      </w:r>
+      <w:r>
+        <w:t xml:space="preserve">Зависит от того, каким риск был сначала. Если он был один на десять тысяч, то в два раза больше — два на десять тысяч. Если он был один из ста — два из ста.</w:t>
+      </w:r>
+    </w:p>
+    <w:p>
+      <w:pPr>
+        <w:pStyle w:val="BodyText"/>
+      </w:pPr>
+      <w:r>
+        <w:rPr>
+          <w:bCs/>
+          <w:b/>
+        </w:rPr>
+        <w:t xml:space="preserve">Что делать.</w:t>
+      </w:r>
+      <w:r>
+        <w:t xml:space="preserve"> </w:t>
+      </w:r>
+      <w:r>
+        <w:t xml:space="preserve">Когда читаете «в два раза» или «на 50 %», ищите или спрашивайте, сколько это случаев на сто или на тысячу женщин.</w:t>
+      </w:r>
+    </w:p>
+    <w:bookmarkEnd w:id="47"/>
+    <w:bookmarkStart w:id="48" w:name="может-обычно-редко-как-их-читать"/>
+    <w:p>
+      <w:pPr>
+        <w:pStyle w:val="Heading4"/>
+      </w:pPr>
+      <w:r>
+        <w:t xml:space="preserve">«Может», «обычно», «редко»: как их читать</w:t>
+      </w:r>
+    </w:p>
+    <w:p>
+      <w:pPr>
+        <w:pStyle w:val="FirstParagraph"/>
+      </w:pPr>
+      <w:r>
+        <w:rPr>
+          <w:bCs/>
+          <w:b/>
+        </w:rPr>
+        <w:t xml:space="preserve">Что это значит.</w:t>
+      </w:r>
+      <w:r>
+        <w:t xml:space="preserve"> </w:t>
+      </w:r>
+      <w:r>
+        <w:t xml:space="preserve">В медицинских текстах эти слова выбирают точно. «Может вызывать» — так бывает, но не обязательно и не у всех. «Обычно» — в большинстве случаев, но бывают исключения. «Редко» — бывает, но нечасто. Не читайте «может» как «обязательно будет», а «обычно» — как «всегда».</w:t>
       </w:r>
     </w:p>
     <w:p>
@@ -4287,960 +5224,16 @@
         </w:pict>
       </w:r>
     </w:p>
-    <w:bookmarkEnd w:id="24"/>
-    <w:bookmarkEnd w:id="25"/>
-    <w:bookmarkStart w:id="49" w:name="X535e591da7191f1026145d506cbc6ffc0a72f84"/>
-    <w:p>
-      <w:pPr>
-        <w:pStyle w:val="Heading2"/>
-      </w:pPr>
-      <w:r>
-        <w:t xml:space="preserve">Приложение 3. Как понимать медицинскую информацию</w:t>
-      </w:r>
-    </w:p>
-    <w:p>
-      <w:pPr>
-        <w:pStyle w:val="FirstParagraph"/>
-      </w:pPr>
-      <w:r>
-        <w:t xml:space="preserve">Здесь объяснены слова и выражения, которые встречаются в обменной карте, бланках анализов, инструкциях к лекарствам и статьях. Найдите группу по тому, где вы встретили слово.</w:t>
-      </w:r>
-    </w:p>
-    <w:bookmarkStart w:id="33" w:name="в-обменной-карте-и-заключении-врача"/>
-    <w:p>
-      <w:pPr>
-        <w:pStyle w:val="Heading3"/>
-      </w:pPr>
-      <w:r>
-        <w:t xml:space="preserve">В обменной карте и заключении врача</w:t>
-      </w:r>
-    </w:p>
-    <w:bookmarkStart w:id="26" w:name="акушерский-срок-от-чего-считают-недели"/>
-    <w:p>
-      <w:pPr>
-        <w:pStyle w:val="Heading4"/>
-      </w:pPr>
-      <w:r>
-        <w:t xml:space="preserve">«Акушерский срок»: от чего считают недели</w:t>
-      </w:r>
-    </w:p>
-    <w:p>
-      <w:pPr>
-        <w:pStyle w:val="FirstParagraph"/>
-      </w:pPr>
-      <w:r>
-        <w:rPr>
-          <w:bCs/>
-          <w:b/>
-        </w:rPr>
-        <w:t xml:space="preserve">Что это значит.</w:t>
-      </w:r>
-      <w:r>
-        <w:t xml:space="preserve"> </w:t>
-      </w:r>
-      <w:r>
-        <w:t xml:space="preserve">Врачи считают срок беременности в акушерских неделях — от первого дня последней менструации, а не от зачатия. Зачатие приходится примерно на две недели позже. Поэтому четыре акушерские недели — это около двух недель от зачатия.</w:t>
-      </w:r>
-    </w:p>
-    <w:p>
-      <w:pPr>
-        <w:pStyle w:val="BodyText"/>
-      </w:pPr>
-      <w:r>
-        <w:rPr>
-          <w:bCs/>
-          <w:b/>
-        </w:rPr>
-        <w:t xml:space="preserve">Что делать.</w:t>
-      </w:r>
-      <w:r>
-        <w:t xml:space="preserve"> </w:t>
-      </w:r>
-      <w:r>
-        <w:t xml:space="preserve">Называйте врачу и в аптеке срок в неделях, как он записан в обменной карте.</w:t>
-      </w:r>
-    </w:p>
-    <w:p>
-      <w:pPr>
-        <w:pStyle w:val="BodyText"/>
-      </w:pPr>
-      <w:r>
-        <w:rPr>
-          <w:iCs/>
-          <w:i/>
-        </w:rPr>
-        <w:t xml:space="preserve">Подробнее: Тема 7, раздел 7.2.</w:t>
-      </w:r>
-    </w:p>
-    <w:bookmarkEnd w:id="26"/>
-    <w:bookmarkStart w:id="27" w:name="анамнез-что-это"/>
-    <w:p>
-      <w:pPr>
-        <w:pStyle w:val="Heading4"/>
-      </w:pPr>
-      <w:r>
-        <w:t xml:space="preserve">«Анамнез»: что это</w:t>
-      </w:r>
-    </w:p>
-    <w:p>
-      <w:pPr>
-        <w:pStyle w:val="FirstParagraph"/>
-      </w:pPr>
-      <w:r>
-        <w:rPr>
-          <w:bCs/>
-          <w:b/>
-        </w:rPr>
-        <w:t xml:space="preserve">Что это значит.</w:t>
-      </w:r>
-      <w:r>
-        <w:t xml:space="preserve"> </w:t>
-      </w:r>
-      <w:r>
-        <w:t xml:space="preserve">Всё, что известно о вашем здоровье до сегодняшнего дня: прошлые болезни, операции, травмы, аллергия, лекарства, болезни близких родственников. «Акушерский анамнез» — прошлые беременности и роды: сколько их было и как они закончились.</w:t>
-      </w:r>
-    </w:p>
-    <w:p>
-      <w:pPr>
-        <w:pStyle w:val="BodyText"/>
-      </w:pPr>
-      <w:r>
-        <w:rPr>
-          <w:bCs/>
-          <w:b/>
-        </w:rPr>
-        <w:t xml:space="preserve">Что делать.</w:t>
-      </w:r>
-      <w:r>
-        <w:t xml:space="preserve"> </w:t>
-      </w:r>
-      <w:r>
-        <w:t xml:space="preserve">Перед первым приёмом выпишите даты операций и прошлых беременностей и возьмите выписки, если они есть.</w:t>
-      </w:r>
-    </w:p>
-    <w:p>
-      <w:pPr>
-        <w:pStyle w:val="BodyText"/>
-      </w:pPr>
-      <w:r>
-        <w:rPr>
-          <w:iCs/>
-          <w:i/>
-        </w:rPr>
-        <w:t xml:space="preserve">Подробнее: Ориентационный раздел, раздел 1.</w:t>
-      </w:r>
-    </w:p>
-    <w:bookmarkEnd w:id="27"/>
-    <w:bookmarkStart w:id="28" w:name="жалоба-симптом-диагноз-в-чём-разница"/>
-    <w:p>
-      <w:pPr>
-        <w:pStyle w:val="Heading4"/>
-      </w:pPr>
-      <w:r>
-        <w:t xml:space="preserve">«Жалоба», «симптом», «диагноз»: в чём разница</w:t>
-      </w:r>
-    </w:p>
-    <w:p>
-      <w:pPr>
-        <w:pStyle w:val="FirstParagraph"/>
-      </w:pPr>
-      <w:r>
-        <w:rPr>
-          <w:bCs/>
-          <w:b/>
-        </w:rPr>
-        <w:t xml:space="preserve">Что это значит.</w:t>
-      </w:r>
-      <w:r>
-        <w:t xml:space="preserve"> </w:t>
-      </w:r>
-      <w:r>
-        <w:t xml:space="preserve">Жалоба — то, что вы рассказываете врачу. Симптом — признак, который замечаете вы или находит врач. Диагноз — причина, которую устанавливает врач. Один симптом бывает при разных причинах: жжение при мочеиспускании возможно и при инфекции, и без неё, а подтвердить инфекцию может только анализ.</w:t>
-      </w:r>
-    </w:p>
-    <w:p>
-      <w:pPr>
-        <w:pStyle w:val="BodyText"/>
-      </w:pPr>
-      <w:r>
-        <w:rPr>
-          <w:bCs/>
-          <w:b/>
-        </w:rPr>
-        <w:t xml:space="preserve">Что делать.</w:t>
-      </w:r>
-      <w:r>
-        <w:t xml:space="preserve"> </w:t>
-      </w:r>
-      <w:r>
-        <w:t xml:space="preserve">Дома замечайте, что изменилось и как быстро. Причину выяснят осмотр и обследование. Насколько срочно обращаться — Раздел 0.</w:t>
-      </w:r>
-    </w:p>
-    <w:p>
-      <w:pPr>
-        <w:pStyle w:val="BodyText"/>
-      </w:pPr>
-      <w:r>
-        <w:rPr>
-          <w:iCs/>
-          <w:i/>
-        </w:rPr>
-        <w:t xml:space="preserve">Подробнее: Тема 11, раздел 11.1.</w:t>
-      </w:r>
-    </w:p>
-    <w:bookmarkEnd w:id="28"/>
-    <w:bookmarkStart w:id="29" w:name="показания-и-противопоказания-что-это"/>
-    <w:p>
-      <w:pPr>
-        <w:pStyle w:val="Heading4"/>
-      </w:pPr>
-      <w:r>
-        <w:t xml:space="preserve">«Показания» и «противопоказания»: что это</w:t>
-      </w:r>
-    </w:p>
-    <w:p>
-      <w:pPr>
-        <w:pStyle w:val="FirstParagraph"/>
-      </w:pPr>
-      <w:r>
-        <w:rPr>
-          <w:bCs/>
-          <w:b/>
-        </w:rPr>
-        <w:t xml:space="preserve">Что это значит.</w:t>
-      </w:r>
-      <w:r>
-        <w:t xml:space="preserve"> </w:t>
-      </w:r>
-      <w:r>
-        <w:t xml:space="preserve">Показание — причина назначить обследование или лекарство. Противопоказание — причина его не назначать или назначать с осторожностью. «По показаниям» — не всем, а только когда есть причина: жалоба, результат другого анализа, болезнь, срок беременности.</w:t>
-      </w:r>
-    </w:p>
-    <w:p>
-      <w:pPr>
-        <w:pStyle w:val="BodyText"/>
-      </w:pPr>
-      <w:r>
-        <w:rPr>
-          <w:bCs/>
-          <w:b/>
-        </w:rPr>
-        <w:t xml:space="preserve">Что спросить у врача.</w:t>
-      </w:r>
-      <w:r>
-        <w:t xml:space="preserve"> </w:t>
-      </w:r>
-      <w:r>
-        <w:t xml:space="preserve">Какое показание у назначения и что изменится, если обследование что-то найдёт.</w:t>
-      </w:r>
-    </w:p>
-    <w:p>
-      <w:pPr>
-        <w:pStyle w:val="BodyText"/>
-      </w:pPr>
-      <w:r>
-        <w:rPr>
-          <w:iCs/>
-          <w:i/>
-        </w:rPr>
-        <w:t xml:space="preserve">Подробнее: Ориентационный раздел, раздел 5.</w:t>
-      </w:r>
-    </w:p>
-    <w:bookmarkEnd w:id="29"/>
-    <w:bookmarkStart w:id="30" w:name="острый-и-хронический-в-чём-разница"/>
-    <w:p>
-      <w:pPr>
-        <w:pStyle w:val="Heading4"/>
-      </w:pPr>
-      <w:r>
-        <w:t xml:space="preserve">«Острый» и «хронический»: в чём разница</w:t>
-      </w:r>
-    </w:p>
-    <w:p>
-      <w:pPr>
-        <w:pStyle w:val="FirstParagraph"/>
-      </w:pPr>
-      <w:r>
-        <w:rPr>
-          <w:bCs/>
-          <w:b/>
-        </w:rPr>
-        <w:t xml:space="preserve">Что это значит.</w:t>
-      </w:r>
-      <w:r>
-        <w:t xml:space="preserve"> </w:t>
-      </w:r>
-      <w:r>
-        <w:t xml:space="preserve">Острое состояние началось внезапно или недавно. Хроническое длится месяцы и годы или время от времени возвращается. «Обострение» — давняя болезнь снова дала о себе знать.</w:t>
-      </w:r>
-    </w:p>
-    <w:bookmarkEnd w:id="30"/>
-    <w:bookmarkStart w:id="31" w:name="X4d59bdd4c4e7393fffc3f6c34873e482ca5b17d"/>
-    <w:p>
-      <w:pPr>
-        <w:pStyle w:val="Heading4"/>
-      </w:pPr>
-      <w:r>
-        <w:t xml:space="preserve">«Экстренная», «неотложная», «плановая» помощь: в чём разница</w:t>
-      </w:r>
-    </w:p>
-    <w:p>
-      <w:pPr>
-        <w:pStyle w:val="FirstParagraph"/>
-      </w:pPr>
-      <w:r>
-        <w:rPr>
-          <w:bCs/>
-          <w:b/>
-        </w:rPr>
-        <w:t xml:space="preserve">Что это значит.</w:t>
-      </w:r>
-      <w:r>
-        <w:t xml:space="preserve"> </w:t>
-      </w:r>
-      <w:r>
-        <w:t xml:space="preserve">Экстренная помощь нужна при угрозе жизни, и её оказывают сразу: для этого вызывают скорую или едут в приёмное отделение роддома. Неотложная — при внезапном ухудшении без явной угрозы жизни. Плановая — когда помощь можно отложить и от этого не станет хуже, например обычные визиты в женскую консультацию.</w:t>
-      </w:r>
-    </w:p>
-    <w:p>
-      <w:pPr>
-        <w:pStyle w:val="BodyText"/>
-      </w:pPr>
-      <w:r>
-        <w:rPr>
-          <w:iCs/>
-          <w:i/>
-        </w:rPr>
-        <w:t xml:space="preserve">Подробнее: Раздел 0.</w:t>
-      </w:r>
-    </w:p>
-    <w:bookmarkEnd w:id="31"/>
-    <w:bookmarkStart w:id="32" w:name="X6e9192c78dabc7cac8d13dce197362a903d06cd"/>
-    <w:p>
-      <w:pPr>
-        <w:pStyle w:val="Heading4"/>
-      </w:pPr>
-      <w:r>
-        <w:t xml:space="preserve">«Амбулаторно», «дневной стационар», «стационар»: что это</w:t>
-      </w:r>
-    </w:p>
-    <w:p>
-      <w:pPr>
-        <w:pStyle w:val="FirstParagraph"/>
-      </w:pPr>
-      <w:r>
-        <w:rPr>
-          <w:bCs/>
-          <w:b/>
-        </w:rPr>
-        <w:t xml:space="preserve">Что это значит.</w:t>
-      </w:r>
-      <w:r>
-        <w:t xml:space="preserve"> </w:t>
-      </w:r>
-      <w:r>
-        <w:t xml:space="preserve">Амбулаторно — без госпитализации: в поликлинике, женской консультации или на дому, ночуете вы дома. Дневной стационар — лечение днём, на ночь вы уходите домой. Стационар — больница или роддом, где наблюдают круглосуточно. Госпитализация — когда вас кладут в стационар.</w:t>
-      </w:r>
-    </w:p>
-    <w:bookmarkEnd w:id="32"/>
-    <w:bookmarkEnd w:id="33"/>
-    <w:bookmarkStart w:id="38" w:name="в-бланке-анализа-и-результате-узи"/>
-    <w:p>
-      <w:pPr>
-        <w:pStyle w:val="Heading3"/>
-      </w:pPr>
-      <w:r>
-        <w:t xml:space="preserve">В бланке анализа и результате УЗИ</w:t>
-      </w:r>
-    </w:p>
-    <w:bookmarkStart w:id="34" w:name="как-читать-бланк-анализа"/>
-    <w:p>
-      <w:pPr>
-        <w:pStyle w:val="Heading4"/>
-      </w:pPr>
-      <w:r>
-        <w:t xml:space="preserve">Как читать бланк анализа</w:t>
-      </w:r>
-    </w:p>
-    <w:p>
-      <w:pPr>
-        <w:pStyle w:val="FirstParagraph"/>
-      </w:pPr>
-      <w:r>
-        <w:rPr>
-          <w:bCs/>
-          <w:b/>
-        </w:rPr>
-        <w:t xml:space="preserve">Что это значит.</w:t>
-      </w:r>
-      <w:r>
-        <w:t xml:space="preserve"> </w:t>
-      </w:r>
-      <w:r>
-        <w:t xml:space="preserve">Рядом с результатом лаборатория пишет границы нормы — их называют референсными значениями. Сравнивайте результат с границами в том же бланке: у разных лабораторий они могут немного отличаться. Цифра за границей нормы — ещё не диагноз: врач смотрит на неё вместе со сроком беременности, самочувствием и прошлыми анализами. Например, «положительно» в строке IgM ещё не значит «больна»: анализ повторяют через 10–14 дней и делают уточняющее исследование. И наоборот, анализ в норме отвечает только на свой вопрос: нормальный гемоглобин не значит, что запасов железа хватает, — их показывает другой анализ, ферритин.</w:t>
-      </w:r>
-    </w:p>
-    <w:p>
-      <w:pPr>
-        <w:pStyle w:val="BodyText"/>
-      </w:pPr>
-      <w:r>
-        <w:rPr>
-          <w:bCs/>
-          <w:b/>
-        </w:rPr>
-        <w:t xml:space="preserve">Что делать.</w:t>
-      </w:r>
-      <w:r>
-        <w:t xml:space="preserve"> </w:t>
-      </w:r>
-      <w:r>
-        <w:t xml:space="preserve">Не ищите ответ в интернете по одной цифре. Спросите врача, в норме ли результат для вашего срока. Если вместе с плохим результатом появились признаки из Раздела 0, действуйте по Разделу 0.</w:t>
-      </w:r>
-    </w:p>
-    <w:p>
-      <w:pPr>
-        <w:pStyle w:val="BodyText"/>
-      </w:pPr>
-      <w:r>
-        <w:rPr>
-          <w:iCs/>
-          <w:i/>
-        </w:rPr>
-        <w:t xml:space="preserve">Подробнее: Ориентационный раздел, раздел 6; Тема 9, раздел 9.18; Тема 1, раздел 1.2.</w:t>
-      </w:r>
-    </w:p>
-    <w:bookmarkEnd w:id="34"/>
-    <w:bookmarkStart w:id="35" w:name="скрининг-и-диагностика-в-чём-разница"/>
-    <w:p>
-      <w:pPr>
-        <w:pStyle w:val="Heading4"/>
-      </w:pPr>
-      <w:r>
-        <w:t xml:space="preserve">«Скрининг» и «диагностика»: в чём разница</w:t>
-      </w:r>
-    </w:p>
-    <w:p>
-      <w:pPr>
-        <w:pStyle w:val="FirstParagraph"/>
-      </w:pPr>
-      <w:r>
-        <w:rPr>
-          <w:bCs/>
-          <w:b/>
-        </w:rPr>
-        <w:t xml:space="preserve">Что это значит.</w:t>
-      </w:r>
-      <w:r>
-        <w:t xml:space="preserve"> </w:t>
-      </w:r>
-      <w:r>
-        <w:t xml:space="preserve">Скрининг проводят всем беременным, чтобы найти тех, у кого риск выше. Его результат — вероятность, а не ответ «есть» или «нет». Диагностика — более точное исследование: оно отвечает, есть ли состояние на самом деле. Её предлагают, если скрининг показал высокий риск.</w:t>
-      </w:r>
-    </w:p>
-    <w:p>
-      <w:pPr>
-        <w:pStyle w:val="BodyText"/>
-      </w:pPr>
-      <w:r>
-        <w:rPr>
-          <w:iCs/>
-          <w:i/>
-        </w:rPr>
-        <w:t xml:space="preserve">Подробнее: Ориентационный раздел, раздел 3.</w:t>
-      </w:r>
-    </w:p>
-    <w:bookmarkEnd w:id="35"/>
-    <w:bookmarkStart w:id="36" w:name="Xa01037e8c9e0c1ff18f95da87cdc37778956237"/>
-    <w:p>
-      <w:pPr>
-        <w:pStyle w:val="Heading4"/>
-      </w:pPr>
-      <w:r>
-        <w:t xml:space="preserve">Риск 1:100 в результате скрининга: много это или мало</w:t>
-      </w:r>
-    </w:p>
-    <w:p>
-      <w:pPr>
-        <w:pStyle w:val="FirstParagraph"/>
-      </w:pPr>
-      <w:r>
-        <w:rPr>
-          <w:bCs/>
-          <w:b/>
-        </w:rPr>
-        <w:t xml:space="preserve">Что это значит.</w:t>
-      </w:r>
-      <w:r>
-        <w:t xml:space="preserve"> </w:t>
-      </w:r>
-      <w:r>
-        <w:t xml:space="preserve">Дробь показывает шанс. 1:100 — один шанс из ста: если бы такой результат был у ста женщин, ребёнок с хромосомным отклонением был бы в среднем у одной из них, а у девяноста девяти — без него. 1:5000 — один из пяти тысяч. Чем больше число после двоеточия, тем риск меньше. Высоким считают риск 1:100 и выше, например 1:50.</w:t>
-      </w:r>
-    </w:p>
-    <w:p>
-      <w:pPr>
-        <w:pStyle w:val="BodyText"/>
-      </w:pPr>
-      <w:r>
-        <w:rPr>
-          <w:bCs/>
-          <w:b/>
-        </w:rPr>
-        <w:t xml:space="preserve">Что делать.</w:t>
-      </w:r>
-      <w:r>
-        <w:t xml:space="preserve"> </w:t>
-      </w:r>
-      <w:r>
-        <w:t xml:space="preserve">Высокий риск — повод для более точной проверки, а не диагноз. Результат объяснят на консультации, решения о дальнейших шагах примут вместе с вами.</w:t>
-      </w:r>
-    </w:p>
-    <w:p>
-      <w:pPr>
-        <w:pStyle w:val="BodyText"/>
-      </w:pPr>
-      <w:r>
-        <w:rPr>
-          <w:iCs/>
-          <w:i/>
-        </w:rPr>
-        <w:t xml:space="preserve">Подробнее: Ориентационный раздел, раздел 3.</w:t>
-      </w:r>
-    </w:p>
-    <w:bookmarkEnd w:id="36"/>
-    <w:bookmarkStart w:id="37" w:name="цифра-порог-зачем-она-нужна"/>
-    <w:p>
-      <w:pPr>
-        <w:pStyle w:val="Heading4"/>
-      </w:pPr>
-      <w:r>
-        <w:t xml:space="preserve">Цифра-«порог»: зачем она нужна</w:t>
-      </w:r>
-    </w:p>
-    <w:p>
-      <w:pPr>
-        <w:pStyle w:val="FirstParagraph"/>
-      </w:pPr>
-      <w:r>
-        <w:rPr>
-          <w:bCs/>
-          <w:b/>
-        </w:rPr>
-        <w:t xml:space="preserve">Что это значит.</w:t>
-      </w:r>
-      <w:r>
-        <w:t xml:space="preserve"> </w:t>
-      </w:r>
-      <w:r>
-        <w:t xml:space="preserve">Порог — число, после которого нужно действовать: позвонить врачу, поехать в роддом или вызвать скорую. Диагноз по нему не ставят. Например, одна высокая цифра давления — повод через 15 минут измерить ещё раз по правилам.</w:t>
-      </w:r>
-    </w:p>
-    <w:p>
-      <w:pPr>
-        <w:pStyle w:val="BodyText"/>
-      </w:pPr>
-      <w:r>
-        <w:rPr>
-          <w:iCs/>
-          <w:i/>
-        </w:rPr>
-        <w:t xml:space="preserve">Подробнее: Тема 11, раздел 11.3; Раздел 0.</w:t>
-      </w:r>
-    </w:p>
-    <w:bookmarkEnd w:id="37"/>
-    <w:bookmarkEnd w:id="38"/>
-    <w:bookmarkStart w:id="42" w:name="в-инструкции-к-лекарству"/>
-    <w:p>
-      <w:pPr>
-        <w:pStyle w:val="Heading3"/>
-      </w:pPr>
-      <w:r>
-        <w:t xml:space="preserve">В инструкции к лекарству</w:t>
-      </w:r>
-    </w:p>
-    <w:bookmarkStart w:id="39" w:name="X106f02188066368bb9810f4fd977666666e4f8c"/>
-    <w:p>
-      <w:pPr>
-        <w:pStyle w:val="Heading4"/>
-      </w:pPr>
-      <w:r>
-        <w:t xml:space="preserve">«Противопоказано при беременности»: значит ли это, что лекарство вредно</w:t>
-      </w:r>
-    </w:p>
-    <w:p>
-      <w:pPr>
-        <w:pStyle w:val="FirstParagraph"/>
-      </w:pPr>
-      <w:r>
-        <w:rPr>
-          <w:bCs/>
-          <w:b/>
-        </w:rPr>
-        <w:t xml:space="preserve">Что это значит.</w:t>
-      </w:r>
-      <w:r>
-        <w:t xml:space="preserve"> </w:t>
-      </w:r>
-      <w:r>
-        <w:t xml:space="preserve">Не обязательно. Эта фраза или «применение не рекомендуется» стоит в инструкциях у очень многих лекарств, в том числе у тех, что врачи постоянно назначают беременным. Чаще всего она значит, что у беременных лекарство не изучали, а не что вред доказан.</w:t>
-      </w:r>
-    </w:p>
-    <w:p>
-      <w:pPr>
-        <w:pStyle w:val="BodyText"/>
-      </w:pPr>
-      <w:r>
-        <w:rPr>
-          <w:bCs/>
-          <w:b/>
-        </w:rPr>
-        <w:t xml:space="preserve">Что делать.</w:t>
-      </w:r>
-      <w:r>
-        <w:t xml:space="preserve"> </w:t>
-      </w:r>
-      <w:r>
-        <w:t xml:space="preserve">Если врач назначил лекарство, зная о беременности, не отменяйте его сами. Спросите, почему оно назначено, несмотря на запись в инструкции.</w:t>
-      </w:r>
-    </w:p>
-    <w:p>
-      <w:pPr>
-        <w:pStyle w:val="BodyText"/>
-      </w:pPr>
-      <w:r>
-        <w:rPr>
-          <w:iCs/>
-          <w:i/>
-        </w:rPr>
-        <w:t xml:space="preserve">Подробнее: Тема 7, раздел 7.1.</w:t>
-      </w:r>
-    </w:p>
-    <w:bookmarkEnd w:id="39"/>
-    <w:bookmarkStart w:id="40" w:name="X6d7796a2dd15a1431988af9716deab7a3e4de17"/>
-    <w:p>
-      <w:pPr>
-        <w:pStyle w:val="Heading4"/>
-      </w:pPr>
-      <w:r>
-        <w:t xml:space="preserve">«Нет данных» или «не изучено»: значит ли это, что безопасно</w:t>
-      </w:r>
-    </w:p>
-    <w:p>
-      <w:pPr>
-        <w:pStyle w:val="FirstParagraph"/>
-      </w:pPr>
-      <w:r>
-        <w:rPr>
-          <w:bCs/>
-          <w:b/>
-        </w:rPr>
-        <w:t xml:space="preserve">Что это значит.</w:t>
-      </w:r>
-      <w:r>
-        <w:t xml:space="preserve"> </w:t>
-      </w:r>
-      <w:r>
-        <w:t xml:space="preserve">Нет. Беременных почти не берут в исследования новых лекарств, и сведения о том, как лекарство действует при беременности, собираются годами. «Нет данных о вреде» значит, что вред не изучали или не нашли, а не что доказано, что его нет.</w:t>
-      </w:r>
-    </w:p>
-    <w:p>
-      <w:pPr>
-        <w:pStyle w:val="BodyText"/>
-      </w:pPr>
-      <w:r>
-        <w:rPr>
-          <w:bCs/>
-          <w:b/>
-        </w:rPr>
-        <w:t xml:space="preserve">Что спросить у врача.</w:t>
-      </w:r>
-      <w:r>
-        <w:t xml:space="preserve"> </w:t>
-      </w:r>
-      <w:r>
-        <w:t xml:space="preserve">Есть ли средство для той же цели, которое лучше изучено при беременности.</w:t>
-      </w:r>
-    </w:p>
-    <w:p>
-      <w:pPr>
-        <w:pStyle w:val="BodyText"/>
-      </w:pPr>
-      <w:r>
-        <w:rPr>
-          <w:iCs/>
-          <w:i/>
-        </w:rPr>
-        <w:t xml:space="preserve">Подробнее: Тема 7, разделы 7.1 и 7.17.</w:t>
-      </w:r>
-    </w:p>
-    <w:bookmarkEnd w:id="40"/>
-    <w:bookmarkStart w:id="41" w:name="X64df22c784959c9da19f3ba5339a8cff09f9842"/>
-    <w:p>
-      <w:pPr>
-        <w:pStyle w:val="Heading4"/>
-      </w:pPr>
-      <w:r>
-        <w:t xml:space="preserve">Буква A, B, C, D или X рядом с названием лекарства</w:t>
-      </w:r>
-    </w:p>
-    <w:p>
-      <w:pPr>
-        <w:pStyle w:val="FirstParagraph"/>
-      </w:pPr>
-      <w:r>
-        <w:rPr>
-          <w:bCs/>
-          <w:b/>
-        </w:rPr>
-        <w:t xml:space="preserve">Что это значит.</w:t>
-      </w:r>
-      <w:r>
-        <w:t xml:space="preserve"> </w:t>
-      </w:r>
-      <w:r>
-        <w:t xml:space="preserve">Это американская система оценки лекарств при беременности, её отменили в 2015 году. В официальной российской инструкции такой буквы может не быть, но в справочниках и на сайтах она встречается. Буква не говорит, откуда взяты сведения и насколько серьёзен возможный вред.</w:t>
-      </w:r>
-    </w:p>
-    <w:p>
-      <w:pPr>
-        <w:pStyle w:val="BodyText"/>
-      </w:pPr>
-      <w:r>
-        <w:rPr>
-          <w:bCs/>
-          <w:b/>
-        </w:rPr>
-        <w:t xml:space="preserve">Что делать.</w:t>
-      </w:r>
-      <w:r>
-        <w:t xml:space="preserve"> </w:t>
-      </w:r>
-      <w:r>
-        <w:t xml:space="preserve">Букву можно не учитывать. Читайте то, что написано рядом словами, и с этим вопросом идите к врачу.</w:t>
-      </w:r>
-    </w:p>
-    <w:p>
-      <w:pPr>
-        <w:pStyle w:val="BodyText"/>
-      </w:pPr>
-      <w:r>
-        <w:rPr>
-          <w:iCs/>
-          <w:i/>
-        </w:rPr>
-        <w:t xml:space="preserve">Подробнее: Тема 7, раздел 7.1.</w:t>
-      </w:r>
-    </w:p>
-    <w:bookmarkEnd w:id="41"/>
-    <w:bookmarkEnd w:id="42"/>
-    <w:bookmarkStart w:id="48" w:name="в-статьях-и-новостях"/>
-    <w:p>
-      <w:pPr>
-        <w:pStyle w:val="Heading3"/>
-      </w:pPr>
-      <w:r>
-        <w:t xml:space="preserve">В статьях и новостях</w:t>
-      </w:r>
-    </w:p>
-    <w:bookmarkStart w:id="43" w:name="клинический-что-это-значит"/>
-    <w:p>
-      <w:pPr>
-        <w:pStyle w:val="Heading4"/>
-      </w:pPr>
-      <w:r>
-        <w:t xml:space="preserve">«Клинический»: что это значит</w:t>
-      </w:r>
-    </w:p>
-    <w:p>
-      <w:pPr>
-        <w:pStyle w:val="FirstParagraph"/>
-      </w:pPr>
-      <w:r>
-        <w:rPr>
-          <w:bCs/>
-          <w:b/>
-        </w:rPr>
-        <w:t xml:space="preserve">Что это значит.</w:t>
-      </w:r>
-      <w:r>
-        <w:t xml:space="preserve"> </w:t>
-      </w:r>
-      <w:r>
-        <w:t xml:space="preserve">«Клинический» — относящийся к осмотру и лечению людей. Клинические рекомендации — официальные документы о том, как обследовать и лечить определённое состояние: их составляют медицинские профессиональные общества и одобряет Минздрав России, по ним работают врачи и на них опирается эта книга. Клиническое исследование — исследование лекарства или способа лечения с участием людей. Клинический анализ крови — то же, что общий анализ крови.</w:t>
-      </w:r>
-    </w:p>
-    <w:bookmarkEnd w:id="43"/>
-    <w:bookmarkStart w:id="44" w:name="X7666b021d486d6891863397c3425f88c3591cba"/>
-    <w:p>
-      <w:pPr>
-        <w:pStyle w:val="Heading4"/>
-      </w:pPr>
-      <w:r>
-        <w:t xml:space="preserve">«Фактор риска»: значит ли это, что осложнение будет</w:t>
-      </w:r>
-    </w:p>
-    <w:p>
-      <w:pPr>
-        <w:pStyle w:val="FirstParagraph"/>
-      </w:pPr>
-      <w:r>
-        <w:rPr>
-          <w:bCs/>
-          <w:b/>
-        </w:rPr>
-        <w:t xml:space="preserve">Что это значит.</w:t>
-      </w:r>
-      <w:r>
-        <w:t xml:space="preserve"> </w:t>
-      </w:r>
-      <w:r>
-        <w:t xml:space="preserve">Нет. Фактор риска говорит, у кого осложнение встречается чаще, но не говорит, будет ли оно у вас. Врачу он помогает решить, за чем следить внимательнее и нужна ли профилактика.</w:t>
-      </w:r>
-    </w:p>
-    <w:p>
-      <w:pPr>
-        <w:pStyle w:val="BodyText"/>
-      </w:pPr>
-      <w:r>
-        <w:rPr>
-          <w:iCs/>
-          <w:i/>
-        </w:rPr>
-        <w:t xml:space="preserve">Подробнее: Тема 10, раздел 10.2; Ориентационный раздел, раздел 2.</w:t>
-      </w:r>
-    </w:p>
-    <w:bookmarkEnd w:id="44"/>
-    <w:bookmarkStart w:id="45" w:name="Xedda6fa5a763c70bd0f606085b4d5a63905698a"/>
-    <w:p>
-      <w:pPr>
-        <w:pStyle w:val="Heading4"/>
-      </w:pPr>
-      <w:r>
-        <w:t xml:space="preserve">«Связано с»: значит ли это, что одно вызвало другое</w:t>
-      </w:r>
-    </w:p>
-    <w:p>
-      <w:pPr>
-        <w:pStyle w:val="FirstParagraph"/>
-      </w:pPr>
-      <w:r>
-        <w:rPr>
-          <w:bCs/>
-          <w:b/>
-        </w:rPr>
-        <w:t xml:space="preserve">Что это значит.</w:t>
-      </w:r>
-      <w:r>
-        <w:t xml:space="preserve"> </w:t>
-      </w:r>
-      <w:r>
-        <w:t xml:space="preserve">Не обязательно. Если два события случились одно за другим, первое не обязательно вызвало второе. Нужно знать, как часто то же самое бывает и без него. Например, даже без всяких лекарств примерно у четырёх детей из ста бывает крупный порок развития, а около шестнадцати известных беременностей из ста заканчиваются выкидышем. Если этого не знать, любое совпадение по времени кажется причиной.</w:t>
-      </w:r>
-    </w:p>
-    <w:p>
-      <w:pPr>
-        <w:pStyle w:val="BodyText"/>
-      </w:pPr>
-      <w:r>
-        <w:rPr>
-          <w:iCs/>
-          <w:i/>
-        </w:rPr>
-        <w:t xml:space="preserve">Подробнее: Тема 7, раздел 7.16.</w:t>
-      </w:r>
-    </w:p>
-    <w:bookmarkEnd w:id="45"/>
-    <w:bookmarkStart w:id="46" w:name="риск-вырос-в-два-раза-много-это-или-мало"/>
-    <w:p>
-      <w:pPr>
-        <w:pStyle w:val="Heading4"/>
-      </w:pPr>
-      <w:r>
-        <w:t xml:space="preserve">«Риск вырос в два раза»: много это или мало</w:t>
-      </w:r>
-    </w:p>
-    <w:p>
-      <w:pPr>
-        <w:pStyle w:val="FirstParagraph"/>
-      </w:pPr>
-      <w:r>
-        <w:rPr>
-          <w:bCs/>
-          <w:b/>
-        </w:rPr>
-        <w:t xml:space="preserve">Что это значит.</w:t>
-      </w:r>
-      <w:r>
-        <w:t xml:space="preserve"> </w:t>
-      </w:r>
-      <w:r>
-        <w:t xml:space="preserve">Зависит от того, каким риск был сначала. Если он был один на десять тысяч, то в два раза больше — два на десять тысяч. Если он был один из ста — два из ста.</w:t>
-      </w:r>
-    </w:p>
-    <w:p>
-      <w:pPr>
-        <w:pStyle w:val="BodyText"/>
-      </w:pPr>
-      <w:r>
-        <w:rPr>
-          <w:bCs/>
-          <w:b/>
-        </w:rPr>
-        <w:t xml:space="preserve">Что делать.</w:t>
-      </w:r>
-      <w:r>
-        <w:t xml:space="preserve"> </w:t>
-      </w:r>
-      <w:r>
-        <w:t xml:space="preserve">Когда читаете «в два раза» или «на 50 %», ищите или спрашивайте, сколько это случаев на сто или на тысячу женщин.</w:t>
-      </w:r>
-    </w:p>
-    <w:bookmarkEnd w:id="46"/>
-    <w:bookmarkStart w:id="47" w:name="может-обычно-редко-как-их-читать"/>
-    <w:p>
-      <w:pPr>
-        <w:pStyle w:val="Heading4"/>
-      </w:pPr>
-      <w:r>
-        <w:t xml:space="preserve">«Может», «обычно», «редко»: как их читать</w:t>
-      </w:r>
-    </w:p>
-    <w:p>
-      <w:pPr>
-        <w:pStyle w:val="FirstParagraph"/>
-      </w:pPr>
-      <w:r>
-        <w:rPr>
-          <w:bCs/>
-          <w:b/>
-        </w:rPr>
-        <w:t xml:space="preserve">Что это значит.</w:t>
-      </w:r>
-      <w:r>
-        <w:t xml:space="preserve"> </w:t>
-      </w:r>
-      <w:r>
-        <w:t xml:space="preserve">В медицинских текстах эти слова выбирают точно. «Может вызывать» — так бывает, но не обязательно и не у всех. «Обычно» — в большинстве случаев, но бывают исключения. «Редко» — бывает, но нечасто. Не читайте «может» как «обязательно будет», а «обычно» — как «всегда».</w:t>
-      </w:r>
-    </w:p>
-    <w:p>
-      <w:r>
-        <w:pict>
-          <v:rect style="width:0;height:1.5pt" o:hralign="center" o:hrstd="t" o:hr="t"/>
-        </w:pict>
-      </w:r>
-    </w:p>
-    <w:bookmarkEnd w:id="47"/>
     <w:bookmarkEnd w:id="48"/>
     <w:bookmarkEnd w:id="49"/>
-    <w:bookmarkStart w:id="54" w:name="Xf50cfb8f07d4e975983b416e4b3d4cd8a3d417b"/>
+    <w:bookmarkEnd w:id="50"/>
+    <w:bookmarkStart w:id="55" w:name="Xb62fd9ba10e8ec62d6e5bd6aed64a9d3d272b4b"/>
     <w:p>
       <w:pPr>
         <w:pStyle w:val="Heading2"/>
       </w:pPr>
       <w:r>
-        <w:t xml:space="preserve">Приложение 4. Как проверять медицинскую информацию в интернете</w:t>
+        <w:t xml:space="preserve">Приложение 3. Как проверять медицинскую информацию в интернете</w:t>
       </w:r>
     </w:p>
     <w:p>
@@ -5251,7 +5244,7 @@
         <w:t xml:space="preserve">Если вас беспокоит самочувствие, сначала найдите, что вы заметили, в Приложении 1. Если там указан Раздел 0, действуйте по нему и не тратьте время на поиск в интернете.</w:t>
       </w:r>
     </w:p>
-    <w:bookmarkStart w:id="50" w:name="где-искать"/>
+    <w:bookmarkStart w:id="51" w:name="где-искать"/>
     <w:p>
       <w:pPr>
         <w:pStyle w:val="Heading3"/>
@@ -5279,7 +5272,7 @@
         <w:t xml:space="preserve"> </w:t>
       </w:r>
       <w:r>
-        <w:t xml:space="preserve">— документы, по которым врачи обследуют и лечат (что такое клинические рекомендации — Приложение 3). Они собраны на сайте cr.minzdrav.gov.ru: найдите нужную по названию болезни или состояния. В конце многих рекомендаций есть Приложение В «Информация для пациента» — оно написано для тех, у кого нет медицинского образования.</w:t>
+        <w:t xml:space="preserve">— документы, по которым врачи обследуют и лечат (что такое клинические рекомендации — Приложение 2). Они собраны на сайте cr.minzdrav.gov.ru: найдите нужную по названию болезни или состояния. В конце многих рекомендаций есть Приложение В «Информация для пациента» — оно написано для тех, у кого нет медицинского образования.</w:t>
       </w:r>
     </w:p>
     <w:p>
@@ -5301,7 +5294,7 @@
         <w:t xml:space="preserve"> </w:t>
       </w:r>
       <w:r>
-        <w:t xml:space="preserve">— в Государственном реестре лекарственных средств, grls.rosminzdrav.ru (Приложение 5).</w:t>
+        <w:t xml:space="preserve">— в Государственном реестре лекарственных средств, grls.rosminzdrav.ru (Приложение 4).</w:t>
       </w:r>
     </w:p>
     <w:p>
@@ -5320,8 +5313,8 @@
         <w:t xml:space="preserve">Сайты Минздрава, государственных больниц и медицинских университетов.</w:t>
       </w:r>
     </w:p>
-    <w:bookmarkEnd w:id="50"/>
-    <w:bookmarkStart w:id="51" w:name="можно-ли-верить-тексту-четыре-вопроса"/>
+    <w:bookmarkEnd w:id="51"/>
+    <w:bookmarkStart w:id="52" w:name="можно-ли-верить-тексту-четыре-вопроса"/>
     <w:p>
       <w:pPr>
         <w:pStyle w:val="Heading3"/>
@@ -5434,8 +5427,8 @@
         <w:t xml:space="preserve">Проще всего проверить текст с помощью искусственного интеллекта — запрос 1 ниже.</w:t>
       </w:r>
     </w:p>
-    <w:bookmarkEnd w:id="51"/>
-    <w:bookmarkStart w:id="52" w:name="X54e1ce5fb484e8f6b2bd7dfc576df146fdb1d72"/>
+    <w:bookmarkEnd w:id="52"/>
+    <w:bookmarkStart w:id="53" w:name="X54e1ce5fb484e8f6b2bd7dfc576df146fdb1d72"/>
     <w:p>
       <w:pPr>
         <w:pStyle w:val="Heading3"/>
@@ -5500,8 +5493,8 @@
         <w:t xml:space="preserve">Если то, что вы заметили, есть в Разделе 0, не спрашивайте ИИ: звоните 103 или 112 или поезжайте в роддом. Если появились мысли причинить вред себе или ребёнку, — Раздел 0, пункт 0.17.</w:t>
       </w:r>
     </w:p>
-    <w:bookmarkEnd w:id="52"/>
-    <w:bookmarkStart w:id="53" w:name="готовые-запросы-для-ии"/>
+    <w:bookmarkEnd w:id="53"/>
+    <w:bookmarkStart w:id="54" w:name="готовые-запросы-для-ии"/>
     <w:p>
       <w:pPr>
         <w:pStyle w:val="Heading3"/>
@@ -5515,7 +5508,7 @@
         <w:pStyle w:val="FirstParagraph"/>
       </w:pPr>
       <w:r>
-        <w:t xml:space="preserve">Каждый запрос — один абзац. Скопируйте его целиком, вставьте в окно любого чат-бота и впишите своё вместо пропусков. В электронной версии книги достаточно заполнить поле и нажать «Скопировать». Запросы о лекарствах — в Приложении 5.</w:t>
+        <w:t xml:space="preserve">Каждый запрос — один абзац. Скопируйте его целиком, вставьте в окно любого чат-бота и впишите своё вместо пропусков. В электронной версии книги достаточно заполнить поле и нажать «Скопировать». Запросы о лекарствах — в Приложении 4.</w:t>
       </w:r>
     </w:p>
     <w:p>
@@ -5685,15 +5678,15 @@
         </w:pict>
       </w:r>
     </w:p>
-    <w:bookmarkEnd w:id="53"/>
     <w:bookmarkEnd w:id="54"/>
-    <w:bookmarkStart w:id="60" w:name="приложение-5.-как-проверить-лекарство"/>
+    <w:bookmarkEnd w:id="55"/>
+    <w:bookmarkStart w:id="61" w:name="приложение-4.-как-проверить-лекарство"/>
     <w:p>
       <w:pPr>
         <w:pStyle w:val="Heading2"/>
       </w:pPr>
       <w:r>
-        <w:t xml:space="preserve">Приложение 5. Как проверить лекарство</w:t>
+        <w:t xml:space="preserve">Приложение 4. Как проверить лекарство</w:t>
       </w:r>
     </w:p>
     <w:p>
@@ -5704,7 +5697,7 @@
         <w:t xml:space="preserve">Если вы сомневаетесь, можно ли вам лекарство, витамин или травяной чай, сделайте три шага.</w:t>
       </w:r>
     </w:p>
-    <w:bookmarkStart w:id="55" w:name="шаг-1.-посмотрите-на-упаковку"/>
+    <w:bookmarkStart w:id="56" w:name="шаг-1.-посмотрите-на-упаковку"/>
     <w:p>
       <w:pPr>
         <w:pStyle w:val="Heading3"/>
@@ -5721,8 +5714,8 @@
         <w:t xml:space="preserve">Найдите действующее вещество — оно написано мелким шрифтом под названием. Запомните или сфотографируйте его. По действующему веществу видно, не принимаете ли вы одно и то же в двух разных средствах: например, парацетамол бывает и в таблетках от температуры, и в порошках от простуды, и дозы складываются (Тема 7, раздел 7.3).</w:t>
       </w:r>
     </w:p>
-    <w:bookmarkEnd w:id="55"/>
-    <w:bookmarkStart w:id="56" w:name="шаг-2.-спросите-ии"/>
+    <w:bookmarkEnd w:id="56"/>
+    <w:bookmarkStart w:id="57" w:name="шаг-2.-спросите-ии"/>
     <w:p>
       <w:pPr>
         <w:pStyle w:val="Heading3"/>
@@ -5747,8 +5740,8 @@
         <w:t xml:space="preserve">Я беременна, срок ___ недель. Можно ли мне лекарство ___ (название с упаковки)? Кроме него я принимаю: ___ (или «ничего»). Назови действующее вещество. Перескажи, что сказано о беременности в официальной российской инструкции к этому лекарству. Проверь, нет ли того же вещества в других средствах, которые я принимаю. Объясни, насколько это лекарство изучено при беременности и есть ли лучше изученные средства для той же цели. Отвечай по клиническим рекомендациям Минздрава России, официальной инструкции из Государственного реестра лекарственных средств и документам ВОЗ; к главным утверждениям дай ссылки. Если не можешь открыть источник или у тебя нет доступа к интернету, скажи об этом прямо и не придумывай ссылки и цифры. Отдели то, что известно точно, от того, где данных мало. Не ставь диагноз, не подбирай дозу, не советуй отменять то, что назначил врач. Если есть признаки, при которых нужна срочная помощь, назови их первыми (скорая в России — 103 или 112). В конце дай 3–5 вопросов для моего врача. Пиши просто и объясняй медицинские слова.</w:t>
       </w:r>
     </w:p>
-    <w:bookmarkEnd w:id="56"/>
-    <w:bookmarkStart w:id="57" w:name="шаг-3.-спросите-врача"/>
+    <w:bookmarkEnd w:id="57"/>
+    <w:bookmarkStart w:id="58" w:name="шаг-3.-спросите-врача"/>
     <w:p>
       <w:pPr>
         <w:pStyle w:val="Heading3"/>
@@ -5810,11 +5803,11 @@
         <w:pStyle w:val="BodyText"/>
       </w:pPr>
       <w:r>
-        <w:t xml:space="preserve">Если врач назначил лекарство, а в инструкции написано «противопоказано при беременности», не отменяйте его сами — спросите врача, почему оно назначено (Приложение 3).</w:t>
-      </w:r>
-    </w:p>
-    <w:bookmarkEnd w:id="57"/>
-    <w:bookmarkStart w:id="58" w:name="если-лекарство-уже-приняли"/>
+        <w:t xml:space="preserve">Если врач назначил лекарство, а в инструкции написано «противопоказано при беременности», не отменяйте его сами — спросите врача, почему оно назначено (Приложение 2).</w:t>
+      </w:r>
+    </w:p>
+    <w:bookmarkEnd w:id="58"/>
+    <w:bookmarkStart w:id="59" w:name="если-лекарство-уже-приняли"/>
     <w:p>
       <w:pPr>
         <w:pStyle w:val="Heading3"/>
@@ -5899,8 +5892,8 @@
         <w:t xml:space="preserve">Я беременна, срок ___ недель. Я уже приняла ___ (название лекарства, сколько и когда). Что известно о приёме этого лекарства на моём сроке? Сравни с тем, как часто такие же исходы бывают при беременности и без лекарства. Что мне сделать сейчас и что сказать врачу? Отвечай по клиническим рекомендациям Минздрава России, официальной инструкции из Государственного реестра лекарственных средств и документам ВОЗ; к главным утверждениям дай ссылки. Если не можешь открыть источник или у тебя нет доступа к интернету, скажи об этом прямо и не придумывай ссылки и цифры. Отдели то, что известно точно, от того, где данных мало. Не ставь диагноз, не подбирай дозу, не советуй отменять то, что назначил врач. Если есть признаки, при которых нужна срочная помощь, назови их первыми (скорая в России — 103 или 112). В конце дай 3–5 вопросов для моего врача. Пиши просто и объясняй медицинские слова.</w:t>
       </w:r>
     </w:p>
-    <w:bookmarkEnd w:id="58"/>
-    <w:bookmarkStart w:id="59" w:name="если-хотите-проверить-сами"/>
+    <w:bookmarkEnd w:id="59"/>
+    <w:bookmarkStart w:id="60" w:name="если-хотите-проверить-сами"/>
     <w:p>
       <w:pPr>
         <w:pStyle w:val="Heading3"/>
@@ -6030,9 +6023,9 @@
         </w:pict>
       </w:r>
     </w:p>
-    <w:bookmarkEnd w:id="59"/>
     <w:bookmarkEnd w:id="60"/>
-    <w:bookmarkStart w:id="69" w:name="клинические-и-научные-источники"/>
+    <w:bookmarkEnd w:id="61"/>
+    <w:bookmarkStart w:id="70" w:name="клинические-и-научные-источники"/>
     <w:p>
       <w:pPr>
         <w:pStyle w:val="Heading2"/>
@@ -6046,7 +6039,7 @@
         <w:pStyle w:val="FirstParagraph"/>
       </w:pPr>
       <w:r>
-        <w:t xml:space="preserve">Медицинские сведения приложений взяты из тем книги; источники — в списках этих тем. Уровни срочности Приложения 1 перенесены из Темы 11 (бывшая таблица раздела 11.6) — их источники в списке Темы 11 с отметкой «11.6». Ниже — источники того, чего в темах нет: когда ехать в роддом при схватках после 37 недель (Приложение 1), определения форм и условий медицинской помощи (Приложение 3), как проверять информацию и спрашивать ИИ (Приложение 4), ресурсы проверки лекарств (Приложение 5). Подробный разбор ресурсов — отчёт</w:t>
+        <w:t xml:space="preserve">Медицинские сведения приложений взяты из тем книги; источники — в списках этих тем. Уровни срочности Приложения 1 перенесены из Темы 11 (бывшая таблица раздела 11.6) — их источники в списке Темы 11 с отметкой «11.6». Ниже — источники того, чего в темах нет: когда ехать в роддом при схватках после 37 недель (Приложение 1), определения форм и условий медицинской помощи (Приложение 2), как проверять информацию и спрашивать ИИ (Приложение 3), ресурсы проверки лекарств (Приложения 2 и 4). Подробный разбор ресурсов — отчёт</w:t>
       </w:r>
       <w:r>
         <w:t xml:space="preserve"> </w:t>
@@ -6075,7 +6068,7 @@
       <w:r>
         <w:t xml:space="preserve"> </w:t>
       </w:r>
-      <w:hyperlink r:id="rId61">
+      <w:hyperlink r:id="rId62">
         <w:r>
           <w:rPr>
             <w:rStyle w:val="Hyperlink"/>
@@ -6084,7 +6077,7 @@
         </w:r>
       </w:hyperlink>
       <w:r>
-        <w:t xml:space="preserve">. Обновлено 26.02.2024 — кто стоит за сайтом, источники, дата, кто платит и как обозначена реклама, настораживающие обещания, социальные сети, обсуждение с врачом (Приложение 4, «Можно ли верить тексту: четыре вопроса»).</w:t>
+        <w:t xml:space="preserve">. Обновлено 26.02.2024 — кто стоит за сайтом, источники, дата, кто платит и как обозначена реклама, настораживающие обещания, социальные сети, обсуждение с врачом (Приложение 3, «Можно ли верить тексту: четыре вопроса»).</w:t>
       </w:r>
     </w:p>
     <w:p>
@@ -6096,7 +6089,7 @@
         <w:pStyle w:val="Compact"/>
       </w:pPr>
       <w:r>
-        <w:t xml:space="preserve">World Health Organization. WHO releases AI ethics and governance guidance for large multi-modal models. Новость ВОЗ от 18.01.2024 — у больших языковых моделей задокументирован риск ложных, неточных, предвзятых или неполных ответов, которые могут навредить людям, принимающим решения о здоровье (Приложение 4, «Как пользоваться искусственным интеллектом»).</w:t>
+        <w:t xml:space="preserve">World Health Organization. WHO releases AI ethics and governance guidance for large multi-modal models. Новость ВОЗ от 18.01.2024 — у больших языковых моделей задокументирован риск ложных, неточных, предвзятых или неполных ответов, которые могут навредить людям, принимающим решения о здоровье (Приложение 3, «Как пользоваться искусственным интеллектом»).</w:t>
       </w:r>
       <w:r>
         <w:t xml:space="preserve"> </w:t>
@@ -6118,12 +6111,12 @@
         <w:pStyle w:val="Compact"/>
       </w:pPr>
       <w:r>
-        <w:t xml:space="preserve">Минздрав России. Приказ от 28.02.2019 № 103н «Об утверждении порядка и сроков разработки клинических рекомендаций, их пересмотра, типовой формы клинических рекомендаций и требований к их структуре…» — в типовой форме предусмотрен раздел «Приложение В. Информация для пациента» (Приложение 4, «Где искать»).</w:t>
-      </w:r>
-      <w:r>
-        <w:t xml:space="preserve"> </w:t>
-      </w:r>
-      <w:hyperlink r:id="rId62">
+        <w:t xml:space="preserve">Минздрав России. Приказ от 28.02.2019 № 103н «Об утверждении порядка и сроков разработки клинических рекомендаций, их пересмотра, типовой формы клинических рекомендаций и требований к их структуре…» — в типовой форме предусмотрен раздел «Приложение В. Информация для пациента» (Приложение 3, «Где искать»).</w:t>
+      </w:r>
+      <w:r>
+        <w:t xml:space="preserve"> </w:t>
+      </w:r>
+      <w:hyperlink r:id="rId63">
         <w:r>
           <w:rPr>
             <w:rStyle w:val="Hyperlink"/>
@@ -6154,12 +6147,12 @@
         <w:pStyle w:val="Compact"/>
       </w:pPr>
       <w:r>
-        <w:t xml:space="preserve">Минздрав России. Приказ от 09.02.2016 № 80н «Об утверждении Порядка ведения государственного реестра лекарственных средств для медицинского применения» (base.garant.ru/71358650), п. 13 — «Сведения, содержащиеся в Реестре, являются открытыми и общедоступными» (Приложение 5).</w:t>
-      </w:r>
-      <w:r>
-        <w:t xml:space="preserve"> </w:t>
-      </w:r>
-      <w:hyperlink r:id="rId63">
+        <w:t xml:space="preserve">Минздрав России. Приказ от 09.02.2016 № 80н «Об утверждении Порядка ведения государственного реестра лекарственных средств для медицинского применения» (base.garant.ru/71358650), п. 13 — «Сведения, содержащиеся в Реестре, являются открытыми и общедоступными» (Приложения 2 и 4).</w:t>
+      </w:r>
+      <w:r>
+        <w:t xml:space="preserve"> </w:t>
+      </w:r>
+      <w:hyperlink r:id="rId64">
         <w:r>
           <w:rPr>
             <w:rStyle w:val="Hyperlink"/>
@@ -6168,7 +6161,7 @@
         </w:r>
       </w:hyperlink>
       <w:r>
-        <w:t xml:space="preserve">. Т—Ж, «14 авторитетных медицинских источников», 22.04.2025 — поиск по торговому названию и действующему веществу, кнопка «Показать инструкции», первой открывается самая старая версия инструкции; отсутствие препарата в реестре — повод заподозрить БАД (Приложение 5).</w:t>
+        <w:t xml:space="preserve">. Т—Ж, «14 авторитетных медицинских источников», 22.04.2025 — поиск по торговому названию и действующему веществу, кнопка «Показать инструкции», первой открывается самая старая версия инструкции; отсутствие препарата в реестре — повод заподозрить БАД (Приложения 2 и 4).</w:t>
       </w:r>
       <w:r>
         <w:t xml:space="preserve"> </w:t>
@@ -6195,7 +6188,7 @@
       <w:r>
         <w:t xml:space="preserve"> </w:t>
       </w:r>
-      <w:hyperlink r:id="rId64">
+      <w:hyperlink r:id="rId65">
         <w:r>
           <w:rPr>
             <w:rStyle w:val="Hyperlink"/>
@@ -6207,7 +6200,7 @@
         <w:t xml:space="preserve"> </w:t>
       </w:r>
       <w:r>
-        <w:t xml:space="preserve">— поиск по торговому названию, действующему веществу, производителю и серии (Приложение 5).</w:t>
+        <w:t xml:space="preserve">— поиск по торговому названию, действующему веществу, производителю и серии (Приложения 2 и 4).</w:t>
       </w:r>
       <w:r>
         <w:t xml:space="preserve"> </w:t>
@@ -6234,7 +6227,7 @@
       <w:r>
         <w:t xml:space="preserve"> </w:t>
       </w:r>
-      <w:hyperlink r:id="rId65">
+      <w:hyperlink r:id="rId66">
         <w:r>
           <w:rPr>
             <w:rStyle w:val="Hyperlink"/>
@@ -6246,7 +6239,7 @@
         <w:t xml:space="preserve"> </w:t>
       </w:r>
       <w:r>
-        <w:t xml:space="preserve">— поиск организации по названию, ИНН, ОГРН (Приложение 5).</w:t>
+        <w:t xml:space="preserve">— поиск организации по названию, ИНН, ОГРН (Приложения 2 и 4).</w:t>
       </w:r>
     </w:p>
     <w:p>
@@ -6263,7 +6256,7 @@
       <w:r>
         <w:t xml:space="preserve"> </w:t>
       </w:r>
-      <w:hyperlink r:id="rId66">
+      <w:hyperlink r:id="rId67">
         <w:r>
           <w:rPr>
             <w:rStyle w:val="Hyperlink"/>
@@ -6275,7 +6268,7 @@
         <w:t xml:space="preserve"> </w:t>
       </w:r>
       <w:r>
-        <w:t xml:space="preserve">— потребитель может проверить легальность товара по коду; статусы «Товар проверен», «Сомнительный товар», «Лекарство запрещено к продаже», «Код не найден» (Приложение 5).</w:t>
+        <w:t xml:space="preserve">— потребитель может проверить легальность товара по коду; статусы «Товар проверен», «Сомнительный товар», «Лекарство запрещено к продаже», «Код не найден» (Приложения 2 и 4).</w:t>
       </w:r>
       <w:r>
         <w:t xml:space="preserve"> </w:t>
@@ -6302,7 +6295,7 @@
       <w:r>
         <w:t xml:space="preserve"> </w:t>
       </w:r>
-      <w:hyperlink r:id="rId67">
+      <w:hyperlink r:id="rId68">
         <w:r>
           <w:rPr>
             <w:rStyle w:val="Hyperlink"/>
@@ -6314,7 +6307,7 @@
         <w:t xml:space="preserve"> </w:t>
       </w:r>
       <w:r>
-        <w:t xml:space="preserve">— пациент может потребовать, чтобы врач заполнил и отправил извещение о нежелательной реакции (Приложение 5).</w:t>
+        <w:t xml:space="preserve">— пациент может потребовать, чтобы врач заполнил и отправил извещение о нежелательной реакции (Приложения 2 и 4).</w:t>
       </w:r>
       <w:r>
         <w:t xml:space="preserve"> </w:t>
@@ -6336,7 +6329,7 @@
         <w:pStyle w:val="Compact"/>
       </w:pPr>
       <w:r>
-        <w:t xml:space="preserve">Федеральный закон от 21.11.2011 № 323-ФЗ «Об основах охраны здоровья граждан в Российской Федерации», ст. 32 — формы медицинской помощи (экстренная — при угрозе жизни; неотложная — без явных признаков угрозы жизни; плановая — отсрочка не ведёт к ухудшению) и условия её оказания (вне медицинской организации, амбулаторно, в дневном стационаре, стационарно — с круглосуточным наблюдением) (Приложение 3); ст. 37 — медицинская помощь оказывается на основе клинических рекомендаций; их разрабатывают медицинские профессиональные некоммерческие организации, одобряет научно-практический совет Минздрава России (Приложение 3, «Клинический»).</w:t>
+        <w:t xml:space="preserve">Федеральный закон от 21.11.2011 № 323-ФЗ «Об основах охраны здоровья граждан в Российской Федерации», ст. 32 — формы медицинской помощи (экстренная — при угрозе жизни; неотложная — без явных признаков угрозы жизни; плановая — отсрочка не ведёт к ухудшению) и условия её оказания (вне медицинской организации, амбулаторно, в дневном стационаре, стационарно — с круглосуточным наблюдением) (Приложение 2); ст. 37 — медицинская помощь оказывается на основе клинических рекомендаций; их разрабатывают медицинские профессиональные некоммерческие организации, одобряет научно-практический совет Минздрава России (Приложение 2, «Клинический»).</w:t>
       </w:r>
       <w:r>
         <w:t xml:space="preserve"> </w:t>
@@ -6373,7 +6366,7 @@
       <w:r>
         <w:t xml:space="preserve"> </w:t>
       </w:r>
-      <w:hyperlink r:id="rId68">
+      <w:hyperlink r:id="rId69">
         <w:r>
           <w:rPr>
             <w:rStyle w:val="Hyperlink"/>
@@ -6395,8 +6388,8 @@
         <w:t xml:space="preserve">Приложения В «Информация для пациента» в копии нет; правило «при таких схватках — в роддом» выведено автором из определения начала родов — проверить врачу.</w:t>
       </w:r>
     </w:p>
-    <w:bookmarkEnd w:id="69"/>
     <w:bookmarkEnd w:id="70"/>
+    <w:bookmarkEnd w:id="71"/>
     <w:sectPr/>
   </w:body>
 </w:document>

--- a/themes/appendices/appendices draft.docx
+++ b/themes/appendices/appendices draft.docx
@@ -2,7 +2,7 @@
 <file path=word/document.xml><?xml version="1.0" encoding="utf-8"?>
 <w:document xmlns:w="http://schemas.openxmlformats.org/wordprocessingml/2006/main" xmlns:m="http://schemas.openxmlformats.org/officeDocument/2006/math" xmlns:r="http://schemas.openxmlformats.org/officeDocument/2006/relationships" xmlns:o="urn:schemas-microsoft-com:office:office" xmlns:v="urn:schemas-microsoft-com:vml" xmlns:w10="urn:schemas-microsoft-com:office:word" xmlns:a="http://schemas.openxmlformats.org/drawingml/2006/main" xmlns:pic="http://schemas.openxmlformats.org/drawingml/2006/picture" xmlns:wp="http://schemas.openxmlformats.org/drawingml/2006/wordprocessingDrawing">
   <w:body>
-    <w:bookmarkStart w:id="71" w:name="приложения"/>
+    <w:bookmarkStart w:id="70" w:name="приложения"/>
     <w:p>
       <w:pPr>
         <w:pStyle w:val="Heading1"/>
@@ -3852,7 +3852,7 @@
     </w:p>
     <w:bookmarkEnd w:id="22"/>
     <w:bookmarkEnd w:id="23"/>
-    <w:bookmarkStart w:id="50" w:name="X941d5f4642def1eac37707043d74df09cf9a56a"/>
+    <w:bookmarkStart w:id="49" w:name="X941d5f4642def1eac37707043d74df09cf9a56a"/>
     <w:p>
       <w:pPr>
         <w:pStyle w:val="Heading2"/>
@@ -4413,13 +4413,67 @@
     </w:p>
     <w:bookmarkEnd w:id="35"/>
     <w:bookmarkEnd w:id="36"/>
-    <w:bookmarkStart w:id="43" w:name="лекарства-список-проверка-инструкция"/>
+    <w:bookmarkStart w:id="42" w:name="лекарства-список-проверка-инструкция"/>
     <w:p>
       <w:pPr>
         <w:pStyle w:val="Heading3"/>
       </w:pPr>
       <w:r>
         <w:t xml:space="preserve">Лекарства: список, проверка, инструкция</w:t>
+      </w:r>
+    </w:p>
+    <w:p>
+      <w:pPr>
+        <w:pStyle w:val="BlockText"/>
+      </w:pPr>
+      <w:r>
+        <w:rPr>
+          <w:bCs/>
+          <w:b/>
+        </w:rPr>
+        <w:t xml:space="preserve">После лекарства появилась нежелательная реакция</w:t>
+      </w:r>
+    </w:p>
+    <w:p>
+      <w:pPr>
+        <w:pStyle w:val="BlockText"/>
+      </w:pPr>
+      <w:r>
+        <w:rPr>
+          <w:bCs/>
+          <w:b/>
+        </w:rPr>
+        <w:t xml:space="preserve">Отекают лицо или горло, трудно дышать — звоните 103 или 112.</w:t>
+      </w:r>
+    </w:p>
+    <w:p>
+      <w:pPr>
+        <w:pStyle w:val="BlockText"/>
+      </w:pPr>
+      <w:r>
+        <w:rPr>
+          <w:bCs/>
+          <w:b/>
+        </w:rPr>
+        <w:t xml:space="preserve">Что делать.</w:t>
+      </w:r>
+      <w:r>
+        <w:t xml:space="preserve"> </w:t>
+      </w:r>
+      <w:r>
+        <w:t xml:space="preserve">Скажите об этом врачу: он оценит её и сообщит в Росздравнадзор.</w:t>
+      </w:r>
+    </w:p>
+    <w:p>
+      <w:pPr>
+        <w:pStyle w:val="FirstParagraph"/>
+      </w:pPr>
+      <w:r>
+        <w:rPr>
+          <w:iCs/>
+          <w:i/>
+        </w:rPr>
+        <w:t xml:space="preserve">В HTML — отдельный выделенный блок в начале группы, всегда открыт (решение пользователя 20.10.2026).</w:t>
       </w:r>
     </w:p>
     <w:bookmarkStart w:id="37" w:name="X8a9d32359b9d76d1f57fd9d89dec7091dc4824d"/>
@@ -4679,35 +4733,7 @@
       </w:r>
     </w:p>
     <w:bookmarkEnd w:id="37"/>
-    <w:bookmarkStart w:id="38" w:name="X720f0221bcd5b44ddeb68521d7ec5ae1a045485"/>
-    <w:p>
-      <w:pPr>
-        <w:pStyle w:val="Heading4"/>
-      </w:pPr>
-      <w:r>
-        <w:t xml:space="preserve">После лекарства появилась нежелательная реакция</w:t>
-      </w:r>
-    </w:p>
-    <w:p>
-      <w:pPr>
-        <w:pStyle w:val="FirstParagraph"/>
-      </w:pPr>
-      <w:r>
-        <w:rPr>
-          <w:bCs/>
-          <w:b/>
-        </w:rPr>
-        <w:t xml:space="preserve">Что делать.</w:t>
-      </w:r>
-      <w:r>
-        <w:t xml:space="preserve"> </w:t>
-      </w:r>
-      <w:r>
-        <w:t xml:space="preserve">Скажите об этом врачу: он оценит её и сообщит в Росздравнадзор. Если реакция тяжёлая — отёк лица и горла, затруднённое дыхание, — сначала Раздел 0, пункт 0.11.</w:t>
-      </w:r>
-    </w:p>
-    <w:bookmarkEnd w:id="38"/>
-    <w:bookmarkStart w:id="39" w:name="как-проверить-лекарство"/>
+    <w:bookmarkStart w:id="38" w:name="как-проверить-лекарство"/>
     <w:p>
       <w:pPr>
         <w:pStyle w:val="Heading4"/>
@@ -4824,8 +4850,8 @@
         <w:t xml:space="preserve">[ПРОВЕРИТЬ: врачу — бланк и проверку лекарств согласовать: какие столбцы и пункты нужны беременной, какие избыточны (решение пользователя 20.10.2026). Этот блок повторяет Приложение 4, «Если хотите проверить сами».]</w:t>
       </w:r>
     </w:p>
-    <w:bookmarkEnd w:id="39"/>
-    <w:bookmarkStart w:id="40" w:name="X106f02188066368bb9810f4fd977666666e4f8c"/>
+    <w:bookmarkEnd w:id="38"/>
+    <w:bookmarkStart w:id="39" w:name="X106f02188066368bb9810f4fd977666666e4f8c"/>
     <w:p>
       <w:pPr>
         <w:pStyle w:val="Heading4"/>
@@ -4882,8 +4908,8 @@
         <w:t xml:space="preserve">Подробнее: Тема 7, раздел 7.1.</w:t>
       </w:r>
     </w:p>
-    <w:bookmarkEnd w:id="40"/>
-    <w:bookmarkStart w:id="41" w:name="X6d7796a2dd15a1431988af9716deab7a3e4de17"/>
+    <w:bookmarkEnd w:id="39"/>
+    <w:bookmarkStart w:id="40" w:name="X6d7796a2dd15a1431988af9716deab7a3e4de17"/>
     <w:p>
       <w:pPr>
         <w:pStyle w:val="Heading4"/>
@@ -4940,8 +4966,8 @@
         <w:t xml:space="preserve">Подробнее: Тема 7, разделы 7.1 и 7.17.</w:t>
       </w:r>
     </w:p>
-    <w:bookmarkEnd w:id="41"/>
-    <w:bookmarkStart w:id="42" w:name="X64df22c784959c9da19f3ba5339a8cff09f9842"/>
+    <w:bookmarkEnd w:id="40"/>
+    <w:bookmarkStart w:id="41" w:name="X64df22c784959c9da19f3ba5339a8cff09f9842"/>
     <w:p>
       <w:pPr>
         <w:pStyle w:val="Heading4"/>
@@ -4998,9 +5024,9 @@
         <w:t xml:space="preserve">Подробнее: Тема 7, раздел 7.1.</w:t>
       </w:r>
     </w:p>
+    <w:bookmarkEnd w:id="41"/>
     <w:bookmarkEnd w:id="42"/>
-    <w:bookmarkEnd w:id="43"/>
-    <w:bookmarkStart w:id="49" w:name="в-статьях-и-новостях"/>
+    <w:bookmarkStart w:id="48" w:name="в-статьях-и-новостях"/>
     <w:p>
       <w:pPr>
         <w:pStyle w:val="Heading3"/>
@@ -5009,7 +5035,7 @@
         <w:t xml:space="preserve">В статьях и новостях</w:t>
       </w:r>
     </w:p>
-    <w:bookmarkStart w:id="44" w:name="клинический-что-это-значит"/>
+    <w:bookmarkStart w:id="43" w:name="клинический-что-это-значит"/>
     <w:p>
       <w:pPr>
         <w:pStyle w:val="Heading4"/>
@@ -5036,8 +5062,8 @@
         <w:t xml:space="preserve">«Клинический» — относящийся к осмотру и лечению людей. Клинические рекомендации — официальные документы о том, как обследовать и лечить определённое состояние: их составляют медицинские профессиональные общества и одобряет Минздрав России, по ним работают врачи и на них опирается эта книга. Клиническое исследование — исследование лекарства или способа лечения с участием людей. Клинический анализ крови — то же, что общий анализ крови.</w:t>
       </w:r>
     </w:p>
-    <w:bookmarkEnd w:id="44"/>
-    <w:bookmarkStart w:id="45" w:name="X7666b021d486d6891863397c3425f88c3591cba"/>
+    <w:bookmarkEnd w:id="43"/>
+    <w:bookmarkStart w:id="44" w:name="X7666b021d486d6891863397c3425f88c3591cba"/>
     <w:p>
       <w:pPr>
         <w:pStyle w:val="Heading4"/>
@@ -5076,8 +5102,8 @@
         <w:t xml:space="preserve">Подробнее: Тема 10, раздел 10.2; Ориентационный раздел, раздел 2.</w:t>
       </w:r>
     </w:p>
-    <w:bookmarkEnd w:id="45"/>
-    <w:bookmarkStart w:id="46" w:name="Xedda6fa5a763c70bd0f606085b4d5a63905698a"/>
+    <w:bookmarkEnd w:id="44"/>
+    <w:bookmarkStart w:id="45" w:name="Xedda6fa5a763c70bd0f606085b4d5a63905698a"/>
     <w:p>
       <w:pPr>
         <w:pStyle w:val="Heading4"/>
@@ -5116,8 +5142,8 @@
         <w:t xml:space="preserve">Подробнее: Тема 7, раздел 7.16.</w:t>
       </w:r>
     </w:p>
-    <w:bookmarkEnd w:id="46"/>
-    <w:bookmarkStart w:id="47" w:name="риск-вырос-в-два-раза-много-это-или-мало"/>
+    <w:bookmarkEnd w:id="45"/>
+    <w:bookmarkStart w:id="46" w:name="риск-вырос-в-два-раза-много-это-или-мало"/>
     <w:p>
       <w:pPr>
         <w:pStyle w:val="Heading4"/>
@@ -5162,8 +5188,8 @@
         <w:t xml:space="preserve">Когда читаете «в два раза» или «на 50 %», ищите или спрашивайте, сколько это случаев на сто или на тысячу женщин.</w:t>
       </w:r>
     </w:p>
-    <w:bookmarkEnd w:id="47"/>
-    <w:bookmarkStart w:id="48" w:name="может-обычно-редко-как-их-читать"/>
+    <w:bookmarkEnd w:id="46"/>
+    <w:bookmarkStart w:id="47" w:name="может-обычно-редко-как-их-читать"/>
     <w:p>
       <w:pPr>
         <w:pStyle w:val="Heading4"/>
@@ -5224,10 +5250,10 @@
         </w:pict>
       </w:r>
     </w:p>
+    <w:bookmarkEnd w:id="47"/>
     <w:bookmarkEnd w:id="48"/>
     <w:bookmarkEnd w:id="49"/>
-    <w:bookmarkEnd w:id="50"/>
-    <w:bookmarkStart w:id="55" w:name="Xb62fd9ba10e8ec62d6e5bd6aed64a9d3d272b4b"/>
+    <w:bookmarkStart w:id="54" w:name="Xb62fd9ba10e8ec62d6e5bd6aed64a9d3d272b4b"/>
     <w:p>
       <w:pPr>
         <w:pStyle w:val="Heading2"/>
@@ -5244,7 +5270,7 @@
         <w:t xml:space="preserve">Если вас беспокоит самочувствие, сначала найдите, что вы заметили, в Приложении 1. Если там указан Раздел 0, действуйте по нему и не тратьте время на поиск в интернете.</w:t>
       </w:r>
     </w:p>
-    <w:bookmarkStart w:id="51" w:name="где-искать"/>
+    <w:bookmarkStart w:id="50" w:name="где-искать"/>
     <w:p>
       <w:pPr>
         <w:pStyle w:val="Heading3"/>
@@ -5313,8 +5339,8 @@
         <w:t xml:space="preserve">Сайты Минздрава, государственных больниц и медицинских университетов.</w:t>
       </w:r>
     </w:p>
-    <w:bookmarkEnd w:id="51"/>
-    <w:bookmarkStart w:id="52" w:name="можно-ли-верить-тексту-четыре-вопроса"/>
+    <w:bookmarkEnd w:id="50"/>
+    <w:bookmarkStart w:id="51" w:name="можно-ли-верить-тексту-четыре-вопроса"/>
     <w:p>
       <w:pPr>
         <w:pStyle w:val="Heading3"/>
@@ -5427,8 +5453,8 @@
         <w:t xml:space="preserve">Проще всего проверить текст с помощью искусственного интеллекта — запрос 1 ниже.</w:t>
       </w:r>
     </w:p>
-    <w:bookmarkEnd w:id="52"/>
-    <w:bookmarkStart w:id="53" w:name="X54e1ce5fb484e8f6b2bd7dfc576df146fdb1d72"/>
+    <w:bookmarkEnd w:id="51"/>
+    <w:bookmarkStart w:id="52" w:name="X54e1ce5fb484e8f6b2bd7dfc576df146fdb1d72"/>
     <w:p>
       <w:pPr>
         <w:pStyle w:val="Heading3"/>
@@ -5493,8 +5519,8 @@
         <w:t xml:space="preserve">Если то, что вы заметили, есть в Разделе 0, не спрашивайте ИИ: звоните 103 или 112 или поезжайте в роддом. Если появились мысли причинить вред себе или ребёнку, — Раздел 0, пункт 0.17.</w:t>
       </w:r>
     </w:p>
-    <w:bookmarkEnd w:id="53"/>
-    <w:bookmarkStart w:id="54" w:name="готовые-запросы-для-ии"/>
+    <w:bookmarkEnd w:id="52"/>
+    <w:bookmarkStart w:id="53" w:name="готовые-запросы-для-ии"/>
     <w:p>
       <w:pPr>
         <w:pStyle w:val="Heading3"/>
@@ -5678,15 +5704,50 @@
         </w:pict>
       </w:r>
     </w:p>
+    <w:bookmarkEnd w:id="53"/>
     <w:bookmarkEnd w:id="54"/>
+    <w:bookmarkStart w:id="60" w:name="приложение-4.-как-проверить-лекарство"/>
+    <w:p>
+      <w:pPr>
+        <w:pStyle w:val="Heading2"/>
+      </w:pPr>
+      <w:r>
+        <w:t xml:space="preserve">Приложение 4. Как проверить лекарство</w:t>
+      </w:r>
+    </w:p>
+    <w:p>
+      <w:pPr>
+        <w:pStyle w:val="FirstParagraph"/>
+      </w:pPr>
+      <w:r>
+        <w:t xml:space="preserve">Если вы сомневаетесь, можно ли вам лекарство, витамин или травяной чай, сделайте три шага.</w:t>
+      </w:r>
+    </w:p>
+    <w:bookmarkStart w:id="55" w:name="шаг-1.-посмотрите-на-упаковку"/>
+    <w:p>
+      <w:pPr>
+        <w:pStyle w:val="Heading3"/>
+      </w:pPr>
+      <w:r>
+        <w:t xml:space="preserve">Шаг 1. Посмотрите на упаковку</w:t>
+      </w:r>
+    </w:p>
+    <w:p>
+      <w:pPr>
+        <w:pStyle w:val="FirstParagraph"/>
+      </w:pPr>
+      <w:r>
+        <w:t xml:space="preserve">Найдите действующее вещество — оно написано мелким шрифтом под названием. Запомните или сфотографируйте его. По действующему веществу видно, не принимаете ли вы одно и то же в двух разных средствах: например, парацетамол бывает и в таблетках от температуры, и в порошках от простуды, и дозы складываются (Тема 7, раздел 7.3).</w:t>
+      </w:r>
+    </w:p>
     <w:bookmarkEnd w:id="55"/>
-    <w:bookmarkStart w:id="61" w:name="приложение-4.-как-проверить-лекарство"/>
-    <w:p>
-      <w:pPr>
-        <w:pStyle w:val="Heading2"/>
-      </w:pPr>
-      <w:r>
-        <w:t xml:space="preserve">Приложение 4. Как проверить лекарство</w:t>
+    <w:bookmarkStart w:id="56" w:name="шаг-2.-спросите-ии"/>
+    <w:p>
+      <w:pPr>
+        <w:pStyle w:val="Heading3"/>
+      </w:pPr>
+      <w:r>
+        <w:t xml:space="preserve">Шаг 2. Спросите ИИ</w:t>
       </w:r>
     </w:p>
     <w:p>
@@ -5694,54 +5755,19 @@
         <w:pStyle w:val="FirstParagraph"/>
       </w:pPr>
       <w:r>
-        <w:t xml:space="preserve">Если вы сомневаетесь, можно ли вам лекарство, витамин или травяной чай, сделайте три шага.</w:t>
-      </w:r>
-    </w:p>
-    <w:bookmarkStart w:id="56" w:name="шаг-1.-посмотрите-на-упаковку"/>
-    <w:p>
-      <w:pPr>
-        <w:pStyle w:val="Heading3"/>
-      </w:pPr>
-      <w:r>
-        <w:t xml:space="preserve">Шаг 1. Посмотрите на упаковку</w:t>
-      </w:r>
-    </w:p>
-    <w:p>
-      <w:pPr>
-        <w:pStyle w:val="FirstParagraph"/>
-      </w:pPr>
-      <w:r>
-        <w:t xml:space="preserve">Найдите действующее вещество — оно написано мелким шрифтом под названием. Запомните или сфотографируйте его. По действующему веществу видно, не принимаете ли вы одно и то же в двух разных средствах: например, парацетамол бывает и в таблетках от температуры, и в порошках от простуды, и дозы складываются (Тема 7, раздел 7.3).</w:t>
+        <w:t xml:space="preserve">Это необязательный шаг: он поможет понять, что спросить у врача. Скопируйте запрос целиком и впишите своё вместо пропусков.</w:t>
+      </w:r>
+    </w:p>
+    <w:p>
+      <w:pPr>
+        <w:pStyle w:val="BlockText"/>
+      </w:pPr>
+      <w:r>
+        <w:t xml:space="preserve">Я беременна, срок ___ недель. Можно ли мне лекарство ___ (название с упаковки)? Кроме него я принимаю: ___ (или «ничего»). Назови действующее вещество. Перескажи, что сказано о беременности в официальной российской инструкции к этому лекарству. Проверь, нет ли того же вещества в других средствах, которые я принимаю. Объясни, насколько это лекарство изучено при беременности и есть ли лучше изученные средства для той же цели. Отвечай по клиническим рекомендациям Минздрава России, официальной инструкции из Государственного реестра лекарственных средств и документам ВОЗ; к главным утверждениям дай ссылки. Если не можешь открыть источник или у тебя нет доступа к интернету, скажи об этом прямо и не придумывай ссылки и цифры. Отдели то, что известно точно, от того, где данных мало. Не ставь диагноз, не подбирай дозу, не советуй отменять то, что назначил врач. Если есть признаки, при которых нужна срочная помощь, назови их первыми (скорая в России — 103 или 112). В конце дай 3–5 вопросов для моего врача. Пиши просто и объясняй медицинские слова.</w:t>
       </w:r>
     </w:p>
     <w:bookmarkEnd w:id="56"/>
-    <w:bookmarkStart w:id="57" w:name="шаг-2.-спросите-ии"/>
-    <w:p>
-      <w:pPr>
-        <w:pStyle w:val="Heading3"/>
-      </w:pPr>
-      <w:r>
-        <w:t xml:space="preserve">Шаг 2. Спросите ИИ</w:t>
-      </w:r>
-    </w:p>
-    <w:p>
-      <w:pPr>
-        <w:pStyle w:val="FirstParagraph"/>
-      </w:pPr>
-      <w:r>
-        <w:t xml:space="preserve">Это необязательный шаг: он поможет понять, что спросить у врача. Скопируйте запрос целиком и впишите своё вместо пропусков.</w:t>
-      </w:r>
-    </w:p>
-    <w:p>
-      <w:pPr>
-        <w:pStyle w:val="BlockText"/>
-      </w:pPr>
-      <w:r>
-        <w:t xml:space="preserve">Я беременна, срок ___ недель. Можно ли мне лекарство ___ (название с упаковки)? Кроме него я принимаю: ___ (или «ничего»). Назови действующее вещество. Перескажи, что сказано о беременности в официальной российской инструкции к этому лекарству. Проверь, нет ли того же вещества в других средствах, которые я принимаю. Объясни, насколько это лекарство изучено при беременности и есть ли лучше изученные средства для той же цели. Отвечай по клиническим рекомендациям Минздрава России, официальной инструкции из Государственного реестра лекарственных средств и документам ВОЗ; к главным утверждениям дай ссылки. Если не можешь открыть источник или у тебя нет доступа к интернету, скажи об этом прямо и не придумывай ссылки и цифры. Отдели то, что известно точно, от того, где данных мало. Не ставь диагноз, не подбирай дозу, не советуй отменять то, что назначил врач. Если есть признаки, при которых нужна срочная помощь, назови их первыми (скорая в России — 103 или 112). В конце дай 3–5 вопросов для моего врача. Пиши просто и объясняй медицинские слова.</w:t>
-      </w:r>
-    </w:p>
-    <w:bookmarkEnd w:id="57"/>
-    <w:bookmarkStart w:id="58" w:name="шаг-3.-спросите-врача"/>
+    <w:bookmarkStart w:id="57" w:name="шаг-3.-спросите-врача"/>
     <w:p>
       <w:pPr>
         <w:pStyle w:val="Heading3"/>
@@ -5806,8 +5832,8 @@
         <w:t xml:space="preserve">Если врач назначил лекарство, а в инструкции написано «противопоказано при беременности», не отменяйте его сами — спросите врача, почему оно назначено (Приложение 2).</w:t>
       </w:r>
     </w:p>
-    <w:bookmarkEnd w:id="58"/>
-    <w:bookmarkStart w:id="59" w:name="если-лекарство-уже-приняли"/>
+    <w:bookmarkEnd w:id="57"/>
+    <w:bookmarkStart w:id="58" w:name="если-лекарство-уже-приняли"/>
     <w:p>
       <w:pPr>
         <w:pStyle w:val="Heading3"/>
@@ -5892,8 +5918,8 @@
         <w:t xml:space="preserve">Я беременна, срок ___ недель. Я уже приняла ___ (название лекарства, сколько и когда). Что известно о приёме этого лекарства на моём сроке? Сравни с тем, как часто такие же исходы бывают при беременности и без лекарства. Что мне сделать сейчас и что сказать врачу? Отвечай по клиническим рекомендациям Минздрава России, официальной инструкции из Государственного реестра лекарственных средств и документам ВОЗ; к главным утверждениям дай ссылки. Если не можешь открыть источник или у тебя нет доступа к интернету, скажи об этом прямо и не придумывай ссылки и цифры. Отдели то, что известно точно, от того, где данных мало. Не ставь диагноз, не подбирай дозу, не советуй отменять то, что назначил врач. Если есть признаки, при которых нужна срочная помощь, назови их первыми (скорая в России — 103 или 112). В конце дай 3–5 вопросов для моего врача. Пиши просто и объясняй медицинские слова.</w:t>
       </w:r>
     </w:p>
-    <w:bookmarkEnd w:id="59"/>
-    <w:bookmarkStart w:id="60" w:name="если-хотите-проверить-сами"/>
+    <w:bookmarkEnd w:id="58"/>
+    <w:bookmarkStart w:id="59" w:name="если-хотите-проверить-сами"/>
     <w:p>
       <w:pPr>
         <w:pStyle w:val="Heading3"/>
@@ -6023,9 +6049,9 @@
         </w:pict>
       </w:r>
     </w:p>
+    <w:bookmarkEnd w:id="59"/>
     <w:bookmarkEnd w:id="60"/>
-    <w:bookmarkEnd w:id="61"/>
-    <w:bookmarkStart w:id="70" w:name="клинические-и-научные-источники"/>
+    <w:bookmarkStart w:id="69" w:name="клинические-и-научные-источники"/>
     <w:p>
       <w:pPr>
         <w:pStyle w:val="Heading2"/>
@@ -6068,7 +6094,7 @@
       <w:r>
         <w:t xml:space="preserve"> </w:t>
       </w:r>
-      <w:hyperlink r:id="rId62">
+      <w:hyperlink r:id="rId61">
         <w:r>
           <w:rPr>
             <w:rStyle w:val="Hyperlink"/>
@@ -6116,7 +6142,7 @@
       <w:r>
         <w:t xml:space="preserve"> </w:t>
       </w:r>
-      <w:hyperlink r:id="rId63">
+      <w:hyperlink r:id="rId62">
         <w:r>
           <w:rPr>
             <w:rStyle w:val="Hyperlink"/>
@@ -6152,7 +6178,7 @@
       <w:r>
         <w:t xml:space="preserve"> </w:t>
       </w:r>
-      <w:hyperlink r:id="rId64">
+      <w:hyperlink r:id="rId63">
         <w:r>
           <w:rPr>
             <w:rStyle w:val="Hyperlink"/>
@@ -6188,7 +6214,7 @@
       <w:r>
         <w:t xml:space="preserve"> </w:t>
       </w:r>
-      <w:hyperlink r:id="rId65">
+      <w:hyperlink r:id="rId64">
         <w:r>
           <w:rPr>
             <w:rStyle w:val="Hyperlink"/>
@@ -6227,7 +6253,7 @@
       <w:r>
         <w:t xml:space="preserve"> </w:t>
       </w:r>
-      <w:hyperlink r:id="rId66">
+      <w:hyperlink r:id="rId65">
         <w:r>
           <w:rPr>
             <w:rStyle w:val="Hyperlink"/>
@@ -6256,7 +6282,7 @@
       <w:r>
         <w:t xml:space="preserve"> </w:t>
       </w:r>
-      <w:hyperlink r:id="rId67">
+      <w:hyperlink r:id="rId66">
         <w:r>
           <w:rPr>
             <w:rStyle w:val="Hyperlink"/>
@@ -6295,7 +6321,7 @@
       <w:r>
         <w:t xml:space="preserve"> </w:t>
       </w:r>
-      <w:hyperlink r:id="rId68">
+      <w:hyperlink r:id="rId67">
         <w:r>
           <w:rPr>
             <w:rStyle w:val="Hyperlink"/>
@@ -6366,7 +6392,7 @@
       <w:r>
         <w:t xml:space="preserve"> </w:t>
       </w:r>
-      <w:hyperlink r:id="rId69">
+      <w:hyperlink r:id="rId68">
         <w:r>
           <w:rPr>
             <w:rStyle w:val="Hyperlink"/>
@@ -6388,8 +6414,8 @@
         <w:t xml:space="preserve">Приложения В «Информация для пациента» в копии нет; правило «при таких схватках — в роддом» выведено автором из определения начала родов — проверить врачу.</w:t>
       </w:r>
     </w:p>
+    <w:bookmarkEnd w:id="69"/>
     <w:bookmarkEnd w:id="70"/>
-    <w:bookmarkEnd w:id="71"/>
     <w:sectPr/>
   </w:body>
 </w:document>

--- a/themes/appendices/appendices draft.docx
+++ b/themes/appendices/appendices draft.docx
@@ -4444,24 +4444,6 @@
           <w:b/>
         </w:rPr>
         <w:t xml:space="preserve">Отекают лицо или горло, трудно дышать — звоните 103 или 112.</w:t>
-      </w:r>
-    </w:p>
-    <w:p>
-      <w:pPr>
-        <w:pStyle w:val="BlockText"/>
-      </w:pPr>
-      <w:r>
-        <w:rPr>
-          <w:bCs/>
-          <w:b/>
-        </w:rPr>
-        <w:t xml:space="preserve">Что делать.</w:t>
-      </w:r>
-      <w:r>
-        <w:t xml:space="preserve"> </w:t>
-      </w:r>
-      <w:r>
-        <w:t xml:space="preserve">Скажите об этом врачу: он оценит её и сообщит в Росздравнадзор.</w:t>
       </w:r>
     </w:p>
     <w:p>

--- a/themes/appendices/appendices draft.docx
+++ b/themes/appendices/appendices draft.docx
@@ -4431,19 +4431,13 @@
           <w:bCs/>
           <w:b/>
         </w:rPr>
-        <w:t xml:space="preserve">После лекарства появилась нежелательная реакция</w:t>
-      </w:r>
-    </w:p>
-    <w:p>
-      <w:pPr>
-        <w:pStyle w:val="BlockText"/>
-      </w:pPr>
-      <w:r>
-        <w:rPr>
-          <w:bCs/>
-          <w:b/>
-        </w:rPr>
-        <w:t xml:space="preserve">Отекают лицо или горло, трудно дышать — звоните 103 или 112.</w:t>
+        <w:t xml:space="preserve">После лекарства появилась нежелательная реакция:</w:t>
+      </w:r>
+      <w:r>
+        <w:t xml:space="preserve"> </w:t>
+      </w:r>
+      <w:r>
+        <w:t xml:space="preserve">отекают лицо или горло, трудно дышать — звоните 103 или 112.</w:t>
       </w:r>
     </w:p>
     <w:p>
@@ -4455,7 +4449,7 @@
           <w:iCs/>
           <w:i/>
         </w:rPr>
-        <w:t xml:space="preserve">В HTML — отдельный выделенный блок в начале группы, всегда открыт (решение пользователя 20.10.2026).</w:t>
+        <w:t xml:space="preserve">В HTML — одна выделенная строка в начале группы, всегда видна (решения пользователя 20.10.2026).</w:t>
       </w:r>
     </w:p>
     <w:bookmarkStart w:id="37" w:name="X8a9d32359b9d76d1f57fd9d89dec7091dc4824d"/>

--- a/themes/appendices/appendices draft.docx
+++ b/themes/appendices/appendices draft.docx
@@ -2,7 +2,7 @@
 <file path=word/document.xml><?xml version="1.0" encoding="utf-8"?>
 <w:document xmlns:w="http://schemas.openxmlformats.org/wordprocessingml/2006/main" xmlns:m="http://schemas.openxmlformats.org/officeDocument/2006/math" xmlns:r="http://schemas.openxmlformats.org/officeDocument/2006/relationships" xmlns:o="urn:schemas-microsoft-com:office:office" xmlns:v="urn:schemas-microsoft-com:vml" xmlns:w10="urn:schemas-microsoft-com:office:word" xmlns:a="http://schemas.openxmlformats.org/drawingml/2006/main" xmlns:pic="http://schemas.openxmlformats.org/drawingml/2006/picture" xmlns:wp="http://schemas.openxmlformats.org/drawingml/2006/wordprocessingDrawing">
   <w:body>
-    <w:bookmarkStart w:id="70" w:name="приложения"/>
+    <w:bookmarkStart w:id="73" w:name="приложения"/>
     <w:p>
       <w:pPr>
         <w:pStyle w:val="Heading1"/>
@@ -3852,7 +3852,7 @@
     </w:p>
     <w:bookmarkEnd w:id="22"/>
     <w:bookmarkEnd w:id="23"/>
-    <w:bookmarkStart w:id="49" w:name="X941d5f4642def1eac37707043d74df09cf9a56a"/>
+    <w:bookmarkStart w:id="52" w:name="X941d5f4642def1eac37707043d74df09cf9a56a"/>
     <w:p>
       <w:pPr>
         <w:pStyle w:val="Heading2"/>
@@ -3866,7 +3866,7 @@
         <w:pStyle w:val="FirstParagraph"/>
       </w:pPr>
       <w:r>
-        <w:t xml:space="preserve">Здесь объяснены слова и выражения, которые встречаются в обменной карте, бланках анализов, инструкциях к лекарствам и статьях, а также собрано всё о списке ваших лекарств и о том, как проверить лекарство. Найдите группу по тому, где вы встретили слово.</w:t>
+        <w:t xml:space="preserve">Здесь объяснены слова и выражения, которые встречаются в обменной карте, бланках анализов, инструкциях к лекарствам, статьях и новостях, а также собрано всё о списке ваших лекарств и о том, как проверить лекарство. Найдите группу по тому, где вы встретили слово.</w:t>
       </w:r>
     </w:p>
     <w:bookmarkStart w:id="31" w:name="в-обменной-карте-и-заключении-врача"/>
@@ -5002,13 +5002,13 @@
     </w:p>
     <w:bookmarkEnd w:id="41"/>
     <w:bookmarkEnd w:id="42"/>
-    <w:bookmarkStart w:id="48" w:name="в-статьях-и-новостях"/>
+    <w:bookmarkStart w:id="51" w:name="слова-о-риске-и-исследованиях"/>
     <w:p>
       <w:pPr>
         <w:pStyle w:val="Heading3"/>
       </w:pPr>
       <w:r>
-        <w:t xml:space="preserve">В статьях и новостях</w:t>
+        <w:t xml:space="preserve">Слова о риске и исследованиях</w:t>
       </w:r>
     </w:p>
     <w:bookmarkStart w:id="43" w:name="клинический-что-это-значит"/>
@@ -5039,13 +5039,13 @@
       </w:r>
     </w:p>
     <w:bookmarkEnd w:id="43"/>
-    <w:bookmarkStart w:id="44" w:name="X7666b021d486d6891863397c3425f88c3591cba"/>
+    <w:bookmarkStart w:id="44" w:name="X7b8acd29e22abf05d6a885219bb78f9f5de3234"/>
     <w:p>
       <w:pPr>
         <w:pStyle w:val="Heading4"/>
       </w:pPr>
       <w:r>
-        <w:t xml:space="preserve">«Фактор риска»: значит ли это, что осложнение будет</w:t>
+        <w:t xml:space="preserve">«Исследование показало», «учёные доказали»: насколько этому верить</w:t>
       </w:r>
     </w:p>
     <w:p>
@@ -5063,7 +5063,25 @@
         <w:t xml:space="preserve"> </w:t>
       </w:r>
       <w:r>
-        <w:t xml:space="preserve">Нет. Фактор риска говорит, у кого осложнение встречается чаще, но не говорит, будет ли оно у вас. Врачу он помогает решить, за чем следить внимательнее и нужна ли профилактика.</w:t>
+        <w:t xml:space="preserve">Одно исследование — только часть картины. Опыты на животных показывают не то же самое, что наблюдения за людьми. Надёжнее всего клинические рекомендации: они обобщают результаты многих исследований.</w:t>
+      </w:r>
+    </w:p>
+    <w:p>
+      <w:pPr>
+        <w:pStyle w:val="BodyText"/>
+      </w:pPr>
+      <w:r>
+        <w:rPr>
+          <w:bCs/>
+          <w:b/>
+        </w:rPr>
+        <w:t xml:space="preserve">Что делать.</w:t>
+      </w:r>
+      <w:r>
+        <w:t xml:space="preserve"> </w:t>
+      </w:r>
+      <w:r>
+        <w:t xml:space="preserve">Ищите, о ком исследование — о людях или о животных, о беременных или о всех, — и что о том же говорят клинические рекомендации. Если новость расходится с тем, что сказал врач, обсудите её с ним.</w:t>
       </w:r>
     </w:p>
     <w:p>
@@ -5075,17 +5093,17 @@
           <w:iCs/>
           <w:i/>
         </w:rPr>
-        <w:t xml:space="preserve">Подробнее: Тема 10, раздел 10.2; Ориентационный раздел, раздел 2.</w:t>
+        <w:t xml:space="preserve">Подробнее: Тема 7, раздел 7.1; Приложение 3.</w:t>
       </w:r>
     </w:p>
     <w:bookmarkEnd w:id="44"/>
-    <w:bookmarkStart w:id="45" w:name="Xedda6fa5a763c70bd0f606085b4d5a63905698a"/>
+    <w:bookmarkStart w:id="45" w:name="буквы-a-b-c-в-клинических-рекомендациях"/>
     <w:p>
       <w:pPr>
         <w:pStyle w:val="Heading4"/>
       </w:pPr>
       <w:r>
-        <w:t xml:space="preserve">«Связано с»: значит ли это, что одно вызвало другое</w:t>
+        <w:t xml:space="preserve">Буквы A, B, C в клинических рекомендациях</w:t>
       </w:r>
     </w:p>
     <w:p>
@@ -5103,7 +5121,7 @@
         <w:t xml:space="preserve"> </w:t>
       </w:r>
       <w:r>
-        <w:t xml:space="preserve">Не обязательно. Если два события случились одно за другим, первое не обязательно вызвало второе. Нужно знать, как часто то же самое бывает и без него. Например, даже без всяких лекарств примерно у четырёх детей из ста бывает крупный порок развития, а около шестнадцати известных беременностей из ста заканчиваются выкидышем. Если этого не знать, любое совпадение по времени кажется причиной.</w:t>
+        <w:t xml:space="preserve">У каждого пункта российских клинических рекомендаций стоит буква — уровень убедительности. A — сильная рекомендация. C — слабая: качественных исследований за ней нет или их выводы расходятся. Это не та буква, что стоит рядом с названием лекарства в справочниках: та описывала лекарство, эта — насколько надёжно обоснован совет.</w:t>
       </w:r>
     </w:p>
     <w:p>
@@ -5115,11 +5133,149 @@
           <w:iCs/>
           <w:i/>
         </w:rPr>
+        <w:t xml:space="preserve">Подробнее: Тема 7, раздел 7.10.</w:t>
+      </w:r>
+    </w:p>
+    <w:bookmarkEnd w:id="45"/>
+    <w:bookmarkStart w:id="46" w:name="натуральное-значит-ли-это-что-безопасно"/>
+    <w:p>
+      <w:pPr>
+        <w:pStyle w:val="Heading4"/>
+      </w:pPr>
+      <w:r>
+        <w:t xml:space="preserve">«Натуральное»: значит ли это, что безопасно</w:t>
+      </w:r>
+    </w:p>
+    <w:p>
+      <w:pPr>
+        <w:pStyle w:val="FirstParagraph"/>
+      </w:pPr>
+      <w:r>
+        <w:rPr>
+          <w:bCs/>
+          <w:b/>
+        </w:rPr>
+        <w:t xml:space="preserve">Что это значит.</w:t>
+      </w:r>
+      <w:r>
+        <w:t xml:space="preserve"> </w:t>
+      </w:r>
+      <w:r>
+        <w:t xml:space="preserve">Нет. Растение — это набор действующих веществ в неизвестной концентрации. У лекарства доза стандартная и проверенная, а в травяном сборе количество вещества зависит от сырья, места и времени сбора, способа заваривания. Бывает, что в средстве находят вещество, которого там быть не должно.</w:t>
+      </w:r>
+    </w:p>
+    <w:p>
+      <w:pPr>
+        <w:pStyle w:val="BodyText"/>
+      </w:pPr>
+      <w:r>
+        <w:rPr>
+          <w:bCs/>
+          <w:b/>
+        </w:rPr>
+        <w:t xml:space="preserve">Что делать.</w:t>
+      </w:r>
+      <w:r>
+        <w:t xml:space="preserve"> </w:t>
+      </w:r>
+      <w:r>
+        <w:t xml:space="preserve">Травы, чаи и добавки обсуждайте с врачом так же, как лекарства, и записывайте их в свой список лекарств.</w:t>
+      </w:r>
+    </w:p>
+    <w:p>
+      <w:pPr>
+        <w:pStyle w:val="BodyText"/>
+      </w:pPr>
+      <w:r>
+        <w:rPr>
+          <w:iCs/>
+          <w:i/>
+        </w:rPr>
+        <w:t xml:space="preserve">Подробнее: Тема 7, раздел 7.12.</w:t>
+      </w:r>
+    </w:p>
+    <w:bookmarkEnd w:id="46"/>
+    <w:bookmarkStart w:id="47" w:name="X7666b021d486d6891863397c3425f88c3591cba"/>
+    <w:p>
+      <w:pPr>
+        <w:pStyle w:val="Heading4"/>
+      </w:pPr>
+      <w:r>
+        <w:t xml:space="preserve">«Фактор риска»: значит ли это, что осложнение будет</w:t>
+      </w:r>
+    </w:p>
+    <w:p>
+      <w:pPr>
+        <w:pStyle w:val="FirstParagraph"/>
+      </w:pPr>
+      <w:r>
+        <w:rPr>
+          <w:bCs/>
+          <w:b/>
+        </w:rPr>
+        <w:t xml:space="preserve">Что это значит.</w:t>
+      </w:r>
+      <w:r>
+        <w:t xml:space="preserve"> </w:t>
+      </w:r>
+      <w:r>
+        <w:t xml:space="preserve">Нет. Фактор риска говорит, у кого осложнение встречается чаще, но не говорит, будет ли оно у вас. Врачу он помогает решить, за чем следить внимательнее и нужна ли профилактика.</w:t>
+      </w:r>
+    </w:p>
+    <w:p>
+      <w:pPr>
+        <w:pStyle w:val="BodyText"/>
+      </w:pPr>
+      <w:r>
+        <w:rPr>
+          <w:iCs/>
+          <w:i/>
+        </w:rPr>
+        <w:t xml:space="preserve">Подробнее: Тема 10, раздел 10.2; Ориентационный раздел, раздел 2.</w:t>
+      </w:r>
+    </w:p>
+    <w:bookmarkEnd w:id="47"/>
+    <w:bookmarkStart w:id="48" w:name="Xedda6fa5a763c70bd0f606085b4d5a63905698a"/>
+    <w:p>
+      <w:pPr>
+        <w:pStyle w:val="Heading4"/>
+      </w:pPr>
+      <w:r>
+        <w:t xml:space="preserve">«Связано с»: значит ли это, что одно вызвало другое</w:t>
+      </w:r>
+    </w:p>
+    <w:p>
+      <w:pPr>
+        <w:pStyle w:val="FirstParagraph"/>
+      </w:pPr>
+      <w:r>
+        <w:rPr>
+          <w:bCs/>
+          <w:b/>
+        </w:rPr>
+        <w:t xml:space="preserve">Что это значит.</w:t>
+      </w:r>
+      <w:r>
+        <w:t xml:space="preserve"> </w:t>
+      </w:r>
+      <w:r>
+        <w:t xml:space="preserve">Не обязательно. Если два события случились одно за другим, первое не обязательно вызвало второе. Нужно знать, как часто то же самое бывает и без него. Например, даже без всяких лекарств примерно у четырёх детей из ста бывает крупный порок развития, а около шестнадцати известных беременностей из ста заканчиваются выкидышем. Если этого не знать, любое совпадение по времени кажется причиной.</w:t>
+      </w:r>
+    </w:p>
+    <w:p>
+      <w:pPr>
+        <w:pStyle w:val="BodyText"/>
+      </w:pPr>
+      <w:r>
+        <w:rPr>
+          <w:iCs/>
+          <w:i/>
+        </w:rPr>
         <w:t xml:space="preserve">Подробнее: Тема 7, раздел 7.16.</w:t>
       </w:r>
     </w:p>
-    <w:bookmarkEnd w:id="45"/>
-    <w:bookmarkStart w:id="46" w:name="риск-вырос-в-два-раза-много-это-или-мало"/>
+    <w:bookmarkEnd w:id="48"/>
+    <w:bookmarkStart w:id="49" w:name="риск-вырос-в-два-раза-много-это-или-мало"/>
     <w:p>
       <w:pPr>
         <w:pStyle w:val="Heading4"/>
@@ -5164,8 +5320,8 @@
         <w:t xml:space="preserve">Когда читаете «в два раза» или «на 50 %», ищите или спрашивайте, сколько это случаев на сто или на тысячу женщин.</w:t>
       </w:r>
     </w:p>
-    <w:bookmarkEnd w:id="46"/>
-    <w:bookmarkStart w:id="47" w:name="может-обычно-редко-как-их-читать"/>
+    <w:bookmarkEnd w:id="49"/>
+    <w:bookmarkStart w:id="50" w:name="может-обычно-редко-как-их-читать"/>
     <w:p>
       <w:pPr>
         <w:pStyle w:val="Heading4"/>
@@ -5226,10 +5382,10 @@
         </w:pict>
       </w:r>
     </w:p>
-    <w:bookmarkEnd w:id="47"/>
-    <w:bookmarkEnd w:id="48"/>
-    <w:bookmarkEnd w:id="49"/>
-    <w:bookmarkStart w:id="54" w:name="Xb62fd9ba10e8ec62d6e5bd6aed64a9d3d272b4b"/>
+    <w:bookmarkEnd w:id="50"/>
+    <w:bookmarkEnd w:id="51"/>
+    <w:bookmarkEnd w:id="52"/>
+    <w:bookmarkStart w:id="57" w:name="Xb62fd9ba10e8ec62d6e5bd6aed64a9d3d272b4b"/>
     <w:p>
       <w:pPr>
         <w:pStyle w:val="Heading2"/>
@@ -5246,7 +5402,7 @@
         <w:t xml:space="preserve">Если вас беспокоит самочувствие, сначала найдите, что вы заметили, в Приложении 1. Если там указан Раздел 0, действуйте по нему и не тратьте время на поиск в интернете.</w:t>
       </w:r>
     </w:p>
-    <w:bookmarkStart w:id="50" w:name="где-искать"/>
+    <w:bookmarkStart w:id="53" w:name="где-искать"/>
     <w:p>
       <w:pPr>
         <w:pStyle w:val="Heading3"/>
@@ -5315,8 +5471,8 @@
         <w:t xml:space="preserve">Сайты Минздрава, государственных больниц и медицинских университетов.</w:t>
       </w:r>
     </w:p>
-    <w:bookmarkEnd w:id="50"/>
-    <w:bookmarkStart w:id="51" w:name="можно-ли-верить-тексту-четыре-вопроса"/>
+    <w:bookmarkEnd w:id="53"/>
+    <w:bookmarkStart w:id="54" w:name="можно-ли-верить-тексту-четыре-вопроса"/>
     <w:p>
       <w:pPr>
         <w:pStyle w:val="Heading3"/>
@@ -5429,8 +5585,8 @@
         <w:t xml:space="preserve">Проще всего проверить текст с помощью искусственного интеллекта — запрос 1 ниже.</w:t>
       </w:r>
     </w:p>
-    <w:bookmarkEnd w:id="51"/>
-    <w:bookmarkStart w:id="52" w:name="X54e1ce5fb484e8f6b2bd7dfc576df146fdb1d72"/>
+    <w:bookmarkEnd w:id="54"/>
+    <w:bookmarkStart w:id="55" w:name="X54e1ce5fb484e8f6b2bd7dfc576df146fdb1d72"/>
     <w:p>
       <w:pPr>
         <w:pStyle w:val="Heading3"/>
@@ -5495,8 +5651,8 @@
         <w:t xml:space="preserve">Если то, что вы заметили, есть в Разделе 0, не спрашивайте ИИ: звоните 103 или 112 или поезжайте в роддом. Если появились мысли причинить вред себе или ребёнку, — Раздел 0, пункт 0.17.</w:t>
       </w:r>
     </w:p>
-    <w:bookmarkEnd w:id="52"/>
-    <w:bookmarkStart w:id="53" w:name="готовые-запросы-для-ии"/>
+    <w:bookmarkEnd w:id="55"/>
+    <w:bookmarkStart w:id="56" w:name="готовые-запросы-для-ии"/>
     <w:p>
       <w:pPr>
         <w:pStyle w:val="Heading3"/>
@@ -5680,9 +5836,9 @@
         </w:pict>
       </w:r>
     </w:p>
-    <w:bookmarkEnd w:id="53"/>
-    <w:bookmarkEnd w:id="54"/>
-    <w:bookmarkStart w:id="60" w:name="приложение-4.-как-проверить-лекарство"/>
+    <w:bookmarkEnd w:id="56"/>
+    <w:bookmarkEnd w:id="57"/>
+    <w:bookmarkStart w:id="63" w:name="приложение-4.-как-проверить-лекарство"/>
     <w:p>
       <w:pPr>
         <w:pStyle w:val="Heading2"/>
@@ -5699,7 +5855,7 @@
         <w:t xml:space="preserve">Если вы сомневаетесь, можно ли вам лекарство, витамин или травяной чай, сделайте три шага.</w:t>
       </w:r>
     </w:p>
-    <w:bookmarkStart w:id="55" w:name="шаг-1.-посмотрите-на-упаковку"/>
+    <w:bookmarkStart w:id="58" w:name="шаг-1.-посмотрите-на-упаковку"/>
     <w:p>
       <w:pPr>
         <w:pStyle w:val="Heading3"/>
@@ -5716,8 +5872,8 @@
         <w:t xml:space="preserve">Найдите действующее вещество — оно написано мелким шрифтом под названием. Запомните или сфотографируйте его. По действующему веществу видно, не принимаете ли вы одно и то же в двух разных средствах: например, парацетамол бывает и в таблетках от температуры, и в порошках от простуды, и дозы складываются (Тема 7, раздел 7.3).</w:t>
       </w:r>
     </w:p>
-    <w:bookmarkEnd w:id="55"/>
-    <w:bookmarkStart w:id="56" w:name="шаг-2.-спросите-ии"/>
+    <w:bookmarkEnd w:id="58"/>
+    <w:bookmarkStart w:id="59" w:name="шаг-2.-спросите-ии"/>
     <w:p>
       <w:pPr>
         <w:pStyle w:val="Heading3"/>
@@ -5742,8 +5898,8 @@
         <w:t xml:space="preserve">Я беременна, срок ___ недель. Можно ли мне лекарство ___ (название с упаковки)? Кроме него я принимаю: ___ (или «ничего»). Назови действующее вещество. Перескажи, что сказано о беременности в официальной российской инструкции к этому лекарству. Проверь, нет ли того же вещества в других средствах, которые я принимаю. Объясни, насколько это лекарство изучено при беременности и есть ли лучше изученные средства для той же цели. Отвечай по клиническим рекомендациям Минздрава России, официальной инструкции из Государственного реестра лекарственных средств и документам ВОЗ; к главным утверждениям дай ссылки. Если не можешь открыть источник или у тебя нет доступа к интернету, скажи об этом прямо и не придумывай ссылки и цифры. Отдели то, что известно точно, от того, где данных мало. Не ставь диагноз, не подбирай дозу, не советуй отменять то, что назначил врач. Если есть признаки, при которых нужна срочная помощь, назови их первыми (скорая в России — 103 или 112). В конце дай 3–5 вопросов для моего врача. Пиши просто и объясняй медицинские слова.</w:t>
       </w:r>
     </w:p>
-    <w:bookmarkEnd w:id="56"/>
-    <w:bookmarkStart w:id="57" w:name="шаг-3.-спросите-врача"/>
+    <w:bookmarkEnd w:id="59"/>
+    <w:bookmarkStart w:id="60" w:name="шаг-3.-спросите-врача"/>
     <w:p>
       <w:pPr>
         <w:pStyle w:val="Heading3"/>
@@ -5808,8 +5964,8 @@
         <w:t xml:space="preserve">Если врач назначил лекарство, а в инструкции написано «противопоказано при беременности», не отменяйте его сами — спросите врача, почему оно назначено (Приложение 2).</w:t>
       </w:r>
     </w:p>
-    <w:bookmarkEnd w:id="57"/>
-    <w:bookmarkStart w:id="58" w:name="если-лекарство-уже-приняли"/>
+    <w:bookmarkEnd w:id="60"/>
+    <w:bookmarkStart w:id="61" w:name="если-лекарство-уже-приняли"/>
     <w:p>
       <w:pPr>
         <w:pStyle w:val="Heading3"/>
@@ -5894,8 +6050,8 @@
         <w:t xml:space="preserve">Я беременна, срок ___ недель. Я уже приняла ___ (название лекарства, сколько и когда). Что известно о приёме этого лекарства на моём сроке? Сравни с тем, как часто такие же исходы бывают при беременности и без лекарства. Что мне сделать сейчас и что сказать врачу? Отвечай по клиническим рекомендациям Минздрава России, официальной инструкции из Государственного реестра лекарственных средств и документам ВОЗ; к главным утверждениям дай ссылки. Если не можешь открыть источник или у тебя нет доступа к интернету, скажи об этом прямо и не придумывай ссылки и цифры. Отдели то, что известно точно, от того, где данных мало. Не ставь диагноз, не подбирай дозу, не советуй отменять то, что назначил врач. Если есть признаки, при которых нужна срочная помощь, назови их первыми (скорая в России — 103 или 112). В конце дай 3–5 вопросов для моего врача. Пиши просто и объясняй медицинские слова.</w:t>
       </w:r>
     </w:p>
-    <w:bookmarkEnd w:id="58"/>
-    <w:bookmarkStart w:id="59" w:name="если-хотите-проверить-сами"/>
+    <w:bookmarkEnd w:id="61"/>
+    <w:bookmarkStart w:id="62" w:name="если-хотите-проверить-сами"/>
     <w:p>
       <w:pPr>
         <w:pStyle w:val="Heading3"/>
@@ -6025,9 +6181,9 @@
         </w:pict>
       </w:r>
     </w:p>
-    <w:bookmarkEnd w:id="59"/>
-    <w:bookmarkEnd w:id="60"/>
-    <w:bookmarkStart w:id="69" w:name="клинические-и-научные-источники"/>
+    <w:bookmarkEnd w:id="62"/>
+    <w:bookmarkEnd w:id="63"/>
+    <w:bookmarkStart w:id="72" w:name="клинические-и-научные-источники"/>
     <w:p>
       <w:pPr>
         <w:pStyle w:val="Heading2"/>
@@ -6070,7 +6226,7 @@
       <w:r>
         <w:t xml:space="preserve"> </w:t>
       </w:r>
-      <w:hyperlink r:id="rId61">
+      <w:hyperlink r:id="rId64">
         <w:r>
           <w:rPr>
             <w:rStyle w:val="Hyperlink"/>
@@ -6118,7 +6274,7 @@
       <w:r>
         <w:t xml:space="preserve"> </w:t>
       </w:r>
-      <w:hyperlink r:id="rId62">
+      <w:hyperlink r:id="rId65">
         <w:r>
           <w:rPr>
             <w:rStyle w:val="Hyperlink"/>
@@ -6154,7 +6310,7 @@
       <w:r>
         <w:t xml:space="preserve"> </w:t>
       </w:r>
-      <w:hyperlink r:id="rId63">
+      <w:hyperlink r:id="rId66">
         <w:r>
           <w:rPr>
             <w:rStyle w:val="Hyperlink"/>
@@ -6190,7 +6346,7 @@
       <w:r>
         <w:t xml:space="preserve"> </w:t>
       </w:r>
-      <w:hyperlink r:id="rId64">
+      <w:hyperlink r:id="rId67">
         <w:r>
           <w:rPr>
             <w:rStyle w:val="Hyperlink"/>
@@ -6229,7 +6385,7 @@
       <w:r>
         <w:t xml:space="preserve"> </w:t>
       </w:r>
-      <w:hyperlink r:id="rId65">
+      <w:hyperlink r:id="rId68">
         <w:r>
           <w:rPr>
             <w:rStyle w:val="Hyperlink"/>
@@ -6258,7 +6414,7 @@
       <w:r>
         <w:t xml:space="preserve"> </w:t>
       </w:r>
-      <w:hyperlink r:id="rId66">
+      <w:hyperlink r:id="rId69">
         <w:r>
           <w:rPr>
             <w:rStyle w:val="Hyperlink"/>
@@ -6297,7 +6453,7 @@
       <w:r>
         <w:t xml:space="preserve"> </w:t>
       </w:r>
-      <w:hyperlink r:id="rId67">
+      <w:hyperlink r:id="rId70">
         <w:r>
           <w:rPr>
             <w:rStyle w:val="Hyperlink"/>
@@ -6368,7 +6524,7 @@
       <w:r>
         <w:t xml:space="preserve"> </w:t>
       </w:r>
-      <w:hyperlink r:id="rId68">
+      <w:hyperlink r:id="rId71">
         <w:r>
           <w:rPr>
             <w:rStyle w:val="Hyperlink"/>
@@ -6390,8 +6546,8 @@
         <w:t xml:space="preserve">Приложения В «Информация для пациента» в копии нет; правило «при таких схватках — в роддом» выведено автором из определения начала родов — проверить врачу.</w:t>
       </w:r>
     </w:p>
-    <w:bookmarkEnd w:id="69"/>
-    <w:bookmarkEnd w:id="70"/>
+    <w:bookmarkEnd w:id="72"/>
+    <w:bookmarkEnd w:id="73"/>
     <w:sectPr/>
   </w:body>
 </w:document>

--- a/themes/appendices/appendices draft.docx
+++ b/themes/appendices/appendices draft.docx
@@ -2,7 +2,7 @@
 <file path=word/document.xml><?xml version="1.0" encoding="utf-8"?>
 <w:document xmlns:w="http://schemas.openxmlformats.org/wordprocessingml/2006/main" xmlns:m="http://schemas.openxmlformats.org/officeDocument/2006/math" xmlns:r="http://schemas.openxmlformats.org/officeDocument/2006/relationships" xmlns:o="urn:schemas-microsoft-com:office:office" xmlns:v="urn:schemas-microsoft-com:vml" xmlns:w10="urn:schemas-microsoft-com:office:word" xmlns:a="http://schemas.openxmlformats.org/drawingml/2006/main" xmlns:pic="http://schemas.openxmlformats.org/drawingml/2006/picture" xmlns:wp="http://schemas.openxmlformats.org/drawingml/2006/wordprocessingDrawing">
   <w:body>
-    <w:bookmarkStart w:id="73" w:name="приложения"/>
+    <w:bookmarkStart w:id="70" w:name="приложения"/>
     <w:p>
       <w:pPr>
         <w:pStyle w:val="Heading1"/>
@@ -3852,7 +3852,7 @@
     </w:p>
     <w:bookmarkEnd w:id="22"/>
     <w:bookmarkEnd w:id="23"/>
-    <w:bookmarkStart w:id="52" w:name="X941d5f4642def1eac37707043d74df09cf9a56a"/>
+    <w:bookmarkStart w:id="49" w:name="X941d5f4642def1eac37707043d74df09cf9a56a"/>
     <w:p>
       <w:pPr>
         <w:pStyle w:val="Heading2"/>
@@ -4413,7 +4413,7 @@
     </w:p>
     <w:bookmarkEnd w:id="35"/>
     <w:bookmarkEnd w:id="36"/>
-    <w:bookmarkStart w:id="42" w:name="лекарства-список-проверка-инструкция"/>
+    <w:bookmarkStart w:id="43" w:name="лекарства-список-проверка-инструкция"/>
     <w:p>
       <w:pPr>
         <w:pStyle w:val="Heading3"/>
@@ -5001,23 +5001,13 @@
       </w:r>
     </w:p>
     <w:bookmarkEnd w:id="41"/>
-    <w:bookmarkEnd w:id="42"/>
-    <w:bookmarkStart w:id="51" w:name="слова-о-риске-и-исследованиях"/>
-    <w:p>
-      <w:pPr>
-        <w:pStyle w:val="Heading3"/>
-      </w:pPr>
-      <w:r>
-        <w:t xml:space="preserve">Слова о риске и исследованиях</w:t>
-      </w:r>
-    </w:p>
-    <w:bookmarkStart w:id="43" w:name="клинический-что-это-значит"/>
+    <w:bookmarkStart w:id="42" w:name="натуральное-значит-ли-это-что-безопасно"/>
     <w:p>
       <w:pPr>
         <w:pStyle w:val="Heading4"/>
       </w:pPr>
       <w:r>
-        <w:t xml:space="preserve">«Клинический»: что это значит</w:t>
+        <w:t xml:space="preserve">«Натуральное»: значит ли это, что безопасно</w:t>
       </w:r>
     </w:p>
     <w:p>
@@ -5035,46 +5025,114 @@
         <w:t xml:space="preserve"> </w:t>
       </w:r>
       <w:r>
-        <w:t xml:space="preserve">«Клинический» — относящийся к осмотру и лечению людей. Клинические рекомендации — официальные документы о том, как обследовать и лечить определённое состояние: их составляют медицинские профессиональные общества и одобряет Минздрав России, по ним работают врачи и на них опирается эта книга. Клиническое исследование — исследование лекарства или способа лечения с участием людей. Клинический анализ крови — то же, что общий анализ крови.</w:t>
-      </w:r>
-    </w:p>
-    <w:bookmarkEnd w:id="43"/>
-    <w:bookmarkStart w:id="44" w:name="X7b8acd29e22abf05d6a885219bb78f9f5de3234"/>
-    <w:p>
-      <w:pPr>
-        <w:pStyle w:val="Heading4"/>
-      </w:pPr>
-      <w:r>
-        <w:t xml:space="preserve">«Исследование показало», «учёные доказали»: насколько этому верить</w:t>
-      </w:r>
-    </w:p>
-    <w:p>
-      <w:pPr>
-        <w:pStyle w:val="FirstParagraph"/>
+        <w:t xml:space="preserve">Нет. Растение — это набор действующих веществ в неизвестной концентрации. У лекарства доза стандартная и проверенная, а в травяном сборе количество вещества зависит от сырья, места и времени сбора, способа заваривания. Бывает, что в средстве находят вещество, которого там быть не должно.</w:t>
+      </w:r>
+    </w:p>
+    <w:p>
+      <w:pPr>
+        <w:pStyle w:val="BodyText"/>
       </w:pPr>
       <w:r>
         <w:rPr>
           <w:bCs/>
           <w:b/>
         </w:rPr>
-        <w:t xml:space="preserve">Что это значит.</w:t>
-      </w:r>
-      <w:r>
-        <w:t xml:space="preserve"> </w:t>
-      </w:r>
-      <w:r>
-        <w:t xml:space="preserve">Одно исследование — только часть картины. Опыты на животных показывают не то же самое, что наблюдения за людьми. Надёжнее всего клинические рекомендации: они обобщают результаты многих исследований.</w:t>
+        <w:t xml:space="preserve">Что делать.</w:t>
+      </w:r>
+      <w:r>
+        <w:t xml:space="preserve"> </w:t>
+      </w:r>
+      <w:r>
+        <w:t xml:space="preserve">Травы, чаи и добавки обсуждайте с врачом так же, как лекарства, и записывайте их в свой список лекарств.</w:t>
       </w:r>
     </w:p>
     <w:p>
       <w:pPr>
         <w:pStyle w:val="BodyText"/>
+      </w:pPr>
+      <w:r>
+        <w:rPr>
+          <w:iCs/>
+          <w:i/>
+        </w:rPr>
+        <w:t xml:space="preserve">Подробнее: Тема 7, раздел 7.12.</w:t>
+      </w:r>
+    </w:p>
+    <w:bookmarkEnd w:id="42"/>
+    <w:bookmarkEnd w:id="43"/>
+    <w:bookmarkStart w:id="48" w:name="исследования-рекомендации-фактор-риска"/>
+    <w:p>
+      <w:pPr>
+        <w:pStyle w:val="Heading3"/>
+      </w:pPr>
+      <w:r>
+        <w:t xml:space="preserve">Исследования, рекомендации, фактор риска</w:t>
+      </w:r>
+    </w:p>
+    <w:bookmarkStart w:id="44" w:name="клинический-что-это-значит"/>
+    <w:p>
+      <w:pPr>
+        <w:pStyle w:val="Heading4"/>
+      </w:pPr>
+      <w:r>
+        <w:t xml:space="preserve">«Клинический»: что это значит</w:t>
+      </w:r>
+    </w:p>
+    <w:p>
+      <w:pPr>
+        <w:pStyle w:val="FirstParagraph"/>
       </w:pPr>
       <w:r>
         <w:rPr>
           <w:bCs/>
           <w:b/>
         </w:rPr>
+        <w:t xml:space="preserve">Что это значит.</w:t>
+      </w:r>
+      <w:r>
+        <w:t xml:space="preserve"> </w:t>
+      </w:r>
+      <w:r>
+        <w:t xml:space="preserve">«Клинический» — относящийся к осмотру и лечению людей. Клинические рекомендации — официальные документы о том, как обследовать и лечить определённое состояние: их составляют медицинские профессиональные общества и одобряет Минздрав России, по ним работают врачи и на них опирается эта книга. Клиническое исследование — исследование лекарства или способа лечения с участием людей. Клинический анализ крови — то же, что общий анализ крови.</w:t>
+      </w:r>
+    </w:p>
+    <w:bookmarkEnd w:id="44"/>
+    <w:bookmarkStart w:id="45" w:name="X7b8acd29e22abf05d6a885219bb78f9f5de3234"/>
+    <w:p>
+      <w:pPr>
+        <w:pStyle w:val="Heading4"/>
+      </w:pPr>
+      <w:r>
+        <w:t xml:space="preserve">«Исследование показало», «учёные доказали»: насколько этому верить</w:t>
+      </w:r>
+    </w:p>
+    <w:p>
+      <w:pPr>
+        <w:pStyle w:val="FirstParagraph"/>
+      </w:pPr>
+      <w:r>
+        <w:rPr>
+          <w:bCs/>
+          <w:b/>
+        </w:rPr>
+        <w:t xml:space="preserve">Что это значит.</w:t>
+      </w:r>
+      <w:r>
+        <w:t xml:space="preserve"> </w:t>
+      </w:r>
+      <w:r>
+        <w:t xml:space="preserve">Одно исследование — только часть картины. Опыты на животных показывают не то же самое, что наблюдения за людьми. Надёжнее всего клинические рекомендации: они обобщают результаты многих исследований.</w:t>
+      </w:r>
+    </w:p>
+    <w:p>
+      <w:pPr>
+        <w:pStyle w:val="BodyText"/>
+      </w:pPr>
+      <w:r>
+        <w:rPr>
+          <w:bCs/>
+          <w:b/>
+        </w:rPr>
         <w:t xml:space="preserve">Что делать.</w:t>
       </w:r>
       <w:r>
@@ -5096,8 +5154,8 @@
         <w:t xml:space="preserve">Подробнее: Тема 7, раздел 7.1; Приложение 3.</w:t>
       </w:r>
     </w:p>
-    <w:bookmarkEnd w:id="44"/>
-    <w:bookmarkStart w:id="45" w:name="буквы-a-b-c-в-клинических-рекомендациях"/>
+    <w:bookmarkEnd w:id="45"/>
+    <w:bookmarkStart w:id="46" w:name="буквы-a-b-c-в-клинических-рекомендациях"/>
     <w:p>
       <w:pPr>
         <w:pStyle w:val="Heading4"/>
@@ -5136,14 +5194,14 @@
         <w:t xml:space="preserve">Подробнее: Тема 7, раздел 7.10.</w:t>
       </w:r>
     </w:p>
-    <w:bookmarkEnd w:id="45"/>
-    <w:bookmarkStart w:id="46" w:name="натуральное-значит-ли-это-что-безопасно"/>
+    <w:bookmarkEnd w:id="46"/>
+    <w:bookmarkStart w:id="47" w:name="X7666b021d486d6891863397c3425f88c3591cba"/>
     <w:p>
       <w:pPr>
         <w:pStyle w:val="Heading4"/>
       </w:pPr>
       <w:r>
-        <w:t xml:space="preserve">«Натуральное»: значит ли это, что безопасно</w:t>
+        <w:t xml:space="preserve">«Фактор риска»: значит ли это, что осложнение будет</w:t>
       </w:r>
     </w:p>
     <w:p>
@@ -5161,25 +5219,7 @@
         <w:t xml:space="preserve"> </w:t>
       </w:r>
       <w:r>
-        <w:t xml:space="preserve">Нет. Растение — это набор действующих веществ в неизвестной концентрации. У лекарства доза стандартная и проверенная, а в травяном сборе количество вещества зависит от сырья, места и времени сбора, способа заваривания. Бывает, что в средстве находят вещество, которого там быть не должно.</w:t>
-      </w:r>
-    </w:p>
-    <w:p>
-      <w:pPr>
-        <w:pStyle w:val="BodyText"/>
-      </w:pPr>
-      <w:r>
-        <w:rPr>
-          <w:bCs/>
-          <w:b/>
-        </w:rPr>
-        <w:t xml:space="preserve">Что делать.</w:t>
-      </w:r>
-      <w:r>
-        <w:t xml:space="preserve"> </w:t>
-      </w:r>
-      <w:r>
-        <w:t xml:space="preserve">Травы, чаи и добавки обсуждайте с врачом так же, как лекарства, и записывайте их в свой список лекарств.</w:t>
+        <w:t xml:space="preserve">Нет. Фактор риска говорит, у кого осложнение встречается чаще, но не говорит, будет ли оно у вас. Врачу он помогает решить, за чем следить внимательнее и нужна ли профилактика.</w:t>
       </w:r>
     </w:p>
     <w:p>
@@ -5191,188 +5231,7 @@
           <w:iCs/>
           <w:i/>
         </w:rPr>
-        <w:t xml:space="preserve">Подробнее: Тема 7, раздел 7.12.</w:t>
-      </w:r>
-    </w:p>
-    <w:bookmarkEnd w:id="46"/>
-    <w:bookmarkStart w:id="47" w:name="X7666b021d486d6891863397c3425f88c3591cba"/>
-    <w:p>
-      <w:pPr>
-        <w:pStyle w:val="Heading4"/>
-      </w:pPr>
-      <w:r>
-        <w:t xml:space="preserve">«Фактор риска»: значит ли это, что осложнение будет</w:t>
-      </w:r>
-    </w:p>
-    <w:p>
-      <w:pPr>
-        <w:pStyle w:val="FirstParagraph"/>
-      </w:pPr>
-      <w:r>
-        <w:rPr>
-          <w:bCs/>
-          <w:b/>
-        </w:rPr>
-        <w:t xml:space="preserve">Что это значит.</w:t>
-      </w:r>
-      <w:r>
-        <w:t xml:space="preserve"> </w:t>
-      </w:r>
-      <w:r>
-        <w:t xml:space="preserve">Нет. Фактор риска говорит, у кого осложнение встречается чаще, но не говорит, будет ли оно у вас. Врачу он помогает решить, за чем следить внимательнее и нужна ли профилактика.</w:t>
-      </w:r>
-    </w:p>
-    <w:p>
-      <w:pPr>
-        <w:pStyle w:val="BodyText"/>
-      </w:pPr>
-      <w:r>
-        <w:rPr>
-          <w:iCs/>
-          <w:i/>
-        </w:rPr>
         <w:t xml:space="preserve">Подробнее: Тема 10, раздел 10.2; Ориентационный раздел, раздел 2.</w:t>
-      </w:r>
-    </w:p>
-    <w:bookmarkEnd w:id="47"/>
-    <w:bookmarkStart w:id="48" w:name="Xedda6fa5a763c70bd0f606085b4d5a63905698a"/>
-    <w:p>
-      <w:pPr>
-        <w:pStyle w:val="Heading4"/>
-      </w:pPr>
-      <w:r>
-        <w:t xml:space="preserve">«Связано с»: значит ли это, что одно вызвало другое</w:t>
-      </w:r>
-    </w:p>
-    <w:p>
-      <w:pPr>
-        <w:pStyle w:val="FirstParagraph"/>
-      </w:pPr>
-      <w:r>
-        <w:rPr>
-          <w:bCs/>
-          <w:b/>
-        </w:rPr>
-        <w:t xml:space="preserve">Что это значит.</w:t>
-      </w:r>
-      <w:r>
-        <w:t xml:space="preserve"> </w:t>
-      </w:r>
-      <w:r>
-        <w:t xml:space="preserve">Не обязательно. Если два события случились одно за другим, первое не обязательно вызвало второе. Нужно знать, как часто то же самое бывает и без него. Например, даже без всяких лекарств примерно у четырёх детей из ста бывает крупный порок развития, а около шестнадцати известных беременностей из ста заканчиваются выкидышем. Если этого не знать, любое совпадение по времени кажется причиной.</w:t>
-      </w:r>
-    </w:p>
-    <w:p>
-      <w:pPr>
-        <w:pStyle w:val="BodyText"/>
-      </w:pPr>
-      <w:r>
-        <w:rPr>
-          <w:iCs/>
-          <w:i/>
-        </w:rPr>
-        <w:t xml:space="preserve">Подробнее: Тема 7, раздел 7.16.</w:t>
-      </w:r>
-    </w:p>
-    <w:bookmarkEnd w:id="48"/>
-    <w:bookmarkStart w:id="49" w:name="риск-вырос-в-два-раза-много-это-или-мало"/>
-    <w:p>
-      <w:pPr>
-        <w:pStyle w:val="Heading4"/>
-      </w:pPr>
-      <w:r>
-        <w:t xml:space="preserve">«Риск вырос в два раза»: много это или мало</w:t>
-      </w:r>
-    </w:p>
-    <w:p>
-      <w:pPr>
-        <w:pStyle w:val="FirstParagraph"/>
-      </w:pPr>
-      <w:r>
-        <w:rPr>
-          <w:bCs/>
-          <w:b/>
-        </w:rPr>
-        <w:t xml:space="preserve">Что это значит.</w:t>
-      </w:r>
-      <w:r>
-        <w:t xml:space="preserve"> </w:t>
-      </w:r>
-      <w:r>
-        <w:t xml:space="preserve">Зависит от того, каким риск был сначала. Если он был один на десять тысяч, то в два раза больше — два на десять тысяч. Если он был один из ста — два из ста.</w:t>
-      </w:r>
-    </w:p>
-    <w:p>
-      <w:pPr>
-        <w:pStyle w:val="BodyText"/>
-      </w:pPr>
-      <w:r>
-        <w:rPr>
-          <w:bCs/>
-          <w:b/>
-        </w:rPr>
-        <w:t xml:space="preserve">Что делать.</w:t>
-      </w:r>
-      <w:r>
-        <w:t xml:space="preserve"> </w:t>
-      </w:r>
-      <w:r>
-        <w:t xml:space="preserve">Когда читаете «в два раза» или «на 50 %», ищите или спрашивайте, сколько это случаев на сто или на тысячу женщин.</w:t>
-      </w:r>
-    </w:p>
-    <w:bookmarkEnd w:id="49"/>
-    <w:bookmarkStart w:id="50" w:name="может-обычно-редко-как-их-читать"/>
-    <w:p>
-      <w:pPr>
-        <w:pStyle w:val="Heading4"/>
-      </w:pPr>
-      <w:r>
-        <w:t xml:space="preserve">«Может», «обычно», «редко»: как их читать</w:t>
-      </w:r>
-    </w:p>
-    <w:p>
-      <w:pPr>
-        <w:pStyle w:val="FirstParagraph"/>
-      </w:pPr>
-      <w:r>
-        <w:rPr>
-          <w:bCs/>
-          <w:b/>
-        </w:rPr>
-        <w:t xml:space="preserve">Что это значит.</w:t>
-      </w:r>
-      <w:r>
-        <w:t xml:space="preserve"> </w:t>
-      </w:r>
-      <w:r>
-        <w:t xml:space="preserve">В медицинских текстах эти слова выбирают точно. «Может вызывать» — так бывает, но не обязательно и не у всех. «Обычно» — в большинстве случаев, но бывают исключения. «Редко» — бывает, но нечасто. Не читайте «может» как «обязательно будет», а «обычно» — как «всегда».</w:t>
-      </w:r>
-    </w:p>
-    <w:p>
-      <w:pPr>
-        <w:pStyle w:val="BodyText"/>
-      </w:pPr>
-      <w:r>
-        <w:rPr>
-          <w:iCs/>
-          <w:i/>
-        </w:rPr>
-        <w:t xml:space="preserve">В HTML «Скачать бланк» и ссылки на сайты — кнопки (</w:t>
-      </w:r>
-      <w:r>
-        <w:rPr>
-          <w:rStyle w:val="VerbatimChar"/>
-          <w:iCs/>
-          <w:i/>
-        </w:rPr>
-        <w:t xml:space="preserve">editorial/html-navigaciya.md</w:t>
-      </w:r>
-      <w:r>
-        <w:rPr>
-          <w:iCs/>
-          <w:i/>
-        </w:rPr>
-        <w:t xml:space="preserve">). В печатной книге вместо кнопки «Скачать» — бланк на отдельной странице.</w:t>
       </w:r>
     </w:p>
     <w:p>
@@ -5382,10 +5241,10 @@
         </w:pict>
       </w:r>
     </w:p>
-    <w:bookmarkEnd w:id="50"/>
-    <w:bookmarkEnd w:id="51"/>
-    <w:bookmarkEnd w:id="52"/>
-    <w:bookmarkStart w:id="57" w:name="Xb62fd9ba10e8ec62d6e5bd6aed64a9d3d272b4b"/>
+    <w:bookmarkEnd w:id="47"/>
+    <w:bookmarkEnd w:id="48"/>
+    <w:bookmarkEnd w:id="49"/>
+    <w:bookmarkStart w:id="54" w:name="Xb62fd9ba10e8ec62d6e5bd6aed64a9d3d272b4b"/>
     <w:p>
       <w:pPr>
         <w:pStyle w:val="Heading2"/>
@@ -5402,7 +5261,7 @@
         <w:t xml:space="preserve">Если вас беспокоит самочувствие, сначала найдите, что вы заметили, в Приложении 1. Если там указан Раздел 0, действуйте по нему и не тратьте время на поиск в интернете.</w:t>
       </w:r>
     </w:p>
-    <w:bookmarkStart w:id="53" w:name="где-искать"/>
+    <w:bookmarkStart w:id="50" w:name="где-искать"/>
     <w:p>
       <w:pPr>
         <w:pStyle w:val="Heading3"/>
@@ -5471,8 +5330,8 @@
         <w:t xml:space="preserve">Сайты Минздрава, государственных больниц и медицинских университетов.</w:t>
       </w:r>
     </w:p>
-    <w:bookmarkEnd w:id="53"/>
-    <w:bookmarkStart w:id="54" w:name="можно-ли-верить-тексту-четыре-вопроса"/>
+    <w:bookmarkEnd w:id="50"/>
+    <w:bookmarkStart w:id="51" w:name="можно-ли-верить-тексту-четыре-вопроса"/>
     <w:p>
       <w:pPr>
         <w:pStyle w:val="Heading3"/>
@@ -5585,8 +5444,8 @@
         <w:t xml:space="preserve">Проще всего проверить текст с помощью искусственного интеллекта — запрос 1 ниже.</w:t>
       </w:r>
     </w:p>
-    <w:bookmarkEnd w:id="54"/>
-    <w:bookmarkStart w:id="55" w:name="X54e1ce5fb484e8f6b2bd7dfc576df146fdb1d72"/>
+    <w:bookmarkEnd w:id="51"/>
+    <w:bookmarkStart w:id="52" w:name="X54e1ce5fb484e8f6b2bd7dfc576df146fdb1d72"/>
     <w:p>
       <w:pPr>
         <w:pStyle w:val="Heading3"/>
@@ -5651,8 +5510,8 @@
         <w:t xml:space="preserve">Если то, что вы заметили, есть в Разделе 0, не спрашивайте ИИ: звоните 103 или 112 или поезжайте в роддом. Если появились мысли причинить вред себе или ребёнку, — Раздел 0, пункт 0.17.</w:t>
       </w:r>
     </w:p>
-    <w:bookmarkEnd w:id="55"/>
-    <w:bookmarkStart w:id="56" w:name="готовые-запросы-для-ии"/>
+    <w:bookmarkEnd w:id="52"/>
+    <w:bookmarkStart w:id="53" w:name="готовые-запросы-для-ии"/>
     <w:p>
       <w:pPr>
         <w:pStyle w:val="Heading3"/>
@@ -5836,70 +5695,70 @@
         </w:pict>
       </w:r>
     </w:p>
+    <w:bookmarkEnd w:id="53"/>
+    <w:bookmarkEnd w:id="54"/>
+    <w:bookmarkStart w:id="60" w:name="приложение-4.-как-проверить-лекарство"/>
+    <w:p>
+      <w:pPr>
+        <w:pStyle w:val="Heading2"/>
+      </w:pPr>
+      <w:r>
+        <w:t xml:space="preserve">Приложение 4. Как проверить лекарство</w:t>
+      </w:r>
+    </w:p>
+    <w:p>
+      <w:pPr>
+        <w:pStyle w:val="FirstParagraph"/>
+      </w:pPr>
+      <w:r>
+        <w:t xml:space="preserve">Если вы сомневаетесь, можно ли вам лекарство, витамин или травяной чай, сделайте три шага.</w:t>
+      </w:r>
+    </w:p>
+    <w:bookmarkStart w:id="55" w:name="шаг-1.-посмотрите-на-упаковку"/>
+    <w:p>
+      <w:pPr>
+        <w:pStyle w:val="Heading3"/>
+      </w:pPr>
+      <w:r>
+        <w:t xml:space="preserve">Шаг 1. Посмотрите на упаковку</w:t>
+      </w:r>
+    </w:p>
+    <w:p>
+      <w:pPr>
+        <w:pStyle w:val="FirstParagraph"/>
+      </w:pPr>
+      <w:r>
+        <w:t xml:space="preserve">Найдите действующее вещество — оно написано мелким шрифтом под названием. Запомните или сфотографируйте его. По действующему веществу видно, не принимаете ли вы одно и то же в двух разных средствах: например, парацетамол бывает и в таблетках от температуры, и в порошках от простуды, и дозы складываются (Тема 7, раздел 7.3).</w:t>
+      </w:r>
+    </w:p>
+    <w:bookmarkEnd w:id="55"/>
+    <w:bookmarkStart w:id="56" w:name="шаг-2.-спросите-ии"/>
+    <w:p>
+      <w:pPr>
+        <w:pStyle w:val="Heading3"/>
+      </w:pPr>
+      <w:r>
+        <w:t xml:space="preserve">Шаг 2. Спросите ИИ</w:t>
+      </w:r>
+    </w:p>
+    <w:p>
+      <w:pPr>
+        <w:pStyle w:val="FirstParagraph"/>
+      </w:pPr>
+      <w:r>
+        <w:t xml:space="preserve">Это необязательный шаг: он поможет понять, что спросить у врача. Скопируйте запрос целиком и впишите своё вместо пропусков.</w:t>
+      </w:r>
+    </w:p>
+    <w:p>
+      <w:pPr>
+        <w:pStyle w:val="BlockText"/>
+      </w:pPr>
+      <w:r>
+        <w:t xml:space="preserve">Я беременна, срок ___ недель. Можно ли мне лекарство ___ (название с упаковки)? Кроме него я принимаю: ___ (или «ничего»). Назови действующее вещество. Перескажи, что сказано о беременности в официальной российской инструкции к этому лекарству. Проверь, нет ли того же вещества в других средствах, которые я принимаю. Объясни, насколько это лекарство изучено при беременности и есть ли лучше изученные средства для той же цели. Отвечай по клиническим рекомендациям Минздрава России, официальной инструкции из Государственного реестра лекарственных средств и документам ВОЗ; к главным утверждениям дай ссылки. Если не можешь открыть источник или у тебя нет доступа к интернету, скажи об этом прямо и не придумывай ссылки и цифры. Отдели то, что известно точно, от того, где данных мало. Не ставь диагноз, не подбирай дозу, не советуй отменять то, что назначил врач. Если есть признаки, при которых нужна срочная помощь, назови их первыми (скорая в России — 103 или 112). В конце дай 3–5 вопросов для моего врача. Пиши просто и объясняй медицинские слова.</w:t>
+      </w:r>
+    </w:p>
     <w:bookmarkEnd w:id="56"/>
-    <w:bookmarkEnd w:id="57"/>
-    <w:bookmarkStart w:id="63" w:name="приложение-4.-как-проверить-лекарство"/>
-    <w:p>
-      <w:pPr>
-        <w:pStyle w:val="Heading2"/>
-      </w:pPr>
-      <w:r>
-        <w:t xml:space="preserve">Приложение 4. Как проверить лекарство</w:t>
-      </w:r>
-    </w:p>
-    <w:p>
-      <w:pPr>
-        <w:pStyle w:val="FirstParagraph"/>
-      </w:pPr>
-      <w:r>
-        <w:t xml:space="preserve">Если вы сомневаетесь, можно ли вам лекарство, витамин или травяной чай, сделайте три шага.</w:t>
-      </w:r>
-    </w:p>
-    <w:bookmarkStart w:id="58" w:name="шаг-1.-посмотрите-на-упаковку"/>
-    <w:p>
-      <w:pPr>
-        <w:pStyle w:val="Heading3"/>
-      </w:pPr>
-      <w:r>
-        <w:t xml:space="preserve">Шаг 1. Посмотрите на упаковку</w:t>
-      </w:r>
-    </w:p>
-    <w:p>
-      <w:pPr>
-        <w:pStyle w:val="FirstParagraph"/>
-      </w:pPr>
-      <w:r>
-        <w:t xml:space="preserve">Найдите действующее вещество — оно написано мелким шрифтом под названием. Запомните или сфотографируйте его. По действующему веществу видно, не принимаете ли вы одно и то же в двух разных средствах: например, парацетамол бывает и в таблетках от температуры, и в порошках от простуды, и дозы складываются (Тема 7, раздел 7.3).</w:t>
-      </w:r>
-    </w:p>
-    <w:bookmarkEnd w:id="58"/>
-    <w:bookmarkStart w:id="59" w:name="шаг-2.-спросите-ии"/>
-    <w:p>
-      <w:pPr>
-        <w:pStyle w:val="Heading3"/>
-      </w:pPr>
-      <w:r>
-        <w:t xml:space="preserve">Шаг 2. Спросите ИИ</w:t>
-      </w:r>
-    </w:p>
-    <w:p>
-      <w:pPr>
-        <w:pStyle w:val="FirstParagraph"/>
-      </w:pPr>
-      <w:r>
-        <w:t xml:space="preserve">Это необязательный шаг: он поможет понять, что спросить у врача. Скопируйте запрос целиком и впишите своё вместо пропусков.</w:t>
-      </w:r>
-    </w:p>
-    <w:p>
-      <w:pPr>
-        <w:pStyle w:val="BlockText"/>
-      </w:pPr>
-      <w:r>
-        <w:t xml:space="preserve">Я беременна, срок ___ недель. Можно ли мне лекарство ___ (название с упаковки)? Кроме него я принимаю: ___ (или «ничего»). Назови действующее вещество. Перескажи, что сказано о беременности в официальной российской инструкции к этому лекарству. Проверь, нет ли того же вещества в других средствах, которые я принимаю. Объясни, насколько это лекарство изучено при беременности и есть ли лучше изученные средства для той же цели. Отвечай по клиническим рекомендациям Минздрава России, официальной инструкции из Государственного реестра лекарственных средств и документам ВОЗ; к главным утверждениям дай ссылки. Если не можешь открыть источник или у тебя нет доступа к интернету, скажи об этом прямо и не придумывай ссылки и цифры. Отдели то, что известно точно, от того, где данных мало. Не ставь диагноз, не подбирай дозу, не советуй отменять то, что назначил врач. Если есть признаки, при которых нужна срочная помощь, назови их первыми (скорая в России — 103 или 112). В конце дай 3–5 вопросов для моего врача. Пиши просто и объясняй медицинские слова.</w:t>
-      </w:r>
-    </w:p>
-    <w:bookmarkEnd w:id="59"/>
-    <w:bookmarkStart w:id="60" w:name="шаг-3.-спросите-врача"/>
+    <w:bookmarkStart w:id="57" w:name="шаг-3.-спросите-врача"/>
     <w:p>
       <w:pPr>
         <w:pStyle w:val="Heading3"/>
@@ -5964,8 +5823,8 @@
         <w:t xml:space="preserve">Если врач назначил лекарство, а в инструкции написано «противопоказано при беременности», не отменяйте его сами — спросите врача, почему оно назначено (Приложение 2).</w:t>
       </w:r>
     </w:p>
-    <w:bookmarkEnd w:id="60"/>
-    <w:bookmarkStart w:id="61" w:name="если-лекарство-уже-приняли"/>
+    <w:bookmarkEnd w:id="57"/>
+    <w:bookmarkStart w:id="58" w:name="если-лекарство-уже-приняли"/>
     <w:p>
       <w:pPr>
         <w:pStyle w:val="Heading3"/>
@@ -6050,8 +5909,8 @@
         <w:t xml:space="preserve">Я беременна, срок ___ недель. Я уже приняла ___ (название лекарства, сколько и когда). Что известно о приёме этого лекарства на моём сроке? Сравни с тем, как часто такие же исходы бывают при беременности и без лекарства. Что мне сделать сейчас и что сказать врачу? Отвечай по клиническим рекомендациям Минздрава России, официальной инструкции из Государственного реестра лекарственных средств и документам ВОЗ; к главным утверждениям дай ссылки. Если не можешь открыть источник или у тебя нет доступа к интернету, скажи об этом прямо и не придумывай ссылки и цифры. Отдели то, что известно точно, от того, где данных мало. Не ставь диагноз, не подбирай дозу, не советуй отменять то, что назначил врач. Если есть признаки, при которых нужна срочная помощь, назови их первыми (скорая в России — 103 или 112). В конце дай 3–5 вопросов для моего врача. Пиши просто и объясняй медицинские слова.</w:t>
       </w:r>
     </w:p>
-    <w:bookmarkEnd w:id="61"/>
-    <w:bookmarkStart w:id="62" w:name="если-хотите-проверить-сами"/>
+    <w:bookmarkEnd w:id="58"/>
+    <w:bookmarkStart w:id="59" w:name="если-хотите-проверить-сами"/>
     <w:p>
       <w:pPr>
         <w:pStyle w:val="Heading3"/>
@@ -6181,9 +6040,9 @@
         </w:pict>
       </w:r>
     </w:p>
-    <w:bookmarkEnd w:id="62"/>
-    <w:bookmarkEnd w:id="63"/>
-    <w:bookmarkStart w:id="72" w:name="клинические-и-научные-источники"/>
+    <w:bookmarkEnd w:id="59"/>
+    <w:bookmarkEnd w:id="60"/>
+    <w:bookmarkStart w:id="69" w:name="клинические-и-научные-источники"/>
     <w:p>
       <w:pPr>
         <w:pStyle w:val="Heading2"/>
@@ -6226,7 +6085,7 @@
       <w:r>
         <w:t xml:space="preserve"> </w:t>
       </w:r>
-      <w:hyperlink r:id="rId64">
+      <w:hyperlink r:id="rId61">
         <w:r>
           <w:rPr>
             <w:rStyle w:val="Hyperlink"/>
@@ -6274,7 +6133,7 @@
       <w:r>
         <w:t xml:space="preserve"> </w:t>
       </w:r>
-      <w:hyperlink r:id="rId65">
+      <w:hyperlink r:id="rId62">
         <w:r>
           <w:rPr>
             <w:rStyle w:val="Hyperlink"/>
@@ -6310,7 +6169,7 @@
       <w:r>
         <w:t xml:space="preserve"> </w:t>
       </w:r>
-      <w:hyperlink r:id="rId66">
+      <w:hyperlink r:id="rId63">
         <w:r>
           <w:rPr>
             <w:rStyle w:val="Hyperlink"/>
@@ -6346,7 +6205,7 @@
       <w:r>
         <w:t xml:space="preserve"> </w:t>
       </w:r>
-      <w:hyperlink r:id="rId67">
+      <w:hyperlink r:id="rId64">
         <w:r>
           <w:rPr>
             <w:rStyle w:val="Hyperlink"/>
@@ -6385,7 +6244,7 @@
       <w:r>
         <w:t xml:space="preserve"> </w:t>
       </w:r>
-      <w:hyperlink r:id="rId68">
+      <w:hyperlink r:id="rId65">
         <w:r>
           <w:rPr>
             <w:rStyle w:val="Hyperlink"/>
@@ -6414,7 +6273,7 @@
       <w:r>
         <w:t xml:space="preserve"> </w:t>
       </w:r>
-      <w:hyperlink r:id="rId69">
+      <w:hyperlink r:id="rId66">
         <w:r>
           <w:rPr>
             <w:rStyle w:val="Hyperlink"/>
@@ -6453,7 +6312,7 @@
       <w:r>
         <w:t xml:space="preserve"> </w:t>
       </w:r>
-      <w:hyperlink r:id="rId70">
+      <w:hyperlink r:id="rId67">
         <w:r>
           <w:rPr>
             <w:rStyle w:val="Hyperlink"/>
@@ -6524,7 +6383,7 @@
       <w:r>
         <w:t xml:space="preserve"> </w:t>
       </w:r>
-      <w:hyperlink r:id="rId71">
+      <w:hyperlink r:id="rId68">
         <w:r>
           <w:rPr>
             <w:rStyle w:val="Hyperlink"/>
@@ -6546,8 +6405,8 @@
         <w:t xml:space="preserve">Приложения В «Информация для пациента» в копии нет; правило «при таких схватках — в роддом» выведено автором из определения начала родов — проверить врачу.</w:t>
       </w:r>
     </w:p>
-    <w:bookmarkEnd w:id="72"/>
-    <w:bookmarkEnd w:id="73"/>
+    <w:bookmarkEnd w:id="69"/>
+    <w:bookmarkEnd w:id="70"/>
     <w:sectPr/>
   </w:body>
 </w:document>

--- a/themes/appendices/appendices draft.docx
+++ b/themes/appendices/appendices draft.docx
@@ -5289,7 +5289,7 @@
         <w:t xml:space="preserve"> </w:t>
       </w:r>
       <w:r>
-        <w:t xml:space="preserve">— документы, по которым врачи обследуют и лечат (что такое клинические рекомендации — Приложение 2). Они собраны на сайте cr.minzdrav.gov.ru: найдите нужную по названию болезни или состояния. В конце многих рекомендаций есть Приложение В «Информация для пациента» — оно написано для тех, у кого нет медицинского образования.</w:t>
+        <w:t xml:space="preserve">— официальные документы о том, как обследовать и лечить болезни и состояния; по ним работают врачи. Они собраны на сайте cr.minzdrav.gov.ru: найдите нужную по названию болезни или состояния. В конце многих рекомендаций есть Приложение В «Информация для пациента» — оно написано для тех, у кого нет медицинского образования.</w:t>
       </w:r>
     </w:p>
     <w:p>
@@ -5311,7 +5311,7 @@
         <w:t xml:space="preserve"> </w:t>
       </w:r>
       <w:r>
-        <w:t xml:space="preserve">— в Государственном реестре лекарственных средств, grls.rosminzdrav.ru (Приложение 4).</w:t>
+        <w:t xml:space="preserve">— в Государственном реестре лекарственных средств, grls.rosminzdrav.ru: найдите лекарство по названию и откройте последнюю по дате инструкцию.</w:t>
       </w:r>
     </w:p>
     <w:p>
@@ -5433,7 +5433,19 @@
         <w:pStyle w:val="FirstParagraph"/>
       </w:pPr>
       <w:r>
-        <w:t xml:space="preserve">Истории с форумов и из соцсетей — опыт одного человека, у которого другой срок, другие анализы и другое здоровье. Такие истории могут поддержать, но решать по ним, как поступить, нельзя. Если после чтения стало тревожнее, закройте страницу и запишите вопрос для врача (Тема 10, раздел 10.9).</w:t>
+        <w:t xml:space="preserve">Истории с форумов и из соцсетей — опыт одного человека, у которого другой срок, другие анализы и другое здоровье. Такие истории могут поддержать, но решать по ним, как поступить, нельзя. Если после чтения стало тревожнее, закройте страницу и запишите вопрос для врача.</w:t>
+      </w:r>
+    </w:p>
+    <w:p>
+      <w:pPr>
+        <w:pStyle w:val="BodyText"/>
+      </w:pPr>
+      <w:r>
+        <w:rPr>
+          <w:iCs/>
+          <w:i/>
+        </w:rPr>
+        <w:t xml:space="preserve">Подробнее: Тема 10, раздел 10.9.</w:t>
       </w:r>
     </w:p>
     <w:p>
@@ -5525,7 +5537,7 @@
         <w:pStyle w:val="FirstParagraph"/>
       </w:pPr>
       <w:r>
-        <w:t xml:space="preserve">Каждый запрос — один абзац. Скопируйте его целиком, вставьте в окно любого чат-бота и впишите своё вместо пропусков. В электронной версии книги достаточно заполнить поле и нажать «Скопировать». Запросы о лекарствах — в Приложении 4.</w:t>
+        <w:t xml:space="preserve">Каждый запрос — один абзац. Скопируйте его целиком, вставьте в окно любого чат-бота и впишите своё вместо пропусков. В электронной версии книги достаточно заполнить поле и нажать «Скопировать».</w:t>
       </w:r>
     </w:p>
     <w:p>
@@ -5557,7 +5569,7 @@
           <w:bCs/>
           <w:b/>
         </w:rPr>
-        <w:t xml:space="preserve">2. Еда, напиток, витамин, трава</w:t>
+        <w:t xml:space="preserve">2. Можно ли мне: еда, процедура, поездка, прививка</w:t>
       </w:r>
     </w:p>
     <w:p>
@@ -5565,7 +5577,7 @@
         <w:pStyle w:val="BlockText"/>
       </w:pPr>
       <w:r>
-        <w:t xml:space="preserve">Я беременна, срок ___ недель. Можно ли мне ___ (продукт, напиток, витамин, добавку или травяной чай)? Если есть ограничения по количеству или по тому, как это приготовлено, назови их и объясни, на чём они основаны. Если это добавка или трава — что известно о её безопасности при беременности и нужна ли она без назначения врача. Отвечай по клиническим рекомендациям Минздрава России, официальной инструкции из Государственного реестра лекарственных средств и документам ВОЗ; к главным утверждениям дай ссылки. Если не можешь открыть источник или у тебя нет доступа к интернету, скажи об этом прямо и не придумывай ссылки и цифры. Отдели то, что известно точно, от того, где данных мало. Не ставь диагноз, не подбирай дозу, не советуй отменять то, что назначил врач. Если есть признаки, при которых нужна срочная помощь, назови их первыми (скорая в России — 103 или 112). В конце дай 3–5 вопросов для моего врача. Пиши просто и объясняй медицинские слова.</w:t>
+        <w:t xml:space="preserve">Я беременна, срок ___ недель. Можно ли мне ___ (продукт, напиток, витамин, трава, процедура, поездка, прививка, занятие спортом)? Если есть ограничения — по количеству, способу или сроку беременности, — назови их и объясни, на чём они основаны. Если это добавка или трава — что известно о её безопасности при беременности и нужна ли она без назначения врача. Отвечай по клиническим рекомендациям Минздрава России, официальной инструкции из Государственного реестра лекарственных средств и документам ВОЗ; к главным утверждениям дай ссылки. Если не можешь открыть источник или у тебя нет доступа к интернету, скажи об этом прямо и не придумывай ссылки и цифры. Отдели то, что известно точно, от того, где данных мало. Не ставь диагноз, не подбирай дозу, не советуй отменять то, что назначил врач. Если есть признаки, при которых нужна срочная помощь, назови их первыми (скорая в России — 103 или 112). В конце дай 3–5 вопросов для моего врача. Пиши просто и объясняй медицинские слова.</w:t>
       </w:r>
     </w:p>
     <w:p>
@@ -5577,7 +5589,7 @@
           <w:bCs/>
           <w:b/>
         </w:rPr>
-        <w:t xml:space="preserve">3. Занятие, процедура, поездка</w:t>
+        <w:t xml:space="preserve">3. Лекарство</w:t>
       </w:r>
     </w:p>
     <w:p>
@@ -5585,7 +5597,7 @@
         <w:pStyle w:val="BlockText"/>
       </w:pPr>
       <w:r>
-        <w:t xml:space="preserve">Я беременна, срок ___ недель. Можно ли мне ___ (например: покрасить волосы, сходить в баню, на массаж, полететь на самолёте, бегать, убираться с бытовой химией)? Чем это может быть опасно, какие меры предосторожности советуют и при каких осложнениях беременности этого делать не стоит. Отвечай по клиническим рекомендациям Минздрава России, официальной инструкции из Государственного реестра лекарственных средств и документам ВОЗ; к главным утверждениям дай ссылки. Если не можешь открыть источник или у тебя нет доступа к интернету, скажи об этом прямо и не придумывай ссылки и цифры. Отдели то, что известно точно, от того, где данных мало. Не ставь диагноз, не подбирай дозу, не советуй отменять то, что назначил врач. Если есть признаки, при которых нужна срочная помощь, назови их первыми (скорая в России — 103 или 112). В конце дай 3–5 вопросов для моего врача. Пиши просто и объясняй медицинские слова.</w:t>
+        <w:t xml:space="preserve">Я беременна, срок ___ недель. Можно ли мне лекарство ___ (название с упаковки)? Кроме него я принимаю: ___ (или «ничего»). Назови действующее вещество. Перескажи, что сказано о беременности в официальной российской инструкции к этому лекарству. Проверь, нет ли того же вещества в других средствах, которые я принимаю. Объясни, насколько это лекарство изучено при беременности и есть ли лучше изученные средства для той же цели. Отвечай по клиническим рекомендациям Минздрава России, официальной инструкции из Государственного реестра лекарственных средств и документам ВОЗ; к главным утверждениям дай ссылки. Если не можешь открыть источник или у тебя нет доступа к интернету, скажи об этом прямо и не придумывай ссылки и цифры. Отдели то, что известно точно, от того, где данных мало. Не ставь диагноз, не подбирай дозу, не советуй отменять то, что назначил врач. Если есть признаки, при которых нужна срочная помощь, назови их первыми (скорая в России — 103 или 112). В конце дай 3–5 вопросов для моего врача. Пиши просто и объясняй медицинские слова.</w:t>
       </w:r>
     </w:p>
     <w:p>
@@ -5637,7 +5649,7 @@
           <w:bCs/>
           <w:b/>
         </w:rPr>
-        <w:t xml:space="preserve">6. Инфекция, контакт с заболевшим, прививка</w:t>
+        <w:t xml:space="preserve">6. Уже случилось</w:t>
       </w:r>
     </w:p>
     <w:p>
@@ -5645,7 +5657,7 @@
         <w:pStyle w:val="BlockText"/>
       </w:pPr>
       <w:r>
-        <w:t xml:space="preserve">Я беременна, срок ___ недель. ___ (например: у ребёнка в семье ветрянка; меня укусил клещ; мне предлагают прививку от гриппа). Что это значит при беременности, что мне сделать и в какие сроки, когда сообщить врачу. Отвечай по клиническим рекомендациям Минздрава России, официальной инструкции из Государственного реестра лекарственных средств и документам ВОЗ; к главным утверждениям дай ссылки. Если не можешь открыть источник или у тебя нет доступа к интернету, скажи об этом прямо и не придумывай ссылки и цифры. Отдели то, что известно точно, от того, где данных мало. Не ставь диагноз, не подбирай дозу, не советуй отменять то, что назначил врач. Если есть признаки, при которых нужна срочная помощь, назови их первыми (скорая в России — 103 или 112). В конце дай 3–5 вопросов для моего врача. Пиши просто и объясняй медицинские слова.</w:t>
+        <w:t xml:space="preserve">Я беременна, срок ___ недель. ___ (что произошло и когда: контакт с заболевшим, укус клеща, выпила алкоголь, сделала рентген). Что известно о таком событии на моём сроке? Сравни с тем, как часто такие же исходы бывают при беременности и без этого. Что мне сделать сейчас, в какие сроки и что сказать врачу? Отвечай по клиническим рекомендациям Минздрава России, официальной инструкции из Государственного реестра лекарственных средств и документам ВОЗ; к главным утверждениям дай ссылки. Если не можешь открыть источник или у тебя нет доступа к интернету, скажи об этом прямо и не придумывай ссылки и цифры. Отдели то, что известно точно, от того, где данных мало. Не ставь диагноз, не подбирай дозу, не советуй отменять то, что назначил врач. Если есть признаки, при которых нужна срочная помощь, назови их первыми (скорая в России — 103 или 112). В конце дай 3–5 вопросов для моего врача. Пиши просто и объясняй медицинские слова.</w:t>
       </w:r>
     </w:p>
     <w:p>
@@ -5657,7 +5669,7 @@
           <w:bCs/>
           <w:b/>
         </w:rPr>
-        <w:t xml:space="preserve">7. Уже случилось</w:t>
+        <w:t xml:space="preserve">7. Подготовка к беременности</w:t>
       </w:r>
     </w:p>
     <w:p>
@@ -5665,7 +5677,7 @@
         <w:pStyle w:val="BlockText"/>
       </w:pPr>
       <w:r>
-        <w:t xml:space="preserve">Я беременна, срок ___ недель. ___ (что произошло и когда: выпила алкоголь, сделала рентген, покрасила волосы). Что известно о таком воздействии на моём сроке? Сравни с тем, как часто такие же исходы бывают при беременности и без этого. Что мне сделать сейчас и что сказать врачу? Отвечай по клиническим рекомендациям Минздрава России, официальной инструкции из Государственного реестра лекарственных средств и документам ВОЗ; к главным утверждениям дай ссылки. Если не можешь открыть источник или у тебя нет доступа к интернету, скажи об этом прямо и не придумывай ссылки и цифры. Отдели то, что известно точно, от того, где данных мало. Не ставь диагноз, не подбирай дозу, не советуй отменять то, что назначил врач. Если есть признаки, при которых нужна срочная помощь, назови их первыми (скорая в России — 103 или 112). В конце дай 3–5 вопросов для моего врача. Пиши просто и объясняй медицинские слова.</w:t>
+        <w:t xml:space="preserve">Я планирую беременность. ___ (например: принимаю такое-то лекарство; есть такое-то заболевание; хочу знать, какие анализы и прививки сделать заранее). Что советуют сделать до беременности и с каким врачом это обсудить. Отвечай по клиническим рекомендациям Минздрава России, официальной инструкции из Государственного реестра лекарственных средств и документам ВОЗ; к главным утверждениям дай ссылки. Если не можешь открыть источник или у тебя нет доступа к интернету, скажи об этом прямо и не придумывай ссылки и цифры. Отдели то, что известно точно, от того, где данных мало. Не ставь диагноз, не подбирай дозу, не советуй отменять то, что назначил врач. Если есть признаки, при которых нужна срочная помощь, назови их первыми (скорая в России — 103 или 112). В конце дай 3–5 вопросов для моего врача. Пиши просто и объясняй медицинские слова.</w:t>
       </w:r>
     </w:p>
     <w:p>
@@ -5674,18 +5686,25 @@
       </w:pPr>
       <w:r>
         <w:rPr>
-          <w:bCs/>
-          <w:b/>
-        </w:rPr>
-        <w:t xml:space="preserve">8. Подготовка к беременности</w:t>
-      </w:r>
-    </w:p>
-    <w:p>
-      <w:pPr>
-        <w:pStyle w:val="BlockText"/>
-      </w:pPr>
-      <w:r>
-        <w:t xml:space="preserve">Я планирую беременность. ___ (например: принимаю такое-то лекарство; есть такое-то заболевание; хочу знать, какие анализы и прививки сделать заранее). Что советуют сделать до беременности и с каким врачом это обсудить. Отвечай по клиническим рекомендациям Минздрава России, официальной инструкции из Государственного реестра лекарственных средств и документам ВОЗ; к главным утверждениям дай ссылки. Если не можешь открыть источник или у тебя нет доступа к интернету, скажи об этом прямо и не придумывай ссылки и цифры. Отдели то, что известно точно, от того, где данных мало. Не ставь диагноз, не подбирай дозу, не советуй отменять то, что назначил врач. Если есть признаки, при которых нужна срочная помощь, назови их первыми (скорая в России — 103 или 112). В конце дай 3–5 вопросов для моего врача. Пиши просто и объясняй медицинские слова.</w:t>
+          <w:iCs/>
+          <w:i/>
+        </w:rPr>
+        <w:t xml:space="preserve">В HTML у каждого запроса — поле для своего текста и кнопка «Скопировать»; полный текст запроса скрыт под «Показать текст запроса» (</w:t>
+      </w:r>
+      <w:r>
+        <w:rPr>
+          <w:rStyle w:val="VerbatimChar"/>
+          <w:iCs/>
+          <w:i/>
+        </w:rPr>
+        <w:t xml:space="preserve">editorial/html-navigaciya.md</w:t>
+      </w:r>
+      <w:r>
+        <w:rPr>
+          <w:iCs/>
+          <w:i/>
+        </w:rPr>
+        <w:t xml:space="preserve">). Запрос 3 повторяет запрос из Приложения 4 — повтор допустим.</w:t>
       </w:r>
     </w:p>
     <w:p>

--- a/themes/appendices/appendices draft.docx
+++ b/themes/appendices/appendices draft.docx
@@ -2,7 +2,7 @@
 <file path=word/document.xml><?xml version="1.0" encoding="utf-8"?>
 <w:document xmlns:w="http://schemas.openxmlformats.org/wordprocessingml/2006/main" xmlns:m="http://schemas.openxmlformats.org/officeDocument/2006/math" xmlns:r="http://schemas.openxmlformats.org/officeDocument/2006/relationships" xmlns:o="urn:schemas-microsoft-com:office:office" xmlns:v="urn:schemas-microsoft-com:vml" xmlns:w10="urn:schemas-microsoft-com:office:word" xmlns:a="http://schemas.openxmlformats.org/drawingml/2006/main" xmlns:pic="http://schemas.openxmlformats.org/drawingml/2006/picture" xmlns:wp="http://schemas.openxmlformats.org/drawingml/2006/wordprocessingDrawing">
   <w:body>
-    <w:bookmarkStart w:id="70" w:name="приложения"/>
+    <w:bookmarkStart w:id="66" w:name="приложения"/>
     <w:p>
       <w:pPr>
         <w:pStyle w:val="Heading1"/>
@@ -66,18 +66,6 @@
       </w:pPr>
       <w:r>
         <w:t xml:space="preserve">Приложение 3. Как проверять медицинскую информацию в интернете</w:t>
-      </w:r>
-    </w:p>
-    <w:p>
-      <w:pPr>
-        <w:numPr>
-          <w:ilvl w:val="0"/>
-          <w:numId w:val="1001"/>
-        </w:numPr>
-        <w:pStyle w:val="Compact"/>
-      </w:pPr>
-      <w:r>
-        <w:t xml:space="preserve">Приложение 4. Как проверить лекарство</w:t>
       </w:r>
     </w:p>
     <w:p>
@@ -3113,7 +3101,7 @@
               <w:jc w:val="left"/>
             </w:pPr>
             <w:r>
-              <w:t xml:space="preserve">Тема 7, раздел 7.16; Приложение 4</w:t>
+              <w:t xml:space="preserve">Тема 7, раздел 7.16; Приложение 2</w:t>
             </w:r>
           </w:p>
         </w:tc>
@@ -3163,7 +3151,7 @@
               <w:jc w:val="left"/>
             </w:pPr>
             <w:r>
-              <w:t xml:space="preserve">Тема 7, разделы 7.1 и 7.17; Приложение 4</w:t>
+              <w:t xml:space="preserve">Тема 7, разделы 7.1 и 7.17; Приложение 2</w:t>
             </w:r>
           </w:p>
         </w:tc>
@@ -3852,7 +3840,7 @@
     </w:p>
     <w:bookmarkEnd w:id="22"/>
     <w:bookmarkEnd w:id="23"/>
-    <w:bookmarkStart w:id="49" w:name="X941d5f4642def1eac37707043d74df09cf9a56a"/>
+    <w:bookmarkStart w:id="51" w:name="X941d5f4642def1eac37707043d74df09cf9a56a"/>
     <w:p>
       <w:pPr>
         <w:pStyle w:val="Heading2"/>
@@ -4413,7 +4401,7 @@
     </w:p>
     <w:bookmarkEnd w:id="35"/>
     <w:bookmarkEnd w:id="36"/>
-    <w:bookmarkStart w:id="43" w:name="лекарства-список-проверка-инструкция"/>
+    <w:bookmarkStart w:id="45" w:name="лекарства-список-проверка-инструкция"/>
     <w:p>
       <w:pPr>
         <w:pStyle w:val="Heading3"/>
@@ -4823,17 +4811,17 @@
           <w:rStyle w:val="VerbatimChar"/>
           <w:highlight w:val="yellow"/>
         </w:rPr>
-        <w:t xml:space="preserve">[ПРОВЕРИТЬ: врачу — бланк и проверку лекарств согласовать: какие столбцы и пункты нужны беременной, какие избыточны (решение пользователя 20.10.2026). Этот блок повторяет Приложение 4, «Если хотите проверить сами».]</w:t>
+        <w:t xml:space="preserve">[ПРОВЕРИТЬ: врачу — бланк и проверку лекарств согласовать: какие столбцы и пункты нужны беременной, какие избыточны (решение пользователя 20.10.2026).]</w:t>
       </w:r>
     </w:p>
     <w:bookmarkEnd w:id="38"/>
-    <w:bookmarkStart w:id="39" w:name="X106f02188066368bb9810f4fd977666666e4f8c"/>
+    <w:bookmarkStart w:id="39" w:name="как-спросить-врача-о-лекарстве"/>
     <w:p>
       <w:pPr>
         <w:pStyle w:val="Heading4"/>
       </w:pPr>
       <w:r>
-        <w:t xml:space="preserve">«Противопоказано при беременности»: значит ли это, что лекарство вредно</w:t>
+        <w:t xml:space="preserve">Как спросить врача о лекарстве</w:t>
       </w:r>
     </w:p>
     <w:p>
@@ -4845,13 +4833,13 @@
           <w:bCs/>
           <w:b/>
         </w:rPr>
-        <w:t xml:space="preserve">Что это значит.</w:t>
+        <w:t xml:space="preserve">Что делать.</w:t>
       </w:r>
       <w:r>
         <w:t xml:space="preserve"> </w:t>
       </w:r>
       <w:r>
-        <w:t xml:space="preserve">Не обязательно. Эта фраза или «применение не рекомендуется» стоит в инструкциях у очень многих лекарств, в том числе у тех, что врачи постоянно назначают беременным. Чаще всего она значит, что у беременных лекарство не изучали, а не что вред доказан.</w:t>
+        <w:t xml:space="preserve">Скажите в одном сообщении: срок, что беспокоит и как давно, какое лекарство и в какой дозе, что ещё вы принимаете. Например: «Мне 22 недели. Третий день болит голова, парацетамол помогает, но ненадолго. Принимаю только фолиевую кислоту и витамин D. Можно ли парацетамол и в какой дозе?»</w:t>
       </w:r>
     </w:p>
     <w:p>
@@ -4859,415 +4847,7 @@
         <w:pStyle w:val="BodyText"/>
       </w:pPr>
       <w:r>
-        <w:rPr>
-          <w:bCs/>
-          <w:b/>
-        </w:rPr>
-        <w:t xml:space="preserve">Что делать.</w:t>
-      </w:r>
-      <w:r>
-        <w:t xml:space="preserve"> </w:t>
-      </w:r>
-      <w:r>
-        <w:t xml:space="preserve">Если врач назначил лекарство, зная о беременности, не отменяйте его сами. Спросите, почему оно назначено, несмотря на запись в инструкции.</w:t>
-      </w:r>
-    </w:p>
-    <w:p>
-      <w:pPr>
-        <w:pStyle w:val="BodyText"/>
-      </w:pPr>
-      <w:r>
-        <w:rPr>
-          <w:iCs/>
-          <w:i/>
-        </w:rPr>
-        <w:t xml:space="preserve">Подробнее: Тема 7, раздел 7.1.</w:t>
-      </w:r>
-    </w:p>
-    <w:bookmarkEnd w:id="39"/>
-    <w:bookmarkStart w:id="40" w:name="X6d7796a2dd15a1431988af9716deab7a3e4de17"/>
-    <w:p>
-      <w:pPr>
-        <w:pStyle w:val="Heading4"/>
-      </w:pPr>
-      <w:r>
-        <w:t xml:space="preserve">«Нет данных» или «не изучено»: значит ли это, что безопасно</w:t>
-      </w:r>
-    </w:p>
-    <w:p>
-      <w:pPr>
-        <w:pStyle w:val="FirstParagraph"/>
-      </w:pPr>
-      <w:r>
-        <w:rPr>
-          <w:bCs/>
-          <w:b/>
-        </w:rPr>
-        <w:t xml:space="preserve">Что это значит.</w:t>
-      </w:r>
-      <w:r>
-        <w:t xml:space="preserve"> </w:t>
-      </w:r>
-      <w:r>
-        <w:t xml:space="preserve">Нет. Беременных почти не берут в исследования новых лекарств, и сведения о том, как лекарство действует при беременности, собираются годами. «Нет данных о вреде» значит, что вред не изучали или не нашли, а не что доказано, что его нет.</w:t>
-      </w:r>
-    </w:p>
-    <w:p>
-      <w:pPr>
-        <w:pStyle w:val="BodyText"/>
-      </w:pPr>
-      <w:r>
-        <w:rPr>
-          <w:bCs/>
-          <w:b/>
-        </w:rPr>
-        <w:t xml:space="preserve">Что спросить у врача.</w:t>
-      </w:r>
-      <w:r>
-        <w:t xml:space="preserve"> </w:t>
-      </w:r>
-      <w:r>
-        <w:t xml:space="preserve">Есть ли средство для той же цели, которое лучше изучено при беременности.</w:t>
-      </w:r>
-    </w:p>
-    <w:p>
-      <w:pPr>
-        <w:pStyle w:val="BodyText"/>
-      </w:pPr>
-      <w:r>
-        <w:rPr>
-          <w:iCs/>
-          <w:i/>
-        </w:rPr>
-        <w:t xml:space="preserve">Подробнее: Тема 7, разделы 7.1 и 7.17.</w:t>
-      </w:r>
-    </w:p>
-    <w:bookmarkEnd w:id="40"/>
-    <w:bookmarkStart w:id="41" w:name="X64df22c784959c9da19f3ba5339a8cff09f9842"/>
-    <w:p>
-      <w:pPr>
-        <w:pStyle w:val="Heading4"/>
-      </w:pPr>
-      <w:r>
-        <w:t xml:space="preserve">Буква A, B, C, D или X рядом с названием лекарства</w:t>
-      </w:r>
-    </w:p>
-    <w:p>
-      <w:pPr>
-        <w:pStyle w:val="FirstParagraph"/>
-      </w:pPr>
-      <w:r>
-        <w:rPr>
-          <w:bCs/>
-          <w:b/>
-        </w:rPr>
-        <w:t xml:space="preserve">Что это значит.</w:t>
-      </w:r>
-      <w:r>
-        <w:t xml:space="preserve"> </w:t>
-      </w:r>
-      <w:r>
-        <w:t xml:space="preserve">Это американская система оценки лекарств при беременности, её отменили в 2015 году. В официальной российской инструкции такой буквы может не быть, но в справочниках и на сайтах она встречается. Буква не говорит, откуда взяты сведения и насколько серьёзен возможный вред.</w:t>
-      </w:r>
-    </w:p>
-    <w:p>
-      <w:pPr>
-        <w:pStyle w:val="BodyText"/>
-      </w:pPr>
-      <w:r>
-        <w:rPr>
-          <w:bCs/>
-          <w:b/>
-        </w:rPr>
-        <w:t xml:space="preserve">Что делать.</w:t>
-      </w:r>
-      <w:r>
-        <w:t xml:space="preserve"> </w:t>
-      </w:r>
-      <w:r>
-        <w:t xml:space="preserve">Букву можно не учитывать. Читайте то, что написано рядом словами, и с этим вопросом идите к врачу.</w:t>
-      </w:r>
-    </w:p>
-    <w:p>
-      <w:pPr>
-        <w:pStyle w:val="BodyText"/>
-      </w:pPr>
-      <w:r>
-        <w:rPr>
-          <w:iCs/>
-          <w:i/>
-        </w:rPr>
-        <w:t xml:space="preserve">Подробнее: Тема 7, раздел 7.1.</w:t>
-      </w:r>
-    </w:p>
-    <w:bookmarkEnd w:id="41"/>
-    <w:bookmarkStart w:id="42" w:name="натуральное-значит-ли-это-что-безопасно"/>
-    <w:p>
-      <w:pPr>
-        <w:pStyle w:val="Heading4"/>
-      </w:pPr>
-      <w:r>
-        <w:t xml:space="preserve">«Натуральное»: значит ли это, что безопасно</w:t>
-      </w:r>
-    </w:p>
-    <w:p>
-      <w:pPr>
-        <w:pStyle w:val="FirstParagraph"/>
-      </w:pPr>
-      <w:r>
-        <w:rPr>
-          <w:bCs/>
-          <w:b/>
-        </w:rPr>
-        <w:t xml:space="preserve">Что это значит.</w:t>
-      </w:r>
-      <w:r>
-        <w:t xml:space="preserve"> </w:t>
-      </w:r>
-      <w:r>
-        <w:t xml:space="preserve">Нет. Растение — это набор действующих веществ в неизвестной концентрации. У лекарства доза стандартная и проверенная, а в травяном сборе количество вещества зависит от сырья, места и времени сбора, способа заваривания. Бывает, что в средстве находят вещество, которого там быть не должно.</w:t>
-      </w:r>
-    </w:p>
-    <w:p>
-      <w:pPr>
-        <w:pStyle w:val="BodyText"/>
-      </w:pPr>
-      <w:r>
-        <w:rPr>
-          <w:bCs/>
-          <w:b/>
-        </w:rPr>
-        <w:t xml:space="preserve">Что делать.</w:t>
-      </w:r>
-      <w:r>
-        <w:t xml:space="preserve"> </w:t>
-      </w:r>
-      <w:r>
-        <w:t xml:space="preserve">Травы, чаи и добавки обсуждайте с врачом так же, как лекарства, и записывайте их в свой список лекарств.</w:t>
-      </w:r>
-    </w:p>
-    <w:p>
-      <w:pPr>
-        <w:pStyle w:val="BodyText"/>
-      </w:pPr>
-      <w:r>
-        <w:rPr>
-          <w:iCs/>
-          <w:i/>
-        </w:rPr>
-        <w:t xml:space="preserve">Подробнее: Тема 7, раздел 7.12.</w:t>
-      </w:r>
-    </w:p>
-    <w:bookmarkEnd w:id="42"/>
-    <w:bookmarkEnd w:id="43"/>
-    <w:bookmarkStart w:id="48" w:name="исследования-рекомендации-фактор-риска"/>
-    <w:p>
-      <w:pPr>
-        <w:pStyle w:val="Heading3"/>
-      </w:pPr>
-      <w:r>
-        <w:t xml:space="preserve">Исследования, рекомендации, фактор риска</w:t>
-      </w:r>
-    </w:p>
-    <w:bookmarkStart w:id="44" w:name="клинический-что-это-значит"/>
-    <w:p>
-      <w:pPr>
-        <w:pStyle w:val="Heading4"/>
-      </w:pPr>
-      <w:r>
-        <w:t xml:space="preserve">«Клинический»: что это значит</w:t>
-      </w:r>
-    </w:p>
-    <w:p>
-      <w:pPr>
-        <w:pStyle w:val="FirstParagraph"/>
-      </w:pPr>
-      <w:r>
-        <w:rPr>
-          <w:bCs/>
-          <w:b/>
-        </w:rPr>
-        <w:t xml:space="preserve">Что это значит.</w:t>
-      </w:r>
-      <w:r>
-        <w:t xml:space="preserve"> </w:t>
-      </w:r>
-      <w:r>
-        <w:t xml:space="preserve">«Клинический» — относящийся к осмотру и лечению людей. Клинические рекомендации — официальные документы о том, как обследовать и лечить определённое состояние: их составляют медицинские профессиональные общества и одобряет Минздрав России, по ним работают врачи и на них опирается эта книга. Клиническое исследование — исследование лекарства или способа лечения с участием людей. Клинический анализ крови — то же, что общий анализ крови.</w:t>
-      </w:r>
-    </w:p>
-    <w:bookmarkEnd w:id="44"/>
-    <w:bookmarkStart w:id="45" w:name="X7b8acd29e22abf05d6a885219bb78f9f5de3234"/>
-    <w:p>
-      <w:pPr>
-        <w:pStyle w:val="Heading4"/>
-      </w:pPr>
-      <w:r>
-        <w:t xml:space="preserve">«Исследование показало», «учёные доказали»: насколько этому верить</w:t>
-      </w:r>
-    </w:p>
-    <w:p>
-      <w:pPr>
-        <w:pStyle w:val="FirstParagraph"/>
-      </w:pPr>
-      <w:r>
-        <w:rPr>
-          <w:bCs/>
-          <w:b/>
-        </w:rPr>
-        <w:t xml:space="preserve">Что это значит.</w:t>
-      </w:r>
-      <w:r>
-        <w:t xml:space="preserve"> </w:t>
-      </w:r>
-      <w:r>
-        <w:t xml:space="preserve">Одно исследование — только часть картины. Опыты на животных показывают не то же самое, что наблюдения за людьми. Надёжнее всего клинические рекомендации: они обобщают результаты многих исследований.</w:t>
-      </w:r>
-    </w:p>
-    <w:p>
-      <w:pPr>
-        <w:pStyle w:val="BodyText"/>
-      </w:pPr>
-      <w:r>
-        <w:rPr>
-          <w:bCs/>
-          <w:b/>
-        </w:rPr>
-        <w:t xml:space="preserve">Что делать.</w:t>
-      </w:r>
-      <w:r>
-        <w:t xml:space="preserve"> </w:t>
-      </w:r>
-      <w:r>
-        <w:t xml:space="preserve">Ищите, о ком исследование — о людях или о животных, о беременных или о всех, — и что о том же говорят клинические рекомендации. Если новость расходится с тем, что сказал врач, обсудите её с ним.</w:t>
-      </w:r>
-    </w:p>
-    <w:p>
-      <w:pPr>
-        <w:pStyle w:val="BodyText"/>
-      </w:pPr>
-      <w:r>
-        <w:rPr>
-          <w:iCs/>
-          <w:i/>
-        </w:rPr>
-        <w:t xml:space="preserve">Подробнее: Тема 7, раздел 7.1; Приложение 3.</w:t>
-      </w:r>
-    </w:p>
-    <w:bookmarkEnd w:id="45"/>
-    <w:bookmarkStart w:id="46" w:name="буквы-a-b-c-в-клинических-рекомендациях"/>
-    <w:p>
-      <w:pPr>
-        <w:pStyle w:val="Heading4"/>
-      </w:pPr>
-      <w:r>
-        <w:t xml:space="preserve">Буквы A, B, C в клинических рекомендациях</w:t>
-      </w:r>
-    </w:p>
-    <w:p>
-      <w:pPr>
-        <w:pStyle w:val="FirstParagraph"/>
-      </w:pPr>
-      <w:r>
-        <w:rPr>
-          <w:bCs/>
-          <w:b/>
-        </w:rPr>
-        <w:t xml:space="preserve">Что это значит.</w:t>
-      </w:r>
-      <w:r>
-        <w:t xml:space="preserve"> </w:t>
-      </w:r>
-      <w:r>
-        <w:t xml:space="preserve">У каждого пункта российских клинических рекомендаций стоит буква — уровень убедительности. A — сильная рекомендация. C — слабая: качественных исследований за ней нет или их выводы расходятся. Это не та буква, что стоит рядом с названием лекарства в справочниках: та описывала лекарство, эта — насколько надёжно обоснован совет.</w:t>
-      </w:r>
-    </w:p>
-    <w:p>
-      <w:pPr>
-        <w:pStyle w:val="BodyText"/>
-      </w:pPr>
-      <w:r>
-        <w:rPr>
-          <w:iCs/>
-          <w:i/>
-        </w:rPr>
-        <w:t xml:space="preserve">Подробнее: Тема 7, раздел 7.10.</w:t>
-      </w:r>
-    </w:p>
-    <w:bookmarkEnd w:id="46"/>
-    <w:bookmarkStart w:id="47" w:name="X7666b021d486d6891863397c3425f88c3591cba"/>
-    <w:p>
-      <w:pPr>
-        <w:pStyle w:val="Heading4"/>
-      </w:pPr>
-      <w:r>
-        <w:t xml:space="preserve">«Фактор риска»: значит ли это, что осложнение будет</w:t>
-      </w:r>
-    </w:p>
-    <w:p>
-      <w:pPr>
-        <w:pStyle w:val="FirstParagraph"/>
-      </w:pPr>
-      <w:r>
-        <w:rPr>
-          <w:bCs/>
-          <w:b/>
-        </w:rPr>
-        <w:t xml:space="preserve">Что это значит.</w:t>
-      </w:r>
-      <w:r>
-        <w:t xml:space="preserve"> </w:t>
-      </w:r>
-      <w:r>
-        <w:t xml:space="preserve">Нет. Фактор риска говорит, у кого осложнение встречается чаще, но не говорит, будет ли оно у вас. Врачу он помогает решить, за чем следить внимательнее и нужна ли профилактика.</w:t>
-      </w:r>
-    </w:p>
-    <w:p>
-      <w:pPr>
-        <w:pStyle w:val="BodyText"/>
-      </w:pPr>
-      <w:r>
-        <w:rPr>
-          <w:iCs/>
-          <w:i/>
-        </w:rPr>
-        <w:t xml:space="preserve">Подробнее: Тема 10, раздел 10.2; Ориентационный раздел, раздел 2.</w:t>
-      </w:r>
-    </w:p>
-    <w:p>
-      <w:r>
-        <w:pict>
-          <v:rect style="width:0;height:1.5pt" o:hralign="center" o:hrstd="t" o:hr="t"/>
-        </w:pict>
-      </w:r>
-    </w:p>
-    <w:bookmarkEnd w:id="47"/>
-    <w:bookmarkEnd w:id="48"/>
-    <w:bookmarkEnd w:id="49"/>
-    <w:bookmarkStart w:id="54" w:name="Xb62fd9ba10e8ec62d6e5bd6aed64a9d3d272b4b"/>
-    <w:p>
-      <w:pPr>
-        <w:pStyle w:val="Heading2"/>
-      </w:pPr>
-      <w:r>
-        <w:t xml:space="preserve">Приложение 3. Как проверять медицинскую информацию в интернете</w:t>
-      </w:r>
-    </w:p>
-    <w:p>
-      <w:pPr>
-        <w:pStyle w:val="FirstParagraph"/>
-      </w:pPr>
-      <w:r>
-        <w:t xml:space="preserve">Если вас беспокоит самочувствие, сначала найдите, что вы заметили, в Приложении 1. Если там указан Раздел 0, действуйте по нему и не тратьте время на поиск в интернете.</w:t>
-      </w:r>
-    </w:p>
-    <w:bookmarkStart w:id="50" w:name="где-искать"/>
-    <w:p>
-      <w:pPr>
-        <w:pStyle w:val="Heading3"/>
-      </w:pPr>
-      <w:r>
-        <w:t xml:space="preserve">Где искать</w:t>
+        <w:t xml:space="preserve">Полезно спросить ещё:</w:t>
       </w:r>
     </w:p>
     <w:p>
@@ -5279,17 +4859,7 @@
         <w:pStyle w:val="Compact"/>
       </w:pPr>
       <w:r>
-        <w:rPr>
-          <w:bCs/>
-          <w:b/>
-        </w:rPr>
-        <w:t xml:space="preserve">Клинические рекомендации Минздрава России</w:t>
-      </w:r>
-      <w:r>
-        <w:t xml:space="preserve"> </w:t>
-      </w:r>
-      <w:r>
-        <w:t xml:space="preserve">— официальные документы о том, как обследовать и лечить болезни и состояния; по ним работают врачи. Они собраны на сайте cr.minzdrav.gov.ru: найдите нужную по названию болезни или состояния. В конце многих рекомендаций есть Приложение В «Информация для пациента» — оно написано для тех, у кого нет медицинского образования.</w:t>
+        <w:t xml:space="preserve">что будет, если не принимать;</w:t>
       </w:r>
     </w:p>
     <w:p>
@@ -5301,43 +4871,57 @@
         <w:pStyle w:val="Compact"/>
       </w:pPr>
       <w:r>
+        <w:t xml:space="preserve">есть ли лекарство для той же цели, которое лучше изучено при беременности.</w:t>
+      </w:r>
+    </w:p>
+    <w:p>
+      <w:pPr>
+        <w:pStyle w:val="FirstParagraph"/>
+      </w:pPr>
+      <w:r>
+        <w:t xml:space="preserve">Если вам ответили «лучше не надо» и не объяснили почему, переспросите: «Это запрет или осторожность, потому что данных мало?» (Тема 7, разделы 7.1 и 7.17).</w:t>
+      </w:r>
+    </w:p>
+    <w:p>
+      <w:pPr>
+        <w:pStyle w:val="BodyText"/>
+      </w:pPr>
+      <w:r>
+        <w:t xml:space="preserve">Если врач назначил лекарство, а в инструкции написано «противопоказано при беременности», не отменяйте его сами — спросите врача, почему оно назначено.</w:t>
+      </w:r>
+    </w:p>
+    <w:p>
+      <w:pPr>
+        <w:pStyle w:val="BodyText"/>
+      </w:pPr>
+      <w:r>
+        <w:rPr>
+          <w:iCs/>
+          <w:i/>
+        </w:rPr>
+        <w:t xml:space="preserve">Подробнее: Тема 7, раздел 7.17.</w:t>
+      </w:r>
+    </w:p>
+    <w:bookmarkEnd w:id="39"/>
+    <w:bookmarkStart w:id="40" w:name="если-лекарство-уже-приняли"/>
+    <w:p>
+      <w:pPr>
+        <w:pStyle w:val="Heading4"/>
+      </w:pPr>
+      <w:r>
+        <w:t xml:space="preserve">Если лекарство уже приняли</w:t>
+      </w:r>
+    </w:p>
+    <w:p>
+      <w:pPr>
+        <w:pStyle w:val="FirstParagraph"/>
+      </w:pPr>
+      <w:r>
         <w:rPr>
           <w:bCs/>
           <w:b/>
         </w:rPr>
-        <w:t xml:space="preserve">Инструкции к лекарствам</w:t>
-      </w:r>
-      <w:r>
-        <w:t xml:space="preserve"> </w:t>
-      </w:r>
-      <w:r>
-        <w:t xml:space="preserve">— в Государственном реестре лекарственных средств, grls.rosminzdrav.ru: найдите лекарство по названию и откройте последнюю по дате инструкцию.</w:t>
-      </w:r>
-    </w:p>
-    <w:p>
-      <w:pPr>
-        <w:numPr>
-          <w:ilvl w:val="0"/>
-          <w:numId w:val="1004"/>
-        </w:numPr>
-        <w:pStyle w:val="Compact"/>
-      </w:pPr>
-      <w:r>
-        <w:rPr>
-          <w:bCs/>
-          <w:b/>
-        </w:rPr>
-        <w:t xml:space="preserve">Сайты Минздрава, государственных больниц и медицинских университетов.</w:t>
-      </w:r>
-    </w:p>
-    <w:bookmarkEnd w:id="50"/>
-    <w:bookmarkStart w:id="51" w:name="можно-ли-верить-тексту-четыре-вопроса"/>
-    <w:p>
-      <w:pPr>
-        <w:pStyle w:val="Heading3"/>
-      </w:pPr>
-      <w:r>
-        <w:t xml:space="preserve">Можно ли верить тексту: четыре вопроса</w:t>
+        <w:t xml:space="preserve">Что делать.</w:t>
       </w:r>
     </w:p>
     <w:p>
@@ -5349,17 +4933,7 @@
         <w:pStyle w:val="Compact"/>
       </w:pPr>
       <w:r>
-        <w:rPr>
-          <w:bCs/>
-          <w:b/>
-        </w:rPr>
-        <w:t xml:space="preserve">Есть ли дата?</w:t>
-      </w:r>
-      <w:r>
-        <w:t xml:space="preserve"> </w:t>
-      </w:r>
-      <w:r>
-        <w:t xml:space="preserve">Медицинские рекомендации меняются. Если даты нет или текст давний, сведения могли устареть.</w:t>
+        <w:t xml:space="preserve">Ничего не «компенсируйте»: не пейте много воды, не вызывайте рвоту, не принимайте сорбенты.</w:t>
       </w:r>
     </w:p>
     <w:p>
@@ -5371,17 +4945,7 @@
         <w:pStyle w:val="Compact"/>
       </w:pPr>
       <w:r>
-        <w:rPr>
-          <w:bCs/>
-          <w:b/>
-        </w:rPr>
-        <w:t xml:space="preserve">Сказано ли, откуда сведения?</w:t>
-      </w:r>
-      <w:r>
-        <w:t xml:space="preserve"> </w:t>
-      </w:r>
-      <w:r>
-        <w:t xml:space="preserve">В надёжном тексте есть ссылки на клинические рекомендации, документы ВОЗ или исследования. Текст без ссылок — это чьё-то мнение.</w:t>
+        <w:t xml:space="preserve">Не бросайте лекарство, которое назначил врач.</w:t>
       </w:r>
     </w:p>
     <w:p>
@@ -5393,17 +4957,7 @@
         <w:pStyle w:val="Compact"/>
       </w:pPr>
       <w:r>
-        <w:rPr>
-          <w:bCs/>
-          <w:b/>
-        </w:rPr>
-        <w:t xml:space="preserve">Это про беременных?</w:t>
-      </w:r>
-      <w:r>
-        <w:t xml:space="preserve"> </w:t>
-      </w:r>
-      <w:r>
-        <w:t xml:space="preserve">Совет «для всех» при беременности может не подходить: допустимые лекарства, нормы анализов и поводы срочно обратиться к врачу у беременных другие.</w:t>
+        <w:t xml:space="preserve">Запишите, что приняли, сколько, когда и на каком сроке. Сохраните упаковку или сфотографируйте её.</w:t>
       </w:r>
     </w:p>
     <w:p>
@@ -5415,37 +4969,79 @@
         <w:pStyle w:val="Compact"/>
       </w:pPr>
       <w:r>
+        <w:t xml:space="preserve">Позвоните своему акушеру-гинекологу; обычно достаточно позвонить в рабочее время ближайшего дня.</w:t>
+      </w:r>
+    </w:p>
+    <w:p>
+      <w:pPr>
+        <w:numPr>
+          <w:ilvl w:val="0"/>
+          <w:numId w:val="1005"/>
+        </w:numPr>
+        <w:pStyle w:val="Compact"/>
+      </w:pPr>
+      <w:r>
+        <w:t xml:space="preserve">Если появились боль в животе, кровянистые выделения или резко ухудшилось самочувствие, действуйте по Разделу 0 (пункты 0.2, 0.4, 0.19). Если приняли слишком много таблеток — пункт 0.16.</w:t>
+      </w:r>
+    </w:p>
+    <w:p>
+      <w:pPr>
+        <w:pStyle w:val="FirstParagraph"/>
+      </w:pPr>
+      <w:r>
         <w:rPr>
           <w:bCs/>
           <w:b/>
         </w:rPr>
-        <w:t xml:space="preserve">Вам что-то продают?</w:t>
-      </w:r>
-      <w:r>
-        <w:t xml:space="preserve"> </w:t>
-      </w:r>
-      <w:r>
-        <w:t xml:space="preserve">Будьте осторожны, если текст подводит к покупке, обещает быстро и полностью вылечить или пугает.</w:t>
+        <w:t xml:space="preserve">Запрос для ИИ.</w:t>
+      </w:r>
+    </w:p>
+    <w:p>
+      <w:pPr>
+        <w:pStyle w:val="BlockText"/>
+      </w:pPr>
+      <w:r>
+        <w:t xml:space="preserve">Я беременна, срок ___ недель. Я уже приняла ___ (название лекарства, сколько и когда). Что известно о приёме этого лекарства на моём сроке? Сравни с тем, как часто такие же исходы бывают при беременности и без лекарства. Что мне сделать сейчас и что сказать врачу? Отвечай по клиническим рекомендациям Минздрава России, официальной инструкции из Государственного реестра лекарственных средств и документам ВОЗ; к главным утверждениям дай ссылки. Если не можешь открыть источник или у тебя нет доступа к интернету, скажи об этом прямо и не придумывай ссылки и цифры. Отдели то, что известно точно, от того, где данных мало. Не ставь диагноз, не подбирай дозу, не советуй отменять то, что назначил врач. Если есть признаки, при которых нужна срочная помощь, назови их первыми (скорая в России — 103 или 112). В конце дай 3–5 вопросов для моего врача. Пиши просто и объясняй медицинские слова.</w:t>
       </w:r>
     </w:p>
     <w:p>
       <w:pPr>
         <w:pStyle w:val="FirstParagraph"/>
-      </w:pPr>
-      <w:r>
-        <w:t xml:space="preserve">Истории с форумов и из соцсетей — опыт одного человека, у которого другой срок, другие анализы и другое здоровье. Такие истории могут поддержать, но решать по ним, как поступить, нельзя. Если после чтения стало тревожнее, закройте страницу и запишите вопрос для врача.</w:t>
-      </w:r>
-    </w:p>
-    <w:p>
-      <w:pPr>
-        <w:pStyle w:val="BodyText"/>
       </w:pPr>
       <w:r>
         <w:rPr>
           <w:iCs/>
           <w:i/>
         </w:rPr>
-        <w:t xml:space="preserve">Подробнее: Тема 10, раздел 10.9.</w:t>
+        <w:t xml:space="preserve">Подробнее: Тема 7, раздел 7.16.</w:t>
+      </w:r>
+    </w:p>
+    <w:bookmarkEnd w:id="40"/>
+    <w:bookmarkStart w:id="41" w:name="X106f02188066368bb9810f4fd977666666e4f8c"/>
+    <w:p>
+      <w:pPr>
+        <w:pStyle w:val="Heading4"/>
+      </w:pPr>
+      <w:r>
+        <w:t xml:space="preserve">«Противопоказано при беременности»: значит ли это, что лекарство вредно</w:t>
+      </w:r>
+    </w:p>
+    <w:p>
+      <w:pPr>
+        <w:pStyle w:val="FirstParagraph"/>
+      </w:pPr>
+      <w:r>
+        <w:rPr>
+          <w:bCs/>
+          <w:b/>
+        </w:rPr>
+        <w:t xml:space="preserve">Что это значит.</w:t>
+      </w:r>
+      <w:r>
+        <w:t xml:space="preserve"> </w:t>
+      </w:r>
+      <w:r>
+        <w:t xml:space="preserve">Не обязательно. Эта фраза или «применение не рекомендуется» стоит в инструкциях у очень многих лекарств, в том числе у тех, что врачи постоянно назначают беременным. Чаще всего она значит, что у беременных лекарство не изучали, а не что вред доказан.</w:t>
       </w:r>
     </w:p>
     <w:p>
@@ -5453,25 +5049,415 @@
         <w:pStyle w:val="BodyText"/>
       </w:pPr>
       <w:r>
-        <w:t xml:space="preserve">Проще всего проверить текст с помощью искусственного интеллекта — запрос 1 ниже.</w:t>
-      </w:r>
-    </w:p>
+        <w:rPr>
+          <w:bCs/>
+          <w:b/>
+        </w:rPr>
+        <w:t xml:space="preserve">Что делать.</w:t>
+      </w:r>
+      <w:r>
+        <w:t xml:space="preserve"> </w:t>
+      </w:r>
+      <w:r>
+        <w:t xml:space="preserve">Если врач назначил лекарство, зная о беременности, не отменяйте его сами. Спросите, почему оно назначено, несмотря на запись в инструкции.</w:t>
+      </w:r>
+    </w:p>
+    <w:p>
+      <w:pPr>
+        <w:pStyle w:val="BodyText"/>
+      </w:pPr>
+      <w:r>
+        <w:rPr>
+          <w:iCs/>
+          <w:i/>
+        </w:rPr>
+        <w:t xml:space="preserve">Подробнее: Тема 7, раздел 7.1.</w:t>
+      </w:r>
+    </w:p>
+    <w:bookmarkEnd w:id="41"/>
+    <w:bookmarkStart w:id="42" w:name="X6d7796a2dd15a1431988af9716deab7a3e4de17"/>
+    <w:p>
+      <w:pPr>
+        <w:pStyle w:val="Heading4"/>
+      </w:pPr>
+      <w:r>
+        <w:t xml:space="preserve">«Нет данных» или «не изучено»: значит ли это, что безопасно</w:t>
+      </w:r>
+    </w:p>
+    <w:p>
+      <w:pPr>
+        <w:pStyle w:val="FirstParagraph"/>
+      </w:pPr>
+      <w:r>
+        <w:rPr>
+          <w:bCs/>
+          <w:b/>
+        </w:rPr>
+        <w:t xml:space="preserve">Что это значит.</w:t>
+      </w:r>
+      <w:r>
+        <w:t xml:space="preserve"> </w:t>
+      </w:r>
+      <w:r>
+        <w:t xml:space="preserve">Нет. Беременных почти не берут в исследования новых лекарств, и сведения о том, как лекарство действует при беременности, собираются годами. «Нет данных о вреде» значит, что вред не изучали или не нашли, а не что доказано, что его нет.</w:t>
+      </w:r>
+    </w:p>
+    <w:p>
+      <w:pPr>
+        <w:pStyle w:val="BodyText"/>
+      </w:pPr>
+      <w:r>
+        <w:rPr>
+          <w:bCs/>
+          <w:b/>
+        </w:rPr>
+        <w:t xml:space="preserve">Что спросить у врача.</w:t>
+      </w:r>
+      <w:r>
+        <w:t xml:space="preserve"> </w:t>
+      </w:r>
+      <w:r>
+        <w:t xml:space="preserve">Есть ли средство для той же цели, которое лучше изучено при беременности.</w:t>
+      </w:r>
+    </w:p>
+    <w:p>
+      <w:pPr>
+        <w:pStyle w:val="BodyText"/>
+      </w:pPr>
+      <w:r>
+        <w:rPr>
+          <w:iCs/>
+          <w:i/>
+        </w:rPr>
+        <w:t xml:space="preserve">Подробнее: Тема 7, разделы 7.1 и 7.17.</w:t>
+      </w:r>
+    </w:p>
+    <w:bookmarkEnd w:id="42"/>
+    <w:bookmarkStart w:id="43" w:name="X64df22c784959c9da19f3ba5339a8cff09f9842"/>
+    <w:p>
+      <w:pPr>
+        <w:pStyle w:val="Heading4"/>
+      </w:pPr>
+      <w:r>
+        <w:t xml:space="preserve">Буква A, B, C, D или X рядом с названием лекарства</w:t>
+      </w:r>
+    </w:p>
+    <w:p>
+      <w:pPr>
+        <w:pStyle w:val="FirstParagraph"/>
+      </w:pPr>
+      <w:r>
+        <w:rPr>
+          <w:bCs/>
+          <w:b/>
+        </w:rPr>
+        <w:t xml:space="preserve">Что это значит.</w:t>
+      </w:r>
+      <w:r>
+        <w:t xml:space="preserve"> </w:t>
+      </w:r>
+      <w:r>
+        <w:t xml:space="preserve">Это американская система оценки лекарств при беременности, её отменили в 2015 году. В официальной российской инструкции такой буквы может не быть, но в справочниках и на сайтах она встречается. Буква не говорит, откуда взяты сведения и насколько серьёзен возможный вред.</w:t>
+      </w:r>
+    </w:p>
+    <w:p>
+      <w:pPr>
+        <w:pStyle w:val="BodyText"/>
+      </w:pPr>
+      <w:r>
+        <w:rPr>
+          <w:bCs/>
+          <w:b/>
+        </w:rPr>
+        <w:t xml:space="preserve">Что делать.</w:t>
+      </w:r>
+      <w:r>
+        <w:t xml:space="preserve"> </w:t>
+      </w:r>
+      <w:r>
+        <w:t xml:space="preserve">Букву можно не учитывать. Читайте то, что написано рядом словами, и с этим вопросом идите к врачу.</w:t>
+      </w:r>
+    </w:p>
+    <w:p>
+      <w:pPr>
+        <w:pStyle w:val="BodyText"/>
+      </w:pPr>
+      <w:r>
+        <w:rPr>
+          <w:iCs/>
+          <w:i/>
+        </w:rPr>
+        <w:t xml:space="preserve">Подробнее: Тема 7, раздел 7.1.</w:t>
+      </w:r>
+    </w:p>
+    <w:bookmarkEnd w:id="43"/>
+    <w:bookmarkStart w:id="44" w:name="натуральное-значит-ли-это-что-безопасно"/>
+    <w:p>
+      <w:pPr>
+        <w:pStyle w:val="Heading4"/>
+      </w:pPr>
+      <w:r>
+        <w:t xml:space="preserve">«Натуральное»: значит ли это, что безопасно</w:t>
+      </w:r>
+    </w:p>
+    <w:p>
+      <w:pPr>
+        <w:pStyle w:val="FirstParagraph"/>
+      </w:pPr>
+      <w:r>
+        <w:rPr>
+          <w:bCs/>
+          <w:b/>
+        </w:rPr>
+        <w:t xml:space="preserve">Что это значит.</w:t>
+      </w:r>
+      <w:r>
+        <w:t xml:space="preserve"> </w:t>
+      </w:r>
+      <w:r>
+        <w:t xml:space="preserve">Нет. Растение — это набор действующих веществ в неизвестной концентрации. У лекарства доза стандартная и проверенная, а в травяном сборе количество вещества зависит от сырья, места и времени сбора, способа заваривания. Бывает, что в средстве находят вещество, которого там быть не должно.</w:t>
+      </w:r>
+    </w:p>
+    <w:p>
+      <w:pPr>
+        <w:pStyle w:val="BodyText"/>
+      </w:pPr>
+      <w:r>
+        <w:rPr>
+          <w:bCs/>
+          <w:b/>
+        </w:rPr>
+        <w:t xml:space="preserve">Что делать.</w:t>
+      </w:r>
+      <w:r>
+        <w:t xml:space="preserve"> </w:t>
+      </w:r>
+      <w:r>
+        <w:t xml:space="preserve">Травы, чаи и добавки обсуждайте с врачом так же, как лекарства, и записывайте их в свой список лекарств.</w:t>
+      </w:r>
+    </w:p>
+    <w:p>
+      <w:pPr>
+        <w:pStyle w:val="BodyText"/>
+      </w:pPr>
+      <w:r>
+        <w:rPr>
+          <w:iCs/>
+          <w:i/>
+        </w:rPr>
+        <w:t xml:space="preserve">Подробнее: Тема 7, раздел 7.12.</w:t>
+      </w:r>
+    </w:p>
+    <w:bookmarkEnd w:id="44"/>
+    <w:bookmarkEnd w:id="45"/>
+    <w:bookmarkStart w:id="50" w:name="исследования-рекомендации-фактор-риска"/>
+    <w:p>
+      <w:pPr>
+        <w:pStyle w:val="Heading3"/>
+      </w:pPr>
+      <w:r>
+        <w:t xml:space="preserve">Исследования, рекомендации, фактор риска</w:t>
+      </w:r>
+    </w:p>
+    <w:bookmarkStart w:id="46" w:name="клинический-что-это-значит"/>
+    <w:p>
+      <w:pPr>
+        <w:pStyle w:val="Heading4"/>
+      </w:pPr>
+      <w:r>
+        <w:t xml:space="preserve">«Клинический»: что это значит</w:t>
+      </w:r>
+    </w:p>
+    <w:p>
+      <w:pPr>
+        <w:pStyle w:val="FirstParagraph"/>
+      </w:pPr>
+      <w:r>
+        <w:rPr>
+          <w:bCs/>
+          <w:b/>
+        </w:rPr>
+        <w:t xml:space="preserve">Что это значит.</w:t>
+      </w:r>
+      <w:r>
+        <w:t xml:space="preserve"> </w:t>
+      </w:r>
+      <w:r>
+        <w:t xml:space="preserve">«Клинический» — относящийся к осмотру и лечению людей. Клинические рекомендации — официальные документы о том, как обследовать и лечить определённое состояние: их составляют медицинские профессиональные общества и одобряет Минздрав России, по ним работают врачи и на них опирается эта книга. Клиническое исследование — исследование лекарства или способа лечения с участием людей. Клинический анализ крови — то же, что общий анализ крови.</w:t>
+      </w:r>
+    </w:p>
+    <w:bookmarkEnd w:id="46"/>
+    <w:bookmarkStart w:id="47" w:name="X7b8acd29e22abf05d6a885219bb78f9f5de3234"/>
+    <w:p>
+      <w:pPr>
+        <w:pStyle w:val="Heading4"/>
+      </w:pPr>
+      <w:r>
+        <w:t xml:space="preserve">«Исследование показало», «учёные доказали»: насколько этому верить</w:t>
+      </w:r>
+    </w:p>
+    <w:p>
+      <w:pPr>
+        <w:pStyle w:val="FirstParagraph"/>
+      </w:pPr>
+      <w:r>
+        <w:rPr>
+          <w:bCs/>
+          <w:b/>
+        </w:rPr>
+        <w:t xml:space="preserve">Что это значит.</w:t>
+      </w:r>
+      <w:r>
+        <w:t xml:space="preserve"> </w:t>
+      </w:r>
+      <w:r>
+        <w:t xml:space="preserve">Одно исследование — только часть картины. Опыты на животных показывают не то же самое, что наблюдения за людьми. Надёжнее всего клинические рекомендации: они обобщают результаты многих исследований.</w:t>
+      </w:r>
+    </w:p>
+    <w:p>
+      <w:pPr>
+        <w:pStyle w:val="BodyText"/>
+      </w:pPr>
+      <w:r>
+        <w:rPr>
+          <w:bCs/>
+          <w:b/>
+        </w:rPr>
+        <w:t xml:space="preserve">Что делать.</w:t>
+      </w:r>
+      <w:r>
+        <w:t xml:space="preserve"> </w:t>
+      </w:r>
+      <w:r>
+        <w:t xml:space="preserve">Ищите, о ком исследование — о людях или о животных, о беременных или о всех, — и что о том же говорят клинические рекомендации. Если новость расходится с тем, что сказал врач, обсудите её с ним.</w:t>
+      </w:r>
+    </w:p>
+    <w:p>
+      <w:pPr>
+        <w:pStyle w:val="BodyText"/>
+      </w:pPr>
+      <w:r>
+        <w:rPr>
+          <w:iCs/>
+          <w:i/>
+        </w:rPr>
+        <w:t xml:space="preserve">Подробнее: Тема 7, раздел 7.1; Приложение 3.</w:t>
+      </w:r>
+    </w:p>
+    <w:bookmarkEnd w:id="47"/>
+    <w:bookmarkStart w:id="48" w:name="буквы-a-b-c-в-клинических-рекомендациях"/>
+    <w:p>
+      <w:pPr>
+        <w:pStyle w:val="Heading4"/>
+      </w:pPr>
+      <w:r>
+        <w:t xml:space="preserve">Буквы A, B, C в клинических рекомендациях</w:t>
+      </w:r>
+    </w:p>
+    <w:p>
+      <w:pPr>
+        <w:pStyle w:val="FirstParagraph"/>
+      </w:pPr>
+      <w:r>
+        <w:rPr>
+          <w:bCs/>
+          <w:b/>
+        </w:rPr>
+        <w:t xml:space="preserve">Что это значит.</w:t>
+      </w:r>
+      <w:r>
+        <w:t xml:space="preserve"> </w:t>
+      </w:r>
+      <w:r>
+        <w:t xml:space="preserve">У каждого пункта российских клинических рекомендаций стоит буква — уровень убедительности. A — сильная рекомендация. C — слабая: качественных исследований за ней нет или их выводы расходятся. Это не та буква, что стоит рядом с названием лекарства в справочниках: та описывала лекарство, эта — насколько надёжно обоснован совет.</w:t>
+      </w:r>
+    </w:p>
+    <w:p>
+      <w:pPr>
+        <w:pStyle w:val="BodyText"/>
+      </w:pPr>
+      <w:r>
+        <w:rPr>
+          <w:iCs/>
+          <w:i/>
+        </w:rPr>
+        <w:t xml:space="preserve">Подробнее: Тема 7, раздел 7.10.</w:t>
+      </w:r>
+    </w:p>
+    <w:bookmarkEnd w:id="48"/>
+    <w:bookmarkStart w:id="49" w:name="X7666b021d486d6891863397c3425f88c3591cba"/>
+    <w:p>
+      <w:pPr>
+        <w:pStyle w:val="Heading4"/>
+      </w:pPr>
+      <w:r>
+        <w:t xml:space="preserve">«Фактор риска»: значит ли это, что осложнение будет</w:t>
+      </w:r>
+    </w:p>
+    <w:p>
+      <w:pPr>
+        <w:pStyle w:val="FirstParagraph"/>
+      </w:pPr>
+      <w:r>
+        <w:rPr>
+          <w:bCs/>
+          <w:b/>
+        </w:rPr>
+        <w:t xml:space="preserve">Что это значит.</w:t>
+      </w:r>
+      <w:r>
+        <w:t xml:space="preserve"> </w:t>
+      </w:r>
+      <w:r>
+        <w:t xml:space="preserve">Нет. Фактор риска говорит, у кого осложнение встречается чаще, но не говорит, будет ли оно у вас. Врачу он помогает решить, за чем следить внимательнее и нужна ли профилактика.</w:t>
+      </w:r>
+    </w:p>
+    <w:p>
+      <w:pPr>
+        <w:pStyle w:val="BodyText"/>
+      </w:pPr>
+      <w:r>
+        <w:rPr>
+          <w:iCs/>
+          <w:i/>
+        </w:rPr>
+        <w:t xml:space="preserve">Подробнее: Тема 10, раздел 10.2; Ориентационный раздел, раздел 2.</w:t>
+      </w:r>
+    </w:p>
+    <w:p>
+      <w:r>
+        <w:pict>
+          <v:rect style="width:0;height:1.5pt" o:hralign="center" o:hrstd="t" o:hr="t"/>
+        </w:pict>
+      </w:r>
+    </w:p>
+    <w:bookmarkEnd w:id="49"/>
+    <w:bookmarkEnd w:id="50"/>
     <w:bookmarkEnd w:id="51"/>
-    <w:bookmarkStart w:id="52" w:name="X54e1ce5fb484e8f6b2bd7dfc576df146fdb1d72"/>
+    <w:bookmarkStart w:id="56" w:name="Xb62fd9ba10e8ec62d6e5bd6aed64a9d3d272b4b"/>
+    <w:p>
+      <w:pPr>
+        <w:pStyle w:val="Heading2"/>
+      </w:pPr>
+      <w:r>
+        <w:t xml:space="preserve">Приложение 3. Как проверять медицинскую информацию в интернете</w:t>
+      </w:r>
+    </w:p>
+    <w:p>
+      <w:pPr>
+        <w:pStyle w:val="FirstParagraph"/>
+      </w:pPr>
+      <w:r>
+        <w:t xml:space="preserve">Если вас беспокоит самочувствие, сначала найдите, что вы заметили, в Приложении 1. Если там указан Раздел 0, действуйте по нему и не тратьте время на поиск в интернете.</w:t>
+      </w:r>
+    </w:p>
+    <w:bookmarkStart w:id="52" w:name="где-искать"/>
     <w:p>
       <w:pPr>
         <w:pStyle w:val="Heading3"/>
       </w:pPr>
       <w:r>
-        <w:t xml:space="preserve">Как пользоваться искусственным интеллектом</w:t>
-      </w:r>
-    </w:p>
-    <w:p>
-      <w:pPr>
-        <w:pStyle w:val="FirstParagraph"/>
-      </w:pPr>
-      <w:r>
-        <w:t xml:space="preserve">Чат-боты на основе искусственного интеллекта (ИИ) могут ошибаться, причём уверенным тоном. Поэтому ответ ИИ — подсказка, о чём спросить врача, а не готовое решение.</w:t>
+        <w:t xml:space="preserve">Где искать</w:t>
       </w:r>
     </w:p>
     <w:p>
@@ -5483,7 +5469,17 @@
         <w:pStyle w:val="Compact"/>
       </w:pPr>
       <w:r>
-        <w:t xml:space="preserve">Копируйте запрос из книги целиком и впишите своё вместо пропусков.</w:t>
+        <w:rPr>
+          <w:bCs/>
+          <w:b/>
+        </w:rPr>
+        <w:t xml:space="preserve">Клинические рекомендации Минздрава России</w:t>
+      </w:r>
+      <w:r>
+        <w:t xml:space="preserve"> </w:t>
+      </w:r>
+      <w:r>
+        <w:t xml:space="preserve">— официальные документы о том, как обследовать и лечить болезни и состояния; по ним работают врачи. Они собраны на сайте cr.minzdrav.gov.ru: найдите нужную по названию болезни или состояния. В конце многих рекомендаций есть Приложение В «Информация для пациента» — оно написано для тех, у кого нет медицинского образования.</w:t>
       </w:r>
     </w:p>
     <w:p>
@@ -5495,7 +5491,17 @@
         <w:pStyle w:val="Compact"/>
       </w:pPr>
       <w:r>
-        <w:t xml:space="preserve">Откройте одну-две ссылки из ответа и проверьте, есть ли такая страница и написано ли там то же самое.</w:t>
+        <w:rPr>
+          <w:bCs/>
+          <w:b/>
+        </w:rPr>
+        <w:t xml:space="preserve">Инструкции к лекарствам</w:t>
+      </w:r>
+      <w:r>
+        <w:t xml:space="preserve"> </w:t>
+      </w:r>
+      <w:r>
+        <w:t xml:space="preserve">— в Государственном реестре лекарственных средств, grls.rosminzdrav.ru: найдите лекарство по названию и откройте последнюю по дате инструкцию.</w:t>
       </w:r>
     </w:p>
     <w:p>
@@ -5507,299 +5513,21 @@
         <w:pStyle w:val="Compact"/>
       </w:pPr>
       <w:r>
-        <w:t xml:space="preserve">Не вводите фамилию, номер полиса, фотографии документов: для ответа они не нужны.</w:t>
-      </w:r>
-    </w:p>
-    <w:p>
-      <w:pPr>
-        <w:numPr>
-          <w:ilvl w:val="0"/>
-          <w:numId w:val="1006"/>
-        </w:numPr>
-        <w:pStyle w:val="Compact"/>
-      </w:pPr>
-      <w:r>
-        <w:t xml:space="preserve">Если то, что вы заметили, есть в Разделе 0, не спрашивайте ИИ: звоните 103 или 112 или поезжайте в роддом. Если появились мысли причинить вред себе или ребёнку, — Раздел 0, пункт 0.17.</w:t>
-      </w:r>
-    </w:p>
-    <w:bookmarkEnd w:id="52"/>
-    <w:bookmarkStart w:id="53" w:name="готовые-запросы-для-ии"/>
-    <w:p>
-      <w:pPr>
-        <w:pStyle w:val="Heading3"/>
-      </w:pPr>
-      <w:r>
-        <w:t xml:space="preserve">Готовые запросы для ИИ</w:t>
-      </w:r>
-    </w:p>
-    <w:p>
-      <w:pPr>
-        <w:pStyle w:val="FirstParagraph"/>
-      </w:pPr>
-      <w:r>
-        <w:t xml:space="preserve">Каждый запрос — один абзац. Скопируйте его целиком, вставьте в окно любого чат-бота и впишите своё вместо пропусков. В электронной версии книги достаточно заполнить поле и нажать «Скопировать».</w:t>
-      </w:r>
-    </w:p>
-    <w:p>
-      <w:pPr>
-        <w:pStyle w:val="BodyText"/>
-      </w:pPr>
-      <w:r>
         <w:rPr>
           <w:bCs/>
           <w:b/>
         </w:rPr>
-        <w:t xml:space="preserve">1. Проверить текст или совет из интернета</w:t>
-      </w:r>
-    </w:p>
-    <w:p>
-      <w:pPr>
-        <w:pStyle w:val="BlockText"/>
-      </w:pPr>
-      <w:r>
-        <w:t xml:space="preserve">Я беременна, срок ___ недель. Проверь этот текст или совет: «___» (вставьте текст или ссылку). Скажи, верно ли это для беременных: верно, верно отчасти, неверно или не изучено. Объясни, что об этом говорят клинические рекомендации Минздрава России и ВОЗ. Отвечай по клиническим рекомендациям Минздрава России, официальной инструкции из Государственного реестра лекарственных средств и документам ВОЗ; к главным утверждениям дай ссылки. Если не можешь открыть источник или у тебя нет доступа к интернету, скажи об этом прямо и не придумывай ссылки и цифры. Отдели то, что известно точно, от того, где данных мало. Не ставь диагноз, не подбирай дозу, не советуй отменять то, что назначил врач. Если есть признаки, при которых нужна срочная помощь, назови их первыми (скорая в России — 103 или 112). В конце дай 3–5 вопросов для моего врача. Пиши просто и объясняй медицинские слова.</w:t>
-      </w:r>
-    </w:p>
-    <w:p>
-      <w:pPr>
-        <w:pStyle w:val="FirstParagraph"/>
-      </w:pPr>
-      <w:r>
-        <w:rPr>
-          <w:bCs/>
-          <w:b/>
-        </w:rPr>
-        <w:t xml:space="preserve">2. Можно ли мне: еда, процедура, поездка, прививка</w:t>
-      </w:r>
-    </w:p>
-    <w:p>
-      <w:pPr>
-        <w:pStyle w:val="BlockText"/>
-      </w:pPr>
-      <w:r>
-        <w:t xml:space="preserve">Я беременна, срок ___ недель. Можно ли мне ___ (продукт, напиток, витамин, трава, процедура, поездка, прививка, занятие спортом)? Если есть ограничения — по количеству, способу или сроку беременности, — назови их и объясни, на чём они основаны. Если это добавка или трава — что известно о её безопасности при беременности и нужна ли она без назначения врача. Отвечай по клиническим рекомендациям Минздрава России, официальной инструкции из Государственного реестра лекарственных средств и документам ВОЗ; к главным утверждениям дай ссылки. Если не можешь открыть источник или у тебя нет доступа к интернету, скажи об этом прямо и не придумывай ссылки и цифры. Отдели то, что известно точно, от того, где данных мало. Не ставь диагноз, не подбирай дозу, не советуй отменять то, что назначил врач. Если есть признаки, при которых нужна срочная помощь, назови их первыми (скорая в России — 103 или 112). В конце дай 3–5 вопросов для моего врача. Пиши просто и объясняй медицинские слова.</w:t>
-      </w:r>
-    </w:p>
-    <w:p>
-      <w:pPr>
-        <w:pStyle w:val="FirstParagraph"/>
-      </w:pPr>
-      <w:r>
-        <w:rPr>
-          <w:bCs/>
-          <w:b/>
-        </w:rPr>
-        <w:t xml:space="preserve">3. Лекарство</w:t>
-      </w:r>
-    </w:p>
-    <w:p>
-      <w:pPr>
-        <w:pStyle w:val="BlockText"/>
-      </w:pPr>
-      <w:r>
-        <w:t xml:space="preserve">Я беременна, срок ___ недель. Можно ли мне лекарство ___ (название с упаковки)? Кроме него я принимаю: ___ (или «ничего»). Назови действующее вещество. Перескажи, что сказано о беременности в официальной российской инструкции к этому лекарству. Проверь, нет ли того же вещества в других средствах, которые я принимаю. Объясни, насколько это лекарство изучено при беременности и есть ли лучше изученные средства для той же цели. Отвечай по клиническим рекомендациям Минздрава России, официальной инструкции из Государственного реестра лекарственных средств и документам ВОЗ; к главным утверждениям дай ссылки. Если не можешь открыть источник или у тебя нет доступа к интернету, скажи об этом прямо и не придумывай ссылки и цифры. Отдели то, что известно точно, от того, где данных мало. Не ставь диагноз, не подбирай дозу, не советуй отменять то, что назначил врач. Если есть признаки, при которых нужна срочная помощь, назови их первыми (скорая в России — 103 или 112). В конце дай 3–5 вопросов для моего врача. Пиши просто и объясняй медицинские слова.</w:t>
-      </w:r>
-    </w:p>
-    <w:p>
-      <w:pPr>
-        <w:pStyle w:val="FirstParagraph"/>
-      </w:pPr>
-      <w:r>
-        <w:rPr>
-          <w:bCs/>
-          <w:b/>
-        </w:rPr>
-        <w:t xml:space="preserve">4. Симптом</w:t>
-      </w:r>
-    </w:p>
-    <w:p>
-      <w:pPr>
-        <w:pStyle w:val="BlockText"/>
-      </w:pPr>
-      <w:r>
-        <w:t xml:space="preserve">Я беременна, срок ___ недель. У меня ___ (что беспокоит, когда началось, как меняется). Сначала перечисли признаки, при которых с этим нужно вызвать скорую или сразу ехать в роддом. Потом объясни, от чего такое бывает при беременности и как быстро мне обратиться к врачу: на плановом приёме, в тот же или на следующий день или срочно. Отвечай по клиническим рекомендациям Минздрава России, официальной инструкции из Государственного реестра лекарственных средств и документам ВОЗ; к главным утверждениям дай ссылки. Если не можешь открыть источник или у тебя нет доступа к интернету, скажи об этом прямо и не придумывай ссылки и цифры. Отдели то, что известно точно, от того, где данных мало. Не ставь диагноз, не подбирай дозу, не советуй отменять то, что назначил врач. Если есть признаки, при которых нужна срочная помощь, назови их первыми (скорая в России — 103 или 112). В конце дай 3–5 вопросов для моего врача. Пиши просто и объясняй медицинские слова.</w:t>
-      </w:r>
-    </w:p>
-    <w:p>
-      <w:pPr>
-        <w:pStyle w:val="FirstParagraph"/>
-      </w:pPr>
-      <w:r>
-        <w:rPr>
-          <w:bCs/>
-          <w:b/>
-        </w:rPr>
-        <w:t xml:space="preserve">5. Анализ или слово из заключения</w:t>
-      </w:r>
-    </w:p>
-    <w:p>
-      <w:pPr>
-        <w:pStyle w:val="BlockText"/>
-      </w:pPr>
-      <w:r>
-        <w:t xml:space="preserve">Я беременна, срок ___ недель. Объясни простыми словами, что значит ___ (название анализа, результат и единицы измерения или слово из заключения). Учти, что нормы разных лабораторий отличаются. От чего бывает такой результат, что обычно делают дальше. Отвечай по клиническим рекомендациям Минздрава России, официальной инструкции из Государственного реестра лекарственных средств и документам ВОЗ; к главным утверждениям дай ссылки. Если не можешь открыть источник или у тебя нет доступа к интернету, скажи об этом прямо и не придумывай ссылки и цифры. Отдели то, что известно точно, от того, где данных мало. Не ставь диагноз, не подбирай дозу, не советуй отменять то, что назначил врач. Если есть признаки, при которых нужна срочная помощь, назови их первыми (скорая в России — 103 или 112). В конце дай 3–5 вопросов для моего врача. Пиши просто и объясняй медицинские слова.</w:t>
-      </w:r>
-    </w:p>
-    <w:p>
-      <w:pPr>
-        <w:pStyle w:val="FirstParagraph"/>
-      </w:pPr>
-      <w:r>
-        <w:rPr>
-          <w:bCs/>
-          <w:b/>
-        </w:rPr>
-        <w:t xml:space="preserve">6. Уже случилось</w:t>
-      </w:r>
-    </w:p>
-    <w:p>
-      <w:pPr>
-        <w:pStyle w:val="BlockText"/>
-      </w:pPr>
-      <w:r>
-        <w:t xml:space="preserve">Я беременна, срок ___ недель. ___ (что произошло и когда: контакт с заболевшим, укус клеща, выпила алкоголь, сделала рентген). Что известно о таком событии на моём сроке? Сравни с тем, как часто такие же исходы бывают при беременности и без этого. Что мне сделать сейчас, в какие сроки и что сказать врачу? Отвечай по клиническим рекомендациям Минздрава России, официальной инструкции из Государственного реестра лекарственных средств и документам ВОЗ; к главным утверждениям дай ссылки. Если не можешь открыть источник или у тебя нет доступа к интернету, скажи об этом прямо и не придумывай ссылки и цифры. Отдели то, что известно точно, от того, где данных мало. Не ставь диагноз, не подбирай дозу, не советуй отменять то, что назначил врач. Если есть признаки, при которых нужна срочная помощь, назови их первыми (скорая в России — 103 или 112). В конце дай 3–5 вопросов для моего врача. Пиши просто и объясняй медицинские слова.</w:t>
-      </w:r>
-    </w:p>
-    <w:p>
-      <w:pPr>
-        <w:pStyle w:val="FirstParagraph"/>
-      </w:pPr>
-      <w:r>
-        <w:rPr>
-          <w:bCs/>
-          <w:b/>
-        </w:rPr>
-        <w:t xml:space="preserve">7. Подготовка к беременности</w:t>
-      </w:r>
-    </w:p>
-    <w:p>
-      <w:pPr>
-        <w:pStyle w:val="BlockText"/>
-      </w:pPr>
-      <w:r>
-        <w:t xml:space="preserve">Я планирую беременность. ___ (например: принимаю такое-то лекарство; есть такое-то заболевание; хочу знать, какие анализы и прививки сделать заранее). Что советуют сделать до беременности и с каким врачом это обсудить. Отвечай по клиническим рекомендациям Минздрава России, официальной инструкции из Государственного реестра лекарственных средств и документам ВОЗ; к главным утверждениям дай ссылки. Если не можешь открыть источник или у тебя нет доступа к интернету, скажи об этом прямо и не придумывай ссылки и цифры. Отдели то, что известно точно, от того, где данных мало. Не ставь диагноз, не подбирай дозу, не советуй отменять то, что назначил врач. Если есть признаки, при которых нужна срочная помощь, назови их первыми (скорая в России — 103 или 112). В конце дай 3–5 вопросов для моего врача. Пиши просто и объясняй медицинские слова.</w:t>
-      </w:r>
-    </w:p>
-    <w:p>
-      <w:pPr>
-        <w:pStyle w:val="FirstParagraph"/>
-      </w:pPr>
-      <w:r>
-        <w:rPr>
-          <w:iCs/>
-          <w:i/>
-        </w:rPr>
-        <w:t xml:space="preserve">В HTML у каждого запроса — поле для своего текста и кнопка «Скопировать»; полный текст запроса скрыт под «Показать текст запроса» (</w:t>
-      </w:r>
-      <w:r>
-        <w:rPr>
-          <w:rStyle w:val="VerbatimChar"/>
-          <w:iCs/>
-          <w:i/>
-        </w:rPr>
-        <w:t xml:space="preserve">editorial/html-navigaciya.md</w:t>
-      </w:r>
-      <w:r>
-        <w:rPr>
-          <w:iCs/>
-          <w:i/>
-        </w:rPr>
-        <w:t xml:space="preserve">). Запрос 3 повторяет запрос из Приложения 4 — повтор допустим.</w:t>
-      </w:r>
-    </w:p>
-    <w:p>
-      <w:r>
-        <w:pict>
-          <v:rect style="width:0;height:1.5pt" o:hralign="center" o:hrstd="t" o:hr="t"/>
-        </w:pict>
-      </w:r>
-    </w:p>
-    <w:bookmarkEnd w:id="53"/>
-    <w:bookmarkEnd w:id="54"/>
-    <w:bookmarkStart w:id="60" w:name="приложение-4.-как-проверить-лекарство"/>
-    <w:p>
-      <w:pPr>
-        <w:pStyle w:val="Heading2"/>
-      </w:pPr>
-      <w:r>
-        <w:t xml:space="preserve">Приложение 4. Как проверить лекарство</w:t>
-      </w:r>
-    </w:p>
-    <w:p>
-      <w:pPr>
-        <w:pStyle w:val="FirstParagraph"/>
-      </w:pPr>
-      <w:r>
-        <w:t xml:space="preserve">Если вы сомневаетесь, можно ли вам лекарство, витамин или травяной чай, сделайте три шага.</w:t>
-      </w:r>
-    </w:p>
-    <w:bookmarkStart w:id="55" w:name="шаг-1.-посмотрите-на-упаковку"/>
+        <w:t xml:space="preserve">Сайты Минздрава, государственных больниц и медицинских университетов.</w:t>
+      </w:r>
+    </w:p>
+    <w:bookmarkEnd w:id="52"/>
+    <w:bookmarkStart w:id="53" w:name="можно-ли-верить-тексту-четыре-вопроса"/>
     <w:p>
       <w:pPr>
         <w:pStyle w:val="Heading3"/>
       </w:pPr>
       <w:r>
-        <w:t xml:space="preserve">Шаг 1. Посмотрите на упаковку</w:t>
-      </w:r>
-    </w:p>
-    <w:p>
-      <w:pPr>
-        <w:pStyle w:val="FirstParagraph"/>
-      </w:pPr>
-      <w:r>
-        <w:t xml:space="preserve">Найдите действующее вещество — оно написано мелким шрифтом под названием. Запомните или сфотографируйте его. По действующему веществу видно, не принимаете ли вы одно и то же в двух разных средствах: например, парацетамол бывает и в таблетках от температуры, и в порошках от простуды, и дозы складываются (Тема 7, раздел 7.3).</w:t>
-      </w:r>
-    </w:p>
-    <w:bookmarkEnd w:id="55"/>
-    <w:bookmarkStart w:id="56" w:name="шаг-2.-спросите-ии"/>
-    <w:p>
-      <w:pPr>
-        <w:pStyle w:val="Heading3"/>
-      </w:pPr>
-      <w:r>
-        <w:t xml:space="preserve">Шаг 2. Спросите ИИ</w:t>
-      </w:r>
-    </w:p>
-    <w:p>
-      <w:pPr>
-        <w:pStyle w:val="FirstParagraph"/>
-      </w:pPr>
-      <w:r>
-        <w:t xml:space="preserve">Это необязательный шаг: он поможет понять, что спросить у врача. Скопируйте запрос целиком и впишите своё вместо пропусков.</w:t>
-      </w:r>
-    </w:p>
-    <w:p>
-      <w:pPr>
-        <w:pStyle w:val="BlockText"/>
-      </w:pPr>
-      <w:r>
-        <w:t xml:space="preserve">Я беременна, срок ___ недель. Можно ли мне лекарство ___ (название с упаковки)? Кроме него я принимаю: ___ (или «ничего»). Назови действующее вещество. Перескажи, что сказано о беременности в официальной российской инструкции к этому лекарству. Проверь, нет ли того же вещества в других средствах, которые я принимаю. Объясни, насколько это лекарство изучено при беременности и есть ли лучше изученные средства для той же цели. Отвечай по клиническим рекомендациям Минздрава России, официальной инструкции из Государственного реестра лекарственных средств и документам ВОЗ; к главным утверждениям дай ссылки. Если не можешь открыть источник или у тебя нет доступа к интернету, скажи об этом прямо и не придумывай ссылки и цифры. Отдели то, что известно точно, от того, где данных мало. Не ставь диагноз, не подбирай дозу, не советуй отменять то, что назначил врач. Если есть признаки, при которых нужна срочная помощь, назови их первыми (скорая в России — 103 или 112). В конце дай 3–5 вопросов для моего врача. Пиши просто и объясняй медицинские слова.</w:t>
-      </w:r>
-    </w:p>
-    <w:bookmarkEnd w:id="56"/>
-    <w:bookmarkStart w:id="57" w:name="шаг-3.-спросите-врача"/>
-    <w:p>
-      <w:pPr>
-        <w:pStyle w:val="Heading3"/>
-      </w:pPr>
-      <w:r>
-        <w:t xml:space="preserve">Шаг 3. Спросите врача</w:t>
-      </w:r>
-    </w:p>
-    <w:p>
-      <w:pPr>
-        <w:pStyle w:val="FirstParagraph"/>
-      </w:pPr>
-      <w:r>
-        <w:t xml:space="preserve">Скажите в одном сообщении: срок, что беспокоит и как давно, какое лекарство и в какой дозе, что ещё вы принимаете. Например: «Мне 22 недели. Третий день болит голова, парацетамол помогает, но ненадолго. Принимаю только фолиевую кислоту и витамин D. Можно ли парацетамол и в какой дозе?»</w:t>
-      </w:r>
-    </w:p>
-    <w:p>
-      <w:pPr>
-        <w:pStyle w:val="BodyText"/>
-      </w:pPr>
-      <w:r>
-        <w:t xml:space="preserve">Полезно спросить ещё:</w:t>
+        <w:t xml:space="preserve">Можно ли верить тексту: четыре вопроса</w:t>
       </w:r>
     </w:p>
     <w:p>
@@ -5811,7 +5539,17 @@
         <w:pStyle w:val="Compact"/>
       </w:pPr>
       <w:r>
-        <w:t xml:space="preserve">что будет, если не принимать;</w:t>
+        <w:rPr>
+          <w:bCs/>
+          <w:b/>
+        </w:rPr>
+        <w:t xml:space="preserve">Есть ли дата?</w:t>
+      </w:r>
+      <w:r>
+        <w:t xml:space="preserve"> </w:t>
+      </w:r>
+      <w:r>
+        <w:t xml:space="preserve">Медицинские рекомендации меняются. Если даты нет или текст давний, сведения могли устареть.</w:t>
       </w:r>
     </w:p>
     <w:p>
@@ -5823,7 +5561,61 @@
         <w:pStyle w:val="Compact"/>
       </w:pPr>
       <w:r>
-        <w:t xml:space="preserve">есть ли лекарство для той же цели, которое лучше изучено при беременности.</w:t>
+        <w:rPr>
+          <w:bCs/>
+          <w:b/>
+        </w:rPr>
+        <w:t xml:space="preserve">Сказано ли, откуда сведения?</w:t>
+      </w:r>
+      <w:r>
+        <w:t xml:space="preserve"> </w:t>
+      </w:r>
+      <w:r>
+        <w:t xml:space="preserve">В надёжном тексте есть ссылки на клинические рекомендации, документы ВОЗ или исследования. Текст без ссылок — это чьё-то мнение.</w:t>
+      </w:r>
+    </w:p>
+    <w:p>
+      <w:pPr>
+        <w:numPr>
+          <w:ilvl w:val="0"/>
+          <w:numId w:val="1007"/>
+        </w:numPr>
+        <w:pStyle w:val="Compact"/>
+      </w:pPr>
+      <w:r>
+        <w:rPr>
+          <w:bCs/>
+          <w:b/>
+        </w:rPr>
+        <w:t xml:space="preserve">Это про беременных?</w:t>
+      </w:r>
+      <w:r>
+        <w:t xml:space="preserve"> </w:t>
+      </w:r>
+      <w:r>
+        <w:t xml:space="preserve">Совет «для всех» при беременности может не подходить: допустимые лекарства, нормы анализов и поводы срочно обратиться к врачу у беременных другие.</w:t>
+      </w:r>
+    </w:p>
+    <w:p>
+      <w:pPr>
+        <w:numPr>
+          <w:ilvl w:val="0"/>
+          <w:numId w:val="1007"/>
+        </w:numPr>
+        <w:pStyle w:val="Compact"/>
+      </w:pPr>
+      <w:r>
+        <w:rPr>
+          <w:bCs/>
+          <w:b/>
+        </w:rPr>
+        <w:t xml:space="preserve">Вам что-то продают?</w:t>
+      </w:r>
+      <w:r>
+        <w:t xml:space="preserve"> </w:t>
+      </w:r>
+      <w:r>
+        <w:t xml:space="preserve">Будьте осторожны, если текст подводит к покупке, обещает быстро и полностью вылечить или пугает.</w:t>
       </w:r>
     </w:p>
     <w:p>
@@ -5831,7 +5623,7 @@
         <w:pStyle w:val="FirstParagraph"/>
       </w:pPr>
       <w:r>
-        <w:t xml:space="preserve">Если вам ответили «лучше не надо» и не объяснили почему, переспросите: «Это запрет или осторожность, потому что данных мало?» (Тема 7, разделы 7.1 и 7.17).</w:t>
+        <w:t xml:space="preserve">Истории с форумов и из соцсетей — опыт одного человека, у которого другой срок, другие анализы и другое здоровье. Такие истории могут поддержать, но решать по ним, как поступить, нельзя. Если после чтения стало тревожнее, закройте страницу и запишите вопрос для врача.</w:t>
       </w:r>
     </w:p>
     <w:p>
@@ -5839,17 +5631,37 @@
         <w:pStyle w:val="BodyText"/>
       </w:pPr>
       <w:r>
-        <w:t xml:space="preserve">Если врач назначил лекарство, а в инструкции написано «противопоказано при беременности», не отменяйте его сами — спросите врача, почему оно назначено (Приложение 2).</w:t>
-      </w:r>
-    </w:p>
-    <w:bookmarkEnd w:id="57"/>
-    <w:bookmarkStart w:id="58" w:name="если-лекарство-уже-приняли"/>
+        <w:rPr>
+          <w:iCs/>
+          <w:i/>
+        </w:rPr>
+        <w:t xml:space="preserve">Подробнее: Тема 10, раздел 10.9.</w:t>
+      </w:r>
+    </w:p>
+    <w:p>
+      <w:pPr>
+        <w:pStyle w:val="BodyText"/>
+      </w:pPr>
+      <w:r>
+        <w:t xml:space="preserve">Проще всего проверить текст с помощью искусственного интеллекта — запрос 1 ниже.</w:t>
+      </w:r>
+    </w:p>
+    <w:bookmarkEnd w:id="53"/>
+    <w:bookmarkStart w:id="54" w:name="X54e1ce5fb484e8f6b2bd7dfc576df146fdb1d72"/>
     <w:p>
       <w:pPr>
         <w:pStyle w:val="Heading3"/>
       </w:pPr>
       <w:r>
-        <w:t xml:space="preserve">Если лекарство уже приняли</w:t>
+        <w:t xml:space="preserve">Как пользоваться искусственным интеллектом</w:t>
+      </w:r>
+    </w:p>
+    <w:p>
+      <w:pPr>
+        <w:pStyle w:val="FirstParagraph"/>
+      </w:pPr>
+      <w:r>
+        <w:t xml:space="preserve">Чат-боты на основе искусственного интеллекта (ИИ) могут ошибаться, причём уверенным тоном. Поэтому ответ ИИ — подсказка, о чём спросить врача, а не готовое решение.</w:t>
       </w:r>
     </w:p>
     <w:p>
@@ -5861,7 +5673,7 @@
         <w:pStyle w:val="Compact"/>
       </w:pPr>
       <w:r>
-        <w:t xml:space="preserve">Ничего не «компенсируйте»: не пейте много воды, не вызывайте рвоту, не принимайте сорбенты.</w:t>
+        <w:t xml:space="preserve">Копируйте запрос из книги целиком и впишите своё вместо пропусков.</w:t>
       </w:r>
     </w:p>
     <w:p>
@@ -5873,7 +5685,7 @@
         <w:pStyle w:val="Compact"/>
       </w:pPr>
       <w:r>
-        <w:t xml:space="preserve">Не бросайте лекарство, которое назначил врач.</w:t>
+        <w:t xml:space="preserve">Откройте одну-две ссылки из ответа и проверьте, есть ли такая страница и написано ли там то же самое.</w:t>
       </w:r>
     </w:p>
     <w:p>
@@ -5885,7 +5697,7 @@
         <w:pStyle w:val="Compact"/>
       </w:pPr>
       <w:r>
-        <w:t xml:space="preserve">Запишите, что приняли, сколько, когда и на каком сроке. Сохраните упаковку или сфотографируйте её.</w:t>
+        <w:t xml:space="preserve">Не вводите фамилию, номер полиса, фотографии документов: для ответа они не нужны.</w:t>
       </w:r>
     </w:p>
     <w:p>
@@ -5897,19 +5709,17 @@
         <w:pStyle w:val="Compact"/>
       </w:pPr>
       <w:r>
-        <w:t xml:space="preserve">Позвоните своему акушеру-гинекологу; обычно достаточно позвонить в рабочее время ближайшего дня.</w:t>
-      </w:r>
-    </w:p>
-    <w:p>
-      <w:pPr>
-        <w:numPr>
-          <w:ilvl w:val="0"/>
-          <w:numId w:val="1008"/>
-        </w:numPr>
-        <w:pStyle w:val="Compact"/>
-      </w:pPr>
-      <w:r>
-        <w:t xml:space="preserve">Если появились боль в животе, кровянистые выделения или резко ухудшилось самочувствие, действуйте по Разделу 0 (пункты 0.2, 0.4, 0.19). Если приняли слишком много таблеток — пункт 0.16.</w:t>
+        <w:t xml:space="preserve">Если то, что вы заметили, есть в Разделе 0, не спрашивайте ИИ: звоните 103 или 112 или поезжайте в роддом. Если появились мысли причинить вред себе или ребёнку, — Раздел 0, пункт 0.17.</w:t>
+      </w:r>
+    </w:p>
+    <w:bookmarkEnd w:id="54"/>
+    <w:bookmarkStart w:id="55" w:name="готовые-запросы-для-ии"/>
+    <w:p>
+      <w:pPr>
+        <w:pStyle w:val="Heading3"/>
+      </w:pPr>
+      <w:r>
+        <w:t xml:space="preserve">Готовые запросы для ИИ</w:t>
       </w:r>
     </w:p>
     <w:p>
@@ -5917,7 +5727,19 @@
         <w:pStyle w:val="FirstParagraph"/>
       </w:pPr>
       <w:r>
-        <w:t xml:space="preserve">Подробнее — Тема 7, раздел 7.16. Запрос для ИИ:</w:t>
+        <w:t xml:space="preserve">Каждый запрос — один абзац. Скопируйте его целиком, вставьте в окно любого чат-бота и впишите своё вместо пропусков. В электронной версии книги достаточно заполнить поле и нажать «Скопировать».</w:t>
+      </w:r>
+    </w:p>
+    <w:p>
+      <w:pPr>
+        <w:pStyle w:val="BodyText"/>
+      </w:pPr>
+      <w:r>
+        <w:rPr>
+          <w:bCs/>
+          <w:b/>
+        </w:rPr>
+        <w:t xml:space="preserve">1. Проверить текст или совет из интернета</w:t>
       </w:r>
     </w:p>
     <w:p>
@@ -5925,17 +5747,192 @@
         <w:pStyle w:val="BlockText"/>
       </w:pPr>
       <w:r>
-        <w:t xml:space="preserve">Я беременна, срок ___ недель. Я уже приняла ___ (название лекарства, сколько и когда). Что известно о приёме этого лекарства на моём сроке? Сравни с тем, как часто такие же исходы бывают при беременности и без лекарства. Что мне сделать сейчас и что сказать врачу? Отвечай по клиническим рекомендациям Минздрава России, официальной инструкции из Государственного реестра лекарственных средств и документам ВОЗ; к главным утверждениям дай ссылки. Если не можешь открыть источник или у тебя нет доступа к интернету, скажи об этом прямо и не придумывай ссылки и цифры. Отдели то, что известно точно, от того, где данных мало. Не ставь диагноз, не подбирай дозу, не советуй отменять то, что назначил врач. Если есть признаки, при которых нужна срочная помощь, назови их первыми (скорая в России — 103 или 112). В конце дай 3–5 вопросов для моего врача. Пиши просто и объясняй медицинские слова.</w:t>
-      </w:r>
-    </w:p>
-    <w:bookmarkEnd w:id="58"/>
-    <w:bookmarkStart w:id="59" w:name="если-хотите-проверить-сами"/>
-    <w:p>
-      <w:pPr>
-        <w:pStyle w:val="Heading3"/>
-      </w:pPr>
-      <w:r>
-        <w:t xml:space="preserve">Если хотите проверить сами</w:t>
+        <w:t xml:space="preserve">Я беременна, срок ___ недель. Проверь этот текст или совет: «___» (вставьте текст или ссылку). Скажи, верно ли это для беременных: верно, верно отчасти, неверно или не изучено. Объясни, что об этом говорят клинические рекомендации Минздрава России и ВОЗ. Отвечай по клиническим рекомендациям Минздрава России, официальной инструкции из Государственного реестра лекарственных средств и документам ВОЗ; к главным утверждениям дай ссылки. Если не можешь открыть источник или у тебя нет доступа к интернету, скажи об этом прямо и не придумывай ссылки и цифры. Отдели то, что известно точно, от того, где данных мало. Не ставь диагноз, не подбирай дозу, не советуй отменять то, что назначил врач. Если есть признаки, при которых нужна срочная помощь, назови их первыми (скорая в России — 103 или 112). В конце дай 3–5 вопросов для моего врача. Пиши просто и объясняй медицинские слова.</w:t>
+      </w:r>
+    </w:p>
+    <w:p>
+      <w:pPr>
+        <w:pStyle w:val="FirstParagraph"/>
+      </w:pPr>
+      <w:r>
+        <w:rPr>
+          <w:bCs/>
+          <w:b/>
+        </w:rPr>
+        <w:t xml:space="preserve">2. Можно ли мне: еда, процедура, поездка, прививка</w:t>
+      </w:r>
+    </w:p>
+    <w:p>
+      <w:pPr>
+        <w:pStyle w:val="BlockText"/>
+      </w:pPr>
+      <w:r>
+        <w:t xml:space="preserve">Я беременна, срок ___ недель. Можно ли мне ___ (продукт, напиток, витамин, трава, процедура, поездка, прививка, занятие спортом)? Если есть ограничения — по количеству, способу или сроку беременности, — назови их и объясни, на чём они основаны. Если это добавка или трава — что известно о её безопасности при беременности и нужна ли она без назначения врача. Отвечай по клиническим рекомендациям Минздрава России, официальной инструкции из Государственного реестра лекарственных средств и документам ВОЗ; к главным утверждениям дай ссылки. Если не можешь открыть источник или у тебя нет доступа к интернету, скажи об этом прямо и не придумывай ссылки и цифры. Отдели то, что известно точно, от того, где данных мало. Не ставь диагноз, не подбирай дозу, не советуй отменять то, что назначил врач. Если есть признаки, при которых нужна срочная помощь, назови их первыми (скорая в России — 103 или 112). В конце дай 3–5 вопросов для моего врача. Пиши просто и объясняй медицинские слова.</w:t>
+      </w:r>
+    </w:p>
+    <w:p>
+      <w:pPr>
+        <w:pStyle w:val="FirstParagraph"/>
+      </w:pPr>
+      <w:r>
+        <w:rPr>
+          <w:bCs/>
+          <w:b/>
+        </w:rPr>
+        <w:t xml:space="preserve">3. Лекарство</w:t>
+      </w:r>
+    </w:p>
+    <w:p>
+      <w:pPr>
+        <w:pStyle w:val="BlockText"/>
+      </w:pPr>
+      <w:r>
+        <w:t xml:space="preserve">Я беременна, срок ___ недель. Можно ли мне лекарство ___ (название с упаковки)? Кроме него я принимаю: ___ (или «ничего»). Назови действующее вещество. Перескажи, что сказано о беременности в официальной российской инструкции к этому лекарству. Проверь, нет ли того же вещества в других средствах, которые я принимаю. Объясни, насколько это лекарство изучено при беременности и есть ли лучше изученные средства для той же цели. Отвечай по клиническим рекомендациям Минздрава России, официальной инструкции из Государственного реестра лекарственных средств и документам ВОЗ; к главным утверждениям дай ссылки. Если не можешь открыть источник или у тебя нет доступа к интернету, скажи об этом прямо и не придумывай ссылки и цифры. Отдели то, что известно точно, от того, где данных мало. Не ставь диагноз, не подбирай дозу, не советуй отменять то, что назначил врач. Если есть признаки, при которых нужна срочная помощь, назови их первыми (скорая в России — 103 или 112). В конце дай 3–5 вопросов для моего врача. Пиши просто и объясняй медицинские слова.</w:t>
+      </w:r>
+    </w:p>
+    <w:p>
+      <w:pPr>
+        <w:pStyle w:val="FirstParagraph"/>
+      </w:pPr>
+      <w:r>
+        <w:rPr>
+          <w:bCs/>
+          <w:b/>
+        </w:rPr>
+        <w:t xml:space="preserve">4. Симптом</w:t>
+      </w:r>
+    </w:p>
+    <w:p>
+      <w:pPr>
+        <w:pStyle w:val="BlockText"/>
+      </w:pPr>
+      <w:r>
+        <w:t xml:space="preserve">Я беременна, срок ___ недель. У меня ___ (что беспокоит, когда началось, как меняется). Сначала перечисли признаки, при которых с этим нужно вызвать скорую или сразу ехать в роддом. Потом объясни, от чего такое бывает при беременности и как быстро мне обратиться к врачу: на плановом приёме, в тот же или на следующий день или срочно. Отвечай по клиническим рекомендациям Минздрава России, официальной инструкции из Государственного реестра лекарственных средств и документам ВОЗ; к главным утверждениям дай ссылки. Если не можешь открыть источник или у тебя нет доступа к интернету, скажи об этом прямо и не придумывай ссылки и цифры. Отдели то, что известно точно, от того, где данных мало. Не ставь диагноз, не подбирай дозу, не советуй отменять то, что назначил врач. Если есть признаки, при которых нужна срочная помощь, назови их первыми (скорая в России — 103 или 112). В конце дай 3–5 вопросов для моего врача. Пиши просто и объясняй медицинские слова.</w:t>
+      </w:r>
+    </w:p>
+    <w:p>
+      <w:pPr>
+        <w:pStyle w:val="FirstParagraph"/>
+      </w:pPr>
+      <w:r>
+        <w:rPr>
+          <w:bCs/>
+          <w:b/>
+        </w:rPr>
+        <w:t xml:space="preserve">5. Анализ или слово из заключения</w:t>
+      </w:r>
+    </w:p>
+    <w:p>
+      <w:pPr>
+        <w:pStyle w:val="BlockText"/>
+      </w:pPr>
+      <w:r>
+        <w:t xml:space="preserve">Я беременна, срок ___ недель. Объясни простыми словами, что значит ___ (название анализа, результат и единицы измерения или слово из заключения). Учти, что нормы разных лабораторий отличаются. От чего бывает такой результат, что обычно делают дальше. Отвечай по клиническим рекомендациям Минздрава России, официальной инструкции из Государственного реестра лекарственных средств и документам ВОЗ; к главным утверждениям дай ссылки. Если не можешь открыть источник или у тебя нет доступа к интернету, скажи об этом прямо и не придумывай ссылки и цифры. Отдели то, что известно точно, от того, где данных мало. Не ставь диагноз, не подбирай дозу, не советуй отменять то, что назначил врач. Если есть признаки, при которых нужна срочная помощь, назови их первыми (скорая в России — 103 или 112). В конце дай 3–5 вопросов для моего врача. Пиши просто и объясняй медицинские слова.</w:t>
+      </w:r>
+    </w:p>
+    <w:p>
+      <w:pPr>
+        <w:pStyle w:val="FirstParagraph"/>
+      </w:pPr>
+      <w:r>
+        <w:rPr>
+          <w:bCs/>
+          <w:b/>
+        </w:rPr>
+        <w:t xml:space="preserve">6. Уже случилось</w:t>
+      </w:r>
+    </w:p>
+    <w:p>
+      <w:pPr>
+        <w:pStyle w:val="BlockText"/>
+      </w:pPr>
+      <w:r>
+        <w:t xml:space="preserve">Я беременна, срок ___ недель. ___ (что произошло и когда: контакт с заболевшим, укус клеща, выпила алкоголь, сделала рентген). Что известно о таком событии на моём сроке? Сравни с тем, как часто такие же исходы бывают при беременности и без этого. Что мне сделать сейчас, в какие сроки и что сказать врачу? Отвечай по клиническим рекомендациям Минздрава России, официальной инструкции из Государственного реестра лекарственных средств и документам ВОЗ; к главным утверждениям дай ссылки. Если не можешь открыть источник или у тебя нет доступа к интернету, скажи об этом прямо и не придумывай ссылки и цифры. Отдели то, что известно точно, от того, где данных мало. Не ставь диагноз, не подбирай дозу, не советуй отменять то, что назначил врач. Если есть признаки, при которых нужна срочная помощь, назови их первыми (скорая в России — 103 или 112). В конце дай 3–5 вопросов для моего врача. Пиши просто и объясняй медицинские слова.</w:t>
+      </w:r>
+    </w:p>
+    <w:p>
+      <w:pPr>
+        <w:pStyle w:val="FirstParagraph"/>
+      </w:pPr>
+      <w:r>
+        <w:rPr>
+          <w:bCs/>
+          <w:b/>
+        </w:rPr>
+        <w:t xml:space="preserve">7. Подготовка к беременности</w:t>
+      </w:r>
+    </w:p>
+    <w:p>
+      <w:pPr>
+        <w:pStyle w:val="BlockText"/>
+      </w:pPr>
+      <w:r>
+        <w:t xml:space="preserve">Я планирую беременность. ___ (например: принимаю такое-то лекарство; есть такое-то заболевание; хочу знать, какие анализы и прививки сделать заранее). Что советуют сделать до беременности и с каким врачом это обсудить. Отвечай по клиническим рекомендациям Минздрава России, официальной инструкции из Государственного реестра лекарственных средств и документам ВОЗ; к главным утверждениям дай ссылки. Если не можешь открыть источник или у тебя нет доступа к интернету, скажи об этом прямо и не придумывай ссылки и цифры. Отдели то, что известно точно, от того, где данных мало. Не ставь диагноз, не подбирай дозу, не советуй отменять то, что назначил врач. Если есть признаки, при которых нужна срочная помощь, назови их первыми (скорая в России — 103 или 112). В конце дай 3–5 вопросов для моего врача. Пиши просто и объясняй медицинские слова.</w:t>
+      </w:r>
+    </w:p>
+    <w:p>
+      <w:pPr>
+        <w:pStyle w:val="FirstParagraph"/>
+      </w:pPr>
+      <w:r>
+        <w:rPr>
+          <w:iCs/>
+          <w:i/>
+        </w:rPr>
+        <w:t xml:space="preserve">В HTML у каждого запроса — поле для своего текста и кнопка «Скопировать»; полный текст запроса скрыт под «Показать текст запроса» (</w:t>
+      </w:r>
+      <w:r>
+        <w:rPr>
+          <w:rStyle w:val="VerbatimChar"/>
+          <w:iCs/>
+          <w:i/>
+        </w:rPr>
+        <w:t xml:space="preserve">editorial/html-navigaciya.md</w:t>
+      </w:r>
+      <w:r>
+        <w:rPr>
+          <w:iCs/>
+          <w:i/>
+        </w:rPr>
+        <w:t xml:space="preserve">).</w:t>
+      </w:r>
+    </w:p>
+    <w:p>
+      <w:r>
+        <w:pict>
+          <v:rect style="width:0;height:1.5pt" o:hralign="center" o:hrstd="t" o:hr="t"/>
+        </w:pict>
+      </w:r>
+    </w:p>
+    <w:bookmarkEnd w:id="55"/>
+    <w:bookmarkEnd w:id="56"/>
+    <w:bookmarkStart w:id="65" w:name="клинические-и-научные-источники"/>
+    <w:p>
+      <w:pPr>
+        <w:pStyle w:val="Heading2"/>
+      </w:pPr>
+      <w:r>
+        <w:t xml:space="preserve">Клинические и научные источники</w:t>
+      </w:r>
+    </w:p>
+    <w:p>
+      <w:pPr>
+        <w:pStyle w:val="FirstParagraph"/>
+      </w:pPr>
+      <w:r>
+        <w:t xml:space="preserve">Медицинские сведения приложений взяты из тем книги; источники — в списках этих тем. Уровни срочности Приложения 1 перенесены из Темы 11 (бывшая таблица раздела 11.6) — их источники в списке Темы 11 с отметкой «11.6». Ниже — источники того, чего в темах нет: когда ехать в роддом при схватках после 37 недель (Приложение 1), определения форм и условий медицинской помощи (Приложение 2), как проверять информацию и спрашивать ИИ (Приложение 3), ресурсы проверки лекарств (Приложение 2). Подробный разбор ресурсов — отчёт</w:t>
+      </w:r>
+      <w:r>
+        <w:t xml:space="preserve"> </w:t>
+      </w:r>
+      <w:r>
+        <w:rPr>
+          <w:rStyle w:val="VerbatimChar"/>
+        </w:rPr>
+        <w:t xml:space="preserve">editorial/reports/resursy-proverki-lekarstv-2026-10-20.md</w:t>
+      </w:r>
+      <w:r>
+        <w:t xml:space="preserve">. Все адреса проверены 20.10.2026.</w:t>
       </w:r>
     </w:p>
     <w:p>
@@ -5947,164 +5944,12 @@
         <w:pStyle w:val="Compact"/>
       </w:pPr>
       <w:r>
-        <w:rPr>
-          <w:bCs/>
-          <w:b/>
-        </w:rPr>
-        <w:t xml:space="preserve">Официальная инструкция.</w:t>
+        <w:t xml:space="preserve">National Library of Medicine (США), MedlinePlus.</w:t>
       </w:r>
       <w:r>
         <w:t xml:space="preserve"> </w:t>
       </w:r>
-      <w:r>
-        <w:t xml:space="preserve">Сайт grls.rosminzdrav.ru — Государственный реестр лекарственных средств. Найдите лекарство по названию, откройте карточку и нажмите «Показать инструкции». Если файлов несколько, откройте последний по дате. Если лекарства в реестре нет, возможно, это биологически активная добавка, а не лекарство: скажите об этом врачу.</w:t>
-      </w:r>
-    </w:p>
-    <w:p>
-      <w:pPr>
-        <w:numPr>
-          <w:ilvl w:val="0"/>
-          <w:numId w:val="1009"/>
-        </w:numPr>
-        <w:pStyle w:val="Compact"/>
-      </w:pPr>
-      <w:r>
-        <w:rPr>
-          <w:bCs/>
-          <w:b/>
-        </w:rPr>
-        <w:t xml:space="preserve">Настоящая ли упаковка.</w:t>
-      </w:r>
-      <w:r>
-        <w:t xml:space="preserve"> </w:t>
-      </w:r>
-      <w:r>
-        <w:t xml:space="preserve">Бесплатное приложение «Честный знак»: отсканируйте квадратный код на упаковке. «Товар проверен» значит, что упаковка легальная; состав и качество приложение не проверяет. Если приложение пишет «Сомнительный товар», «Лекарство запрещено к продаже» или «Код не найден», не принимайте лекарство и покажите упаковку фармацевту.</w:t>
-      </w:r>
-    </w:p>
-    <w:p>
-      <w:pPr>
-        <w:numPr>
-          <w:ilvl w:val="0"/>
-          <w:numId w:val="1009"/>
-        </w:numPr>
-        <w:pStyle w:val="Compact"/>
-      </w:pPr>
-      <w:r>
-        <w:rPr>
-          <w:bCs/>
-          <w:b/>
-        </w:rPr>
-        <w:t xml:space="preserve">Не изъята ли партия из продажи.</w:t>
-      </w:r>
-      <w:r>
-        <w:t xml:space="preserve"> </w:t>
-      </w:r>
-      <w:r>
-        <w:t xml:space="preserve">Сайт Росздравнадзора, страница roszdravnadzor.gov.ru/services/lssearch: введите название и номер серии с упаковки.</w:t>
-      </w:r>
-    </w:p>
-    <w:p>
-      <w:pPr>
-        <w:numPr>
-          <w:ilvl w:val="0"/>
-          <w:numId w:val="1009"/>
-        </w:numPr>
-        <w:pStyle w:val="Compact"/>
-      </w:pPr>
-      <w:r>
-        <w:rPr>
-          <w:bCs/>
-          <w:b/>
-        </w:rPr>
-        <w:t xml:space="preserve">Есть ли у интернет-аптеки лицензия.</w:t>
-      </w:r>
-      <w:r>
-        <w:t xml:space="preserve"> </w:t>
-      </w:r>
-      <w:r>
-        <w:t xml:space="preserve">Сайт Росздравнадзора, страница roszdravnadzor.gov.ru/services/licenses: введите название аптеки или ИНН с её сайта.</w:t>
-      </w:r>
-    </w:p>
-    <w:p>
-      <w:pPr>
-        <w:pStyle w:val="FirstParagraph"/>
-      </w:pPr>
-      <w:r>
-        <w:t xml:space="preserve">Справочники РЛС, «Видаль» и похожие сайты удобны, но это не официальная инструкция: если сведения расходятся, верна инструкция из реестра.</w:t>
-      </w:r>
-    </w:p>
-    <w:p>
-      <w:pPr>
-        <w:pStyle w:val="BodyText"/>
-      </w:pPr>
-      <w:r>
-        <w:rPr>
-          <w:bCs/>
-          <w:b/>
-        </w:rPr>
-        <w:t xml:space="preserve">Если после лекарства появилась нежелательная реакция,</w:t>
-      </w:r>
-      <w:r>
-        <w:t xml:space="preserve"> </w:t>
-      </w:r>
-      <w:r>
-        <w:t xml:space="preserve">скажите об этом врачу: он оценит её и сообщит в Росздравнадзор. Если реакция тяжёлая — отёк лица и горла, затруднённое дыхание, — сначала Раздел 0, пункт 0.11.</w:t>
-      </w:r>
-    </w:p>
-    <w:p>
-      <w:r>
-        <w:pict>
-          <v:rect style="width:0;height:1.5pt" o:hralign="center" o:hrstd="t" o:hr="t"/>
-        </w:pict>
-      </w:r>
-    </w:p>
-    <w:bookmarkEnd w:id="59"/>
-    <w:bookmarkEnd w:id="60"/>
-    <w:bookmarkStart w:id="69" w:name="клинические-и-научные-источники"/>
-    <w:p>
-      <w:pPr>
-        <w:pStyle w:val="Heading2"/>
-      </w:pPr>
-      <w:r>
-        <w:t xml:space="preserve">Клинические и научные источники</w:t>
-      </w:r>
-    </w:p>
-    <w:p>
-      <w:pPr>
-        <w:pStyle w:val="FirstParagraph"/>
-      </w:pPr>
-      <w:r>
-        <w:t xml:space="preserve">Медицинские сведения приложений взяты из тем книги; источники — в списках этих тем. Уровни срочности Приложения 1 перенесены из Темы 11 (бывшая таблица раздела 11.6) — их источники в списке Темы 11 с отметкой «11.6». Ниже — источники того, чего в темах нет: когда ехать в роддом при схватках после 37 недель (Приложение 1), определения форм и условий медицинской помощи (Приложение 2), как проверять информацию и спрашивать ИИ (Приложение 3), ресурсы проверки лекарств (Приложения 2 и 4). Подробный разбор ресурсов — отчёт</w:t>
-      </w:r>
-      <w:r>
-        <w:t xml:space="preserve"> </w:t>
-      </w:r>
-      <w:r>
-        <w:rPr>
-          <w:rStyle w:val="VerbatimChar"/>
-        </w:rPr>
-        <w:t xml:space="preserve">editorial/reports/resursy-proverki-lekarstv-2026-10-20.md</w:t>
-      </w:r>
-      <w:r>
-        <w:t xml:space="preserve">. Все адреса проверены 20.10.2026.</w:t>
-      </w:r>
-    </w:p>
-    <w:p>
-      <w:pPr>
-        <w:numPr>
-          <w:ilvl w:val="0"/>
-          <w:numId w:val="1010"/>
-        </w:numPr>
-        <w:pStyle w:val="Compact"/>
-      </w:pPr>
-      <w:r>
-        <w:t xml:space="preserve">National Library of Medicine (США), MedlinePlus.</w:t>
-      </w:r>
-      <w:r>
-        <w:t xml:space="preserve"> </w:t>
-      </w:r>
-      <w:hyperlink r:id="rId61">
+      <w:hyperlink r:id="rId57">
         <w:r>
           <w:rPr>
             <w:rStyle w:val="Hyperlink"/>
@@ -6120,7 +5965,7 @@
       <w:pPr>
         <w:numPr>
           <w:ilvl w:val="0"/>
-          <w:numId w:val="1010"/>
+          <w:numId w:val="1009"/>
         </w:numPr>
         <w:pStyle w:val="Compact"/>
       </w:pPr>
@@ -6142,7 +5987,7 @@
       <w:pPr>
         <w:numPr>
           <w:ilvl w:val="0"/>
-          <w:numId w:val="1010"/>
+          <w:numId w:val="1009"/>
         </w:numPr>
         <w:pStyle w:val="Compact"/>
       </w:pPr>
@@ -6152,7 +5997,7 @@
       <w:r>
         <w:t xml:space="preserve"> </w:t>
       </w:r>
-      <w:hyperlink r:id="rId62">
+      <w:hyperlink r:id="rId58">
         <w:r>
           <w:rPr>
             <w:rStyle w:val="Hyperlink"/>
@@ -6178,17 +6023,17 @@
       <w:pPr>
         <w:numPr>
           <w:ilvl w:val="0"/>
-          <w:numId w:val="1010"/>
+          <w:numId w:val="1009"/>
         </w:numPr>
         <w:pStyle w:val="Compact"/>
       </w:pPr>
       <w:r>
-        <w:t xml:space="preserve">Минздрав России. Приказ от 09.02.2016 № 80н «Об утверждении Порядка ведения государственного реестра лекарственных средств для медицинского применения» (base.garant.ru/71358650), п. 13 — «Сведения, содержащиеся в Реестре, являются открытыми и общедоступными» (Приложения 2 и 4).</w:t>
+        <w:t xml:space="preserve">Минздрав России. Приказ от 09.02.2016 № 80н «Об утверждении Порядка ведения государственного реестра лекарственных средств для медицинского применения» (base.garant.ru/71358650), п. 13 — «Сведения, содержащиеся в Реестре, являются открытыми и общедоступными» (Приложение 2).</w:t>
       </w:r>
       <w:r>
         <w:t xml:space="preserve"> </w:t>
       </w:r>
-      <w:hyperlink r:id="rId63">
+      <w:hyperlink r:id="rId59">
         <w:r>
           <w:rPr>
             <w:rStyle w:val="Hyperlink"/>
@@ -6197,7 +6042,7 @@
         </w:r>
       </w:hyperlink>
       <w:r>
-        <w:t xml:space="preserve">. Т—Ж, «14 авторитетных медицинских источников», 22.04.2025 — поиск по торговому названию и действующему веществу, кнопка «Показать инструкции», первой открывается самая старая версия инструкции; отсутствие препарата в реестре — повод заподозрить БАД (Приложения 2 и 4).</w:t>
+        <w:t xml:space="preserve">. Т—Ж, «14 авторитетных медицинских источников», 22.04.2025 — поиск по торговому названию и действующему веществу, кнопка «Показать инструкции», первой открывается самая старая версия инструкции; отсутствие препарата в реестре — повод заподозрить БАД (Приложение 2).</w:t>
       </w:r>
       <w:r>
         <w:t xml:space="preserve"> </w:t>
@@ -6214,7 +6059,7 @@
       <w:pPr>
         <w:numPr>
           <w:ilvl w:val="0"/>
-          <w:numId w:val="1010"/>
+          <w:numId w:val="1009"/>
         </w:numPr>
         <w:pStyle w:val="Compact"/>
       </w:pPr>
@@ -6224,7 +6069,7 @@
       <w:r>
         <w:t xml:space="preserve"> </w:t>
       </w:r>
-      <w:hyperlink r:id="rId64">
+      <w:hyperlink r:id="rId60">
         <w:r>
           <w:rPr>
             <w:rStyle w:val="Hyperlink"/>
@@ -6236,7 +6081,7 @@
         <w:t xml:space="preserve"> </w:t>
       </w:r>
       <w:r>
-        <w:t xml:space="preserve">— поиск по торговому названию, действующему веществу, производителю и серии (Приложения 2 и 4).</w:t>
+        <w:t xml:space="preserve">— поиск по торговому названию, действующему веществу, производителю и серии (Приложение 2).</w:t>
       </w:r>
       <w:r>
         <w:t xml:space="preserve"> </w:t>
@@ -6253,7 +6098,7 @@
       <w:pPr>
         <w:numPr>
           <w:ilvl w:val="0"/>
-          <w:numId w:val="1010"/>
+          <w:numId w:val="1009"/>
         </w:numPr>
         <w:pStyle w:val="Compact"/>
       </w:pPr>
@@ -6263,7 +6108,7 @@
       <w:r>
         <w:t xml:space="preserve"> </w:t>
       </w:r>
-      <w:hyperlink r:id="rId65">
+      <w:hyperlink r:id="rId61">
         <w:r>
           <w:rPr>
             <w:rStyle w:val="Hyperlink"/>
@@ -6275,14 +6120,14 @@
         <w:t xml:space="preserve"> </w:t>
       </w:r>
       <w:r>
-        <w:t xml:space="preserve">— поиск организации по названию, ИНН, ОГРН (Приложения 2 и 4).</w:t>
+        <w:t xml:space="preserve">— поиск организации по названию, ИНН, ОГРН (Приложение 2).</w:t>
       </w:r>
     </w:p>
     <w:p>
       <w:pPr>
         <w:numPr>
           <w:ilvl w:val="0"/>
-          <w:numId w:val="1010"/>
+          <w:numId w:val="1009"/>
         </w:numPr>
         <w:pStyle w:val="Compact"/>
       </w:pPr>
@@ -6292,7 +6137,7 @@
       <w:r>
         <w:t xml:space="preserve"> </w:t>
       </w:r>
-      <w:hyperlink r:id="rId66">
+      <w:hyperlink r:id="rId62">
         <w:r>
           <w:rPr>
             <w:rStyle w:val="Hyperlink"/>
@@ -6304,7 +6149,7 @@
         <w:t xml:space="preserve"> </w:t>
       </w:r>
       <w:r>
-        <w:t xml:space="preserve">— потребитель может проверить легальность товара по коду; статусы «Товар проверен», «Сомнительный товар», «Лекарство запрещено к продаже», «Код не найден» (Приложения 2 и 4).</w:t>
+        <w:t xml:space="preserve">— потребитель может проверить легальность товара по коду; статусы «Товар проверен», «Сомнительный товар», «Лекарство запрещено к продаже», «Код не найден» (Приложение 2).</w:t>
       </w:r>
       <w:r>
         <w:t xml:space="preserve"> </w:t>
@@ -6321,7 +6166,7 @@
       <w:pPr>
         <w:numPr>
           <w:ilvl w:val="0"/>
-          <w:numId w:val="1010"/>
+          <w:numId w:val="1009"/>
         </w:numPr>
         <w:pStyle w:val="Compact"/>
       </w:pPr>
@@ -6331,7 +6176,7 @@
       <w:r>
         <w:t xml:space="preserve"> </w:t>
       </w:r>
-      <w:hyperlink r:id="rId67">
+      <w:hyperlink r:id="rId63">
         <w:r>
           <w:rPr>
             <w:rStyle w:val="Hyperlink"/>
@@ -6343,7 +6188,7 @@
         <w:t xml:space="preserve"> </w:t>
       </w:r>
       <w:r>
-        <w:t xml:space="preserve">— пациент может потребовать, чтобы врач заполнил и отправил извещение о нежелательной реакции (Приложения 2 и 4).</w:t>
+        <w:t xml:space="preserve">— пациент может потребовать, чтобы врач заполнил и отправил извещение о нежелательной реакции (Приложение 2).</w:t>
       </w:r>
       <w:r>
         <w:t xml:space="preserve"> </w:t>
@@ -6360,7 +6205,7 @@
       <w:pPr>
         <w:numPr>
           <w:ilvl w:val="0"/>
-          <w:numId w:val="1010"/>
+          <w:numId w:val="1009"/>
         </w:numPr>
         <w:pStyle w:val="Compact"/>
       </w:pPr>
@@ -6392,7 +6237,7 @@
       <w:pPr>
         <w:numPr>
           <w:ilvl w:val="0"/>
-          <w:numId w:val="1010"/>
+          <w:numId w:val="1009"/>
         </w:numPr>
         <w:pStyle w:val="Compact"/>
       </w:pPr>
@@ -6402,7 +6247,7 @@
       <w:r>
         <w:t xml:space="preserve"> </w:t>
       </w:r>
-      <w:hyperlink r:id="rId68">
+      <w:hyperlink r:id="rId64">
         <w:r>
           <w:rPr>
             <w:rStyle w:val="Hyperlink"/>
@@ -6424,8 +6269,8 @@
         <w:t xml:space="preserve">Приложения В «Информация для пациента» в копии нет; правило «при таких схватках — в роддом» выведено автором из определения начала родов — проверить врачу.</w:t>
       </w:r>
     </w:p>
-    <w:bookmarkEnd w:id="69"/>
-    <w:bookmarkEnd w:id="70"/>
+    <w:bookmarkEnd w:id="65"/>
+    <w:bookmarkEnd w:id="66"/>
     <w:sectPr/>
   </w:body>
 </w:document>
@@ -6709,6 +6554,12 @@
     <w:abstractNumId w:val="991"/>
   </w:num>
   <w:num w:numId="1005">
+    <w:abstractNumId w:val="991"/>
+  </w:num>
+  <w:num w:numId="1006">
+    <w:abstractNumId w:val="991"/>
+  </w:num>
+  <w:num w:numId="1007">
     <w:abstractNumId w:val="99411"/>
     <w:lvlOverride w:ilvl="0">
       <w:startOverride w:val="1"/>
@@ -6738,19 +6589,10 @@
       <w:startOverride w:val="1"/>
     </w:lvlOverride>
   </w:num>
-  <w:num w:numId="1006">
-    <w:abstractNumId w:val="991"/>
-  </w:num>
-  <w:num w:numId="1007">
-    <w:abstractNumId w:val="991"/>
-  </w:num>
   <w:num w:numId="1008">
     <w:abstractNumId w:val="991"/>
   </w:num>
   <w:num w:numId="1009">
-    <w:abstractNumId w:val="991"/>
-  </w:num>
-  <w:num w:numId="1010">
     <w:abstractNumId w:val="99411"/>
     <w:lvlOverride w:ilvl="0">
       <w:startOverride w:val="1"/>

--- a/themes/appendices/appendices draft.docx
+++ b/themes/appendices/appendices draft.docx
@@ -5283,7 +5283,7 @@
         <w:t xml:space="preserve"> </w:t>
       </w:r>
       <w:r>
-        <w:t xml:space="preserve">«Клинический» — относящийся к осмотру и лечению людей. Клинические рекомендации — официальные документы о том, как обследовать и лечить определённое состояние: их составляют медицинские профессиональные общества и одобряет Минздрав России, по ним работают врачи и на них опирается эта книга. Клиническое исследование — исследование лекарства или способа лечения с участием людей. Клинический анализ крови — то же, что общий анализ крови.</w:t>
+        <w:t xml:space="preserve">«Клинический» — относящийся к осмотру и лечению людей. Клинические рекомендации — официальные документы о том, как обследовать и лечить определённое состояние: их составляют медицинские профессиональные общества, а одобряет научно-практический совет Минздрава России, по ним работают врачи и на них опирается эта книга. Клиническое исследование — исследование лекарства или способа лечения с участием людей. Клинический анализ крови — то же, что общий анализ крови.</w:t>
       </w:r>
     </w:p>
     <w:bookmarkEnd w:id="46"/>
@@ -6210,7 +6210,7 @@
         <w:pStyle w:val="Compact"/>
       </w:pPr>
       <w:r>
-        <w:t xml:space="preserve">Федеральный закон от 21.11.2011 № 323-ФЗ «Об основах охраны здоровья граждан в Российской Федерации», ст. 32 — формы медицинской помощи (экстренная — при угрозе жизни; неотложная — без явных признаков угрозы жизни; плановая — отсрочка не ведёт к ухудшению) и условия её оказания (вне медицинской организации, амбулаторно, в дневном стационаре, стационарно — с круглосуточным наблюдением) (Приложение 2); ст. 37 — медицинская помощь оказывается на основе клинических рекомендаций; их разрабатывают медицинские профессиональные некоммерческие организации, одобряет научно-практический совет Минздрава России (Приложение 2, «Клинический»).</w:t>
+        <w:t xml:space="preserve">Федеральный закон от 21.11.2011 № 323-ФЗ «Об основах охраны здоровья граждан в Российской Федерации», ст. 32 — формы медицинской помощи (экстренная — при угрозе жизни; неотложная — без явных признаков угрозы жизни; плановая — отсрочка не ведёт к ухудшению) и условия её оказания (вне медицинской организации, амбулаторно, в дневном стационаре, стационарно — с круглосуточным наблюдением) (Приложение 2); ст. 37 — медицинская помощь оказывается на основе клинических рекомендаций; их разрабатывают медицинские профессиональные некоммерческие организации, одобряет научно-практический совет, созданный Минздравом России (Приложение 2, «Клинический»).</w:t>
       </w:r>
       <w:r>
         <w:t xml:space="preserve"> </w:t>
@@ -6220,7 +6220,7 @@
           <w:iCs/>
           <w:i/>
         </w:rPr>
-        <w:t xml:space="preserve">Статья 37 — по знанию редакции закона, не сверена 20.10.2026: сверить.</w:t>
+        <w:t xml:space="preserve">Статья 37 сверена 20.10.2026 по тексту Федерального закона от 25.12.2018 № 489-ФЗ, которым она изложена (rulaws.ru).</w:t>
       </w:r>
       <w:r>
         <w:t xml:space="preserve"> </w:t>

--- a/themes/appendices/appendices draft.docx
+++ b/themes/appendices/appendices draft.docx
@@ -213,7 +213,7 @@
               <w:jc w:val="left"/>
             </w:pPr>
             <w:r>
-              <w:t xml:space="preserve">—</w:t>
+              <w:t xml:space="preserve">Тема 4, раздел 4.8</w:t>
             </w:r>
           </w:p>
         </w:tc>
